--- a/Smart_Parking_Platform_Project_Document.docx
+++ b/Smart_Parking_Platform_Project_Document.docx
@@ -105,14 +105,23 @@
     </w:p>
     <w:p>
       <w:pPr>
-        <w:pStyle w:val="Heading2"/>
+        <w:rPr>
+          <w:b/>
+          <w:bCs/>
+          <w:sz w:val="28"/>
+          <w:szCs w:val="28"/>
+        </w:rPr>
       </w:pPr>
       <w:bookmarkStart w:id="1" w:name="document-control"/>
-      <w:bookmarkStart w:id="2" w:name="_Toc239955039"/>
-      <w:r>
+      <w:r>
+        <w:rPr>
+          <w:b/>
+          <w:bCs/>
+          <w:sz w:val="28"/>
+          <w:szCs w:val="28"/>
+        </w:rPr>
         <w:t>Document Control</w:t>
       </w:r>
-      <w:bookmarkEnd w:id="2"/>
     </w:p>
     <w:tbl>
       <w:tblPr>
@@ -275,7 +284,11 @@
           <w:tab w:val="right" w:leader="dot" w:pos="9350"/>
         </w:tabs>
         <w:rPr>
+          <w:rFonts w:eastAsiaTheme="minorEastAsia"/>
           <w:noProof/>
+          <w:kern w:val="2"/>
+          <w:lang w:val="en-AS" w:eastAsia="en-AS"/>
+          <w14:ligatures w14:val="standardContextual"/>
         </w:rPr>
       </w:pPr>
       <w:r>
@@ -287,13 +300,13 @@
       <w:r>
         <w:fldChar w:fldCharType="separate"/>
       </w:r>
-      <w:hyperlink w:anchor="_Toc239955039" w:history="1">
+      <w:hyperlink w:anchor="_Toc239958257" w:history="1">
         <w:r>
           <w:rPr>
             <w:rStyle w:val="Hyperlink"/>
             <w:noProof/>
           </w:rPr>
-          <w:t>Document Control</w:t>
+          <w:t>1. Introduction</w:t>
         </w:r>
         <w:r>
           <w:rPr>
@@ -314,7 +327,7 @@
             <w:noProof/>
             <w:webHidden/>
           </w:rPr>
-          <w:instrText xml:space="preserve"> PAGEREF _Toc239955039 \h </w:instrText>
+          <w:instrText xml:space="preserve"> PAGEREF _Toc239958257 \h </w:instrText>
         </w:r>
         <w:r>
           <w:rPr>
@@ -334,7 +347,7 @@
             <w:noProof/>
             <w:webHidden/>
           </w:rPr>
-          <w:t>1</w:t>
+          <w:t>3</w:t>
         </w:r>
         <w:r>
           <w:rPr>
@@ -352,16 +365,20 @@
           <w:tab w:val="right" w:leader="dot" w:pos="9350"/>
         </w:tabs>
         <w:rPr>
+          <w:rFonts w:eastAsiaTheme="minorEastAsia"/>
           <w:noProof/>
-        </w:rPr>
-      </w:pPr>
-      <w:hyperlink w:anchor="_Toc239955040" w:history="1">
+          <w:kern w:val="2"/>
+          <w:lang w:val="en-AS" w:eastAsia="en-AS"/>
+          <w14:ligatures w14:val="standardContextual"/>
+        </w:rPr>
+      </w:pPr>
+      <w:hyperlink w:anchor="_Toc239958258" w:history="1">
         <w:r>
           <w:rPr>
             <w:rStyle w:val="Hyperlink"/>
             <w:noProof/>
           </w:rPr>
-          <w:t>1. Introduction</w:t>
+          <w:t>2. Existing Software Landscape (Research)</w:t>
         </w:r>
         <w:r>
           <w:rPr>
@@ -382,7 +399,7 @@
             <w:noProof/>
             <w:webHidden/>
           </w:rPr>
-          <w:instrText xml:space="preserve"> PAGEREF _Toc239955040 \h </w:instrText>
+          <w:instrText xml:space="preserve"> PAGEREF _Toc239958258 \h </w:instrText>
         </w:r>
         <w:r>
           <w:rPr>
@@ -403,6 +420,366 @@
             <w:webHidden/>
           </w:rPr>
           <w:t>3</w:t>
+        </w:r>
+        <w:r>
+          <w:rPr>
+            <w:noProof/>
+            <w:webHidden/>
+          </w:rPr>
+          <w:fldChar w:fldCharType="end"/>
+        </w:r>
+      </w:hyperlink>
+    </w:p>
+    <w:p>
+      <w:pPr>
+        <w:pStyle w:val="TOC3"/>
+        <w:tabs>
+          <w:tab w:val="right" w:leader="dot" w:pos="9350"/>
+        </w:tabs>
+        <w:rPr>
+          <w:rFonts w:eastAsiaTheme="minorEastAsia"/>
+          <w:noProof/>
+          <w:kern w:val="2"/>
+          <w:lang w:val="en-AS" w:eastAsia="en-AS"/>
+          <w14:ligatures w14:val="standardContextual"/>
+        </w:rPr>
+      </w:pPr>
+      <w:hyperlink w:anchor="_Toc239958259" w:history="1">
+        <w:r>
+          <w:rPr>
+            <w:rStyle w:val="Hyperlink"/>
+            <w:noProof/>
+          </w:rPr>
+          <w:t>2.1 Purpose of the Research</w:t>
+        </w:r>
+        <w:r>
+          <w:rPr>
+            <w:noProof/>
+            <w:webHidden/>
+          </w:rPr>
+          <w:tab/>
+        </w:r>
+        <w:r>
+          <w:rPr>
+            <w:noProof/>
+            <w:webHidden/>
+          </w:rPr>
+          <w:fldChar w:fldCharType="begin"/>
+        </w:r>
+        <w:r>
+          <w:rPr>
+            <w:noProof/>
+            <w:webHidden/>
+          </w:rPr>
+          <w:instrText xml:space="preserve"> PAGEREF _Toc239958259 \h </w:instrText>
+        </w:r>
+        <w:r>
+          <w:rPr>
+            <w:noProof/>
+            <w:webHidden/>
+          </w:rPr>
+        </w:r>
+        <w:r>
+          <w:rPr>
+            <w:noProof/>
+            <w:webHidden/>
+          </w:rPr>
+          <w:fldChar w:fldCharType="separate"/>
+        </w:r>
+        <w:r>
+          <w:rPr>
+            <w:noProof/>
+            <w:webHidden/>
+          </w:rPr>
+          <w:t>3</w:t>
+        </w:r>
+        <w:r>
+          <w:rPr>
+            <w:noProof/>
+            <w:webHidden/>
+          </w:rPr>
+          <w:fldChar w:fldCharType="end"/>
+        </w:r>
+      </w:hyperlink>
+    </w:p>
+    <w:p>
+      <w:pPr>
+        <w:pStyle w:val="TOC3"/>
+        <w:tabs>
+          <w:tab w:val="right" w:leader="dot" w:pos="9350"/>
+        </w:tabs>
+        <w:rPr>
+          <w:rFonts w:eastAsiaTheme="minorEastAsia"/>
+          <w:noProof/>
+          <w:kern w:val="2"/>
+          <w:lang w:val="en-AS" w:eastAsia="en-AS"/>
+          <w14:ligatures w14:val="standardContextual"/>
+        </w:rPr>
+      </w:pPr>
+      <w:hyperlink w:anchor="_Toc239958260" w:history="1">
+        <w:r>
+          <w:rPr>
+            <w:rStyle w:val="Hyperlink"/>
+            <w:noProof/>
+          </w:rPr>
+          <w:t>2.2 Market Overview</w:t>
+        </w:r>
+        <w:r>
+          <w:rPr>
+            <w:noProof/>
+            <w:webHidden/>
+          </w:rPr>
+          <w:tab/>
+        </w:r>
+        <w:r>
+          <w:rPr>
+            <w:noProof/>
+            <w:webHidden/>
+          </w:rPr>
+          <w:fldChar w:fldCharType="begin"/>
+        </w:r>
+        <w:r>
+          <w:rPr>
+            <w:noProof/>
+            <w:webHidden/>
+          </w:rPr>
+          <w:instrText xml:space="preserve"> PAGEREF _Toc239958260 \h </w:instrText>
+        </w:r>
+        <w:r>
+          <w:rPr>
+            <w:noProof/>
+            <w:webHidden/>
+          </w:rPr>
+        </w:r>
+        <w:r>
+          <w:rPr>
+            <w:noProof/>
+            <w:webHidden/>
+          </w:rPr>
+          <w:fldChar w:fldCharType="separate"/>
+        </w:r>
+        <w:r>
+          <w:rPr>
+            <w:noProof/>
+            <w:webHidden/>
+          </w:rPr>
+          <w:t>3</w:t>
+        </w:r>
+        <w:r>
+          <w:rPr>
+            <w:noProof/>
+            <w:webHidden/>
+          </w:rPr>
+          <w:fldChar w:fldCharType="end"/>
+        </w:r>
+      </w:hyperlink>
+    </w:p>
+    <w:p>
+      <w:pPr>
+        <w:pStyle w:val="TOC3"/>
+        <w:tabs>
+          <w:tab w:val="right" w:leader="dot" w:pos="9350"/>
+        </w:tabs>
+        <w:rPr>
+          <w:rFonts w:eastAsiaTheme="minorEastAsia"/>
+          <w:noProof/>
+          <w:kern w:val="2"/>
+          <w:lang w:val="en-AS" w:eastAsia="en-AS"/>
+          <w14:ligatures w14:val="standardContextual"/>
+        </w:rPr>
+      </w:pPr>
+      <w:hyperlink w:anchor="_Toc239958261" w:history="1">
+        <w:r>
+          <w:rPr>
+            <w:rStyle w:val="Hyperlink"/>
+            <w:noProof/>
+          </w:rPr>
+          <w:t>2.3 Competitor Analysis</w:t>
+        </w:r>
+        <w:r>
+          <w:rPr>
+            <w:noProof/>
+            <w:webHidden/>
+          </w:rPr>
+          <w:tab/>
+        </w:r>
+        <w:r>
+          <w:rPr>
+            <w:noProof/>
+            <w:webHidden/>
+          </w:rPr>
+          <w:fldChar w:fldCharType="begin"/>
+        </w:r>
+        <w:r>
+          <w:rPr>
+            <w:noProof/>
+            <w:webHidden/>
+          </w:rPr>
+          <w:instrText xml:space="preserve"> PAGEREF _Toc239958261 \h </w:instrText>
+        </w:r>
+        <w:r>
+          <w:rPr>
+            <w:noProof/>
+            <w:webHidden/>
+          </w:rPr>
+        </w:r>
+        <w:r>
+          <w:rPr>
+            <w:noProof/>
+            <w:webHidden/>
+          </w:rPr>
+          <w:fldChar w:fldCharType="separate"/>
+        </w:r>
+        <w:r>
+          <w:rPr>
+            <w:noProof/>
+            <w:webHidden/>
+          </w:rPr>
+          <w:t>3</w:t>
+        </w:r>
+        <w:r>
+          <w:rPr>
+            <w:noProof/>
+            <w:webHidden/>
+          </w:rPr>
+          <w:fldChar w:fldCharType="end"/>
+        </w:r>
+      </w:hyperlink>
+    </w:p>
+    <w:p>
+      <w:pPr>
+        <w:pStyle w:val="TOC3"/>
+        <w:tabs>
+          <w:tab w:val="right" w:leader="dot" w:pos="9350"/>
+        </w:tabs>
+        <w:rPr>
+          <w:rFonts w:eastAsiaTheme="minorEastAsia"/>
+          <w:noProof/>
+          <w:kern w:val="2"/>
+          <w:lang w:val="en-AS" w:eastAsia="en-AS"/>
+          <w14:ligatures w14:val="standardContextual"/>
+        </w:rPr>
+      </w:pPr>
+      <w:hyperlink w:anchor="_Toc239958262" w:history="1">
+        <w:r>
+          <w:rPr>
+            <w:rStyle w:val="Hyperlink"/>
+            <w:noProof/>
+          </w:rPr>
+          <w:t>2.4 Common Weaknesses in Current Solutions</w:t>
+        </w:r>
+        <w:r>
+          <w:rPr>
+            <w:noProof/>
+            <w:webHidden/>
+          </w:rPr>
+          <w:tab/>
+        </w:r>
+        <w:r>
+          <w:rPr>
+            <w:noProof/>
+            <w:webHidden/>
+          </w:rPr>
+          <w:fldChar w:fldCharType="begin"/>
+        </w:r>
+        <w:r>
+          <w:rPr>
+            <w:noProof/>
+            <w:webHidden/>
+          </w:rPr>
+          <w:instrText xml:space="preserve"> PAGEREF _Toc239958262 \h </w:instrText>
+        </w:r>
+        <w:r>
+          <w:rPr>
+            <w:noProof/>
+            <w:webHidden/>
+          </w:rPr>
+        </w:r>
+        <w:r>
+          <w:rPr>
+            <w:noProof/>
+            <w:webHidden/>
+          </w:rPr>
+          <w:fldChar w:fldCharType="separate"/>
+        </w:r>
+        <w:r>
+          <w:rPr>
+            <w:noProof/>
+            <w:webHidden/>
+          </w:rPr>
+          <w:t>4</w:t>
+        </w:r>
+        <w:r>
+          <w:rPr>
+            <w:noProof/>
+            <w:webHidden/>
+          </w:rPr>
+          <w:fldChar w:fldCharType="end"/>
+        </w:r>
+      </w:hyperlink>
+    </w:p>
+    <w:p>
+      <w:pPr>
+        <w:pStyle w:val="TOC3"/>
+        <w:tabs>
+          <w:tab w:val="right" w:leader="dot" w:pos="9350"/>
+        </w:tabs>
+        <w:rPr>
+          <w:rFonts w:eastAsiaTheme="minorEastAsia"/>
+          <w:noProof/>
+          <w:kern w:val="2"/>
+          <w:lang w:val="en-AS" w:eastAsia="en-AS"/>
+          <w14:ligatures w14:val="standardContextual"/>
+        </w:rPr>
+      </w:pPr>
+      <w:hyperlink w:anchor="_Toc239958263" w:history="1">
+        <w:r>
+          <w:rPr>
+            <w:rStyle w:val="Hyperlink"/>
+            <w:noProof/>
+          </w:rPr>
+          <w:t>2.5 How Our Platform Will Be Different</w:t>
+        </w:r>
+        <w:r>
+          <w:rPr>
+            <w:noProof/>
+            <w:webHidden/>
+          </w:rPr>
+          <w:tab/>
+        </w:r>
+        <w:r>
+          <w:rPr>
+            <w:noProof/>
+            <w:webHidden/>
+          </w:rPr>
+          <w:fldChar w:fldCharType="begin"/>
+        </w:r>
+        <w:r>
+          <w:rPr>
+            <w:noProof/>
+            <w:webHidden/>
+          </w:rPr>
+          <w:instrText xml:space="preserve"> PAGEREF _Toc239958263 \h </w:instrText>
+        </w:r>
+        <w:r>
+          <w:rPr>
+            <w:noProof/>
+            <w:webHidden/>
+          </w:rPr>
+        </w:r>
+        <w:r>
+          <w:rPr>
+            <w:noProof/>
+            <w:webHidden/>
+          </w:rPr>
+          <w:fldChar w:fldCharType="separate"/>
+        </w:r>
+        <w:r>
+          <w:rPr>
+            <w:noProof/>
+            <w:webHidden/>
+          </w:rPr>
+          <w:t>5</w:t>
         </w:r>
         <w:r>
           <w:rPr>
@@ -420,16 +797,20 @@
           <w:tab w:val="right" w:leader="dot" w:pos="9350"/>
         </w:tabs>
         <w:rPr>
+          <w:rFonts w:eastAsiaTheme="minorEastAsia"/>
           <w:noProof/>
-        </w:rPr>
-      </w:pPr>
-      <w:hyperlink w:anchor="_Toc239955041" w:history="1">
+          <w:kern w:val="2"/>
+          <w:lang w:val="en-AS" w:eastAsia="en-AS"/>
+          <w14:ligatures w14:val="standardContextual"/>
+        </w:rPr>
+      </w:pPr>
+      <w:hyperlink w:anchor="_Toc239958264" w:history="1">
         <w:r>
           <w:rPr>
             <w:rStyle w:val="Hyperlink"/>
             <w:noProof/>
           </w:rPr>
-          <w:t>2. Existing Software Landscape (Research)</w:t>
+          <w:t>3. Vision and Scope</w:t>
         </w:r>
         <w:r>
           <w:rPr>
@@ -450,7 +831,7 @@
             <w:noProof/>
             <w:webHidden/>
           </w:rPr>
-          <w:instrText xml:space="preserve"> PAGEREF _Toc239955041 \h </w:instrText>
+          <w:instrText xml:space="preserve"> PAGEREF _Toc239958264 \h </w:instrText>
         </w:r>
         <w:r>
           <w:rPr>
@@ -470,7 +851,7 @@
             <w:noProof/>
             <w:webHidden/>
           </w:rPr>
-          <w:t>3</w:t>
+          <w:t>5</w:t>
         </w:r>
         <w:r>
           <w:rPr>
@@ -488,16 +869,20 @@
           <w:tab w:val="right" w:leader="dot" w:pos="9350"/>
         </w:tabs>
         <w:rPr>
+          <w:rFonts w:eastAsiaTheme="minorEastAsia"/>
           <w:noProof/>
-        </w:rPr>
-      </w:pPr>
-      <w:hyperlink w:anchor="_Toc239955042" w:history="1">
+          <w:kern w:val="2"/>
+          <w:lang w:val="en-AS" w:eastAsia="en-AS"/>
+          <w14:ligatures w14:val="standardContextual"/>
+        </w:rPr>
+      </w:pPr>
+      <w:hyperlink w:anchor="_Toc239958265" w:history="1">
         <w:r>
           <w:rPr>
             <w:rStyle w:val="Hyperlink"/>
             <w:noProof/>
           </w:rPr>
-          <w:t>2.1 Purpose of the Research</w:t>
+          <w:t>3.1 About $oftware ¢orp.</w:t>
         </w:r>
         <w:r>
           <w:rPr>
@@ -518,7 +903,7 @@
             <w:noProof/>
             <w:webHidden/>
           </w:rPr>
-          <w:instrText xml:space="preserve"> PAGEREF _Toc239955042 \h </w:instrText>
+          <w:instrText xml:space="preserve"> PAGEREF _Toc239958265 \h </w:instrText>
         </w:r>
         <w:r>
           <w:rPr>
@@ -538,7 +923,7 @@
             <w:noProof/>
             <w:webHidden/>
           </w:rPr>
-          <w:t>3</w:t>
+          <w:t>5</w:t>
         </w:r>
         <w:r>
           <w:rPr>
@@ -556,16 +941,20 @@
           <w:tab w:val="right" w:leader="dot" w:pos="9350"/>
         </w:tabs>
         <w:rPr>
+          <w:rFonts w:eastAsiaTheme="minorEastAsia"/>
           <w:noProof/>
-        </w:rPr>
-      </w:pPr>
-      <w:hyperlink w:anchor="_Toc239955043" w:history="1">
+          <w:kern w:val="2"/>
+          <w:lang w:val="en-AS" w:eastAsia="en-AS"/>
+          <w14:ligatures w14:val="standardContextual"/>
+        </w:rPr>
+      </w:pPr>
+      <w:hyperlink w:anchor="_Toc239958266" w:history="1">
         <w:r>
           <w:rPr>
             <w:rStyle w:val="Hyperlink"/>
             <w:noProof/>
           </w:rPr>
-          <w:t>2.2 Market Overview</w:t>
+          <w:t>3.2 How This Project Was Acquired</w:t>
         </w:r>
         <w:r>
           <w:rPr>
@@ -586,7 +975,7 @@
             <w:noProof/>
             <w:webHidden/>
           </w:rPr>
-          <w:instrText xml:space="preserve"> PAGEREF _Toc239955043 \h </w:instrText>
+          <w:instrText xml:space="preserve"> PAGEREF _Toc239958266 \h </w:instrText>
         </w:r>
         <w:r>
           <w:rPr>
@@ -606,7 +995,7 @@
             <w:noProof/>
             <w:webHidden/>
           </w:rPr>
-          <w:t>3</w:t>
+          <w:t>6</w:t>
         </w:r>
         <w:r>
           <w:rPr>
@@ -624,16 +1013,20 @@
           <w:tab w:val="right" w:leader="dot" w:pos="9350"/>
         </w:tabs>
         <w:rPr>
+          <w:rFonts w:eastAsiaTheme="minorEastAsia"/>
           <w:noProof/>
-        </w:rPr>
-      </w:pPr>
-      <w:hyperlink w:anchor="_Toc239955044" w:history="1">
+          <w:kern w:val="2"/>
+          <w:lang w:val="en-AS" w:eastAsia="en-AS"/>
+          <w14:ligatures w14:val="standardContextual"/>
+        </w:rPr>
+      </w:pPr>
+      <w:hyperlink w:anchor="_Toc239958267" w:history="1">
         <w:r>
           <w:rPr>
             <w:rStyle w:val="Hyperlink"/>
             <w:noProof/>
           </w:rPr>
-          <w:t>2.3 Competitor Analysis</w:t>
+          <w:t>3.3 Business Need</w:t>
         </w:r>
         <w:r>
           <w:rPr>
@@ -654,7 +1047,7 @@
             <w:noProof/>
             <w:webHidden/>
           </w:rPr>
-          <w:instrText xml:space="preserve"> PAGEREF _Toc239955044 \h </w:instrText>
+          <w:instrText xml:space="preserve"> PAGEREF _Toc239958267 \h </w:instrText>
         </w:r>
         <w:r>
           <w:rPr>
@@ -674,7 +1067,7 @@
             <w:noProof/>
             <w:webHidden/>
           </w:rPr>
-          <w:t>3</w:t>
+          <w:t>6</w:t>
         </w:r>
         <w:r>
           <w:rPr>
@@ -692,16 +1085,20 @@
           <w:tab w:val="right" w:leader="dot" w:pos="9350"/>
         </w:tabs>
         <w:rPr>
+          <w:rFonts w:eastAsiaTheme="minorEastAsia"/>
           <w:noProof/>
-        </w:rPr>
-      </w:pPr>
-      <w:hyperlink w:anchor="_Toc239955045" w:history="1">
+          <w:kern w:val="2"/>
+          <w:lang w:val="en-AS" w:eastAsia="en-AS"/>
+          <w14:ligatures w14:val="standardContextual"/>
+        </w:rPr>
+      </w:pPr>
+      <w:hyperlink w:anchor="_Toc239958268" w:history="1">
         <w:r>
           <w:rPr>
             <w:rStyle w:val="Hyperlink"/>
             <w:noProof/>
           </w:rPr>
-          <w:t>2.4 Common Weaknesses in Current Solutions</w:t>
+          <w:t>3.4 Vision Statement</w:t>
         </w:r>
         <w:r>
           <w:rPr>
@@ -722,7 +1119,7 @@
             <w:noProof/>
             <w:webHidden/>
           </w:rPr>
-          <w:instrText xml:space="preserve"> PAGEREF _Toc239955045 \h </w:instrText>
+          <w:instrText xml:space="preserve"> PAGEREF _Toc239958268 \h </w:instrText>
         </w:r>
         <w:r>
           <w:rPr>
@@ -742,7 +1139,7 @@
             <w:noProof/>
             <w:webHidden/>
           </w:rPr>
-          <w:t>4</w:t>
+          <w:t>6</w:t>
         </w:r>
         <w:r>
           <w:rPr>
@@ -760,16 +1157,20 @@
           <w:tab w:val="right" w:leader="dot" w:pos="9350"/>
         </w:tabs>
         <w:rPr>
+          <w:rFonts w:eastAsiaTheme="minorEastAsia"/>
           <w:noProof/>
-        </w:rPr>
-      </w:pPr>
-      <w:hyperlink w:anchor="_Toc239955046" w:history="1">
+          <w:kern w:val="2"/>
+          <w:lang w:val="en-AS" w:eastAsia="en-AS"/>
+          <w14:ligatures w14:val="standardContextual"/>
+        </w:rPr>
+      </w:pPr>
+      <w:hyperlink w:anchor="_Toc239958269" w:history="1">
         <w:r>
           <w:rPr>
             <w:rStyle w:val="Hyperlink"/>
             <w:noProof/>
           </w:rPr>
-          <w:t>2.5 How Our Platform Will Be Different</w:t>
+          <w:t>3.5 Business Objectives and Success Metrics</w:t>
         </w:r>
         <w:r>
           <w:rPr>
@@ -790,7 +1191,7 @@
             <w:noProof/>
             <w:webHidden/>
           </w:rPr>
-          <w:instrText xml:space="preserve"> PAGEREF _Toc239955046 \h </w:instrText>
+          <w:instrText xml:space="preserve"> PAGEREF _Toc239958269 \h </w:instrText>
         </w:r>
         <w:r>
           <w:rPr>
@@ -810,7 +1211,295 @@
             <w:noProof/>
             <w:webHidden/>
           </w:rPr>
-          <w:t>5</w:t>
+          <w:t>6</w:t>
+        </w:r>
+        <w:r>
+          <w:rPr>
+            <w:noProof/>
+            <w:webHidden/>
+          </w:rPr>
+          <w:fldChar w:fldCharType="end"/>
+        </w:r>
+      </w:hyperlink>
+    </w:p>
+    <w:p>
+      <w:pPr>
+        <w:pStyle w:val="TOC3"/>
+        <w:tabs>
+          <w:tab w:val="right" w:leader="dot" w:pos="9350"/>
+        </w:tabs>
+        <w:rPr>
+          <w:rFonts w:eastAsiaTheme="minorEastAsia"/>
+          <w:noProof/>
+          <w:kern w:val="2"/>
+          <w:lang w:val="en-AS" w:eastAsia="en-AS"/>
+          <w14:ligatures w14:val="standardContextual"/>
+        </w:rPr>
+      </w:pPr>
+      <w:hyperlink w:anchor="_Toc239958270" w:history="1">
+        <w:r>
+          <w:rPr>
+            <w:rStyle w:val="Hyperlink"/>
+            <w:noProof/>
+          </w:rPr>
+          <w:t>3.6 Project Overview</w:t>
+        </w:r>
+        <w:r>
+          <w:rPr>
+            <w:noProof/>
+            <w:webHidden/>
+          </w:rPr>
+          <w:tab/>
+        </w:r>
+        <w:r>
+          <w:rPr>
+            <w:noProof/>
+            <w:webHidden/>
+          </w:rPr>
+          <w:fldChar w:fldCharType="begin"/>
+        </w:r>
+        <w:r>
+          <w:rPr>
+            <w:noProof/>
+            <w:webHidden/>
+          </w:rPr>
+          <w:instrText xml:space="preserve"> PAGEREF _Toc239958270 \h </w:instrText>
+        </w:r>
+        <w:r>
+          <w:rPr>
+            <w:noProof/>
+            <w:webHidden/>
+          </w:rPr>
+        </w:r>
+        <w:r>
+          <w:rPr>
+            <w:noProof/>
+            <w:webHidden/>
+          </w:rPr>
+          <w:fldChar w:fldCharType="separate"/>
+        </w:r>
+        <w:r>
+          <w:rPr>
+            <w:noProof/>
+            <w:webHidden/>
+          </w:rPr>
+          <w:t>7</w:t>
+        </w:r>
+        <w:r>
+          <w:rPr>
+            <w:noProof/>
+            <w:webHidden/>
+          </w:rPr>
+          <w:fldChar w:fldCharType="end"/>
+        </w:r>
+      </w:hyperlink>
+    </w:p>
+    <w:p>
+      <w:pPr>
+        <w:pStyle w:val="TOC3"/>
+        <w:tabs>
+          <w:tab w:val="right" w:leader="dot" w:pos="9350"/>
+        </w:tabs>
+        <w:rPr>
+          <w:rFonts w:eastAsiaTheme="minorEastAsia"/>
+          <w:noProof/>
+          <w:kern w:val="2"/>
+          <w:lang w:val="en-AS" w:eastAsia="en-AS"/>
+          <w14:ligatures w14:val="standardContextual"/>
+        </w:rPr>
+      </w:pPr>
+      <w:hyperlink w:anchor="_Toc239958271" w:history="1">
+        <w:r>
+          <w:rPr>
+            <w:rStyle w:val="Hyperlink"/>
+            <w:noProof/>
+          </w:rPr>
+          <w:t>3.7 Scope — In and Out</w:t>
+        </w:r>
+        <w:r>
+          <w:rPr>
+            <w:noProof/>
+            <w:webHidden/>
+          </w:rPr>
+          <w:tab/>
+        </w:r>
+        <w:r>
+          <w:rPr>
+            <w:noProof/>
+            <w:webHidden/>
+          </w:rPr>
+          <w:fldChar w:fldCharType="begin"/>
+        </w:r>
+        <w:r>
+          <w:rPr>
+            <w:noProof/>
+            <w:webHidden/>
+          </w:rPr>
+          <w:instrText xml:space="preserve"> PAGEREF _Toc239958271 \h </w:instrText>
+        </w:r>
+        <w:r>
+          <w:rPr>
+            <w:noProof/>
+            <w:webHidden/>
+          </w:rPr>
+        </w:r>
+        <w:r>
+          <w:rPr>
+            <w:noProof/>
+            <w:webHidden/>
+          </w:rPr>
+          <w:fldChar w:fldCharType="separate"/>
+        </w:r>
+        <w:r>
+          <w:rPr>
+            <w:noProof/>
+            <w:webHidden/>
+          </w:rPr>
+          <w:t>7</w:t>
+        </w:r>
+        <w:r>
+          <w:rPr>
+            <w:noProof/>
+            <w:webHidden/>
+          </w:rPr>
+          <w:fldChar w:fldCharType="end"/>
+        </w:r>
+      </w:hyperlink>
+    </w:p>
+    <w:p>
+      <w:pPr>
+        <w:pStyle w:val="TOC3"/>
+        <w:tabs>
+          <w:tab w:val="right" w:leader="dot" w:pos="9350"/>
+        </w:tabs>
+        <w:rPr>
+          <w:rFonts w:eastAsiaTheme="minorEastAsia"/>
+          <w:noProof/>
+          <w:kern w:val="2"/>
+          <w:lang w:val="en-AS" w:eastAsia="en-AS"/>
+          <w14:ligatures w14:val="standardContextual"/>
+        </w:rPr>
+      </w:pPr>
+      <w:hyperlink w:anchor="_Toc239958272" w:history="1">
+        <w:r>
+          <w:rPr>
+            <w:rStyle w:val="Hyperlink"/>
+            <w:noProof/>
+          </w:rPr>
+          <w:t>3.8 Stakeholders</w:t>
+        </w:r>
+        <w:r>
+          <w:rPr>
+            <w:noProof/>
+            <w:webHidden/>
+          </w:rPr>
+          <w:tab/>
+        </w:r>
+        <w:r>
+          <w:rPr>
+            <w:noProof/>
+            <w:webHidden/>
+          </w:rPr>
+          <w:fldChar w:fldCharType="begin"/>
+        </w:r>
+        <w:r>
+          <w:rPr>
+            <w:noProof/>
+            <w:webHidden/>
+          </w:rPr>
+          <w:instrText xml:space="preserve"> PAGEREF _Toc239958272 \h </w:instrText>
+        </w:r>
+        <w:r>
+          <w:rPr>
+            <w:noProof/>
+            <w:webHidden/>
+          </w:rPr>
+        </w:r>
+        <w:r>
+          <w:rPr>
+            <w:noProof/>
+            <w:webHidden/>
+          </w:rPr>
+          <w:fldChar w:fldCharType="separate"/>
+        </w:r>
+        <w:r>
+          <w:rPr>
+            <w:noProof/>
+            <w:webHidden/>
+          </w:rPr>
+          <w:t>8</w:t>
+        </w:r>
+        <w:r>
+          <w:rPr>
+            <w:noProof/>
+            <w:webHidden/>
+          </w:rPr>
+          <w:fldChar w:fldCharType="end"/>
+        </w:r>
+      </w:hyperlink>
+    </w:p>
+    <w:p>
+      <w:pPr>
+        <w:pStyle w:val="TOC3"/>
+        <w:tabs>
+          <w:tab w:val="right" w:leader="dot" w:pos="9350"/>
+        </w:tabs>
+        <w:rPr>
+          <w:rFonts w:eastAsiaTheme="minorEastAsia"/>
+          <w:noProof/>
+          <w:kern w:val="2"/>
+          <w:lang w:val="en-AS" w:eastAsia="en-AS"/>
+          <w14:ligatures w14:val="standardContextual"/>
+        </w:rPr>
+      </w:pPr>
+      <w:hyperlink w:anchor="_Toc239958273" w:history="1">
+        <w:r>
+          <w:rPr>
+            <w:rStyle w:val="Hyperlink"/>
+            <w:noProof/>
+          </w:rPr>
+          <w:t>3.9 Constraints and Assumptions</w:t>
+        </w:r>
+        <w:r>
+          <w:rPr>
+            <w:noProof/>
+            <w:webHidden/>
+          </w:rPr>
+          <w:tab/>
+        </w:r>
+        <w:r>
+          <w:rPr>
+            <w:noProof/>
+            <w:webHidden/>
+          </w:rPr>
+          <w:fldChar w:fldCharType="begin"/>
+        </w:r>
+        <w:r>
+          <w:rPr>
+            <w:noProof/>
+            <w:webHidden/>
+          </w:rPr>
+          <w:instrText xml:space="preserve"> PAGEREF _Toc239958273 \h </w:instrText>
+        </w:r>
+        <w:r>
+          <w:rPr>
+            <w:noProof/>
+            <w:webHidden/>
+          </w:rPr>
+        </w:r>
+        <w:r>
+          <w:rPr>
+            <w:noProof/>
+            <w:webHidden/>
+          </w:rPr>
+          <w:fldChar w:fldCharType="separate"/>
+        </w:r>
+        <w:r>
+          <w:rPr>
+            <w:noProof/>
+            <w:webHidden/>
+          </w:rPr>
+          <w:t>8</w:t>
         </w:r>
         <w:r>
           <w:rPr>
@@ -828,16 +1517,20 @@
           <w:tab w:val="right" w:leader="dot" w:pos="9350"/>
         </w:tabs>
         <w:rPr>
+          <w:rFonts w:eastAsiaTheme="minorEastAsia"/>
           <w:noProof/>
-        </w:rPr>
-      </w:pPr>
-      <w:hyperlink w:anchor="_Toc239955047" w:history="1">
+          <w:kern w:val="2"/>
+          <w:lang w:val="en-AS" w:eastAsia="en-AS"/>
+          <w14:ligatures w14:val="standardContextual"/>
+        </w:rPr>
+      </w:pPr>
+      <w:hyperlink w:anchor="_Toc239958274" w:history="1">
         <w:r>
           <w:rPr>
             <w:rStyle w:val="Hyperlink"/>
             <w:noProof/>
           </w:rPr>
-          <w:t>3. Vision and Scope</w:t>
+          <w:t>4. Software Requirements Specification (Draft)</w:t>
         </w:r>
         <w:r>
           <w:rPr>
@@ -858,7 +1551,7 @@
             <w:noProof/>
             <w:webHidden/>
           </w:rPr>
-          <w:instrText xml:space="preserve"> PAGEREF _Toc239955047 \h </w:instrText>
+          <w:instrText xml:space="preserve"> PAGEREF _Toc239958274 \h </w:instrText>
         </w:r>
         <w:r>
           <w:rPr>
@@ -878,7 +1571,7 @@
             <w:noProof/>
             <w:webHidden/>
           </w:rPr>
-          <w:t>5</w:t>
+          <w:t>9</w:t>
         </w:r>
         <w:r>
           <w:rPr>
@@ -896,16 +1589,20 @@
           <w:tab w:val="right" w:leader="dot" w:pos="9350"/>
         </w:tabs>
         <w:rPr>
+          <w:rFonts w:eastAsiaTheme="minorEastAsia"/>
           <w:noProof/>
-        </w:rPr>
-      </w:pPr>
-      <w:hyperlink w:anchor="_Toc239955048" w:history="1">
+          <w:kern w:val="2"/>
+          <w:lang w:val="en-AS" w:eastAsia="en-AS"/>
+          <w14:ligatures w14:val="standardContextual"/>
+        </w:rPr>
+      </w:pPr>
+      <w:hyperlink w:anchor="_Toc239958275" w:history="1">
         <w:r>
           <w:rPr>
             <w:rStyle w:val="Hyperlink"/>
             <w:noProof/>
           </w:rPr>
-          <w:t>3.1 About $oftware ¢orp.</w:t>
+          <w:t>4.1 Purpose and Scope of the SRS</w:t>
         </w:r>
         <w:r>
           <w:rPr>
@@ -926,7 +1623,7 @@
             <w:noProof/>
             <w:webHidden/>
           </w:rPr>
-          <w:instrText xml:space="preserve"> PAGEREF _Toc239955048 \h </w:instrText>
+          <w:instrText xml:space="preserve"> PAGEREF _Toc239958275 \h </w:instrText>
         </w:r>
         <w:r>
           <w:rPr>
@@ -946,7 +1643,7 @@
             <w:noProof/>
             <w:webHidden/>
           </w:rPr>
-          <w:t>5</w:t>
+          <w:t>9</w:t>
         </w:r>
         <w:r>
           <w:rPr>
@@ -964,16 +1661,20 @@
           <w:tab w:val="right" w:leader="dot" w:pos="9350"/>
         </w:tabs>
         <w:rPr>
+          <w:rFonts w:eastAsiaTheme="minorEastAsia"/>
           <w:noProof/>
-        </w:rPr>
-      </w:pPr>
-      <w:hyperlink w:anchor="_Toc239955049" w:history="1">
+          <w:kern w:val="2"/>
+          <w:lang w:val="en-AS" w:eastAsia="en-AS"/>
+          <w14:ligatures w14:val="standardContextual"/>
+        </w:rPr>
+      </w:pPr>
+      <w:hyperlink w:anchor="_Toc239958276" w:history="1">
         <w:r>
           <w:rPr>
             <w:rStyle w:val="Hyperlink"/>
             <w:noProof/>
           </w:rPr>
-          <w:t>3.2 How This Project Was Acquired</w:t>
+          <w:t>4.2 Definitions and Acronyms</w:t>
         </w:r>
         <w:r>
           <w:rPr>
@@ -994,7 +1695,7 @@
             <w:noProof/>
             <w:webHidden/>
           </w:rPr>
-          <w:instrText xml:space="preserve"> PAGEREF _Toc239955049 \h </w:instrText>
+          <w:instrText xml:space="preserve"> PAGEREF _Toc239958276 \h </w:instrText>
         </w:r>
         <w:r>
           <w:rPr>
@@ -1014,7 +1715,7 @@
             <w:noProof/>
             <w:webHidden/>
           </w:rPr>
-          <w:t>6</w:t>
+          <w:t>9</w:t>
         </w:r>
         <w:r>
           <w:rPr>
@@ -1032,16 +1733,20 @@
           <w:tab w:val="right" w:leader="dot" w:pos="9350"/>
         </w:tabs>
         <w:rPr>
+          <w:rFonts w:eastAsiaTheme="minorEastAsia"/>
           <w:noProof/>
-        </w:rPr>
-      </w:pPr>
-      <w:hyperlink w:anchor="_Toc239955050" w:history="1">
+          <w:kern w:val="2"/>
+          <w:lang w:val="en-AS" w:eastAsia="en-AS"/>
+          <w14:ligatures w14:val="standardContextual"/>
+        </w:rPr>
+      </w:pPr>
+      <w:hyperlink w:anchor="_Toc239958277" w:history="1">
         <w:r>
           <w:rPr>
             <w:rStyle w:val="Hyperlink"/>
             <w:noProof/>
           </w:rPr>
-          <w:t>3.3 Business Need</w:t>
+          <w:t>4.3 Actors</w:t>
         </w:r>
         <w:r>
           <w:rPr>
@@ -1062,7 +1767,7 @@
             <w:noProof/>
             <w:webHidden/>
           </w:rPr>
-          <w:instrText xml:space="preserve"> PAGEREF _Toc239955050 \h </w:instrText>
+          <w:instrText xml:space="preserve"> PAGEREF _Toc239958277 \h </w:instrText>
         </w:r>
         <w:r>
           <w:rPr>
@@ -1082,7 +1787,7 @@
             <w:noProof/>
             <w:webHidden/>
           </w:rPr>
-          <w:t>6</w:t>
+          <w:t>9</w:t>
         </w:r>
         <w:r>
           <w:rPr>
@@ -1100,16 +1805,20 @@
           <w:tab w:val="right" w:leader="dot" w:pos="9350"/>
         </w:tabs>
         <w:rPr>
+          <w:rFonts w:eastAsiaTheme="minorEastAsia"/>
           <w:noProof/>
-        </w:rPr>
-      </w:pPr>
-      <w:hyperlink w:anchor="_Toc239955051" w:history="1">
+          <w:kern w:val="2"/>
+          <w:lang w:val="en-AS" w:eastAsia="en-AS"/>
+          <w14:ligatures w14:val="standardContextual"/>
+        </w:rPr>
+      </w:pPr>
+      <w:hyperlink w:anchor="_Toc239958278" w:history="1">
         <w:r>
           <w:rPr>
             <w:rStyle w:val="Hyperlink"/>
             <w:noProof/>
           </w:rPr>
-          <w:t>3.4 Vision Statement</w:t>
+          <w:t>4.4 Use Cases</w:t>
         </w:r>
         <w:r>
           <w:rPr>
@@ -1130,7 +1839,7 @@
             <w:noProof/>
             <w:webHidden/>
           </w:rPr>
-          <w:instrText xml:space="preserve"> PAGEREF _Toc239955051 \h </w:instrText>
+          <w:instrText xml:space="preserve"> PAGEREF _Toc239958278 \h </w:instrText>
         </w:r>
         <w:r>
           <w:rPr>
@@ -1150,7 +1859,7 @@
             <w:noProof/>
             <w:webHidden/>
           </w:rPr>
-          <w:t>6</w:t>
+          <w:t>9</w:t>
         </w:r>
         <w:r>
           <w:rPr>
@@ -1168,16 +1877,20 @@
           <w:tab w:val="right" w:leader="dot" w:pos="9350"/>
         </w:tabs>
         <w:rPr>
+          <w:rFonts w:eastAsiaTheme="minorEastAsia"/>
           <w:noProof/>
-        </w:rPr>
-      </w:pPr>
-      <w:hyperlink w:anchor="_Toc239955052" w:history="1">
+          <w:kern w:val="2"/>
+          <w:lang w:val="en-AS" w:eastAsia="en-AS"/>
+          <w14:ligatures w14:val="standardContextual"/>
+        </w:rPr>
+      </w:pPr>
+      <w:hyperlink w:anchor="_Toc239958279" w:history="1">
         <w:r>
           <w:rPr>
             <w:rStyle w:val="Hyperlink"/>
             <w:noProof/>
           </w:rPr>
-          <w:t>3.5 Business Objectives and Success Metrics</w:t>
+          <w:t>4.5 Non-Functional Requirements</w:t>
         </w:r>
         <w:r>
           <w:rPr>
@@ -1198,7 +1911,7 @@
             <w:noProof/>
             <w:webHidden/>
           </w:rPr>
-          <w:instrText xml:space="preserve"> PAGEREF _Toc239955052 \h </w:instrText>
+          <w:instrText xml:space="preserve"> PAGEREF _Toc239958279 \h </w:instrText>
         </w:r>
         <w:r>
           <w:rPr>
@@ -1218,7 +1931,7 @@
             <w:noProof/>
             <w:webHidden/>
           </w:rPr>
-          <w:t>6</w:t>
+          <w:t>13</w:t>
         </w:r>
         <w:r>
           <w:rPr>
@@ -1236,16 +1949,20 @@
           <w:tab w:val="right" w:leader="dot" w:pos="9350"/>
         </w:tabs>
         <w:rPr>
+          <w:rFonts w:eastAsiaTheme="minorEastAsia"/>
           <w:noProof/>
-        </w:rPr>
-      </w:pPr>
-      <w:hyperlink w:anchor="_Toc239955053" w:history="1">
+          <w:kern w:val="2"/>
+          <w:lang w:val="en-AS" w:eastAsia="en-AS"/>
+          <w14:ligatures w14:val="standardContextual"/>
+        </w:rPr>
+      </w:pPr>
+      <w:hyperlink w:anchor="_Toc239958280" w:history="1">
         <w:r>
           <w:rPr>
             <w:rStyle w:val="Hyperlink"/>
             <w:noProof/>
           </w:rPr>
-          <w:t>3.6 Project Overview</w:t>
+          <w:t>4.6 External Interfaces</w:t>
         </w:r>
         <w:r>
           <w:rPr>
@@ -1266,7 +1983,7 @@
             <w:noProof/>
             <w:webHidden/>
           </w:rPr>
-          <w:instrText xml:space="preserve"> PAGEREF _Toc239955053 \h </w:instrText>
+          <w:instrText xml:space="preserve"> PAGEREF _Toc239958280 \h </w:instrText>
         </w:r>
         <w:r>
           <w:rPr>
@@ -1286,7 +2003,7 @@
             <w:noProof/>
             <w:webHidden/>
           </w:rPr>
-          <w:t>7</w:t>
+          <w:t>14</w:t>
         </w:r>
         <w:r>
           <w:rPr>
@@ -1304,16 +2021,20 @@
           <w:tab w:val="right" w:leader="dot" w:pos="9350"/>
         </w:tabs>
         <w:rPr>
+          <w:rFonts w:eastAsiaTheme="minorEastAsia"/>
           <w:noProof/>
-        </w:rPr>
-      </w:pPr>
-      <w:hyperlink w:anchor="_Toc239955054" w:history="1">
+          <w:kern w:val="2"/>
+          <w:lang w:val="en-AS" w:eastAsia="en-AS"/>
+          <w14:ligatures w14:val="standardContextual"/>
+        </w:rPr>
+      </w:pPr>
+      <w:hyperlink w:anchor="_Toc239958281" w:history="1">
         <w:r>
           <w:rPr>
             <w:rStyle w:val="Hyperlink"/>
             <w:noProof/>
           </w:rPr>
-          <w:t>3.7 Scope — In and Out</w:t>
+          <w:t>4.7 Open Items for Future Versions</w:t>
         </w:r>
         <w:r>
           <w:rPr>
@@ -1334,7 +2055,7 @@
             <w:noProof/>
             <w:webHidden/>
           </w:rPr>
-          <w:instrText xml:space="preserve"> PAGEREF _Toc239955054 \h </w:instrText>
+          <w:instrText xml:space="preserve"> PAGEREF _Toc239958281 \h </w:instrText>
         </w:r>
         <w:r>
           <w:rPr>
@@ -1354,143 +2075,7 @@
             <w:noProof/>
             <w:webHidden/>
           </w:rPr>
-          <w:t>7</w:t>
-        </w:r>
-        <w:r>
-          <w:rPr>
-            <w:noProof/>
-            <w:webHidden/>
-          </w:rPr>
-          <w:fldChar w:fldCharType="end"/>
-        </w:r>
-      </w:hyperlink>
-    </w:p>
-    <w:p>
-      <w:pPr>
-        <w:pStyle w:val="TOC3"/>
-        <w:tabs>
-          <w:tab w:val="right" w:leader="dot" w:pos="9350"/>
-        </w:tabs>
-        <w:rPr>
-          <w:noProof/>
-        </w:rPr>
-      </w:pPr>
-      <w:hyperlink w:anchor="_Toc239955055" w:history="1">
-        <w:r>
-          <w:rPr>
-            <w:rStyle w:val="Hyperlink"/>
-            <w:noProof/>
-          </w:rPr>
-          <w:t>3.8 Stakeholders</w:t>
-        </w:r>
-        <w:r>
-          <w:rPr>
-            <w:noProof/>
-            <w:webHidden/>
-          </w:rPr>
-          <w:tab/>
-        </w:r>
-        <w:r>
-          <w:rPr>
-            <w:noProof/>
-            <w:webHidden/>
-          </w:rPr>
-          <w:fldChar w:fldCharType="begin"/>
-        </w:r>
-        <w:r>
-          <w:rPr>
-            <w:noProof/>
-            <w:webHidden/>
-          </w:rPr>
-          <w:instrText xml:space="preserve"> PAGEREF _Toc239955055 \h </w:instrText>
-        </w:r>
-        <w:r>
-          <w:rPr>
-            <w:noProof/>
-            <w:webHidden/>
-          </w:rPr>
-        </w:r>
-        <w:r>
-          <w:rPr>
-            <w:noProof/>
-            <w:webHidden/>
-          </w:rPr>
-          <w:fldChar w:fldCharType="separate"/>
-        </w:r>
-        <w:r>
-          <w:rPr>
-            <w:noProof/>
-            <w:webHidden/>
-          </w:rPr>
-          <w:t>8</w:t>
-        </w:r>
-        <w:r>
-          <w:rPr>
-            <w:noProof/>
-            <w:webHidden/>
-          </w:rPr>
-          <w:fldChar w:fldCharType="end"/>
-        </w:r>
-      </w:hyperlink>
-    </w:p>
-    <w:p>
-      <w:pPr>
-        <w:pStyle w:val="TOC3"/>
-        <w:tabs>
-          <w:tab w:val="right" w:leader="dot" w:pos="9350"/>
-        </w:tabs>
-        <w:rPr>
-          <w:noProof/>
-        </w:rPr>
-      </w:pPr>
-      <w:hyperlink w:anchor="_Toc239955056" w:history="1">
-        <w:r>
-          <w:rPr>
-            <w:rStyle w:val="Hyperlink"/>
-            <w:noProof/>
-          </w:rPr>
-          <w:t>3.9 Constraints and Assumptions</w:t>
-        </w:r>
-        <w:r>
-          <w:rPr>
-            <w:noProof/>
-            <w:webHidden/>
-          </w:rPr>
-          <w:tab/>
-        </w:r>
-        <w:r>
-          <w:rPr>
-            <w:noProof/>
-            <w:webHidden/>
-          </w:rPr>
-          <w:fldChar w:fldCharType="begin"/>
-        </w:r>
-        <w:r>
-          <w:rPr>
-            <w:noProof/>
-            <w:webHidden/>
-          </w:rPr>
-          <w:instrText xml:space="preserve"> PAGEREF _Toc239955056 \h </w:instrText>
-        </w:r>
-        <w:r>
-          <w:rPr>
-            <w:noProof/>
-            <w:webHidden/>
-          </w:rPr>
-        </w:r>
-        <w:r>
-          <w:rPr>
-            <w:noProof/>
-            <w:webHidden/>
-          </w:rPr>
-          <w:fldChar w:fldCharType="separate"/>
-        </w:r>
-        <w:r>
-          <w:rPr>
-            <w:noProof/>
-            <w:webHidden/>
-          </w:rPr>
-          <w:t>8</w:t>
+          <w:t>14</w:t>
         </w:r>
         <w:r>
           <w:rPr>
@@ -1508,16 +2093,20 @@
           <w:tab w:val="right" w:leader="dot" w:pos="9350"/>
         </w:tabs>
         <w:rPr>
+          <w:rFonts w:eastAsiaTheme="minorEastAsia"/>
           <w:noProof/>
-        </w:rPr>
-      </w:pPr>
-      <w:hyperlink w:anchor="_Toc239955057" w:history="1">
+          <w:kern w:val="2"/>
+          <w:lang w:val="en-AS" w:eastAsia="en-AS"/>
+          <w14:ligatures w14:val="standardContextual"/>
+        </w:rPr>
+      </w:pPr>
+      <w:hyperlink w:anchor="_Toc239958282" w:history="1">
         <w:r>
           <w:rPr>
             <w:rStyle w:val="Hyperlink"/>
             <w:noProof/>
           </w:rPr>
-          <w:t>4. Software Requirements Specification (Draft)</w:t>
+          <w:t>5. Next Steps</w:t>
         </w:r>
         <w:r>
           <w:rPr>
@@ -1538,7 +2127,7 @@
             <w:noProof/>
             <w:webHidden/>
           </w:rPr>
-          <w:instrText xml:space="preserve"> PAGEREF _Toc239955057 \h </w:instrText>
+          <w:instrText xml:space="preserve"> PAGEREF _Toc239958282 \h </w:instrText>
         </w:r>
         <w:r>
           <w:rPr>
@@ -1558,483 +2147,7 @@
             <w:noProof/>
             <w:webHidden/>
           </w:rPr>
-          <w:t>9</w:t>
-        </w:r>
-        <w:r>
-          <w:rPr>
-            <w:noProof/>
-            <w:webHidden/>
-          </w:rPr>
-          <w:fldChar w:fldCharType="end"/>
-        </w:r>
-      </w:hyperlink>
-    </w:p>
-    <w:p>
-      <w:pPr>
-        <w:pStyle w:val="TOC3"/>
-        <w:tabs>
-          <w:tab w:val="right" w:leader="dot" w:pos="9350"/>
-        </w:tabs>
-        <w:rPr>
-          <w:noProof/>
-        </w:rPr>
-      </w:pPr>
-      <w:hyperlink w:anchor="_Toc239955058" w:history="1">
-        <w:r>
-          <w:rPr>
-            <w:rStyle w:val="Hyperlink"/>
-            <w:noProof/>
-          </w:rPr>
-          <w:t>4.1 Purpose and Scope of the SRS</w:t>
-        </w:r>
-        <w:r>
-          <w:rPr>
-            <w:noProof/>
-            <w:webHidden/>
-          </w:rPr>
-          <w:tab/>
-        </w:r>
-        <w:r>
-          <w:rPr>
-            <w:noProof/>
-            <w:webHidden/>
-          </w:rPr>
-          <w:fldChar w:fldCharType="begin"/>
-        </w:r>
-        <w:r>
-          <w:rPr>
-            <w:noProof/>
-            <w:webHidden/>
-          </w:rPr>
-          <w:instrText xml:space="preserve"> PAGEREF _Toc239955058 \h </w:instrText>
-        </w:r>
-        <w:r>
-          <w:rPr>
-            <w:noProof/>
-            <w:webHidden/>
-          </w:rPr>
-        </w:r>
-        <w:r>
-          <w:rPr>
-            <w:noProof/>
-            <w:webHidden/>
-          </w:rPr>
-          <w:fldChar w:fldCharType="separate"/>
-        </w:r>
-        <w:r>
-          <w:rPr>
-            <w:noProof/>
-            <w:webHidden/>
-          </w:rPr>
-          <w:t>9</w:t>
-        </w:r>
-        <w:r>
-          <w:rPr>
-            <w:noProof/>
-            <w:webHidden/>
-          </w:rPr>
-          <w:fldChar w:fldCharType="end"/>
-        </w:r>
-      </w:hyperlink>
-    </w:p>
-    <w:p>
-      <w:pPr>
-        <w:pStyle w:val="TOC3"/>
-        <w:tabs>
-          <w:tab w:val="right" w:leader="dot" w:pos="9350"/>
-        </w:tabs>
-        <w:rPr>
-          <w:noProof/>
-        </w:rPr>
-      </w:pPr>
-      <w:hyperlink w:anchor="_Toc239955059" w:history="1">
-        <w:r>
-          <w:rPr>
-            <w:rStyle w:val="Hyperlink"/>
-            <w:noProof/>
-          </w:rPr>
-          <w:t>4.2 Definitions and Acronyms</w:t>
-        </w:r>
-        <w:r>
-          <w:rPr>
-            <w:noProof/>
-            <w:webHidden/>
-          </w:rPr>
-          <w:tab/>
-        </w:r>
-        <w:r>
-          <w:rPr>
-            <w:noProof/>
-            <w:webHidden/>
-          </w:rPr>
-          <w:fldChar w:fldCharType="begin"/>
-        </w:r>
-        <w:r>
-          <w:rPr>
-            <w:noProof/>
-            <w:webHidden/>
-          </w:rPr>
-          <w:instrText xml:space="preserve"> PAGEREF _Toc239955059 \h </w:instrText>
-        </w:r>
-        <w:r>
-          <w:rPr>
-            <w:noProof/>
-            <w:webHidden/>
-          </w:rPr>
-        </w:r>
-        <w:r>
-          <w:rPr>
-            <w:noProof/>
-            <w:webHidden/>
-          </w:rPr>
-          <w:fldChar w:fldCharType="separate"/>
-        </w:r>
-        <w:r>
-          <w:rPr>
-            <w:noProof/>
-            <w:webHidden/>
-          </w:rPr>
-          <w:t>9</w:t>
-        </w:r>
-        <w:r>
-          <w:rPr>
-            <w:noProof/>
-            <w:webHidden/>
-          </w:rPr>
-          <w:fldChar w:fldCharType="end"/>
-        </w:r>
-      </w:hyperlink>
-    </w:p>
-    <w:p>
-      <w:pPr>
-        <w:pStyle w:val="TOC3"/>
-        <w:tabs>
-          <w:tab w:val="right" w:leader="dot" w:pos="9350"/>
-        </w:tabs>
-        <w:rPr>
-          <w:noProof/>
-        </w:rPr>
-      </w:pPr>
-      <w:hyperlink w:anchor="_Toc239955060" w:history="1">
-        <w:r>
-          <w:rPr>
-            <w:rStyle w:val="Hyperlink"/>
-            <w:noProof/>
-          </w:rPr>
-          <w:t>4.3 Actors</w:t>
-        </w:r>
-        <w:r>
-          <w:rPr>
-            <w:noProof/>
-            <w:webHidden/>
-          </w:rPr>
-          <w:tab/>
-        </w:r>
-        <w:r>
-          <w:rPr>
-            <w:noProof/>
-            <w:webHidden/>
-          </w:rPr>
-          <w:fldChar w:fldCharType="begin"/>
-        </w:r>
-        <w:r>
-          <w:rPr>
-            <w:noProof/>
-            <w:webHidden/>
-          </w:rPr>
-          <w:instrText xml:space="preserve"> PAGEREF _Toc239955060 \h </w:instrText>
-        </w:r>
-        <w:r>
-          <w:rPr>
-            <w:noProof/>
-            <w:webHidden/>
-          </w:rPr>
-        </w:r>
-        <w:r>
-          <w:rPr>
-            <w:noProof/>
-            <w:webHidden/>
-          </w:rPr>
-          <w:fldChar w:fldCharType="separate"/>
-        </w:r>
-        <w:r>
-          <w:rPr>
-            <w:noProof/>
-            <w:webHidden/>
-          </w:rPr>
-          <w:t>9</w:t>
-        </w:r>
-        <w:r>
-          <w:rPr>
-            <w:noProof/>
-            <w:webHidden/>
-          </w:rPr>
-          <w:fldChar w:fldCharType="end"/>
-        </w:r>
-      </w:hyperlink>
-    </w:p>
-    <w:p>
-      <w:pPr>
-        <w:pStyle w:val="TOC3"/>
-        <w:tabs>
-          <w:tab w:val="right" w:leader="dot" w:pos="9350"/>
-        </w:tabs>
-        <w:rPr>
-          <w:noProof/>
-        </w:rPr>
-      </w:pPr>
-      <w:hyperlink w:anchor="_Toc239955061" w:history="1">
-        <w:r>
-          <w:rPr>
-            <w:rStyle w:val="Hyperlink"/>
-            <w:noProof/>
-          </w:rPr>
-          <w:t>4.4 Use Cases</w:t>
-        </w:r>
-        <w:r>
-          <w:rPr>
-            <w:noProof/>
-            <w:webHidden/>
-          </w:rPr>
-          <w:tab/>
-        </w:r>
-        <w:r>
-          <w:rPr>
-            <w:noProof/>
-            <w:webHidden/>
-          </w:rPr>
-          <w:fldChar w:fldCharType="begin"/>
-        </w:r>
-        <w:r>
-          <w:rPr>
-            <w:noProof/>
-            <w:webHidden/>
-          </w:rPr>
-          <w:instrText xml:space="preserve"> PAGEREF _Toc239955061 \h </w:instrText>
-        </w:r>
-        <w:r>
-          <w:rPr>
-            <w:noProof/>
-            <w:webHidden/>
-          </w:rPr>
-        </w:r>
-        <w:r>
-          <w:rPr>
-            <w:noProof/>
-            <w:webHidden/>
-          </w:rPr>
-          <w:fldChar w:fldCharType="separate"/>
-        </w:r>
-        <w:r>
-          <w:rPr>
-            <w:noProof/>
-            <w:webHidden/>
-          </w:rPr>
-          <w:t>9</w:t>
-        </w:r>
-        <w:r>
-          <w:rPr>
-            <w:noProof/>
-            <w:webHidden/>
-          </w:rPr>
-          <w:fldChar w:fldCharType="end"/>
-        </w:r>
-      </w:hyperlink>
-    </w:p>
-    <w:p>
-      <w:pPr>
-        <w:pStyle w:val="TOC3"/>
-        <w:tabs>
-          <w:tab w:val="right" w:leader="dot" w:pos="9350"/>
-        </w:tabs>
-        <w:rPr>
-          <w:noProof/>
-        </w:rPr>
-      </w:pPr>
-      <w:hyperlink w:anchor="_Toc239955062" w:history="1">
-        <w:r>
-          <w:rPr>
-            <w:rStyle w:val="Hyperlink"/>
-            <w:noProof/>
-          </w:rPr>
-          <w:t>4.5 Non-Functional Requirements</w:t>
-        </w:r>
-        <w:r>
-          <w:rPr>
-            <w:noProof/>
-            <w:webHidden/>
-          </w:rPr>
-          <w:tab/>
-        </w:r>
-        <w:r>
-          <w:rPr>
-            <w:noProof/>
-            <w:webHidden/>
-          </w:rPr>
-          <w:fldChar w:fldCharType="begin"/>
-        </w:r>
-        <w:r>
-          <w:rPr>
-            <w:noProof/>
-            <w:webHidden/>
-          </w:rPr>
-          <w:instrText xml:space="preserve"> PAGEREF _Toc239955062 \h </w:instrText>
-        </w:r>
-        <w:r>
-          <w:rPr>
-            <w:noProof/>
-            <w:webHidden/>
-          </w:rPr>
-        </w:r>
-        <w:r>
-          <w:rPr>
-            <w:noProof/>
-            <w:webHidden/>
-          </w:rPr>
-          <w:fldChar w:fldCharType="separate"/>
-        </w:r>
-        <w:r>
-          <w:rPr>
-            <w:noProof/>
-            <w:webHidden/>
-          </w:rPr>
-          <w:t>13</w:t>
-        </w:r>
-        <w:r>
-          <w:rPr>
-            <w:noProof/>
-            <w:webHidden/>
-          </w:rPr>
-          <w:fldChar w:fldCharType="end"/>
-        </w:r>
-      </w:hyperlink>
-    </w:p>
-    <w:p>
-      <w:pPr>
-        <w:pStyle w:val="TOC3"/>
-        <w:tabs>
-          <w:tab w:val="right" w:leader="dot" w:pos="9350"/>
-        </w:tabs>
-        <w:rPr>
-          <w:noProof/>
-        </w:rPr>
-      </w:pPr>
-      <w:hyperlink w:anchor="_Toc239955063" w:history="1">
-        <w:r>
-          <w:rPr>
-            <w:rStyle w:val="Hyperlink"/>
-            <w:noProof/>
-          </w:rPr>
-          <w:t>4.6 External Interfaces</w:t>
-        </w:r>
-        <w:r>
-          <w:rPr>
-            <w:noProof/>
-            <w:webHidden/>
-          </w:rPr>
-          <w:tab/>
-        </w:r>
-        <w:r>
-          <w:rPr>
-            <w:noProof/>
-            <w:webHidden/>
-          </w:rPr>
-          <w:fldChar w:fldCharType="begin"/>
-        </w:r>
-        <w:r>
-          <w:rPr>
-            <w:noProof/>
-            <w:webHidden/>
-          </w:rPr>
-          <w:instrText xml:space="preserve"> PAGEREF _Toc239955063 \h </w:instrText>
-        </w:r>
-        <w:r>
-          <w:rPr>
-            <w:noProof/>
-            <w:webHidden/>
-          </w:rPr>
-        </w:r>
-        <w:r>
-          <w:rPr>
-            <w:noProof/>
-            <w:webHidden/>
-          </w:rPr>
-          <w:fldChar w:fldCharType="separate"/>
-        </w:r>
-        <w:r>
-          <w:rPr>
-            <w:noProof/>
-            <w:webHidden/>
-          </w:rPr>
-          <w:t>14</w:t>
-        </w:r>
-        <w:r>
-          <w:rPr>
-            <w:noProof/>
-            <w:webHidden/>
-          </w:rPr>
-          <w:fldChar w:fldCharType="end"/>
-        </w:r>
-      </w:hyperlink>
-    </w:p>
-    <w:p>
-      <w:pPr>
-        <w:pStyle w:val="TOC3"/>
-        <w:tabs>
-          <w:tab w:val="right" w:leader="dot" w:pos="9350"/>
-        </w:tabs>
-        <w:rPr>
-          <w:noProof/>
-        </w:rPr>
-      </w:pPr>
-      <w:hyperlink w:anchor="_Toc239955064" w:history="1">
-        <w:r>
-          <w:rPr>
-            <w:rStyle w:val="Hyperlink"/>
-            <w:noProof/>
-          </w:rPr>
-          <w:t>4.7 Open Items for Future Versions</w:t>
-        </w:r>
-        <w:r>
-          <w:rPr>
-            <w:noProof/>
-            <w:webHidden/>
-          </w:rPr>
-          <w:tab/>
-        </w:r>
-        <w:r>
-          <w:rPr>
-            <w:noProof/>
-            <w:webHidden/>
-          </w:rPr>
-          <w:fldChar w:fldCharType="begin"/>
-        </w:r>
-        <w:r>
-          <w:rPr>
-            <w:noProof/>
-            <w:webHidden/>
-          </w:rPr>
-          <w:instrText xml:space="preserve"> PAGEREF _Toc239955064 \h </w:instrText>
-        </w:r>
-        <w:r>
-          <w:rPr>
-            <w:noProof/>
-            <w:webHidden/>
-          </w:rPr>
-        </w:r>
-        <w:r>
-          <w:rPr>
-            <w:noProof/>
-            <w:webHidden/>
-          </w:rPr>
-          <w:fldChar w:fldCharType="separate"/>
-        </w:r>
-        <w:r>
-          <w:rPr>
-            <w:noProof/>
-            <w:webHidden/>
-          </w:rPr>
-          <w:t>14</w:t>
+          <w:t>15</w:t>
         </w:r>
         <w:r>
           <w:rPr>
@@ -2052,16 +2165,20 @@
           <w:tab w:val="right" w:leader="dot" w:pos="9350"/>
         </w:tabs>
         <w:rPr>
+          <w:rFonts w:eastAsiaTheme="minorEastAsia"/>
           <w:noProof/>
-        </w:rPr>
-      </w:pPr>
-      <w:hyperlink w:anchor="_Toc239955065" w:history="1">
+          <w:kern w:val="2"/>
+          <w:lang w:val="en-AS" w:eastAsia="en-AS"/>
+          <w14:ligatures w14:val="standardContextual"/>
+        </w:rPr>
+      </w:pPr>
+      <w:hyperlink w:anchor="_Toc239958283" w:history="1">
         <w:r>
           <w:rPr>
             <w:rStyle w:val="Hyperlink"/>
             <w:noProof/>
           </w:rPr>
-          <w:t>5. Next Steps</w:t>
+          <w:t>6. References</w:t>
         </w:r>
         <w:r>
           <w:rPr>
@@ -2082,7 +2199,7 @@
             <w:noProof/>
             <w:webHidden/>
           </w:rPr>
-          <w:instrText xml:space="preserve"> PAGEREF _Toc239955065 \h </w:instrText>
+          <w:instrText xml:space="preserve"> PAGEREF _Toc239958283 \h </w:instrText>
         </w:r>
         <w:r>
           <w:rPr>
@@ -2115,74 +2232,6 @@
     </w:p>
     <w:p>
       <w:pPr>
-        <w:pStyle w:val="TOC2"/>
-        <w:tabs>
-          <w:tab w:val="right" w:leader="dot" w:pos="9350"/>
-        </w:tabs>
-        <w:rPr>
-          <w:noProof/>
-        </w:rPr>
-      </w:pPr>
-      <w:hyperlink w:anchor="_Toc239955066" w:history="1">
-        <w:r>
-          <w:rPr>
-            <w:rStyle w:val="Hyperlink"/>
-            <w:noProof/>
-          </w:rPr>
-          <w:t>6. References</w:t>
-        </w:r>
-        <w:r>
-          <w:rPr>
-            <w:noProof/>
-            <w:webHidden/>
-          </w:rPr>
-          <w:tab/>
-        </w:r>
-        <w:r>
-          <w:rPr>
-            <w:noProof/>
-            <w:webHidden/>
-          </w:rPr>
-          <w:fldChar w:fldCharType="begin"/>
-        </w:r>
-        <w:r>
-          <w:rPr>
-            <w:noProof/>
-            <w:webHidden/>
-          </w:rPr>
-          <w:instrText xml:space="preserve"> PAGEREF _Toc239955066 \h </w:instrText>
-        </w:r>
-        <w:r>
-          <w:rPr>
-            <w:noProof/>
-            <w:webHidden/>
-          </w:rPr>
-        </w:r>
-        <w:r>
-          <w:rPr>
-            <w:noProof/>
-            <w:webHidden/>
-          </w:rPr>
-          <w:fldChar w:fldCharType="separate"/>
-        </w:r>
-        <w:r>
-          <w:rPr>
-            <w:noProof/>
-            <w:webHidden/>
-          </w:rPr>
-          <w:t>15</w:t>
-        </w:r>
-        <w:r>
-          <w:rPr>
-            <w:noProof/>
-            <w:webHidden/>
-          </w:rPr>
-          <w:fldChar w:fldCharType="end"/>
-        </w:r>
-      </w:hyperlink>
-    </w:p>
-    <w:p>
-      <w:pPr>
         <w:pStyle w:val="BodyText"/>
       </w:pPr>
       <w:r>
@@ -2198,13 +2247,13 @@
       <w:pPr>
         <w:pStyle w:val="Heading2"/>
       </w:pPr>
-      <w:bookmarkStart w:id="3" w:name="introduction"/>
-      <w:bookmarkStart w:id="4" w:name="_Toc239955040"/>
+      <w:bookmarkStart w:id="2" w:name="introduction"/>
+      <w:bookmarkStart w:id="3" w:name="_Toc239958257"/>
       <w:r>
         <w:lastRenderedPageBreak/>
         <w:t>1. Introduction</w:t>
       </w:r>
-      <w:bookmarkEnd w:id="4"/>
+      <w:bookmarkEnd w:id="3"/>
     </w:p>
     <w:p>
       <w:pPr>
@@ -2226,44 +2275,44 @@
       <w:pPr>
         <w:pStyle w:val="Heading2"/>
       </w:pPr>
-      <w:bookmarkStart w:id="5" w:name="existing-software-landscape-research"/>
-      <w:bookmarkStart w:id="6" w:name="_Toc239955041"/>
-      <w:bookmarkEnd w:id="3"/>
+      <w:bookmarkStart w:id="4" w:name="existing-software-landscape-research"/>
+      <w:bookmarkStart w:id="5" w:name="_Toc239958258"/>
+      <w:bookmarkEnd w:id="2"/>
       <w:r>
         <w:t>2. Existing Software Landscape (Research)</w:t>
       </w:r>
+      <w:bookmarkEnd w:id="5"/>
+    </w:p>
+    <w:p>
+      <w:pPr>
+        <w:pStyle w:val="Heading3"/>
+      </w:pPr>
+      <w:bookmarkStart w:id="6" w:name="purpose-of-the-research"/>
+      <w:bookmarkStart w:id="7" w:name="_Toc239958259"/>
+      <w:r>
+        <w:t>2.1 Purpose of the Research</w:t>
+      </w:r>
+      <w:bookmarkEnd w:id="7"/>
+    </w:p>
+    <w:p>
+      <w:pPr>
+        <w:pStyle w:val="FirstParagraph"/>
+      </w:pPr>
+      <w:r>
+        <w:t>Before writing requirements, we need to know what is already on the market. This tells us three things: which features drivers already expect, which problems are still unsolved, and where we can build something better. Everything in this section feeds into the differentiation strategy in Section 2.5 and the scope decisions in Section 3.7.</w:t>
+      </w:r>
+    </w:p>
+    <w:p>
+      <w:pPr>
+        <w:pStyle w:val="Heading3"/>
+      </w:pPr>
+      <w:bookmarkStart w:id="8" w:name="market-overview"/>
+      <w:bookmarkStart w:id="9" w:name="_Toc239958260"/>
       <w:bookmarkEnd w:id="6"/>
-    </w:p>
-    <w:p>
-      <w:pPr>
-        <w:pStyle w:val="Heading3"/>
-      </w:pPr>
-      <w:bookmarkStart w:id="7" w:name="purpose-of-the-research"/>
-      <w:bookmarkStart w:id="8" w:name="_Toc239955042"/>
-      <w:r>
-        <w:t>2.1 Purpose of the Research</w:t>
-      </w:r>
-      <w:bookmarkEnd w:id="8"/>
-    </w:p>
-    <w:p>
-      <w:pPr>
-        <w:pStyle w:val="FirstParagraph"/>
-      </w:pPr>
-      <w:r>
-        <w:t>Before writing requirements, we need to know what is already on the market. This tells us three things: which features drivers already expect, which problems are still unsolved, and where we can build something better. Everything in this section feeds into the differentiation strategy in Section 2.5 and the scope decisions in Section 3.7.</w:t>
-      </w:r>
-    </w:p>
-    <w:p>
-      <w:pPr>
-        <w:pStyle w:val="Heading3"/>
-      </w:pPr>
-      <w:bookmarkStart w:id="9" w:name="market-overview"/>
-      <w:bookmarkStart w:id="10" w:name="_Toc239955043"/>
-      <w:bookmarkEnd w:id="7"/>
       <w:r>
         <w:t>2.2 Market Overview</w:t>
       </w:r>
-      <w:bookmarkEnd w:id="10"/>
+      <w:bookmarkEnd w:id="9"/>
     </w:p>
     <w:p>
       <w:pPr>
@@ -2544,13 +2593,13 @@
       <w:pPr>
         <w:pStyle w:val="Heading3"/>
       </w:pPr>
-      <w:bookmarkStart w:id="11" w:name="competitor-analysis"/>
-      <w:bookmarkStart w:id="12" w:name="_Toc239955044"/>
-      <w:bookmarkEnd w:id="9"/>
+      <w:bookmarkStart w:id="10" w:name="competitor-analysis"/>
+      <w:bookmarkStart w:id="11" w:name="_Toc239958261"/>
+      <w:bookmarkEnd w:id="8"/>
       <w:r>
         <w:t>2.3 Competitor Analysis</w:t>
       </w:r>
-      <w:bookmarkEnd w:id="12"/>
+      <w:bookmarkEnd w:id="11"/>
     </w:p>
     <w:tbl>
       <w:tblPr>
@@ -3054,13 +3103,13 @@
       <w:pPr>
         <w:pStyle w:val="Heading3"/>
       </w:pPr>
-      <w:bookmarkStart w:id="13" w:name="common-weaknesses-in-current-solutions"/>
-      <w:bookmarkStart w:id="14" w:name="_Toc239955045"/>
-      <w:bookmarkEnd w:id="11"/>
+      <w:bookmarkStart w:id="12" w:name="common-weaknesses-in-current-solutions"/>
+      <w:bookmarkStart w:id="13" w:name="_Toc239958262"/>
+      <w:bookmarkEnd w:id="10"/>
       <w:r>
         <w:t>2.4 Common Weaknesses in Current Solutions</w:t>
       </w:r>
-      <w:bookmarkEnd w:id="14"/>
+      <w:bookmarkEnd w:id="13"/>
     </w:p>
     <w:p>
       <w:pPr>
@@ -3170,13 +3219,13 @@
       <w:pPr>
         <w:pStyle w:val="Heading3"/>
       </w:pPr>
-      <w:bookmarkStart w:id="15" w:name="how-our-platform-will-be-different"/>
-      <w:bookmarkStart w:id="16" w:name="_Toc239955046"/>
-      <w:bookmarkEnd w:id="13"/>
+      <w:bookmarkStart w:id="14" w:name="how-our-platform-will-be-different"/>
+      <w:bookmarkStart w:id="15" w:name="_Toc239958263"/>
+      <w:bookmarkEnd w:id="12"/>
       <w:r>
         <w:t>2.5 How Our Platform Will Be Different</w:t>
       </w:r>
-      <w:bookmarkEnd w:id="16"/>
+      <w:bookmarkEnd w:id="15"/>
     </w:p>
     <w:p>
       <w:pPr>
@@ -3268,128 +3317,128 @@
       <w:pPr>
         <w:pStyle w:val="Heading2"/>
       </w:pPr>
-      <w:bookmarkStart w:id="17" w:name="vision-and-scope"/>
-      <w:bookmarkStart w:id="18" w:name="_Toc239955047"/>
-      <w:bookmarkEnd w:id="5"/>
-      <w:bookmarkEnd w:id="15"/>
+      <w:bookmarkStart w:id="16" w:name="vision-and-scope"/>
+      <w:bookmarkStart w:id="17" w:name="_Toc239958264"/>
+      <w:bookmarkEnd w:id="4"/>
+      <w:bookmarkEnd w:id="14"/>
       <w:r>
         <w:t>3. Vision and Scope</w:t>
       </w:r>
+      <w:bookmarkEnd w:id="17"/>
+    </w:p>
+    <w:p>
+      <w:pPr>
+        <w:pStyle w:val="Heading3"/>
+      </w:pPr>
+      <w:bookmarkStart w:id="18" w:name="about-oftware-orp."/>
+      <w:bookmarkStart w:id="19" w:name="_Toc239958265"/>
+      <w:r>
+        <w:t>3.1 About $oftware ¢orp.</w:t>
+      </w:r>
+      <w:bookmarkEnd w:id="19"/>
+    </w:p>
+    <w:p>
+      <w:pPr>
+        <w:pStyle w:val="FirstParagraph"/>
+      </w:pPr>
+      <w:r>
+        <w:t>$oftware ¢orp. is a software development studio that builds platform products for the transportation and mobility sector. The studio works in cross-functional delivery teams and takes projects from requirements gathering through release and support. For this engagement the studio has committed six teams: Mobile Application, Web Application, Backend/API, Mapping &amp; Location Services, Payment Integration, and Quality Assurance &amp; Testing.</w:t>
+      </w:r>
+    </w:p>
+    <w:p>
+      <w:pPr>
+        <w:pStyle w:val="BodyText"/>
+      </w:pPr>
+      <w:r>
+        <w:t xml:space="preserve">For the purposes of this course, $oftware ¢orp. is a fictitious company operating with an unlimited theoretical development budget. This removes cost as a constraint but does </w:t>
+      </w:r>
+      <w:r>
+        <w:rPr>
+          <w:b/>
+          <w:bCs/>
+        </w:rPr>
+        <w:t>not</w:t>
+      </w:r>
+      <w:r>
+        <w:t xml:space="preserve"> remove the schedule constraint — the semester timeline is fixed.</w:t>
+      </w:r>
+    </w:p>
+    <w:p>
+      <w:pPr>
+        <w:pStyle w:val="Heading3"/>
+      </w:pPr>
+      <w:bookmarkStart w:id="20" w:name="how-this-project-was-acquired"/>
+      <w:bookmarkStart w:id="21" w:name="_Toc239958266"/>
       <w:bookmarkEnd w:id="18"/>
-    </w:p>
-    <w:p>
-      <w:pPr>
-        <w:pStyle w:val="Heading3"/>
-      </w:pPr>
-      <w:bookmarkStart w:id="19" w:name="about-oftware-orp."/>
-      <w:bookmarkStart w:id="20" w:name="_Toc239955048"/>
-      <w:r>
-        <w:t>3.1 About $oftware ¢orp.</w:t>
-      </w:r>
-      <w:bookmarkEnd w:id="20"/>
-    </w:p>
-    <w:p>
-      <w:pPr>
-        <w:pStyle w:val="FirstParagraph"/>
-      </w:pPr>
-      <w:r>
-        <w:t>$oftware ¢orp. is a software development studio that builds platform products for the transportation and mobility sector. The studio works in cross-functional delivery teams and takes projects from requirements gathering through release and support. For this engagement the studio has committed six teams: Mobile Application, Web Application, Backend/API, Mapping &amp; Location Services, Payment Integration, and Quality Assurance &amp; Testing.</w:t>
-      </w:r>
-    </w:p>
-    <w:p>
-      <w:pPr>
-        <w:pStyle w:val="BodyText"/>
-      </w:pPr>
-      <w:r>
-        <w:t xml:space="preserve">For the purposes of this course, $oftware ¢orp. is a fictitious company operating with an unlimited theoretical development budget. This removes cost as a constraint but does </w:t>
-      </w:r>
-      <w:r>
-        <w:rPr>
-          <w:b/>
-          <w:bCs/>
-        </w:rPr>
-        <w:t>not</w:t>
-      </w:r>
-      <w:r>
-        <w:t xml:space="preserve"> remove the schedule constraint — the semester timeline is fixed.</w:t>
-      </w:r>
-    </w:p>
-    <w:p>
-      <w:pPr>
-        <w:pStyle w:val="Heading3"/>
-      </w:pPr>
-      <w:bookmarkStart w:id="21" w:name="how-this-project-was-acquired"/>
-      <w:bookmarkStart w:id="22" w:name="_Toc239955049"/>
-      <w:bookmarkEnd w:id="19"/>
       <w:r>
         <w:lastRenderedPageBreak/>
         <w:t>3.2 How This Project Was Acquired</w:t>
       </w:r>
+      <w:bookmarkEnd w:id="21"/>
+    </w:p>
+    <w:p>
+      <w:pPr>
+        <w:pStyle w:val="FirstParagraph"/>
+      </w:pPr>
+      <w:r>
+        <w:t>A regional parking operator group, together with a municipal transportation department, issued a request for proposal for a real-time parking reservation and management platform. Their existing setup used three separate vendors: one consumer booking app, one gate and access control system, and one spreadsheet-based revenue reporting process. The three did not share data, which caused oversold garages and monthly reconciliation work.</w:t>
+      </w:r>
+    </w:p>
+    <w:p>
+      <w:pPr>
+        <w:pStyle w:val="BodyText"/>
+      </w:pPr>
+      <w:r>
+        <w:t>$oftware ¢orp. was invited to bid based on prior mobility platform work. Our proposal argued that the real problem was not a missing app but a missing single source of truth between the driver and the garage. The client accepted that framing, and the contract was awarded to $oftware ¢orp. as a full platform build covering both the driver-facing product and the operator-facing product.</w:t>
+      </w:r>
+    </w:p>
+    <w:p>
+      <w:pPr>
+        <w:pStyle w:val="BodyText"/>
+      </w:pPr>
+      <w:r>
+        <w:t>The client’s stated priorities, in their order: 1. Never sell a space that is not actually available. 2. Give operators live visibility into occupancy and revenue. 3. Make the driver experience fast enough that it beats circling the block.</w:t>
+      </w:r>
+    </w:p>
+    <w:p>
+      <w:pPr>
+        <w:pStyle w:val="Heading3"/>
+      </w:pPr>
+      <w:bookmarkStart w:id="22" w:name="business-need"/>
+      <w:bookmarkStart w:id="23" w:name="_Toc239958267"/>
+      <w:bookmarkEnd w:id="20"/>
+      <w:r>
+        <w:t>3.3 Business Need</w:t>
+      </w:r>
+      <w:bookmarkEnd w:id="23"/>
+    </w:p>
+    <w:p>
+      <w:pPr>
+        <w:pStyle w:val="FirstParagraph"/>
+      </w:pPr>
+      <w:r>
+        <w:t>Drivers spend a large share of their trip time searching for parking. That searching creates traffic congestion, wasted fuel, driver frustration, and lost productivity. On the other side, parking operators cannot see their own occupancy in real time, so they cannot price dynamically, cannot plan for events, and cannot tell which assets are underused.</w:t>
+      </w:r>
+    </w:p>
+    <w:p>
+      <w:pPr>
+        <w:pStyle w:val="BodyText"/>
+      </w:pPr>
+      <w:r>
+        <w:t>Both problems come from the same missing piece: there is no shared, live, trusted picture of which spaces are open right now.</w:t>
+      </w:r>
+    </w:p>
+    <w:p>
+      <w:pPr>
+        <w:pStyle w:val="Heading3"/>
+      </w:pPr>
+      <w:bookmarkStart w:id="24" w:name="vision-statement"/>
+      <w:bookmarkStart w:id="25" w:name="_Toc239958268"/>
       <w:bookmarkEnd w:id="22"/>
-    </w:p>
-    <w:p>
-      <w:pPr>
-        <w:pStyle w:val="FirstParagraph"/>
-      </w:pPr>
-      <w:r>
-        <w:t>A regional parking operator group, together with a municipal transportation department, issued a request for proposal for a real-time parking reservation and management platform. Their existing setup used three separate vendors: one consumer booking app, one gate and access control system, and one spreadsheet-based revenue reporting process. The three did not share data, which caused oversold garages and monthly reconciliation work.</w:t>
-      </w:r>
-    </w:p>
-    <w:p>
-      <w:pPr>
-        <w:pStyle w:val="BodyText"/>
-      </w:pPr>
-      <w:r>
-        <w:t>$oftware ¢orp. was invited to bid based on prior mobility platform work. Our proposal argued that the real problem was not a missing app but a missing single source of truth between the driver and the garage. The client accepted that framing, and the contract was awarded to $oftware ¢orp. as a full platform build covering both the driver-facing product and the operator-facing product.</w:t>
-      </w:r>
-    </w:p>
-    <w:p>
-      <w:pPr>
-        <w:pStyle w:val="BodyText"/>
-      </w:pPr>
-      <w:r>
-        <w:t>The client’s stated priorities, in their order: 1. Never sell a space that is not actually available. 2. Give operators live visibility into occupancy and revenue. 3. Make the driver experience fast enough that it beats circling the block.</w:t>
-      </w:r>
-    </w:p>
-    <w:p>
-      <w:pPr>
-        <w:pStyle w:val="Heading3"/>
-      </w:pPr>
-      <w:bookmarkStart w:id="23" w:name="business-need"/>
-      <w:bookmarkStart w:id="24" w:name="_Toc239955050"/>
-      <w:bookmarkEnd w:id="21"/>
-      <w:r>
-        <w:t>3.3 Business Need</w:t>
-      </w:r>
-      <w:bookmarkEnd w:id="24"/>
-    </w:p>
-    <w:p>
-      <w:pPr>
-        <w:pStyle w:val="FirstParagraph"/>
-      </w:pPr>
-      <w:r>
-        <w:t>Drivers spend a large share of their trip time searching for parking. That searching creates traffic congestion, wasted fuel, driver frustration, and lost productivity. On the other side, parking operators cannot see their own occupancy in real time, so they cannot price dynamically, cannot plan for events, and cannot tell which assets are underused.</w:t>
-      </w:r>
-    </w:p>
-    <w:p>
-      <w:pPr>
-        <w:pStyle w:val="BodyText"/>
-      </w:pPr>
-      <w:r>
-        <w:t>Both problems come from the same missing piece: there is no shared, live, trusted picture of which spaces are open right now.</w:t>
-      </w:r>
-    </w:p>
-    <w:p>
-      <w:pPr>
-        <w:pStyle w:val="Heading3"/>
-      </w:pPr>
-      <w:bookmarkStart w:id="25" w:name="vision-statement"/>
-      <w:bookmarkStart w:id="26" w:name="_Toc239955051"/>
-      <w:bookmarkEnd w:id="23"/>
       <w:r>
         <w:t>3.4 Vision Statement</w:t>
       </w:r>
-      <w:bookmarkEnd w:id="26"/>
+      <w:bookmarkEnd w:id="25"/>
     </w:p>
     <w:p>
       <w:pPr>
@@ -3470,13 +3519,13 @@
       <w:pPr>
         <w:pStyle w:val="Heading3"/>
       </w:pPr>
-      <w:bookmarkStart w:id="27" w:name="business-objectives-and-success-metrics"/>
-      <w:bookmarkStart w:id="28" w:name="_Toc239955052"/>
-      <w:bookmarkEnd w:id="25"/>
+      <w:bookmarkStart w:id="26" w:name="business-objectives-and-success-metrics"/>
+      <w:bookmarkStart w:id="27" w:name="_Toc239958269"/>
+      <w:bookmarkEnd w:id="24"/>
       <w:r>
         <w:t>3.5 Business Objectives and Success Metrics</w:t>
       </w:r>
-      <w:bookmarkEnd w:id="28"/>
+      <w:bookmarkEnd w:id="27"/>
     </w:p>
     <w:tbl>
       <w:tblPr>
@@ -3745,13 +3794,13 @@
       <w:pPr>
         <w:pStyle w:val="Heading3"/>
       </w:pPr>
-      <w:bookmarkStart w:id="29" w:name="project-overview"/>
-      <w:bookmarkStart w:id="30" w:name="_Toc239955053"/>
-      <w:bookmarkEnd w:id="27"/>
+      <w:bookmarkStart w:id="28" w:name="project-overview"/>
+      <w:bookmarkStart w:id="29" w:name="_Toc239958270"/>
+      <w:bookmarkEnd w:id="26"/>
       <w:r>
         <w:t>3.6 Project Overview</w:t>
       </w:r>
-      <w:bookmarkEnd w:id="30"/>
+      <w:bookmarkEnd w:id="29"/>
     </w:p>
     <w:p>
       <w:pPr>
@@ -3841,13 +3890,13 @@
       <w:pPr>
         <w:pStyle w:val="Heading3"/>
       </w:pPr>
-      <w:bookmarkStart w:id="31" w:name="scope-in-and-out"/>
-      <w:bookmarkStart w:id="32" w:name="_Toc239955054"/>
-      <w:bookmarkEnd w:id="29"/>
+      <w:bookmarkStart w:id="30" w:name="scope-in-and-out"/>
+      <w:bookmarkStart w:id="31" w:name="_Toc239958271"/>
+      <w:bookmarkEnd w:id="28"/>
       <w:r>
         <w:t>3.7 Scope — In and Out</w:t>
       </w:r>
-      <w:bookmarkEnd w:id="32"/>
+      <w:bookmarkEnd w:id="31"/>
     </w:p>
     <w:p>
       <w:pPr>
@@ -4117,13 +4166,13 @@
       <w:pPr>
         <w:pStyle w:val="Heading3"/>
       </w:pPr>
-      <w:bookmarkStart w:id="33" w:name="stakeholders"/>
-      <w:bookmarkStart w:id="34" w:name="_Toc239955055"/>
-      <w:bookmarkEnd w:id="31"/>
+      <w:bookmarkStart w:id="32" w:name="stakeholders"/>
+      <w:bookmarkStart w:id="33" w:name="_Toc239958272"/>
+      <w:bookmarkEnd w:id="30"/>
       <w:r>
         <w:t>3.8 Stakeholders</w:t>
       </w:r>
-      <w:bookmarkEnd w:id="34"/>
+      <w:bookmarkEnd w:id="33"/>
     </w:p>
     <w:tbl>
       <w:tblPr>
@@ -4514,13 +4563,13 @@
       <w:pPr>
         <w:pStyle w:val="Heading3"/>
       </w:pPr>
-      <w:bookmarkStart w:id="35" w:name="constraints-and-assumptions"/>
-      <w:bookmarkStart w:id="36" w:name="_Toc239955056"/>
-      <w:bookmarkEnd w:id="33"/>
+      <w:bookmarkStart w:id="34" w:name="constraints-and-assumptions"/>
+      <w:bookmarkStart w:id="35" w:name="_Toc239958273"/>
+      <w:bookmarkEnd w:id="32"/>
       <w:r>
         <w:t>3.9 Constraints and Assumptions</w:t>
       </w:r>
-      <w:bookmarkEnd w:id="36"/>
+      <w:bookmarkEnd w:id="35"/>
     </w:p>
     <w:p>
       <w:pPr>
@@ -4646,61 +4695,61 @@
       <w:pPr>
         <w:pStyle w:val="Heading2"/>
       </w:pPr>
-      <w:bookmarkStart w:id="37" w:name="X671c9c4d490f0732ba072bcdca550b075eb5f82"/>
-      <w:bookmarkStart w:id="38" w:name="_Toc239955057"/>
-      <w:bookmarkEnd w:id="17"/>
-      <w:bookmarkEnd w:id="35"/>
+      <w:bookmarkStart w:id="36" w:name="X671c9c4d490f0732ba072bcdca550b075eb5f82"/>
+      <w:bookmarkStart w:id="37" w:name="_Toc239958274"/>
+      <w:bookmarkEnd w:id="16"/>
+      <w:bookmarkEnd w:id="34"/>
       <w:r>
         <w:lastRenderedPageBreak/>
         <w:t>4. Software Requirements Specification (Draft)</w:t>
       </w:r>
+      <w:bookmarkEnd w:id="37"/>
+    </w:p>
+    <w:p>
+      <w:pPr>
+        <w:pStyle w:val="BlockText"/>
+      </w:pPr>
+      <w:r>
+        <w:rPr>
+          <w:b/>
+          <w:bCs/>
+        </w:rPr>
+        <w:t>Status:</w:t>
+      </w:r>
+      <w:r>
+        <w:t xml:space="preserve"> Draft, version 1.0. This SRS will grow through the semester. Use cases here are written at a summary level; detailed flows, alternate flows, and acceptance criteria will be expanded in later versions.</w:t>
+      </w:r>
+    </w:p>
+    <w:p>
+      <w:pPr>
+        <w:pStyle w:val="Heading3"/>
+      </w:pPr>
+      <w:bookmarkStart w:id="38" w:name="purpose-and-scope-of-the-srs"/>
+      <w:bookmarkStart w:id="39" w:name="_Toc239958275"/>
+      <w:r>
+        <w:t>4.1 Purpose and Scope of the SRS</w:t>
+      </w:r>
+      <w:bookmarkEnd w:id="39"/>
+    </w:p>
+    <w:p>
+      <w:pPr>
+        <w:pStyle w:val="FirstParagraph"/>
+      </w:pPr>
+      <w:r>
+        <w:t>This SRS describes what the Smart Parking Platform must do. It is written for the $oftware ¢orp. delivery teams, the QA team, and the client stakeholders who will approve the requirements. It covers the driver-facing web and mobile applications, the operator dashboard, and the backend services that support them.</w:t>
+      </w:r>
+    </w:p>
+    <w:p>
+      <w:pPr>
+        <w:pStyle w:val="Heading3"/>
+      </w:pPr>
+      <w:bookmarkStart w:id="40" w:name="definitions-and-acronyms"/>
+      <w:bookmarkStart w:id="41" w:name="_Toc239958276"/>
       <w:bookmarkEnd w:id="38"/>
-    </w:p>
-    <w:p>
-      <w:pPr>
-        <w:pStyle w:val="BlockText"/>
-      </w:pPr>
-      <w:r>
-        <w:rPr>
-          <w:b/>
-          <w:bCs/>
-        </w:rPr>
-        <w:t>Status:</w:t>
-      </w:r>
-      <w:r>
-        <w:t xml:space="preserve"> Draft, version 1.0. This SRS will grow through the semester. Use cases here are written at a summary level; detailed flows, alternate flows, and acceptance criteria will be expanded in later versions.</w:t>
-      </w:r>
-    </w:p>
-    <w:p>
-      <w:pPr>
-        <w:pStyle w:val="Heading3"/>
-      </w:pPr>
-      <w:bookmarkStart w:id="39" w:name="purpose-and-scope-of-the-srs"/>
-      <w:bookmarkStart w:id="40" w:name="_Toc239955058"/>
-      <w:r>
-        <w:t>4.1 Purpose and Scope of the SRS</w:t>
-      </w:r>
-      <w:bookmarkEnd w:id="40"/>
-    </w:p>
-    <w:p>
-      <w:pPr>
-        <w:pStyle w:val="FirstParagraph"/>
-      </w:pPr>
-      <w:r>
-        <w:t>This SRS describes what the Smart Parking Platform must do. It is written for the $oftware ¢orp. delivery teams, the QA team, and the client stakeholders who will approve the requirements. It covers the driver-facing web and mobile applications, the operator dashboard, and the backend services that support them.</w:t>
-      </w:r>
-    </w:p>
-    <w:p>
-      <w:pPr>
-        <w:pStyle w:val="Heading3"/>
-      </w:pPr>
-      <w:bookmarkStart w:id="41" w:name="definitions-and-acronyms"/>
-      <w:bookmarkStart w:id="42" w:name="_Toc239955059"/>
-      <w:bookmarkEnd w:id="39"/>
       <w:r>
         <w:t>4.2 Definitions and Acronyms</w:t>
       </w:r>
-      <w:bookmarkEnd w:id="42"/>
+      <w:bookmarkEnd w:id="41"/>
     </w:p>
     <w:tbl>
       <w:tblPr>
@@ -4973,13 +5022,13 @@
       <w:pPr>
         <w:pStyle w:val="Heading3"/>
       </w:pPr>
-      <w:bookmarkStart w:id="43" w:name="actors"/>
-      <w:bookmarkStart w:id="44" w:name="_Toc239955060"/>
-      <w:bookmarkEnd w:id="41"/>
+      <w:bookmarkStart w:id="42" w:name="actors"/>
+      <w:bookmarkStart w:id="43" w:name="_Toc239958277"/>
+      <w:bookmarkEnd w:id="40"/>
       <w:r>
         <w:t>4.3 Actors</w:t>
       </w:r>
-      <w:bookmarkEnd w:id="44"/>
+      <w:bookmarkEnd w:id="43"/>
     </w:p>
     <w:tbl>
       <w:tblPr>
@@ -5252,19 +5301,19 @@
       <w:pPr>
         <w:pStyle w:val="Heading3"/>
       </w:pPr>
-      <w:bookmarkStart w:id="45" w:name="use-cases"/>
-      <w:bookmarkStart w:id="46" w:name="_Toc239955061"/>
-      <w:bookmarkEnd w:id="43"/>
+      <w:bookmarkStart w:id="44" w:name="use-cases"/>
+      <w:bookmarkStart w:id="45" w:name="_Toc239958278"/>
+      <w:bookmarkEnd w:id="42"/>
       <w:r>
         <w:t>4.4 Use Cases</w:t>
       </w:r>
-      <w:bookmarkEnd w:id="46"/>
+      <w:bookmarkEnd w:id="45"/>
     </w:p>
     <w:p>
       <w:pPr>
         <w:pStyle w:val="Heading4"/>
       </w:pPr>
-      <w:bookmarkStart w:id="47" w:name="uc-01-register-account"/>
+      <w:bookmarkStart w:id="46" w:name="uc-01-register-account"/>
       <w:r>
         <w:t>UC-01 — Register Account</w:t>
       </w:r>
@@ -5342,10 +5391,85 @@
       <w:pPr>
         <w:pStyle w:val="Heading4"/>
       </w:pPr>
-      <w:bookmarkStart w:id="48" w:name="uc-02-authenticate-log-in-log-out"/>
+      <w:bookmarkStart w:id="47" w:name="uc-02-authenticate-log-in-log-out"/>
+      <w:bookmarkEnd w:id="46"/>
+      <w:r>
+        <w:t>UC-02 — Authenticate (Log In / Log Out)</w:t>
+      </w:r>
+    </w:p>
+    <w:p>
+      <w:pPr>
+        <w:pStyle w:val="FirstParagraph"/>
+      </w:pPr>
+      <w:r>
+        <w:rPr>
+          <w:b/>
+          <w:bCs/>
+        </w:rPr>
+        <w:t>Actor:</w:t>
+      </w:r>
+      <w:r>
+        <w:t xml:space="preserve"> Driver, Operator, Finance User, System Administrator </w:t>
+      </w:r>
+      <w:r>
+        <w:rPr>
+          <w:b/>
+          <w:bCs/>
+        </w:rPr>
+        <w:t>Goal:</w:t>
+      </w:r>
+      <w:r>
+        <w:t xml:space="preserve"> Access the account securely. </w:t>
+      </w:r>
+      <w:r>
+        <w:rPr>
+          <w:b/>
+          <w:bCs/>
+        </w:rPr>
+        <w:t>Preconditions:</w:t>
+      </w:r>
+      <w:r>
+        <w:t xml:space="preserve"> A verified account exists. </w:t>
+      </w:r>
+      <w:r>
+        <w:rPr>
+          <w:b/>
+          <w:bCs/>
+        </w:rPr>
+        <w:t>Main flow:</w:t>
+      </w:r>
+      <w:r>
+        <w:t xml:space="preserve"> User submits credentials → system verifies → session is created with the correct role permissions. </w:t>
+      </w:r>
+      <w:r>
+        <w:rPr>
+          <w:b/>
+          <w:bCs/>
+        </w:rPr>
+        <w:t>Alternate flow:</w:t>
+      </w:r>
+      <w:r>
+        <w:t xml:space="preserve"> Wrong credentials three times → account is temporarily locked and a reset email is offered. </w:t>
+      </w:r>
+      <w:r>
+        <w:rPr>
+          <w:b/>
+          <w:bCs/>
+        </w:rPr>
+        <w:t>Postcondition:</w:t>
+      </w:r>
+      <w:r>
+        <w:t xml:space="preserve"> Authenticated session, or access denied.</w:t>
+      </w:r>
+    </w:p>
+    <w:p>
+      <w:pPr>
+        <w:pStyle w:val="Heading4"/>
+      </w:pPr>
+      <w:bookmarkStart w:id="48" w:name="uc-03-manage-vehicle-profile"/>
       <w:bookmarkEnd w:id="47"/>
       <w:r>
-        <w:t>UC-02 — Authenticate (Log In / Log Out)</w:t>
+        <w:t>UC-03 — Manage Vehicle Profile</w:t>
       </w:r>
     </w:p>
     <w:p>
@@ -5360,7 +5484,7 @@
         <w:t>Actor:</w:t>
       </w:r>
       <w:r>
-        <w:t xml:space="preserve"> Driver, Operator, Finance User, System Administrator </w:t>
+        <w:t xml:space="preserve"> Driver </w:t>
       </w:r>
       <w:r>
         <w:rPr>
@@ -5370,7 +5494,7 @@
         <w:t>Goal:</w:t>
       </w:r>
       <w:r>
-        <w:t xml:space="preserve"> Access the account securely. </w:t>
+        <w:t xml:space="preserve"> Save vehicle details and license plate for gate entry. </w:t>
       </w:r>
       <w:r>
         <w:rPr>
@@ -5380,7 +5504,7 @@
         <w:t>Preconditions:</w:t>
       </w:r>
       <w:r>
-        <w:t xml:space="preserve"> A verified account exists. </w:t>
+        <w:t xml:space="preserve"> Driver is logged in. </w:t>
       </w:r>
       <w:r>
         <w:rPr>
@@ -5390,7 +5514,7 @@
         <w:t>Main flow:</w:t>
       </w:r>
       <w:r>
-        <w:t xml:space="preserve"> User submits credentials → system verifies → session is created with the correct role permissions. </w:t>
+        <w:t xml:space="preserve"> Driver adds vehicle make, model, and plate number → system validates the plate format → vehicle is saved and can be set as default. </w:t>
       </w:r>
       <w:r>
         <w:rPr>
@@ -5400,7 +5524,7 @@
         <w:t>Alternate flow:</w:t>
       </w:r>
       <w:r>
-        <w:t xml:space="preserve"> Wrong credentials three times → account is temporarily locked and a reset email is offered. </w:t>
+        <w:t xml:space="preserve"> Duplicate plate on another account → flagged for administrator review. </w:t>
       </w:r>
       <w:r>
         <w:rPr>
@@ -5410,17 +5534,17 @@
         <w:t>Postcondition:</w:t>
       </w:r>
       <w:r>
-        <w:t xml:space="preserve"> Authenticated session, or access denied.</w:t>
+        <w:t xml:space="preserve"> Vehicle is available for LPR entry and for reservations.</w:t>
       </w:r>
     </w:p>
     <w:p>
       <w:pPr>
         <w:pStyle w:val="Heading4"/>
       </w:pPr>
-      <w:bookmarkStart w:id="49" w:name="uc-03-manage-vehicle-profile"/>
+      <w:bookmarkStart w:id="49" w:name="X013a038358698752ec10f59e703fe6375be8689"/>
       <w:bookmarkEnd w:id="48"/>
       <w:r>
-        <w:t>UC-03 — Manage Vehicle Profile</w:t>
+        <w:t>UC-04 — Search for Parking Near a Destination</w:t>
       </w:r>
     </w:p>
     <w:p>
@@ -5435,7 +5559,7 @@
         <w:t>Actor:</w:t>
       </w:r>
       <w:r>
-        <w:t xml:space="preserve"> Driver </w:t>
+        <w:t xml:space="preserve"> Guest, Driver </w:t>
       </w:r>
       <w:r>
         <w:rPr>
@@ -5445,7 +5569,7 @@
         <w:t>Goal:</w:t>
       </w:r>
       <w:r>
-        <w:t xml:space="preserve"> Save vehicle details and license plate for gate entry. </w:t>
+        <w:t xml:space="preserve"> Find garages near a chosen address, landmark, or current location. </w:t>
       </w:r>
       <w:r>
         <w:rPr>
@@ -5455,7 +5579,7 @@
         <w:t>Preconditions:</w:t>
       </w:r>
       <w:r>
-        <w:t xml:space="preserve"> Driver is logged in. </w:t>
+        <w:t xml:space="preserve"> Location access granted, or an address entered. </w:t>
       </w:r>
       <w:r>
         <w:rPr>
@@ -5465,7 +5589,7 @@
         <w:t>Main flow:</w:t>
       </w:r>
       <w:r>
-        <w:t xml:space="preserve"> Driver adds vehicle make, model, and plate number → system validates the plate format → vehicle is saved and can be set as default. </w:t>
+        <w:t xml:space="preserve"> User enters a destination and an arrival/departure time → system queries live inventory → results are returned with distance, price, and available space count. </w:t>
       </w:r>
       <w:r>
         <w:rPr>
@@ -5475,7 +5599,7 @@
         <w:t>Alternate flow:</w:t>
       </w:r>
       <w:r>
-        <w:t xml:space="preserve"> Duplicate plate on another account → flagged for administrator review. </w:t>
+        <w:t xml:space="preserve"> No garages within range → system widens the radius and shows the nearest option. </w:t>
       </w:r>
       <w:r>
         <w:rPr>
@@ -5485,17 +5609,17 @@
         <w:t>Postcondition:</w:t>
       </w:r>
       <w:r>
-        <w:t xml:space="preserve"> Vehicle is available for LPR entry and for reservations.</w:t>
+        <w:t xml:space="preserve"> A result set is displayed.</w:t>
       </w:r>
     </w:p>
     <w:p>
       <w:pPr>
         <w:pStyle w:val="Heading4"/>
       </w:pPr>
-      <w:bookmarkStart w:id="50" w:name="X013a038358698752ec10f59e703fe6375be8689"/>
+      <w:bookmarkStart w:id="50" w:name="Xfb17a245818860a90c17557caf041abbaf0bfb8"/>
       <w:bookmarkEnd w:id="49"/>
       <w:r>
-        <w:t>UC-04 — Search for Parking Near a Destination</w:t>
+        <w:t>UC-05 — View Real-Time Availability on an Interactive Map</w:t>
       </w:r>
     </w:p>
     <w:p>
@@ -5520,7 +5644,7 @@
         <w:t>Goal:</w:t>
       </w:r>
       <w:r>
-        <w:t xml:space="preserve"> Find garages near a chosen address, landmark, or current location. </w:t>
+        <w:t xml:space="preserve"> See where open spaces are, visually. </w:t>
       </w:r>
       <w:r>
         <w:rPr>
@@ -5530,7 +5654,7 @@
         <w:t>Preconditions:</w:t>
       </w:r>
       <w:r>
-        <w:t xml:space="preserve"> Location access granted, or an address entered. </w:t>
+        <w:t xml:space="preserve"> Search results exist. </w:t>
       </w:r>
       <w:r>
         <w:rPr>
@@ -5540,7 +5664,7 @@
         <w:t>Main flow:</w:t>
       </w:r>
       <w:r>
-        <w:t xml:space="preserve"> User enters a destination and an arrival/departure time → system queries live inventory → results are returned with distance, price, and available space count. </w:t>
+        <w:t xml:space="preserve"> System renders garage pins on the map → each pin shows price and live open space count → counts refresh as gate events arrive. </w:t>
       </w:r>
       <w:r>
         <w:rPr>
@@ -5550,7 +5674,7 @@
         <w:t>Alternate flow:</w:t>
       </w:r>
       <w:r>
-        <w:t xml:space="preserve"> No garages within range → system widens the radius and shows the nearest option. </w:t>
+        <w:t xml:space="preserve"> Live occupancy feed is unavailable → the garage is marked “availability estimated” and cannot be reserved as guaranteed. </w:t>
       </w:r>
       <w:r>
         <w:rPr>
@@ -5560,17 +5684,17 @@
         <w:t>Postcondition:</w:t>
       </w:r>
       <w:r>
-        <w:t xml:space="preserve"> A result set is displayed.</w:t>
+        <w:t xml:space="preserve"> Driver can compare options at a glance.</w:t>
       </w:r>
     </w:p>
     <w:p>
       <w:pPr>
         <w:pStyle w:val="Heading4"/>
       </w:pPr>
-      <w:bookmarkStart w:id="51" w:name="Xfb17a245818860a90c17557caf041abbaf0bfb8"/>
+      <w:bookmarkStart w:id="51" w:name="uc-06-filter-and-sort-results"/>
       <w:bookmarkEnd w:id="50"/>
       <w:r>
-        <w:t>UC-05 — View Real-Time Availability on an Interactive Map</w:t>
+        <w:t>UC-06 — Filter and Sort Results</w:t>
       </w:r>
     </w:p>
     <w:p>
@@ -5595,7 +5719,7 @@
         <w:t>Goal:</w:t>
       </w:r>
       <w:r>
-        <w:t xml:space="preserve"> See where open spaces are, visually. </w:t>
+        <w:t xml:space="preserve"> Narrow results to what actually fits the driver’s needs. </w:t>
       </w:r>
       <w:r>
         <w:rPr>
@@ -5615,7 +5739,7 @@
         <w:t>Main flow:</w:t>
       </w:r>
       <w:r>
-        <w:t xml:space="preserve"> System renders garage pins on the map → each pin shows price and live open space count → counts refresh as gate events arrive. </w:t>
+        <w:t xml:space="preserve"> User applies filters (price ceiling, walking distance, covered parking, height clearance, accessible spaces, EV-adjacent) and sorts by price or distance. </w:t>
       </w:r>
       <w:r>
         <w:rPr>
@@ -5625,7 +5749,7 @@
         <w:t>Alternate flow:</w:t>
       </w:r>
       <w:r>
-        <w:t xml:space="preserve"> Live occupancy feed is unavailable → the garage is marked “availability estimated” and cannot be reserved as guaranteed. </w:t>
+        <w:t xml:space="preserve"> Filters return zero results → system suggests which filter to relax. </w:t>
       </w:r>
       <w:r>
         <w:rPr>
@@ -5635,90 +5759,15 @@
         <w:t>Postcondition:</w:t>
       </w:r>
       <w:r>
-        <w:t xml:space="preserve"> Driver can compare options at a glance.</w:t>
+        <w:t xml:space="preserve"> A filtered, sorted result set is displayed.</w:t>
       </w:r>
     </w:p>
     <w:p>
       <w:pPr>
         <w:pStyle w:val="Heading4"/>
       </w:pPr>
-      <w:bookmarkStart w:id="52" w:name="uc-06-filter-and-sort-results"/>
+      <w:bookmarkStart w:id="52" w:name="uc-07-view-garage-details"/>
       <w:bookmarkEnd w:id="51"/>
-      <w:r>
-        <w:t>UC-06 — Filter and Sort Results</w:t>
-      </w:r>
-    </w:p>
-    <w:p>
-      <w:pPr>
-        <w:pStyle w:val="FirstParagraph"/>
-      </w:pPr>
-      <w:r>
-        <w:rPr>
-          <w:b/>
-          <w:bCs/>
-        </w:rPr>
-        <w:t>Actor:</w:t>
-      </w:r>
-      <w:r>
-        <w:t xml:space="preserve"> Guest, Driver </w:t>
-      </w:r>
-      <w:r>
-        <w:rPr>
-          <w:b/>
-          <w:bCs/>
-        </w:rPr>
-        <w:t>Goal:</w:t>
-      </w:r>
-      <w:r>
-        <w:t xml:space="preserve"> Narrow results to what actually fits the driver’s needs. </w:t>
-      </w:r>
-      <w:r>
-        <w:rPr>
-          <w:b/>
-          <w:bCs/>
-        </w:rPr>
-        <w:t>Preconditions:</w:t>
-      </w:r>
-      <w:r>
-        <w:t xml:space="preserve"> Search results exist. </w:t>
-      </w:r>
-      <w:r>
-        <w:rPr>
-          <w:b/>
-          <w:bCs/>
-        </w:rPr>
-        <w:t>Main flow:</w:t>
-      </w:r>
-      <w:r>
-        <w:t xml:space="preserve"> User applies filters (price ceiling, walking distance, covered parking, height clearance, accessible spaces, EV-adjacent) and sorts by price or distance. </w:t>
-      </w:r>
-      <w:r>
-        <w:rPr>
-          <w:b/>
-          <w:bCs/>
-        </w:rPr>
-        <w:t>Alternate flow:</w:t>
-      </w:r>
-      <w:r>
-        <w:t xml:space="preserve"> Filters return zero results → system suggests which filter to relax. </w:t>
-      </w:r>
-      <w:r>
-        <w:rPr>
-          <w:b/>
-          <w:bCs/>
-        </w:rPr>
-        <w:t>Postcondition:</w:t>
-      </w:r>
-      <w:r>
-        <w:t xml:space="preserve"> A filtered, sorted result set is displayed.</w:t>
-      </w:r>
-    </w:p>
-    <w:p>
-      <w:pPr>
-        <w:pStyle w:val="Heading4"/>
-      </w:pPr>
-      <w:bookmarkStart w:id="53" w:name="uc-07-view-garage-details"/>
-      <w:bookmarkEnd w:id="52"/>
       <w:r>
         <w:t>UC-07 — View Garage Details</w:t>
       </w:r>
@@ -5786,10 +5835,85 @@
       <w:pPr>
         <w:pStyle w:val="Heading4"/>
       </w:pPr>
-      <w:bookmarkStart w:id="54" w:name="uc-08-reserve-a-parking-space"/>
+      <w:bookmarkStart w:id="53" w:name="uc-08-reserve-a-parking-space"/>
+      <w:bookmarkEnd w:id="52"/>
+      <w:r>
+        <w:t>UC-08 — Reserve a Parking Space</w:t>
+      </w:r>
+    </w:p>
+    <w:p>
+      <w:pPr>
+        <w:pStyle w:val="FirstParagraph"/>
+      </w:pPr>
+      <w:r>
+        <w:rPr>
+          <w:b/>
+          <w:bCs/>
+        </w:rPr>
+        <w:t>Actor:</w:t>
+      </w:r>
+      <w:r>
+        <w:t xml:space="preserve"> Driver </w:t>
+      </w:r>
+      <w:r>
+        <w:rPr>
+          <w:b/>
+          <w:bCs/>
+        </w:rPr>
+        <w:t>Goal:</w:t>
+      </w:r>
+      <w:r>
+        <w:t xml:space="preserve"> Hold a specific space for a specific time window. </w:t>
+      </w:r>
+      <w:r>
+        <w:rPr>
+          <w:b/>
+          <w:bCs/>
+        </w:rPr>
+        <w:t>Preconditions:</w:t>
+      </w:r>
+      <w:r>
+        <w:t xml:space="preserve"> Driver is logged in; the garage reports verified availability. </w:t>
+      </w:r>
+      <w:r>
+        <w:rPr>
+          <w:b/>
+          <w:bCs/>
+        </w:rPr>
+        <w:t>Main flow:</w:t>
+      </w:r>
+      <w:r>
+        <w:t xml:space="preserve"> Driver selects garage and time window → system places a temporary hold on a space → driver confirms → system proceeds to payment (UC-09). </w:t>
+      </w:r>
+      <w:r>
+        <w:rPr>
+          <w:b/>
+          <w:bCs/>
+        </w:rPr>
+        <w:t>Alternate flow:</w:t>
+      </w:r>
+      <w:r>
+        <w:t xml:space="preserve"> The last space is taken during the hold → system releases the flow and offers the nearest comparable garage. </w:t>
+      </w:r>
+      <w:r>
+        <w:rPr>
+          <w:b/>
+          <w:bCs/>
+        </w:rPr>
+        <w:t>Postcondition:</w:t>
+      </w:r>
+      <w:r>
+        <w:t xml:space="preserve"> A pending reservation exists, awaiting payment.</w:t>
+      </w:r>
+    </w:p>
+    <w:p>
+      <w:pPr>
+        <w:pStyle w:val="Heading4"/>
+      </w:pPr>
+      <w:bookmarkStart w:id="54" w:name="uc-09-pay-for-a-reservation"/>
       <w:bookmarkEnd w:id="53"/>
       <w:r>
-        <w:t>UC-08 — Reserve a Parking Space</w:t>
+        <w:t>UC-09 — Pay for a Reservation</w:t>
       </w:r>
     </w:p>
     <w:p>
@@ -5804,6 +5928,81 @@
         <w:t>Actor:</w:t>
       </w:r>
       <w:r>
+        <w:t xml:space="preserve"> Driver, Payment Gateway </w:t>
+      </w:r>
+      <w:r>
+        <w:rPr>
+          <w:b/>
+          <w:bCs/>
+        </w:rPr>
+        <w:t>Goal:</w:t>
+      </w:r>
+      <w:r>
+        <w:t xml:space="preserve"> Complete payment and confirm the reservation. </w:t>
+      </w:r>
+      <w:r>
+        <w:rPr>
+          <w:b/>
+          <w:bCs/>
+        </w:rPr>
+        <w:t>Preconditions:</w:t>
+      </w:r>
+      <w:r>
+        <w:t xml:space="preserve"> A pending reservation exists. </w:t>
+      </w:r>
+      <w:r>
+        <w:rPr>
+          <w:b/>
+          <w:bCs/>
+        </w:rPr>
+        <w:t>Main flow:</w:t>
+      </w:r>
+      <w:r>
+        <w:t xml:space="preserve"> Driver selects a saved or new payment method → system displays the itemized total → driver confirms → system sends the charge to the payment gateway → gateway approves → reservation is confirmed. </w:t>
+      </w:r>
+      <w:r>
+        <w:rPr>
+          <w:b/>
+          <w:bCs/>
+        </w:rPr>
+        <w:t>Alternate flow:</w:t>
+      </w:r>
+      <w:r>
+        <w:t xml:space="preserve"> Payment declined → reservation hold is kept for 5 minutes and the driver may retry with another method. </w:t>
+      </w:r>
+      <w:r>
+        <w:rPr>
+          <w:b/>
+          <w:bCs/>
+        </w:rPr>
+        <w:t>Postcondition:</w:t>
+      </w:r>
+      <w:r>
+        <w:t xml:space="preserve"> Reservation is confirmed and paid; the space is removed from live inventory.</w:t>
+      </w:r>
+    </w:p>
+    <w:p>
+      <w:pPr>
+        <w:pStyle w:val="Heading4"/>
+      </w:pPr>
+      <w:bookmarkStart w:id="55" w:name="Xb1d3d8d567c0860c64187172b605e69688a0c16"/>
+      <w:bookmarkEnd w:id="54"/>
+      <w:r>
+        <w:t>UC-10 — Receive Booking Confirmation and Entry Pass</w:t>
+      </w:r>
+    </w:p>
+    <w:p>
+      <w:pPr>
+        <w:pStyle w:val="FirstParagraph"/>
+      </w:pPr>
+      <w:r>
+        <w:rPr>
+          <w:b/>
+          <w:bCs/>
+        </w:rPr>
+        <w:t>Actor:</w:t>
+      </w:r>
+      <w:r>
         <w:t xml:space="preserve"> Driver </w:t>
       </w:r>
       <w:r>
@@ -5814,7 +6013,7 @@
         <w:t>Goal:</w:t>
       </w:r>
       <w:r>
-        <w:t xml:space="preserve"> Hold a specific space for a specific time window. </w:t>
+        <w:t xml:space="preserve"> Get proof of the reservation and the credential needed at the gate. </w:t>
       </w:r>
       <w:r>
         <w:rPr>
@@ -5824,7 +6023,7 @@
         <w:t>Preconditions:</w:t>
       </w:r>
       <w:r>
-        <w:t xml:space="preserve"> Driver is logged in; the garage reports verified availability. </w:t>
+        <w:t xml:space="preserve"> Payment succeeded. </w:t>
       </w:r>
       <w:r>
         <w:rPr>
@@ -5834,7 +6033,7 @@
         <w:t>Main flow:</w:t>
       </w:r>
       <w:r>
-        <w:t xml:space="preserve"> Driver selects garage and time window → system places a temporary hold on a space → driver confirms → system proceeds to payment (UC-09). </w:t>
+        <w:t xml:space="preserve"> System issues a dynamic QR entry pass and registers the driver’s plate with the garage → confirmation is delivered in-app and by email. </w:t>
       </w:r>
       <w:r>
         <w:rPr>
@@ -5844,7 +6043,7 @@
         <w:t>Alternate flow:</w:t>
       </w:r>
       <w:r>
-        <w:t xml:space="preserve"> The last space is taken during the hold → system releases the flow and offers the nearest comparable garage. </w:t>
+        <w:t xml:space="preserve"> Email delivery fails → the pass remains available in the app and by SMS. </w:t>
       </w:r>
       <w:r>
         <w:rPr>
@@ -5854,17 +6053,17 @@
         <w:t>Postcondition:</w:t>
       </w:r>
       <w:r>
-        <w:t xml:space="preserve"> A pending reservation exists, awaiting payment.</w:t>
+        <w:t xml:space="preserve"> Driver holds a valid entry credential.</w:t>
       </w:r>
     </w:p>
     <w:p>
       <w:pPr>
         <w:pStyle w:val="Heading4"/>
       </w:pPr>
-      <w:bookmarkStart w:id="55" w:name="uc-09-pay-for-a-reservation"/>
-      <w:bookmarkEnd w:id="54"/>
-      <w:r>
-        <w:t>UC-09 — Pay for a Reservation</w:t>
+      <w:bookmarkStart w:id="56" w:name="uc-11-navigate-to-the-garage"/>
+      <w:bookmarkEnd w:id="55"/>
+      <w:r>
+        <w:t>UC-11 — Navigate to the Garage</w:t>
       </w:r>
     </w:p>
     <w:p>
@@ -5879,7 +6078,7 @@
         <w:t>Actor:</w:t>
       </w:r>
       <w:r>
-        <w:t xml:space="preserve"> Driver, Payment Gateway </w:t>
+        <w:t xml:space="preserve"> Driver, Mapping Service </w:t>
       </w:r>
       <w:r>
         <w:rPr>
@@ -5889,7 +6088,7 @@
         <w:t>Goal:</w:t>
       </w:r>
       <w:r>
-        <w:t xml:space="preserve"> Complete payment and confirm the reservation. </w:t>
+        <w:t xml:space="preserve"> Get turn-by-turn directions to the reserved garage entrance. </w:t>
       </w:r>
       <w:r>
         <w:rPr>
@@ -5899,7 +6098,7 @@
         <w:t>Preconditions:</w:t>
       </w:r>
       <w:r>
-        <w:t xml:space="preserve"> A pending reservation exists. </w:t>
+        <w:t xml:space="preserve"> A confirmed reservation exists. </w:t>
       </w:r>
       <w:r>
         <w:rPr>
@@ -5909,7 +6108,7 @@
         <w:t>Main flow:</w:t>
       </w:r>
       <w:r>
-        <w:t xml:space="preserve"> Driver selects a saved or new payment method → system displays the itemized total → driver confirms → system sends the charge to the payment gateway → gateway approves → reservation is confirmed. </w:t>
+        <w:t xml:space="preserve"> Driver taps “Navigate” → system hands the garage entrance coordinates to the mapping service → navigation begins. </w:t>
       </w:r>
       <w:r>
         <w:rPr>
@@ -5919,7 +6118,7 @@
         <w:t>Alternate flow:</w:t>
       </w:r>
       <w:r>
-        <w:t xml:space="preserve"> Payment declined → reservation hold is kept for 5 minutes and the driver may retry with another method. </w:t>
+        <w:t xml:space="preserve"> Mapping service unavailable → system displays written directions and the entrance address. </w:t>
       </w:r>
       <w:r>
         <w:rPr>
@@ -5929,17 +6128,17 @@
         <w:t>Postcondition:</w:t>
       </w:r>
       <w:r>
-        <w:t xml:space="preserve"> Reservation is confirmed and paid; the space is removed from live inventory.</w:t>
+        <w:t xml:space="preserve"> Driver is routed to the correct entrance, not just the building.</w:t>
       </w:r>
     </w:p>
     <w:p>
       <w:pPr>
         <w:pStyle w:val="Heading4"/>
       </w:pPr>
-      <w:bookmarkStart w:id="56" w:name="Xb1d3d8d567c0860c64187172b605e69688a0c16"/>
-      <w:bookmarkEnd w:id="55"/>
-      <w:r>
-        <w:t>UC-10 — Receive Booking Confirmation and Entry Pass</w:t>
+      <w:bookmarkStart w:id="57" w:name="uc-12-enter-the-garage"/>
+      <w:bookmarkEnd w:id="56"/>
+      <w:r>
+        <w:t>UC-12 — Enter the Garage</w:t>
       </w:r>
     </w:p>
     <w:p>
@@ -5954,7 +6153,7 @@
         <w:t>Actor:</w:t>
       </w:r>
       <w:r>
-        <w:t xml:space="preserve"> Driver </w:t>
+        <w:t xml:space="preserve"> Driver, Garage Hardware </w:t>
       </w:r>
       <w:r>
         <w:rPr>
@@ -5964,7 +6163,7 @@
         <w:t>Goal:</w:t>
       </w:r>
       <w:r>
-        <w:t xml:space="preserve"> Get proof of the reservation and the credential needed at the gate. </w:t>
+        <w:t xml:space="preserve"> Get through the gate without friction. </w:t>
       </w:r>
       <w:r>
         <w:rPr>
@@ -5974,7 +6173,7 @@
         <w:t>Preconditions:</w:t>
       </w:r>
       <w:r>
-        <w:t xml:space="preserve"> Payment succeeded. </w:t>
+        <w:t xml:space="preserve"> A valid, currently active reservation exists. </w:t>
       </w:r>
       <w:r>
         <w:rPr>
@@ -5984,17 +6183,27 @@
         <w:t>Main flow:</w:t>
       </w:r>
       <w:r>
-        <w:t xml:space="preserve"> System issues a dynamic QR entry pass and registers the driver’s plate with the garage → confirmation is delivered in-app and by email. </w:t>
-      </w:r>
-      <w:r>
-        <w:rPr>
-          <w:b/>
-          <w:bCs/>
-        </w:rPr>
-        <w:t>Alternate flow:</w:t>
-      </w:r>
-      <w:r>
-        <w:t xml:space="preserve"> Email delivery fails → the pass remains available in the app and by SMS. </w:t>
+        <w:t xml:space="preserve"> LPR camera reads the plate and matches it to the reservation → gate opens → entry event is recorded and occupancy updates. </w:t>
+      </w:r>
+      <w:r>
+        <w:rPr>
+          <w:b/>
+          <w:bCs/>
+        </w:rPr>
+        <w:t>Alternate flow 1:</w:t>
+      </w:r>
+      <w:r>
+        <w:t xml:space="preserve"> LPR fails → driver scans the QR pass at the reader. </w:t>
+      </w:r>
+      <w:r>
+        <w:rPr>
+          <w:b/>
+          <w:bCs/>
+        </w:rPr>
+        <w:t>Alternate flow 2:</w:t>
+      </w:r>
+      <w:r>
+        <w:t xml:space="preserve"> Both fail → in-app support code opens the gate and an incident is logged. </w:t>
       </w:r>
       <w:r>
         <w:rPr>
@@ -6004,175 +6213,15 @@
         <w:t>Postcondition:</w:t>
       </w:r>
       <w:r>
-        <w:t xml:space="preserve"> Driver holds a valid entry credential.</w:t>
+        <w:t xml:space="preserve"> Driver is parked; occupancy count is updated everywhere.</w:t>
       </w:r>
     </w:p>
     <w:p>
       <w:pPr>
         <w:pStyle w:val="Heading4"/>
       </w:pPr>
-      <w:bookmarkStart w:id="57" w:name="uc-11-navigate-to-the-garage"/>
-      <w:bookmarkEnd w:id="56"/>
-      <w:r>
-        <w:t>UC-11 — Navigate to the Garage</w:t>
-      </w:r>
-    </w:p>
-    <w:p>
-      <w:pPr>
-        <w:pStyle w:val="FirstParagraph"/>
-      </w:pPr>
-      <w:r>
-        <w:rPr>
-          <w:b/>
-          <w:bCs/>
-        </w:rPr>
-        <w:t>Actor:</w:t>
-      </w:r>
-      <w:r>
-        <w:t xml:space="preserve"> Driver, Mapping Service </w:t>
-      </w:r>
-      <w:r>
-        <w:rPr>
-          <w:b/>
-          <w:bCs/>
-        </w:rPr>
-        <w:t>Goal:</w:t>
-      </w:r>
-      <w:r>
-        <w:t xml:space="preserve"> Get turn-by-turn directions to the reserved garage entrance. </w:t>
-      </w:r>
-      <w:r>
-        <w:rPr>
-          <w:b/>
-          <w:bCs/>
-        </w:rPr>
-        <w:t>Preconditions:</w:t>
-      </w:r>
-      <w:r>
-        <w:t xml:space="preserve"> A confirmed reservation exists. </w:t>
-      </w:r>
-      <w:r>
-        <w:rPr>
-          <w:b/>
-          <w:bCs/>
-        </w:rPr>
-        <w:t>Main flow:</w:t>
-      </w:r>
-      <w:r>
-        <w:t xml:space="preserve"> Driver taps “Navigate” → system hands the garage entrance coordinates to the mapping service → navigation begins. </w:t>
-      </w:r>
-      <w:r>
-        <w:rPr>
-          <w:b/>
-          <w:bCs/>
-        </w:rPr>
-        <w:t>Alternate flow:</w:t>
-      </w:r>
-      <w:r>
-        <w:t xml:space="preserve"> Mapping service unavailable → system displays written directions and the entrance address. </w:t>
-      </w:r>
-      <w:r>
-        <w:rPr>
-          <w:b/>
-          <w:bCs/>
-        </w:rPr>
-        <w:t>Postcondition:</w:t>
-      </w:r>
-      <w:r>
-        <w:t xml:space="preserve"> Driver is routed to the correct entrance, not just the building.</w:t>
-      </w:r>
-    </w:p>
-    <w:p>
-      <w:pPr>
-        <w:pStyle w:val="Heading4"/>
-      </w:pPr>
-      <w:bookmarkStart w:id="58" w:name="uc-12-enter-the-garage"/>
+      <w:bookmarkStart w:id="58" w:name="uc-13-extend-an-active-reservation"/>
       <w:bookmarkEnd w:id="57"/>
-      <w:r>
-        <w:t>UC-12 — Enter the Garage</w:t>
-      </w:r>
-    </w:p>
-    <w:p>
-      <w:pPr>
-        <w:pStyle w:val="FirstParagraph"/>
-      </w:pPr>
-      <w:r>
-        <w:rPr>
-          <w:b/>
-          <w:bCs/>
-        </w:rPr>
-        <w:t>Actor:</w:t>
-      </w:r>
-      <w:r>
-        <w:t xml:space="preserve"> Driver, Garage Hardware </w:t>
-      </w:r>
-      <w:r>
-        <w:rPr>
-          <w:b/>
-          <w:bCs/>
-        </w:rPr>
-        <w:t>Goal:</w:t>
-      </w:r>
-      <w:r>
-        <w:t xml:space="preserve"> Get through the gate without friction. </w:t>
-      </w:r>
-      <w:r>
-        <w:rPr>
-          <w:b/>
-          <w:bCs/>
-        </w:rPr>
-        <w:t>Preconditions:</w:t>
-      </w:r>
-      <w:r>
-        <w:t xml:space="preserve"> A valid, currently active reservation exists. </w:t>
-      </w:r>
-      <w:r>
-        <w:rPr>
-          <w:b/>
-          <w:bCs/>
-        </w:rPr>
-        <w:t>Main flow:</w:t>
-      </w:r>
-      <w:r>
-        <w:t xml:space="preserve"> LPR camera reads the plate and matches it to the reservation → gate opens → entry event is recorded and occupancy updates. </w:t>
-      </w:r>
-      <w:r>
-        <w:rPr>
-          <w:b/>
-          <w:bCs/>
-        </w:rPr>
-        <w:t>Alternate flow 1:</w:t>
-      </w:r>
-      <w:r>
-        <w:t xml:space="preserve"> LPR fails → driver scans the QR pass at the reader. </w:t>
-      </w:r>
-      <w:r>
-        <w:rPr>
-          <w:b/>
-          <w:bCs/>
-        </w:rPr>
-        <w:t>Alternate flow 2:</w:t>
-      </w:r>
-      <w:r>
-        <w:t xml:space="preserve"> Both fail → in-app support code opens the gate and an incident is logged. </w:t>
-      </w:r>
-      <w:r>
-        <w:rPr>
-          <w:b/>
-          <w:bCs/>
-        </w:rPr>
-        <w:t>Postcondition:</w:t>
-      </w:r>
-      <w:r>
-        <w:t xml:space="preserve"> Driver is parked; occupancy count is updated everywhere.</w:t>
-      </w:r>
-    </w:p>
-    <w:p>
-      <w:pPr>
-        <w:pStyle w:val="Heading4"/>
-      </w:pPr>
-      <w:bookmarkStart w:id="59" w:name="uc-13-extend-an-active-reservation"/>
-      <w:bookmarkEnd w:id="58"/>
       <w:r>
         <w:lastRenderedPageBreak/>
         <w:t>UC-13 — Extend an Active Reservation</w:t>
@@ -6240,17 +6289,98 @@
         <w:t>Postcondition:</w:t>
       </w:r>
       <w:r>
-        <w:t xml:space="preserve"> Reservation end time is updated, or the extension is denied with a clear reason.</w:t>
+        <w:t xml:space="preserve"> Reservation end time is u</w:t>
+      </w:r>
+      <w:r>
+        <w:t>pdated, or the extension is denied with a clear reason.</w:t>
       </w:r>
     </w:p>
     <w:p>
       <w:pPr>
         <w:pStyle w:val="Heading4"/>
       </w:pPr>
-      <w:bookmarkStart w:id="60" w:name="Xff8c21083df62b73a98755d3eb9842107e3fe45"/>
+      <w:bookmarkStart w:id="59" w:name="Xff8c21083df62b73a98755d3eb9842107e3fe45"/>
+      <w:bookmarkEnd w:id="58"/>
+      <w:r>
+        <w:t>UC-14 — Cancel a Reservation and Receive a Refund</w:t>
+      </w:r>
+    </w:p>
+    <w:p>
+      <w:pPr>
+        <w:pStyle w:val="FirstParagraph"/>
+      </w:pPr>
+      <w:r>
+        <w:rPr>
+          <w:b/>
+          <w:bCs/>
+        </w:rPr>
+        <w:t>Actor:</w:t>
+      </w:r>
+      <w:r>
+        <w:t xml:space="preserve"> Driver, Payment Gateway </w:t>
+      </w:r>
+      <w:r>
+        <w:rPr>
+          <w:b/>
+          <w:bCs/>
+        </w:rPr>
+        <w:t>Goal:</w:t>
+      </w:r>
+      <w:r>
+        <w:t xml:space="preserve"> Cancel and get money back under the stated policy. </w:t>
+      </w:r>
+      <w:r>
+        <w:rPr>
+          <w:b/>
+          <w:bCs/>
+        </w:rPr>
+        <w:t>Preconditions:</w:t>
+      </w:r>
+      <w:r>
+        <w:t xml:space="preserve"> A confirmed reservation exists that has not yet started. </w:t>
+      </w:r>
+      <w:r>
+        <w:rPr>
+          <w:b/>
+          <w:bCs/>
+        </w:rPr>
+        <w:t>Main flow:</w:t>
+      </w:r>
+      <w:r>
+        <w:t xml:space="preserve"> Driver cancels → system applies the cancellation policy → refund is issued through the gateway → the space returns to live inventory. </w:t>
+      </w:r>
+      <w:r>
+        <w:rPr>
+          <w:b/>
+          <w:bCs/>
+        </w:rPr>
+        <w:t>Alternate flow:</w:t>
+      </w:r>
+      <w:r>
+        <w:t xml:space="preserve"> Cancellation is inside the no-refund window → system states the policy and asks for confirmation before cancelling without refund. </w:t>
+      </w:r>
+      <w:r>
+        <w:rPr>
+          <w:b/>
+          <w:bCs/>
+        </w:rPr>
+        <w:t>Postcondition:</w:t>
+      </w:r>
+      <w:r>
+        <w:t xml:space="preserve"> Reservation is cancelled; inventory and finances ar</w:t>
+      </w:r>
+      <w:r>
+        <w:t>e consistent.</w:t>
+      </w:r>
+    </w:p>
+    <w:p>
+      <w:pPr>
+        <w:pStyle w:val="Heading4"/>
+      </w:pPr>
+      <w:bookmarkStart w:id="60" w:name="X4ec992de1f5d66f492af412891f09aa5ac04e15"/>
       <w:bookmarkEnd w:id="59"/>
       <w:r>
-        <w:t>UC-14 — Cancel a Reservation and Receive a Refund</w:t>
+        <w:t>UC-15 — View Reservation History and Receipts</w:t>
       </w:r>
     </w:p>
     <w:p>
@@ -6265,7 +6395,7 @@
         <w:t>Actor:</w:t>
       </w:r>
       <w:r>
-        <w:t xml:space="preserve"> Driver, Payment Gateway </w:t>
+        <w:t xml:space="preserve"> Driver </w:t>
       </w:r>
       <w:r>
         <w:rPr>
@@ -6275,7 +6405,7 @@
         <w:t>Goal:</w:t>
       </w:r>
       <w:r>
-        <w:t xml:space="preserve"> Cancel and get money back under the stated policy. </w:t>
+        <w:t xml:space="preserve"> Look up past parking and download receipts for expenses. </w:t>
       </w:r>
       <w:r>
         <w:rPr>
@@ -6285,7 +6415,7 @@
         <w:t>Preconditions:</w:t>
       </w:r>
       <w:r>
-        <w:t xml:space="preserve"> A confirmed reservation exists that has not yet started. </w:t>
+        <w:t xml:space="preserve"> Driver is logged in with at least one past reservation. </w:t>
       </w:r>
       <w:r>
         <w:rPr>
@@ -6295,7 +6425,72 @@
         <w:t>Main flow:</w:t>
       </w:r>
       <w:r>
-        <w:t xml:space="preserve"> Driver cancels → system applies the cancellation policy → refund is issued through the gateway → the space returns to live inventory. </w:t>
+        <w:t xml:space="preserve"> Driver opens history → system lists past and upcoming reservations → driver downloads a PDF receipt. </w:t>
+      </w:r>
+      <w:r>
+        <w:rPr>
+          <w:b/>
+          <w:bCs/>
+        </w:rPr>
+        <w:t>Postcondition:</w:t>
+      </w:r>
+      <w:r>
+        <w:t xml:space="preserve"> Receipt is downloaded or emailed.</w:t>
+      </w:r>
+    </w:p>
+    <w:p>
+      <w:pPr>
+        <w:pStyle w:val="Heading4"/>
+      </w:pPr>
+      <w:bookmarkStart w:id="61" w:name="uc-16-receive-notifications-and-alerts"/>
+      <w:bookmarkEnd w:id="60"/>
+      <w:r>
+        <w:t>UC-16 — Receive Notifications and Alerts</w:t>
+      </w:r>
+    </w:p>
+    <w:p>
+      <w:pPr>
+        <w:pStyle w:val="FirstParagraph"/>
+      </w:pPr>
+      <w:r>
+        <w:rPr>
+          <w:b/>
+          <w:bCs/>
+        </w:rPr>
+        <w:t>Actor:</w:t>
+      </w:r>
+      <w:r>
+        <w:t xml:space="preserve"> Driver </w:t>
+      </w:r>
+      <w:r>
+        <w:rPr>
+          <w:b/>
+          <w:bCs/>
+        </w:rPr>
+        <w:t>Goal:</w:t>
+      </w:r>
+      <w:r>
+        <w:t xml:space="preserve"> Be reminded before something goes wrong. </w:t>
+      </w:r>
+      <w:r>
+        <w:rPr>
+          <w:b/>
+          <w:bCs/>
+        </w:rPr>
+        <w:t>Preconditions:</w:t>
+      </w:r>
+      <w:r>
+        <w:t xml:space="preserve"> Notifications are enabled. </w:t>
+      </w:r>
+      <w:r>
+        <w:rPr>
+          <w:b/>
+          <w:bCs/>
+        </w:rPr>
+        <w:t>Main flow:</w:t>
+      </w:r>
+      <w:r>
+        <w:t xml:space="preserve"> System sends reservation confirmations, arrival reminders, expiration warnings before the reservation ends, and disruption alerts if a garage becomes unavailable. </w:t>
       </w:r>
       <w:r>
         <w:rPr>
@@ -6305,7 +6500,7 @@
         <w:t>Alternate flow:</w:t>
       </w:r>
       <w:r>
-        <w:t xml:space="preserve"> Cancellation is inside the no-refund window → system states the policy and asks for confirmation before cancelling without refund. </w:t>
+        <w:t xml:space="preserve"> Push notifications are disabled → system falls back to email or SMS. </w:t>
       </w:r>
       <w:r>
         <w:rPr>
@@ -6315,17 +6510,17 @@
         <w:t>Postcondition:</w:t>
       </w:r>
       <w:r>
-        <w:t xml:space="preserve"> Reservation is cancelled; inventory and finances are consistent.</w:t>
+        <w:t xml:space="preserve"> Driver is informed in time to act.</w:t>
       </w:r>
     </w:p>
     <w:p>
       <w:pPr>
         <w:pStyle w:val="Heading4"/>
       </w:pPr>
-      <w:bookmarkStart w:id="61" w:name="X4ec992de1f5d66f492af412891f09aa5ac04e15"/>
-      <w:bookmarkEnd w:id="60"/>
-      <w:r>
-        <w:t>UC-15 — View Reservation History and Receipts</w:t>
+      <w:bookmarkStart w:id="62" w:name="uc-17-manage-garage-listing-and-capacity"/>
+      <w:bookmarkEnd w:id="61"/>
+      <w:r>
+        <w:t>UC-17 — Manage Garage Listing and Capacity</w:t>
       </w:r>
     </w:p>
     <w:p>
@@ -6340,7 +6535,7 @@
         <w:t>Actor:</w:t>
       </w:r>
       <w:r>
-        <w:t xml:space="preserve"> Driver </w:t>
+        <w:t xml:space="preserve"> Operator </w:t>
       </w:r>
       <w:r>
         <w:rPr>
@@ -6350,7 +6545,7 @@
         <w:t>Goal:</w:t>
       </w:r>
       <w:r>
-        <w:t xml:space="preserve"> Look up past parking and download receipts for expenses. </w:t>
+        <w:t xml:space="preserve"> Keep the garage’s information and inventory correct. </w:t>
       </w:r>
       <w:r>
         <w:rPr>
@@ -6360,7 +6555,7 @@
         <w:t>Preconditions:</w:t>
       </w:r>
       <w:r>
-        <w:t xml:space="preserve"> Driver is logged in with at least one past reservation. </w:t>
+        <w:t xml:space="preserve"> Operator account is verified and linked to a garage. </w:t>
       </w:r>
       <w:r>
         <w:rPr>
@@ -6370,7 +6565,17 @@
         <w:t>Main flow:</w:t>
       </w:r>
       <w:r>
-        <w:t xml:space="preserve"> Driver opens history → system lists past and upcoming reservations → driver downloads a PDF receipt. </w:t>
+        <w:t xml:space="preserve"> Operator edits address, hours, photos, clearance, total spaces, and reservable space count → system validates and publishes the changes. </w:t>
+      </w:r>
+      <w:r>
+        <w:rPr>
+          <w:b/>
+          <w:bCs/>
+        </w:rPr>
+        <w:t>Alternate flow:</w:t>
+      </w:r>
+      <w:r>
+        <w:t xml:space="preserve"> Capacity is reduced below the number of existing reservations → system blocks the change and lists the affected reservations. </w:t>
       </w:r>
       <w:r>
         <w:rPr>
@@ -6380,165 +6585,15 @@
         <w:t>Postcondition:</w:t>
       </w:r>
       <w:r>
-        <w:t xml:space="preserve"> Receipt is downloaded or emailed.</w:t>
+        <w:t xml:space="preserve"> Listing is live and consistent with existing reservations.</w:t>
       </w:r>
     </w:p>
     <w:p>
       <w:pPr>
         <w:pStyle w:val="Heading4"/>
       </w:pPr>
-      <w:bookmarkStart w:id="62" w:name="uc-16-receive-notifications-and-alerts"/>
-      <w:bookmarkEnd w:id="61"/>
-      <w:r>
-        <w:t>UC-16 — Receive Notifications and Alerts</w:t>
-      </w:r>
-    </w:p>
-    <w:p>
-      <w:pPr>
-        <w:pStyle w:val="FirstParagraph"/>
-      </w:pPr>
-      <w:r>
-        <w:rPr>
-          <w:b/>
-          <w:bCs/>
-        </w:rPr>
-        <w:t>Actor:</w:t>
-      </w:r>
-      <w:r>
-        <w:t xml:space="preserve"> Driver </w:t>
-      </w:r>
-      <w:r>
-        <w:rPr>
-          <w:b/>
-          <w:bCs/>
-        </w:rPr>
-        <w:t>Goal:</w:t>
-      </w:r>
-      <w:r>
-        <w:t xml:space="preserve"> Be reminded before something goes wrong. </w:t>
-      </w:r>
-      <w:r>
-        <w:rPr>
-          <w:b/>
-          <w:bCs/>
-        </w:rPr>
-        <w:t>Preconditions:</w:t>
-      </w:r>
-      <w:r>
-        <w:t xml:space="preserve"> Notifications are enabled. </w:t>
-      </w:r>
-      <w:r>
-        <w:rPr>
-          <w:b/>
-          <w:bCs/>
-        </w:rPr>
-        <w:t>Main flow:</w:t>
-      </w:r>
-      <w:r>
-        <w:t xml:space="preserve"> System sends reservation confirmations, arrival reminders, expiration warnings before the reservation ends, and disruption alerts if a garage becomes unavailable. </w:t>
-      </w:r>
-      <w:r>
-        <w:rPr>
-          <w:b/>
-          <w:bCs/>
-        </w:rPr>
-        <w:t>Alternate flow:</w:t>
-      </w:r>
-      <w:r>
-        <w:t xml:space="preserve"> Push notifications are disabled → system falls back to email or SMS. </w:t>
-      </w:r>
-      <w:r>
-        <w:rPr>
-          <w:b/>
-          <w:bCs/>
-        </w:rPr>
-        <w:t>Postcondition:</w:t>
-      </w:r>
-      <w:r>
-        <w:t xml:space="preserve"> Driver is informed in time to act.</w:t>
-      </w:r>
-    </w:p>
-    <w:p>
-      <w:pPr>
-        <w:pStyle w:val="Heading4"/>
-      </w:pPr>
-      <w:bookmarkStart w:id="63" w:name="uc-17-manage-garage-listing-and-capacity"/>
+      <w:bookmarkStart w:id="63" w:name="uc-18-set-and-adjust-pricing"/>
       <w:bookmarkEnd w:id="62"/>
-      <w:r>
-        <w:t>UC-17 — Manage Garage Listing and Capacity</w:t>
-      </w:r>
-    </w:p>
-    <w:p>
-      <w:pPr>
-        <w:pStyle w:val="FirstParagraph"/>
-      </w:pPr>
-      <w:r>
-        <w:rPr>
-          <w:b/>
-          <w:bCs/>
-        </w:rPr>
-        <w:t>Actor:</w:t>
-      </w:r>
-      <w:r>
-        <w:t xml:space="preserve"> Operator </w:t>
-      </w:r>
-      <w:r>
-        <w:rPr>
-          <w:b/>
-          <w:bCs/>
-        </w:rPr>
-        <w:t>Goal:</w:t>
-      </w:r>
-      <w:r>
-        <w:t xml:space="preserve"> Keep the garage’s information and inventory correct. </w:t>
-      </w:r>
-      <w:r>
-        <w:rPr>
-          <w:b/>
-          <w:bCs/>
-        </w:rPr>
-        <w:t>Preconditions:</w:t>
-      </w:r>
-      <w:r>
-        <w:t xml:space="preserve"> Operator account is verified and linked to a garage. </w:t>
-      </w:r>
-      <w:r>
-        <w:rPr>
-          <w:b/>
-          <w:bCs/>
-        </w:rPr>
-        <w:t>Main flow:</w:t>
-      </w:r>
-      <w:r>
-        <w:t xml:space="preserve"> Operator edits address, hours, photos, clearance, total spaces, and reservable space count → system validates and publishes the changes. </w:t>
-      </w:r>
-      <w:r>
-        <w:rPr>
-          <w:b/>
-          <w:bCs/>
-        </w:rPr>
-        <w:t>Alternate flow:</w:t>
-      </w:r>
-      <w:r>
-        <w:t xml:space="preserve"> Capacity is reduced below the number of existing reservations → system blocks the change and lists the affected reservations. </w:t>
-      </w:r>
-      <w:r>
-        <w:rPr>
-          <w:b/>
-          <w:bCs/>
-        </w:rPr>
-        <w:t>Postcondition:</w:t>
-      </w:r>
-      <w:r>
-        <w:t xml:space="preserve"> Listing is live and consistent with existing reservations.</w:t>
-      </w:r>
-    </w:p>
-    <w:p>
-      <w:pPr>
-        <w:pStyle w:val="Heading4"/>
-      </w:pPr>
-      <w:bookmarkStart w:id="64" w:name="uc-18-set-and-adjust-pricing"/>
-      <w:bookmarkEnd w:id="63"/>
       <w:r>
         <w:t>UC-18 — Set and Adjust Pricing</w:t>
       </w:r>
@@ -6616,10 +6671,85 @@
       <w:pPr>
         <w:pStyle w:val="Heading4"/>
       </w:pPr>
-      <w:bookmarkStart w:id="65" w:name="uc-19-monitor-live-occupancy-dashboard"/>
+      <w:bookmarkStart w:id="64" w:name="uc-19-monitor-live-occupancy-dashboard"/>
+      <w:bookmarkEnd w:id="63"/>
+      <w:r>
+        <w:t>UC-19 — Monitor Live Occupancy Dashboard</w:t>
+      </w:r>
+    </w:p>
+    <w:p>
+      <w:pPr>
+        <w:pStyle w:val="FirstParagraph"/>
+      </w:pPr>
+      <w:r>
+        <w:rPr>
+          <w:b/>
+          <w:bCs/>
+        </w:rPr>
+        <w:t>Actor:</w:t>
+      </w:r>
+      <w:r>
+        <w:t xml:space="preserve"> Operator </w:t>
+      </w:r>
+      <w:r>
+        <w:rPr>
+          <w:b/>
+          <w:bCs/>
+        </w:rPr>
+        <w:t>Goal:</w:t>
+      </w:r>
+      <w:r>
+        <w:t xml:space="preserve"> See what is happening in the garage right now. </w:t>
+      </w:r>
+      <w:r>
+        <w:rPr>
+          <w:b/>
+          <w:bCs/>
+        </w:rPr>
+        <w:t>Preconditions:</w:t>
+      </w:r>
+      <w:r>
+        <w:t xml:space="preserve"> Operator is logged in; the garage has a live feed. </w:t>
+      </w:r>
+      <w:r>
+        <w:rPr>
+          <w:b/>
+          <w:bCs/>
+        </w:rPr>
+        <w:t>Main flow:</w:t>
+      </w:r>
+      <w:r>
+        <w:t xml:space="preserve"> Dashboard displays current occupancy, spaces reserved versus walk-in, entries and exits, and revenue so far today, refreshing continuously. </w:t>
+      </w:r>
+      <w:r>
+        <w:rPr>
+          <w:b/>
+          <w:bCs/>
+        </w:rPr>
+        <w:t>Alternate flow:</w:t>
+      </w:r>
+      <w:r>
+        <w:t xml:space="preserve"> Hardware feed drops → dashboard shows a stale-data warning with the last update time. </w:t>
+      </w:r>
+      <w:r>
+        <w:rPr>
+          <w:b/>
+          <w:bCs/>
+        </w:rPr>
+        <w:t>Postcondition:</w:t>
+      </w:r>
+      <w:r>
+        <w:t xml:space="preserve"> Operator has an accurate live picture.</w:t>
+      </w:r>
+    </w:p>
+    <w:p>
+      <w:pPr>
+        <w:pStyle w:val="Heading4"/>
+      </w:pPr>
+      <w:bookmarkStart w:id="65" w:name="X8bf64e7550397b9ab0c3a6bed710f623e6cfce6"/>
       <w:bookmarkEnd w:id="64"/>
       <w:r>
-        <w:t>UC-19 — Monitor Live Occupancy Dashboard</w:t>
+        <w:t>UC-20 — Generate Occupancy and Revenue Reports</w:t>
       </w:r>
     </w:p>
     <w:p>
@@ -6634,7 +6764,7 @@
         <w:t>Actor:</w:t>
       </w:r>
       <w:r>
-        <w:t xml:space="preserve"> Operator </w:t>
+        <w:t xml:space="preserve"> Operator, Finance User </w:t>
       </w:r>
       <w:r>
         <w:rPr>
@@ -6644,7 +6774,7 @@
         <w:t>Goal:</w:t>
       </w:r>
       <w:r>
-        <w:t xml:space="preserve"> See what is happening in the garage right now. </w:t>
+        <w:t xml:space="preserve"> Analyze utilization and revenue over a period. </w:t>
       </w:r>
       <w:r>
         <w:rPr>
@@ -6654,7 +6784,7 @@
         <w:t>Preconditions:</w:t>
       </w:r>
       <w:r>
-        <w:t xml:space="preserve"> Operator is logged in; the garage has a live feed. </w:t>
+        <w:t xml:space="preserve"> Historical data exists for the selected range. </w:t>
       </w:r>
       <w:r>
         <w:rPr>
@@ -6664,7 +6794,7 @@
         <w:t>Main flow:</w:t>
       </w:r>
       <w:r>
-        <w:t xml:space="preserve"> Dashboard displays current occupancy, spaces reserved versus walk-in, entries and exits, and revenue so far today, refreshing continuously. </w:t>
+        <w:t xml:space="preserve"> User selects a date range and garages → system generates utilization rate, peak hours, average duration, and revenue → user exports to PDF or CSV. </w:t>
       </w:r>
       <w:r>
         <w:rPr>
@@ -6674,7 +6804,7 @@
         <w:t>Alternate flow:</w:t>
       </w:r>
       <w:r>
-        <w:t xml:space="preserve"> Hardware feed drops → dashboard shows a stale-data warning with the last update time. </w:t>
+        <w:t xml:space="preserve"> Range exceeds retention limits → system caps the range and explains why. </w:t>
       </w:r>
       <w:r>
         <w:rPr>
@@ -6684,17 +6814,17 @@
         <w:t>Postcondition:</w:t>
       </w:r>
       <w:r>
-        <w:t xml:space="preserve"> Operator has an accurate live picture.</w:t>
+        <w:t xml:space="preserve"> Report is generated and exported.</w:t>
       </w:r>
     </w:p>
     <w:p>
       <w:pPr>
         <w:pStyle w:val="Heading4"/>
       </w:pPr>
-      <w:bookmarkStart w:id="66" w:name="X8bf64e7550397b9ab0c3a6bed710f623e6cfce6"/>
+      <w:bookmarkStart w:id="66" w:name="uc-21-process-operator-payouts"/>
       <w:bookmarkEnd w:id="65"/>
       <w:r>
-        <w:t>UC-20 — Generate Occupancy and Revenue Reports</w:t>
+        <w:t>UC-21 — Process Operator Payouts</w:t>
       </w:r>
     </w:p>
     <w:p>
@@ -6709,7 +6839,7 @@
         <w:t>Actor:</w:t>
       </w:r>
       <w:r>
-        <w:t xml:space="preserve"> Operator, Finance User </w:t>
+        <w:t xml:space="preserve"> Finance User, Payment Gateway </w:t>
       </w:r>
       <w:r>
         <w:rPr>
@@ -6719,7 +6849,7 @@
         <w:t>Goal:</w:t>
       </w:r>
       <w:r>
-        <w:t xml:space="preserve"> Analyze utilization and revenue over a period. </w:t>
+        <w:t xml:space="preserve"> Pay operators their share on schedule. </w:t>
       </w:r>
       <w:r>
         <w:rPr>
@@ -6729,7 +6859,7 @@
         <w:t>Preconditions:</w:t>
       </w:r>
       <w:r>
-        <w:t xml:space="preserve"> Historical data exists for the selected range. </w:t>
+        <w:t xml:space="preserve"> Completed, settled reservations exist for the payout period. </w:t>
       </w:r>
       <w:r>
         <w:rPr>
@@ -6739,7 +6869,7 @@
         <w:t>Main flow:</w:t>
       </w:r>
       <w:r>
-        <w:t xml:space="preserve"> User selects a date range and garages → system generates utilization rate, peak hours, average duration, and revenue → user exports to PDF or CSV. </w:t>
+        <w:t xml:space="preserve"> System calculates gross revenue minus platform fee and refunds per operator → Finance User reviews and approves → payout is sent through the gateway. </w:t>
       </w:r>
       <w:r>
         <w:rPr>
@@ -6749,7 +6879,7 @@
         <w:t>Alternate flow:</w:t>
       </w:r>
       <w:r>
-        <w:t xml:space="preserve"> Range exceeds retention limits → system caps the range and explains why. </w:t>
+        <w:t xml:space="preserve"> A discrepancy is found → the payout is held and flagged for reconciliation. </w:t>
       </w:r>
       <w:r>
         <w:rPr>
@@ -6759,17 +6889,17 @@
         <w:t>Postcondition:</w:t>
       </w:r>
       <w:r>
-        <w:t xml:space="preserve"> Report is generated and exported.</w:t>
+        <w:t xml:space="preserve"> Operators are paid and the payout is recorded.</w:t>
       </w:r>
     </w:p>
     <w:p>
       <w:pPr>
         <w:pStyle w:val="Heading4"/>
       </w:pPr>
-      <w:bookmarkStart w:id="67" w:name="uc-21-process-operator-payouts"/>
+      <w:bookmarkStart w:id="67" w:name="uc-22-manage-users-and-resolve-disputes"/>
       <w:bookmarkEnd w:id="66"/>
       <w:r>
-        <w:t>UC-21 — Process Operator Payouts</w:t>
+        <w:t>UC-22 — Manage Users and Resolve Disputes</w:t>
       </w:r>
     </w:p>
     <w:p>
@@ -6784,7 +6914,7 @@
         <w:t>Actor:</w:t>
       </w:r>
       <w:r>
-        <w:t xml:space="preserve"> Finance User, Payment Gateway </w:t>
+        <w:t xml:space="preserve"> System Administrator </w:t>
       </w:r>
       <w:r>
         <w:rPr>
@@ -6794,7 +6924,7 @@
         <w:t>Goal:</w:t>
       </w:r>
       <w:r>
-        <w:t xml:space="preserve"> Pay operators their share on schedule. </w:t>
+        <w:t xml:space="preserve"> Keep accounts healthy and settle problems fairly. </w:t>
       </w:r>
       <w:r>
         <w:rPr>
@@ -6804,7 +6934,7 @@
         <w:t>Preconditions:</w:t>
       </w:r>
       <w:r>
-        <w:t xml:space="preserve"> Completed, settled reservations exist for the payout period. </w:t>
+        <w:t xml:space="preserve"> Administrator is logged in with elevated permissions. </w:t>
       </w:r>
       <w:r>
         <w:rPr>
@@ -6814,7 +6944,7 @@
         <w:t>Main flow:</w:t>
       </w:r>
       <w:r>
-        <w:t xml:space="preserve"> System calculates gross revenue minus platform fee and refunds per operator → Finance User reviews and approves → payout is sent through the gateway. </w:t>
+        <w:t xml:space="preserve"> Administrator searches for an account, reviews reservation and entry logs, and takes action — issue a goodwill refund, correct a record, suspend an account, or resolve a duplicate plate claim. </w:t>
       </w:r>
       <w:r>
         <w:rPr>
@@ -6824,7 +6954,7 @@
         <w:t>Alternate flow:</w:t>
       </w:r>
       <w:r>
-        <w:t xml:space="preserve"> A discrepancy is found → the payout is held and flagged for reconciliation. </w:t>
+        <w:t xml:space="preserve"> The dispute involves a failed gate entry → administrator pulls the hardware incident log before deciding. </w:t>
       </w:r>
       <w:r>
         <w:rPr>
@@ -6834,96 +6964,24 @@
         <w:t>Postcondition:</w:t>
       </w:r>
       <w:r>
-        <w:t xml:space="preserve"> Operators are paid and the payout is recorded.</w:t>
-      </w:r>
-    </w:p>
-    <w:p>
-      <w:pPr>
-        <w:pStyle w:val="Heading4"/>
-      </w:pPr>
-      <w:bookmarkStart w:id="68" w:name="uc-22-manage-users-and-resolve-disputes"/>
+        <w:t xml:space="preserve"> The dispute is resolved </w:t>
+      </w:r>
+      <w:r>
+        <w:t>and every action is written to an audit trail.</w:t>
+      </w:r>
+    </w:p>
+    <w:p>
+      <w:pPr>
+        <w:pStyle w:val="Heading3"/>
+      </w:pPr>
+      <w:bookmarkStart w:id="68" w:name="non-functional-requirements"/>
+      <w:bookmarkStart w:id="69" w:name="_Toc239958279"/>
+      <w:bookmarkEnd w:id="44"/>
       <w:bookmarkEnd w:id="67"/>
       <w:r>
-        <w:t>UC-22 — Manage Users and Resolve Disputes</w:t>
-      </w:r>
-    </w:p>
-    <w:p>
-      <w:pPr>
-        <w:pStyle w:val="FirstParagraph"/>
-      </w:pPr>
-      <w:r>
-        <w:rPr>
-          <w:b/>
-          <w:bCs/>
-        </w:rPr>
-        <w:t>Actor:</w:t>
-      </w:r>
-      <w:r>
-        <w:t xml:space="preserve"> System Administrator </w:t>
-      </w:r>
-      <w:r>
-        <w:rPr>
-          <w:b/>
-          <w:bCs/>
-        </w:rPr>
-        <w:t>Goal:</w:t>
-      </w:r>
-      <w:r>
-        <w:t xml:space="preserve"> Keep accounts healthy and settle problems fairly. </w:t>
-      </w:r>
-      <w:r>
-        <w:rPr>
-          <w:b/>
-          <w:bCs/>
-        </w:rPr>
-        <w:t>Preconditions:</w:t>
-      </w:r>
-      <w:r>
-        <w:t xml:space="preserve"> Administrator is logged in with elevated permissions. </w:t>
-      </w:r>
-      <w:r>
-        <w:rPr>
-          <w:b/>
-          <w:bCs/>
-        </w:rPr>
-        <w:t>Main flow:</w:t>
-      </w:r>
-      <w:r>
-        <w:t xml:space="preserve"> Administrator searches for an account, reviews reservation and entry logs, and takes action — issue a goodwill refund, correct a record, suspend an account, or resolve a duplicate plate claim. </w:t>
-      </w:r>
-      <w:r>
-        <w:rPr>
-          <w:b/>
-          <w:bCs/>
-        </w:rPr>
-        <w:t>Alternate flow:</w:t>
-      </w:r>
-      <w:r>
-        <w:t xml:space="preserve"> The dispute involves a failed gate entry → administrator pulls the hardware incident log before deciding. </w:t>
-      </w:r>
-      <w:r>
-        <w:rPr>
-          <w:b/>
-          <w:bCs/>
-        </w:rPr>
-        <w:t>Postcondition:</w:t>
-      </w:r>
-      <w:r>
-        <w:t xml:space="preserve"> The dispute is resolved and every action is written to an audit trail.</w:t>
-      </w:r>
-    </w:p>
-    <w:p>
-      <w:pPr>
-        <w:pStyle w:val="Heading3"/>
-      </w:pPr>
-      <w:bookmarkStart w:id="69" w:name="non-functional-requirements"/>
-      <w:bookmarkStart w:id="70" w:name="_Toc239955062"/>
-      <w:bookmarkEnd w:id="45"/>
-      <w:bookmarkEnd w:id="68"/>
-      <w:r>
         <w:t>4.5 Non-Functional Requirements</w:t>
       </w:r>
-      <w:bookmarkEnd w:id="70"/>
+      <w:bookmarkEnd w:id="69"/>
     </w:p>
     <w:tbl>
       <w:tblPr>
@@ -7479,13 +7537,13 @@
       <w:pPr>
         <w:pStyle w:val="Heading3"/>
       </w:pPr>
-      <w:bookmarkStart w:id="71" w:name="external-interfaces"/>
-      <w:bookmarkStart w:id="72" w:name="_Toc239955063"/>
-      <w:bookmarkEnd w:id="69"/>
+      <w:bookmarkStart w:id="70" w:name="external-interfaces"/>
+      <w:bookmarkStart w:id="71" w:name="_Toc239958280"/>
+      <w:bookmarkEnd w:id="68"/>
       <w:r>
         <w:t>4.6 External Interfaces</w:t>
       </w:r>
-      <w:bookmarkEnd w:id="72"/>
+      <w:bookmarkEnd w:id="71"/>
     </w:p>
     <w:tbl>
       <w:tblPr>
@@ -7753,13 +7811,13 @@
       <w:pPr>
         <w:pStyle w:val="Heading3"/>
       </w:pPr>
-      <w:bookmarkStart w:id="73" w:name="open-items-for-future-versions"/>
-      <w:bookmarkStart w:id="74" w:name="_Toc239955064"/>
-      <w:bookmarkEnd w:id="71"/>
+      <w:bookmarkStart w:id="72" w:name="open-items-for-future-versions"/>
+      <w:bookmarkStart w:id="73" w:name="_Toc239958281"/>
+      <w:bookmarkEnd w:id="70"/>
       <w:r>
         <w:t>4.7 Open Items for Future Versions</w:t>
       </w:r>
-      <w:bookmarkEnd w:id="74"/>
+      <w:bookmarkEnd w:id="73"/>
     </w:p>
     <w:p>
       <w:pPr>
@@ -7858,14 +7916,14 @@
       <w:pPr>
         <w:pStyle w:val="Heading2"/>
       </w:pPr>
-      <w:bookmarkStart w:id="75" w:name="next-steps"/>
-      <w:bookmarkStart w:id="76" w:name="_Toc239955065"/>
-      <w:bookmarkEnd w:id="37"/>
-      <w:bookmarkEnd w:id="73"/>
+      <w:bookmarkStart w:id="74" w:name="next-steps"/>
+      <w:bookmarkStart w:id="75" w:name="_Toc239958282"/>
+      <w:bookmarkEnd w:id="36"/>
+      <w:bookmarkEnd w:id="72"/>
       <w:r>
         <w:t>5. Next Steps</w:t>
       </w:r>
-      <w:bookmarkEnd w:id="76"/>
+      <w:bookmarkEnd w:id="75"/>
     </w:p>
     <w:p>
       <w:pPr>
@@ -7919,13 +7977,13 @@
       <w:pPr>
         <w:pStyle w:val="Heading2"/>
       </w:pPr>
-      <w:bookmarkStart w:id="77" w:name="references"/>
-      <w:bookmarkStart w:id="78" w:name="_Toc239955066"/>
-      <w:bookmarkEnd w:id="75"/>
+      <w:bookmarkStart w:id="76" w:name="references"/>
+      <w:bookmarkStart w:id="77" w:name="_Toc239958283"/>
+      <w:bookmarkEnd w:id="74"/>
       <w:r>
         <w:t>6. References</w:t>
       </w:r>
-      <w:bookmarkEnd w:id="78"/>
+      <w:bookmarkEnd w:id="77"/>
     </w:p>
     <w:p>
       <w:pPr>
@@ -8049,7 +8107,7 @@
         <w:t>End of document — version 1.0</w:t>
       </w:r>
       <w:bookmarkEnd w:id="0"/>
-      <w:bookmarkEnd w:id="77"/>
+      <w:bookmarkEnd w:id="76"/>
     </w:p>
     <w:sectPr>
       <w:headerReference w:type="default" r:id="rId7"/>
@@ -9037,6 +9095,7 @@
   <w:style w:type="character" w:default="1" w:styleId="DefaultParagraphFont">
     <w:name w:val="Default Paragraph Font"/>
     <w:uiPriority w:val="1"/>
+    <w:semiHidden/>
     <w:unhideWhenUsed/>
   </w:style>
   <w:style w:type="table" w:default="1" w:styleId="TableNormal">

--- a/Smart_Parking_Platform_Project_Document.docx
+++ b/Smart_Parking_Platform_Project_Document.docx
@@ -23,23 +23,7 @@
         <w:t>Prepared by:</w:t>
       </w:r>
       <w:r>
-        <w:t xml:space="preserve"> $</w:t>
-      </w:r>
-      <w:proofErr w:type="spellStart"/>
-      <w:r>
-        <w:t>oftware</w:t>
-      </w:r>
-      <w:proofErr w:type="spellEnd"/>
-      <w:r>
-        <w:t xml:space="preserve"> ¢</w:t>
-      </w:r>
-      <w:proofErr w:type="spellStart"/>
-      <w:r>
-        <w:t>orp</w:t>
-      </w:r>
-      <w:proofErr w:type="spellEnd"/>
-      <w:r>
-        <w:t>.</w:t>
+        <w:t xml:space="preserve"> $oftware ¢orp.</w:t>
       </w:r>
       <w:r>
         <w:br/>
@@ -55,9 +39,6 @@
         <w:t xml:space="preserve"> CIS 4374 — Software Project Management</w:t>
       </w:r>
       <w:r>
-        <w:t xml:space="preserve"> </w:t>
-      </w:r>
-      <w:r>
         <w:br/>
       </w:r>
       <w:r>
@@ -68,13 +49,7 @@
         <w:t>Author:</w:t>
       </w:r>
       <w:r>
-        <w:t xml:space="preserve"> Dinh</w:t>
-      </w:r>
-      <w:r>
-        <w:t xml:space="preserve"> </w:t>
-      </w:r>
-      <w:r>
-        <w:t>Pham</w:t>
+        <w:t xml:space="preserve"> Dinh Pham</w:t>
       </w:r>
       <w:r>
         <w:br/>
@@ -87,7 +62,7 @@
         <w:t>Document version:</w:t>
       </w:r>
       <w:r>
-        <w:t xml:space="preserve"> 1.0</w:t>
+        <w:t xml:space="preserve"> 1.1</w:t>
       </w:r>
       <w:r>
         <w:br/>
@@ -100,48 +75,31 @@
         <w:t>Date:</w:t>
       </w:r>
       <w:r>
-        <w:t xml:space="preserve"> September 10, 2026</w:t>
-      </w:r>
-    </w:p>
-    <w:p>
-      <w:pPr>
-        <w:rPr>
-          <w:b/>
-          <w:bCs/>
-          <w:sz w:val="28"/>
-          <w:szCs w:val="28"/>
-        </w:rPr>
+        <w:t xml:space="preserve"> September 17, 2026</w:t>
+      </w:r>
+    </w:p>
+    <w:p>
+      <w:pPr>
+        <w:pStyle w:val="Heading2"/>
       </w:pPr>
       <w:bookmarkStart w:id="1" w:name="document-control"/>
-      <w:r>
-        <w:rPr>
-          <w:b/>
-          <w:bCs/>
-          <w:sz w:val="28"/>
-          <w:szCs w:val="28"/>
-        </w:rPr>
+      <w:bookmarkStart w:id="2" w:name="_Toc240570402"/>
+      <w:r>
         <w:t>Document Control</w:t>
       </w:r>
+      <w:bookmarkEnd w:id="2"/>
     </w:p>
     <w:tbl>
       <w:tblPr>
         <w:tblStyle w:val="Table"/>
         <w:tblW w:w="5000" w:type="pct"/>
-        <w:tblBorders>
-          <w:top w:val="single" w:sz="4" w:space="0" w:color="auto"/>
-          <w:left w:val="single" w:sz="4" w:space="0" w:color="auto"/>
-          <w:bottom w:val="single" w:sz="4" w:space="0" w:color="auto"/>
-          <w:right w:val="single" w:sz="4" w:space="0" w:color="auto"/>
-          <w:insideH w:val="single" w:sz="4" w:space="0" w:color="auto"/>
-          <w:insideV w:val="single" w:sz="4" w:space="0" w:color="auto"/>
-        </w:tblBorders>
         <w:tblLook w:val="0020" w:firstRow="1" w:lastRow="0" w:firstColumn="0" w:lastColumn="0" w:noHBand="0" w:noVBand="0"/>
       </w:tblPr>
       <w:tblGrid>
         <w:gridCol w:w="1009"/>
-        <w:gridCol w:w="1158"/>
-        <w:gridCol w:w="1006"/>
-        <w:gridCol w:w="6403"/>
+        <w:gridCol w:w="1044"/>
+        <w:gridCol w:w="983"/>
+        <w:gridCol w:w="6540"/>
       </w:tblGrid>
       <w:tr>
         <w:trPr>
@@ -151,9 +109,6 @@
         <w:tc>
           <w:tcPr>
             <w:tcW w:w="0" w:type="auto"/>
-            <w:tcBorders>
-              <w:bottom w:val="none" w:sz="0" w:space="0" w:color="auto"/>
-            </w:tcBorders>
           </w:tcPr>
           <w:p>
             <w:pPr>
@@ -167,9 +122,6 @@
         <w:tc>
           <w:tcPr>
             <w:tcW w:w="0" w:type="auto"/>
-            <w:tcBorders>
-              <w:bottom w:val="none" w:sz="0" w:space="0" w:color="auto"/>
-            </w:tcBorders>
           </w:tcPr>
           <w:p>
             <w:pPr>
@@ -183,9 +135,6 @@
         <w:tc>
           <w:tcPr>
             <w:tcW w:w="0" w:type="auto"/>
-            <w:tcBorders>
-              <w:bottom w:val="none" w:sz="0" w:space="0" w:color="auto"/>
-            </w:tcBorders>
           </w:tcPr>
           <w:p>
             <w:pPr>
@@ -199,9 +148,6 @@
         <w:tc>
           <w:tcPr>
             <w:tcW w:w="0" w:type="auto"/>
-            <w:tcBorders>
-              <w:bottom w:val="none" w:sz="0" w:space="0" w:color="auto"/>
-            </w:tcBorders>
           </w:tcPr>
           <w:p>
             <w:pPr>
@@ -263,6 +209,60 @@
             </w:pPr>
             <w:r>
               <w:t>Initial release. Added existing software landscape, Vision &amp; Scope, and first SRS draft with 22 use cases.</w:t>
+            </w:r>
+          </w:p>
+        </w:tc>
+      </w:tr>
+      <w:tr>
+        <w:tc>
+          <w:tcPr>
+            <w:tcW w:w="0" w:type="auto"/>
+          </w:tcPr>
+          <w:p>
+            <w:pPr>
+              <w:pStyle w:val="Compact"/>
+            </w:pPr>
+            <w:r>
+              <w:t>1.1</w:t>
+            </w:r>
+          </w:p>
+        </w:tc>
+        <w:tc>
+          <w:tcPr>
+            <w:tcW w:w="0" w:type="auto"/>
+          </w:tcPr>
+          <w:p>
+            <w:pPr>
+              <w:pStyle w:val="Compact"/>
+            </w:pPr>
+            <w:r>
+              <w:t>2026-09-17</w:t>
+            </w:r>
+          </w:p>
+        </w:tc>
+        <w:tc>
+          <w:tcPr>
+            <w:tcW w:w="0" w:type="auto"/>
+          </w:tcPr>
+          <w:p>
+            <w:pPr>
+              <w:pStyle w:val="Compact"/>
+            </w:pPr>
+            <w:r>
+              <w:t>D. Pham</w:t>
+            </w:r>
+          </w:p>
+        </w:tc>
+        <w:tc>
+          <w:tcPr>
+            <w:tcW w:w="0" w:type="auto"/>
+          </w:tcPr>
+          <w:p>
+            <w:pPr>
+              <w:pStyle w:val="Compact"/>
+            </w:pPr>
+            <w:r>
+              <w:t>Added Work Breakdown Structure (Section 5) and draft project timeline with Gantt chart (Section 6), scheduled within the Fall 2026 semester constraint.</w:t>
             </w:r>
           </w:p>
         </w:tc>
@@ -300,13 +300,13 @@
       <w:r>
         <w:fldChar w:fldCharType="separate"/>
       </w:r>
-      <w:hyperlink w:anchor="_Toc239958257" w:history="1">
+      <w:hyperlink w:anchor="_Toc240570402" w:history="1">
         <w:r>
           <w:rPr>
             <w:rStyle w:val="Hyperlink"/>
             <w:noProof/>
           </w:rPr>
-          <w:t>1. Introduction</w:t>
+          <w:t>Document Control</w:t>
         </w:r>
         <w:r>
           <w:rPr>
@@ -327,7 +327,7 @@
             <w:noProof/>
             <w:webHidden/>
           </w:rPr>
-          <w:instrText xml:space="preserve"> PAGEREF _Toc239958257 \h </w:instrText>
+          <w:instrText xml:space="preserve"> PAGEREF _Toc240570402 \h </w:instrText>
         </w:r>
         <w:r>
           <w:rPr>
@@ -347,7 +347,7 @@
             <w:noProof/>
             <w:webHidden/>
           </w:rPr>
-          <w:t>3</w:t>
+          <w:t>1</w:t>
         </w:r>
         <w:r>
           <w:rPr>
@@ -372,13 +372,13 @@
           <w14:ligatures w14:val="standardContextual"/>
         </w:rPr>
       </w:pPr>
-      <w:hyperlink w:anchor="_Toc239958258" w:history="1">
+      <w:hyperlink w:anchor="_Toc240570403" w:history="1">
         <w:r>
           <w:rPr>
             <w:rStyle w:val="Hyperlink"/>
             <w:noProof/>
           </w:rPr>
-          <w:t>2. Existing Software Landscape (Research)</w:t>
+          <w:t>1. Introduction</w:t>
         </w:r>
         <w:r>
           <w:rPr>
@@ -399,7 +399,7 @@
             <w:noProof/>
             <w:webHidden/>
           </w:rPr>
-          <w:instrText xml:space="preserve"> PAGEREF _Toc239958258 \h </w:instrText>
+          <w:instrText xml:space="preserve"> PAGEREF _Toc240570403 \h </w:instrText>
         </w:r>
         <w:r>
           <w:rPr>
@@ -432,7 +432,7 @@
     </w:p>
     <w:p>
       <w:pPr>
-        <w:pStyle w:val="TOC3"/>
+        <w:pStyle w:val="TOC2"/>
         <w:tabs>
           <w:tab w:val="right" w:leader="dot" w:pos="9350"/>
         </w:tabs>
@@ -444,13 +444,13 @@
           <w14:ligatures w14:val="standardContextual"/>
         </w:rPr>
       </w:pPr>
-      <w:hyperlink w:anchor="_Toc239958259" w:history="1">
+      <w:hyperlink w:anchor="_Toc240570404" w:history="1">
         <w:r>
           <w:rPr>
             <w:rStyle w:val="Hyperlink"/>
             <w:noProof/>
           </w:rPr>
-          <w:t>2.1 Purpose of the Research</w:t>
+          <w:t>2. Existing Software Landscape (Research)</w:t>
         </w:r>
         <w:r>
           <w:rPr>
@@ -471,7 +471,7 @@
             <w:noProof/>
             <w:webHidden/>
           </w:rPr>
-          <w:instrText xml:space="preserve"> PAGEREF _Toc239958259 \h </w:instrText>
+          <w:instrText xml:space="preserve"> PAGEREF _Toc240570404 \h </w:instrText>
         </w:r>
         <w:r>
           <w:rPr>
@@ -516,13 +516,13 @@
           <w14:ligatures w14:val="standardContextual"/>
         </w:rPr>
       </w:pPr>
-      <w:hyperlink w:anchor="_Toc239958260" w:history="1">
+      <w:hyperlink w:anchor="_Toc240570405" w:history="1">
         <w:r>
           <w:rPr>
             <w:rStyle w:val="Hyperlink"/>
             <w:noProof/>
           </w:rPr>
-          <w:t>2.2 Market Overview</w:t>
+          <w:t>2.1 Purpose of the Research</w:t>
         </w:r>
         <w:r>
           <w:rPr>
@@ -543,7 +543,7 @@
             <w:noProof/>
             <w:webHidden/>
           </w:rPr>
-          <w:instrText xml:space="preserve"> PAGEREF _Toc239958260 \h </w:instrText>
+          <w:instrText xml:space="preserve"> PAGEREF _Toc240570405 \h </w:instrText>
         </w:r>
         <w:r>
           <w:rPr>
@@ -588,13 +588,13 @@
           <w14:ligatures w14:val="standardContextual"/>
         </w:rPr>
       </w:pPr>
-      <w:hyperlink w:anchor="_Toc239958261" w:history="1">
+      <w:hyperlink w:anchor="_Toc240570406" w:history="1">
         <w:r>
           <w:rPr>
             <w:rStyle w:val="Hyperlink"/>
             <w:noProof/>
           </w:rPr>
-          <w:t>2.3 Competitor Analysis</w:t>
+          <w:t>2.2 Market Overview</w:t>
         </w:r>
         <w:r>
           <w:rPr>
@@ -615,7 +615,7 @@
             <w:noProof/>
             <w:webHidden/>
           </w:rPr>
-          <w:instrText xml:space="preserve"> PAGEREF _Toc239958261 \h </w:instrText>
+          <w:instrText xml:space="preserve"> PAGEREF _Toc240570406 \h </w:instrText>
         </w:r>
         <w:r>
           <w:rPr>
@@ -660,13 +660,13 @@
           <w14:ligatures w14:val="standardContextual"/>
         </w:rPr>
       </w:pPr>
-      <w:hyperlink w:anchor="_Toc239958262" w:history="1">
+      <w:hyperlink w:anchor="_Toc240570407" w:history="1">
         <w:r>
           <w:rPr>
             <w:rStyle w:val="Hyperlink"/>
             <w:noProof/>
           </w:rPr>
-          <w:t>2.4 Common Weaknesses in Current Solutions</w:t>
+          <w:t>2.3 Competitor Analysis</w:t>
         </w:r>
         <w:r>
           <w:rPr>
@@ -687,7 +687,7 @@
             <w:noProof/>
             <w:webHidden/>
           </w:rPr>
-          <w:instrText xml:space="preserve"> PAGEREF _Toc239958262 \h </w:instrText>
+          <w:instrText xml:space="preserve"> PAGEREF _Toc240570407 \h </w:instrText>
         </w:r>
         <w:r>
           <w:rPr>
@@ -707,7 +707,7 @@
             <w:noProof/>
             <w:webHidden/>
           </w:rPr>
-          <w:t>4</w:t>
+          <w:t>3</w:t>
         </w:r>
         <w:r>
           <w:rPr>
@@ -732,13 +732,13 @@
           <w14:ligatures w14:val="standardContextual"/>
         </w:rPr>
       </w:pPr>
-      <w:hyperlink w:anchor="_Toc239958263" w:history="1">
+      <w:hyperlink w:anchor="_Toc240570408" w:history="1">
         <w:r>
           <w:rPr>
             <w:rStyle w:val="Hyperlink"/>
             <w:noProof/>
           </w:rPr>
-          <w:t>2.5 How Our Platform Will Be Different</w:t>
+          <w:t>2.4 Common Weaknesses in Current Solutions</w:t>
         </w:r>
         <w:r>
           <w:rPr>
@@ -759,7 +759,7 @@
             <w:noProof/>
             <w:webHidden/>
           </w:rPr>
-          <w:instrText xml:space="preserve"> PAGEREF _Toc239958263 \h </w:instrText>
+          <w:instrText xml:space="preserve"> PAGEREF _Toc240570408 \h </w:instrText>
         </w:r>
         <w:r>
           <w:rPr>
@@ -779,7 +779,7 @@
             <w:noProof/>
             <w:webHidden/>
           </w:rPr>
-          <w:t>5</w:t>
+          <w:t>4</w:t>
         </w:r>
         <w:r>
           <w:rPr>
@@ -792,7 +792,7 @@
     </w:p>
     <w:p>
       <w:pPr>
-        <w:pStyle w:val="TOC2"/>
+        <w:pStyle w:val="TOC3"/>
         <w:tabs>
           <w:tab w:val="right" w:leader="dot" w:pos="9350"/>
         </w:tabs>
@@ -804,13 +804,13 @@
           <w14:ligatures w14:val="standardContextual"/>
         </w:rPr>
       </w:pPr>
-      <w:hyperlink w:anchor="_Toc239958264" w:history="1">
+      <w:hyperlink w:anchor="_Toc240570409" w:history="1">
         <w:r>
           <w:rPr>
             <w:rStyle w:val="Hyperlink"/>
             <w:noProof/>
           </w:rPr>
-          <w:t>3. Vision and Scope</w:t>
+          <w:t>2.5 How Our Platform Will Be Different</w:t>
         </w:r>
         <w:r>
           <w:rPr>
@@ -831,7 +831,7 @@
             <w:noProof/>
             <w:webHidden/>
           </w:rPr>
-          <w:instrText xml:space="preserve"> PAGEREF _Toc239958264 \h </w:instrText>
+          <w:instrText xml:space="preserve"> PAGEREF _Toc240570409 \h </w:instrText>
         </w:r>
         <w:r>
           <w:rPr>
@@ -864,7 +864,7 @@
     </w:p>
     <w:p>
       <w:pPr>
-        <w:pStyle w:val="TOC3"/>
+        <w:pStyle w:val="TOC2"/>
         <w:tabs>
           <w:tab w:val="right" w:leader="dot" w:pos="9350"/>
         </w:tabs>
@@ -876,13 +876,13 @@
           <w14:ligatures w14:val="standardContextual"/>
         </w:rPr>
       </w:pPr>
-      <w:hyperlink w:anchor="_Toc239958265" w:history="1">
+      <w:hyperlink w:anchor="_Toc240570410" w:history="1">
         <w:r>
           <w:rPr>
             <w:rStyle w:val="Hyperlink"/>
             <w:noProof/>
           </w:rPr>
-          <w:t>3.1 About $oftware ¢orp.</w:t>
+          <w:t>3. Vision and Scope</w:t>
         </w:r>
         <w:r>
           <w:rPr>
@@ -903,7 +903,7 @@
             <w:noProof/>
             <w:webHidden/>
           </w:rPr>
-          <w:instrText xml:space="preserve"> PAGEREF _Toc239958265 \h </w:instrText>
+          <w:instrText xml:space="preserve"> PAGEREF _Toc240570410 \h </w:instrText>
         </w:r>
         <w:r>
           <w:rPr>
@@ -948,13 +948,28 @@
           <w14:ligatures w14:val="standardContextual"/>
         </w:rPr>
       </w:pPr>
-      <w:hyperlink w:anchor="_Toc239958266" w:history="1">
+      <w:hyperlink w:anchor="_Toc240570411" w:history="1">
         <w:r>
           <w:rPr>
             <w:rStyle w:val="Hyperlink"/>
             <w:noProof/>
           </w:rPr>
-          <w:t>3.2 How This Project Was Acquired</w:t>
+          <w:t xml:space="preserve">3.1 About $oftware </w:t>
+        </w:r>
+        <w:r>
+          <w:rPr>
+            <w:rStyle w:val="Hyperlink"/>
+            <w:rFonts w:hint="eastAsia"/>
+            <w:noProof/>
+          </w:rPr>
+          <w:t>¢</w:t>
+        </w:r>
+        <w:r>
+          <w:rPr>
+            <w:rStyle w:val="Hyperlink"/>
+            <w:noProof/>
+          </w:rPr>
+          <w:t>orp.</w:t>
         </w:r>
         <w:r>
           <w:rPr>
@@ -975,7 +990,7 @@
             <w:noProof/>
             <w:webHidden/>
           </w:rPr>
-          <w:instrText xml:space="preserve"> PAGEREF _Toc239958266 \h </w:instrText>
+          <w:instrText xml:space="preserve"> PAGEREF _Toc240570411 \h </w:instrText>
         </w:r>
         <w:r>
           <w:rPr>
@@ -995,7 +1010,7 @@
             <w:noProof/>
             <w:webHidden/>
           </w:rPr>
-          <w:t>6</w:t>
+          <w:t>5</w:t>
         </w:r>
         <w:r>
           <w:rPr>
@@ -1020,13 +1035,13 @@
           <w14:ligatures w14:val="standardContextual"/>
         </w:rPr>
       </w:pPr>
-      <w:hyperlink w:anchor="_Toc239958267" w:history="1">
+      <w:hyperlink w:anchor="_Toc240570412" w:history="1">
         <w:r>
           <w:rPr>
             <w:rStyle w:val="Hyperlink"/>
             <w:noProof/>
           </w:rPr>
-          <w:t>3.3 Business Need</w:t>
+          <w:t>3.2 How This Project Was Acquired</w:t>
         </w:r>
         <w:r>
           <w:rPr>
@@ -1047,7 +1062,7 @@
             <w:noProof/>
             <w:webHidden/>
           </w:rPr>
-          <w:instrText xml:space="preserve"> PAGEREF _Toc239958267 \h </w:instrText>
+          <w:instrText xml:space="preserve"> PAGEREF _Toc240570412 \h </w:instrText>
         </w:r>
         <w:r>
           <w:rPr>
@@ -1092,13 +1107,13 @@
           <w14:ligatures w14:val="standardContextual"/>
         </w:rPr>
       </w:pPr>
-      <w:hyperlink w:anchor="_Toc239958268" w:history="1">
+      <w:hyperlink w:anchor="_Toc240570413" w:history="1">
         <w:r>
           <w:rPr>
             <w:rStyle w:val="Hyperlink"/>
             <w:noProof/>
           </w:rPr>
-          <w:t>3.4 Vision Statement</w:t>
+          <w:t>3.3 Business Need</w:t>
         </w:r>
         <w:r>
           <w:rPr>
@@ -1119,7 +1134,7 @@
             <w:noProof/>
             <w:webHidden/>
           </w:rPr>
-          <w:instrText xml:space="preserve"> PAGEREF _Toc239958268 \h </w:instrText>
+          <w:instrText xml:space="preserve"> PAGEREF _Toc240570413 \h </w:instrText>
         </w:r>
         <w:r>
           <w:rPr>
@@ -1164,13 +1179,13 @@
           <w14:ligatures w14:val="standardContextual"/>
         </w:rPr>
       </w:pPr>
-      <w:hyperlink w:anchor="_Toc239958269" w:history="1">
+      <w:hyperlink w:anchor="_Toc240570414" w:history="1">
         <w:r>
           <w:rPr>
             <w:rStyle w:val="Hyperlink"/>
             <w:noProof/>
           </w:rPr>
-          <w:t>3.5 Business Objectives and Success Metrics</w:t>
+          <w:t>3.4 Vision Statement</w:t>
         </w:r>
         <w:r>
           <w:rPr>
@@ -1191,7 +1206,7 @@
             <w:noProof/>
             <w:webHidden/>
           </w:rPr>
-          <w:instrText xml:space="preserve"> PAGEREF _Toc239958269 \h </w:instrText>
+          <w:instrText xml:space="preserve"> PAGEREF _Toc240570414 \h </w:instrText>
         </w:r>
         <w:r>
           <w:rPr>
@@ -1236,13 +1251,13 @@
           <w14:ligatures w14:val="standardContextual"/>
         </w:rPr>
       </w:pPr>
-      <w:hyperlink w:anchor="_Toc239958270" w:history="1">
+      <w:hyperlink w:anchor="_Toc240570415" w:history="1">
         <w:r>
           <w:rPr>
             <w:rStyle w:val="Hyperlink"/>
             <w:noProof/>
           </w:rPr>
-          <w:t>3.6 Project Overview</w:t>
+          <w:t>3.5 Business Objectives and Success Metrics</w:t>
         </w:r>
         <w:r>
           <w:rPr>
@@ -1263,7 +1278,7 @@
             <w:noProof/>
             <w:webHidden/>
           </w:rPr>
-          <w:instrText xml:space="preserve"> PAGEREF _Toc239958270 \h </w:instrText>
+          <w:instrText xml:space="preserve"> PAGEREF _Toc240570415 \h </w:instrText>
         </w:r>
         <w:r>
           <w:rPr>
@@ -1283,7 +1298,7 @@
             <w:noProof/>
             <w:webHidden/>
           </w:rPr>
-          <w:t>7</w:t>
+          <w:t>6</w:t>
         </w:r>
         <w:r>
           <w:rPr>
@@ -1308,13 +1323,13 @@
           <w14:ligatures w14:val="standardContextual"/>
         </w:rPr>
       </w:pPr>
-      <w:hyperlink w:anchor="_Toc239958271" w:history="1">
+      <w:hyperlink w:anchor="_Toc240570416" w:history="1">
         <w:r>
           <w:rPr>
             <w:rStyle w:val="Hyperlink"/>
             <w:noProof/>
           </w:rPr>
-          <w:t>3.7 Scope — In and Out</w:t>
+          <w:t>3.6 Project Overview</w:t>
         </w:r>
         <w:r>
           <w:rPr>
@@ -1335,7 +1350,7 @@
             <w:noProof/>
             <w:webHidden/>
           </w:rPr>
-          <w:instrText xml:space="preserve"> PAGEREF _Toc239958271 \h </w:instrText>
+          <w:instrText xml:space="preserve"> PAGEREF _Toc240570416 \h </w:instrText>
         </w:r>
         <w:r>
           <w:rPr>
@@ -1380,13 +1395,28 @@
           <w14:ligatures w14:val="standardContextual"/>
         </w:rPr>
       </w:pPr>
-      <w:hyperlink w:anchor="_Toc239958272" w:history="1">
+      <w:hyperlink w:anchor="_Toc240570417" w:history="1">
         <w:r>
           <w:rPr>
             <w:rStyle w:val="Hyperlink"/>
             <w:noProof/>
           </w:rPr>
-          <w:t>3.8 Stakeholders</w:t>
+          <w:t xml:space="preserve">3.7 Scope </w:t>
+        </w:r>
+        <w:r>
+          <w:rPr>
+            <w:rStyle w:val="Hyperlink"/>
+            <w:rFonts w:hint="eastAsia"/>
+            <w:noProof/>
+          </w:rPr>
+          <w:t>—</w:t>
+        </w:r>
+        <w:r>
+          <w:rPr>
+            <w:rStyle w:val="Hyperlink"/>
+            <w:noProof/>
+          </w:rPr>
+          <w:t xml:space="preserve"> In and Out</w:t>
         </w:r>
         <w:r>
           <w:rPr>
@@ -1407,7 +1437,7 @@
             <w:noProof/>
             <w:webHidden/>
           </w:rPr>
-          <w:instrText xml:space="preserve"> PAGEREF _Toc239958272 \h </w:instrText>
+          <w:instrText xml:space="preserve"> PAGEREF _Toc240570417 \h </w:instrText>
         </w:r>
         <w:r>
           <w:rPr>
@@ -1427,7 +1457,7 @@
             <w:noProof/>
             <w:webHidden/>
           </w:rPr>
-          <w:t>8</w:t>
+          <w:t>7</w:t>
         </w:r>
         <w:r>
           <w:rPr>
@@ -1452,13 +1482,13 @@
           <w14:ligatures w14:val="standardContextual"/>
         </w:rPr>
       </w:pPr>
-      <w:hyperlink w:anchor="_Toc239958273" w:history="1">
+      <w:hyperlink w:anchor="_Toc240570418" w:history="1">
         <w:r>
           <w:rPr>
             <w:rStyle w:val="Hyperlink"/>
             <w:noProof/>
           </w:rPr>
-          <w:t>3.9 Constraints and Assumptions</w:t>
+          <w:t>3.8 Stakeholders</w:t>
         </w:r>
         <w:r>
           <w:rPr>
@@ -1479,7 +1509,7 @@
             <w:noProof/>
             <w:webHidden/>
           </w:rPr>
-          <w:instrText xml:space="preserve"> PAGEREF _Toc239958273 \h </w:instrText>
+          <w:instrText xml:space="preserve"> PAGEREF _Toc240570418 \h </w:instrText>
         </w:r>
         <w:r>
           <w:rPr>
@@ -1512,7 +1542,7 @@
     </w:p>
     <w:p>
       <w:pPr>
-        <w:pStyle w:val="TOC2"/>
+        <w:pStyle w:val="TOC3"/>
         <w:tabs>
           <w:tab w:val="right" w:leader="dot" w:pos="9350"/>
         </w:tabs>
@@ -1524,13 +1554,13 @@
           <w14:ligatures w14:val="standardContextual"/>
         </w:rPr>
       </w:pPr>
-      <w:hyperlink w:anchor="_Toc239958274" w:history="1">
+      <w:hyperlink w:anchor="_Toc240570419" w:history="1">
         <w:r>
           <w:rPr>
             <w:rStyle w:val="Hyperlink"/>
             <w:noProof/>
           </w:rPr>
-          <w:t>4. Software Requirements Specification (Draft)</w:t>
+          <w:t>3.9 Constraints and Assumptions</w:t>
         </w:r>
         <w:r>
           <w:rPr>
@@ -1551,7 +1581,7 @@
             <w:noProof/>
             <w:webHidden/>
           </w:rPr>
-          <w:instrText xml:space="preserve"> PAGEREF _Toc239958274 \h </w:instrText>
+          <w:instrText xml:space="preserve"> PAGEREF _Toc240570419 \h </w:instrText>
         </w:r>
         <w:r>
           <w:rPr>
@@ -1571,7 +1601,7 @@
             <w:noProof/>
             <w:webHidden/>
           </w:rPr>
-          <w:t>9</w:t>
+          <w:t>8</w:t>
         </w:r>
         <w:r>
           <w:rPr>
@@ -1584,7 +1614,7 @@
     </w:p>
     <w:p>
       <w:pPr>
-        <w:pStyle w:val="TOC3"/>
+        <w:pStyle w:val="TOC2"/>
         <w:tabs>
           <w:tab w:val="right" w:leader="dot" w:pos="9350"/>
         </w:tabs>
@@ -1596,13 +1626,13 @@
           <w14:ligatures w14:val="standardContextual"/>
         </w:rPr>
       </w:pPr>
-      <w:hyperlink w:anchor="_Toc239958275" w:history="1">
+      <w:hyperlink w:anchor="_Toc240570420" w:history="1">
         <w:r>
           <w:rPr>
             <w:rStyle w:val="Hyperlink"/>
             <w:noProof/>
           </w:rPr>
-          <w:t>4.1 Purpose and Scope of the SRS</w:t>
+          <w:t>4. Software Requirements Specification (Draft)</w:t>
         </w:r>
         <w:r>
           <w:rPr>
@@ -1623,7 +1653,7 @@
             <w:noProof/>
             <w:webHidden/>
           </w:rPr>
-          <w:instrText xml:space="preserve"> PAGEREF _Toc239958275 \h </w:instrText>
+          <w:instrText xml:space="preserve"> PAGEREF _Toc240570420 \h </w:instrText>
         </w:r>
         <w:r>
           <w:rPr>
@@ -1668,13 +1698,13 @@
           <w14:ligatures w14:val="standardContextual"/>
         </w:rPr>
       </w:pPr>
-      <w:hyperlink w:anchor="_Toc239958276" w:history="1">
+      <w:hyperlink w:anchor="_Toc240570421" w:history="1">
         <w:r>
           <w:rPr>
             <w:rStyle w:val="Hyperlink"/>
             <w:noProof/>
           </w:rPr>
-          <w:t>4.2 Definitions and Acronyms</w:t>
+          <w:t>4.1 Purpose and Scope of the SRS</w:t>
         </w:r>
         <w:r>
           <w:rPr>
@@ -1695,7 +1725,7 @@
             <w:noProof/>
             <w:webHidden/>
           </w:rPr>
-          <w:instrText xml:space="preserve"> PAGEREF _Toc239958276 \h </w:instrText>
+          <w:instrText xml:space="preserve"> PAGEREF _Toc240570421 \h </w:instrText>
         </w:r>
         <w:r>
           <w:rPr>
@@ -1740,13 +1770,13 @@
           <w14:ligatures w14:val="standardContextual"/>
         </w:rPr>
       </w:pPr>
-      <w:hyperlink w:anchor="_Toc239958277" w:history="1">
+      <w:hyperlink w:anchor="_Toc240570422" w:history="1">
         <w:r>
           <w:rPr>
             <w:rStyle w:val="Hyperlink"/>
             <w:noProof/>
           </w:rPr>
-          <w:t>4.3 Actors</w:t>
+          <w:t>4.2 Definitions and Acronyms</w:t>
         </w:r>
         <w:r>
           <w:rPr>
@@ -1767,7 +1797,7 @@
             <w:noProof/>
             <w:webHidden/>
           </w:rPr>
-          <w:instrText xml:space="preserve"> PAGEREF _Toc239958277 \h </w:instrText>
+          <w:instrText xml:space="preserve"> PAGEREF _Toc240570422 \h </w:instrText>
         </w:r>
         <w:r>
           <w:rPr>
@@ -1812,13 +1842,13 @@
           <w14:ligatures w14:val="standardContextual"/>
         </w:rPr>
       </w:pPr>
-      <w:hyperlink w:anchor="_Toc239958278" w:history="1">
+      <w:hyperlink w:anchor="_Toc240570423" w:history="1">
         <w:r>
           <w:rPr>
             <w:rStyle w:val="Hyperlink"/>
             <w:noProof/>
           </w:rPr>
-          <w:t>4.4 Use Cases</w:t>
+          <w:t>4.3 Actors</w:t>
         </w:r>
         <w:r>
           <w:rPr>
@@ -1839,7 +1869,7 @@
             <w:noProof/>
             <w:webHidden/>
           </w:rPr>
-          <w:instrText xml:space="preserve"> PAGEREF _Toc239958278 \h </w:instrText>
+          <w:instrText xml:space="preserve"> PAGEREF _Toc240570423 \h </w:instrText>
         </w:r>
         <w:r>
           <w:rPr>
@@ -1884,13 +1914,13 @@
           <w14:ligatures w14:val="standardContextual"/>
         </w:rPr>
       </w:pPr>
-      <w:hyperlink w:anchor="_Toc239958279" w:history="1">
+      <w:hyperlink w:anchor="_Toc240570424" w:history="1">
         <w:r>
           <w:rPr>
             <w:rStyle w:val="Hyperlink"/>
             <w:noProof/>
           </w:rPr>
-          <w:t>4.5 Non-Functional Requirements</w:t>
+          <w:t>4.4 Use Cases</w:t>
         </w:r>
         <w:r>
           <w:rPr>
@@ -1911,7 +1941,7 @@
             <w:noProof/>
             <w:webHidden/>
           </w:rPr>
-          <w:instrText xml:space="preserve"> PAGEREF _Toc239958279 \h </w:instrText>
+          <w:instrText xml:space="preserve"> PAGEREF _Toc240570424 \h </w:instrText>
         </w:r>
         <w:r>
           <w:rPr>
@@ -1931,7 +1961,7 @@
             <w:noProof/>
             <w:webHidden/>
           </w:rPr>
-          <w:t>13</w:t>
+          <w:t>9</w:t>
         </w:r>
         <w:r>
           <w:rPr>
@@ -1956,13 +1986,13 @@
           <w14:ligatures w14:val="standardContextual"/>
         </w:rPr>
       </w:pPr>
-      <w:hyperlink w:anchor="_Toc239958280" w:history="1">
+      <w:hyperlink w:anchor="_Toc240570425" w:history="1">
         <w:r>
           <w:rPr>
             <w:rStyle w:val="Hyperlink"/>
             <w:noProof/>
           </w:rPr>
-          <w:t>4.6 External Interfaces</w:t>
+          <w:t>4.5 Non-Functional Requirements</w:t>
         </w:r>
         <w:r>
           <w:rPr>
@@ -1983,7 +2013,7 @@
             <w:noProof/>
             <w:webHidden/>
           </w:rPr>
-          <w:instrText xml:space="preserve"> PAGEREF _Toc239958280 \h </w:instrText>
+          <w:instrText xml:space="preserve"> PAGEREF _Toc240570425 \h </w:instrText>
         </w:r>
         <w:r>
           <w:rPr>
@@ -2003,7 +2033,7 @@
             <w:noProof/>
             <w:webHidden/>
           </w:rPr>
-          <w:t>14</w:t>
+          <w:t>13</w:t>
         </w:r>
         <w:r>
           <w:rPr>
@@ -2028,13 +2058,13 @@
           <w14:ligatures w14:val="standardContextual"/>
         </w:rPr>
       </w:pPr>
-      <w:hyperlink w:anchor="_Toc239958281" w:history="1">
+      <w:hyperlink w:anchor="_Toc240570426" w:history="1">
         <w:r>
           <w:rPr>
             <w:rStyle w:val="Hyperlink"/>
             <w:noProof/>
           </w:rPr>
-          <w:t>4.7 Open Items for Future Versions</w:t>
+          <w:t>4.6 External Interfaces</w:t>
         </w:r>
         <w:r>
           <w:rPr>
@@ -2055,7 +2085,7 @@
             <w:noProof/>
             <w:webHidden/>
           </w:rPr>
-          <w:instrText xml:space="preserve"> PAGEREF _Toc239958281 \h </w:instrText>
+          <w:instrText xml:space="preserve"> PAGEREF _Toc240570426 \h </w:instrText>
         </w:r>
         <w:r>
           <w:rPr>
@@ -2088,7 +2118,7 @@
     </w:p>
     <w:p>
       <w:pPr>
-        <w:pStyle w:val="TOC2"/>
+        <w:pStyle w:val="TOC3"/>
         <w:tabs>
           <w:tab w:val="right" w:leader="dot" w:pos="9350"/>
         </w:tabs>
@@ -2100,13 +2130,13 @@
           <w14:ligatures w14:val="standardContextual"/>
         </w:rPr>
       </w:pPr>
-      <w:hyperlink w:anchor="_Toc239958282" w:history="1">
+      <w:hyperlink w:anchor="_Toc240570427" w:history="1">
         <w:r>
           <w:rPr>
             <w:rStyle w:val="Hyperlink"/>
             <w:noProof/>
           </w:rPr>
-          <w:t>5. Next Steps</w:t>
+          <w:t>4.7 Open Items for Future Versions</w:t>
         </w:r>
         <w:r>
           <w:rPr>
@@ -2127,7 +2157,7 @@
             <w:noProof/>
             <w:webHidden/>
           </w:rPr>
-          <w:instrText xml:space="preserve"> PAGEREF _Toc239958282 \h </w:instrText>
+          <w:instrText xml:space="preserve"> PAGEREF _Toc240570427 \h </w:instrText>
         </w:r>
         <w:r>
           <w:rPr>
@@ -2147,7 +2177,7 @@
             <w:noProof/>
             <w:webHidden/>
           </w:rPr>
-          <w:t>15</w:t>
+          <w:t>14</w:t>
         </w:r>
         <w:r>
           <w:rPr>
@@ -2172,13 +2202,13 @@
           <w14:ligatures w14:val="standardContextual"/>
         </w:rPr>
       </w:pPr>
-      <w:hyperlink w:anchor="_Toc239958283" w:history="1">
+      <w:hyperlink w:anchor="_Toc240570428" w:history="1">
         <w:r>
           <w:rPr>
             <w:rStyle w:val="Hyperlink"/>
             <w:noProof/>
           </w:rPr>
-          <w:t>6. References</w:t>
+          <w:t>5. Work Breakdown Structure</w:t>
         </w:r>
         <w:r>
           <w:rPr>
@@ -2199,7 +2229,7 @@
             <w:noProof/>
             <w:webHidden/>
           </w:rPr>
-          <w:instrText xml:space="preserve"> PAGEREF _Toc239958283 \h </w:instrText>
+          <w:instrText xml:space="preserve"> PAGEREF _Toc240570428 \h </w:instrText>
         </w:r>
         <w:r>
           <w:rPr>
@@ -2232,6 +2262,942 @@
     </w:p>
     <w:p>
       <w:pPr>
+        <w:pStyle w:val="TOC3"/>
+        <w:tabs>
+          <w:tab w:val="right" w:leader="dot" w:pos="9350"/>
+        </w:tabs>
+        <w:rPr>
+          <w:rFonts w:eastAsiaTheme="minorEastAsia"/>
+          <w:noProof/>
+          <w:kern w:val="2"/>
+          <w:lang w:val="en-AS" w:eastAsia="en-AS"/>
+          <w14:ligatures w14:val="standardContextual"/>
+        </w:rPr>
+      </w:pPr>
+      <w:hyperlink w:anchor="_Toc240570429" w:history="1">
+        <w:r>
+          <w:rPr>
+            <w:rStyle w:val="Hyperlink"/>
+            <w:noProof/>
+          </w:rPr>
+          <w:t>5.1 Purpose and Approach</w:t>
+        </w:r>
+        <w:r>
+          <w:rPr>
+            <w:noProof/>
+            <w:webHidden/>
+          </w:rPr>
+          <w:tab/>
+        </w:r>
+        <w:r>
+          <w:rPr>
+            <w:noProof/>
+            <w:webHidden/>
+          </w:rPr>
+          <w:fldChar w:fldCharType="begin"/>
+        </w:r>
+        <w:r>
+          <w:rPr>
+            <w:noProof/>
+            <w:webHidden/>
+          </w:rPr>
+          <w:instrText xml:space="preserve"> PAGEREF _Toc240570429 \h </w:instrText>
+        </w:r>
+        <w:r>
+          <w:rPr>
+            <w:noProof/>
+            <w:webHidden/>
+          </w:rPr>
+        </w:r>
+        <w:r>
+          <w:rPr>
+            <w:noProof/>
+            <w:webHidden/>
+          </w:rPr>
+          <w:fldChar w:fldCharType="separate"/>
+        </w:r>
+        <w:r>
+          <w:rPr>
+            <w:noProof/>
+            <w:webHidden/>
+          </w:rPr>
+          <w:t>15</w:t>
+        </w:r>
+        <w:r>
+          <w:rPr>
+            <w:noProof/>
+            <w:webHidden/>
+          </w:rPr>
+          <w:fldChar w:fldCharType="end"/>
+        </w:r>
+      </w:hyperlink>
+    </w:p>
+    <w:p>
+      <w:pPr>
+        <w:pStyle w:val="TOC3"/>
+        <w:tabs>
+          <w:tab w:val="right" w:leader="dot" w:pos="9350"/>
+        </w:tabs>
+        <w:rPr>
+          <w:rFonts w:eastAsiaTheme="minorEastAsia"/>
+          <w:noProof/>
+          <w:kern w:val="2"/>
+          <w:lang w:val="en-AS" w:eastAsia="en-AS"/>
+          <w14:ligatures w14:val="standardContextual"/>
+        </w:rPr>
+      </w:pPr>
+      <w:hyperlink w:anchor="_Toc240570430" w:history="1">
+        <w:r>
+          <w:rPr>
+            <w:rStyle w:val="Hyperlink"/>
+            <w:noProof/>
+          </w:rPr>
+          <w:t>5.2 WBS Structure</w:t>
+        </w:r>
+        <w:r>
+          <w:rPr>
+            <w:noProof/>
+            <w:webHidden/>
+          </w:rPr>
+          <w:tab/>
+        </w:r>
+        <w:r>
+          <w:rPr>
+            <w:noProof/>
+            <w:webHidden/>
+          </w:rPr>
+          <w:fldChar w:fldCharType="begin"/>
+        </w:r>
+        <w:r>
+          <w:rPr>
+            <w:noProof/>
+            <w:webHidden/>
+          </w:rPr>
+          <w:instrText xml:space="preserve"> PAGEREF _Toc240570430 \h </w:instrText>
+        </w:r>
+        <w:r>
+          <w:rPr>
+            <w:noProof/>
+            <w:webHidden/>
+          </w:rPr>
+        </w:r>
+        <w:r>
+          <w:rPr>
+            <w:noProof/>
+            <w:webHidden/>
+          </w:rPr>
+          <w:fldChar w:fldCharType="separate"/>
+        </w:r>
+        <w:r>
+          <w:rPr>
+            <w:noProof/>
+            <w:webHidden/>
+          </w:rPr>
+          <w:t>15</w:t>
+        </w:r>
+        <w:r>
+          <w:rPr>
+            <w:noProof/>
+            <w:webHidden/>
+          </w:rPr>
+          <w:fldChar w:fldCharType="end"/>
+        </w:r>
+      </w:hyperlink>
+    </w:p>
+    <w:p>
+      <w:pPr>
+        <w:pStyle w:val="TOC3"/>
+        <w:tabs>
+          <w:tab w:val="right" w:leader="dot" w:pos="9350"/>
+        </w:tabs>
+        <w:rPr>
+          <w:rFonts w:eastAsiaTheme="minorEastAsia"/>
+          <w:noProof/>
+          <w:kern w:val="2"/>
+          <w:lang w:val="en-AS" w:eastAsia="en-AS"/>
+          <w14:ligatures w14:val="standardContextual"/>
+        </w:rPr>
+      </w:pPr>
+      <w:hyperlink w:anchor="_Toc240570431" w:history="1">
+        <w:r>
+          <w:rPr>
+            <w:rStyle w:val="Hyperlink"/>
+            <w:noProof/>
+          </w:rPr>
+          <w:t>5.3 WBS Dictionary (Level 2)</w:t>
+        </w:r>
+        <w:r>
+          <w:rPr>
+            <w:noProof/>
+            <w:webHidden/>
+          </w:rPr>
+          <w:tab/>
+        </w:r>
+        <w:r>
+          <w:rPr>
+            <w:noProof/>
+            <w:webHidden/>
+          </w:rPr>
+          <w:fldChar w:fldCharType="begin"/>
+        </w:r>
+        <w:r>
+          <w:rPr>
+            <w:noProof/>
+            <w:webHidden/>
+          </w:rPr>
+          <w:instrText xml:space="preserve"> PAGEREF _Toc240570431 \h </w:instrText>
+        </w:r>
+        <w:r>
+          <w:rPr>
+            <w:noProof/>
+            <w:webHidden/>
+          </w:rPr>
+        </w:r>
+        <w:r>
+          <w:rPr>
+            <w:noProof/>
+            <w:webHidden/>
+          </w:rPr>
+          <w:fldChar w:fldCharType="separate"/>
+        </w:r>
+        <w:r>
+          <w:rPr>
+            <w:noProof/>
+            <w:webHidden/>
+          </w:rPr>
+          <w:t>18</w:t>
+        </w:r>
+        <w:r>
+          <w:rPr>
+            <w:noProof/>
+            <w:webHidden/>
+          </w:rPr>
+          <w:fldChar w:fldCharType="end"/>
+        </w:r>
+      </w:hyperlink>
+    </w:p>
+    <w:p>
+      <w:pPr>
+        <w:pStyle w:val="TOC3"/>
+        <w:tabs>
+          <w:tab w:val="right" w:leader="dot" w:pos="9350"/>
+        </w:tabs>
+        <w:rPr>
+          <w:rFonts w:eastAsiaTheme="minorEastAsia"/>
+          <w:noProof/>
+          <w:kern w:val="2"/>
+          <w:lang w:val="en-AS" w:eastAsia="en-AS"/>
+          <w14:ligatures w14:val="standardContextual"/>
+        </w:rPr>
+      </w:pPr>
+      <w:hyperlink w:anchor="_Toc240570432" w:history="1">
+        <w:r>
+          <w:rPr>
+            <w:rStyle w:val="Hyperlink"/>
+            <w:noProof/>
+          </w:rPr>
+          <w:t>5.4 Decomposition Notes</w:t>
+        </w:r>
+        <w:r>
+          <w:rPr>
+            <w:noProof/>
+            <w:webHidden/>
+          </w:rPr>
+          <w:tab/>
+        </w:r>
+        <w:r>
+          <w:rPr>
+            <w:noProof/>
+            <w:webHidden/>
+          </w:rPr>
+          <w:fldChar w:fldCharType="begin"/>
+        </w:r>
+        <w:r>
+          <w:rPr>
+            <w:noProof/>
+            <w:webHidden/>
+          </w:rPr>
+          <w:instrText xml:space="preserve"> PAGEREF _Toc240570432 \h </w:instrText>
+        </w:r>
+        <w:r>
+          <w:rPr>
+            <w:noProof/>
+            <w:webHidden/>
+          </w:rPr>
+        </w:r>
+        <w:r>
+          <w:rPr>
+            <w:noProof/>
+            <w:webHidden/>
+          </w:rPr>
+          <w:fldChar w:fldCharType="separate"/>
+        </w:r>
+        <w:r>
+          <w:rPr>
+            <w:noProof/>
+            <w:webHidden/>
+          </w:rPr>
+          <w:t>18</w:t>
+        </w:r>
+        <w:r>
+          <w:rPr>
+            <w:noProof/>
+            <w:webHidden/>
+          </w:rPr>
+          <w:fldChar w:fldCharType="end"/>
+        </w:r>
+      </w:hyperlink>
+    </w:p>
+    <w:p>
+      <w:pPr>
+        <w:pStyle w:val="TOC2"/>
+        <w:tabs>
+          <w:tab w:val="right" w:leader="dot" w:pos="9350"/>
+        </w:tabs>
+        <w:rPr>
+          <w:rFonts w:eastAsiaTheme="minorEastAsia"/>
+          <w:noProof/>
+          <w:kern w:val="2"/>
+          <w:lang w:val="en-AS" w:eastAsia="en-AS"/>
+          <w14:ligatures w14:val="standardContextual"/>
+        </w:rPr>
+      </w:pPr>
+      <w:hyperlink w:anchor="_Toc240570433" w:history="1">
+        <w:r>
+          <w:rPr>
+            <w:rStyle w:val="Hyperlink"/>
+            <w:noProof/>
+          </w:rPr>
+          <w:t>6. Draft Project Timeline</w:t>
+        </w:r>
+        <w:r>
+          <w:rPr>
+            <w:noProof/>
+            <w:webHidden/>
+          </w:rPr>
+          <w:tab/>
+        </w:r>
+        <w:r>
+          <w:rPr>
+            <w:noProof/>
+            <w:webHidden/>
+          </w:rPr>
+          <w:fldChar w:fldCharType="begin"/>
+        </w:r>
+        <w:r>
+          <w:rPr>
+            <w:noProof/>
+            <w:webHidden/>
+          </w:rPr>
+          <w:instrText xml:space="preserve"> PAGEREF _Toc240570433 \h </w:instrText>
+        </w:r>
+        <w:r>
+          <w:rPr>
+            <w:noProof/>
+            <w:webHidden/>
+          </w:rPr>
+        </w:r>
+        <w:r>
+          <w:rPr>
+            <w:noProof/>
+            <w:webHidden/>
+          </w:rPr>
+          <w:fldChar w:fldCharType="separate"/>
+        </w:r>
+        <w:r>
+          <w:rPr>
+            <w:noProof/>
+            <w:webHidden/>
+          </w:rPr>
+          <w:t>19</w:t>
+        </w:r>
+        <w:r>
+          <w:rPr>
+            <w:noProof/>
+            <w:webHidden/>
+          </w:rPr>
+          <w:fldChar w:fldCharType="end"/>
+        </w:r>
+      </w:hyperlink>
+    </w:p>
+    <w:p>
+      <w:pPr>
+        <w:pStyle w:val="TOC3"/>
+        <w:tabs>
+          <w:tab w:val="right" w:leader="dot" w:pos="9350"/>
+        </w:tabs>
+        <w:rPr>
+          <w:rFonts w:eastAsiaTheme="minorEastAsia"/>
+          <w:noProof/>
+          <w:kern w:val="2"/>
+          <w:lang w:val="en-AS" w:eastAsia="en-AS"/>
+          <w14:ligatures w14:val="standardContextual"/>
+        </w:rPr>
+      </w:pPr>
+      <w:hyperlink w:anchor="_Toc240570434" w:history="1">
+        <w:r>
+          <w:rPr>
+            <w:rStyle w:val="Hyperlink"/>
+            <w:noProof/>
+          </w:rPr>
+          <w:t>6.1 Scheduling Approach and Assumptions</w:t>
+        </w:r>
+        <w:r>
+          <w:rPr>
+            <w:noProof/>
+            <w:webHidden/>
+          </w:rPr>
+          <w:tab/>
+        </w:r>
+        <w:r>
+          <w:rPr>
+            <w:noProof/>
+            <w:webHidden/>
+          </w:rPr>
+          <w:fldChar w:fldCharType="begin"/>
+        </w:r>
+        <w:r>
+          <w:rPr>
+            <w:noProof/>
+            <w:webHidden/>
+          </w:rPr>
+          <w:instrText xml:space="preserve"> PAGEREF _Toc240570434 \h </w:instrText>
+        </w:r>
+        <w:r>
+          <w:rPr>
+            <w:noProof/>
+            <w:webHidden/>
+          </w:rPr>
+        </w:r>
+        <w:r>
+          <w:rPr>
+            <w:noProof/>
+            <w:webHidden/>
+          </w:rPr>
+          <w:fldChar w:fldCharType="separate"/>
+        </w:r>
+        <w:r>
+          <w:rPr>
+            <w:noProof/>
+            <w:webHidden/>
+          </w:rPr>
+          <w:t>19</w:t>
+        </w:r>
+        <w:r>
+          <w:rPr>
+            <w:noProof/>
+            <w:webHidden/>
+          </w:rPr>
+          <w:fldChar w:fldCharType="end"/>
+        </w:r>
+      </w:hyperlink>
+    </w:p>
+    <w:p>
+      <w:pPr>
+        <w:pStyle w:val="TOC3"/>
+        <w:tabs>
+          <w:tab w:val="right" w:leader="dot" w:pos="9350"/>
+        </w:tabs>
+        <w:rPr>
+          <w:rFonts w:eastAsiaTheme="minorEastAsia"/>
+          <w:noProof/>
+          <w:kern w:val="2"/>
+          <w:lang w:val="en-AS" w:eastAsia="en-AS"/>
+          <w14:ligatures w14:val="standardContextual"/>
+        </w:rPr>
+      </w:pPr>
+      <w:hyperlink w:anchor="_Toc240570435" w:history="1">
+        <w:r>
+          <w:rPr>
+            <w:rStyle w:val="Hyperlink"/>
+            <w:noProof/>
+          </w:rPr>
+          <w:t>6.2 Phase Schedule</w:t>
+        </w:r>
+        <w:r>
+          <w:rPr>
+            <w:noProof/>
+            <w:webHidden/>
+          </w:rPr>
+          <w:tab/>
+        </w:r>
+        <w:r>
+          <w:rPr>
+            <w:noProof/>
+            <w:webHidden/>
+          </w:rPr>
+          <w:fldChar w:fldCharType="begin"/>
+        </w:r>
+        <w:r>
+          <w:rPr>
+            <w:noProof/>
+            <w:webHidden/>
+          </w:rPr>
+          <w:instrText xml:space="preserve"> PAGEREF _Toc240570435 \h </w:instrText>
+        </w:r>
+        <w:r>
+          <w:rPr>
+            <w:noProof/>
+            <w:webHidden/>
+          </w:rPr>
+        </w:r>
+        <w:r>
+          <w:rPr>
+            <w:noProof/>
+            <w:webHidden/>
+          </w:rPr>
+          <w:fldChar w:fldCharType="separate"/>
+        </w:r>
+        <w:r>
+          <w:rPr>
+            <w:noProof/>
+            <w:webHidden/>
+          </w:rPr>
+          <w:t>19</w:t>
+        </w:r>
+        <w:r>
+          <w:rPr>
+            <w:noProof/>
+            <w:webHidden/>
+          </w:rPr>
+          <w:fldChar w:fldCharType="end"/>
+        </w:r>
+      </w:hyperlink>
+    </w:p>
+    <w:p>
+      <w:pPr>
+        <w:pStyle w:val="TOC3"/>
+        <w:tabs>
+          <w:tab w:val="right" w:leader="dot" w:pos="9350"/>
+        </w:tabs>
+        <w:rPr>
+          <w:rFonts w:eastAsiaTheme="minorEastAsia"/>
+          <w:noProof/>
+          <w:kern w:val="2"/>
+          <w:lang w:val="en-AS" w:eastAsia="en-AS"/>
+          <w14:ligatures w14:val="standardContextual"/>
+        </w:rPr>
+      </w:pPr>
+      <w:hyperlink w:anchor="_Toc240570436" w:history="1">
+        <w:r>
+          <w:rPr>
+            <w:rStyle w:val="Hyperlink"/>
+            <w:noProof/>
+          </w:rPr>
+          <w:t>6.3 Milestones</w:t>
+        </w:r>
+        <w:r>
+          <w:rPr>
+            <w:noProof/>
+            <w:webHidden/>
+          </w:rPr>
+          <w:tab/>
+        </w:r>
+        <w:r>
+          <w:rPr>
+            <w:noProof/>
+            <w:webHidden/>
+          </w:rPr>
+          <w:fldChar w:fldCharType="begin"/>
+        </w:r>
+        <w:r>
+          <w:rPr>
+            <w:noProof/>
+            <w:webHidden/>
+          </w:rPr>
+          <w:instrText xml:space="preserve"> PAGEREF _Toc240570436 \h </w:instrText>
+        </w:r>
+        <w:r>
+          <w:rPr>
+            <w:noProof/>
+            <w:webHidden/>
+          </w:rPr>
+        </w:r>
+        <w:r>
+          <w:rPr>
+            <w:noProof/>
+            <w:webHidden/>
+          </w:rPr>
+          <w:fldChar w:fldCharType="separate"/>
+        </w:r>
+        <w:r>
+          <w:rPr>
+            <w:noProof/>
+            <w:webHidden/>
+          </w:rPr>
+          <w:t>20</w:t>
+        </w:r>
+        <w:r>
+          <w:rPr>
+            <w:noProof/>
+            <w:webHidden/>
+          </w:rPr>
+          <w:fldChar w:fldCharType="end"/>
+        </w:r>
+      </w:hyperlink>
+    </w:p>
+    <w:p>
+      <w:pPr>
+        <w:pStyle w:val="TOC3"/>
+        <w:tabs>
+          <w:tab w:val="right" w:leader="dot" w:pos="9350"/>
+        </w:tabs>
+        <w:rPr>
+          <w:rFonts w:eastAsiaTheme="minorEastAsia"/>
+          <w:noProof/>
+          <w:kern w:val="2"/>
+          <w:lang w:val="en-AS" w:eastAsia="en-AS"/>
+          <w14:ligatures w14:val="standardContextual"/>
+        </w:rPr>
+      </w:pPr>
+      <w:hyperlink w:anchor="_Toc240570437" w:history="1">
+        <w:r>
+          <w:rPr>
+            <w:rStyle w:val="Hyperlink"/>
+            <w:noProof/>
+          </w:rPr>
+          <w:t>6.4 Gantt Chart</w:t>
+        </w:r>
+        <w:r>
+          <w:rPr>
+            <w:noProof/>
+            <w:webHidden/>
+          </w:rPr>
+          <w:tab/>
+        </w:r>
+        <w:r>
+          <w:rPr>
+            <w:noProof/>
+            <w:webHidden/>
+          </w:rPr>
+          <w:fldChar w:fldCharType="begin"/>
+        </w:r>
+        <w:r>
+          <w:rPr>
+            <w:noProof/>
+            <w:webHidden/>
+          </w:rPr>
+          <w:instrText xml:space="preserve"> PAGEREF _Toc240570437 \h </w:instrText>
+        </w:r>
+        <w:r>
+          <w:rPr>
+            <w:noProof/>
+            <w:webHidden/>
+          </w:rPr>
+        </w:r>
+        <w:r>
+          <w:rPr>
+            <w:noProof/>
+            <w:webHidden/>
+          </w:rPr>
+          <w:fldChar w:fldCharType="separate"/>
+        </w:r>
+        <w:r>
+          <w:rPr>
+            <w:noProof/>
+            <w:webHidden/>
+          </w:rPr>
+          <w:t>21</w:t>
+        </w:r>
+        <w:r>
+          <w:rPr>
+            <w:noProof/>
+            <w:webHidden/>
+          </w:rPr>
+          <w:fldChar w:fldCharType="end"/>
+        </w:r>
+      </w:hyperlink>
+    </w:p>
+    <w:p>
+      <w:pPr>
+        <w:pStyle w:val="TOC3"/>
+        <w:tabs>
+          <w:tab w:val="right" w:leader="dot" w:pos="9350"/>
+        </w:tabs>
+        <w:rPr>
+          <w:rFonts w:eastAsiaTheme="minorEastAsia"/>
+          <w:noProof/>
+          <w:kern w:val="2"/>
+          <w:lang w:val="en-AS" w:eastAsia="en-AS"/>
+          <w14:ligatures w14:val="standardContextual"/>
+        </w:rPr>
+      </w:pPr>
+      <w:hyperlink w:anchor="_Toc240570438" w:history="1">
+        <w:r>
+          <w:rPr>
+            <w:rStyle w:val="Hyperlink"/>
+            <w:noProof/>
+          </w:rPr>
+          <w:t>6.5 Critical Path</w:t>
+        </w:r>
+        <w:r>
+          <w:rPr>
+            <w:noProof/>
+            <w:webHidden/>
+          </w:rPr>
+          <w:tab/>
+        </w:r>
+        <w:r>
+          <w:rPr>
+            <w:noProof/>
+            <w:webHidden/>
+          </w:rPr>
+          <w:fldChar w:fldCharType="begin"/>
+        </w:r>
+        <w:r>
+          <w:rPr>
+            <w:noProof/>
+            <w:webHidden/>
+          </w:rPr>
+          <w:instrText xml:space="preserve"> PAGEREF _Toc240570438 \h </w:instrText>
+        </w:r>
+        <w:r>
+          <w:rPr>
+            <w:noProof/>
+            <w:webHidden/>
+          </w:rPr>
+        </w:r>
+        <w:r>
+          <w:rPr>
+            <w:noProof/>
+            <w:webHidden/>
+          </w:rPr>
+          <w:fldChar w:fldCharType="separate"/>
+        </w:r>
+        <w:r>
+          <w:rPr>
+            <w:noProof/>
+            <w:webHidden/>
+          </w:rPr>
+          <w:t>22</w:t>
+        </w:r>
+        <w:r>
+          <w:rPr>
+            <w:noProof/>
+            <w:webHidden/>
+          </w:rPr>
+          <w:fldChar w:fldCharType="end"/>
+        </w:r>
+      </w:hyperlink>
+    </w:p>
+    <w:p>
+      <w:pPr>
+        <w:pStyle w:val="TOC3"/>
+        <w:tabs>
+          <w:tab w:val="right" w:leader="dot" w:pos="9350"/>
+        </w:tabs>
+        <w:rPr>
+          <w:rFonts w:eastAsiaTheme="minorEastAsia"/>
+          <w:noProof/>
+          <w:kern w:val="2"/>
+          <w:lang w:val="en-AS" w:eastAsia="en-AS"/>
+          <w14:ligatures w14:val="standardContextual"/>
+        </w:rPr>
+      </w:pPr>
+      <w:hyperlink w:anchor="_Toc240570439" w:history="1">
+        <w:r>
+          <w:rPr>
+            <w:rStyle w:val="Hyperlink"/>
+            <w:noProof/>
+          </w:rPr>
+          <w:t>6.6 Open Scheduling Items</w:t>
+        </w:r>
+        <w:r>
+          <w:rPr>
+            <w:noProof/>
+            <w:webHidden/>
+          </w:rPr>
+          <w:tab/>
+        </w:r>
+        <w:r>
+          <w:rPr>
+            <w:noProof/>
+            <w:webHidden/>
+          </w:rPr>
+          <w:fldChar w:fldCharType="begin"/>
+        </w:r>
+        <w:r>
+          <w:rPr>
+            <w:noProof/>
+            <w:webHidden/>
+          </w:rPr>
+          <w:instrText xml:space="preserve"> PAGEREF _Toc240570439 \h </w:instrText>
+        </w:r>
+        <w:r>
+          <w:rPr>
+            <w:noProof/>
+            <w:webHidden/>
+          </w:rPr>
+        </w:r>
+        <w:r>
+          <w:rPr>
+            <w:noProof/>
+            <w:webHidden/>
+          </w:rPr>
+          <w:fldChar w:fldCharType="separate"/>
+        </w:r>
+        <w:r>
+          <w:rPr>
+            <w:noProof/>
+            <w:webHidden/>
+          </w:rPr>
+          <w:t>22</w:t>
+        </w:r>
+        <w:r>
+          <w:rPr>
+            <w:noProof/>
+            <w:webHidden/>
+          </w:rPr>
+          <w:fldChar w:fldCharType="end"/>
+        </w:r>
+      </w:hyperlink>
+    </w:p>
+    <w:p>
+      <w:pPr>
+        <w:pStyle w:val="TOC2"/>
+        <w:tabs>
+          <w:tab w:val="right" w:leader="dot" w:pos="9350"/>
+        </w:tabs>
+        <w:rPr>
+          <w:rFonts w:eastAsiaTheme="minorEastAsia"/>
+          <w:noProof/>
+          <w:kern w:val="2"/>
+          <w:lang w:val="en-AS" w:eastAsia="en-AS"/>
+          <w14:ligatures w14:val="standardContextual"/>
+        </w:rPr>
+      </w:pPr>
+      <w:hyperlink w:anchor="_Toc240570440" w:history="1">
+        <w:r>
+          <w:rPr>
+            <w:rStyle w:val="Hyperlink"/>
+            <w:noProof/>
+          </w:rPr>
+          <w:t>7. Next Steps</w:t>
+        </w:r>
+        <w:r>
+          <w:rPr>
+            <w:noProof/>
+            <w:webHidden/>
+          </w:rPr>
+          <w:tab/>
+        </w:r>
+        <w:r>
+          <w:rPr>
+            <w:noProof/>
+            <w:webHidden/>
+          </w:rPr>
+          <w:fldChar w:fldCharType="begin"/>
+        </w:r>
+        <w:r>
+          <w:rPr>
+            <w:noProof/>
+            <w:webHidden/>
+          </w:rPr>
+          <w:instrText xml:space="preserve"> PAGEREF _Toc240570440 \h </w:instrText>
+        </w:r>
+        <w:r>
+          <w:rPr>
+            <w:noProof/>
+            <w:webHidden/>
+          </w:rPr>
+        </w:r>
+        <w:r>
+          <w:rPr>
+            <w:noProof/>
+            <w:webHidden/>
+          </w:rPr>
+          <w:fldChar w:fldCharType="separate"/>
+        </w:r>
+        <w:r>
+          <w:rPr>
+            <w:noProof/>
+            <w:webHidden/>
+          </w:rPr>
+          <w:t>22</w:t>
+        </w:r>
+        <w:r>
+          <w:rPr>
+            <w:noProof/>
+            <w:webHidden/>
+          </w:rPr>
+          <w:fldChar w:fldCharType="end"/>
+        </w:r>
+      </w:hyperlink>
+    </w:p>
+    <w:p>
+      <w:pPr>
+        <w:pStyle w:val="TOC2"/>
+        <w:tabs>
+          <w:tab w:val="right" w:leader="dot" w:pos="9350"/>
+        </w:tabs>
+        <w:rPr>
+          <w:rFonts w:eastAsiaTheme="minorEastAsia"/>
+          <w:noProof/>
+          <w:kern w:val="2"/>
+          <w:lang w:val="en-AS" w:eastAsia="en-AS"/>
+          <w14:ligatures w14:val="standardContextual"/>
+        </w:rPr>
+      </w:pPr>
+      <w:hyperlink w:anchor="_Toc240570441" w:history="1">
+        <w:r>
+          <w:rPr>
+            <w:rStyle w:val="Hyperlink"/>
+            <w:noProof/>
+          </w:rPr>
+          <w:t>8. References</w:t>
+        </w:r>
+        <w:r>
+          <w:rPr>
+            <w:noProof/>
+            <w:webHidden/>
+          </w:rPr>
+          <w:tab/>
+        </w:r>
+        <w:r>
+          <w:rPr>
+            <w:noProof/>
+            <w:webHidden/>
+          </w:rPr>
+          <w:fldChar w:fldCharType="begin"/>
+        </w:r>
+        <w:r>
+          <w:rPr>
+            <w:noProof/>
+            <w:webHidden/>
+          </w:rPr>
+          <w:instrText xml:space="preserve"> PAGEREF _Toc240570441 \h </w:instrText>
+        </w:r>
+        <w:r>
+          <w:rPr>
+            <w:noProof/>
+            <w:webHidden/>
+          </w:rPr>
+        </w:r>
+        <w:r>
+          <w:rPr>
+            <w:noProof/>
+            <w:webHidden/>
+          </w:rPr>
+          <w:fldChar w:fldCharType="separate"/>
+        </w:r>
+        <w:r>
+          <w:rPr>
+            <w:noProof/>
+            <w:webHidden/>
+          </w:rPr>
+          <w:t>23</w:t>
+        </w:r>
+        <w:r>
+          <w:rPr>
+            <w:noProof/>
+            <w:webHidden/>
+          </w:rPr>
+          <w:fldChar w:fldCharType="end"/>
+        </w:r>
+      </w:hyperlink>
+    </w:p>
+    <w:p>
+      <w:pPr>
         <w:pStyle w:val="BodyText"/>
       </w:pPr>
       <w:r>
@@ -2247,72 +3213,72 @@
       <w:pPr>
         <w:pStyle w:val="Heading2"/>
       </w:pPr>
-      <w:bookmarkStart w:id="2" w:name="introduction"/>
-      <w:bookmarkStart w:id="3" w:name="_Toc239958257"/>
+      <w:bookmarkStart w:id="3" w:name="introduction"/>
+      <w:bookmarkStart w:id="4" w:name="_Toc240570403"/>
       <w:r>
         <w:lastRenderedPageBreak/>
         <w:t>1. Introduction</w:t>
       </w:r>
+      <w:bookmarkEnd w:id="4"/>
+    </w:p>
+    <w:p>
+      <w:pPr>
+        <w:pStyle w:val="FirstParagraph"/>
+      </w:pPr>
+      <w:r>
+        <w:t>This document is the living project document for the Smart Parking Platform. It is updated every week as the course moves through the project management life cycle. Version 1.0 covers three things: research into what already exists, the first draft of the Vision and Scope, and the first draft of the Software Requirements Specification (SRS).</w:t>
+      </w:r>
+    </w:p>
+    <w:p>
+      <w:pPr>
+        <w:pStyle w:val="BodyText"/>
+      </w:pPr>
+      <w:r>
+        <w:t>The Smart Parking Platform is a web and mobile system that helps drivers find, reserve, and pay for parking spaces in parking garages in real time. It also gives parking operators tools to monitor occupancy, set pricing, and report on how their assets are used.</w:t>
+      </w:r>
+    </w:p>
+    <w:p>
+      <w:pPr>
+        <w:pStyle w:val="Heading2"/>
+      </w:pPr>
+      <w:bookmarkStart w:id="5" w:name="existing-software-landscape-research"/>
+      <w:bookmarkStart w:id="6" w:name="_Toc240570404"/>
       <w:bookmarkEnd w:id="3"/>
+      <w:r>
+        <w:t>2. Existing Software Landscape (Research)</w:t>
+      </w:r>
+      <w:bookmarkEnd w:id="6"/>
+    </w:p>
+    <w:p>
+      <w:pPr>
+        <w:pStyle w:val="Heading3"/>
+      </w:pPr>
+      <w:bookmarkStart w:id="7" w:name="purpose-of-the-research"/>
+      <w:bookmarkStart w:id="8" w:name="_Toc240570405"/>
+      <w:r>
+        <w:t>2.1 Purpose of the Research</w:t>
+      </w:r>
+      <w:bookmarkEnd w:id="8"/>
     </w:p>
     <w:p>
       <w:pPr>
         <w:pStyle w:val="FirstParagraph"/>
       </w:pPr>
       <w:r>
-        <w:t>This document is the living project document for the Smart Parking Platform. It is updated every week as the course moves through the project management life cycle. Version 1.0 covers three things: research into what already exists, the first draft of the Vision and Scope, and the first draft of the Software Requirements Specification (SRS).</w:t>
-      </w:r>
-    </w:p>
-    <w:p>
-      <w:pPr>
-        <w:pStyle w:val="BodyText"/>
-      </w:pPr>
-      <w:r>
-        <w:t>The Smart Parking Platform is a web and mobile system that helps drivers find, reserve, and pay for parking spaces in parking garages in real time. It also gives parking operators tools to monitor occupancy, set pricing, and report on how their assets are used.</w:t>
-      </w:r>
-    </w:p>
-    <w:p>
-      <w:pPr>
-        <w:pStyle w:val="Heading2"/>
-      </w:pPr>
-      <w:bookmarkStart w:id="4" w:name="existing-software-landscape-research"/>
-      <w:bookmarkStart w:id="5" w:name="_Toc239958258"/>
-      <w:bookmarkEnd w:id="2"/>
-      <w:r>
-        <w:t>2. Existing Software Landscape (Research)</w:t>
-      </w:r>
-      <w:bookmarkEnd w:id="5"/>
+        <w:t>Before writing requirements, we need to know what is already on the market. This tells us three things: which features drivers already expect, which problems are still unsolved, and where we can build something better. Everything in this section feeds into the differentiation strategy in Section 2.5 and the scope decisions in Section 3.7.</w:t>
+      </w:r>
     </w:p>
     <w:p>
       <w:pPr>
         <w:pStyle w:val="Heading3"/>
       </w:pPr>
-      <w:bookmarkStart w:id="6" w:name="purpose-of-the-research"/>
-      <w:bookmarkStart w:id="7" w:name="_Toc239958259"/>
-      <w:r>
-        <w:t>2.1 Purpose of the Research</w:t>
-      </w:r>
+      <w:bookmarkStart w:id="9" w:name="market-overview"/>
+      <w:bookmarkStart w:id="10" w:name="_Toc240570406"/>
       <w:bookmarkEnd w:id="7"/>
-    </w:p>
-    <w:p>
-      <w:pPr>
-        <w:pStyle w:val="FirstParagraph"/>
-      </w:pPr>
-      <w:r>
-        <w:t>Before writing requirements, we need to know what is already on the market. This tells us three things: which features drivers already expect, which problems are still unsolved, and where we can build something better. Everything in this section feeds into the differentiation strategy in Section 2.5 and the scope decisions in Section 3.7.</w:t>
-      </w:r>
-    </w:p>
-    <w:p>
-      <w:pPr>
-        <w:pStyle w:val="Heading3"/>
-      </w:pPr>
-      <w:bookmarkStart w:id="8" w:name="market-overview"/>
-      <w:bookmarkStart w:id="9" w:name="_Toc239958260"/>
-      <w:bookmarkEnd w:id="6"/>
       <w:r>
         <w:t>2.2 Market Overview</w:t>
       </w:r>
-      <w:bookmarkEnd w:id="9"/>
+      <w:bookmarkEnd w:id="10"/>
     </w:p>
     <w:p>
       <w:pPr>
@@ -2593,13 +3559,13 @@
       <w:pPr>
         <w:pStyle w:val="Heading3"/>
       </w:pPr>
-      <w:bookmarkStart w:id="10" w:name="competitor-analysis"/>
-      <w:bookmarkStart w:id="11" w:name="_Toc239958261"/>
-      <w:bookmarkEnd w:id="8"/>
+      <w:bookmarkStart w:id="11" w:name="competitor-analysis"/>
+      <w:bookmarkStart w:id="12" w:name="_Toc240570407"/>
+      <w:bookmarkEnd w:id="9"/>
       <w:r>
         <w:t>2.3 Competitor Analysis</w:t>
       </w:r>
-      <w:bookmarkEnd w:id="11"/>
+      <w:bookmarkEnd w:id="12"/>
     </w:p>
     <w:tbl>
       <w:tblPr>
@@ -3103,13 +4069,13 @@
       <w:pPr>
         <w:pStyle w:val="Heading3"/>
       </w:pPr>
-      <w:bookmarkStart w:id="12" w:name="common-weaknesses-in-current-solutions"/>
-      <w:bookmarkStart w:id="13" w:name="_Toc239958262"/>
-      <w:bookmarkEnd w:id="10"/>
+      <w:bookmarkStart w:id="13" w:name="common-weaknesses-in-current-solutions"/>
+      <w:bookmarkStart w:id="14" w:name="_Toc240570408"/>
+      <w:bookmarkEnd w:id="11"/>
       <w:r>
         <w:t>2.4 Common Weaknesses in Current Solutions</w:t>
       </w:r>
-      <w:bookmarkEnd w:id="13"/>
+      <w:bookmarkEnd w:id="14"/>
     </w:p>
     <w:p>
       <w:pPr>
@@ -3219,20 +4185,130 @@
       <w:pPr>
         <w:pStyle w:val="Heading3"/>
       </w:pPr>
-      <w:bookmarkStart w:id="14" w:name="how-our-platform-will-be-different"/>
-      <w:bookmarkStart w:id="15" w:name="_Toc239958263"/>
-      <w:bookmarkEnd w:id="12"/>
+      <w:bookmarkStart w:id="15" w:name="how-our-platform-will-be-different"/>
+      <w:bookmarkStart w:id="16" w:name="_Toc240570409"/>
+      <w:bookmarkEnd w:id="13"/>
       <w:r>
         <w:t>2.5 How Our Platform Will Be Different</w:t>
       </w:r>
+      <w:bookmarkEnd w:id="16"/>
+    </w:p>
+    <w:p>
+      <w:pPr>
+        <w:pStyle w:val="FirstParagraph"/>
+      </w:pPr>
+      <w:r>
+        <w:t>Our platform is not trying to out-market SpotHero. It is trying to remove the root causes above. Four points of differentiation:</w:t>
+      </w:r>
+    </w:p>
+    <w:p>
+      <w:pPr>
+        <w:pStyle w:val="BodyText"/>
+      </w:pPr>
+      <w:r>
+        <w:rPr>
+          <w:b/>
+          <w:bCs/>
+        </w:rPr>
+        <w:t>1. One platform, both sides, one source of truth.</w:t>
+      </w:r>
+      <w:r>
+        <w:t xml:space="preserve"> Competitors serve either drivers or operators. We serve both on shared live data. When a car enters a garage, the count changes for the operator dashboard and the driver map at the same instant. This directly attacks weakness 1 and 2.</w:t>
+      </w:r>
+    </w:p>
+    <w:p>
+      <w:pPr>
+        <w:pStyle w:val="BodyText"/>
+      </w:pPr>
+      <w:r>
+        <w:rPr>
+          <w:b/>
+          <w:bCs/>
+        </w:rPr>
+        <w:t>2. Verified availability, not estimated availability.</w:t>
+      </w:r>
+      <w:r>
+        <w:t xml:space="preserve"> Availability comes from the operator’s live occupancy feed and from our own reservation ledger, not from a static block of spaces. If we show a space, it exists. Any reservation we cannot honor triggers an automatic refund plus a comparable alternate space nearby.</w:t>
+      </w:r>
+    </w:p>
+    <w:p>
+      <w:pPr>
+        <w:pStyle w:val="BodyText"/>
+      </w:pPr>
+      <w:r>
+        <w:rPr>
+          <w:b/>
+          <w:bCs/>
+        </w:rPr>
+        <w:t>3. Honest total pricing.</w:t>
+      </w:r>
+      <w:r>
+        <w:t xml:space="preserve"> The price shown on the map is the price charged. Taxes and any operator fees are itemized before the user confirms. No separate per-transaction convenience fee.</w:t>
+      </w:r>
+    </w:p>
+    <w:p>
+      <w:pPr>
+        <w:pStyle w:val="BodyText"/>
+      </w:pPr>
+      <w:r>
+        <w:rPr>
+          <w:b/>
+          <w:bCs/>
+        </w:rPr>
+        <w:t>4. Reservation and payment in one flow, with reliable entry.</w:t>
+      </w:r>
+      <w:r>
+        <w:t xml:space="preserve"> One flow covers search, reserve, pay, navigate, and enter. Entry supports both a dynamic QR pass and license plate recognition as a fallback, so a single failure does not strand the driver at the gate.</w:t>
+      </w:r>
+    </w:p>
+    <w:p>
+      <w:pPr>
+        <w:pStyle w:val="BodyText"/>
+      </w:pPr>
+      <w:r>
+        <w:t xml:space="preserve">A fifth, longer-term differentiator is </w:t>
+      </w:r>
+      <w:r>
+        <w:rPr>
+          <w:b/>
+          <w:bCs/>
+        </w:rPr>
+        <w:t>analytics that recommend, not just report</w:t>
+      </w:r>
+      <w:r>
+        <w:t xml:space="preserve"> — suggesting price changes to operators based on observed demand. This is planned but out of scope for the first release (see Section 3.7).</w:t>
+      </w:r>
+    </w:p>
+    <w:p>
+      <w:pPr>
+        <w:pStyle w:val="Heading2"/>
+      </w:pPr>
+      <w:bookmarkStart w:id="17" w:name="vision-and-scope"/>
+      <w:bookmarkStart w:id="18" w:name="_Toc240570410"/>
       <w:bookmarkEnd w:id="15"/>
+      <w:bookmarkEnd w:id="5"/>
+      <w:r>
+        <w:t>3. Vision and Scope</w:t>
+      </w:r>
+      <w:bookmarkEnd w:id="18"/>
+    </w:p>
+    <w:p>
+      <w:pPr>
+        <w:pStyle w:val="Heading3"/>
+      </w:pPr>
+      <w:bookmarkStart w:id="19" w:name="about-oftware-orp."/>
+      <w:bookmarkStart w:id="20" w:name="_Toc240570411"/>
+      <w:r>
+        <w:t>3.1 About $oftware ¢orp.</w:t>
+      </w:r>
+      <w:bookmarkEnd w:id="20"/>
     </w:p>
     <w:p>
       <w:pPr>
         <w:pStyle w:val="FirstParagraph"/>
       </w:pPr>
       <w:r>
-        <w:t>Our platform is not trying to out-market SpotHero. It is trying to remove the root causes above. Four points of differentiation:</w:t>
+        <w:t>$oftware ¢orp. is a software development studio that builds platform products for the transportation and mobility sector. The studio works in cross-functional delivery teams and takes projects from requirements gathering through release and support. For this engagement the studio has committed six teams: Mobile Application, Web Application, Backend/API, Mapping &amp; Location Services, Payment Integration, and Quality Assurance &amp; Testing.</w:t>
       </w:r>
     </w:p>
     <w:p>
@@ -3240,148 +4316,74 @@
         <w:pStyle w:val="BodyText"/>
       </w:pPr>
       <w:r>
-        <w:rPr>
-          <w:b/>
-          <w:bCs/>
-        </w:rPr>
-        <w:t>1. One platform, both sides, one source of truth.</w:t>
-      </w:r>
-      <w:r>
-        <w:t xml:space="preserve"> Competitors serve either drivers or operators. We serve both on shared live data. When a car enters a garage, the count changes for the operator dashboard and the driver map at the same instant. This directly attacks weakness 1 and 2.</w:t>
-      </w:r>
-    </w:p>
-    <w:p>
-      <w:pPr>
-        <w:pStyle w:val="BodyText"/>
-      </w:pPr>
-      <w:r>
-        <w:rPr>
-          <w:b/>
-          <w:bCs/>
-        </w:rPr>
-        <w:t>2. Verified availability, not estimated availability.</w:t>
-      </w:r>
-      <w:r>
-        <w:t xml:space="preserve"> Availability comes from the operator’s live occupancy feed and from our own reservation ledger, not from a static block of spaces. If we show a space, it exists. Any reservation we cannot honor triggers an automatic refund plus a comparable alternate space nearby.</w:t>
-      </w:r>
-    </w:p>
-    <w:p>
-      <w:pPr>
-        <w:pStyle w:val="BodyText"/>
-      </w:pPr>
-      <w:r>
-        <w:rPr>
-          <w:b/>
-          <w:bCs/>
-        </w:rPr>
-        <w:t>3. Honest total pricing.</w:t>
-      </w:r>
-      <w:r>
-        <w:t xml:space="preserve"> The price shown on the map is the price charged. Taxes and any operator fees are itemized before the user confirms. No separate per-transaction convenience fee.</w:t>
-      </w:r>
-    </w:p>
-    <w:p>
-      <w:pPr>
-        <w:pStyle w:val="BodyText"/>
-      </w:pPr>
-      <w:r>
-        <w:rPr>
-          <w:b/>
-          <w:bCs/>
-        </w:rPr>
-        <w:t>4. Reservation and payment in one flow, with reliable entry.</w:t>
-      </w:r>
-      <w:r>
-        <w:t xml:space="preserve"> One flow covers search, reserve, pay, navigate, and enter. Entry supports both a dynamic QR pass and license plate recognition as a fallback, so a single failure does not strand the driver at the gate.</w:t>
-      </w:r>
-    </w:p>
-    <w:p>
-      <w:pPr>
-        <w:pStyle w:val="BodyText"/>
-      </w:pPr>
-      <w:r>
-        <w:t xml:space="preserve">A fifth, longer-term differentiator is </w:t>
-      </w:r>
-      <w:r>
-        <w:rPr>
-          <w:b/>
-          <w:bCs/>
-        </w:rPr>
-        <w:t>analytics that recommend, not just report</w:t>
-      </w:r>
-      <w:r>
-        <w:t xml:space="preserve"> — suggesting price changes to operators based on observed demand. This is planned but out of scope for the first release (see Section 3.7).</w:t>
-      </w:r>
-    </w:p>
-    <w:p>
-      <w:pPr>
-        <w:pStyle w:val="Heading2"/>
-      </w:pPr>
-      <w:bookmarkStart w:id="16" w:name="vision-and-scope"/>
-      <w:bookmarkStart w:id="17" w:name="_Toc239958264"/>
-      <w:bookmarkEnd w:id="4"/>
-      <w:bookmarkEnd w:id="14"/>
-      <w:r>
-        <w:t>3. Vision and Scope</w:t>
-      </w:r>
-      <w:bookmarkEnd w:id="17"/>
+        <w:t xml:space="preserve">For the purposes of this course, $oftware ¢orp. is a fictitious company operating with an unlimited theoretical development budget. This removes cost as a constraint but does </w:t>
+      </w:r>
+      <w:r>
+        <w:rPr>
+          <w:b/>
+          <w:bCs/>
+        </w:rPr>
+        <w:t>not</w:t>
+      </w:r>
+      <w:r>
+        <w:t xml:space="preserve"> remove the schedule constraint — the semester timeline is fixed.</w:t>
+      </w:r>
     </w:p>
     <w:p>
       <w:pPr>
         <w:pStyle w:val="Heading3"/>
       </w:pPr>
-      <w:bookmarkStart w:id="18" w:name="about-oftware-orp."/>
-      <w:bookmarkStart w:id="19" w:name="_Toc239958265"/>
-      <w:r>
-        <w:t>3.1 About $oftware ¢orp.</w:t>
-      </w:r>
+      <w:bookmarkStart w:id="21" w:name="how-this-project-was-acquired"/>
+      <w:bookmarkStart w:id="22" w:name="_Toc240570412"/>
       <w:bookmarkEnd w:id="19"/>
-    </w:p>
-    <w:p>
-      <w:pPr>
-        <w:pStyle w:val="FirstParagraph"/>
-      </w:pPr>
-      <w:r>
-        <w:t>$oftware ¢orp. is a software development studio that builds platform products for the transportation and mobility sector. The studio works in cross-functional delivery teams and takes projects from requirements gathering through release and support. For this engagement the studio has committed six teams: Mobile Application, Web Application, Backend/API, Mapping &amp; Location Services, Payment Integration, and Quality Assurance &amp; Testing.</w:t>
-      </w:r>
-    </w:p>
-    <w:p>
-      <w:pPr>
-        <w:pStyle w:val="BodyText"/>
-      </w:pPr>
-      <w:r>
-        <w:t xml:space="preserve">For the purposes of this course, $oftware ¢orp. is a fictitious company operating with an unlimited theoretical development budget. This removes cost as a constraint but does </w:t>
-      </w:r>
-      <w:r>
-        <w:rPr>
-          <w:b/>
-          <w:bCs/>
-        </w:rPr>
-        <w:t>not</w:t>
-      </w:r>
-      <w:r>
-        <w:t xml:space="preserve"> remove the schedule constraint — the semester timeline is fixed.</w:t>
-      </w:r>
-    </w:p>
-    <w:p>
-      <w:pPr>
-        <w:pStyle w:val="Heading3"/>
-      </w:pPr>
-      <w:bookmarkStart w:id="20" w:name="how-this-project-was-acquired"/>
-      <w:bookmarkStart w:id="21" w:name="_Toc239958266"/>
-      <w:bookmarkEnd w:id="18"/>
       <w:r>
         <w:lastRenderedPageBreak/>
         <w:t>3.2 How This Project Was Acquired</w:t>
       </w:r>
+      <w:bookmarkEnd w:id="22"/>
+    </w:p>
+    <w:p>
+      <w:pPr>
+        <w:pStyle w:val="FirstParagraph"/>
+      </w:pPr>
+      <w:r>
+        <w:t>A regional parking operator group, together with a municipal transportation department, issued a request for proposal for a real-time parking reservation and management platform. Their existing setup used three separate vendors: one consumer booking app, one gate and access control system, and one spreadsheet-based revenue reporting process. The three did not share data, which caused oversold garages and monthly reconciliation work.</w:t>
+      </w:r>
+    </w:p>
+    <w:p>
+      <w:pPr>
+        <w:pStyle w:val="BodyText"/>
+      </w:pPr>
+      <w:r>
+        <w:t>$oftware ¢orp. was invited to bid based on prior mobility platform work. Our proposal argued that the real problem was not a missing app but a missing single source of truth between the driver and the garage. The client accepted that framing, and the contract was awarded to $oftware ¢orp. as a full platform build covering both the driver-facing product and the operator-facing product.</w:t>
+      </w:r>
+    </w:p>
+    <w:p>
+      <w:pPr>
+        <w:pStyle w:val="BodyText"/>
+      </w:pPr>
+      <w:r>
+        <w:t>The client’s stated priorities, in their order: 1. Never sell a space that is not actually available. 2. Give operators live visibility into occupancy and revenue. 3. Make the driver experience fast enough that it beats circling the block.</w:t>
+      </w:r>
+    </w:p>
+    <w:p>
+      <w:pPr>
+        <w:pStyle w:val="Heading3"/>
+      </w:pPr>
+      <w:bookmarkStart w:id="23" w:name="business-need"/>
+      <w:bookmarkStart w:id="24" w:name="_Toc240570413"/>
       <w:bookmarkEnd w:id="21"/>
+      <w:r>
+        <w:t>3.3 Business Need</w:t>
+      </w:r>
+      <w:bookmarkEnd w:id="24"/>
     </w:p>
     <w:p>
       <w:pPr>
         <w:pStyle w:val="FirstParagraph"/>
       </w:pPr>
       <w:r>
-        <w:t>A regional parking operator group, together with a municipal transportation department, issued a request for proposal for a real-time parking reservation and management platform. Their existing setup used three separate vendors: one consumer booking app, one gate and access control system, and one spreadsheet-based revenue reporting process. The three did not share data, which caused oversold garages and monthly reconciliation work.</w:t>
+        <w:t>Drivers spend a large share of their trip time searching for parking. That searching creates traffic congestion, wasted fuel, driver frustration, and lost productivity. On the other side, parking operators cannot see their own occupancy in real time, so they cannot price dynamically, cannot plan for events, and cannot tell which assets are underused.</w:t>
       </w:r>
     </w:p>
     <w:p>
@@ -3389,56 +4391,20 @@
         <w:pStyle w:val="BodyText"/>
       </w:pPr>
       <w:r>
-        <w:t>$oftware ¢orp. was invited to bid based on prior mobility platform work. Our proposal argued that the real problem was not a missing app but a missing single source of truth between the driver and the garage. The client accepted that framing, and the contract was awarded to $oftware ¢orp. as a full platform build covering both the driver-facing product and the operator-facing product.</w:t>
-      </w:r>
-    </w:p>
-    <w:p>
-      <w:pPr>
-        <w:pStyle w:val="BodyText"/>
-      </w:pPr>
-      <w:r>
-        <w:t>The client’s stated priorities, in their order: 1. Never sell a space that is not actually available. 2. Give operators live visibility into occupancy and revenue. 3. Make the driver experience fast enough that it beats circling the block.</w:t>
+        <w:t>Both problems come from the same missing piece: there is no shared, live, trusted picture of which spaces are open right now.</w:t>
       </w:r>
     </w:p>
     <w:p>
       <w:pPr>
         <w:pStyle w:val="Heading3"/>
       </w:pPr>
-      <w:bookmarkStart w:id="22" w:name="business-need"/>
-      <w:bookmarkStart w:id="23" w:name="_Toc239958267"/>
-      <w:bookmarkEnd w:id="20"/>
-      <w:r>
-        <w:t>3.3 Business Need</w:t>
-      </w:r>
+      <w:bookmarkStart w:id="25" w:name="vision-statement"/>
+      <w:bookmarkStart w:id="26" w:name="_Toc240570414"/>
       <w:bookmarkEnd w:id="23"/>
-    </w:p>
-    <w:p>
-      <w:pPr>
-        <w:pStyle w:val="FirstParagraph"/>
-      </w:pPr>
-      <w:r>
-        <w:t>Drivers spend a large share of their trip time searching for parking. That searching creates traffic congestion, wasted fuel, driver frustration, and lost productivity. On the other side, parking operators cannot see their own occupancy in real time, so they cannot price dynamically, cannot plan for events, and cannot tell which assets are underused.</w:t>
-      </w:r>
-    </w:p>
-    <w:p>
-      <w:pPr>
-        <w:pStyle w:val="BodyText"/>
-      </w:pPr>
-      <w:r>
-        <w:t>Both problems come from the same missing piece: there is no shared, live, trusted picture of which spaces are open right now.</w:t>
-      </w:r>
-    </w:p>
-    <w:p>
-      <w:pPr>
-        <w:pStyle w:val="Heading3"/>
-      </w:pPr>
-      <w:bookmarkStart w:id="24" w:name="vision-statement"/>
-      <w:bookmarkStart w:id="25" w:name="_Toc239958268"/>
-      <w:bookmarkEnd w:id="22"/>
       <w:r>
         <w:t>3.4 Vision Statement</w:t>
       </w:r>
-      <w:bookmarkEnd w:id="25"/>
+      <w:bookmarkEnd w:id="26"/>
     </w:p>
     <w:p>
       <w:pPr>
@@ -3512,20 +4478,23 @@
         <w:t>our product</w:t>
       </w:r>
       <w:r>
-        <w:t xml:space="preserve"> runs both sides of the transaction on one live inventory, so what the driver sees is what the operator actually has.</w:t>
+        <w:t xml:space="preserve"> runs both sides of the transaction on one </w:t>
+      </w:r>
+      <w:r>
+        <w:t>live inventory, so what the driver sees is what the operator actually has.</w:t>
       </w:r>
     </w:p>
     <w:p>
       <w:pPr>
         <w:pStyle w:val="Heading3"/>
       </w:pPr>
-      <w:bookmarkStart w:id="26" w:name="business-objectives-and-success-metrics"/>
-      <w:bookmarkStart w:id="27" w:name="_Toc239958269"/>
-      <w:bookmarkEnd w:id="24"/>
+      <w:bookmarkStart w:id="27" w:name="business-objectives-and-success-metrics"/>
+      <w:bookmarkStart w:id="28" w:name="_Toc240570415"/>
+      <w:bookmarkEnd w:id="25"/>
       <w:r>
         <w:t>3.5 Business Objectives and Success Metrics</w:t>
       </w:r>
-      <w:bookmarkEnd w:id="27"/>
+      <w:bookmarkEnd w:id="28"/>
     </w:p>
     <w:tbl>
       <w:tblPr>
@@ -3794,13 +4763,13 @@
       <w:pPr>
         <w:pStyle w:val="Heading3"/>
       </w:pPr>
-      <w:bookmarkStart w:id="28" w:name="project-overview"/>
-      <w:bookmarkStart w:id="29" w:name="_Toc239958270"/>
-      <w:bookmarkEnd w:id="26"/>
+      <w:bookmarkStart w:id="29" w:name="project-overview"/>
+      <w:bookmarkStart w:id="30" w:name="_Toc240570416"/>
+      <w:bookmarkEnd w:id="27"/>
       <w:r>
         <w:t>3.6 Project Overview</w:t>
       </w:r>
-      <w:bookmarkEnd w:id="29"/>
+      <w:bookmarkEnd w:id="30"/>
     </w:p>
     <w:p>
       <w:pPr>
@@ -3890,13 +4859,13 @@
       <w:pPr>
         <w:pStyle w:val="Heading3"/>
       </w:pPr>
-      <w:bookmarkStart w:id="30" w:name="scope-in-and-out"/>
-      <w:bookmarkStart w:id="31" w:name="_Toc239958271"/>
-      <w:bookmarkEnd w:id="28"/>
+      <w:bookmarkStart w:id="31" w:name="scope-in-and-out"/>
+      <w:bookmarkStart w:id="32" w:name="_Toc240570417"/>
+      <w:bookmarkEnd w:id="29"/>
       <w:r>
         <w:t>3.7 Scope — In and Out</w:t>
       </w:r>
-      <w:bookmarkEnd w:id="31"/>
+      <w:bookmarkEnd w:id="32"/>
     </w:p>
     <w:p>
       <w:pPr>
@@ -4166,13 +5135,13 @@
       <w:pPr>
         <w:pStyle w:val="Heading3"/>
       </w:pPr>
-      <w:bookmarkStart w:id="32" w:name="stakeholders"/>
-      <w:bookmarkStart w:id="33" w:name="_Toc239958272"/>
-      <w:bookmarkEnd w:id="30"/>
+      <w:bookmarkStart w:id="33" w:name="stakeholders"/>
+      <w:bookmarkStart w:id="34" w:name="_Toc240570418"/>
+      <w:bookmarkEnd w:id="31"/>
       <w:r>
         <w:t>3.8 Stakeholders</w:t>
       </w:r>
-      <w:bookmarkEnd w:id="33"/>
+      <w:bookmarkEnd w:id="34"/>
     </w:p>
     <w:tbl>
       <w:tblPr>
@@ -4563,13 +5532,13 @@
       <w:pPr>
         <w:pStyle w:val="Heading3"/>
       </w:pPr>
-      <w:bookmarkStart w:id="34" w:name="constraints-and-assumptions"/>
-      <w:bookmarkStart w:id="35" w:name="_Toc239958273"/>
-      <w:bookmarkEnd w:id="32"/>
+      <w:bookmarkStart w:id="35" w:name="constraints-and-assumptions"/>
+      <w:bookmarkStart w:id="36" w:name="_Toc240570419"/>
+      <w:bookmarkEnd w:id="33"/>
       <w:r>
         <w:t>3.9 Constraints and Assumptions</w:t>
       </w:r>
-      <w:bookmarkEnd w:id="35"/>
+      <w:bookmarkEnd w:id="36"/>
     </w:p>
     <w:p>
       <w:pPr>
@@ -4695,15 +5664,15 @@
       <w:pPr>
         <w:pStyle w:val="Heading2"/>
       </w:pPr>
-      <w:bookmarkStart w:id="36" w:name="X671c9c4d490f0732ba072bcdca550b075eb5f82"/>
-      <w:bookmarkStart w:id="37" w:name="_Toc239958274"/>
-      <w:bookmarkEnd w:id="16"/>
-      <w:bookmarkEnd w:id="34"/>
+      <w:bookmarkStart w:id="37" w:name="X671c9c4d490f0732ba072bcdca550b075eb5f82"/>
+      <w:bookmarkStart w:id="38" w:name="_Toc240570420"/>
+      <w:bookmarkEnd w:id="35"/>
+      <w:bookmarkEnd w:id="17"/>
       <w:r>
         <w:lastRenderedPageBreak/>
         <w:t>4. Software Requirements Specification (Draft)</w:t>
       </w:r>
-      <w:bookmarkEnd w:id="37"/>
+      <w:bookmarkEnd w:id="38"/>
     </w:p>
     <w:p>
       <w:pPr>
@@ -4724,32 +5693,32 @@
       <w:pPr>
         <w:pStyle w:val="Heading3"/>
       </w:pPr>
-      <w:bookmarkStart w:id="38" w:name="purpose-and-scope-of-the-srs"/>
-      <w:bookmarkStart w:id="39" w:name="_Toc239958275"/>
+      <w:bookmarkStart w:id="39" w:name="purpose-and-scope-of-the-srs"/>
+      <w:bookmarkStart w:id="40" w:name="_Toc240570421"/>
       <w:r>
         <w:t>4.1 Purpose and Scope of the SRS</w:t>
       </w:r>
+      <w:bookmarkEnd w:id="40"/>
+    </w:p>
+    <w:p>
+      <w:pPr>
+        <w:pStyle w:val="FirstParagraph"/>
+      </w:pPr>
+      <w:r>
+        <w:t>This SRS describes what the Smart Parking Platform must do. It is written for the $oftware ¢orp. delivery teams, the QA team, and the client stakeholders who will approve the requirements. It covers the driver-facing web and mobile applications, the operator dashboard, and the backend services that support them.</w:t>
+      </w:r>
+    </w:p>
+    <w:p>
+      <w:pPr>
+        <w:pStyle w:val="Heading3"/>
+      </w:pPr>
+      <w:bookmarkStart w:id="41" w:name="definitions-and-acronyms"/>
+      <w:bookmarkStart w:id="42" w:name="_Toc240570422"/>
       <w:bookmarkEnd w:id="39"/>
-    </w:p>
-    <w:p>
-      <w:pPr>
-        <w:pStyle w:val="FirstParagraph"/>
-      </w:pPr>
-      <w:r>
-        <w:t>This SRS describes what the Smart Parking Platform must do. It is written for the $oftware ¢orp. delivery teams, the QA team, and the client stakeholders who will approve the requirements. It covers the driver-facing web and mobile applications, the operator dashboard, and the backend services that support them.</w:t>
-      </w:r>
-    </w:p>
-    <w:p>
-      <w:pPr>
-        <w:pStyle w:val="Heading3"/>
-      </w:pPr>
-      <w:bookmarkStart w:id="40" w:name="definitions-and-acronyms"/>
-      <w:bookmarkStart w:id="41" w:name="_Toc239958276"/>
-      <w:bookmarkEnd w:id="38"/>
       <w:r>
         <w:t>4.2 Definitions and Acronyms</w:t>
       </w:r>
-      <w:bookmarkEnd w:id="41"/>
+      <w:bookmarkEnd w:id="42"/>
     </w:p>
     <w:tbl>
       <w:tblPr>
@@ -5022,13 +5991,13 @@
       <w:pPr>
         <w:pStyle w:val="Heading3"/>
       </w:pPr>
-      <w:bookmarkStart w:id="42" w:name="actors"/>
-      <w:bookmarkStart w:id="43" w:name="_Toc239958277"/>
-      <w:bookmarkEnd w:id="40"/>
+      <w:bookmarkStart w:id="43" w:name="actors"/>
+      <w:bookmarkStart w:id="44" w:name="_Toc240570423"/>
+      <w:bookmarkEnd w:id="41"/>
       <w:r>
         <w:t>4.3 Actors</w:t>
       </w:r>
-      <w:bookmarkEnd w:id="43"/>
+      <w:bookmarkEnd w:id="44"/>
     </w:p>
     <w:tbl>
       <w:tblPr>
@@ -5301,19 +6270,19 @@
       <w:pPr>
         <w:pStyle w:val="Heading3"/>
       </w:pPr>
-      <w:bookmarkStart w:id="44" w:name="use-cases"/>
-      <w:bookmarkStart w:id="45" w:name="_Toc239958278"/>
-      <w:bookmarkEnd w:id="42"/>
+      <w:bookmarkStart w:id="45" w:name="use-cases"/>
+      <w:bookmarkStart w:id="46" w:name="_Toc240570424"/>
+      <w:bookmarkEnd w:id="43"/>
       <w:r>
         <w:t>4.4 Use Cases</w:t>
       </w:r>
-      <w:bookmarkEnd w:id="45"/>
+      <w:bookmarkEnd w:id="46"/>
     </w:p>
     <w:p>
       <w:pPr>
         <w:pStyle w:val="Heading4"/>
       </w:pPr>
-      <w:bookmarkStart w:id="46" w:name="uc-01-register-account"/>
+      <w:bookmarkStart w:id="47" w:name="uc-01-register-account"/>
       <w:r>
         <w:t>UC-01 — Register Account</w:t>
       </w:r>
@@ -5360,7 +6329,10 @@
         <w:t>Main flow:</w:t>
       </w:r>
       <w:r>
-        <w:t xml:space="preserve"> User enters email, password, and name → system validates the input → system sends a verification email → user confirms → </w:t>
+        <w:t xml:space="preserve"> </w:t>
+      </w:r>
+      <w:r>
+        <w:t xml:space="preserve">User enters email, password, and name → system validates the input → system sends a verification email → user confirms → </w:t>
       </w:r>
       <w:r>
         <w:lastRenderedPageBreak/>
@@ -5391,8 +6363,8 @@
       <w:pPr>
         <w:pStyle w:val="Heading4"/>
       </w:pPr>
-      <w:bookmarkStart w:id="47" w:name="uc-02-authenticate-log-in-log-out"/>
-      <w:bookmarkEnd w:id="46"/>
+      <w:bookmarkStart w:id="48" w:name="uc-02-authenticate-log-in-log-out"/>
+      <w:bookmarkEnd w:id="47"/>
       <w:r>
         <w:t>UC-02 — Authenticate (Log In / Log Out)</w:t>
       </w:r>
@@ -5466,8 +6438,8 @@
       <w:pPr>
         <w:pStyle w:val="Heading4"/>
       </w:pPr>
-      <w:bookmarkStart w:id="48" w:name="uc-03-manage-vehicle-profile"/>
-      <w:bookmarkEnd w:id="47"/>
+      <w:bookmarkStart w:id="49" w:name="uc-03-manage-vehicle-profile"/>
+      <w:bookmarkEnd w:id="48"/>
       <w:r>
         <w:t>UC-03 — Manage Vehicle Profile</w:t>
       </w:r>
@@ -5541,8 +6513,8 @@
       <w:pPr>
         <w:pStyle w:val="Heading4"/>
       </w:pPr>
-      <w:bookmarkStart w:id="49" w:name="X013a038358698752ec10f59e703fe6375be8689"/>
-      <w:bookmarkEnd w:id="48"/>
+      <w:bookmarkStart w:id="50" w:name="X013a038358698752ec10f59e703fe6375be8689"/>
+      <w:bookmarkEnd w:id="49"/>
       <w:r>
         <w:t>UC-04 — Search for Parking Near a Destination</w:t>
       </w:r>
@@ -5616,8 +6588,8 @@
       <w:pPr>
         <w:pStyle w:val="Heading4"/>
       </w:pPr>
-      <w:bookmarkStart w:id="50" w:name="Xfb17a245818860a90c17557caf041abbaf0bfb8"/>
-      <w:bookmarkEnd w:id="49"/>
+      <w:bookmarkStart w:id="51" w:name="Xfb17a245818860a90c17557caf041abbaf0bfb8"/>
+      <w:bookmarkEnd w:id="50"/>
       <w:r>
         <w:t>UC-05 — View Real-Time Availability on an Interactive Map</w:t>
       </w:r>
@@ -5644,7 +6616,10 @@
         <w:t>Goal:</w:t>
       </w:r>
       <w:r>
-        <w:t xml:space="preserve"> See where open spaces are, visually. </w:t>
+        <w:t xml:space="preserve"> </w:t>
+      </w:r>
+      <w:r>
+        <w:t xml:space="preserve">See where open spaces are, visually. </w:t>
       </w:r>
       <w:r>
         <w:rPr>
@@ -5691,8 +6666,8 @@
       <w:pPr>
         <w:pStyle w:val="Heading4"/>
       </w:pPr>
-      <w:bookmarkStart w:id="51" w:name="uc-06-filter-and-sort-results"/>
-      <w:bookmarkEnd w:id="50"/>
+      <w:bookmarkStart w:id="52" w:name="uc-06-filter-and-sort-results"/>
+      <w:bookmarkEnd w:id="51"/>
       <w:r>
         <w:t>UC-06 — Filter and Sort Results</w:t>
       </w:r>
@@ -5766,8 +6741,8 @@
       <w:pPr>
         <w:pStyle w:val="Heading4"/>
       </w:pPr>
-      <w:bookmarkStart w:id="52" w:name="uc-07-view-garage-details"/>
-      <w:bookmarkEnd w:id="51"/>
+      <w:bookmarkStart w:id="53" w:name="uc-07-view-garage-details"/>
+      <w:bookmarkEnd w:id="52"/>
       <w:r>
         <w:t>UC-07 — View Garage Details</w:t>
       </w:r>
@@ -5835,8 +6810,8 @@
       <w:pPr>
         <w:pStyle w:val="Heading4"/>
       </w:pPr>
-      <w:bookmarkStart w:id="53" w:name="uc-08-reserve-a-parking-space"/>
-      <w:bookmarkEnd w:id="52"/>
+      <w:bookmarkStart w:id="54" w:name="uc-08-reserve-a-parking-space"/>
+      <w:bookmarkEnd w:id="53"/>
       <w:r>
         <w:t>UC-08 — Reserve a Parking Space</w:t>
       </w:r>
@@ -5910,8 +6885,8 @@
       <w:pPr>
         <w:pStyle w:val="Heading4"/>
       </w:pPr>
-      <w:bookmarkStart w:id="54" w:name="uc-09-pay-for-a-reservation"/>
-      <w:bookmarkEnd w:id="53"/>
+      <w:bookmarkStart w:id="55" w:name="uc-09-pay-for-a-reservation"/>
+      <w:bookmarkEnd w:id="54"/>
       <w:r>
         <w:t>UC-09 — Pay for a Reservation</w:t>
       </w:r>
@@ -5978,15 +6953,18 @@
         <w:t>Postcondition:</w:t>
       </w:r>
       <w:r>
-        <w:t xml:space="preserve"> Reservation is confirmed and paid; the space is removed from live inventory.</w:t>
+        <w:t xml:space="preserve"> Reservation is confirmed and paid; the space is </w:t>
+      </w:r>
+      <w:r>
+        <w:t>removed from live inventory.</w:t>
       </w:r>
     </w:p>
     <w:p>
       <w:pPr>
         <w:pStyle w:val="Heading4"/>
       </w:pPr>
-      <w:bookmarkStart w:id="55" w:name="Xb1d3d8d567c0860c64187172b605e69688a0c16"/>
-      <w:bookmarkEnd w:id="54"/>
+      <w:bookmarkStart w:id="56" w:name="Xb1d3d8d567c0860c64187172b605e69688a0c16"/>
+      <w:bookmarkEnd w:id="55"/>
       <w:r>
         <w:t>UC-10 — Receive Booking Confirmation and Entry Pass</w:t>
       </w:r>
@@ -6060,8 +7038,8 @@
       <w:pPr>
         <w:pStyle w:val="Heading4"/>
       </w:pPr>
-      <w:bookmarkStart w:id="56" w:name="uc-11-navigate-to-the-garage"/>
-      <w:bookmarkEnd w:id="55"/>
+      <w:bookmarkStart w:id="57" w:name="uc-11-navigate-to-the-garage"/>
+      <w:bookmarkEnd w:id="56"/>
       <w:r>
         <w:t>UC-11 — Navigate to the Garage</w:t>
       </w:r>
@@ -6135,8 +7113,8 @@
       <w:pPr>
         <w:pStyle w:val="Heading4"/>
       </w:pPr>
-      <w:bookmarkStart w:id="57" w:name="uc-12-enter-the-garage"/>
-      <w:bookmarkEnd w:id="56"/>
+      <w:bookmarkStart w:id="58" w:name="uc-12-enter-the-garage"/>
+      <w:bookmarkEnd w:id="57"/>
       <w:r>
         <w:t>UC-12 — Enter the Garage</w:t>
       </w:r>
@@ -6163,7 +7141,10 @@
         <w:t>Goal:</w:t>
       </w:r>
       <w:r>
-        <w:t xml:space="preserve"> Get through the gate without friction. </w:t>
+        <w:t xml:space="preserve"> </w:t>
+      </w:r>
+      <w:r>
+        <w:t xml:space="preserve">Get through the gate without friction. </w:t>
       </w:r>
       <w:r>
         <w:rPr>
@@ -6220,8 +7201,8 @@
       <w:pPr>
         <w:pStyle w:val="Heading4"/>
       </w:pPr>
-      <w:bookmarkStart w:id="58" w:name="uc-13-extend-an-active-reservation"/>
-      <w:bookmarkEnd w:id="57"/>
+      <w:bookmarkStart w:id="59" w:name="uc-13-extend-an-active-reservation"/>
+      <w:bookmarkEnd w:id="58"/>
       <w:r>
         <w:lastRenderedPageBreak/>
         <w:t>UC-13 — Extend an Active Reservation</w:t>
@@ -6299,8 +7280,8 @@
       <w:pPr>
         <w:pStyle w:val="Heading4"/>
       </w:pPr>
-      <w:bookmarkStart w:id="59" w:name="Xff8c21083df62b73a98755d3eb9842107e3fe45"/>
-      <w:bookmarkEnd w:id="58"/>
+      <w:bookmarkStart w:id="60" w:name="Xff8c21083df62b73a98755d3eb9842107e3fe45"/>
+      <w:bookmarkEnd w:id="59"/>
       <w:r>
         <w:t>UC-14 — Cancel a Reservation and Receive a Refund</w:t>
       </w:r>
@@ -6377,8 +7358,8 @@
       <w:pPr>
         <w:pStyle w:val="Heading4"/>
       </w:pPr>
-      <w:bookmarkStart w:id="60" w:name="X4ec992de1f5d66f492af412891f09aa5ac04e15"/>
-      <w:bookmarkEnd w:id="59"/>
+      <w:bookmarkStart w:id="61" w:name="X4ec992de1f5d66f492af412891f09aa5ac04e15"/>
+      <w:bookmarkEnd w:id="60"/>
       <w:r>
         <w:t>UC-15 — View Reservation History and Receipts</w:t>
       </w:r>
@@ -6442,8 +7423,8 @@
       <w:pPr>
         <w:pStyle w:val="Heading4"/>
       </w:pPr>
-      <w:bookmarkStart w:id="61" w:name="uc-16-receive-notifications-and-alerts"/>
-      <w:bookmarkEnd w:id="60"/>
+      <w:bookmarkStart w:id="62" w:name="uc-16-receive-notifications-and-alerts"/>
+      <w:bookmarkEnd w:id="61"/>
       <w:r>
         <w:t>UC-16 — Receive Notifications and Alerts</w:t>
       </w:r>
@@ -6517,8 +7498,8 @@
       <w:pPr>
         <w:pStyle w:val="Heading4"/>
       </w:pPr>
-      <w:bookmarkStart w:id="62" w:name="uc-17-manage-garage-listing-and-capacity"/>
-      <w:bookmarkEnd w:id="61"/>
+      <w:bookmarkStart w:id="63" w:name="uc-17-manage-garage-listing-and-capacity"/>
+      <w:bookmarkEnd w:id="62"/>
       <w:r>
         <w:t>UC-17 — Manage Garage Listing and Capacity</w:t>
       </w:r>
@@ -6592,8 +7573,8 @@
       <w:pPr>
         <w:pStyle w:val="Heading4"/>
       </w:pPr>
-      <w:bookmarkStart w:id="63" w:name="uc-18-set-and-adjust-pricing"/>
-      <w:bookmarkEnd w:id="62"/>
+      <w:bookmarkStart w:id="64" w:name="uc-18-set-and-adjust-pricing"/>
+      <w:bookmarkEnd w:id="63"/>
       <w:r>
         <w:t>UC-18 — Set and Adjust Pricing</w:t>
       </w:r>
@@ -6640,7 +7621,10 @@
         <w:t>Main flow:</w:t>
       </w:r>
       <w:r>
-        <w:t xml:space="preserve"> Operator defines hourly and daily rates, time-of-day rules, and event pricing → system validates against city ordinance limits → new rates apply to future reservations only. </w:t>
+        <w:t xml:space="preserve"> </w:t>
+      </w:r>
+      <w:r>
+        <w:t xml:space="preserve">Operator defines hourly and daily rates, time-of-day rules, and event pricing → system validates against city ordinance limits → new rates apply to future reservations only. </w:t>
       </w:r>
       <w:r>
         <w:rPr>
@@ -6671,8 +7655,8 @@
       <w:pPr>
         <w:pStyle w:val="Heading4"/>
       </w:pPr>
-      <w:bookmarkStart w:id="64" w:name="uc-19-monitor-live-occupancy-dashboard"/>
-      <w:bookmarkEnd w:id="63"/>
+      <w:bookmarkStart w:id="65" w:name="uc-19-monitor-live-occupancy-dashboard"/>
+      <w:bookmarkEnd w:id="64"/>
       <w:r>
         <w:t>UC-19 — Monitor Live Occupancy Dashboard</w:t>
       </w:r>
@@ -6746,8 +7730,8 @@
       <w:pPr>
         <w:pStyle w:val="Heading4"/>
       </w:pPr>
-      <w:bookmarkStart w:id="65" w:name="X8bf64e7550397b9ab0c3a6bed710f623e6cfce6"/>
-      <w:bookmarkEnd w:id="64"/>
+      <w:bookmarkStart w:id="66" w:name="X8bf64e7550397b9ab0c3a6bed710f623e6cfce6"/>
+      <w:bookmarkEnd w:id="65"/>
       <w:r>
         <w:t>UC-20 — Generate Occupancy and Revenue Reports</w:t>
       </w:r>
@@ -6821,8 +7805,8 @@
       <w:pPr>
         <w:pStyle w:val="Heading4"/>
       </w:pPr>
-      <w:bookmarkStart w:id="66" w:name="uc-21-process-operator-payouts"/>
-      <w:bookmarkEnd w:id="65"/>
+      <w:bookmarkStart w:id="67" w:name="uc-21-process-operator-payouts"/>
+      <w:bookmarkEnd w:id="66"/>
       <w:r>
         <w:t>UC-21 — Process Operator Payouts</w:t>
       </w:r>
@@ -6896,8 +7880,8 @@
       <w:pPr>
         <w:pStyle w:val="Heading4"/>
       </w:pPr>
-      <w:bookmarkStart w:id="67" w:name="uc-22-manage-users-and-resolve-disputes"/>
-      <w:bookmarkEnd w:id="66"/>
+      <w:bookmarkStart w:id="68" w:name="uc-22-manage-users-and-resolve-disputes"/>
+      <w:bookmarkEnd w:id="67"/>
       <w:r>
         <w:t>UC-22 — Manage Users and Resolve Disputes</w:t>
       </w:r>
@@ -6974,14 +7958,14 @@
       <w:pPr>
         <w:pStyle w:val="Heading3"/>
       </w:pPr>
-      <w:bookmarkStart w:id="68" w:name="non-functional-requirements"/>
-      <w:bookmarkStart w:id="69" w:name="_Toc239958279"/>
-      <w:bookmarkEnd w:id="44"/>
-      <w:bookmarkEnd w:id="67"/>
+      <w:bookmarkStart w:id="69" w:name="non-functional-requirements"/>
+      <w:bookmarkStart w:id="70" w:name="_Toc240570425"/>
+      <w:bookmarkEnd w:id="68"/>
+      <w:bookmarkEnd w:id="45"/>
       <w:r>
         <w:t>4.5 Non-Functional Requirements</w:t>
       </w:r>
-      <w:bookmarkEnd w:id="69"/>
+      <w:bookmarkEnd w:id="70"/>
     </w:p>
     <w:tbl>
       <w:tblPr>
@@ -7537,13 +8521,13 @@
       <w:pPr>
         <w:pStyle w:val="Heading3"/>
       </w:pPr>
-      <w:bookmarkStart w:id="70" w:name="external-interfaces"/>
-      <w:bookmarkStart w:id="71" w:name="_Toc239958280"/>
-      <w:bookmarkEnd w:id="68"/>
+      <w:bookmarkStart w:id="71" w:name="external-interfaces"/>
+      <w:bookmarkStart w:id="72" w:name="_Toc240570426"/>
+      <w:bookmarkEnd w:id="69"/>
       <w:r>
         <w:t>4.6 External Interfaces</w:t>
       </w:r>
-      <w:bookmarkEnd w:id="71"/>
+      <w:bookmarkEnd w:id="72"/>
     </w:p>
     <w:tbl>
       <w:tblPr>
@@ -7811,13 +8795,13 @@
       <w:pPr>
         <w:pStyle w:val="Heading3"/>
       </w:pPr>
-      <w:bookmarkStart w:id="72" w:name="open-items-for-future-versions"/>
-      <w:bookmarkStart w:id="73" w:name="_Toc239958281"/>
-      <w:bookmarkEnd w:id="70"/>
+      <w:bookmarkStart w:id="73" w:name="open-items-for-future-versions"/>
+      <w:bookmarkStart w:id="74" w:name="_Toc240570427"/>
+      <w:bookmarkEnd w:id="71"/>
       <w:r>
         <w:t>4.7 Open Items for Future Versions</w:t>
       </w:r>
-      <w:bookmarkEnd w:id="73"/>
+      <w:bookmarkEnd w:id="74"/>
     </w:p>
     <w:p>
       <w:pPr>
@@ -7916,14 +8900,85 @@
       <w:pPr>
         <w:pStyle w:val="Heading2"/>
       </w:pPr>
-      <w:bookmarkStart w:id="74" w:name="next-steps"/>
-      <w:bookmarkStart w:id="75" w:name="_Toc239958282"/>
-      <w:bookmarkEnd w:id="36"/>
-      <w:bookmarkEnd w:id="72"/>
-      <w:r>
-        <w:t>5. Next Steps</w:t>
-      </w:r>
-      <w:bookmarkEnd w:id="75"/>
+      <w:bookmarkStart w:id="75" w:name="work-breakdown-structure"/>
+      <w:bookmarkStart w:id="76" w:name="_Toc240570428"/>
+      <w:bookmarkEnd w:id="73"/>
+      <w:bookmarkEnd w:id="37"/>
+      <w:r>
+        <w:t>5. Work Breakdown Structure</w:t>
+      </w:r>
+      <w:bookmarkEnd w:id="76"/>
+    </w:p>
+    <w:p>
+      <w:pPr>
+        <w:pStyle w:val="Heading3"/>
+      </w:pPr>
+      <w:bookmarkStart w:id="77" w:name="purpose-and-approach"/>
+      <w:bookmarkStart w:id="78" w:name="_Toc240570429"/>
+      <w:r>
+        <w:t>5.1 Purpose and Approach</w:t>
+      </w:r>
+      <w:bookmarkEnd w:id="78"/>
+    </w:p>
+    <w:p>
+      <w:pPr>
+        <w:pStyle w:val="FirstParagraph"/>
+      </w:pPr>
+      <w:r>
+        <w:t>The Work Breakdown Structure (WBS) breaks the Smart Parking Platform into the actual pieces of work that have to be completed. It is deliverable-based, not activity-based: every item names something that gets produced, not something that gets done.</w:t>
+      </w:r>
+    </w:p>
+    <w:p>
+      <w:pPr>
+        <w:pStyle w:val="BodyText"/>
+      </w:pPr>
+      <w:r>
+        <w:t>The structure is decomposed to at least three levels throughout, and to four levels where a work package needs more detail before it can be estimated. The rule used for stopping the decomposition was the 8/80 rule — a work package should be small enough to estimate in under 80 hours and large enough to be worth tracking, roughly 8 hours at minimum.</w:t>
+      </w:r>
+    </w:p>
+    <w:p>
+      <w:pPr>
+        <w:pStyle w:val="BodyText"/>
+      </w:pPr>
+      <w:r>
+        <w:t>Each Level 2 branch maps to one of the six $oftware ¢orp. delivery teams named in Section 3.1, so ownership is clear before scheduling begins.</w:t>
+      </w:r>
+    </w:p>
+    <w:p>
+      <w:pPr>
+        <w:pStyle w:val="Heading3"/>
+      </w:pPr>
+      <w:bookmarkStart w:id="79" w:name="wbs-structure"/>
+      <w:bookmarkStart w:id="80" w:name="_Toc240570430"/>
+      <w:bookmarkEnd w:id="77"/>
+      <w:r>
+        <w:t>5.2 WBS Structure</w:t>
+      </w:r>
+      <w:bookmarkEnd w:id="80"/>
+    </w:p>
+    <w:p>
+      <w:pPr>
+        <w:pStyle w:val="FirstParagraph"/>
+      </w:pPr>
+      <w:r>
+        <w:rPr>
+          <w:b/>
+          <w:bCs/>
+        </w:rPr>
+        <w:t>1.0 Smart Parking Platform</w:t>
+      </w:r>
+    </w:p>
+    <w:p>
+      <w:pPr>
+        <w:pStyle w:val="BodyText"/>
+      </w:pPr>
+      <w:r>
+        <w:rPr>
+          <w:b/>
+          <w:bCs/>
+        </w:rPr>
+        <w:t>1.1 Project Management</w:t>
+      </w:r>
     </w:p>
     <w:p>
       <w:pPr>
@@ -7934,7 +8989,7 @@
         </w:numPr>
       </w:pPr>
       <w:r>
-        <w:t>Run stakeholder analysis and requirements elicitation to confirm and extend the requirements above.</w:t>
+        <w:t>1.1.1 Project charter</w:t>
       </w:r>
     </w:p>
     <w:p>
@@ -7946,7 +9001,7 @@
         </w:numPr>
       </w:pPr>
       <w:r>
-        <w:t>Expand the SRS with diagrams and acceptance criteria.</w:t>
+        <w:t>1.1.2 Project management plan</w:t>
       </w:r>
     </w:p>
     <w:p>
@@ -7958,7 +9013,7 @@
         </w:numPr>
       </w:pPr>
       <w:r>
-        <w:t>Begin the work breakdown structure and project schedule.</w:t>
+        <w:t>1.1.3 Stakeholder register and communication plan</w:t>
       </w:r>
     </w:p>
     <w:p>
@@ -7970,20 +9025,56 @@
         </w:numPr>
       </w:pPr>
       <w:r>
-        <w:t>Start the risk register, beginning with the third-party dependency risks in Section 3.9.</w:t>
-      </w:r>
-    </w:p>
-    <w:p>
-      <w:pPr>
-        <w:pStyle w:val="Heading2"/>
-      </w:pPr>
-      <w:bookmarkStart w:id="76" w:name="references"/>
-      <w:bookmarkStart w:id="77" w:name="_Toc239958283"/>
-      <w:bookmarkEnd w:id="74"/>
-      <w:r>
-        <w:t>6. References</w:t>
-      </w:r>
-      <w:bookmarkEnd w:id="77"/>
+        <w:t>1.1.4 Weekly status reporting and stakeholder updates</w:t>
+      </w:r>
+    </w:p>
+    <w:p>
+      <w:pPr>
+        <w:pStyle w:val="Compact"/>
+        <w:numPr>
+          <w:ilvl w:val="0"/>
+          <w:numId w:val="9"/>
+        </w:numPr>
+      </w:pPr>
+      <w:r>
+        <w:t>1.1.5 Risk register and risk reviews</w:t>
+      </w:r>
+    </w:p>
+    <w:p>
+      <w:pPr>
+        <w:pStyle w:val="Compact"/>
+        <w:numPr>
+          <w:ilvl w:val="0"/>
+          <w:numId w:val="9"/>
+        </w:numPr>
+      </w:pPr>
+      <w:r>
+        <w:t>1.1.6 Change control log</w:t>
+      </w:r>
+    </w:p>
+    <w:p>
+      <w:pPr>
+        <w:pStyle w:val="Compact"/>
+        <w:numPr>
+          <w:ilvl w:val="0"/>
+          <w:numId w:val="9"/>
+        </w:numPr>
+      </w:pPr>
+      <w:r>
+        <w:t>1.1.7 Project closeout and lessons learned</w:t>
+      </w:r>
+    </w:p>
+    <w:p>
+      <w:pPr>
+        <w:pStyle w:val="FirstParagraph"/>
+      </w:pPr>
+      <w:r>
+        <w:rPr>
+          <w:b/>
+          <w:bCs/>
+        </w:rPr>
+        <w:t>1.2 Requirements and Design</w:t>
+      </w:r>
     </w:p>
     <w:p>
       <w:pPr>
@@ -7994,6 +9085,3801 @@
         </w:numPr>
       </w:pPr>
       <w:r>
+        <w:t>1.2.1 Stakeholder analysis</w:t>
+      </w:r>
+    </w:p>
+    <w:p>
+      <w:pPr>
+        <w:pStyle w:val="Compact"/>
+        <w:numPr>
+          <w:ilvl w:val="0"/>
+          <w:numId w:val="10"/>
+        </w:numPr>
+      </w:pPr>
+      <w:r>
+        <w:t>1.2.2 Requirements elicitation</w:t>
+      </w:r>
+    </w:p>
+    <w:p>
+      <w:pPr>
+        <w:pStyle w:val="Compact"/>
+        <w:numPr>
+          <w:ilvl w:val="1"/>
+          <w:numId w:val="11"/>
+        </w:numPr>
+      </w:pPr>
+      <w:r>
+        <w:t>1.2.2.1 Driver interviews and surveys</w:t>
+      </w:r>
+    </w:p>
+    <w:p>
+      <w:pPr>
+        <w:pStyle w:val="Compact"/>
+        <w:numPr>
+          <w:ilvl w:val="1"/>
+          <w:numId w:val="11"/>
+        </w:numPr>
+      </w:pPr>
+      <w:r>
+        <w:t>1.2.2.2 Operator workshops</w:t>
+      </w:r>
+    </w:p>
+    <w:p>
+      <w:pPr>
+        <w:pStyle w:val="Compact"/>
+        <w:numPr>
+          <w:ilvl w:val="1"/>
+          <w:numId w:val="11"/>
+        </w:numPr>
+      </w:pPr>
+      <w:r>
+        <w:t>1.2.2.3 City transportation department consultation</w:t>
+      </w:r>
+    </w:p>
+    <w:p>
+      <w:pPr>
+        <w:pStyle w:val="Compact"/>
+        <w:numPr>
+          <w:ilvl w:val="0"/>
+          <w:numId w:val="10"/>
+        </w:numPr>
+      </w:pPr>
+      <w:r>
+        <w:t>1.2.3 Software Requirements Specification</w:t>
+      </w:r>
+    </w:p>
+    <w:p>
+      <w:pPr>
+        <w:pStyle w:val="Compact"/>
+        <w:numPr>
+          <w:ilvl w:val="1"/>
+          <w:numId w:val="12"/>
+        </w:numPr>
+      </w:pPr>
+      <w:r>
+        <w:t>1.2.3.1 Use case catalog</w:t>
+      </w:r>
+    </w:p>
+    <w:p>
+      <w:pPr>
+        <w:pStyle w:val="Compact"/>
+        <w:numPr>
+          <w:ilvl w:val="1"/>
+          <w:numId w:val="12"/>
+        </w:numPr>
+      </w:pPr>
+      <w:r>
+        <w:t>1.2.3.2 Non-functional requirements</w:t>
+      </w:r>
+    </w:p>
+    <w:p>
+      <w:pPr>
+        <w:pStyle w:val="Compact"/>
+        <w:numPr>
+          <w:ilvl w:val="1"/>
+          <w:numId w:val="12"/>
+        </w:numPr>
+      </w:pPr>
+      <w:r>
+        <w:t>1.2.3.3 Use case and sequence diagrams</w:t>
+      </w:r>
+    </w:p>
+    <w:p>
+      <w:pPr>
+        <w:pStyle w:val="Compact"/>
+        <w:numPr>
+          <w:ilvl w:val="1"/>
+          <w:numId w:val="12"/>
+        </w:numPr>
+      </w:pPr>
+      <w:r>
+        <w:t>1.2.3.4 Requirements traceability matrix</w:t>
+      </w:r>
+    </w:p>
+    <w:p>
+      <w:pPr>
+        <w:pStyle w:val="Compact"/>
+        <w:numPr>
+          <w:ilvl w:val="0"/>
+          <w:numId w:val="10"/>
+        </w:numPr>
+      </w:pPr>
+      <w:r>
+        <w:t>1.2.4 UX and UI design</w:t>
+      </w:r>
+    </w:p>
+    <w:p>
+      <w:pPr>
+        <w:pStyle w:val="Compact"/>
+        <w:numPr>
+          <w:ilvl w:val="1"/>
+          <w:numId w:val="13"/>
+        </w:numPr>
+      </w:pPr>
+      <w:r>
+        <w:t>1.2.4.1 Wireframes</w:t>
+      </w:r>
+    </w:p>
+    <w:p>
+      <w:pPr>
+        <w:pStyle w:val="Compact"/>
+        <w:numPr>
+          <w:ilvl w:val="1"/>
+          <w:numId w:val="13"/>
+        </w:numPr>
+      </w:pPr>
+      <w:r>
+        <w:lastRenderedPageBreak/>
+        <w:t>1.2.4.2 High-fidelity mockups</w:t>
+      </w:r>
+    </w:p>
+    <w:p>
+      <w:pPr>
+        <w:pStyle w:val="Compact"/>
+        <w:numPr>
+          <w:ilvl w:val="1"/>
+          <w:numId w:val="13"/>
+        </w:numPr>
+      </w:pPr>
+      <w:r>
+        <w:t>1.2.4.3 Design system and component library</w:t>
+      </w:r>
+    </w:p>
+    <w:p>
+      <w:pPr>
+        <w:pStyle w:val="Compact"/>
+        <w:numPr>
+          <w:ilvl w:val="0"/>
+          <w:numId w:val="10"/>
+        </w:numPr>
+      </w:pPr>
+      <w:r>
+        <w:t>1.2.5 System architecture</w:t>
+      </w:r>
+    </w:p>
+    <w:p>
+      <w:pPr>
+        <w:pStyle w:val="Compact"/>
+        <w:numPr>
+          <w:ilvl w:val="1"/>
+          <w:numId w:val="14"/>
+        </w:numPr>
+      </w:pPr>
+      <w:r>
+        <w:t>1.2.5.1 Architecture decision records</w:t>
+      </w:r>
+    </w:p>
+    <w:p>
+      <w:pPr>
+        <w:pStyle w:val="Compact"/>
+        <w:numPr>
+          <w:ilvl w:val="1"/>
+          <w:numId w:val="14"/>
+        </w:numPr>
+      </w:pPr>
+      <w:r>
+        <w:t>1.2.5.2 Data model and entity relationship diagram</w:t>
+      </w:r>
+    </w:p>
+    <w:p>
+      <w:pPr>
+        <w:pStyle w:val="Compact"/>
+        <w:numPr>
+          <w:ilvl w:val="1"/>
+          <w:numId w:val="14"/>
+        </w:numPr>
+      </w:pPr>
+      <w:r>
+        <w:t>1.2.5.3 API contract specification</w:t>
+      </w:r>
+    </w:p>
+    <w:p>
+      <w:pPr>
+        <w:pStyle w:val="FirstParagraph"/>
+      </w:pPr>
+      <w:r>
+        <w:rPr>
+          <w:b/>
+          <w:bCs/>
+        </w:rPr>
+        <w:t>1.3 Backend and API</w:t>
+      </w:r>
+    </w:p>
+    <w:p>
+      <w:pPr>
+        <w:pStyle w:val="Compact"/>
+        <w:numPr>
+          <w:ilvl w:val="0"/>
+          <w:numId w:val="15"/>
+        </w:numPr>
+      </w:pPr>
+      <w:r>
+        <w:t>1.3.1 Environment setup and CI/CD pipeline</w:t>
+      </w:r>
+    </w:p>
+    <w:p>
+      <w:pPr>
+        <w:pStyle w:val="Compact"/>
+        <w:numPr>
+          <w:ilvl w:val="0"/>
+          <w:numId w:val="15"/>
+        </w:numPr>
+      </w:pPr>
+      <w:r>
+        <w:t>1.3.2 Account and authentication service</w:t>
+      </w:r>
+    </w:p>
+    <w:p>
+      <w:pPr>
+        <w:pStyle w:val="Compact"/>
+        <w:numPr>
+          <w:ilvl w:val="0"/>
+          <w:numId w:val="15"/>
+        </w:numPr>
+      </w:pPr>
+      <w:r>
+        <w:t>1.3.3 Inventory and availability service</w:t>
+      </w:r>
+    </w:p>
+    <w:p>
+      <w:pPr>
+        <w:pStyle w:val="Compact"/>
+        <w:numPr>
+          <w:ilvl w:val="1"/>
+          <w:numId w:val="16"/>
+        </w:numPr>
+      </w:pPr>
+      <w:r>
+        <w:t>1.3.3.1 Live occupancy ingestion</w:t>
+      </w:r>
+    </w:p>
+    <w:p>
+      <w:pPr>
+        <w:pStyle w:val="Compact"/>
+        <w:numPr>
+          <w:ilvl w:val="1"/>
+          <w:numId w:val="16"/>
+        </w:numPr>
+      </w:pPr>
+      <w:r>
+        <w:t>1.3.3.2 Availability calculation engine</w:t>
+      </w:r>
+    </w:p>
+    <w:p>
+      <w:pPr>
+        <w:pStyle w:val="Compact"/>
+        <w:numPr>
+          <w:ilvl w:val="1"/>
+          <w:numId w:val="16"/>
+        </w:numPr>
+      </w:pPr>
+      <w:r>
+        <w:t>1.3.3.3 Reservation ledger</w:t>
+      </w:r>
+    </w:p>
+    <w:p>
+      <w:pPr>
+        <w:pStyle w:val="Compact"/>
+        <w:numPr>
+          <w:ilvl w:val="0"/>
+          <w:numId w:val="15"/>
+        </w:numPr>
+      </w:pPr>
+      <w:r>
+        <w:t>1.3.4 Reservation service</w:t>
+      </w:r>
+    </w:p>
+    <w:p>
+      <w:pPr>
+        <w:pStyle w:val="Compact"/>
+        <w:numPr>
+          <w:ilvl w:val="1"/>
+          <w:numId w:val="17"/>
+        </w:numPr>
+      </w:pPr>
+      <w:r>
+        <w:t>1.3.4.1 Hold and confirm logic</w:t>
+      </w:r>
+    </w:p>
+    <w:p>
+      <w:pPr>
+        <w:pStyle w:val="Compact"/>
+        <w:numPr>
+          <w:ilvl w:val="1"/>
+          <w:numId w:val="17"/>
+        </w:numPr>
+      </w:pPr>
+      <w:r>
+        <w:t>1.3.4.2 Extension and cancellation logic</w:t>
+      </w:r>
+    </w:p>
+    <w:p>
+      <w:pPr>
+        <w:pStyle w:val="Compact"/>
+        <w:numPr>
+          <w:ilvl w:val="1"/>
+          <w:numId w:val="17"/>
+        </w:numPr>
+      </w:pPr>
+      <w:r>
+        <w:t>1.3.4.3 Failed-reservation auto-refund handler</w:t>
+      </w:r>
+    </w:p>
+    <w:p>
+      <w:pPr>
+        <w:pStyle w:val="Compact"/>
+        <w:numPr>
+          <w:ilvl w:val="0"/>
+          <w:numId w:val="15"/>
+        </w:numPr>
+      </w:pPr>
+      <w:r>
+        <w:t>1.3.5 Pricing service</w:t>
+      </w:r>
+    </w:p>
+    <w:p>
+      <w:pPr>
+        <w:pStyle w:val="Compact"/>
+        <w:numPr>
+          <w:ilvl w:val="0"/>
+          <w:numId w:val="15"/>
+        </w:numPr>
+      </w:pPr>
+      <w:r>
+        <w:t>1.3.6 Notification service</w:t>
+      </w:r>
+    </w:p>
+    <w:p>
+      <w:pPr>
+        <w:pStyle w:val="Compact"/>
+        <w:numPr>
+          <w:ilvl w:val="0"/>
+          <w:numId w:val="15"/>
+        </w:numPr>
+      </w:pPr>
+      <w:r>
+        <w:t>1.3.7 Reporting and analytics service</w:t>
+      </w:r>
+    </w:p>
+    <w:p>
+      <w:pPr>
+        <w:pStyle w:val="FirstParagraph"/>
+      </w:pPr>
+      <w:r>
+        <w:rPr>
+          <w:b/>
+          <w:bCs/>
+        </w:rPr>
+        <w:t>1.4 Mobile Application</w:t>
+      </w:r>
+    </w:p>
+    <w:p>
+      <w:pPr>
+        <w:pStyle w:val="Compact"/>
+        <w:numPr>
+          <w:ilvl w:val="0"/>
+          <w:numId w:val="18"/>
+        </w:numPr>
+      </w:pPr>
+      <w:r>
+        <w:t>1.4.1 Application shell and navigation</w:t>
+      </w:r>
+    </w:p>
+    <w:p>
+      <w:pPr>
+        <w:pStyle w:val="Compact"/>
+        <w:numPr>
+          <w:ilvl w:val="0"/>
+          <w:numId w:val="18"/>
+        </w:numPr>
+      </w:pPr>
+      <w:r>
+        <w:t>1.4.2 Map and search screens</w:t>
+      </w:r>
+    </w:p>
+    <w:p>
+      <w:pPr>
+        <w:pStyle w:val="Compact"/>
+        <w:numPr>
+          <w:ilvl w:val="0"/>
+          <w:numId w:val="18"/>
+        </w:numPr>
+      </w:pPr>
+      <w:r>
+        <w:t>1.4.3 Reserve and pay flow</w:t>
+      </w:r>
+    </w:p>
+    <w:p>
+      <w:pPr>
+        <w:pStyle w:val="Compact"/>
+        <w:numPr>
+          <w:ilvl w:val="1"/>
+          <w:numId w:val="19"/>
+        </w:numPr>
+      </w:pPr>
+      <w:r>
+        <w:t>1.4.3.1 Space selection</w:t>
+      </w:r>
+    </w:p>
+    <w:p>
+      <w:pPr>
+        <w:pStyle w:val="Compact"/>
+        <w:numPr>
+          <w:ilvl w:val="1"/>
+          <w:numId w:val="19"/>
+        </w:numPr>
+      </w:pPr>
+      <w:r>
+        <w:t>1.4.3.2 Payment method handling</w:t>
+      </w:r>
+    </w:p>
+    <w:p>
+      <w:pPr>
+        <w:pStyle w:val="Compact"/>
+        <w:numPr>
+          <w:ilvl w:val="1"/>
+          <w:numId w:val="19"/>
+        </w:numPr>
+      </w:pPr>
+      <w:r>
+        <w:t>1.4.3.3 Confirmation and entry pass</w:t>
+      </w:r>
+    </w:p>
+    <w:p>
+      <w:pPr>
+        <w:pStyle w:val="Compact"/>
+        <w:numPr>
+          <w:ilvl w:val="0"/>
+          <w:numId w:val="18"/>
+        </w:numPr>
+      </w:pPr>
+      <w:r>
+        <w:t>1.4.4 Reservation history and receipts</w:t>
+      </w:r>
+    </w:p>
+    <w:p>
+      <w:pPr>
+        <w:pStyle w:val="Compact"/>
+        <w:numPr>
+          <w:ilvl w:val="0"/>
+          <w:numId w:val="18"/>
+        </w:numPr>
+      </w:pPr>
+      <w:r>
+        <w:t>1.4.5 Push notification handling</w:t>
+      </w:r>
+    </w:p>
+    <w:p>
+      <w:pPr>
+        <w:pStyle w:val="Compact"/>
+        <w:numPr>
+          <w:ilvl w:val="0"/>
+          <w:numId w:val="18"/>
+        </w:numPr>
+      </w:pPr>
+      <w:r>
+        <w:t>1.4.6 iOS build and App Store packaging</w:t>
+      </w:r>
+    </w:p>
+    <w:p>
+      <w:pPr>
+        <w:pStyle w:val="Compact"/>
+        <w:numPr>
+          <w:ilvl w:val="0"/>
+          <w:numId w:val="18"/>
+        </w:numPr>
+      </w:pPr>
+      <w:r>
+        <w:t>1.4.7 Android build and Play Store packaging</w:t>
+      </w:r>
+    </w:p>
+    <w:p>
+      <w:pPr>
+        <w:pStyle w:val="FirstParagraph"/>
+      </w:pPr>
+      <w:r>
+        <w:rPr>
+          <w:b/>
+          <w:bCs/>
+        </w:rPr>
+        <w:t>1.5 Web Application</w:t>
+      </w:r>
+    </w:p>
+    <w:p>
+      <w:pPr>
+        <w:pStyle w:val="Compact"/>
+        <w:numPr>
+          <w:ilvl w:val="0"/>
+          <w:numId w:val="20"/>
+        </w:numPr>
+      </w:pPr>
+      <w:r>
+        <w:t>1.5.1 Driver web portal</w:t>
+      </w:r>
+    </w:p>
+    <w:p>
+      <w:pPr>
+        <w:pStyle w:val="Compact"/>
+        <w:numPr>
+          <w:ilvl w:val="0"/>
+          <w:numId w:val="20"/>
+        </w:numPr>
+      </w:pPr>
+      <w:r>
+        <w:t>1.5.2 Operator dashboard</w:t>
+      </w:r>
+    </w:p>
+    <w:p>
+      <w:pPr>
+        <w:pStyle w:val="Compact"/>
+        <w:numPr>
+          <w:ilvl w:val="1"/>
+          <w:numId w:val="21"/>
+        </w:numPr>
+      </w:pPr>
+      <w:r>
+        <w:t>1.5.2.1 Listing and capacity management</w:t>
+      </w:r>
+    </w:p>
+    <w:p>
+      <w:pPr>
+        <w:pStyle w:val="Compact"/>
+        <w:numPr>
+          <w:ilvl w:val="1"/>
+          <w:numId w:val="21"/>
+        </w:numPr>
+      </w:pPr>
+      <w:r>
+        <w:t>1.5.2.2 Pricing management</w:t>
+      </w:r>
+    </w:p>
+    <w:p>
+      <w:pPr>
+        <w:pStyle w:val="Compact"/>
+        <w:numPr>
+          <w:ilvl w:val="1"/>
+          <w:numId w:val="21"/>
+        </w:numPr>
+      </w:pPr>
+      <w:r>
+        <w:t>1.5.2.3 Live occupancy view</w:t>
+      </w:r>
+    </w:p>
+    <w:p>
+      <w:pPr>
+        <w:pStyle w:val="Compact"/>
+        <w:numPr>
+          <w:ilvl w:val="1"/>
+          <w:numId w:val="21"/>
+        </w:numPr>
+      </w:pPr>
+      <w:r>
+        <w:t>1.5.2.4 Reporting and export</w:t>
+      </w:r>
+    </w:p>
+    <w:p>
+      <w:pPr>
+        <w:pStyle w:val="Compact"/>
+        <w:numPr>
+          <w:ilvl w:val="0"/>
+          <w:numId w:val="20"/>
+        </w:numPr>
+      </w:pPr>
+      <w:r>
+        <w:lastRenderedPageBreak/>
+        <w:t>1.5.3 Administrative console</w:t>
+      </w:r>
+    </w:p>
+    <w:p>
+      <w:pPr>
+        <w:pStyle w:val="Compact"/>
+        <w:numPr>
+          <w:ilvl w:val="0"/>
+          <w:numId w:val="20"/>
+        </w:numPr>
+      </w:pPr>
+      <w:r>
+        <w:t>1.5.4 Finance and payout screens</w:t>
+      </w:r>
+    </w:p>
+    <w:p>
+      <w:pPr>
+        <w:pStyle w:val="FirstParagraph"/>
+      </w:pPr>
+      <w:r>
+        <w:rPr>
+          <w:b/>
+          <w:bCs/>
+        </w:rPr>
+        <w:t>1.6 Mapping and Location Services</w:t>
+      </w:r>
+    </w:p>
+    <w:p>
+      <w:pPr>
+        <w:pStyle w:val="Compact"/>
+        <w:numPr>
+          <w:ilvl w:val="0"/>
+          <w:numId w:val="22"/>
+        </w:numPr>
+      </w:pPr>
+      <w:r>
+        <w:t>1.6.1 Provider selection and contract</w:t>
+      </w:r>
+    </w:p>
+    <w:p>
+      <w:pPr>
+        <w:pStyle w:val="Compact"/>
+        <w:numPr>
+          <w:ilvl w:val="0"/>
+          <w:numId w:val="22"/>
+        </w:numPr>
+      </w:pPr>
+      <w:r>
+        <w:t>1.6.2 Geocoding integration</w:t>
+      </w:r>
+    </w:p>
+    <w:p>
+      <w:pPr>
+        <w:pStyle w:val="Compact"/>
+        <w:numPr>
+          <w:ilvl w:val="0"/>
+          <w:numId w:val="22"/>
+        </w:numPr>
+      </w:pPr>
+      <w:r>
+        <w:t>1.6.3 Map rendering and garage pins</w:t>
+      </w:r>
+    </w:p>
+    <w:p>
+      <w:pPr>
+        <w:pStyle w:val="Compact"/>
+        <w:numPr>
+          <w:ilvl w:val="0"/>
+          <w:numId w:val="22"/>
+        </w:numPr>
+      </w:pPr>
+      <w:r>
+        <w:t>1.6.4 Navigation handoff to garage entrance</w:t>
+      </w:r>
+    </w:p>
+    <w:p>
+      <w:pPr>
+        <w:pStyle w:val="FirstParagraph"/>
+      </w:pPr>
+      <w:r>
+        <w:rPr>
+          <w:b/>
+          <w:bCs/>
+        </w:rPr>
+        <w:t>1.7 Payment Integration</w:t>
+      </w:r>
+    </w:p>
+    <w:p>
+      <w:pPr>
+        <w:pStyle w:val="Compact"/>
+        <w:numPr>
+          <w:ilvl w:val="0"/>
+          <w:numId w:val="23"/>
+        </w:numPr>
+      </w:pPr>
+      <w:r>
+        <w:t>1.7.1 Gateway selection and contract</w:t>
+      </w:r>
+    </w:p>
+    <w:p>
+      <w:pPr>
+        <w:pStyle w:val="Compact"/>
+        <w:numPr>
+          <w:ilvl w:val="0"/>
+          <w:numId w:val="23"/>
+        </w:numPr>
+      </w:pPr>
+      <w:r>
+        <w:t>1.7.2 Payment processing</w:t>
+      </w:r>
+    </w:p>
+    <w:p>
+      <w:pPr>
+        <w:pStyle w:val="Compact"/>
+        <w:numPr>
+          <w:ilvl w:val="0"/>
+          <w:numId w:val="23"/>
+        </w:numPr>
+      </w:pPr>
+      <w:r>
+        <w:t>1.7.3 Refund processing</w:t>
+      </w:r>
+    </w:p>
+    <w:p>
+      <w:pPr>
+        <w:pStyle w:val="Compact"/>
+        <w:numPr>
+          <w:ilvl w:val="0"/>
+          <w:numId w:val="23"/>
+        </w:numPr>
+      </w:pPr>
+      <w:r>
+        <w:t>1.7.4 Operator payout processing</w:t>
+      </w:r>
+    </w:p>
+    <w:p>
+      <w:pPr>
+        <w:pStyle w:val="Compact"/>
+        <w:numPr>
+          <w:ilvl w:val="0"/>
+          <w:numId w:val="23"/>
+        </w:numPr>
+      </w:pPr>
+      <w:r>
+        <w:t>1.7.5 PCI DSS compliance review</w:t>
+      </w:r>
+    </w:p>
+    <w:p>
+      <w:pPr>
+        <w:pStyle w:val="FirstParagraph"/>
+      </w:pPr>
+      <w:r>
+        <w:rPr>
+          <w:b/>
+          <w:bCs/>
+        </w:rPr>
+        <w:t>1.8 Garage Hardware Integration</w:t>
+      </w:r>
+    </w:p>
+    <w:p>
+      <w:pPr>
+        <w:pStyle w:val="Compact"/>
+        <w:numPr>
+          <w:ilvl w:val="0"/>
+          <w:numId w:val="24"/>
+        </w:numPr>
+      </w:pPr>
+      <w:r>
+        <w:t>1.8.1 Gate controller adapter layer</w:t>
+      </w:r>
+    </w:p>
+    <w:p>
+      <w:pPr>
+        <w:pStyle w:val="Compact"/>
+        <w:numPr>
+          <w:ilvl w:val="0"/>
+          <w:numId w:val="24"/>
+        </w:numPr>
+      </w:pPr>
+      <w:r>
+        <w:t>1.8.2 Occupancy sensor feed integration</w:t>
+      </w:r>
+    </w:p>
+    <w:p>
+      <w:pPr>
+        <w:pStyle w:val="Compact"/>
+        <w:numPr>
+          <w:ilvl w:val="0"/>
+          <w:numId w:val="24"/>
+        </w:numPr>
+      </w:pPr>
+      <w:r>
+        <w:t>1.8.3 License plate recognition integration</w:t>
+      </w:r>
+    </w:p>
+    <w:p>
+      <w:pPr>
+        <w:pStyle w:val="Compact"/>
+        <w:numPr>
+          <w:ilvl w:val="0"/>
+          <w:numId w:val="24"/>
+        </w:numPr>
+      </w:pPr>
+      <w:r>
+        <w:t>1.8.4 QR entry pass reader integration</w:t>
+      </w:r>
+    </w:p>
+    <w:p>
+      <w:pPr>
+        <w:pStyle w:val="Compact"/>
+        <w:numPr>
+          <w:ilvl w:val="0"/>
+          <w:numId w:val="24"/>
+        </w:numPr>
+      </w:pPr>
+      <w:r>
+        <w:t>1.8.5 Hardware failure and fallback handling</w:t>
+      </w:r>
+    </w:p>
+    <w:p>
+      <w:pPr>
+        <w:pStyle w:val="FirstParagraph"/>
+      </w:pPr>
+      <w:r>
+        <w:rPr>
+          <w:b/>
+          <w:bCs/>
+        </w:rPr>
+        <w:t>1.9 Quality Assurance and Testing</w:t>
+      </w:r>
+    </w:p>
+    <w:p>
+      <w:pPr>
+        <w:pStyle w:val="Compact"/>
+        <w:numPr>
+          <w:ilvl w:val="0"/>
+          <w:numId w:val="25"/>
+        </w:numPr>
+      </w:pPr>
+      <w:r>
+        <w:t>1.9.1 Master test plan</w:t>
+      </w:r>
+    </w:p>
+    <w:p>
+      <w:pPr>
+        <w:pStyle w:val="Compact"/>
+        <w:numPr>
+          <w:ilvl w:val="0"/>
+          <w:numId w:val="25"/>
+        </w:numPr>
+      </w:pPr>
+      <w:r>
+        <w:t>1.9.2 Functional testing</w:t>
+      </w:r>
+    </w:p>
+    <w:p>
+      <w:pPr>
+        <w:pStyle w:val="Compact"/>
+        <w:numPr>
+          <w:ilvl w:val="1"/>
+          <w:numId w:val="26"/>
+        </w:numPr>
+      </w:pPr>
+      <w:r>
+        <w:t>1.9.2.1 Test case authoring</w:t>
+      </w:r>
+    </w:p>
+    <w:p>
+      <w:pPr>
+        <w:pStyle w:val="Compact"/>
+        <w:numPr>
+          <w:ilvl w:val="1"/>
+          <w:numId w:val="26"/>
+        </w:numPr>
+      </w:pPr>
+      <w:r>
+        <w:t>1.9.2.2 Test execution and defect logging</w:t>
+      </w:r>
+    </w:p>
+    <w:p>
+      <w:pPr>
+        <w:pStyle w:val="Compact"/>
+        <w:numPr>
+          <w:ilvl w:val="1"/>
+          <w:numId w:val="26"/>
+        </w:numPr>
+      </w:pPr>
+      <w:r>
+        <w:t>1.9.2.3 Regression suite automation</w:t>
+      </w:r>
+    </w:p>
+    <w:p>
+      <w:pPr>
+        <w:pStyle w:val="Compact"/>
+        <w:numPr>
+          <w:ilvl w:val="0"/>
+          <w:numId w:val="25"/>
+        </w:numPr>
+      </w:pPr>
+      <w:r>
+        <w:t>1.9.3 Integration testing</w:t>
+      </w:r>
+    </w:p>
+    <w:p>
+      <w:pPr>
+        <w:pStyle w:val="Compact"/>
+        <w:numPr>
+          <w:ilvl w:val="0"/>
+          <w:numId w:val="25"/>
+        </w:numPr>
+      </w:pPr>
+      <w:r>
+        <w:t>1.9.4 Performance and load testing</w:t>
+      </w:r>
+    </w:p>
+    <w:p>
+      <w:pPr>
+        <w:pStyle w:val="Compact"/>
+        <w:numPr>
+          <w:ilvl w:val="0"/>
+          <w:numId w:val="25"/>
+        </w:numPr>
+      </w:pPr>
+      <w:r>
+        <w:t>1.9.5 Security and penetration testing</w:t>
+      </w:r>
+    </w:p>
+    <w:p>
+      <w:pPr>
+        <w:pStyle w:val="Compact"/>
+        <w:numPr>
+          <w:ilvl w:val="0"/>
+          <w:numId w:val="25"/>
+        </w:numPr>
+      </w:pPr>
+      <w:r>
+        <w:t>1.9.6 Accessibility testing</w:t>
+      </w:r>
+    </w:p>
+    <w:p>
+      <w:pPr>
+        <w:pStyle w:val="Compact"/>
+        <w:numPr>
+          <w:ilvl w:val="0"/>
+          <w:numId w:val="25"/>
+        </w:numPr>
+      </w:pPr>
+      <w:r>
+        <w:t>1.9.7 User acceptance testing support</w:t>
+      </w:r>
+    </w:p>
+    <w:p>
+      <w:pPr>
+        <w:pStyle w:val="FirstParagraph"/>
+      </w:pPr>
+      <w:r>
+        <w:rPr>
+          <w:b/>
+          <w:bCs/>
+        </w:rPr>
+        <w:t>1.10 Pilot and User Acceptance</w:t>
+      </w:r>
+    </w:p>
+    <w:p>
+      <w:pPr>
+        <w:pStyle w:val="Compact"/>
+        <w:numPr>
+          <w:ilvl w:val="0"/>
+          <w:numId w:val="27"/>
+        </w:numPr>
+      </w:pPr>
+      <w:r>
+        <w:t>1.10.1 Pilot garage selection</w:t>
+      </w:r>
+    </w:p>
+    <w:p>
+      <w:pPr>
+        <w:pStyle w:val="Compact"/>
+        <w:numPr>
+          <w:ilvl w:val="0"/>
+          <w:numId w:val="27"/>
+        </w:numPr>
+      </w:pPr>
+      <w:r>
+        <w:t>1.10.2 Pilot deployment</w:t>
+      </w:r>
+    </w:p>
+    <w:p>
+      <w:pPr>
+        <w:pStyle w:val="Compact"/>
+        <w:numPr>
+          <w:ilvl w:val="0"/>
+          <w:numId w:val="27"/>
+        </w:numPr>
+      </w:pPr>
+      <w:r>
+        <w:t>1.10.3 Operator training materials</w:t>
+      </w:r>
+    </w:p>
+    <w:p>
+      <w:pPr>
+        <w:pStyle w:val="Compact"/>
+        <w:numPr>
+          <w:ilvl w:val="0"/>
+          <w:numId w:val="27"/>
+        </w:numPr>
+      </w:pPr>
+      <w:r>
+        <w:t>1.10.4 User acceptance testing and sign-off</w:t>
+      </w:r>
+    </w:p>
+    <w:p>
+      <w:pPr>
+        <w:pStyle w:val="FirstParagraph"/>
+      </w:pPr>
+      <w:r>
+        <w:rPr>
+          <w:b/>
+          <w:bCs/>
+        </w:rPr>
+        <w:lastRenderedPageBreak/>
+        <w:t>1.11 Deployment and Launch</w:t>
+      </w:r>
+    </w:p>
+    <w:p>
+      <w:pPr>
+        <w:pStyle w:val="Compact"/>
+        <w:numPr>
+          <w:ilvl w:val="0"/>
+          <w:numId w:val="28"/>
+        </w:numPr>
+      </w:pPr>
+      <w:r>
+        <w:t>1.11.1 Production environment provisioning</w:t>
+      </w:r>
+    </w:p>
+    <w:p>
+      <w:pPr>
+        <w:pStyle w:val="Compact"/>
+        <w:numPr>
+          <w:ilvl w:val="0"/>
+          <w:numId w:val="28"/>
+        </w:numPr>
+      </w:pPr>
+      <w:r>
+        <w:t>1.11.2 App store submission and approval</w:t>
+      </w:r>
+    </w:p>
+    <w:p>
+      <w:pPr>
+        <w:pStyle w:val="Compact"/>
+        <w:numPr>
+          <w:ilvl w:val="0"/>
+          <w:numId w:val="28"/>
+        </w:numPr>
+      </w:pPr>
+      <w:r>
+        <w:t>1.11.3 Data migration and cutover</w:t>
+      </w:r>
+    </w:p>
+    <w:p>
+      <w:pPr>
+        <w:pStyle w:val="Compact"/>
+        <w:numPr>
+          <w:ilvl w:val="0"/>
+          <w:numId w:val="28"/>
+        </w:numPr>
+      </w:pPr>
+      <w:r>
+        <w:t>1.11.4 Public launch</w:t>
+      </w:r>
+    </w:p>
+    <w:p>
+      <w:pPr>
+        <w:pStyle w:val="Compact"/>
+        <w:numPr>
+          <w:ilvl w:val="0"/>
+          <w:numId w:val="28"/>
+        </w:numPr>
+      </w:pPr>
+      <w:r>
+        <w:t>1.11.5 Post-launch hypercare support</w:t>
+      </w:r>
+    </w:p>
+    <w:p>
+      <w:pPr>
+        <w:pStyle w:val="Heading3"/>
+      </w:pPr>
+      <w:bookmarkStart w:id="81" w:name="wbs-dictionary-level-2"/>
+      <w:bookmarkStart w:id="82" w:name="_Toc240570431"/>
+      <w:bookmarkEnd w:id="79"/>
+      <w:r>
+        <w:t>5.3 WBS Dictionary (Level 2)</w:t>
+      </w:r>
+      <w:bookmarkEnd w:id="82"/>
+    </w:p>
+    <w:tbl>
+      <w:tblPr>
+        <w:tblStyle w:val="Table"/>
+        <w:tblW w:w="5000" w:type="pct"/>
+        <w:tblLook w:val="0020" w:firstRow="1" w:lastRow="0" w:firstColumn="0" w:lastColumn="0" w:noHBand="0" w:noVBand="0"/>
+      </w:tblPr>
+      <w:tblGrid>
+        <w:gridCol w:w="665"/>
+        <w:gridCol w:w="2583"/>
+        <w:gridCol w:w="3267"/>
+        <w:gridCol w:w="3061"/>
+      </w:tblGrid>
+      <w:tr>
+        <w:trPr>
+          <w:cnfStyle w:val="100000000000" w:firstRow="1" w:lastRow="0" w:firstColumn="0" w:lastColumn="0" w:oddVBand="0" w:evenVBand="0" w:oddHBand="0" w:evenHBand="0" w:firstRowFirstColumn="0" w:firstRowLastColumn="0" w:lastRowFirstColumn="0" w:lastRowLastColumn="0"/>
+          <w:tblHeader/>
+        </w:trPr>
+        <w:tc>
+          <w:tcPr>
+            <w:tcW w:w="0" w:type="auto"/>
+          </w:tcPr>
+          <w:p>
+            <w:pPr>
+              <w:pStyle w:val="Compact"/>
+            </w:pPr>
+            <w:r>
+              <w:t>ID</w:t>
+            </w:r>
+          </w:p>
+        </w:tc>
+        <w:tc>
+          <w:tcPr>
+            <w:tcW w:w="0" w:type="auto"/>
+          </w:tcPr>
+          <w:p>
+            <w:pPr>
+              <w:pStyle w:val="Compact"/>
+            </w:pPr>
+            <w:r>
+              <w:t>Work package</w:t>
+            </w:r>
+          </w:p>
+        </w:tc>
+        <w:tc>
+          <w:tcPr>
+            <w:tcW w:w="0" w:type="auto"/>
+          </w:tcPr>
+          <w:p>
+            <w:pPr>
+              <w:pStyle w:val="Compact"/>
+            </w:pPr>
+            <w:r>
+              <w:t>Key deliverable</w:t>
+            </w:r>
+          </w:p>
+        </w:tc>
+        <w:tc>
+          <w:tcPr>
+            <w:tcW w:w="0" w:type="auto"/>
+          </w:tcPr>
+          <w:p>
+            <w:pPr>
+              <w:pStyle w:val="Compact"/>
+            </w:pPr>
+            <w:r>
+              <w:t>Owning team</w:t>
+            </w:r>
+          </w:p>
+        </w:tc>
+      </w:tr>
+      <w:tr>
+        <w:tc>
+          <w:tcPr>
+            <w:tcW w:w="0" w:type="auto"/>
+          </w:tcPr>
+          <w:p>
+            <w:pPr>
+              <w:pStyle w:val="Compact"/>
+            </w:pPr>
+            <w:r>
+              <w:t>1.1</w:t>
+            </w:r>
+          </w:p>
+        </w:tc>
+        <w:tc>
+          <w:tcPr>
+            <w:tcW w:w="0" w:type="auto"/>
+          </w:tcPr>
+          <w:p>
+            <w:pPr>
+              <w:pStyle w:val="Compact"/>
+            </w:pPr>
+            <w:r>
+              <w:t>Project Management</w:t>
+            </w:r>
+          </w:p>
+        </w:tc>
+        <w:tc>
+          <w:tcPr>
+            <w:tcW w:w="0" w:type="auto"/>
+          </w:tcPr>
+          <w:p>
+            <w:pPr>
+              <w:pStyle w:val="Compact"/>
+            </w:pPr>
+            <w:r>
+              <w:t>Project plan, status reports, risk register</w:t>
+            </w:r>
+          </w:p>
+        </w:tc>
+        <w:tc>
+          <w:tcPr>
+            <w:tcW w:w="0" w:type="auto"/>
+          </w:tcPr>
+          <w:p>
+            <w:pPr>
+              <w:pStyle w:val="Compact"/>
+            </w:pPr>
+            <w:r>
+              <w:t>Project Management Office</w:t>
+            </w:r>
+          </w:p>
+        </w:tc>
+      </w:tr>
+      <w:tr>
+        <w:tc>
+          <w:tcPr>
+            <w:tcW w:w="0" w:type="auto"/>
+          </w:tcPr>
+          <w:p>
+            <w:pPr>
+              <w:pStyle w:val="Compact"/>
+            </w:pPr>
+            <w:r>
+              <w:t>1.2</w:t>
+            </w:r>
+          </w:p>
+        </w:tc>
+        <w:tc>
+          <w:tcPr>
+            <w:tcW w:w="0" w:type="auto"/>
+          </w:tcPr>
+          <w:p>
+            <w:pPr>
+              <w:pStyle w:val="Compact"/>
+            </w:pPr>
+            <w:r>
+              <w:t>Requirements and Design</w:t>
+            </w:r>
+          </w:p>
+        </w:tc>
+        <w:tc>
+          <w:tcPr>
+            <w:tcW w:w="0" w:type="auto"/>
+          </w:tcPr>
+          <w:p>
+            <w:pPr>
+              <w:pStyle w:val="Compact"/>
+            </w:pPr>
+            <w:r>
+              <w:t>Approved SRS, UI designs, architecture</w:t>
+            </w:r>
+          </w:p>
+        </w:tc>
+        <w:tc>
+          <w:tcPr>
+            <w:tcW w:w="0" w:type="auto"/>
+          </w:tcPr>
+          <w:p>
+            <w:pPr>
+              <w:pStyle w:val="Compact"/>
+            </w:pPr>
+            <w:r>
+              <w:t>All teams, led by PMO</w:t>
+            </w:r>
+          </w:p>
+        </w:tc>
+      </w:tr>
+      <w:tr>
+        <w:tc>
+          <w:tcPr>
+            <w:tcW w:w="0" w:type="auto"/>
+          </w:tcPr>
+          <w:p>
+            <w:pPr>
+              <w:pStyle w:val="Compact"/>
+            </w:pPr>
+            <w:r>
+              <w:t>1.3</w:t>
+            </w:r>
+          </w:p>
+        </w:tc>
+        <w:tc>
+          <w:tcPr>
+            <w:tcW w:w="0" w:type="auto"/>
+          </w:tcPr>
+          <w:p>
+            <w:pPr>
+              <w:pStyle w:val="Compact"/>
+            </w:pPr>
+            <w:r>
+              <w:t>Backend and API</w:t>
+            </w:r>
+          </w:p>
+        </w:tc>
+        <w:tc>
+          <w:tcPr>
+            <w:tcW w:w="0" w:type="auto"/>
+          </w:tcPr>
+          <w:p>
+            <w:pPr>
+              <w:pStyle w:val="Compact"/>
+            </w:pPr>
+            <w:r>
+              <w:t>Deployed API services and data layer</w:t>
+            </w:r>
+          </w:p>
+        </w:tc>
+        <w:tc>
+          <w:tcPr>
+            <w:tcW w:w="0" w:type="auto"/>
+          </w:tcPr>
+          <w:p>
+            <w:pPr>
+              <w:pStyle w:val="Compact"/>
+            </w:pPr>
+            <w:r>
+              <w:t>Backend/API Team</w:t>
+            </w:r>
+          </w:p>
+        </w:tc>
+      </w:tr>
+      <w:tr>
+        <w:tc>
+          <w:tcPr>
+            <w:tcW w:w="0" w:type="auto"/>
+          </w:tcPr>
+          <w:p>
+            <w:pPr>
+              <w:pStyle w:val="Compact"/>
+            </w:pPr>
+            <w:r>
+              <w:t>1.4</w:t>
+            </w:r>
+          </w:p>
+        </w:tc>
+        <w:tc>
+          <w:tcPr>
+            <w:tcW w:w="0" w:type="auto"/>
+          </w:tcPr>
+          <w:p>
+            <w:pPr>
+              <w:pStyle w:val="Compact"/>
+            </w:pPr>
+            <w:r>
+              <w:t>Mobile Application</w:t>
+            </w:r>
+          </w:p>
+        </w:tc>
+        <w:tc>
+          <w:tcPr>
+            <w:tcW w:w="0" w:type="auto"/>
+          </w:tcPr>
+          <w:p>
+            <w:pPr>
+              <w:pStyle w:val="Compact"/>
+            </w:pPr>
+            <w:r>
+              <w:t>iOS and Android apps in the stores</w:t>
+            </w:r>
+          </w:p>
+        </w:tc>
+        <w:tc>
+          <w:tcPr>
+            <w:tcW w:w="0" w:type="auto"/>
+          </w:tcPr>
+          <w:p>
+            <w:pPr>
+              <w:pStyle w:val="Compact"/>
+            </w:pPr>
+            <w:r>
+              <w:t>Mobile Application Team</w:t>
+            </w:r>
+          </w:p>
+        </w:tc>
+      </w:tr>
+      <w:tr>
+        <w:tc>
+          <w:tcPr>
+            <w:tcW w:w="0" w:type="auto"/>
+          </w:tcPr>
+          <w:p>
+            <w:pPr>
+              <w:pStyle w:val="Compact"/>
+            </w:pPr>
+            <w:r>
+              <w:t>1.5</w:t>
+            </w:r>
+          </w:p>
+        </w:tc>
+        <w:tc>
+          <w:tcPr>
+            <w:tcW w:w="0" w:type="auto"/>
+          </w:tcPr>
+          <w:p>
+            <w:pPr>
+              <w:pStyle w:val="Compact"/>
+            </w:pPr>
+            <w:r>
+              <w:t>Web Application</w:t>
+            </w:r>
+          </w:p>
+        </w:tc>
+        <w:tc>
+          <w:tcPr>
+            <w:tcW w:w="0" w:type="auto"/>
+          </w:tcPr>
+          <w:p>
+            <w:pPr>
+              <w:pStyle w:val="Compact"/>
+            </w:pPr>
+            <w:r>
+              <w:t>Driver portal and operator dashboard</w:t>
+            </w:r>
+          </w:p>
+        </w:tc>
+        <w:tc>
+          <w:tcPr>
+            <w:tcW w:w="0" w:type="auto"/>
+          </w:tcPr>
+          <w:p>
+            <w:pPr>
+              <w:pStyle w:val="Compact"/>
+            </w:pPr>
+            <w:r>
+              <w:t>Web Application Team</w:t>
+            </w:r>
+          </w:p>
+        </w:tc>
+      </w:tr>
+      <w:tr>
+        <w:tc>
+          <w:tcPr>
+            <w:tcW w:w="0" w:type="auto"/>
+          </w:tcPr>
+          <w:p>
+            <w:pPr>
+              <w:pStyle w:val="Compact"/>
+            </w:pPr>
+            <w:r>
+              <w:t>1.6</w:t>
+            </w:r>
+          </w:p>
+        </w:tc>
+        <w:tc>
+          <w:tcPr>
+            <w:tcW w:w="0" w:type="auto"/>
+          </w:tcPr>
+          <w:p>
+            <w:pPr>
+              <w:pStyle w:val="Compact"/>
+            </w:pPr>
+            <w:r>
+              <w:t>Mapping and Location Services</w:t>
+            </w:r>
+          </w:p>
+        </w:tc>
+        <w:tc>
+          <w:tcPr>
+            <w:tcW w:w="0" w:type="auto"/>
+          </w:tcPr>
+          <w:p>
+            <w:pPr>
+              <w:pStyle w:val="Compact"/>
+            </w:pPr>
+            <w:r>
+              <w:t>Working map, search, and navigation handoff</w:t>
+            </w:r>
+          </w:p>
+        </w:tc>
+        <w:tc>
+          <w:tcPr>
+            <w:tcW w:w="0" w:type="auto"/>
+          </w:tcPr>
+          <w:p>
+            <w:pPr>
+              <w:pStyle w:val="Compact"/>
+            </w:pPr>
+            <w:r>
+              <w:t>Mapping &amp; Location Services Team</w:t>
+            </w:r>
+          </w:p>
+        </w:tc>
+      </w:tr>
+      <w:tr>
+        <w:tc>
+          <w:tcPr>
+            <w:tcW w:w="0" w:type="auto"/>
+          </w:tcPr>
+          <w:p>
+            <w:pPr>
+              <w:pStyle w:val="Compact"/>
+            </w:pPr>
+            <w:r>
+              <w:t>1.7</w:t>
+            </w:r>
+          </w:p>
+        </w:tc>
+        <w:tc>
+          <w:tcPr>
+            <w:tcW w:w="0" w:type="auto"/>
+          </w:tcPr>
+          <w:p>
+            <w:pPr>
+              <w:pStyle w:val="Compact"/>
+            </w:pPr>
+            <w:r>
+              <w:t>Payment Integration</w:t>
+            </w:r>
+          </w:p>
+        </w:tc>
+        <w:tc>
+          <w:tcPr>
+            <w:tcW w:w="0" w:type="auto"/>
+          </w:tcPr>
+          <w:p>
+            <w:pPr>
+              <w:pStyle w:val="Compact"/>
+            </w:pPr>
+            <w:r>
+              <w:t>PCI-compliant payments, refunds, payouts</w:t>
+            </w:r>
+          </w:p>
+        </w:tc>
+        <w:tc>
+          <w:tcPr>
+            <w:tcW w:w="0" w:type="auto"/>
+          </w:tcPr>
+          <w:p>
+            <w:pPr>
+              <w:pStyle w:val="Compact"/>
+            </w:pPr>
+            <w:r>
+              <w:t>Payment Integration Team</w:t>
+            </w:r>
+          </w:p>
+        </w:tc>
+      </w:tr>
+      <w:tr>
+        <w:tc>
+          <w:tcPr>
+            <w:tcW w:w="0" w:type="auto"/>
+          </w:tcPr>
+          <w:p>
+            <w:pPr>
+              <w:pStyle w:val="Compact"/>
+            </w:pPr>
+            <w:r>
+              <w:t>1.8</w:t>
+            </w:r>
+          </w:p>
+        </w:tc>
+        <w:tc>
+          <w:tcPr>
+            <w:tcW w:w="0" w:type="auto"/>
+          </w:tcPr>
+          <w:p>
+            <w:pPr>
+              <w:pStyle w:val="Compact"/>
+            </w:pPr>
+            <w:r>
+              <w:t>Garage Hardware Integration</w:t>
+            </w:r>
+          </w:p>
+        </w:tc>
+        <w:tc>
+          <w:tcPr>
+            <w:tcW w:w="0" w:type="auto"/>
+          </w:tcPr>
+          <w:p>
+            <w:pPr>
+              <w:pStyle w:val="Compact"/>
+            </w:pPr>
+            <w:r>
+              <w:t>Live gate control and occupancy feed</w:t>
+            </w:r>
+          </w:p>
+        </w:tc>
+        <w:tc>
+          <w:tcPr>
+            <w:tcW w:w="0" w:type="auto"/>
+          </w:tcPr>
+          <w:p>
+            <w:pPr>
+              <w:pStyle w:val="Compact"/>
+            </w:pPr>
+            <w:r>
+              <w:t>Backend/API Team with vendor support</w:t>
+            </w:r>
+          </w:p>
+        </w:tc>
+      </w:tr>
+      <w:tr>
+        <w:tc>
+          <w:tcPr>
+            <w:tcW w:w="0" w:type="auto"/>
+          </w:tcPr>
+          <w:p>
+            <w:pPr>
+              <w:pStyle w:val="Compact"/>
+            </w:pPr>
+            <w:r>
+              <w:t>1.9</w:t>
+            </w:r>
+          </w:p>
+        </w:tc>
+        <w:tc>
+          <w:tcPr>
+            <w:tcW w:w="0" w:type="auto"/>
+          </w:tcPr>
+          <w:p>
+            <w:pPr>
+              <w:pStyle w:val="Compact"/>
+            </w:pPr>
+            <w:r>
+              <w:t>Quality Assurance and Testing</w:t>
+            </w:r>
+          </w:p>
+        </w:tc>
+        <w:tc>
+          <w:tcPr>
+            <w:tcW w:w="0" w:type="auto"/>
+          </w:tcPr>
+          <w:p>
+            <w:pPr>
+              <w:pStyle w:val="Compact"/>
+            </w:pPr>
+            <w:r>
+              <w:t>Test plan, executed suites, defect reports</w:t>
+            </w:r>
+          </w:p>
+        </w:tc>
+        <w:tc>
+          <w:tcPr>
+            <w:tcW w:w="0" w:type="auto"/>
+          </w:tcPr>
+          <w:p>
+            <w:pPr>
+              <w:pStyle w:val="Compact"/>
+            </w:pPr>
+            <w:r>
+              <w:t>QA &amp; Testing Team</w:t>
+            </w:r>
+          </w:p>
+        </w:tc>
+      </w:tr>
+      <w:tr>
+        <w:tc>
+          <w:tcPr>
+            <w:tcW w:w="0" w:type="auto"/>
+          </w:tcPr>
+          <w:p>
+            <w:pPr>
+              <w:pStyle w:val="Compact"/>
+            </w:pPr>
+            <w:r>
+              <w:t>1.10</w:t>
+            </w:r>
+          </w:p>
+        </w:tc>
+        <w:tc>
+          <w:tcPr>
+            <w:tcW w:w="0" w:type="auto"/>
+          </w:tcPr>
+          <w:p>
+            <w:pPr>
+              <w:pStyle w:val="Compact"/>
+            </w:pPr>
+            <w:r>
+              <w:t>Pilot and User Acceptance</w:t>
+            </w:r>
+          </w:p>
+        </w:tc>
+        <w:tc>
+          <w:tcPr>
+            <w:tcW w:w="0" w:type="auto"/>
+          </w:tcPr>
+          <w:p>
+            <w:pPr>
+              <w:pStyle w:val="Compact"/>
+            </w:pPr>
+            <w:r>
+              <w:t>Signed-off pilot at live garages</w:t>
+            </w:r>
+          </w:p>
+        </w:tc>
+        <w:tc>
+          <w:tcPr>
+            <w:tcW w:w="0" w:type="auto"/>
+          </w:tcPr>
+          <w:p>
+            <w:pPr>
+              <w:pStyle w:val="Compact"/>
+            </w:pPr>
+            <w:r>
+              <w:t>QA &amp; Testing Team with PMO</w:t>
+            </w:r>
+          </w:p>
+        </w:tc>
+      </w:tr>
+      <w:tr>
+        <w:tc>
+          <w:tcPr>
+            <w:tcW w:w="0" w:type="auto"/>
+          </w:tcPr>
+          <w:p>
+            <w:pPr>
+              <w:pStyle w:val="Compact"/>
+            </w:pPr>
+            <w:r>
+              <w:t>1.11</w:t>
+            </w:r>
+          </w:p>
+        </w:tc>
+        <w:tc>
+          <w:tcPr>
+            <w:tcW w:w="0" w:type="auto"/>
+          </w:tcPr>
+          <w:p>
+            <w:pPr>
+              <w:pStyle w:val="Compact"/>
+            </w:pPr>
+            <w:r>
+              <w:t>Deployment and Launch</w:t>
+            </w:r>
+          </w:p>
+        </w:tc>
+        <w:tc>
+          <w:tcPr>
+            <w:tcW w:w="0" w:type="auto"/>
+          </w:tcPr>
+          <w:p>
+            <w:pPr>
+              <w:pStyle w:val="Compact"/>
+            </w:pPr>
+            <w:r>
+              <w:t>Platform live in production</w:t>
+            </w:r>
+          </w:p>
+        </w:tc>
+        <w:tc>
+          <w:tcPr>
+            <w:tcW w:w="0" w:type="auto"/>
+          </w:tcPr>
+          <w:p>
+            <w:pPr>
+              <w:pStyle w:val="Compact"/>
+            </w:pPr>
+            <w:r>
+              <w:t>All teams</w:t>
+            </w:r>
+          </w:p>
+        </w:tc>
+      </w:tr>
+    </w:tbl>
+    <w:p>
+      <w:pPr>
+        <w:pStyle w:val="Heading3"/>
+      </w:pPr>
+      <w:bookmarkStart w:id="83" w:name="decomposition-notes"/>
+      <w:bookmarkStart w:id="84" w:name="_Toc240570432"/>
+      <w:bookmarkEnd w:id="81"/>
+      <w:r>
+        <w:t>5.4 Decomposition Notes</w:t>
+      </w:r>
+      <w:bookmarkEnd w:id="84"/>
+    </w:p>
+    <w:p>
+      <w:pPr>
+        <w:pStyle w:val="Compact"/>
+        <w:numPr>
+          <w:ilvl w:val="0"/>
+          <w:numId w:val="29"/>
+        </w:numPr>
+      </w:pPr>
+      <w:r>
+        <w:t>Branches 1.3 through 1.8 run partly in parallel, since they are owned by different teams. The dependency that controls the order is the API contract in 1.2.5.3 — no client work starts before it is signed off.</w:t>
+      </w:r>
+    </w:p>
+    <w:p>
+      <w:pPr>
+        <w:pStyle w:val="Compact"/>
+        <w:numPr>
+          <w:ilvl w:val="0"/>
+          <w:numId w:val="29"/>
+        </w:numPr>
+      </w:pPr>
+      <w:r>
+        <w:t>Branch 1.8 carries the most estimating uncertainty because it depends on third-party gate hardware that varies by garage. It is decomposed further than the others for that reason.</w:t>
+      </w:r>
+    </w:p>
+    <w:p>
+      <w:pPr>
+        <w:pStyle w:val="Compact"/>
+        <w:numPr>
+          <w:ilvl w:val="0"/>
+          <w:numId w:val="29"/>
+        </w:numPr>
+      </w:pPr>
+      <w:r>
+        <w:t>Branch 1.1 runs for the full duration of the project rather than as a phase, so it appears as a single continuous bar on the schedule in Section 6.</w:t>
+      </w:r>
+    </w:p>
+    <w:p>
+      <w:r>
+        <w:lastRenderedPageBreak/>
+        <w:pict w14:anchorId="1880B31E">
+          <v:rect id="_x0000_i1025" style="width:0;height:1.5pt" o:hralign="center" o:hrstd="t" o:hr="t"/>
+        </w:pict>
+      </w:r>
+    </w:p>
+    <w:p>
+      <w:pPr>
+        <w:pStyle w:val="Heading2"/>
+      </w:pPr>
+      <w:bookmarkStart w:id="85" w:name="draft-project-timeline"/>
+      <w:bookmarkStart w:id="86" w:name="_Toc240570433"/>
+      <w:bookmarkEnd w:id="83"/>
+      <w:bookmarkEnd w:id="75"/>
+      <w:r>
+        <w:t>6. Draft Project Timeline</w:t>
+      </w:r>
+      <w:bookmarkEnd w:id="86"/>
+    </w:p>
+    <w:p>
+      <w:pPr>
+        <w:pStyle w:val="Heading3"/>
+      </w:pPr>
+      <w:bookmarkStart w:id="87" w:name="scheduling-approach-and-assumptions"/>
+      <w:bookmarkStart w:id="88" w:name="_Toc240570434"/>
+      <w:r>
+        <w:t>6.1 Scheduling Approach and Assumptions</w:t>
+      </w:r>
+      <w:bookmarkEnd w:id="88"/>
+    </w:p>
+    <w:p>
+      <w:pPr>
+        <w:pStyle w:val="FirstParagraph"/>
+      </w:pPr>
+      <w:r>
+        <w:t>The schedule below is a first draft built from the WBS in Section 5. It is constrained by the fixed semester timeline in Section 3.9: the project must be delivered by December 4, 2026. That end date is not negotiable, so the schedule was built backward from it. It will be refined once resource assignments and effort estimates are complete.</w:t>
+      </w:r>
+    </w:p>
+    <w:p>
+      <w:pPr>
+        <w:pStyle w:val="BodyText"/>
+      </w:pPr>
+      <w:r>
+        <w:t>Assumptions used:</w:t>
+      </w:r>
+    </w:p>
+    <w:p>
+      <w:pPr>
+        <w:pStyle w:val="Compact"/>
+        <w:numPr>
+          <w:ilvl w:val="0"/>
+          <w:numId w:val="30"/>
+        </w:numPr>
+      </w:pPr>
+      <w:r>
+        <w:t>A-5: The schedule is bounded by the fixed semester timeline named in Section 3.9. The project starts August 28, 2026 and must deliver by December 4, 2026 — a 14-week schedule.</w:t>
+      </w:r>
+    </w:p>
+    <w:p>
+      <w:pPr>
+        <w:pStyle w:val="Compact"/>
+        <w:numPr>
+          <w:ilvl w:val="0"/>
+          <w:numId w:val="30"/>
+        </w:numPr>
+      </w:pPr>
+      <w:r>
+        <w:t>A-6: All six delivery teams are available for the full duration and are fully staffed from day one. Budget is not a constraint (Section 3.9), so teams work in parallel wherever dependencies allow.</w:t>
+      </w:r>
+    </w:p>
+    <w:p>
+      <w:pPr>
+        <w:pStyle w:val="Compact"/>
+        <w:numPr>
+          <w:ilvl w:val="0"/>
+          <w:numId w:val="30"/>
+        </w:numPr>
+      </w:pPr>
+      <w:r>
+        <w:t>A-7: Client sign-off on requirements is time-boxed to one week and is included in the Requirements and Design phase. The compressed schedule leaves no room for a longer review.</w:t>
+      </w:r>
+    </w:p>
+    <w:p>
+      <w:pPr>
+        <w:pStyle w:val="Compact"/>
+        <w:numPr>
+          <w:ilvl w:val="0"/>
+          <w:numId w:val="30"/>
+        </w:numPr>
+      </w:pPr>
+      <w:r>
+        <w:t>A-8: Third-party contracts for mapping, payments, and gate hardware are signed during the Requirements and Design phase, so integration work is not blocked by procurement.</w:t>
+      </w:r>
+    </w:p>
+    <w:p>
+      <w:pPr>
+        <w:pStyle w:val="Compact"/>
+        <w:numPr>
+          <w:ilvl w:val="0"/>
+          <w:numId w:val="30"/>
+        </w:numPr>
+      </w:pPr>
+      <w:r>
+        <w:t>A-9: Durations are in calendar weeks and assume a standard five-day work week. The Thanksgiving break, November 23–27, is treated as non-working time and is absorbed inside the Deployment and Launch phase.</w:t>
+      </w:r>
+    </w:p>
+    <w:p>
+      <w:pPr>
+        <w:pStyle w:val="Compact"/>
+        <w:numPr>
+          <w:ilvl w:val="0"/>
+          <w:numId w:val="30"/>
+        </w:numPr>
+      </w:pPr>
+      <w:r>
+        <w:t>A-10: Because the timeline is fixed and cannot extend, scope is the variable. The out-of-scope list in Section 3.7 is what makes a 14-week delivery possible.</w:t>
+      </w:r>
+    </w:p>
+    <w:p>
+      <w:pPr>
+        <w:pStyle w:val="Heading3"/>
+      </w:pPr>
+      <w:bookmarkStart w:id="89" w:name="phase-schedule"/>
+      <w:bookmarkStart w:id="90" w:name="_Toc240570435"/>
+      <w:bookmarkEnd w:id="87"/>
+      <w:r>
+        <w:t>6.2 Phase Schedule</w:t>
+      </w:r>
+      <w:bookmarkEnd w:id="90"/>
+    </w:p>
+    <w:tbl>
+      <w:tblPr>
+        <w:tblStyle w:val="Table"/>
+        <w:tblW w:w="5000" w:type="pct"/>
+        <w:tblLook w:val="0020" w:firstRow="1" w:lastRow="0" w:firstColumn="0" w:lastColumn="0" w:noHBand="0" w:noVBand="0"/>
+      </w:tblPr>
+      <w:tblGrid>
+        <w:gridCol w:w="704"/>
+        <w:gridCol w:w="2903"/>
+        <w:gridCol w:w="1343"/>
+        <w:gridCol w:w="1372"/>
+        <w:gridCol w:w="1133"/>
+        <w:gridCol w:w="2121"/>
+      </w:tblGrid>
+      <w:tr>
+        <w:trPr>
+          <w:cnfStyle w:val="100000000000" w:firstRow="1" w:lastRow="0" w:firstColumn="0" w:lastColumn="0" w:oddVBand="0" w:evenVBand="0" w:oddHBand="0" w:evenHBand="0" w:firstRowFirstColumn="0" w:firstRowLastColumn="0" w:lastRowFirstColumn="0" w:lastRowLastColumn="0"/>
+          <w:tblHeader/>
+        </w:trPr>
+        <w:tc>
+          <w:tcPr>
+            <w:tcW w:w="0" w:type="auto"/>
+          </w:tcPr>
+          <w:p>
+            <w:pPr>
+              <w:pStyle w:val="Compact"/>
+            </w:pPr>
+            <w:r>
+              <w:t>WBS</w:t>
+            </w:r>
+          </w:p>
+        </w:tc>
+        <w:tc>
+          <w:tcPr>
+            <w:tcW w:w="0" w:type="auto"/>
+          </w:tcPr>
+          <w:p>
+            <w:pPr>
+              <w:pStyle w:val="Compact"/>
+            </w:pPr>
+            <w:r>
+              <w:t>Phase</w:t>
+            </w:r>
+          </w:p>
+        </w:tc>
+        <w:tc>
+          <w:tcPr>
+            <w:tcW w:w="0" w:type="auto"/>
+          </w:tcPr>
+          <w:p>
+            <w:pPr>
+              <w:pStyle w:val="Compact"/>
+            </w:pPr>
+            <w:r>
+              <w:t>Start</w:t>
+            </w:r>
+          </w:p>
+        </w:tc>
+        <w:tc>
+          <w:tcPr>
+            <w:tcW w:w="0" w:type="auto"/>
+          </w:tcPr>
+          <w:p>
+            <w:pPr>
+              <w:pStyle w:val="Compact"/>
+            </w:pPr>
+            <w:r>
+              <w:t>Finish</w:t>
+            </w:r>
+          </w:p>
+        </w:tc>
+        <w:tc>
+          <w:tcPr>
+            <w:tcW w:w="0" w:type="auto"/>
+          </w:tcPr>
+          <w:p>
+            <w:pPr>
+              <w:pStyle w:val="Compact"/>
+            </w:pPr>
+            <w:r>
+              <w:t>Duration</w:t>
+            </w:r>
+          </w:p>
+        </w:tc>
+        <w:tc>
+          <w:tcPr>
+            <w:tcW w:w="0" w:type="auto"/>
+          </w:tcPr>
+          <w:p>
+            <w:pPr>
+              <w:pStyle w:val="Compact"/>
+            </w:pPr>
+            <w:r>
+              <w:t>Depends on</w:t>
+            </w:r>
+          </w:p>
+        </w:tc>
+      </w:tr>
+      <w:tr>
+        <w:tc>
+          <w:tcPr>
+            <w:tcW w:w="0" w:type="auto"/>
+          </w:tcPr>
+          <w:p>
+            <w:pPr>
+              <w:pStyle w:val="Compact"/>
+            </w:pPr>
+            <w:r>
+              <w:t>1.1</w:t>
+            </w:r>
+          </w:p>
+        </w:tc>
+        <w:tc>
+          <w:tcPr>
+            <w:tcW w:w="0" w:type="auto"/>
+          </w:tcPr>
+          <w:p>
+            <w:pPr>
+              <w:pStyle w:val="Compact"/>
+            </w:pPr>
+            <w:r>
+              <w:t>Project Management</w:t>
+            </w:r>
+          </w:p>
+        </w:tc>
+        <w:tc>
+          <w:tcPr>
+            <w:tcW w:w="0" w:type="auto"/>
+          </w:tcPr>
+          <w:p>
+            <w:pPr>
+              <w:pStyle w:val="Compact"/>
+            </w:pPr>
+            <w:r>
+              <w:t>Aug 28, 2026</w:t>
+            </w:r>
+          </w:p>
+        </w:tc>
+        <w:tc>
+          <w:tcPr>
+            <w:tcW w:w="0" w:type="auto"/>
+          </w:tcPr>
+          <w:p>
+            <w:pPr>
+              <w:pStyle w:val="Compact"/>
+            </w:pPr>
+            <w:r>
+              <w:t>Dec 4, 2026</w:t>
+            </w:r>
+          </w:p>
+        </w:tc>
+        <w:tc>
+          <w:tcPr>
+            <w:tcW w:w="0" w:type="auto"/>
+          </w:tcPr>
+          <w:p>
+            <w:pPr>
+              <w:pStyle w:val="Compact"/>
+            </w:pPr>
+            <w:r>
+              <w:t>14 wk</w:t>
+            </w:r>
+          </w:p>
+        </w:tc>
+        <w:tc>
+          <w:tcPr>
+            <w:tcW w:w="0" w:type="auto"/>
+          </w:tcPr>
+          <w:p>
+            <w:pPr>
+              <w:pStyle w:val="Compact"/>
+            </w:pPr>
+            <w:r>
+              <w:t>— (runs throughout)</w:t>
+            </w:r>
+          </w:p>
+        </w:tc>
+      </w:tr>
+      <w:tr>
+        <w:tc>
+          <w:tcPr>
+            <w:tcW w:w="0" w:type="auto"/>
+          </w:tcPr>
+          <w:p>
+            <w:pPr>
+              <w:pStyle w:val="Compact"/>
+            </w:pPr>
+            <w:r>
+              <w:t>1.2</w:t>
+            </w:r>
+          </w:p>
+        </w:tc>
+        <w:tc>
+          <w:tcPr>
+            <w:tcW w:w="0" w:type="auto"/>
+          </w:tcPr>
+          <w:p>
+            <w:pPr>
+              <w:pStyle w:val="Compact"/>
+            </w:pPr>
+            <w:r>
+              <w:t>Requirements and Design</w:t>
+            </w:r>
+          </w:p>
+        </w:tc>
+        <w:tc>
+          <w:tcPr>
+            <w:tcW w:w="0" w:type="auto"/>
+          </w:tcPr>
+          <w:p>
+            <w:pPr>
+              <w:pStyle w:val="Compact"/>
+            </w:pPr>
+            <w:r>
+              <w:t>Sep 4, 2026</w:t>
+            </w:r>
+          </w:p>
+        </w:tc>
+        <w:tc>
+          <w:tcPr>
+            <w:tcW w:w="0" w:type="auto"/>
+          </w:tcPr>
+          <w:p>
+            <w:pPr>
+              <w:pStyle w:val="Compact"/>
+            </w:pPr>
+            <w:r>
+              <w:t>Oct 2, 2026</w:t>
+            </w:r>
+          </w:p>
+        </w:tc>
+        <w:tc>
+          <w:tcPr>
+            <w:tcW w:w="0" w:type="auto"/>
+          </w:tcPr>
+          <w:p>
+            <w:pPr>
+              <w:pStyle w:val="Compact"/>
+            </w:pPr>
+            <w:r>
+              <w:t>4 wk</w:t>
+            </w:r>
+          </w:p>
+        </w:tc>
+        <w:tc>
+          <w:tcPr>
+            <w:tcW w:w="0" w:type="auto"/>
+          </w:tcPr>
+          <w:p>
+            <w:pPr>
+              <w:pStyle w:val="Compact"/>
+            </w:pPr>
+            <w:r>
+              <w:t>1.1.1</w:t>
+            </w:r>
+          </w:p>
+        </w:tc>
+      </w:tr>
+      <w:tr>
+        <w:tc>
+          <w:tcPr>
+            <w:tcW w:w="0" w:type="auto"/>
+          </w:tcPr>
+          <w:p>
+            <w:pPr>
+              <w:pStyle w:val="Compact"/>
+            </w:pPr>
+            <w:r>
+              <w:t>1.3</w:t>
+            </w:r>
+          </w:p>
+        </w:tc>
+        <w:tc>
+          <w:tcPr>
+            <w:tcW w:w="0" w:type="auto"/>
+          </w:tcPr>
+          <w:p>
+            <w:pPr>
+              <w:pStyle w:val="Compact"/>
+            </w:pPr>
+            <w:r>
+              <w:t>Backend and API Development</w:t>
+            </w:r>
+          </w:p>
+        </w:tc>
+        <w:tc>
+          <w:tcPr>
+            <w:tcW w:w="0" w:type="auto"/>
+          </w:tcPr>
+          <w:p>
+            <w:pPr>
+              <w:pStyle w:val="Compact"/>
+            </w:pPr>
+            <w:r>
+              <w:t>Oct 2, 2026</w:t>
+            </w:r>
+          </w:p>
+        </w:tc>
+        <w:tc>
+          <w:tcPr>
+            <w:tcW w:w="0" w:type="auto"/>
+          </w:tcPr>
+          <w:p>
+            <w:pPr>
+              <w:pStyle w:val="Compact"/>
+            </w:pPr>
+            <w:r>
+              <w:t>Oct 30, 2026</w:t>
+            </w:r>
+          </w:p>
+        </w:tc>
+        <w:tc>
+          <w:tcPr>
+            <w:tcW w:w="0" w:type="auto"/>
+          </w:tcPr>
+          <w:p>
+            <w:pPr>
+              <w:pStyle w:val="Compact"/>
+            </w:pPr>
+            <w:r>
+              <w:t>4 wk</w:t>
+            </w:r>
+          </w:p>
+        </w:tc>
+        <w:tc>
+          <w:tcPr>
+            <w:tcW w:w="0" w:type="auto"/>
+          </w:tcPr>
+          <w:p>
+            <w:pPr>
+              <w:pStyle w:val="Compact"/>
+            </w:pPr>
+            <w:r>
+              <w:t>1.2.5</w:t>
+            </w:r>
+          </w:p>
+        </w:tc>
+      </w:tr>
+      <w:tr>
+        <w:tc>
+          <w:tcPr>
+            <w:tcW w:w="0" w:type="auto"/>
+          </w:tcPr>
+          <w:p>
+            <w:pPr>
+              <w:pStyle w:val="Compact"/>
+            </w:pPr>
+            <w:r>
+              <w:t>1.4</w:t>
+            </w:r>
+          </w:p>
+        </w:tc>
+        <w:tc>
+          <w:tcPr>
+            <w:tcW w:w="0" w:type="auto"/>
+          </w:tcPr>
+          <w:p>
+            <w:pPr>
+              <w:pStyle w:val="Compact"/>
+            </w:pPr>
+            <w:r>
+              <w:t>Mobile Application</w:t>
+            </w:r>
+          </w:p>
+        </w:tc>
+        <w:tc>
+          <w:tcPr>
+            <w:tcW w:w="0" w:type="auto"/>
+          </w:tcPr>
+          <w:p>
+            <w:pPr>
+              <w:pStyle w:val="Compact"/>
+            </w:pPr>
+            <w:r>
+              <w:t>Oct 9, 2026</w:t>
+            </w:r>
+          </w:p>
+        </w:tc>
+        <w:tc>
+          <w:tcPr>
+            <w:tcW w:w="0" w:type="auto"/>
+          </w:tcPr>
+          <w:p>
+            <w:pPr>
+              <w:pStyle w:val="Compact"/>
+            </w:pPr>
+            <w:r>
+              <w:t>Nov 6, 2026</w:t>
+            </w:r>
+          </w:p>
+        </w:tc>
+        <w:tc>
+          <w:tcPr>
+            <w:tcW w:w="0" w:type="auto"/>
+          </w:tcPr>
+          <w:p>
+            <w:pPr>
+              <w:pStyle w:val="Compact"/>
+            </w:pPr>
+            <w:r>
+              <w:t>4 wk</w:t>
+            </w:r>
+          </w:p>
+        </w:tc>
+        <w:tc>
+          <w:tcPr>
+            <w:tcW w:w="0" w:type="auto"/>
+          </w:tcPr>
+          <w:p>
+            <w:pPr>
+              <w:pStyle w:val="Compact"/>
+            </w:pPr>
+            <w:r>
+              <w:t>1.2.4, 1.2.5.3</w:t>
+            </w:r>
+          </w:p>
+        </w:tc>
+      </w:tr>
+      <w:tr>
+        <w:tc>
+          <w:tcPr>
+            <w:tcW w:w="0" w:type="auto"/>
+          </w:tcPr>
+          <w:p>
+            <w:pPr>
+              <w:pStyle w:val="Compact"/>
+            </w:pPr>
+            <w:r>
+              <w:t>1.5</w:t>
+            </w:r>
+          </w:p>
+        </w:tc>
+        <w:tc>
+          <w:tcPr>
+            <w:tcW w:w="0" w:type="auto"/>
+          </w:tcPr>
+          <w:p>
+            <w:pPr>
+              <w:pStyle w:val="Compact"/>
+            </w:pPr>
+            <w:r>
+              <w:t>Web Application</w:t>
+            </w:r>
+          </w:p>
+        </w:tc>
+        <w:tc>
+          <w:tcPr>
+            <w:tcW w:w="0" w:type="auto"/>
+          </w:tcPr>
+          <w:p>
+            <w:pPr>
+              <w:pStyle w:val="Compact"/>
+            </w:pPr>
+            <w:r>
+              <w:t>Oct 9, 2026</w:t>
+            </w:r>
+          </w:p>
+        </w:tc>
+        <w:tc>
+          <w:tcPr>
+            <w:tcW w:w="0" w:type="auto"/>
+          </w:tcPr>
+          <w:p>
+            <w:pPr>
+              <w:pStyle w:val="Compact"/>
+            </w:pPr>
+            <w:r>
+              <w:t>Nov 6, 2026</w:t>
+            </w:r>
+          </w:p>
+        </w:tc>
+        <w:tc>
+          <w:tcPr>
+            <w:tcW w:w="0" w:type="auto"/>
+          </w:tcPr>
+          <w:p>
+            <w:pPr>
+              <w:pStyle w:val="Compact"/>
+            </w:pPr>
+            <w:r>
+              <w:t>4 wk</w:t>
+            </w:r>
+          </w:p>
+        </w:tc>
+        <w:tc>
+          <w:tcPr>
+            <w:tcW w:w="0" w:type="auto"/>
+          </w:tcPr>
+          <w:p>
+            <w:pPr>
+              <w:pStyle w:val="Compact"/>
+            </w:pPr>
+            <w:r>
+              <w:t>1.2.4, 1.2.5.3</w:t>
+            </w:r>
+          </w:p>
+        </w:tc>
+      </w:tr>
+      <w:tr>
+        <w:tc>
+          <w:tcPr>
+            <w:tcW w:w="0" w:type="auto"/>
+          </w:tcPr>
+          <w:p>
+            <w:pPr>
+              <w:pStyle w:val="Compact"/>
+            </w:pPr>
+            <w:r>
+              <w:t>1.6</w:t>
+            </w:r>
+          </w:p>
+        </w:tc>
+        <w:tc>
+          <w:tcPr>
+            <w:tcW w:w="0" w:type="auto"/>
+          </w:tcPr>
+          <w:p>
+            <w:pPr>
+              <w:pStyle w:val="Compact"/>
+            </w:pPr>
+            <w:r>
+              <w:t>Mapping and Location Services</w:t>
+            </w:r>
+          </w:p>
+        </w:tc>
+        <w:tc>
+          <w:tcPr>
+            <w:tcW w:w="0" w:type="auto"/>
+          </w:tcPr>
+          <w:p>
+            <w:pPr>
+              <w:pStyle w:val="Compact"/>
+            </w:pPr>
+            <w:r>
+              <w:t>Oct 16, 2026</w:t>
+            </w:r>
+          </w:p>
+        </w:tc>
+        <w:tc>
+          <w:tcPr>
+            <w:tcW w:w="0" w:type="auto"/>
+          </w:tcPr>
+          <w:p>
+            <w:pPr>
+              <w:pStyle w:val="Compact"/>
+            </w:pPr>
+            <w:r>
+              <w:t>Oct 30, 2026</w:t>
+            </w:r>
+          </w:p>
+        </w:tc>
+        <w:tc>
+          <w:tcPr>
+            <w:tcW w:w="0" w:type="auto"/>
+          </w:tcPr>
+          <w:p>
+            <w:pPr>
+              <w:pStyle w:val="Compact"/>
+            </w:pPr>
+            <w:r>
+              <w:t>2 wk</w:t>
+            </w:r>
+          </w:p>
+        </w:tc>
+        <w:tc>
+          <w:tcPr>
+            <w:tcW w:w="0" w:type="auto"/>
+          </w:tcPr>
+          <w:p>
+            <w:pPr>
+              <w:pStyle w:val="Compact"/>
+            </w:pPr>
+            <w:r>
+              <w:t>1.3.1, 1.6.1</w:t>
+            </w:r>
+          </w:p>
+        </w:tc>
+      </w:tr>
+      <w:tr>
+        <w:tc>
+          <w:tcPr>
+            <w:tcW w:w="0" w:type="auto"/>
+          </w:tcPr>
+          <w:p>
+            <w:pPr>
+              <w:pStyle w:val="Compact"/>
+            </w:pPr>
+            <w:r>
+              <w:lastRenderedPageBreak/>
+              <w:t>1.7</w:t>
+            </w:r>
+          </w:p>
+        </w:tc>
+        <w:tc>
+          <w:tcPr>
+            <w:tcW w:w="0" w:type="auto"/>
+          </w:tcPr>
+          <w:p>
+            <w:pPr>
+              <w:pStyle w:val="Compact"/>
+            </w:pPr>
+            <w:r>
+              <w:t>Payment Integration</w:t>
+            </w:r>
+          </w:p>
+        </w:tc>
+        <w:tc>
+          <w:tcPr>
+            <w:tcW w:w="0" w:type="auto"/>
+          </w:tcPr>
+          <w:p>
+            <w:pPr>
+              <w:pStyle w:val="Compact"/>
+            </w:pPr>
+            <w:r>
+              <w:t>Oct 16, 2026</w:t>
+            </w:r>
+          </w:p>
+        </w:tc>
+        <w:tc>
+          <w:tcPr>
+            <w:tcW w:w="0" w:type="auto"/>
+          </w:tcPr>
+          <w:p>
+            <w:pPr>
+              <w:pStyle w:val="Compact"/>
+            </w:pPr>
+            <w:r>
+              <w:t>Nov 6, 2026</w:t>
+            </w:r>
+          </w:p>
+        </w:tc>
+        <w:tc>
+          <w:tcPr>
+            <w:tcW w:w="0" w:type="auto"/>
+          </w:tcPr>
+          <w:p>
+            <w:pPr>
+              <w:pStyle w:val="Compact"/>
+            </w:pPr>
+            <w:r>
+              <w:t>3 wk</w:t>
+            </w:r>
+          </w:p>
+        </w:tc>
+        <w:tc>
+          <w:tcPr>
+            <w:tcW w:w="0" w:type="auto"/>
+          </w:tcPr>
+          <w:p>
+            <w:pPr>
+              <w:pStyle w:val="Compact"/>
+            </w:pPr>
+            <w:r>
+              <w:t>1.3.1, 1.7.1</w:t>
+            </w:r>
+          </w:p>
+        </w:tc>
+      </w:tr>
+      <w:tr>
+        <w:tc>
+          <w:tcPr>
+            <w:tcW w:w="0" w:type="auto"/>
+          </w:tcPr>
+          <w:p>
+            <w:pPr>
+              <w:pStyle w:val="Compact"/>
+            </w:pPr>
+            <w:r>
+              <w:t>1.8</w:t>
+            </w:r>
+          </w:p>
+        </w:tc>
+        <w:tc>
+          <w:tcPr>
+            <w:tcW w:w="0" w:type="auto"/>
+          </w:tcPr>
+          <w:p>
+            <w:pPr>
+              <w:pStyle w:val="Compact"/>
+            </w:pPr>
+            <w:r>
+              <w:t>Garage Hardware Integration</w:t>
+            </w:r>
+          </w:p>
+        </w:tc>
+        <w:tc>
+          <w:tcPr>
+            <w:tcW w:w="0" w:type="auto"/>
+          </w:tcPr>
+          <w:p>
+            <w:pPr>
+              <w:pStyle w:val="Compact"/>
+            </w:pPr>
+            <w:r>
+              <w:t>Oct 23, 2026</w:t>
+            </w:r>
+          </w:p>
+        </w:tc>
+        <w:tc>
+          <w:tcPr>
+            <w:tcW w:w="0" w:type="auto"/>
+          </w:tcPr>
+          <w:p>
+            <w:pPr>
+              <w:pStyle w:val="Compact"/>
+            </w:pPr>
+            <w:r>
+              <w:t>Nov 6, 2026</w:t>
+            </w:r>
+          </w:p>
+        </w:tc>
+        <w:tc>
+          <w:tcPr>
+            <w:tcW w:w="0" w:type="auto"/>
+          </w:tcPr>
+          <w:p>
+            <w:pPr>
+              <w:pStyle w:val="Compact"/>
+            </w:pPr>
+            <w:r>
+              <w:t>2 wk</w:t>
+            </w:r>
+          </w:p>
+        </w:tc>
+        <w:tc>
+          <w:tcPr>
+            <w:tcW w:w="0" w:type="auto"/>
+          </w:tcPr>
+          <w:p>
+            <w:pPr>
+              <w:pStyle w:val="Compact"/>
+            </w:pPr>
+            <w:r>
+              <w:t>1.3.3</w:t>
+            </w:r>
+          </w:p>
+        </w:tc>
+      </w:tr>
+      <w:tr>
+        <w:tc>
+          <w:tcPr>
+            <w:tcW w:w="0" w:type="auto"/>
+          </w:tcPr>
+          <w:p>
+            <w:pPr>
+              <w:pStyle w:val="Compact"/>
+            </w:pPr>
+            <w:r>
+              <w:t>1.9</w:t>
+            </w:r>
+          </w:p>
+        </w:tc>
+        <w:tc>
+          <w:tcPr>
+            <w:tcW w:w="0" w:type="auto"/>
+          </w:tcPr>
+          <w:p>
+            <w:pPr>
+              <w:pStyle w:val="Compact"/>
+            </w:pPr>
+            <w:r>
+              <w:t>Quality Assurance and Testing</w:t>
+            </w:r>
+          </w:p>
+        </w:tc>
+        <w:tc>
+          <w:tcPr>
+            <w:tcW w:w="0" w:type="auto"/>
+          </w:tcPr>
+          <w:p>
+            <w:pPr>
+              <w:pStyle w:val="Compact"/>
+            </w:pPr>
+            <w:r>
+              <w:t>Oct 30, 2026</w:t>
+            </w:r>
+          </w:p>
+        </w:tc>
+        <w:tc>
+          <w:tcPr>
+            <w:tcW w:w="0" w:type="auto"/>
+          </w:tcPr>
+          <w:p>
+            <w:pPr>
+              <w:pStyle w:val="Compact"/>
+            </w:pPr>
+            <w:r>
+              <w:t>Nov 20, 2026</w:t>
+            </w:r>
+          </w:p>
+        </w:tc>
+        <w:tc>
+          <w:tcPr>
+            <w:tcW w:w="0" w:type="auto"/>
+          </w:tcPr>
+          <w:p>
+            <w:pPr>
+              <w:pStyle w:val="Compact"/>
+            </w:pPr>
+            <w:r>
+              <w:t>3 wk</w:t>
+            </w:r>
+          </w:p>
+        </w:tc>
+        <w:tc>
+          <w:tcPr>
+            <w:tcW w:w="0" w:type="auto"/>
+          </w:tcPr>
+          <w:p>
+            <w:pPr>
+              <w:pStyle w:val="Compact"/>
+            </w:pPr>
+            <w:r>
+              <w:t>1.3, 1.4, 1.5 (rolling)</w:t>
+            </w:r>
+          </w:p>
+        </w:tc>
+      </w:tr>
+      <w:tr>
+        <w:tc>
+          <w:tcPr>
+            <w:tcW w:w="0" w:type="auto"/>
+          </w:tcPr>
+          <w:p>
+            <w:pPr>
+              <w:pStyle w:val="Compact"/>
+            </w:pPr>
+            <w:r>
+              <w:t>1.10</w:t>
+            </w:r>
+          </w:p>
+        </w:tc>
+        <w:tc>
+          <w:tcPr>
+            <w:tcW w:w="0" w:type="auto"/>
+          </w:tcPr>
+          <w:p>
+            <w:pPr>
+              <w:pStyle w:val="Compact"/>
+            </w:pPr>
+            <w:r>
+              <w:t>Pilot and User Acceptance</w:t>
+            </w:r>
+          </w:p>
+        </w:tc>
+        <w:tc>
+          <w:tcPr>
+            <w:tcW w:w="0" w:type="auto"/>
+          </w:tcPr>
+          <w:p>
+            <w:pPr>
+              <w:pStyle w:val="Compact"/>
+            </w:pPr>
+            <w:r>
+              <w:t>Nov 6, 2026</w:t>
+            </w:r>
+          </w:p>
+        </w:tc>
+        <w:tc>
+          <w:tcPr>
+            <w:tcW w:w="0" w:type="auto"/>
+          </w:tcPr>
+          <w:p>
+            <w:pPr>
+              <w:pStyle w:val="Compact"/>
+            </w:pPr>
+            <w:r>
+              <w:t>Nov 20, 2026</w:t>
+            </w:r>
+          </w:p>
+        </w:tc>
+        <w:tc>
+          <w:tcPr>
+            <w:tcW w:w="0" w:type="auto"/>
+          </w:tcPr>
+          <w:p>
+            <w:pPr>
+              <w:pStyle w:val="Compact"/>
+            </w:pPr>
+            <w:r>
+              <w:t>2 wk</w:t>
+            </w:r>
+          </w:p>
+        </w:tc>
+        <w:tc>
+          <w:tcPr>
+            <w:tcW w:w="0" w:type="auto"/>
+          </w:tcPr>
+          <w:p>
+            <w:pPr>
+              <w:pStyle w:val="Compact"/>
+            </w:pPr>
+            <w:r>
+              <w:t>1.9.2, 1.8</w:t>
+            </w:r>
+          </w:p>
+        </w:tc>
+      </w:tr>
+      <w:tr>
+        <w:tc>
+          <w:tcPr>
+            <w:tcW w:w="0" w:type="auto"/>
+          </w:tcPr>
+          <w:p>
+            <w:pPr>
+              <w:pStyle w:val="Compact"/>
+            </w:pPr>
+            <w:r>
+              <w:t>1.11</w:t>
+            </w:r>
+          </w:p>
+        </w:tc>
+        <w:tc>
+          <w:tcPr>
+            <w:tcW w:w="0" w:type="auto"/>
+          </w:tcPr>
+          <w:p>
+            <w:pPr>
+              <w:pStyle w:val="Compact"/>
+            </w:pPr>
+            <w:r>
+              <w:t>Deployment and Launch</w:t>
+            </w:r>
+          </w:p>
+        </w:tc>
+        <w:tc>
+          <w:tcPr>
+            <w:tcW w:w="0" w:type="auto"/>
+          </w:tcPr>
+          <w:p>
+            <w:pPr>
+              <w:pStyle w:val="Compact"/>
+            </w:pPr>
+            <w:r>
+              <w:t>Nov 20, 2026</w:t>
+            </w:r>
+          </w:p>
+        </w:tc>
+        <w:tc>
+          <w:tcPr>
+            <w:tcW w:w="0" w:type="auto"/>
+          </w:tcPr>
+          <w:p>
+            <w:pPr>
+              <w:pStyle w:val="Compact"/>
+            </w:pPr>
+            <w:r>
+              <w:t>Dec 4, 2026</w:t>
+            </w:r>
+          </w:p>
+        </w:tc>
+        <w:tc>
+          <w:tcPr>
+            <w:tcW w:w="0" w:type="auto"/>
+          </w:tcPr>
+          <w:p>
+            <w:pPr>
+              <w:pStyle w:val="Compact"/>
+            </w:pPr>
+            <w:r>
+              <w:t>2 wk</w:t>
+            </w:r>
+          </w:p>
+        </w:tc>
+        <w:tc>
+          <w:tcPr>
+            <w:tcW w:w="0" w:type="auto"/>
+          </w:tcPr>
+          <w:p>
+            <w:pPr>
+              <w:pStyle w:val="Compact"/>
+            </w:pPr>
+            <w:r>
+              <w:t>1.10.4</w:t>
+            </w:r>
+          </w:p>
+        </w:tc>
+      </w:tr>
+    </w:tbl>
+    <w:p>
+      <w:pPr>
+        <w:pStyle w:val="Heading3"/>
+      </w:pPr>
+      <w:bookmarkStart w:id="91" w:name="milestones"/>
+      <w:bookmarkStart w:id="92" w:name="_Toc240570436"/>
+      <w:bookmarkEnd w:id="89"/>
+      <w:r>
+        <w:t>6.3 Milestones</w:t>
+      </w:r>
+      <w:bookmarkEnd w:id="92"/>
+    </w:p>
+    <w:tbl>
+      <w:tblPr>
+        <w:tblStyle w:val="Table"/>
+        <w:tblW w:w="5000" w:type="pct"/>
+        <w:tblLook w:val="0020" w:firstRow="1" w:lastRow="0" w:firstColumn="0" w:lastColumn="0" w:noHBand="0" w:noVBand="0"/>
+      </w:tblPr>
+      <w:tblGrid>
+        <w:gridCol w:w="545"/>
+        <w:gridCol w:w="2765"/>
+        <w:gridCol w:w="1512"/>
+        <w:gridCol w:w="4754"/>
+      </w:tblGrid>
+      <w:tr>
+        <w:trPr>
+          <w:cnfStyle w:val="100000000000" w:firstRow="1" w:lastRow="0" w:firstColumn="0" w:lastColumn="0" w:oddVBand="0" w:evenVBand="0" w:oddHBand="0" w:evenHBand="0" w:firstRowFirstColumn="0" w:firstRowLastColumn="0" w:lastRowFirstColumn="0" w:lastRowLastColumn="0"/>
+          <w:tblHeader/>
+        </w:trPr>
+        <w:tc>
+          <w:tcPr>
+            <w:tcW w:w="0" w:type="auto"/>
+          </w:tcPr>
+          <w:p>
+            <w:pPr>
+              <w:pStyle w:val="Compact"/>
+            </w:pPr>
+            <w:r>
+              <w:t>ID</w:t>
+            </w:r>
+          </w:p>
+        </w:tc>
+        <w:tc>
+          <w:tcPr>
+            <w:tcW w:w="0" w:type="auto"/>
+          </w:tcPr>
+          <w:p>
+            <w:pPr>
+              <w:pStyle w:val="Compact"/>
+            </w:pPr>
+            <w:r>
+              <w:t>Milestone</w:t>
+            </w:r>
+          </w:p>
+        </w:tc>
+        <w:tc>
+          <w:tcPr>
+            <w:tcW w:w="0" w:type="auto"/>
+          </w:tcPr>
+          <w:p>
+            <w:pPr>
+              <w:pStyle w:val="Compact"/>
+            </w:pPr>
+            <w:r>
+              <w:t>Target date</w:t>
+            </w:r>
+          </w:p>
+        </w:tc>
+        <w:tc>
+          <w:tcPr>
+            <w:tcW w:w="0" w:type="auto"/>
+          </w:tcPr>
+          <w:p>
+            <w:pPr>
+              <w:pStyle w:val="Compact"/>
+            </w:pPr>
+            <w:r>
+              <w:t>Gate criteria</w:t>
+            </w:r>
+          </w:p>
+        </w:tc>
+      </w:tr>
+      <w:tr>
+        <w:tc>
+          <w:tcPr>
+            <w:tcW w:w="0" w:type="auto"/>
+          </w:tcPr>
+          <w:p>
+            <w:pPr>
+              <w:pStyle w:val="Compact"/>
+            </w:pPr>
+            <w:r>
+              <w:t>M1</w:t>
+            </w:r>
+          </w:p>
+        </w:tc>
+        <w:tc>
+          <w:tcPr>
+            <w:tcW w:w="0" w:type="auto"/>
+          </w:tcPr>
+          <w:p>
+            <w:pPr>
+              <w:pStyle w:val="Compact"/>
+            </w:pPr>
+            <w:r>
+              <w:t>Project kickoff</w:t>
+            </w:r>
+          </w:p>
+        </w:tc>
+        <w:tc>
+          <w:tcPr>
+            <w:tcW w:w="0" w:type="auto"/>
+          </w:tcPr>
+          <w:p>
+            <w:pPr>
+              <w:pStyle w:val="Compact"/>
+            </w:pPr>
+            <w:r>
+              <w:t>Aug 28, 2026</w:t>
+            </w:r>
+          </w:p>
+        </w:tc>
+        <w:tc>
+          <w:tcPr>
+            <w:tcW w:w="0" w:type="auto"/>
+          </w:tcPr>
+          <w:p>
+            <w:pPr>
+              <w:pStyle w:val="Compact"/>
+            </w:pPr>
+            <w:r>
+              <w:t>Charter approved and teams assigned</w:t>
+            </w:r>
+          </w:p>
+        </w:tc>
+      </w:tr>
+      <w:tr>
+        <w:tc>
+          <w:tcPr>
+            <w:tcW w:w="0" w:type="auto"/>
+          </w:tcPr>
+          <w:p>
+            <w:pPr>
+              <w:pStyle w:val="Compact"/>
+            </w:pPr>
+            <w:r>
+              <w:t>M2</w:t>
+            </w:r>
+          </w:p>
+        </w:tc>
+        <w:tc>
+          <w:tcPr>
+            <w:tcW w:w="0" w:type="auto"/>
+          </w:tcPr>
+          <w:p>
+            <w:pPr>
+              <w:pStyle w:val="Compact"/>
+            </w:pPr>
+            <w:r>
+              <w:t>Requirements approved</w:t>
+            </w:r>
+          </w:p>
+        </w:tc>
+        <w:tc>
+          <w:tcPr>
+            <w:tcW w:w="0" w:type="auto"/>
+          </w:tcPr>
+          <w:p>
+            <w:pPr>
+              <w:pStyle w:val="Compact"/>
+            </w:pPr>
+            <w:r>
+              <w:t>Oct 2, 2026</w:t>
+            </w:r>
+          </w:p>
+        </w:tc>
+        <w:tc>
+          <w:tcPr>
+            <w:tcW w:w="0" w:type="auto"/>
+          </w:tcPr>
+          <w:p>
+            <w:pPr>
+              <w:pStyle w:val="Compact"/>
+            </w:pPr>
+            <w:r>
+              <w:t>Client sign-off on SRS and API contract</w:t>
+            </w:r>
+          </w:p>
+        </w:tc>
+      </w:tr>
+      <w:tr>
+        <w:tc>
+          <w:tcPr>
+            <w:tcW w:w="0" w:type="auto"/>
+          </w:tcPr>
+          <w:p>
+            <w:pPr>
+              <w:pStyle w:val="Compact"/>
+            </w:pPr>
+            <w:r>
+              <w:t>M3</w:t>
+            </w:r>
+          </w:p>
+        </w:tc>
+        <w:tc>
+          <w:tcPr>
+            <w:tcW w:w="0" w:type="auto"/>
+          </w:tcPr>
+          <w:p>
+            <w:pPr>
+              <w:pStyle w:val="Compact"/>
+            </w:pPr>
+            <w:r>
+              <w:t>Backend feature complete</w:t>
+            </w:r>
+          </w:p>
+        </w:tc>
+        <w:tc>
+          <w:tcPr>
+            <w:tcW w:w="0" w:type="auto"/>
+          </w:tcPr>
+          <w:p>
+            <w:pPr>
+              <w:pStyle w:val="Compact"/>
+            </w:pPr>
+            <w:r>
+              <w:t>Oct 30, 2026</w:t>
+            </w:r>
+          </w:p>
+        </w:tc>
+        <w:tc>
+          <w:tcPr>
+            <w:tcW w:w="0" w:type="auto"/>
+          </w:tcPr>
+          <w:p>
+            <w:pPr>
+              <w:pStyle w:val="Compact"/>
+            </w:pPr>
+            <w:r>
+              <w:t>All API endpoints deployed to staging</w:t>
+            </w:r>
+          </w:p>
+        </w:tc>
+      </w:tr>
+      <w:tr>
+        <w:tc>
+          <w:tcPr>
+            <w:tcW w:w="0" w:type="auto"/>
+          </w:tcPr>
+          <w:p>
+            <w:pPr>
+              <w:pStyle w:val="Compact"/>
+            </w:pPr>
+            <w:r>
+              <w:t>M4</w:t>
+            </w:r>
+          </w:p>
+        </w:tc>
+        <w:tc>
+          <w:tcPr>
+            <w:tcW w:w="0" w:type="auto"/>
+          </w:tcPr>
+          <w:p>
+            <w:pPr>
+              <w:pStyle w:val="Compact"/>
+            </w:pPr>
+            <w:r>
+              <w:t>Code complete</w:t>
+            </w:r>
+          </w:p>
+        </w:tc>
+        <w:tc>
+          <w:tcPr>
+            <w:tcW w:w="0" w:type="auto"/>
+          </w:tcPr>
+          <w:p>
+            <w:pPr>
+              <w:pStyle w:val="Compact"/>
+            </w:pPr>
+            <w:r>
+              <w:t>Nov 6, 2026</w:t>
+            </w:r>
+          </w:p>
+        </w:tc>
+        <w:tc>
+          <w:tcPr>
+            <w:tcW w:w="0" w:type="auto"/>
+          </w:tcPr>
+          <w:p>
+            <w:pPr>
+              <w:pStyle w:val="Compact"/>
+            </w:pPr>
+            <w:r>
+              <w:t>All integrations done, feature freeze</w:t>
+            </w:r>
+          </w:p>
+        </w:tc>
+      </w:tr>
+      <w:tr>
+        <w:tc>
+          <w:tcPr>
+            <w:tcW w:w="0" w:type="auto"/>
+          </w:tcPr>
+          <w:p>
+            <w:pPr>
+              <w:pStyle w:val="Compact"/>
+            </w:pPr>
+            <w:r>
+              <w:t>M5</w:t>
+            </w:r>
+          </w:p>
+        </w:tc>
+        <w:tc>
+          <w:tcPr>
+            <w:tcW w:w="0" w:type="auto"/>
+          </w:tcPr>
+          <w:p>
+            <w:pPr>
+              <w:pStyle w:val="Compact"/>
+            </w:pPr>
+            <w:r>
+              <w:t>UAT sign-off</w:t>
+            </w:r>
+          </w:p>
+        </w:tc>
+        <w:tc>
+          <w:tcPr>
+            <w:tcW w:w="0" w:type="auto"/>
+          </w:tcPr>
+          <w:p>
+            <w:pPr>
+              <w:pStyle w:val="Compact"/>
+            </w:pPr>
+            <w:r>
+              <w:t>Nov 20, 2026</w:t>
+            </w:r>
+          </w:p>
+        </w:tc>
+        <w:tc>
+          <w:tcPr>
+            <w:tcW w:w="0" w:type="auto"/>
+          </w:tcPr>
+          <w:p>
+            <w:pPr>
+              <w:pStyle w:val="Compact"/>
+            </w:pPr>
+            <w:r>
+              <w:t>Pilot garages running with no severity-1 defects</w:t>
+            </w:r>
+          </w:p>
+        </w:tc>
+      </w:tr>
+      <w:tr>
+        <w:tc>
+          <w:tcPr>
+            <w:tcW w:w="0" w:type="auto"/>
+          </w:tcPr>
+          <w:p>
+            <w:pPr>
+              <w:pStyle w:val="Compact"/>
+            </w:pPr>
+            <w:r>
+              <w:t>M6</w:t>
+            </w:r>
+          </w:p>
+        </w:tc>
+        <w:tc>
+          <w:tcPr>
+            <w:tcW w:w="0" w:type="auto"/>
+          </w:tcPr>
+          <w:p>
+            <w:pPr>
+              <w:pStyle w:val="Compact"/>
+            </w:pPr>
+            <w:r>
+              <w:t>Launch</w:t>
+            </w:r>
+          </w:p>
+        </w:tc>
+        <w:tc>
+          <w:tcPr>
+            <w:tcW w:w="0" w:type="auto"/>
+          </w:tcPr>
+          <w:p>
+            <w:pPr>
+              <w:pStyle w:val="Compact"/>
+            </w:pPr>
+            <w:r>
+              <w:t>Dec 4, 2026</w:t>
+            </w:r>
+          </w:p>
+        </w:tc>
+        <w:tc>
+          <w:tcPr>
+            <w:tcW w:w="0" w:type="auto"/>
+          </w:tcPr>
+          <w:p>
+            <w:pPr>
+              <w:pStyle w:val="Compact"/>
+            </w:pPr>
+            <w:r>
+              <w:t>Apps approved in both stores, production live</w:t>
+            </w:r>
+          </w:p>
+        </w:tc>
+      </w:tr>
+      <w:bookmarkEnd w:id="91"/>
+    </w:tbl>
+    <w:p>
+      <w:pPr>
+        <w:sectPr>
+          <w:headerReference w:type="default" r:id="rId7"/>
+          <w:footerReference w:type="default" r:id="rId8"/>
+          <w:pgSz w:w="12240" w:h="15840"/>
+          <w:pgMar w:top="1440" w:right="1440" w:bottom="1440" w:left="1440" w:header="720" w:footer="720" w:gutter="0"/>
+          <w:cols w:space="720"/>
+          <w:docGrid w:linePitch="360"/>
+        </w:sectPr>
+      </w:pPr>
+    </w:p>
+    <w:p>
+      <w:pPr>
+        <w:pStyle w:val="Heading3"/>
+      </w:pPr>
+      <w:bookmarkStart w:id="93" w:name="gantt-chart"/>
+      <w:bookmarkStart w:id="94" w:name="_Toc240570437"/>
+      <w:r>
+        <w:lastRenderedPageBreak/>
+        <w:t>6.4 Gantt Chart</w:t>
+      </w:r>
+      <w:bookmarkEnd w:id="94"/>
+    </w:p>
+    <w:p>
+      <w:pPr>
+        <w:pStyle w:val="CaptionedFigure"/>
+      </w:pPr>
+      <w:r>
+        <w:rPr>
+          <w:noProof/>
+        </w:rPr>
+        <w:drawing>
+          <wp:inline distT="0" distB="0" distL="0" distR="0" wp14:anchorId="1C643C26" wp14:editId="4C6444C3">
+            <wp:extent cx="8229600" cy="4869586"/>
+            <wp:effectExtent l="0" t="0" r="0" b="0"/>
+            <wp:docPr id="77" name="Picture" descr="Figure 1: Draft project schedule for the Smart Parking Platform, August through December 2026. Diamonds mark the six project milestones listed in Section 6.3."/>
+            <wp:cNvGraphicFramePr/>
+            <a:graphic xmlns:a="http://schemas.openxmlformats.org/drawingml/2006/main">
+              <a:graphicData uri="http://schemas.openxmlformats.org/drawingml/2006/picture">
+                <pic:pic xmlns:pic="http://schemas.openxmlformats.org/drawingml/2006/picture">
+                  <pic:nvPicPr>
+                    <pic:cNvPr id="78" name="Picture" descr="gantt.png"/>
+                    <pic:cNvPicPr>
+                      <a:picLocks noChangeAspect="1" noChangeArrowheads="1"/>
+                    </pic:cNvPicPr>
+                  </pic:nvPicPr>
+                  <pic:blipFill>
+                    <a:blip r:embed="rId9"/>
+                    <a:stretch>
+                      <a:fillRect/>
+                    </a:stretch>
+                  </pic:blipFill>
+                  <pic:spPr bwMode="auto">
+                    <a:xfrm>
+                      <a:off x="0" y="0"/>
+                      <a:ext cx="8229600" cy="4869586"/>
+                    </a:xfrm>
+                    <a:prstGeom prst="rect">
+                      <a:avLst/>
+                    </a:prstGeom>
+                    <a:noFill/>
+                    <a:ln w="9525">
+                      <a:noFill/>
+                      <a:headEnd/>
+                      <a:tailEnd/>
+                    </a:ln>
+                  </pic:spPr>
+                </pic:pic>
+              </a:graphicData>
+            </a:graphic>
+          </wp:inline>
+        </w:drawing>
+      </w:r>
+    </w:p>
+    <w:p>
+      <w:pPr>
+        <w:pStyle w:val="ImageCaption"/>
+      </w:pPr>
+      <w:r>
+        <w:t>Figure 1: Draft project schedule for the Smart Parking Platform, August through December 2026. Diamonds mark the six project milestones listed in Section 6.3.</w:t>
+      </w:r>
+    </w:p>
+    <w:p>
+      <w:pPr>
+        <w:sectPr>
+          <w:headerReference w:type="default" r:id="rId10"/>
+          <w:footerReference w:type="default" r:id="rId11"/>
+          <w:pgSz w:w="15840" w:h="12240" w:orient="landscape"/>
+          <w:pgMar w:top="1440" w:right="1440" w:bottom="1440" w:left="1440" w:header="720" w:footer="720" w:gutter="0"/>
+          <w:cols w:space="720"/>
+          <w:docGrid w:linePitch="360"/>
+        </w:sectPr>
+      </w:pPr>
+    </w:p>
+    <w:p>
+      <w:pPr>
+        <w:pStyle w:val="Heading3"/>
+      </w:pPr>
+      <w:bookmarkStart w:id="95" w:name="critical-path"/>
+      <w:bookmarkStart w:id="96" w:name="_Toc240570438"/>
+      <w:bookmarkEnd w:id="93"/>
+      <w:r>
+        <w:lastRenderedPageBreak/>
+        <w:t>6.5 Critical Path</w:t>
+      </w:r>
+      <w:bookmarkEnd w:id="96"/>
+    </w:p>
+    <w:p>
+      <w:pPr>
+        <w:pStyle w:val="FirstParagraph"/>
+      </w:pPr>
+      <w:r>
+        <w:t>The longest dependent chain through the schedule is:</w:t>
+      </w:r>
+    </w:p>
+    <w:p>
+      <w:pPr>
+        <w:pStyle w:val="Compact"/>
+        <w:numPr>
+          <w:ilvl w:val="0"/>
+          <w:numId w:val="31"/>
+        </w:numPr>
+      </w:pPr>
+      <w:r>
+        <w:rPr>
+          <w:b/>
+          <w:bCs/>
+        </w:rPr>
+        <w:t>1.1.1</w:t>
+      </w:r>
+      <w:r>
+        <w:t xml:space="preserve"> Project charter</w:t>
+      </w:r>
+    </w:p>
+    <w:p>
+      <w:pPr>
+        <w:pStyle w:val="Compact"/>
+        <w:numPr>
+          <w:ilvl w:val="0"/>
+          <w:numId w:val="31"/>
+        </w:numPr>
+      </w:pPr>
+      <w:r>
+        <w:rPr>
+          <w:b/>
+          <w:bCs/>
+        </w:rPr>
+        <w:t>1.2</w:t>
+      </w:r>
+      <w:r>
+        <w:t xml:space="preserve"> Requirements and Design</w:t>
+      </w:r>
+    </w:p>
+    <w:p>
+      <w:pPr>
+        <w:pStyle w:val="Compact"/>
+        <w:numPr>
+          <w:ilvl w:val="0"/>
+          <w:numId w:val="31"/>
+        </w:numPr>
+      </w:pPr>
+      <w:r>
+        <w:rPr>
+          <w:b/>
+          <w:bCs/>
+        </w:rPr>
+        <w:t>1.3</w:t>
+      </w:r>
+      <w:r>
+        <w:t xml:space="preserve"> Backend and API</w:t>
+      </w:r>
+    </w:p>
+    <w:p>
+      <w:pPr>
+        <w:pStyle w:val="Compact"/>
+        <w:numPr>
+          <w:ilvl w:val="0"/>
+          <w:numId w:val="31"/>
+        </w:numPr>
+      </w:pPr>
+      <w:r>
+        <w:rPr>
+          <w:b/>
+          <w:bCs/>
+        </w:rPr>
+        <w:t>1.9</w:t>
+      </w:r>
+      <w:r>
+        <w:t xml:space="preserve"> </w:t>
+      </w:r>
+      <w:r>
+        <w:t>Quality Assurance and Testing</w:t>
+      </w:r>
+    </w:p>
+    <w:p>
+      <w:pPr>
+        <w:pStyle w:val="Compact"/>
+        <w:numPr>
+          <w:ilvl w:val="0"/>
+          <w:numId w:val="31"/>
+        </w:numPr>
+      </w:pPr>
+      <w:r>
+        <w:rPr>
+          <w:b/>
+          <w:bCs/>
+        </w:rPr>
+        <w:t>1.10</w:t>
+      </w:r>
+      <w:r>
+        <w:t xml:space="preserve"> Pilot and User Acceptance</w:t>
+      </w:r>
+    </w:p>
+    <w:p>
+      <w:pPr>
+        <w:pStyle w:val="Compact"/>
+        <w:numPr>
+          <w:ilvl w:val="0"/>
+          <w:numId w:val="31"/>
+        </w:numPr>
+      </w:pPr>
+      <w:r>
+        <w:rPr>
+          <w:b/>
+          <w:bCs/>
+        </w:rPr>
+        <w:t>1.11</w:t>
+      </w:r>
+      <w:r>
+        <w:t xml:space="preserve"> Deployment and Launch</w:t>
+      </w:r>
+    </w:p>
+    <w:p>
+      <w:pPr>
+        <w:pStyle w:val="FirstParagraph"/>
+      </w:pPr>
+      <w:r>
+        <w:t>This chain has no slack. The December 4 delivery date is fixed and cannot move, so any delay in requirements sign-off (M2) has to be absorbed by cutting scope rather than by extending the schedule. Every client-side and integration branch waits on the API contract produced in the Requirements and Design phase.</w:t>
+      </w:r>
+    </w:p>
+    <w:p>
+      <w:pPr>
+        <w:pStyle w:val="BodyText"/>
+      </w:pPr>
+      <w:r>
+        <w:t>The compressed timeline changes the risk profile. On a longer schedule a two-week slip is recoverable; here it consumes half a phase.</w:t>
+      </w:r>
+    </w:p>
+    <w:p>
+      <w:pPr>
+        <w:pStyle w:val="BodyText"/>
+      </w:pPr>
+      <w:r>
+        <w:t>Three risks sit directly on this path and will be carried into the risk register:</w:t>
+      </w:r>
+    </w:p>
+    <w:p>
+      <w:pPr>
+        <w:pStyle w:val="Compact"/>
+        <w:numPr>
+          <w:ilvl w:val="0"/>
+          <w:numId w:val="32"/>
+        </w:numPr>
+      </w:pPr>
+      <w:r>
+        <w:rPr>
+          <w:b/>
+          <w:bCs/>
+        </w:rPr>
+        <w:t>Requirements sign-off slipping past October 2.</w:t>
+      </w:r>
+      <w:r>
+        <w:t xml:space="preserve"> The client has three separate stakeholder groups — operators, drivers, and the city transportation department — and their priorities may conflict. Sign-off is time-boxed to one week, which is aggressive.</w:t>
+      </w:r>
+    </w:p>
+    <w:p>
+      <w:pPr>
+        <w:pStyle w:val="Compact"/>
+        <w:numPr>
+          <w:ilvl w:val="0"/>
+          <w:numId w:val="32"/>
+        </w:numPr>
+      </w:pPr>
+      <w:r>
+        <w:rPr>
+          <w:b/>
+          <w:bCs/>
+        </w:rPr>
+        <w:t>Garage hardware integration (1.8) running long.</w:t>
+      </w:r>
+      <w:r>
+        <w:t xml:space="preserve"> It is not on the critical path today, but it feeds the pilot in 1.10, and it has only two weeks. Any vendor delay makes it critical immediately.</w:t>
+      </w:r>
+    </w:p>
+    <w:p>
+      <w:pPr>
+        <w:pStyle w:val="Compact"/>
+        <w:numPr>
+          <w:ilvl w:val="0"/>
+          <w:numId w:val="32"/>
+        </w:numPr>
+      </w:pPr>
+      <w:r>
+        <w:rPr>
+          <w:b/>
+          <w:bCs/>
+        </w:rPr>
+        <w:t>Testing compressed against the Thanksgiving break.</w:t>
+      </w:r>
+      <w:r>
+        <w:t xml:space="preserve"> QA ends November 20 and deployment runs through a week with no working days. There is no recovery window between UAT sign-off and delivery.</w:t>
+      </w:r>
+    </w:p>
+    <w:p>
+      <w:pPr>
+        <w:pStyle w:val="Heading3"/>
+      </w:pPr>
+      <w:bookmarkStart w:id="97" w:name="open-scheduling-items"/>
+      <w:bookmarkStart w:id="98" w:name="_Toc240570439"/>
+      <w:bookmarkEnd w:id="95"/>
+      <w:r>
+        <w:t>6.6 Open Scheduling Items</w:t>
+      </w:r>
+      <w:bookmarkEnd w:id="98"/>
+    </w:p>
+    <w:p>
+      <w:pPr>
+        <w:pStyle w:val="Compact"/>
+        <w:numPr>
+          <w:ilvl w:val="0"/>
+          <w:numId w:val="33"/>
+        </w:numPr>
+      </w:pPr>
+      <w:r>
+        <w:t>Effort estimates in hours per work package, which will replace the duration estimates above</w:t>
+      </w:r>
+    </w:p>
+    <w:p>
+      <w:pPr>
+        <w:pStyle w:val="Compact"/>
+        <w:numPr>
+          <w:ilvl w:val="0"/>
+          <w:numId w:val="33"/>
+        </w:numPr>
+      </w:pPr>
+      <w:r>
+        <w:t>Resource leveling once team sizes are confirmed</w:t>
+      </w:r>
+    </w:p>
+    <w:p>
+      <w:pPr>
+        <w:pStyle w:val="Compact"/>
+        <w:numPr>
+          <w:ilvl w:val="0"/>
+          <w:numId w:val="33"/>
+        </w:numPr>
+      </w:pPr>
+      <w:r>
+        <w:t>Buffer allocation for the critical path</w:t>
+      </w:r>
+    </w:p>
+    <w:p>
+      <w:pPr>
+        <w:pStyle w:val="Compact"/>
+        <w:numPr>
+          <w:ilvl w:val="0"/>
+          <w:numId w:val="33"/>
+        </w:numPr>
+      </w:pPr>
+      <w:r>
+        <w:t>Holiday and semester-break calendar</w:t>
+      </w:r>
+    </w:p>
+    <w:p>
+      <w:r>
+        <w:pict w14:anchorId="3DAEC734">
+          <v:rect id="_x0000_i1026" style="width:0;height:1.5pt" o:hralign="center" o:hrstd="t" o:hr="t"/>
+        </w:pict>
+      </w:r>
+    </w:p>
+    <w:p>
+      <w:pPr>
+        <w:pStyle w:val="Heading2"/>
+      </w:pPr>
+      <w:bookmarkStart w:id="99" w:name="next-steps"/>
+      <w:bookmarkStart w:id="100" w:name="_Toc240570440"/>
+      <w:bookmarkEnd w:id="97"/>
+      <w:bookmarkEnd w:id="85"/>
+      <w:r>
+        <w:t>7. Next Steps</w:t>
+      </w:r>
+      <w:bookmarkEnd w:id="100"/>
+    </w:p>
+    <w:p>
+      <w:pPr>
+        <w:pStyle w:val="Compact"/>
+        <w:numPr>
+          <w:ilvl w:val="0"/>
+          <w:numId w:val="34"/>
+        </w:numPr>
+      </w:pPr>
+      <w:r>
+        <w:t>Add effort estimates in hours to each work package in Section 5, then resource-level the schedule.</w:t>
+      </w:r>
+    </w:p>
+    <w:p>
+      <w:pPr>
+        <w:pStyle w:val="Compact"/>
+        <w:numPr>
+          <w:ilvl w:val="0"/>
+          <w:numId w:val="34"/>
+        </w:numPr>
+      </w:pPr>
+      <w:r>
+        <w:t>Start the risk register, beginning with the two critical-path risks named in Section 6.5 and the third-party dependency risks in Section 3.9.</w:t>
+      </w:r>
+    </w:p>
+    <w:p>
+      <w:pPr>
+        <w:pStyle w:val="Compact"/>
+        <w:numPr>
+          <w:ilvl w:val="0"/>
+          <w:numId w:val="34"/>
+        </w:numPr>
+      </w:pPr>
+      <w:r>
+        <w:lastRenderedPageBreak/>
+        <w:t>Run stakeholder analysis and requirements elicitation to confirm and extend the requirements in Section 4.</w:t>
+      </w:r>
+    </w:p>
+    <w:p>
+      <w:pPr>
+        <w:pStyle w:val="Compact"/>
+        <w:numPr>
+          <w:ilvl w:val="0"/>
+          <w:numId w:val="34"/>
+        </w:numPr>
+      </w:pPr>
+      <w:r>
+        <w:t>Expand the SRS with use case and sequence diagrams and acceptance criteria.</w:t>
+      </w:r>
+    </w:p>
+    <w:p>
+      <w:pPr>
+        <w:pStyle w:val="Heading2"/>
+      </w:pPr>
+      <w:bookmarkStart w:id="101" w:name="references"/>
+      <w:bookmarkStart w:id="102" w:name="_Toc240570441"/>
+      <w:bookmarkEnd w:id="99"/>
+      <w:r>
+        <w:t>8. References</w:t>
+      </w:r>
+      <w:bookmarkEnd w:id="102"/>
+    </w:p>
+    <w:p>
+      <w:pPr>
+        <w:pStyle w:val="Compact"/>
+        <w:numPr>
+          <w:ilvl w:val="0"/>
+          <w:numId w:val="35"/>
+        </w:numPr>
+      </w:pPr>
+      <w:r>
         <w:t xml:space="preserve">Market Research Intellect — </w:t>
       </w:r>
       <w:r>
@@ -8012,7 +12898,7 @@
         <w:pStyle w:val="Compact"/>
         <w:numPr>
           <w:ilvl w:val="0"/>
-          <w:numId w:val="10"/>
+          <w:numId w:val="35"/>
         </w:numPr>
       </w:pPr>
       <w:r>
@@ -8034,7 +12920,7 @@
         <w:pStyle w:val="Compact"/>
         <w:numPr>
           <w:ilvl w:val="0"/>
-          <w:numId w:val="10"/>
+          <w:numId w:val="35"/>
         </w:numPr>
       </w:pPr>
       <w:r>
@@ -8056,7 +12942,7 @@
         <w:pStyle w:val="Compact"/>
         <w:numPr>
           <w:ilvl w:val="0"/>
-          <w:numId w:val="10"/>
+          <w:numId w:val="35"/>
         </w:numPr>
       </w:pPr>
       <w:r>
@@ -8078,7 +12964,7 @@
         <w:pStyle w:val="Compact"/>
         <w:numPr>
           <w:ilvl w:val="0"/>
-          <w:numId w:val="10"/>
+          <w:numId w:val="35"/>
         </w:numPr>
       </w:pPr>
       <w:r>
@@ -8104,14 +12990,14 @@
           <w:i/>
           <w:iCs/>
         </w:rPr>
-        <w:t>End of document — version 1.0</w:t>
-      </w:r>
-      <w:bookmarkEnd w:id="0"/>
-      <w:bookmarkEnd w:id="76"/>
-    </w:p>
+        <w:t>End of document — version 1.1</w:t>
+      </w:r>
+    </w:p>
+    <w:bookmarkEnd w:id="101"/>
+    <w:bookmarkEnd w:id="0"/>
     <w:sectPr>
-      <w:headerReference w:type="default" r:id="rId7"/>
-      <w:footerReference w:type="default" r:id="rId8"/>
+      <w:headerReference w:type="default" r:id="rId12"/>
+      <w:footerReference w:type="default" r:id="rId13"/>
       <w:pgSz w:w="12240" w:h="15840"/>
       <w:pgMar w:top="1440" w:right="1440" w:bottom="1440" w:left="1440" w:header="720" w:footer="720" w:gutter="0"/>
       <w:cols w:space="720"/>
@@ -8199,15 +13085,177 @@
       </w:rPr>
       <w:t xml:space="preserve"> of </w:t>
     </w:r>
-    <w:fldSimple w:instr=" NUMPAGES ">
-      <w:r>
-        <w:rPr>
-          <w:color w:val="595959"/>
-          <w:sz w:val="18"/>
-        </w:rPr>
-        <w:t>1</w:t>
-      </w:r>
-    </w:fldSimple>
+    <w:r>
+      <w:fldChar w:fldCharType="begin"/>
+    </w:r>
+    <w:r>
+      <w:instrText xml:space="preserve"> NUMPAGES </w:instrText>
+    </w:r>
+    <w:r>
+      <w:fldChar w:fldCharType="separate"/>
+    </w:r>
+    <w:r>
+      <w:rPr>
+        <w:color w:val="595959"/>
+        <w:sz w:val="18"/>
+      </w:rPr>
+      <w:t>1</w:t>
+    </w:r>
+    <w:r>
+      <w:fldChar w:fldCharType="end"/>
+    </w:r>
+  </w:p>
+</w:ftr>
+</file>
+
+<file path=word/footer2.xml><?xml version="1.0" encoding="utf-8"?>
+<w:ftr xmlns:wpc="http://schemas.microsoft.com/office/word/2010/wordprocessingCanvas" xmlns:cx="http://schemas.microsoft.com/office/drawing/2014/chartex" xmlns:cx1="http://schemas.microsoft.com/office/drawing/2015/9/8/chartex" xmlns:cx2="http://schemas.microsoft.com/office/drawing/2015/10/21/chartex" xmlns:cx3="http://schemas.microsoft.com/office/drawing/2016/5/9/chartex" xmlns:cx4="http://schemas.microsoft.com/office/drawing/2016/5/10/chartex" xmlns:cx5="http://schemas.microsoft.com/office/drawing/2016/5/11/chartex" xmlns:cx6="http://schemas.microsoft.com/office/drawing/2016/5/12/chartex" xmlns:cx7="http://schemas.microsoft.com/office/drawing/2016/5/13/chartex" xmlns:cx8="http://schemas.microsoft.com/office/drawing/2016/5/14/chartex" xmlns:mc="http://schemas.openxmlformats.org/markup-compatibility/2006" xmlns:aink="http://schemas.microsoft.com/office/drawing/2016/ink" xmlns:am3d="http://schemas.microsoft.com/office/drawing/2017/model3d" xmlns:o="urn:schemas-microsoft-com:office:office" xmlns:oel="http://schemas.microsoft.com/office/2019/extlst" xmlns:r="http://schemas.openxmlformats.org/officeDocument/2006/relationships" xmlns:m="http://schemas.openxmlformats.org/officeDocument/2006/math" xmlns:v="urn:schemas-microsoft-com:vml" xmlns:wp14="http://schemas.microsoft.com/office/word/2010/wordprocessingDrawing" xmlns:wp="http://schemas.openxmlformats.org/drawingml/2006/wordprocessingDrawing" xmlns:w10="urn:schemas-microsoft-com:office:word" xmlns:w="http://schemas.openxmlformats.org/wordprocessingml/2006/main" xmlns:w14="http://schemas.microsoft.com/office/word/2010/wordml" xmlns:w15="http://schemas.microsoft.com/office/word/2012/wordml" xmlns:w16cex="http://schemas.microsoft.com/office/word/2018/wordml/cex" xmlns:w16cid="http://schemas.microsoft.com/office/word/2016/wordml/cid" xmlns:w16="http://schemas.microsoft.com/office/word/2018/wordml" xmlns:w16du="http://schemas.microsoft.com/office/word/2023/wordml/word16du" xmlns:w16sdtdh="http://schemas.microsoft.com/office/word/2020/wordml/sdtdatahash" xmlns:w16sdtfl="http://schemas.microsoft.com/office/word/2024/wordml/sdtformatlock" xmlns:w16se="http://schemas.microsoft.com/office/word/2015/wordml/symex" xmlns:wpg="http://schemas.microsoft.com/office/word/2010/wordprocessingGroup" xmlns:wpi="http://schemas.microsoft.com/office/word/2010/wordprocessingInk" xmlns:wne="http://schemas.microsoft.com/office/word/2006/wordml" xmlns:wps="http://schemas.microsoft.com/office/word/2010/wordprocessingShape" mc:Ignorable="w14 w15 w16se w16cid w16 w16cex w16sdtdh w16sdtfl w16du wp14">
+  <w:p>
+    <w:pPr>
+      <w:pBdr>
+        <w:top w:val="single" w:sz="6" w:space="4" w:color="BFBFBF"/>
+      </w:pBdr>
+      <w:tabs>
+        <w:tab w:val="right" w:pos="9360"/>
+      </w:tabs>
+      <w:spacing w:before="120"/>
+    </w:pPr>
+    <w:r>
+      <w:rPr>
+        <w:color w:val="595959"/>
+        <w:sz w:val="18"/>
+      </w:rPr>
+      <w:t>CIS 4374 Section H — Dinh Pham</w:t>
+    </w:r>
+    <w:r>
+      <w:rPr>
+        <w:color w:val="595959"/>
+        <w:sz w:val="18"/>
+      </w:rPr>
+      <w:tab/>
+      <w:t xml:space="preserve">Page </w:t>
+    </w:r>
+    <w:r>
+      <w:fldChar w:fldCharType="begin"/>
+    </w:r>
+    <w:r>
+      <w:instrText xml:space="preserve"> PAGE </w:instrText>
+    </w:r>
+    <w:r>
+      <w:fldChar w:fldCharType="separate"/>
+    </w:r>
+    <w:r>
+      <w:rPr>
+        <w:color w:val="595959"/>
+        <w:sz w:val="18"/>
+      </w:rPr>
+      <w:t>1</w:t>
+    </w:r>
+    <w:r>
+      <w:fldChar w:fldCharType="end"/>
+    </w:r>
+    <w:r>
+      <w:rPr>
+        <w:color w:val="595959"/>
+        <w:sz w:val="18"/>
+      </w:rPr>
+      <w:t xml:space="preserve"> of </w:t>
+    </w:r>
+    <w:r>
+      <w:fldChar w:fldCharType="begin"/>
+    </w:r>
+    <w:r>
+      <w:instrText xml:space="preserve"> NUMPAGES </w:instrText>
+    </w:r>
+    <w:r>
+      <w:fldChar w:fldCharType="separate"/>
+    </w:r>
+    <w:r>
+      <w:rPr>
+        <w:color w:val="595959"/>
+        <w:sz w:val="18"/>
+      </w:rPr>
+      <w:t>1</w:t>
+    </w:r>
+    <w:r>
+      <w:fldChar w:fldCharType="end"/>
+    </w:r>
+  </w:p>
+</w:ftr>
+</file>
+
+<file path=word/footer3.xml><?xml version="1.0" encoding="utf-8"?>
+<w:ftr xmlns:wpc="http://schemas.microsoft.com/office/word/2010/wordprocessingCanvas" xmlns:cx="http://schemas.microsoft.com/office/drawing/2014/chartex" xmlns:cx1="http://schemas.microsoft.com/office/drawing/2015/9/8/chartex" xmlns:cx2="http://schemas.microsoft.com/office/drawing/2015/10/21/chartex" xmlns:cx3="http://schemas.microsoft.com/office/drawing/2016/5/9/chartex" xmlns:cx4="http://schemas.microsoft.com/office/drawing/2016/5/10/chartex" xmlns:cx5="http://schemas.microsoft.com/office/drawing/2016/5/11/chartex" xmlns:cx6="http://schemas.microsoft.com/office/drawing/2016/5/12/chartex" xmlns:cx7="http://schemas.microsoft.com/office/drawing/2016/5/13/chartex" xmlns:cx8="http://schemas.microsoft.com/office/drawing/2016/5/14/chartex" xmlns:mc="http://schemas.openxmlformats.org/markup-compatibility/2006" xmlns:aink="http://schemas.microsoft.com/office/drawing/2016/ink" xmlns:am3d="http://schemas.microsoft.com/office/drawing/2017/model3d" xmlns:o="urn:schemas-microsoft-com:office:office" xmlns:oel="http://schemas.microsoft.com/office/2019/extlst" xmlns:r="http://schemas.openxmlformats.org/officeDocument/2006/relationships" xmlns:m="http://schemas.openxmlformats.org/officeDocument/2006/math" xmlns:v="urn:schemas-microsoft-com:vml" xmlns:wp14="http://schemas.microsoft.com/office/word/2010/wordprocessingDrawing" xmlns:wp="http://schemas.openxmlformats.org/drawingml/2006/wordprocessingDrawing" xmlns:w10="urn:schemas-microsoft-com:office:word" xmlns:w="http://schemas.openxmlformats.org/wordprocessingml/2006/main" xmlns:w14="http://schemas.microsoft.com/office/word/2010/wordml" xmlns:w15="http://schemas.microsoft.com/office/word/2012/wordml" xmlns:w16cex="http://schemas.microsoft.com/office/word/2018/wordml/cex" xmlns:w16cid="http://schemas.microsoft.com/office/word/2016/wordml/cid" xmlns:w16="http://schemas.microsoft.com/office/word/2018/wordml" xmlns:w16du="http://schemas.microsoft.com/office/word/2023/wordml/word16du" xmlns:w16sdtdh="http://schemas.microsoft.com/office/word/2020/wordml/sdtdatahash" xmlns:w16sdtfl="http://schemas.microsoft.com/office/word/2024/wordml/sdtformatlock" xmlns:w16se="http://schemas.microsoft.com/office/word/2015/wordml/symex" xmlns:wpg="http://schemas.microsoft.com/office/word/2010/wordprocessingGroup" xmlns:wpi="http://schemas.microsoft.com/office/word/2010/wordprocessingInk" xmlns:wne="http://schemas.microsoft.com/office/word/2006/wordml" xmlns:wps="http://schemas.microsoft.com/office/word/2010/wordprocessingShape" mc:Ignorable="w14 w15 w16se w16cid w16 w16cex w16sdtdh w16sdtfl w16du wp14">
+  <w:p>
+    <w:pPr>
+      <w:pBdr>
+        <w:top w:val="single" w:sz="6" w:space="4" w:color="BFBFBF"/>
+      </w:pBdr>
+      <w:tabs>
+        <w:tab w:val="right" w:pos="9360"/>
+      </w:tabs>
+      <w:spacing w:before="120"/>
+    </w:pPr>
+    <w:r>
+      <w:rPr>
+        <w:color w:val="595959"/>
+        <w:sz w:val="18"/>
+      </w:rPr>
+      <w:t>CIS 4374 Section H — Dinh Pham</w:t>
+    </w:r>
+    <w:r>
+      <w:rPr>
+        <w:color w:val="595959"/>
+        <w:sz w:val="18"/>
+      </w:rPr>
+      <w:tab/>
+      <w:t xml:space="preserve">Page </w:t>
+    </w:r>
+    <w:r>
+      <w:fldChar w:fldCharType="begin"/>
+    </w:r>
+    <w:r>
+      <w:instrText xml:space="preserve"> PAGE </w:instrText>
+    </w:r>
+    <w:r>
+      <w:fldChar w:fldCharType="separate"/>
+    </w:r>
+    <w:r>
+      <w:rPr>
+        <w:color w:val="595959"/>
+        <w:sz w:val="18"/>
+      </w:rPr>
+      <w:t>1</w:t>
+    </w:r>
+    <w:r>
+      <w:fldChar w:fldCharType="end"/>
+    </w:r>
+    <w:r>
+      <w:rPr>
+        <w:color w:val="595959"/>
+        <w:sz w:val="18"/>
+      </w:rPr>
+      <w:t xml:space="preserve"> of </w:t>
+    </w:r>
+    <w:r>
+      <w:fldChar w:fldCharType="begin"/>
+    </w:r>
+    <w:r>
+      <w:instrText xml:space="preserve"> NUMPAGES </w:instrText>
+    </w:r>
+    <w:r>
+      <w:fldChar w:fldCharType="separate"/>
+    </w:r>
+    <w:r>
+      <w:rPr>
+        <w:color w:val="595959"/>
+        <w:sz w:val="18"/>
+      </w:rPr>
+      <w:t>1</w:t>
+    </w:r>
+    <w:r>
+      <w:fldChar w:fldCharType="end"/>
+    </w:r>
   </w:p>
 </w:ftr>
 </file>
@@ -8256,39 +13304,69 @@
         <w:sz w:val="18"/>
       </w:rPr>
       <w:tab/>
-      <w:t>$</w:t>
+      <w:t>$oftware ¢orp.</w:t>
     </w:r>
-    <w:proofErr w:type="spellStart"/>
+  </w:p>
+</w:hdr>
+</file>
+
+<file path=word/header2.xml><?xml version="1.0" encoding="utf-8"?>
+<w:hdr xmlns:wpc="http://schemas.microsoft.com/office/word/2010/wordprocessingCanvas" xmlns:cx="http://schemas.microsoft.com/office/drawing/2014/chartex" xmlns:cx1="http://schemas.microsoft.com/office/drawing/2015/9/8/chartex" xmlns:cx2="http://schemas.microsoft.com/office/drawing/2015/10/21/chartex" xmlns:cx3="http://schemas.microsoft.com/office/drawing/2016/5/9/chartex" xmlns:cx4="http://schemas.microsoft.com/office/drawing/2016/5/10/chartex" xmlns:cx5="http://schemas.microsoft.com/office/drawing/2016/5/11/chartex" xmlns:cx6="http://schemas.microsoft.com/office/drawing/2016/5/12/chartex" xmlns:cx7="http://schemas.microsoft.com/office/drawing/2016/5/13/chartex" xmlns:cx8="http://schemas.microsoft.com/office/drawing/2016/5/14/chartex" xmlns:mc="http://schemas.openxmlformats.org/markup-compatibility/2006" xmlns:aink="http://schemas.microsoft.com/office/drawing/2016/ink" xmlns:am3d="http://schemas.microsoft.com/office/drawing/2017/model3d" xmlns:o="urn:schemas-microsoft-com:office:office" xmlns:oel="http://schemas.microsoft.com/office/2019/extlst" xmlns:r="http://schemas.openxmlformats.org/officeDocument/2006/relationships" xmlns:m="http://schemas.openxmlformats.org/officeDocument/2006/math" xmlns:v="urn:schemas-microsoft-com:vml" xmlns:wp14="http://schemas.microsoft.com/office/word/2010/wordprocessingDrawing" xmlns:wp="http://schemas.openxmlformats.org/drawingml/2006/wordprocessingDrawing" xmlns:w10="urn:schemas-microsoft-com:office:word" xmlns:w="http://schemas.openxmlformats.org/wordprocessingml/2006/main" xmlns:w14="http://schemas.microsoft.com/office/word/2010/wordml" xmlns:w15="http://schemas.microsoft.com/office/word/2012/wordml" xmlns:w16cex="http://schemas.microsoft.com/office/word/2018/wordml/cex" xmlns:w16cid="http://schemas.microsoft.com/office/word/2016/wordml/cid" xmlns:w16="http://schemas.microsoft.com/office/word/2018/wordml" xmlns:w16du="http://schemas.microsoft.com/office/word/2023/wordml/word16du" xmlns:w16sdtdh="http://schemas.microsoft.com/office/word/2020/wordml/sdtdatahash" xmlns:w16sdtfl="http://schemas.microsoft.com/office/word/2024/wordml/sdtformatlock" xmlns:w16se="http://schemas.microsoft.com/office/word/2015/wordml/symex" xmlns:wpg="http://schemas.microsoft.com/office/word/2010/wordprocessingGroup" xmlns:wpi="http://schemas.microsoft.com/office/word/2010/wordprocessingInk" xmlns:wne="http://schemas.microsoft.com/office/word/2006/wordml" xmlns:wps="http://schemas.microsoft.com/office/word/2010/wordprocessingShape" mc:Ignorable="w14 w15 w16se w16cid w16 w16cex w16sdtdh w16sdtfl w16du wp14">
+  <w:p>
+    <w:pPr>
+      <w:pBdr>
+        <w:bottom w:val="single" w:sz="6" w:space="4" w:color="BFBFBF"/>
+      </w:pBdr>
+      <w:tabs>
+        <w:tab w:val="right" w:pos="9360"/>
+      </w:tabs>
+      <w:spacing w:after="120"/>
+    </w:pPr>
     <w:r>
       <w:rPr>
         <w:color w:val="595959"/>
         <w:sz w:val="18"/>
       </w:rPr>
-      <w:t>oftware</w:t>
+      <w:t>Smart Parking Platform — Project Document</w:t>
     </w:r>
-    <w:proofErr w:type="spellEnd"/>
     <w:r>
       <w:rPr>
         <w:color w:val="595959"/>
         <w:sz w:val="18"/>
       </w:rPr>
-      <w:t xml:space="preserve"> ¢</w:t>
+      <w:tab/>
+      <w:t>$oftware ¢orp.</w:t>
     </w:r>
-    <w:proofErr w:type="spellStart"/>
+  </w:p>
+</w:hdr>
+</file>
+
+<file path=word/header3.xml><?xml version="1.0" encoding="utf-8"?>
+<w:hdr xmlns:wpc="http://schemas.microsoft.com/office/word/2010/wordprocessingCanvas" xmlns:cx="http://schemas.microsoft.com/office/drawing/2014/chartex" xmlns:cx1="http://schemas.microsoft.com/office/drawing/2015/9/8/chartex" xmlns:cx2="http://schemas.microsoft.com/office/drawing/2015/10/21/chartex" xmlns:cx3="http://schemas.microsoft.com/office/drawing/2016/5/9/chartex" xmlns:cx4="http://schemas.microsoft.com/office/drawing/2016/5/10/chartex" xmlns:cx5="http://schemas.microsoft.com/office/drawing/2016/5/11/chartex" xmlns:cx6="http://schemas.microsoft.com/office/drawing/2016/5/12/chartex" xmlns:cx7="http://schemas.microsoft.com/office/drawing/2016/5/13/chartex" xmlns:cx8="http://schemas.microsoft.com/office/drawing/2016/5/14/chartex" xmlns:mc="http://schemas.openxmlformats.org/markup-compatibility/2006" xmlns:aink="http://schemas.microsoft.com/office/drawing/2016/ink" xmlns:am3d="http://schemas.microsoft.com/office/drawing/2017/model3d" xmlns:o="urn:schemas-microsoft-com:office:office" xmlns:oel="http://schemas.microsoft.com/office/2019/extlst" xmlns:r="http://schemas.openxmlformats.org/officeDocument/2006/relationships" xmlns:m="http://schemas.openxmlformats.org/officeDocument/2006/math" xmlns:v="urn:schemas-microsoft-com:vml" xmlns:wp14="http://schemas.microsoft.com/office/word/2010/wordprocessingDrawing" xmlns:wp="http://schemas.openxmlformats.org/drawingml/2006/wordprocessingDrawing" xmlns:w10="urn:schemas-microsoft-com:office:word" xmlns:w="http://schemas.openxmlformats.org/wordprocessingml/2006/main" xmlns:w14="http://schemas.microsoft.com/office/word/2010/wordml" xmlns:w15="http://schemas.microsoft.com/office/word/2012/wordml" xmlns:w16cex="http://schemas.microsoft.com/office/word/2018/wordml/cex" xmlns:w16cid="http://schemas.microsoft.com/office/word/2016/wordml/cid" xmlns:w16="http://schemas.microsoft.com/office/word/2018/wordml" xmlns:w16du="http://schemas.microsoft.com/office/word/2023/wordml/word16du" xmlns:w16sdtdh="http://schemas.microsoft.com/office/word/2020/wordml/sdtdatahash" xmlns:w16sdtfl="http://schemas.microsoft.com/office/word/2024/wordml/sdtformatlock" xmlns:w16se="http://schemas.microsoft.com/office/word/2015/wordml/symex" xmlns:wpg="http://schemas.microsoft.com/office/word/2010/wordprocessingGroup" xmlns:wpi="http://schemas.microsoft.com/office/word/2010/wordprocessingInk" xmlns:wne="http://schemas.microsoft.com/office/word/2006/wordml" xmlns:wps="http://schemas.microsoft.com/office/word/2010/wordprocessingShape" mc:Ignorable="w14 w15 w16se w16cid w16 w16cex w16sdtdh w16sdtfl w16du wp14">
+  <w:p>
+    <w:pPr>
+      <w:pBdr>
+        <w:bottom w:val="single" w:sz="6" w:space="4" w:color="BFBFBF"/>
+      </w:pBdr>
+      <w:tabs>
+        <w:tab w:val="right" w:pos="9360"/>
+      </w:tabs>
+      <w:spacing w:after="120"/>
+    </w:pPr>
     <w:r>
       <w:rPr>
         <w:color w:val="595959"/>
         <w:sz w:val="18"/>
       </w:rPr>
-      <w:t>orp</w:t>
+      <w:t>Smart Parking Platform — Project Document</w:t>
     </w:r>
-    <w:proofErr w:type="spellEnd"/>
     <w:r>
       <w:rPr>
         <w:color w:val="595959"/>
         <w:sz w:val="18"/>
       </w:rPr>
-      <w:t>.</w:t>
+      <w:tab/>
+      <w:t>$oftware ¢orp.</w:t>
     </w:r>
   </w:p>
 </w:hdr>
@@ -8299,7 +13377,7 @@
   <w:abstractNum w:abstractNumId="0" w15:restartNumberingAfterBreak="0">
     <w:nsid w:val="0000A990"/>
     <w:multiLevelType w:val="multilevel"/>
-    <w:tmpl w:val="0B62138E"/>
+    <w:tmpl w:val="9B0EE054"/>
     <w:lvl w:ilvl="0">
       <w:numFmt w:val="bullet"/>
       <w:lvlText w:val=" "/>
@@ -8376,7 +13454,7 @@
   <w:abstractNum w:abstractNumId="1" w15:restartNumberingAfterBreak="0">
     <w:nsid w:val="0000A991"/>
     <w:multiLevelType w:val="multilevel"/>
-    <w:tmpl w:val="A016F3FE"/>
+    <w:tmpl w:val="25AA5F16"/>
     <w:lvl w:ilvl="0">
       <w:numFmt w:val="bullet"/>
       <w:lvlText w:val="•"/>
@@ -8453,7 +13531,7 @@
   <w:abstractNum w:abstractNumId="2" w15:restartNumberingAfterBreak="0">
     <w:nsid w:val="00A99411"/>
     <w:multiLevelType w:val="multilevel"/>
-    <w:tmpl w:val="0470A4C2"/>
+    <w:tmpl w:val="44525CF2"/>
     <w:lvl w:ilvl="0">
       <w:start w:val="1"/>
       <w:numFmt w:val="decimal"/>
@@ -8536,10 +13614,10 @@
       </w:pPr>
     </w:lvl>
   </w:abstractNum>
-  <w:num w:numId="1" w16cid:durableId="23482347">
+  <w:num w:numId="1" w16cid:durableId="1526137654">
     <w:abstractNumId w:val="0"/>
   </w:num>
-  <w:num w:numId="2" w16cid:durableId="320894680">
+  <w:num w:numId="2" w16cid:durableId="1229224175">
     <w:abstractNumId w:val="2"/>
     <w:lvlOverride w:ilvl="0">
       <w:startOverride w:val="1"/>
@@ -8569,25 +13647,91 @@
       <w:startOverride w:val="1"/>
     </w:lvlOverride>
   </w:num>
-  <w:num w:numId="3" w16cid:durableId="1832136634">
+  <w:num w:numId="3" w16cid:durableId="1047685007">
     <w:abstractNumId w:val="1"/>
   </w:num>
-  <w:num w:numId="4" w16cid:durableId="1648048354">
+  <w:num w:numId="4" w16cid:durableId="1424178863">
     <w:abstractNumId w:val="1"/>
   </w:num>
-  <w:num w:numId="5" w16cid:durableId="663703656">
+  <w:num w:numId="5" w16cid:durableId="838079136">
     <w:abstractNumId w:val="1"/>
   </w:num>
-  <w:num w:numId="6" w16cid:durableId="655886879">
+  <w:num w:numId="6" w16cid:durableId="665285190">
     <w:abstractNumId w:val="1"/>
   </w:num>
-  <w:num w:numId="7" w16cid:durableId="1849785601">
+  <w:num w:numId="7" w16cid:durableId="302857502">
     <w:abstractNumId w:val="1"/>
   </w:num>
-  <w:num w:numId="8" w16cid:durableId="360478662">
+  <w:num w:numId="8" w16cid:durableId="17438803">
     <w:abstractNumId w:val="1"/>
   </w:num>
-  <w:num w:numId="9" w16cid:durableId="1824463434">
+  <w:num w:numId="9" w16cid:durableId="953906175">
+    <w:abstractNumId w:val="1"/>
+  </w:num>
+  <w:num w:numId="10" w16cid:durableId="885529832">
+    <w:abstractNumId w:val="1"/>
+  </w:num>
+  <w:num w:numId="11" w16cid:durableId="125205815">
+    <w:abstractNumId w:val="1"/>
+  </w:num>
+  <w:num w:numId="12" w16cid:durableId="101805141">
+    <w:abstractNumId w:val="1"/>
+  </w:num>
+  <w:num w:numId="13" w16cid:durableId="803306547">
+    <w:abstractNumId w:val="1"/>
+  </w:num>
+  <w:num w:numId="14" w16cid:durableId="1914462675">
+    <w:abstractNumId w:val="1"/>
+  </w:num>
+  <w:num w:numId="15" w16cid:durableId="39133811">
+    <w:abstractNumId w:val="1"/>
+  </w:num>
+  <w:num w:numId="16" w16cid:durableId="547180880">
+    <w:abstractNumId w:val="1"/>
+  </w:num>
+  <w:num w:numId="17" w16cid:durableId="1849631930">
+    <w:abstractNumId w:val="1"/>
+  </w:num>
+  <w:num w:numId="18" w16cid:durableId="1510754320">
+    <w:abstractNumId w:val="1"/>
+  </w:num>
+  <w:num w:numId="19" w16cid:durableId="1945262313">
+    <w:abstractNumId w:val="1"/>
+  </w:num>
+  <w:num w:numId="20" w16cid:durableId="1228106638">
+    <w:abstractNumId w:val="1"/>
+  </w:num>
+  <w:num w:numId="21" w16cid:durableId="2011058659">
+    <w:abstractNumId w:val="1"/>
+  </w:num>
+  <w:num w:numId="22" w16cid:durableId="1731347497">
+    <w:abstractNumId w:val="1"/>
+  </w:num>
+  <w:num w:numId="23" w16cid:durableId="1680234122">
+    <w:abstractNumId w:val="1"/>
+  </w:num>
+  <w:num w:numId="24" w16cid:durableId="913472796">
+    <w:abstractNumId w:val="1"/>
+  </w:num>
+  <w:num w:numId="25" w16cid:durableId="1949269705">
+    <w:abstractNumId w:val="1"/>
+  </w:num>
+  <w:num w:numId="26" w16cid:durableId="1653868719">
+    <w:abstractNumId w:val="1"/>
+  </w:num>
+  <w:num w:numId="27" w16cid:durableId="639844031">
+    <w:abstractNumId w:val="1"/>
+  </w:num>
+  <w:num w:numId="28" w16cid:durableId="1500268689">
+    <w:abstractNumId w:val="1"/>
+  </w:num>
+  <w:num w:numId="29" w16cid:durableId="1036273060">
+    <w:abstractNumId w:val="1"/>
+  </w:num>
+  <w:num w:numId="30" w16cid:durableId="1808666303">
+    <w:abstractNumId w:val="1"/>
+  </w:num>
+  <w:num w:numId="31" w16cid:durableId="898516730">
     <w:abstractNumId w:val="2"/>
     <w:lvlOverride w:ilvl="0">
       <w:startOverride w:val="1"/>
@@ -8617,7 +13761,70 @@
       <w:startOverride w:val="1"/>
     </w:lvlOverride>
   </w:num>
-  <w:num w:numId="10" w16cid:durableId="1229000352">
+  <w:num w:numId="32" w16cid:durableId="5182323">
+    <w:abstractNumId w:val="2"/>
+    <w:lvlOverride w:ilvl="0">
+      <w:startOverride w:val="1"/>
+    </w:lvlOverride>
+    <w:lvlOverride w:ilvl="1">
+      <w:startOverride w:val="1"/>
+    </w:lvlOverride>
+    <w:lvlOverride w:ilvl="2">
+      <w:startOverride w:val="1"/>
+    </w:lvlOverride>
+    <w:lvlOverride w:ilvl="3">
+      <w:startOverride w:val="1"/>
+    </w:lvlOverride>
+    <w:lvlOverride w:ilvl="4">
+      <w:startOverride w:val="1"/>
+    </w:lvlOverride>
+    <w:lvlOverride w:ilvl="5">
+      <w:startOverride w:val="1"/>
+    </w:lvlOverride>
+    <w:lvlOverride w:ilvl="6">
+      <w:startOverride w:val="1"/>
+    </w:lvlOverride>
+    <w:lvlOverride w:ilvl="7">
+      <w:startOverride w:val="1"/>
+    </w:lvlOverride>
+    <w:lvlOverride w:ilvl="8">
+      <w:startOverride w:val="1"/>
+    </w:lvlOverride>
+  </w:num>
+  <w:num w:numId="33" w16cid:durableId="1092970227">
+    <w:abstractNumId w:val="1"/>
+  </w:num>
+  <w:num w:numId="34" w16cid:durableId="111020859">
+    <w:abstractNumId w:val="2"/>
+    <w:lvlOverride w:ilvl="0">
+      <w:startOverride w:val="1"/>
+    </w:lvlOverride>
+    <w:lvlOverride w:ilvl="1">
+      <w:startOverride w:val="1"/>
+    </w:lvlOverride>
+    <w:lvlOverride w:ilvl="2">
+      <w:startOverride w:val="1"/>
+    </w:lvlOverride>
+    <w:lvlOverride w:ilvl="3">
+      <w:startOverride w:val="1"/>
+    </w:lvlOverride>
+    <w:lvlOverride w:ilvl="4">
+      <w:startOverride w:val="1"/>
+    </w:lvlOverride>
+    <w:lvlOverride w:ilvl="5">
+      <w:startOverride w:val="1"/>
+    </w:lvlOverride>
+    <w:lvlOverride w:ilvl="6">
+      <w:startOverride w:val="1"/>
+    </w:lvlOverride>
+    <w:lvlOverride w:ilvl="7">
+      <w:startOverride w:val="1"/>
+    </w:lvlOverride>
+    <w:lvlOverride w:ilvl="8">
+      <w:startOverride w:val="1"/>
+    </w:lvlOverride>
+  </w:num>
+  <w:num w:numId="35" w16cid:durableId="1056470069">
     <w:abstractNumId w:val="2"/>
     <w:lvlOverride w:ilvl="0">
       <w:startOverride w:val="1"/>
@@ -9685,7 +14892,7 @@
     <w:next w:val="Normal"/>
     <w:autoRedefine/>
     <w:uiPriority w:val="39"/>
-    <w:rsid w:val="005D14BD"/>
+    <w:rsid w:val="00F40247"/>
     <w:pPr>
       <w:spacing w:after="100"/>
       <w:ind w:left="240"/>
@@ -9697,49 +14904,11 @@
     <w:next w:val="Normal"/>
     <w:autoRedefine/>
     <w:uiPriority w:val="39"/>
-    <w:rsid w:val="005D14BD"/>
+    <w:rsid w:val="00F40247"/>
     <w:pPr>
       <w:spacing w:after="100"/>
       <w:ind w:left="480"/>
     </w:pPr>
-  </w:style>
-  <w:style w:type="paragraph" w:styleId="Header">
-    <w:name w:val="header"/>
-    <w:basedOn w:val="Normal"/>
-    <w:link w:val="HeaderChar"/>
-    <w:rsid w:val="00494A91"/>
-    <w:pPr>
-      <w:tabs>
-        <w:tab w:val="center" w:pos="4513"/>
-        <w:tab w:val="right" w:pos="9026"/>
-      </w:tabs>
-      <w:spacing w:after="0"/>
-    </w:pPr>
-  </w:style>
-  <w:style w:type="character" w:customStyle="1" w:styleId="HeaderChar">
-    <w:name w:val="Header Char"/>
-    <w:basedOn w:val="DefaultParagraphFont"/>
-    <w:link w:val="Header"/>
-    <w:rsid w:val="00494A91"/>
-  </w:style>
-  <w:style w:type="paragraph" w:styleId="Footer">
-    <w:name w:val="footer"/>
-    <w:basedOn w:val="Normal"/>
-    <w:link w:val="FooterChar"/>
-    <w:rsid w:val="00494A91"/>
-    <w:pPr>
-      <w:tabs>
-        <w:tab w:val="center" w:pos="4513"/>
-        <w:tab w:val="right" w:pos="9026"/>
-      </w:tabs>
-      <w:spacing w:after="0"/>
-    </w:pPr>
-  </w:style>
-  <w:style w:type="character" w:customStyle="1" w:styleId="FooterChar">
-    <w:name w:val="Footer Char"/>
-    <w:basedOn w:val="DefaultParagraphFont"/>
-    <w:link w:val="Footer"/>
-    <w:rsid w:val="00494A91"/>
   </w:style>
 </w:styles>
 </file>

--- a/Smart_Parking_Platform_Project_Document.docx
+++ b/Smart_Parking_Platform_Project_Document.docx
@@ -62,7 +62,7 @@
         <w:t>Document version:</w:t>
       </w:r>
       <w:r>
-        <w:t xml:space="preserve"> 1.1</w:t>
+        <w:t xml:space="preserve"> 1.2</w:t>
       </w:r>
       <w:r>
         <w:br/>
@@ -75,7 +75,7 @@
         <w:t>Date:</w:t>
       </w:r>
       <w:r>
-        <w:t xml:space="preserve"> September 17, 2026</w:t>
+        <w:t xml:space="preserve"> September 24, 2026</w:t>
       </w:r>
     </w:p>
     <w:p>
@@ -83,7 +83,7 @@
         <w:pStyle w:val="Heading2"/>
       </w:pPr>
       <w:bookmarkStart w:id="1" w:name="document-control"/>
-      <w:bookmarkStart w:id="2" w:name="_Toc240570402"/>
+      <w:bookmarkStart w:id="2" w:name="_Toc241165316"/>
       <w:r>
         <w:t>Document Control</w:t>
       </w:r>
@@ -300,7 +300,7 @@
       <w:r>
         <w:fldChar w:fldCharType="separate"/>
       </w:r>
-      <w:hyperlink w:anchor="_Toc240570402" w:history="1">
+      <w:hyperlink w:anchor="_Toc241165316" w:history="1">
         <w:r>
           <w:rPr>
             <w:rStyle w:val="Hyperlink"/>
@@ -327,7 +327,7 @@
             <w:noProof/>
             <w:webHidden/>
           </w:rPr>
-          <w:instrText xml:space="preserve"> PAGEREF _Toc240570402 \h </w:instrText>
+          <w:instrText xml:space="preserve"> PAGEREF _Toc241165316 \h </w:instrText>
         </w:r>
         <w:r>
           <w:rPr>
@@ -372,7 +372,7 @@
           <w14:ligatures w14:val="standardContextual"/>
         </w:rPr>
       </w:pPr>
-      <w:hyperlink w:anchor="_Toc240570403" w:history="1">
+      <w:hyperlink w:anchor="_Toc241165317" w:history="1">
         <w:r>
           <w:rPr>
             <w:rStyle w:val="Hyperlink"/>
@@ -399,7 +399,7 @@
             <w:noProof/>
             <w:webHidden/>
           </w:rPr>
-          <w:instrText xml:space="preserve"> PAGEREF _Toc240570403 \h </w:instrText>
+          <w:instrText xml:space="preserve"> PAGEREF _Toc241165317 \h </w:instrText>
         </w:r>
         <w:r>
           <w:rPr>
@@ -444,7 +444,7 @@
           <w14:ligatures w14:val="standardContextual"/>
         </w:rPr>
       </w:pPr>
-      <w:hyperlink w:anchor="_Toc240570404" w:history="1">
+      <w:hyperlink w:anchor="_Toc241165318" w:history="1">
         <w:r>
           <w:rPr>
             <w:rStyle w:val="Hyperlink"/>
@@ -471,7 +471,7 @@
             <w:noProof/>
             <w:webHidden/>
           </w:rPr>
-          <w:instrText xml:space="preserve"> PAGEREF _Toc240570404 \h </w:instrText>
+          <w:instrText xml:space="preserve"> PAGEREF _Toc241165318 \h </w:instrText>
         </w:r>
         <w:r>
           <w:rPr>
@@ -516,7 +516,7 @@
           <w14:ligatures w14:val="standardContextual"/>
         </w:rPr>
       </w:pPr>
-      <w:hyperlink w:anchor="_Toc240570405" w:history="1">
+      <w:hyperlink w:anchor="_Toc241165319" w:history="1">
         <w:r>
           <w:rPr>
             <w:rStyle w:val="Hyperlink"/>
@@ -543,7 +543,7 @@
             <w:noProof/>
             <w:webHidden/>
           </w:rPr>
-          <w:instrText xml:space="preserve"> PAGEREF _Toc240570405 \h </w:instrText>
+          <w:instrText xml:space="preserve"> PAGEREF _Toc241165319 \h </w:instrText>
         </w:r>
         <w:r>
           <w:rPr>
@@ -588,7 +588,7 @@
           <w14:ligatures w14:val="standardContextual"/>
         </w:rPr>
       </w:pPr>
-      <w:hyperlink w:anchor="_Toc240570406" w:history="1">
+      <w:hyperlink w:anchor="_Toc241165320" w:history="1">
         <w:r>
           <w:rPr>
             <w:rStyle w:val="Hyperlink"/>
@@ -615,7 +615,7 @@
             <w:noProof/>
             <w:webHidden/>
           </w:rPr>
-          <w:instrText xml:space="preserve"> PAGEREF _Toc240570406 \h </w:instrText>
+          <w:instrText xml:space="preserve"> PAGEREF _Toc241165320 \h </w:instrText>
         </w:r>
         <w:r>
           <w:rPr>
@@ -660,7 +660,7 @@
           <w14:ligatures w14:val="standardContextual"/>
         </w:rPr>
       </w:pPr>
-      <w:hyperlink w:anchor="_Toc240570407" w:history="1">
+      <w:hyperlink w:anchor="_Toc241165321" w:history="1">
         <w:r>
           <w:rPr>
             <w:rStyle w:val="Hyperlink"/>
@@ -687,7 +687,7 @@
             <w:noProof/>
             <w:webHidden/>
           </w:rPr>
-          <w:instrText xml:space="preserve"> PAGEREF _Toc240570407 \h </w:instrText>
+          <w:instrText xml:space="preserve"> PAGEREF _Toc241165321 \h </w:instrText>
         </w:r>
         <w:r>
           <w:rPr>
@@ -732,7 +732,7 @@
           <w14:ligatures w14:val="standardContextual"/>
         </w:rPr>
       </w:pPr>
-      <w:hyperlink w:anchor="_Toc240570408" w:history="1">
+      <w:hyperlink w:anchor="_Toc241165322" w:history="1">
         <w:r>
           <w:rPr>
             <w:rStyle w:val="Hyperlink"/>
@@ -759,7 +759,7 @@
             <w:noProof/>
             <w:webHidden/>
           </w:rPr>
-          <w:instrText xml:space="preserve"> PAGEREF _Toc240570408 \h </w:instrText>
+          <w:instrText xml:space="preserve"> PAGEREF _Toc241165322 \h </w:instrText>
         </w:r>
         <w:r>
           <w:rPr>
@@ -804,7 +804,7 @@
           <w14:ligatures w14:val="standardContextual"/>
         </w:rPr>
       </w:pPr>
-      <w:hyperlink w:anchor="_Toc240570409" w:history="1">
+      <w:hyperlink w:anchor="_Toc241165323" w:history="1">
         <w:r>
           <w:rPr>
             <w:rStyle w:val="Hyperlink"/>
@@ -831,7 +831,7 @@
             <w:noProof/>
             <w:webHidden/>
           </w:rPr>
-          <w:instrText xml:space="preserve"> PAGEREF _Toc240570409 \h </w:instrText>
+          <w:instrText xml:space="preserve"> PAGEREF _Toc241165323 \h </w:instrText>
         </w:r>
         <w:r>
           <w:rPr>
@@ -876,7 +876,7 @@
           <w14:ligatures w14:val="standardContextual"/>
         </w:rPr>
       </w:pPr>
-      <w:hyperlink w:anchor="_Toc240570410" w:history="1">
+      <w:hyperlink w:anchor="_Toc241165324" w:history="1">
         <w:r>
           <w:rPr>
             <w:rStyle w:val="Hyperlink"/>
@@ -903,7 +903,7 @@
             <w:noProof/>
             <w:webHidden/>
           </w:rPr>
-          <w:instrText xml:space="preserve"> PAGEREF _Toc240570410 \h </w:instrText>
+          <w:instrText xml:space="preserve"> PAGEREF _Toc241165324 \h </w:instrText>
         </w:r>
         <w:r>
           <w:rPr>
@@ -948,28 +948,13 @@
           <w14:ligatures w14:val="standardContextual"/>
         </w:rPr>
       </w:pPr>
-      <w:hyperlink w:anchor="_Toc240570411" w:history="1">
+      <w:hyperlink w:anchor="_Toc241165325" w:history="1">
         <w:r>
           <w:rPr>
             <w:rStyle w:val="Hyperlink"/>
             <w:noProof/>
           </w:rPr>
-          <w:t xml:space="preserve">3.1 About $oftware </w:t>
-        </w:r>
-        <w:r>
-          <w:rPr>
-            <w:rStyle w:val="Hyperlink"/>
-            <w:rFonts w:hint="eastAsia"/>
-            <w:noProof/>
-          </w:rPr>
-          <w:t>¢</w:t>
-        </w:r>
-        <w:r>
-          <w:rPr>
-            <w:rStyle w:val="Hyperlink"/>
-            <w:noProof/>
-          </w:rPr>
-          <w:t>orp.</w:t>
+          <w:t>3.1 About $oftware ¢orp.</w:t>
         </w:r>
         <w:r>
           <w:rPr>
@@ -990,7 +975,7 @@
             <w:noProof/>
             <w:webHidden/>
           </w:rPr>
-          <w:instrText xml:space="preserve"> PAGEREF _Toc240570411 \h </w:instrText>
+          <w:instrText xml:space="preserve"> PAGEREF _Toc241165325 \h </w:instrText>
         </w:r>
         <w:r>
           <w:rPr>
@@ -1035,7 +1020,7 @@
           <w14:ligatures w14:val="standardContextual"/>
         </w:rPr>
       </w:pPr>
-      <w:hyperlink w:anchor="_Toc240570412" w:history="1">
+      <w:hyperlink w:anchor="_Toc241165326" w:history="1">
         <w:r>
           <w:rPr>
             <w:rStyle w:val="Hyperlink"/>
@@ -1062,7 +1047,7 @@
             <w:noProof/>
             <w:webHidden/>
           </w:rPr>
-          <w:instrText xml:space="preserve"> PAGEREF _Toc240570412 \h </w:instrText>
+          <w:instrText xml:space="preserve"> PAGEREF _Toc241165326 \h </w:instrText>
         </w:r>
         <w:r>
           <w:rPr>
@@ -1107,7 +1092,7 @@
           <w14:ligatures w14:val="standardContextual"/>
         </w:rPr>
       </w:pPr>
-      <w:hyperlink w:anchor="_Toc240570413" w:history="1">
+      <w:hyperlink w:anchor="_Toc241165327" w:history="1">
         <w:r>
           <w:rPr>
             <w:rStyle w:val="Hyperlink"/>
@@ -1134,7 +1119,7 @@
             <w:noProof/>
             <w:webHidden/>
           </w:rPr>
-          <w:instrText xml:space="preserve"> PAGEREF _Toc240570413 \h </w:instrText>
+          <w:instrText xml:space="preserve"> PAGEREF _Toc241165327 \h </w:instrText>
         </w:r>
         <w:r>
           <w:rPr>
@@ -1179,7 +1164,7 @@
           <w14:ligatures w14:val="standardContextual"/>
         </w:rPr>
       </w:pPr>
-      <w:hyperlink w:anchor="_Toc240570414" w:history="1">
+      <w:hyperlink w:anchor="_Toc241165328" w:history="1">
         <w:r>
           <w:rPr>
             <w:rStyle w:val="Hyperlink"/>
@@ -1206,7 +1191,7 @@
             <w:noProof/>
             <w:webHidden/>
           </w:rPr>
-          <w:instrText xml:space="preserve"> PAGEREF _Toc240570414 \h </w:instrText>
+          <w:instrText xml:space="preserve"> PAGEREF _Toc241165328 \h </w:instrText>
         </w:r>
         <w:r>
           <w:rPr>
@@ -1251,7 +1236,7 @@
           <w14:ligatures w14:val="standardContextual"/>
         </w:rPr>
       </w:pPr>
-      <w:hyperlink w:anchor="_Toc240570415" w:history="1">
+      <w:hyperlink w:anchor="_Toc241165329" w:history="1">
         <w:r>
           <w:rPr>
             <w:rStyle w:val="Hyperlink"/>
@@ -1278,7 +1263,7 @@
             <w:noProof/>
             <w:webHidden/>
           </w:rPr>
-          <w:instrText xml:space="preserve"> PAGEREF _Toc240570415 \h </w:instrText>
+          <w:instrText xml:space="preserve"> PAGEREF _Toc241165329 \h </w:instrText>
         </w:r>
         <w:r>
           <w:rPr>
@@ -1323,7 +1308,7 @@
           <w14:ligatures w14:val="standardContextual"/>
         </w:rPr>
       </w:pPr>
-      <w:hyperlink w:anchor="_Toc240570416" w:history="1">
+      <w:hyperlink w:anchor="_Toc241165330" w:history="1">
         <w:r>
           <w:rPr>
             <w:rStyle w:val="Hyperlink"/>
@@ -1350,7 +1335,7 @@
             <w:noProof/>
             <w:webHidden/>
           </w:rPr>
-          <w:instrText xml:space="preserve"> PAGEREF _Toc240570416 \h </w:instrText>
+          <w:instrText xml:space="preserve"> PAGEREF _Toc241165330 \h </w:instrText>
         </w:r>
         <w:r>
           <w:rPr>
@@ -1395,28 +1380,13 @@
           <w14:ligatures w14:val="standardContextual"/>
         </w:rPr>
       </w:pPr>
-      <w:hyperlink w:anchor="_Toc240570417" w:history="1">
+      <w:hyperlink w:anchor="_Toc241165331" w:history="1">
         <w:r>
           <w:rPr>
             <w:rStyle w:val="Hyperlink"/>
             <w:noProof/>
           </w:rPr>
-          <w:t xml:space="preserve">3.7 Scope </w:t>
-        </w:r>
-        <w:r>
-          <w:rPr>
-            <w:rStyle w:val="Hyperlink"/>
-            <w:rFonts w:hint="eastAsia"/>
-            <w:noProof/>
-          </w:rPr>
-          <w:t>—</w:t>
-        </w:r>
-        <w:r>
-          <w:rPr>
-            <w:rStyle w:val="Hyperlink"/>
-            <w:noProof/>
-          </w:rPr>
-          <w:t xml:space="preserve"> In and Out</w:t>
+          <w:t>3.7 Scope — In and Out</w:t>
         </w:r>
         <w:r>
           <w:rPr>
@@ -1437,7 +1407,7 @@
             <w:noProof/>
             <w:webHidden/>
           </w:rPr>
-          <w:instrText xml:space="preserve"> PAGEREF _Toc240570417 \h </w:instrText>
+          <w:instrText xml:space="preserve"> PAGEREF _Toc241165331 \h </w:instrText>
         </w:r>
         <w:r>
           <w:rPr>
@@ -1482,7 +1452,7 @@
           <w14:ligatures w14:val="standardContextual"/>
         </w:rPr>
       </w:pPr>
-      <w:hyperlink w:anchor="_Toc240570418" w:history="1">
+      <w:hyperlink w:anchor="_Toc241165332" w:history="1">
         <w:r>
           <w:rPr>
             <w:rStyle w:val="Hyperlink"/>
@@ -1509,7 +1479,7 @@
             <w:noProof/>
             <w:webHidden/>
           </w:rPr>
-          <w:instrText xml:space="preserve"> PAGEREF _Toc240570418 \h </w:instrText>
+          <w:instrText xml:space="preserve"> PAGEREF _Toc241165332 \h </w:instrText>
         </w:r>
         <w:r>
           <w:rPr>
@@ -1554,7 +1524,7 @@
           <w14:ligatures w14:val="standardContextual"/>
         </w:rPr>
       </w:pPr>
-      <w:hyperlink w:anchor="_Toc240570419" w:history="1">
+      <w:hyperlink w:anchor="_Toc241165333" w:history="1">
         <w:r>
           <w:rPr>
             <w:rStyle w:val="Hyperlink"/>
@@ -1581,7 +1551,7 @@
             <w:noProof/>
             <w:webHidden/>
           </w:rPr>
-          <w:instrText xml:space="preserve"> PAGEREF _Toc240570419 \h </w:instrText>
+          <w:instrText xml:space="preserve"> PAGEREF _Toc241165333 \h </w:instrText>
         </w:r>
         <w:r>
           <w:rPr>
@@ -1626,7 +1596,7 @@
           <w14:ligatures w14:val="standardContextual"/>
         </w:rPr>
       </w:pPr>
-      <w:hyperlink w:anchor="_Toc240570420" w:history="1">
+      <w:hyperlink w:anchor="_Toc241165334" w:history="1">
         <w:r>
           <w:rPr>
             <w:rStyle w:val="Hyperlink"/>
@@ -1653,7 +1623,7 @@
             <w:noProof/>
             <w:webHidden/>
           </w:rPr>
-          <w:instrText xml:space="preserve"> PAGEREF _Toc240570420 \h </w:instrText>
+          <w:instrText xml:space="preserve"> PAGEREF _Toc241165334 \h </w:instrText>
         </w:r>
         <w:r>
           <w:rPr>
@@ -1698,7 +1668,7 @@
           <w14:ligatures w14:val="standardContextual"/>
         </w:rPr>
       </w:pPr>
-      <w:hyperlink w:anchor="_Toc240570421" w:history="1">
+      <w:hyperlink w:anchor="_Toc241165335" w:history="1">
         <w:r>
           <w:rPr>
             <w:rStyle w:val="Hyperlink"/>
@@ -1725,7 +1695,7 @@
             <w:noProof/>
             <w:webHidden/>
           </w:rPr>
-          <w:instrText xml:space="preserve"> PAGEREF _Toc240570421 \h </w:instrText>
+          <w:instrText xml:space="preserve"> PAGEREF _Toc241165335 \h </w:instrText>
         </w:r>
         <w:r>
           <w:rPr>
@@ -1770,7 +1740,7 @@
           <w14:ligatures w14:val="standardContextual"/>
         </w:rPr>
       </w:pPr>
-      <w:hyperlink w:anchor="_Toc240570422" w:history="1">
+      <w:hyperlink w:anchor="_Toc241165336" w:history="1">
         <w:r>
           <w:rPr>
             <w:rStyle w:val="Hyperlink"/>
@@ -1797,7 +1767,7 @@
             <w:noProof/>
             <w:webHidden/>
           </w:rPr>
-          <w:instrText xml:space="preserve"> PAGEREF _Toc240570422 \h </w:instrText>
+          <w:instrText xml:space="preserve"> PAGEREF _Toc241165336 \h </w:instrText>
         </w:r>
         <w:r>
           <w:rPr>
@@ -1842,7 +1812,7 @@
           <w14:ligatures w14:val="standardContextual"/>
         </w:rPr>
       </w:pPr>
-      <w:hyperlink w:anchor="_Toc240570423" w:history="1">
+      <w:hyperlink w:anchor="_Toc241165337" w:history="1">
         <w:r>
           <w:rPr>
             <w:rStyle w:val="Hyperlink"/>
@@ -1869,7 +1839,7 @@
             <w:noProof/>
             <w:webHidden/>
           </w:rPr>
-          <w:instrText xml:space="preserve"> PAGEREF _Toc240570423 \h </w:instrText>
+          <w:instrText xml:space="preserve"> PAGEREF _Toc241165337 \h </w:instrText>
         </w:r>
         <w:r>
           <w:rPr>
@@ -1914,7 +1884,7 @@
           <w14:ligatures w14:val="standardContextual"/>
         </w:rPr>
       </w:pPr>
-      <w:hyperlink w:anchor="_Toc240570424" w:history="1">
+      <w:hyperlink w:anchor="_Toc241165338" w:history="1">
         <w:r>
           <w:rPr>
             <w:rStyle w:val="Hyperlink"/>
@@ -1941,7 +1911,7 @@
             <w:noProof/>
             <w:webHidden/>
           </w:rPr>
-          <w:instrText xml:space="preserve"> PAGEREF _Toc240570424 \h </w:instrText>
+          <w:instrText xml:space="preserve"> PAGEREF _Toc241165338 \h </w:instrText>
         </w:r>
         <w:r>
           <w:rPr>
@@ -1986,7 +1956,7 @@
           <w14:ligatures w14:val="standardContextual"/>
         </w:rPr>
       </w:pPr>
-      <w:hyperlink w:anchor="_Toc240570425" w:history="1">
+      <w:hyperlink w:anchor="_Toc241165339" w:history="1">
         <w:r>
           <w:rPr>
             <w:rStyle w:val="Hyperlink"/>
@@ -2013,7 +1983,7 @@
             <w:noProof/>
             <w:webHidden/>
           </w:rPr>
-          <w:instrText xml:space="preserve"> PAGEREF _Toc240570425 \h </w:instrText>
+          <w:instrText xml:space="preserve"> PAGEREF _Toc241165339 \h </w:instrText>
         </w:r>
         <w:r>
           <w:rPr>
@@ -2058,7 +2028,7 @@
           <w14:ligatures w14:val="standardContextual"/>
         </w:rPr>
       </w:pPr>
-      <w:hyperlink w:anchor="_Toc240570426" w:history="1">
+      <w:hyperlink w:anchor="_Toc241165340" w:history="1">
         <w:r>
           <w:rPr>
             <w:rStyle w:val="Hyperlink"/>
@@ -2085,7 +2055,7 @@
             <w:noProof/>
             <w:webHidden/>
           </w:rPr>
-          <w:instrText xml:space="preserve"> PAGEREF _Toc240570426 \h </w:instrText>
+          <w:instrText xml:space="preserve"> PAGEREF _Toc241165340 \h </w:instrText>
         </w:r>
         <w:r>
           <w:rPr>
@@ -2130,7 +2100,7 @@
           <w14:ligatures w14:val="standardContextual"/>
         </w:rPr>
       </w:pPr>
-      <w:hyperlink w:anchor="_Toc240570427" w:history="1">
+      <w:hyperlink w:anchor="_Toc241165341" w:history="1">
         <w:r>
           <w:rPr>
             <w:rStyle w:val="Hyperlink"/>
@@ -2157,7 +2127,7 @@
             <w:noProof/>
             <w:webHidden/>
           </w:rPr>
-          <w:instrText xml:space="preserve"> PAGEREF _Toc240570427 \h </w:instrText>
+          <w:instrText xml:space="preserve"> PAGEREF _Toc241165341 \h </w:instrText>
         </w:r>
         <w:r>
           <w:rPr>
@@ -2202,7 +2172,7 @@
           <w14:ligatures w14:val="standardContextual"/>
         </w:rPr>
       </w:pPr>
-      <w:hyperlink w:anchor="_Toc240570428" w:history="1">
+      <w:hyperlink w:anchor="_Toc241165342" w:history="1">
         <w:r>
           <w:rPr>
             <w:rStyle w:val="Hyperlink"/>
@@ -2229,7 +2199,7 @@
             <w:noProof/>
             <w:webHidden/>
           </w:rPr>
-          <w:instrText xml:space="preserve"> PAGEREF _Toc240570428 \h </w:instrText>
+          <w:instrText xml:space="preserve"> PAGEREF _Toc241165342 \h </w:instrText>
         </w:r>
         <w:r>
           <w:rPr>
@@ -2274,7 +2244,7 @@
           <w14:ligatures w14:val="standardContextual"/>
         </w:rPr>
       </w:pPr>
-      <w:hyperlink w:anchor="_Toc240570429" w:history="1">
+      <w:hyperlink w:anchor="_Toc241165343" w:history="1">
         <w:r>
           <w:rPr>
             <w:rStyle w:val="Hyperlink"/>
@@ -2301,7 +2271,7 @@
             <w:noProof/>
             <w:webHidden/>
           </w:rPr>
-          <w:instrText xml:space="preserve"> PAGEREF _Toc240570429 \h </w:instrText>
+          <w:instrText xml:space="preserve"> PAGEREF _Toc241165343 \h </w:instrText>
         </w:r>
         <w:r>
           <w:rPr>
@@ -2346,7 +2316,7 @@
           <w14:ligatures w14:val="standardContextual"/>
         </w:rPr>
       </w:pPr>
-      <w:hyperlink w:anchor="_Toc240570430" w:history="1">
+      <w:hyperlink w:anchor="_Toc241165344" w:history="1">
         <w:r>
           <w:rPr>
             <w:rStyle w:val="Hyperlink"/>
@@ -2373,7 +2343,7 @@
             <w:noProof/>
             <w:webHidden/>
           </w:rPr>
-          <w:instrText xml:space="preserve"> PAGEREF _Toc240570430 \h </w:instrText>
+          <w:instrText xml:space="preserve"> PAGEREF _Toc241165344 \h </w:instrText>
         </w:r>
         <w:r>
           <w:rPr>
@@ -2418,7 +2388,7 @@
           <w14:ligatures w14:val="standardContextual"/>
         </w:rPr>
       </w:pPr>
-      <w:hyperlink w:anchor="_Toc240570431" w:history="1">
+      <w:hyperlink w:anchor="_Toc241165345" w:history="1">
         <w:r>
           <w:rPr>
             <w:rStyle w:val="Hyperlink"/>
@@ -2445,7 +2415,7 @@
             <w:noProof/>
             <w:webHidden/>
           </w:rPr>
-          <w:instrText xml:space="preserve"> PAGEREF _Toc240570431 \h </w:instrText>
+          <w:instrText xml:space="preserve"> PAGEREF _Toc241165345 \h </w:instrText>
         </w:r>
         <w:r>
           <w:rPr>
@@ -2490,7 +2460,7 @@
           <w14:ligatures w14:val="standardContextual"/>
         </w:rPr>
       </w:pPr>
-      <w:hyperlink w:anchor="_Toc240570432" w:history="1">
+      <w:hyperlink w:anchor="_Toc241165346" w:history="1">
         <w:r>
           <w:rPr>
             <w:rStyle w:val="Hyperlink"/>
@@ -2517,7 +2487,7 @@
             <w:noProof/>
             <w:webHidden/>
           </w:rPr>
-          <w:instrText xml:space="preserve"> PAGEREF _Toc240570432 \h </w:instrText>
+          <w:instrText xml:space="preserve"> PAGEREF _Toc241165346 \h </w:instrText>
         </w:r>
         <w:r>
           <w:rPr>
@@ -2562,7 +2532,7 @@
           <w14:ligatures w14:val="standardContextual"/>
         </w:rPr>
       </w:pPr>
-      <w:hyperlink w:anchor="_Toc240570433" w:history="1">
+      <w:hyperlink w:anchor="_Toc241165347" w:history="1">
         <w:r>
           <w:rPr>
             <w:rStyle w:val="Hyperlink"/>
@@ -2589,7 +2559,7 @@
             <w:noProof/>
             <w:webHidden/>
           </w:rPr>
-          <w:instrText xml:space="preserve"> PAGEREF _Toc240570433 \h </w:instrText>
+          <w:instrText xml:space="preserve"> PAGEREF _Toc241165347 \h </w:instrText>
         </w:r>
         <w:r>
           <w:rPr>
@@ -2634,7 +2604,7 @@
           <w14:ligatures w14:val="standardContextual"/>
         </w:rPr>
       </w:pPr>
-      <w:hyperlink w:anchor="_Toc240570434" w:history="1">
+      <w:hyperlink w:anchor="_Toc241165348" w:history="1">
         <w:r>
           <w:rPr>
             <w:rStyle w:val="Hyperlink"/>
@@ -2661,7 +2631,7 @@
             <w:noProof/>
             <w:webHidden/>
           </w:rPr>
-          <w:instrText xml:space="preserve"> PAGEREF _Toc240570434 \h </w:instrText>
+          <w:instrText xml:space="preserve"> PAGEREF _Toc241165348 \h </w:instrText>
         </w:r>
         <w:r>
           <w:rPr>
@@ -2706,7 +2676,7 @@
           <w14:ligatures w14:val="standardContextual"/>
         </w:rPr>
       </w:pPr>
-      <w:hyperlink w:anchor="_Toc240570435" w:history="1">
+      <w:hyperlink w:anchor="_Toc241165349" w:history="1">
         <w:r>
           <w:rPr>
             <w:rStyle w:val="Hyperlink"/>
@@ -2733,7 +2703,7 @@
             <w:noProof/>
             <w:webHidden/>
           </w:rPr>
-          <w:instrText xml:space="preserve"> PAGEREF _Toc240570435 \h </w:instrText>
+          <w:instrText xml:space="preserve"> PAGEREF _Toc241165349 \h </w:instrText>
         </w:r>
         <w:r>
           <w:rPr>
@@ -2778,7 +2748,7 @@
           <w14:ligatures w14:val="standardContextual"/>
         </w:rPr>
       </w:pPr>
-      <w:hyperlink w:anchor="_Toc240570436" w:history="1">
+      <w:hyperlink w:anchor="_Toc241165350" w:history="1">
         <w:r>
           <w:rPr>
             <w:rStyle w:val="Hyperlink"/>
@@ -2805,7 +2775,7 @@
             <w:noProof/>
             <w:webHidden/>
           </w:rPr>
-          <w:instrText xml:space="preserve"> PAGEREF _Toc240570436 \h </w:instrText>
+          <w:instrText xml:space="preserve"> PAGEREF _Toc241165350 \h </w:instrText>
         </w:r>
         <w:r>
           <w:rPr>
@@ -2850,7 +2820,7 @@
           <w14:ligatures w14:val="standardContextual"/>
         </w:rPr>
       </w:pPr>
-      <w:hyperlink w:anchor="_Toc240570437" w:history="1">
+      <w:hyperlink w:anchor="_Toc241165351" w:history="1">
         <w:r>
           <w:rPr>
             <w:rStyle w:val="Hyperlink"/>
@@ -2877,7 +2847,7 @@
             <w:noProof/>
             <w:webHidden/>
           </w:rPr>
-          <w:instrText xml:space="preserve"> PAGEREF _Toc240570437 \h </w:instrText>
+          <w:instrText xml:space="preserve"> PAGEREF _Toc241165351 \h </w:instrText>
         </w:r>
         <w:r>
           <w:rPr>
@@ -2922,7 +2892,7 @@
           <w14:ligatures w14:val="standardContextual"/>
         </w:rPr>
       </w:pPr>
-      <w:hyperlink w:anchor="_Toc240570438" w:history="1">
+      <w:hyperlink w:anchor="_Toc241165352" w:history="1">
         <w:r>
           <w:rPr>
             <w:rStyle w:val="Hyperlink"/>
@@ -2949,7 +2919,7 @@
             <w:noProof/>
             <w:webHidden/>
           </w:rPr>
-          <w:instrText xml:space="preserve"> PAGEREF _Toc240570438 \h </w:instrText>
+          <w:instrText xml:space="preserve"> PAGEREF _Toc241165352 \h </w:instrText>
         </w:r>
         <w:r>
           <w:rPr>
@@ -2994,7 +2964,7 @@
           <w14:ligatures w14:val="standardContextual"/>
         </w:rPr>
       </w:pPr>
-      <w:hyperlink w:anchor="_Toc240570439" w:history="1">
+      <w:hyperlink w:anchor="_Toc241165353" w:history="1">
         <w:r>
           <w:rPr>
             <w:rStyle w:val="Hyperlink"/>
@@ -3021,7 +2991,7 @@
             <w:noProof/>
             <w:webHidden/>
           </w:rPr>
-          <w:instrText xml:space="preserve"> PAGEREF _Toc240570439 \h </w:instrText>
+          <w:instrText xml:space="preserve"> PAGEREF _Toc241165353 \h </w:instrText>
         </w:r>
         <w:r>
           <w:rPr>
@@ -3066,13 +3036,13 @@
           <w14:ligatures w14:val="standardContextual"/>
         </w:rPr>
       </w:pPr>
-      <w:hyperlink w:anchor="_Toc240570440" w:history="1">
+      <w:hyperlink w:anchor="_Toc241165354" w:history="1">
         <w:r>
           <w:rPr>
             <w:rStyle w:val="Hyperlink"/>
             <w:noProof/>
           </w:rPr>
-          <w:t>7. Next Steps</w:t>
+          <w:t>7. Product Backlog and Sprint 1 Plan</w:t>
         </w:r>
         <w:r>
           <w:rPr>
@@ -3093,7 +3063,7 @@
             <w:noProof/>
             <w:webHidden/>
           </w:rPr>
-          <w:instrText xml:space="preserve"> PAGEREF _Toc240570440 \h </w:instrText>
+          <w:instrText xml:space="preserve"> PAGEREF _Toc241165354 \h </w:instrText>
         </w:r>
         <w:r>
           <w:rPr>
@@ -3113,7 +3083,7 @@
             <w:noProof/>
             <w:webHidden/>
           </w:rPr>
-          <w:t>22</w:t>
+          <w:t>23</w:t>
         </w:r>
         <w:r>
           <w:rPr>
@@ -3126,7 +3096,7 @@
     </w:p>
     <w:p>
       <w:pPr>
-        <w:pStyle w:val="TOC2"/>
+        <w:pStyle w:val="TOC3"/>
         <w:tabs>
           <w:tab w:val="right" w:leader="dot" w:pos="9350"/>
         </w:tabs>
@@ -3138,13 +3108,13 @@
           <w14:ligatures w14:val="standardContextual"/>
         </w:rPr>
       </w:pPr>
-      <w:hyperlink w:anchor="_Toc240570441" w:history="1">
+      <w:hyperlink w:anchor="_Toc241165355" w:history="1">
         <w:r>
           <w:rPr>
             <w:rStyle w:val="Hyperlink"/>
             <w:noProof/>
           </w:rPr>
-          <w:t>8. References</w:t>
+          <w:t>7.1 Approach</w:t>
         </w:r>
         <w:r>
           <w:rPr>
@@ -3165,7 +3135,7 @@
             <w:noProof/>
             <w:webHidden/>
           </w:rPr>
-          <w:instrText xml:space="preserve"> PAGEREF _Toc240570441 \h </w:instrText>
+          <w:instrText xml:space="preserve"> PAGEREF _Toc241165355 \h </w:instrText>
         </w:r>
         <w:r>
           <w:rPr>
@@ -3198,6 +3168,726 @@
     </w:p>
     <w:p>
       <w:pPr>
+        <w:pStyle w:val="TOC3"/>
+        <w:tabs>
+          <w:tab w:val="right" w:leader="dot" w:pos="9350"/>
+        </w:tabs>
+        <w:rPr>
+          <w:rFonts w:eastAsiaTheme="minorEastAsia"/>
+          <w:noProof/>
+          <w:kern w:val="2"/>
+          <w:lang w:val="en-AS" w:eastAsia="en-AS"/>
+          <w14:ligatures w14:val="standardContextual"/>
+        </w:rPr>
+      </w:pPr>
+      <w:hyperlink w:anchor="_Toc241165356" w:history="1">
+        <w:r>
+          <w:rPr>
+            <w:rStyle w:val="Hyperlink"/>
+            <w:noProof/>
+          </w:rPr>
+          <w:t>7.2 Epic Overview</w:t>
+        </w:r>
+        <w:r>
+          <w:rPr>
+            <w:noProof/>
+            <w:webHidden/>
+          </w:rPr>
+          <w:tab/>
+        </w:r>
+        <w:r>
+          <w:rPr>
+            <w:noProof/>
+            <w:webHidden/>
+          </w:rPr>
+          <w:fldChar w:fldCharType="begin"/>
+        </w:r>
+        <w:r>
+          <w:rPr>
+            <w:noProof/>
+            <w:webHidden/>
+          </w:rPr>
+          <w:instrText xml:space="preserve"> PAGEREF _Toc241165356 \h </w:instrText>
+        </w:r>
+        <w:r>
+          <w:rPr>
+            <w:noProof/>
+            <w:webHidden/>
+          </w:rPr>
+        </w:r>
+        <w:r>
+          <w:rPr>
+            <w:noProof/>
+            <w:webHidden/>
+          </w:rPr>
+          <w:fldChar w:fldCharType="separate"/>
+        </w:r>
+        <w:r>
+          <w:rPr>
+            <w:noProof/>
+            <w:webHidden/>
+          </w:rPr>
+          <w:t>23</w:t>
+        </w:r>
+        <w:r>
+          <w:rPr>
+            <w:noProof/>
+            <w:webHidden/>
+          </w:rPr>
+          <w:fldChar w:fldCharType="end"/>
+        </w:r>
+      </w:hyperlink>
+    </w:p>
+    <w:p>
+      <w:pPr>
+        <w:pStyle w:val="TOC3"/>
+        <w:tabs>
+          <w:tab w:val="right" w:leader="dot" w:pos="9350"/>
+        </w:tabs>
+        <w:rPr>
+          <w:rFonts w:eastAsiaTheme="minorEastAsia"/>
+          <w:noProof/>
+          <w:kern w:val="2"/>
+          <w:lang w:val="en-AS" w:eastAsia="en-AS"/>
+          <w14:ligatures w14:val="standardContextual"/>
+        </w:rPr>
+      </w:pPr>
+      <w:hyperlink w:anchor="_Toc241165357" w:history="1">
+        <w:r>
+          <w:rPr>
+            <w:rStyle w:val="Hyperlink"/>
+            <w:noProof/>
+          </w:rPr>
+          <w:t>7.3 Backlog — Login and Accounts</w:t>
+        </w:r>
+        <w:r>
+          <w:rPr>
+            <w:noProof/>
+            <w:webHidden/>
+          </w:rPr>
+          <w:tab/>
+        </w:r>
+        <w:r>
+          <w:rPr>
+            <w:noProof/>
+            <w:webHidden/>
+          </w:rPr>
+          <w:fldChar w:fldCharType="begin"/>
+        </w:r>
+        <w:r>
+          <w:rPr>
+            <w:noProof/>
+            <w:webHidden/>
+          </w:rPr>
+          <w:instrText xml:space="preserve"> PAGEREF _Toc241165357 \h </w:instrText>
+        </w:r>
+        <w:r>
+          <w:rPr>
+            <w:noProof/>
+            <w:webHidden/>
+          </w:rPr>
+        </w:r>
+        <w:r>
+          <w:rPr>
+            <w:noProof/>
+            <w:webHidden/>
+          </w:rPr>
+          <w:fldChar w:fldCharType="separate"/>
+        </w:r>
+        <w:r>
+          <w:rPr>
+            <w:noProof/>
+            <w:webHidden/>
+          </w:rPr>
+          <w:t>23</w:t>
+        </w:r>
+        <w:r>
+          <w:rPr>
+            <w:noProof/>
+            <w:webHidden/>
+          </w:rPr>
+          <w:fldChar w:fldCharType="end"/>
+        </w:r>
+      </w:hyperlink>
+    </w:p>
+    <w:p>
+      <w:pPr>
+        <w:pStyle w:val="TOC3"/>
+        <w:tabs>
+          <w:tab w:val="right" w:leader="dot" w:pos="9350"/>
+        </w:tabs>
+        <w:rPr>
+          <w:rFonts w:eastAsiaTheme="minorEastAsia"/>
+          <w:noProof/>
+          <w:kern w:val="2"/>
+          <w:lang w:val="en-AS" w:eastAsia="en-AS"/>
+          <w14:ligatures w14:val="standardContextual"/>
+        </w:rPr>
+      </w:pPr>
+      <w:hyperlink w:anchor="_Toc241165358" w:history="1">
+        <w:r>
+          <w:rPr>
+            <w:rStyle w:val="Hyperlink"/>
+            <w:noProof/>
+          </w:rPr>
+          <w:t>7.4 Backlog — User Interface</w:t>
+        </w:r>
+        <w:r>
+          <w:rPr>
+            <w:noProof/>
+            <w:webHidden/>
+          </w:rPr>
+          <w:tab/>
+        </w:r>
+        <w:r>
+          <w:rPr>
+            <w:noProof/>
+            <w:webHidden/>
+          </w:rPr>
+          <w:fldChar w:fldCharType="begin"/>
+        </w:r>
+        <w:r>
+          <w:rPr>
+            <w:noProof/>
+            <w:webHidden/>
+          </w:rPr>
+          <w:instrText xml:space="preserve"> PAGEREF _Toc241165358 \h </w:instrText>
+        </w:r>
+        <w:r>
+          <w:rPr>
+            <w:noProof/>
+            <w:webHidden/>
+          </w:rPr>
+        </w:r>
+        <w:r>
+          <w:rPr>
+            <w:noProof/>
+            <w:webHidden/>
+          </w:rPr>
+          <w:fldChar w:fldCharType="separate"/>
+        </w:r>
+        <w:r>
+          <w:rPr>
+            <w:noProof/>
+            <w:webHidden/>
+          </w:rPr>
+          <w:t>24</w:t>
+        </w:r>
+        <w:r>
+          <w:rPr>
+            <w:noProof/>
+            <w:webHidden/>
+          </w:rPr>
+          <w:fldChar w:fldCharType="end"/>
+        </w:r>
+      </w:hyperlink>
+    </w:p>
+    <w:p>
+      <w:pPr>
+        <w:pStyle w:val="TOC3"/>
+        <w:tabs>
+          <w:tab w:val="right" w:leader="dot" w:pos="9350"/>
+        </w:tabs>
+        <w:rPr>
+          <w:rFonts w:eastAsiaTheme="minorEastAsia"/>
+          <w:noProof/>
+          <w:kern w:val="2"/>
+          <w:lang w:val="en-AS" w:eastAsia="en-AS"/>
+          <w14:ligatures w14:val="standardContextual"/>
+        </w:rPr>
+      </w:pPr>
+      <w:hyperlink w:anchor="_Toc241165359" w:history="1">
+        <w:r>
+          <w:rPr>
+            <w:rStyle w:val="Hyperlink"/>
+            <w:noProof/>
+          </w:rPr>
+          <w:t>7.5 Backlog — Backend Processes</w:t>
+        </w:r>
+        <w:r>
+          <w:rPr>
+            <w:noProof/>
+            <w:webHidden/>
+          </w:rPr>
+          <w:tab/>
+        </w:r>
+        <w:r>
+          <w:rPr>
+            <w:noProof/>
+            <w:webHidden/>
+          </w:rPr>
+          <w:fldChar w:fldCharType="begin"/>
+        </w:r>
+        <w:r>
+          <w:rPr>
+            <w:noProof/>
+            <w:webHidden/>
+          </w:rPr>
+          <w:instrText xml:space="preserve"> PAGEREF _Toc241165359 \h </w:instrText>
+        </w:r>
+        <w:r>
+          <w:rPr>
+            <w:noProof/>
+            <w:webHidden/>
+          </w:rPr>
+        </w:r>
+        <w:r>
+          <w:rPr>
+            <w:noProof/>
+            <w:webHidden/>
+          </w:rPr>
+          <w:fldChar w:fldCharType="separate"/>
+        </w:r>
+        <w:r>
+          <w:rPr>
+            <w:noProof/>
+            <w:webHidden/>
+          </w:rPr>
+          <w:t>25</w:t>
+        </w:r>
+        <w:r>
+          <w:rPr>
+            <w:noProof/>
+            <w:webHidden/>
+          </w:rPr>
+          <w:fldChar w:fldCharType="end"/>
+        </w:r>
+      </w:hyperlink>
+    </w:p>
+    <w:p>
+      <w:pPr>
+        <w:pStyle w:val="TOC3"/>
+        <w:tabs>
+          <w:tab w:val="right" w:leader="dot" w:pos="9350"/>
+        </w:tabs>
+        <w:rPr>
+          <w:rFonts w:eastAsiaTheme="minorEastAsia"/>
+          <w:noProof/>
+          <w:kern w:val="2"/>
+          <w:lang w:val="en-AS" w:eastAsia="en-AS"/>
+          <w14:ligatures w14:val="standardContextual"/>
+        </w:rPr>
+      </w:pPr>
+      <w:hyperlink w:anchor="_Toc241165360" w:history="1">
+        <w:r>
+          <w:rPr>
+            <w:rStyle w:val="Hyperlink"/>
+            <w:noProof/>
+          </w:rPr>
+          <w:t>7.6 Backlog — Reporting and Analytics</w:t>
+        </w:r>
+        <w:r>
+          <w:rPr>
+            <w:noProof/>
+            <w:webHidden/>
+          </w:rPr>
+          <w:tab/>
+        </w:r>
+        <w:r>
+          <w:rPr>
+            <w:noProof/>
+            <w:webHidden/>
+          </w:rPr>
+          <w:fldChar w:fldCharType="begin"/>
+        </w:r>
+        <w:r>
+          <w:rPr>
+            <w:noProof/>
+            <w:webHidden/>
+          </w:rPr>
+          <w:instrText xml:space="preserve"> PAGEREF _Toc241165360 \h </w:instrText>
+        </w:r>
+        <w:r>
+          <w:rPr>
+            <w:noProof/>
+            <w:webHidden/>
+          </w:rPr>
+        </w:r>
+        <w:r>
+          <w:rPr>
+            <w:noProof/>
+            <w:webHidden/>
+          </w:rPr>
+          <w:fldChar w:fldCharType="separate"/>
+        </w:r>
+        <w:r>
+          <w:rPr>
+            <w:noProof/>
+            <w:webHidden/>
+          </w:rPr>
+          <w:t>26</w:t>
+        </w:r>
+        <w:r>
+          <w:rPr>
+            <w:noProof/>
+            <w:webHidden/>
+          </w:rPr>
+          <w:fldChar w:fldCharType="end"/>
+        </w:r>
+      </w:hyperlink>
+    </w:p>
+    <w:p>
+      <w:pPr>
+        <w:pStyle w:val="TOC3"/>
+        <w:tabs>
+          <w:tab w:val="right" w:leader="dot" w:pos="9350"/>
+        </w:tabs>
+        <w:rPr>
+          <w:rFonts w:eastAsiaTheme="minorEastAsia"/>
+          <w:noProof/>
+          <w:kern w:val="2"/>
+          <w:lang w:val="en-AS" w:eastAsia="en-AS"/>
+          <w14:ligatures w14:val="standardContextual"/>
+        </w:rPr>
+      </w:pPr>
+      <w:hyperlink w:anchor="_Toc241165361" w:history="1">
+        <w:r>
+          <w:rPr>
+            <w:rStyle w:val="Hyperlink"/>
+            <w:noProof/>
+          </w:rPr>
+          <w:t>7.7 Sprint 1 Plan</w:t>
+        </w:r>
+        <w:r>
+          <w:rPr>
+            <w:noProof/>
+            <w:webHidden/>
+          </w:rPr>
+          <w:tab/>
+        </w:r>
+        <w:r>
+          <w:rPr>
+            <w:noProof/>
+            <w:webHidden/>
+          </w:rPr>
+          <w:fldChar w:fldCharType="begin"/>
+        </w:r>
+        <w:r>
+          <w:rPr>
+            <w:noProof/>
+            <w:webHidden/>
+          </w:rPr>
+          <w:instrText xml:space="preserve"> PAGEREF _Toc241165361 \h </w:instrText>
+        </w:r>
+        <w:r>
+          <w:rPr>
+            <w:noProof/>
+            <w:webHidden/>
+          </w:rPr>
+        </w:r>
+        <w:r>
+          <w:rPr>
+            <w:noProof/>
+            <w:webHidden/>
+          </w:rPr>
+          <w:fldChar w:fldCharType="separate"/>
+        </w:r>
+        <w:r>
+          <w:rPr>
+            <w:noProof/>
+            <w:webHidden/>
+          </w:rPr>
+          <w:t>27</w:t>
+        </w:r>
+        <w:r>
+          <w:rPr>
+            <w:noProof/>
+            <w:webHidden/>
+          </w:rPr>
+          <w:fldChar w:fldCharType="end"/>
+        </w:r>
+      </w:hyperlink>
+    </w:p>
+    <w:p>
+      <w:pPr>
+        <w:pStyle w:val="TOC3"/>
+        <w:tabs>
+          <w:tab w:val="right" w:leader="dot" w:pos="9350"/>
+        </w:tabs>
+        <w:rPr>
+          <w:rFonts w:eastAsiaTheme="minorEastAsia"/>
+          <w:noProof/>
+          <w:kern w:val="2"/>
+          <w:lang w:val="en-AS" w:eastAsia="en-AS"/>
+          <w14:ligatures w14:val="standardContextual"/>
+        </w:rPr>
+      </w:pPr>
+      <w:hyperlink w:anchor="_Toc241165362" w:history="1">
+        <w:r>
+          <w:rPr>
+            <w:rStyle w:val="Hyperlink"/>
+            <w:noProof/>
+          </w:rPr>
+          <w:t>7.8 Product Backlog Board</w:t>
+        </w:r>
+        <w:r>
+          <w:rPr>
+            <w:noProof/>
+            <w:webHidden/>
+          </w:rPr>
+          <w:tab/>
+        </w:r>
+        <w:r>
+          <w:rPr>
+            <w:noProof/>
+            <w:webHidden/>
+          </w:rPr>
+          <w:fldChar w:fldCharType="begin"/>
+        </w:r>
+        <w:r>
+          <w:rPr>
+            <w:noProof/>
+            <w:webHidden/>
+          </w:rPr>
+          <w:instrText xml:space="preserve"> PAGEREF _Toc241165362 \h </w:instrText>
+        </w:r>
+        <w:r>
+          <w:rPr>
+            <w:noProof/>
+            <w:webHidden/>
+          </w:rPr>
+        </w:r>
+        <w:r>
+          <w:rPr>
+            <w:noProof/>
+            <w:webHidden/>
+          </w:rPr>
+          <w:fldChar w:fldCharType="separate"/>
+        </w:r>
+        <w:r>
+          <w:rPr>
+            <w:noProof/>
+            <w:webHidden/>
+          </w:rPr>
+          <w:t>28</w:t>
+        </w:r>
+        <w:r>
+          <w:rPr>
+            <w:noProof/>
+            <w:webHidden/>
+          </w:rPr>
+          <w:fldChar w:fldCharType="end"/>
+        </w:r>
+      </w:hyperlink>
+    </w:p>
+    <w:p>
+      <w:pPr>
+        <w:pStyle w:val="TOC3"/>
+        <w:tabs>
+          <w:tab w:val="right" w:leader="dot" w:pos="9350"/>
+        </w:tabs>
+        <w:rPr>
+          <w:rFonts w:eastAsiaTheme="minorEastAsia"/>
+          <w:noProof/>
+          <w:kern w:val="2"/>
+          <w:lang w:val="en-AS" w:eastAsia="en-AS"/>
+          <w14:ligatures w14:val="standardContextual"/>
+        </w:rPr>
+      </w:pPr>
+      <w:hyperlink w:anchor="_Toc241165363" w:history="1">
+        <w:r>
+          <w:rPr>
+            <w:rStyle w:val="Hyperlink"/>
+            <w:noProof/>
+          </w:rPr>
+          <w:t>7.9 Open Backlog Items</w:t>
+        </w:r>
+        <w:r>
+          <w:rPr>
+            <w:noProof/>
+            <w:webHidden/>
+          </w:rPr>
+          <w:tab/>
+        </w:r>
+        <w:r>
+          <w:rPr>
+            <w:noProof/>
+            <w:webHidden/>
+          </w:rPr>
+          <w:fldChar w:fldCharType="begin"/>
+        </w:r>
+        <w:r>
+          <w:rPr>
+            <w:noProof/>
+            <w:webHidden/>
+          </w:rPr>
+          <w:instrText xml:space="preserve"> PAGEREF _Toc241165363 \h </w:instrText>
+        </w:r>
+        <w:r>
+          <w:rPr>
+            <w:noProof/>
+            <w:webHidden/>
+          </w:rPr>
+        </w:r>
+        <w:r>
+          <w:rPr>
+            <w:noProof/>
+            <w:webHidden/>
+          </w:rPr>
+          <w:fldChar w:fldCharType="separate"/>
+        </w:r>
+        <w:r>
+          <w:rPr>
+            <w:noProof/>
+            <w:webHidden/>
+          </w:rPr>
+          <w:t>29</w:t>
+        </w:r>
+        <w:r>
+          <w:rPr>
+            <w:noProof/>
+            <w:webHidden/>
+          </w:rPr>
+          <w:fldChar w:fldCharType="end"/>
+        </w:r>
+      </w:hyperlink>
+    </w:p>
+    <w:p>
+      <w:pPr>
+        <w:pStyle w:val="TOC2"/>
+        <w:tabs>
+          <w:tab w:val="right" w:leader="dot" w:pos="9350"/>
+        </w:tabs>
+        <w:rPr>
+          <w:rFonts w:eastAsiaTheme="minorEastAsia"/>
+          <w:noProof/>
+          <w:kern w:val="2"/>
+          <w:lang w:val="en-AS" w:eastAsia="en-AS"/>
+          <w14:ligatures w14:val="standardContextual"/>
+        </w:rPr>
+      </w:pPr>
+      <w:hyperlink w:anchor="_Toc241165364" w:history="1">
+        <w:r>
+          <w:rPr>
+            <w:rStyle w:val="Hyperlink"/>
+            <w:noProof/>
+          </w:rPr>
+          <w:t>8. Next Steps</w:t>
+        </w:r>
+        <w:r>
+          <w:rPr>
+            <w:noProof/>
+            <w:webHidden/>
+          </w:rPr>
+          <w:tab/>
+        </w:r>
+        <w:r>
+          <w:rPr>
+            <w:noProof/>
+            <w:webHidden/>
+          </w:rPr>
+          <w:fldChar w:fldCharType="begin"/>
+        </w:r>
+        <w:r>
+          <w:rPr>
+            <w:noProof/>
+            <w:webHidden/>
+          </w:rPr>
+          <w:instrText xml:space="preserve"> PAGEREF _Toc241165364 \h </w:instrText>
+        </w:r>
+        <w:r>
+          <w:rPr>
+            <w:noProof/>
+            <w:webHidden/>
+          </w:rPr>
+        </w:r>
+        <w:r>
+          <w:rPr>
+            <w:noProof/>
+            <w:webHidden/>
+          </w:rPr>
+          <w:fldChar w:fldCharType="separate"/>
+        </w:r>
+        <w:r>
+          <w:rPr>
+            <w:noProof/>
+            <w:webHidden/>
+          </w:rPr>
+          <w:t>29</w:t>
+        </w:r>
+        <w:r>
+          <w:rPr>
+            <w:noProof/>
+            <w:webHidden/>
+          </w:rPr>
+          <w:fldChar w:fldCharType="end"/>
+        </w:r>
+      </w:hyperlink>
+    </w:p>
+    <w:p>
+      <w:pPr>
+        <w:pStyle w:val="TOC2"/>
+        <w:tabs>
+          <w:tab w:val="right" w:leader="dot" w:pos="9350"/>
+        </w:tabs>
+        <w:rPr>
+          <w:rFonts w:eastAsiaTheme="minorEastAsia"/>
+          <w:noProof/>
+          <w:kern w:val="2"/>
+          <w:lang w:val="en-AS" w:eastAsia="en-AS"/>
+          <w14:ligatures w14:val="standardContextual"/>
+        </w:rPr>
+      </w:pPr>
+      <w:hyperlink w:anchor="_Toc241165365" w:history="1">
+        <w:r>
+          <w:rPr>
+            <w:rStyle w:val="Hyperlink"/>
+            <w:noProof/>
+          </w:rPr>
+          <w:t>9. References</w:t>
+        </w:r>
+        <w:r>
+          <w:rPr>
+            <w:noProof/>
+            <w:webHidden/>
+          </w:rPr>
+          <w:tab/>
+        </w:r>
+        <w:r>
+          <w:rPr>
+            <w:noProof/>
+            <w:webHidden/>
+          </w:rPr>
+          <w:fldChar w:fldCharType="begin"/>
+        </w:r>
+        <w:r>
+          <w:rPr>
+            <w:noProof/>
+            <w:webHidden/>
+          </w:rPr>
+          <w:instrText xml:space="preserve"> PAGEREF _Toc241165365 \h </w:instrText>
+        </w:r>
+        <w:r>
+          <w:rPr>
+            <w:noProof/>
+            <w:webHidden/>
+          </w:rPr>
+        </w:r>
+        <w:r>
+          <w:rPr>
+            <w:noProof/>
+            <w:webHidden/>
+          </w:rPr>
+          <w:fldChar w:fldCharType="separate"/>
+        </w:r>
+        <w:r>
+          <w:rPr>
+            <w:noProof/>
+            <w:webHidden/>
+          </w:rPr>
+          <w:t>30</w:t>
+        </w:r>
+        <w:r>
+          <w:rPr>
+            <w:noProof/>
+            <w:webHidden/>
+          </w:rPr>
+          <w:fldChar w:fldCharType="end"/>
+        </w:r>
+      </w:hyperlink>
+    </w:p>
+    <w:p>
+      <w:pPr>
         <w:pStyle w:val="BodyText"/>
       </w:pPr>
       <w:r>
@@ -3214,7 +3904,7 @@
         <w:pStyle w:val="Heading2"/>
       </w:pPr>
       <w:bookmarkStart w:id="3" w:name="introduction"/>
-      <w:bookmarkStart w:id="4" w:name="_Toc240570403"/>
+      <w:bookmarkStart w:id="4" w:name="_Toc241165317"/>
       <w:r>
         <w:lastRenderedPageBreak/>
         <w:t>1. Introduction</w:t>
@@ -3242,7 +3932,7 @@
         <w:pStyle w:val="Heading2"/>
       </w:pPr>
       <w:bookmarkStart w:id="5" w:name="existing-software-landscape-research"/>
-      <w:bookmarkStart w:id="6" w:name="_Toc240570404"/>
+      <w:bookmarkStart w:id="6" w:name="_Toc241165318"/>
       <w:bookmarkEnd w:id="3"/>
       <w:r>
         <w:t>2. Existing Software Landscape (Research)</w:t>
@@ -3254,7 +3944,7 @@
         <w:pStyle w:val="Heading3"/>
       </w:pPr>
       <w:bookmarkStart w:id="7" w:name="purpose-of-the-research"/>
-      <w:bookmarkStart w:id="8" w:name="_Toc240570405"/>
+      <w:bookmarkStart w:id="8" w:name="_Toc241165319"/>
       <w:r>
         <w:t>2.1 Purpose of the Research</w:t>
       </w:r>
@@ -3273,7 +3963,7 @@
         <w:pStyle w:val="Heading3"/>
       </w:pPr>
       <w:bookmarkStart w:id="9" w:name="market-overview"/>
-      <w:bookmarkStart w:id="10" w:name="_Toc240570406"/>
+      <w:bookmarkStart w:id="10" w:name="_Toc241165320"/>
       <w:bookmarkEnd w:id="7"/>
       <w:r>
         <w:t>2.2 Market Overview</w:t>
@@ -3560,7 +4250,7 @@
         <w:pStyle w:val="Heading3"/>
       </w:pPr>
       <w:bookmarkStart w:id="11" w:name="competitor-analysis"/>
-      <w:bookmarkStart w:id="12" w:name="_Toc240570407"/>
+      <w:bookmarkStart w:id="12" w:name="_Toc241165321"/>
       <w:bookmarkEnd w:id="9"/>
       <w:r>
         <w:t>2.3 Competitor Analysis</w:t>
@@ -4070,7 +4760,7 @@
         <w:pStyle w:val="Heading3"/>
       </w:pPr>
       <w:bookmarkStart w:id="13" w:name="common-weaknesses-in-current-solutions"/>
-      <w:bookmarkStart w:id="14" w:name="_Toc240570408"/>
+      <w:bookmarkStart w:id="14" w:name="_Toc241165322"/>
       <w:bookmarkEnd w:id="11"/>
       <w:r>
         <w:t>2.4 Common Weaknesses in Current Solutions</w:t>
@@ -4186,7 +4876,7 @@
         <w:pStyle w:val="Heading3"/>
       </w:pPr>
       <w:bookmarkStart w:id="15" w:name="how-our-platform-will-be-different"/>
-      <w:bookmarkStart w:id="16" w:name="_Toc240570409"/>
+      <w:bookmarkStart w:id="16" w:name="_Toc241165323"/>
       <w:bookmarkEnd w:id="13"/>
       <w:r>
         <w:t>2.5 How Our Platform Will Be Different</w:t>
@@ -4284,9 +4974,9 @@
         <w:pStyle w:val="Heading2"/>
       </w:pPr>
       <w:bookmarkStart w:id="17" w:name="vision-and-scope"/>
-      <w:bookmarkStart w:id="18" w:name="_Toc240570410"/>
+      <w:bookmarkStart w:id="18" w:name="_Toc241165324"/>
+      <w:bookmarkEnd w:id="5"/>
       <w:bookmarkEnd w:id="15"/>
-      <w:bookmarkEnd w:id="5"/>
       <w:r>
         <w:t>3. Vision and Scope</w:t>
       </w:r>
@@ -4297,7 +4987,7 @@
         <w:pStyle w:val="Heading3"/>
       </w:pPr>
       <w:bookmarkStart w:id="19" w:name="about-oftware-orp."/>
-      <w:bookmarkStart w:id="20" w:name="_Toc240570411"/>
+      <w:bookmarkStart w:id="20" w:name="_Toc241165325"/>
       <w:r>
         <w:t>3.1 About $oftware ¢orp.</w:t>
       </w:r>
@@ -4334,7 +5024,7 @@
         <w:pStyle w:val="Heading3"/>
       </w:pPr>
       <w:bookmarkStart w:id="21" w:name="how-this-project-was-acquired"/>
-      <w:bookmarkStart w:id="22" w:name="_Toc240570412"/>
+      <w:bookmarkStart w:id="22" w:name="_Toc241165326"/>
       <w:bookmarkEnd w:id="19"/>
       <w:r>
         <w:lastRenderedPageBreak/>
@@ -4371,7 +5061,7 @@
         <w:pStyle w:val="Heading3"/>
       </w:pPr>
       <w:bookmarkStart w:id="23" w:name="business-need"/>
-      <w:bookmarkStart w:id="24" w:name="_Toc240570413"/>
+      <w:bookmarkStart w:id="24" w:name="_Toc241165327"/>
       <w:bookmarkEnd w:id="21"/>
       <w:r>
         <w:t>3.3 Business Need</w:t>
@@ -4399,7 +5089,7 @@
         <w:pStyle w:val="Heading3"/>
       </w:pPr>
       <w:bookmarkStart w:id="25" w:name="vision-statement"/>
-      <w:bookmarkStart w:id="26" w:name="_Toc240570414"/>
+      <w:bookmarkStart w:id="26" w:name="_Toc241165328"/>
       <w:bookmarkEnd w:id="23"/>
       <w:r>
         <w:t>3.4 Vision Statement</w:t>
@@ -4489,7 +5179,7 @@
         <w:pStyle w:val="Heading3"/>
       </w:pPr>
       <w:bookmarkStart w:id="27" w:name="business-objectives-and-success-metrics"/>
-      <w:bookmarkStart w:id="28" w:name="_Toc240570415"/>
+      <w:bookmarkStart w:id="28" w:name="_Toc241165329"/>
       <w:bookmarkEnd w:id="25"/>
       <w:r>
         <w:t>3.5 Business Objectives and Success Metrics</w:t>
@@ -4764,7 +5454,7 @@
         <w:pStyle w:val="Heading3"/>
       </w:pPr>
       <w:bookmarkStart w:id="29" w:name="project-overview"/>
-      <w:bookmarkStart w:id="30" w:name="_Toc240570416"/>
+      <w:bookmarkStart w:id="30" w:name="_Toc241165330"/>
       <w:bookmarkEnd w:id="27"/>
       <w:r>
         <w:t>3.6 Project Overview</w:t>
@@ -4860,7 +5550,7 @@
         <w:pStyle w:val="Heading3"/>
       </w:pPr>
       <w:bookmarkStart w:id="31" w:name="scope-in-and-out"/>
-      <w:bookmarkStart w:id="32" w:name="_Toc240570417"/>
+      <w:bookmarkStart w:id="32" w:name="_Toc241165331"/>
       <w:bookmarkEnd w:id="29"/>
       <w:r>
         <w:t>3.7 Scope — In and Out</w:t>
@@ -5136,7 +5826,7 @@
         <w:pStyle w:val="Heading3"/>
       </w:pPr>
       <w:bookmarkStart w:id="33" w:name="stakeholders"/>
-      <w:bookmarkStart w:id="34" w:name="_Toc240570418"/>
+      <w:bookmarkStart w:id="34" w:name="_Toc241165332"/>
       <w:bookmarkEnd w:id="31"/>
       <w:r>
         <w:t>3.8 Stakeholders</w:t>
@@ -5533,7 +6223,7 @@
         <w:pStyle w:val="Heading3"/>
       </w:pPr>
       <w:bookmarkStart w:id="35" w:name="constraints-and-assumptions"/>
-      <w:bookmarkStart w:id="36" w:name="_Toc240570419"/>
+      <w:bookmarkStart w:id="36" w:name="_Toc241165333"/>
       <w:bookmarkEnd w:id="33"/>
       <w:r>
         <w:t>3.9 Constraints and Assumptions</w:t>
@@ -5665,9 +6355,9 @@
         <w:pStyle w:val="Heading2"/>
       </w:pPr>
       <w:bookmarkStart w:id="37" w:name="X671c9c4d490f0732ba072bcdca550b075eb5f82"/>
-      <w:bookmarkStart w:id="38" w:name="_Toc240570420"/>
+      <w:bookmarkStart w:id="38" w:name="_Toc241165334"/>
+      <w:bookmarkEnd w:id="17"/>
       <w:bookmarkEnd w:id="35"/>
-      <w:bookmarkEnd w:id="17"/>
       <w:r>
         <w:lastRenderedPageBreak/>
         <w:t>4. Software Requirements Specification (Draft)</w:t>
@@ -5694,7 +6384,7 @@
         <w:pStyle w:val="Heading3"/>
       </w:pPr>
       <w:bookmarkStart w:id="39" w:name="purpose-and-scope-of-the-srs"/>
-      <w:bookmarkStart w:id="40" w:name="_Toc240570421"/>
+      <w:bookmarkStart w:id="40" w:name="_Toc241165335"/>
       <w:r>
         <w:t>4.1 Purpose and Scope of the SRS</w:t>
       </w:r>
@@ -5713,7 +6403,7 @@
         <w:pStyle w:val="Heading3"/>
       </w:pPr>
       <w:bookmarkStart w:id="41" w:name="definitions-and-acronyms"/>
-      <w:bookmarkStart w:id="42" w:name="_Toc240570422"/>
+      <w:bookmarkStart w:id="42" w:name="_Toc241165336"/>
       <w:bookmarkEnd w:id="39"/>
       <w:r>
         <w:t>4.2 Definitions and Acronyms</w:t>
@@ -5992,7 +6682,7 @@
         <w:pStyle w:val="Heading3"/>
       </w:pPr>
       <w:bookmarkStart w:id="43" w:name="actors"/>
-      <w:bookmarkStart w:id="44" w:name="_Toc240570423"/>
+      <w:bookmarkStart w:id="44" w:name="_Toc241165337"/>
       <w:bookmarkEnd w:id="41"/>
       <w:r>
         <w:t>4.3 Actors</w:t>
@@ -6002,12 +6692,12 @@
     <w:tbl>
       <w:tblPr>
         <w:tblStyle w:val="Table"/>
-        <w:tblW w:w="0" w:type="auto"/>
+        <w:tblW w:w="5000" w:type="pct"/>
         <w:tblLook w:val="0020" w:firstRow="1" w:lastRow="0" w:firstColumn="0" w:lastColumn="0" w:noHBand="0" w:noVBand="0"/>
       </w:tblPr>
       <w:tblGrid>
-        <w:gridCol w:w="2469"/>
-        <w:gridCol w:w="4865"/>
+        <w:gridCol w:w="3224"/>
+        <w:gridCol w:w="6352"/>
       </w:tblGrid>
       <w:tr>
         <w:trPr>
@@ -6271,7 +6961,7 @@
         <w:pStyle w:val="Heading3"/>
       </w:pPr>
       <w:bookmarkStart w:id="45" w:name="use-cases"/>
-      <w:bookmarkStart w:id="46" w:name="_Toc240570424"/>
+      <w:bookmarkStart w:id="46" w:name="_Toc241165338"/>
       <w:bookmarkEnd w:id="43"/>
       <w:r>
         <w:t>4.4 Use Cases</w:t>
@@ -7959,9 +8649,9 @@
         <w:pStyle w:val="Heading3"/>
       </w:pPr>
       <w:bookmarkStart w:id="69" w:name="non-functional-requirements"/>
-      <w:bookmarkStart w:id="70" w:name="_Toc240570425"/>
+      <w:bookmarkStart w:id="70" w:name="_Toc241165339"/>
+      <w:bookmarkEnd w:id="45"/>
       <w:bookmarkEnd w:id="68"/>
-      <w:bookmarkEnd w:id="45"/>
       <w:r>
         <w:t>4.5 Non-Functional Requirements</w:t>
       </w:r>
@@ -8522,7 +9212,7 @@
         <w:pStyle w:val="Heading3"/>
       </w:pPr>
       <w:bookmarkStart w:id="71" w:name="external-interfaces"/>
-      <w:bookmarkStart w:id="72" w:name="_Toc240570426"/>
+      <w:bookmarkStart w:id="72" w:name="_Toc241165340"/>
       <w:bookmarkEnd w:id="69"/>
       <w:r>
         <w:t>4.6 External Interfaces</w:t>
@@ -8796,7 +9486,7 @@
         <w:pStyle w:val="Heading3"/>
       </w:pPr>
       <w:bookmarkStart w:id="73" w:name="open-items-for-future-versions"/>
-      <w:bookmarkStart w:id="74" w:name="_Toc240570427"/>
+      <w:bookmarkStart w:id="74" w:name="_Toc241165341"/>
       <w:bookmarkEnd w:id="71"/>
       <w:r>
         <w:t>4.7 Open Items for Future Versions</w:t>
@@ -8901,9 +9591,9 @@
         <w:pStyle w:val="Heading2"/>
       </w:pPr>
       <w:bookmarkStart w:id="75" w:name="work-breakdown-structure"/>
-      <w:bookmarkStart w:id="76" w:name="_Toc240570428"/>
+      <w:bookmarkStart w:id="76" w:name="_Toc241165342"/>
+      <w:bookmarkEnd w:id="37"/>
       <w:bookmarkEnd w:id="73"/>
-      <w:bookmarkEnd w:id="37"/>
       <w:r>
         <w:t>5. Work Breakdown Structure</w:t>
       </w:r>
@@ -8914,7 +9604,7 @@
         <w:pStyle w:val="Heading3"/>
       </w:pPr>
       <w:bookmarkStart w:id="77" w:name="purpose-and-approach"/>
-      <w:bookmarkStart w:id="78" w:name="_Toc240570429"/>
+      <w:bookmarkStart w:id="78" w:name="_Toc241165343"/>
       <w:r>
         <w:t>5.1 Purpose and Approach</w:t>
       </w:r>
@@ -8949,7 +9639,7 @@
         <w:pStyle w:val="Heading3"/>
       </w:pPr>
       <w:bookmarkStart w:id="79" w:name="wbs-structure"/>
-      <w:bookmarkStart w:id="80" w:name="_Toc240570430"/>
+      <w:bookmarkStart w:id="80" w:name="_Toc241165344"/>
       <w:bookmarkEnd w:id="77"/>
       <w:r>
         <w:t>5.2 WBS Structure</w:t>
@@ -10176,7 +10866,7 @@
         <w:pStyle w:val="Heading3"/>
       </w:pPr>
       <w:bookmarkStart w:id="81" w:name="wbs-dictionary-level-2"/>
-      <w:bookmarkStart w:id="82" w:name="_Toc240570431"/>
+      <w:bookmarkStart w:id="82" w:name="_Toc241165345"/>
       <w:bookmarkEnd w:id="79"/>
       <w:r>
         <w:t>5.3 WBS Dictionary (Level 2)</w:t>
@@ -10853,7 +11543,7 @@
         <w:pStyle w:val="Heading3"/>
       </w:pPr>
       <w:bookmarkStart w:id="83" w:name="decomposition-notes"/>
-      <w:bookmarkStart w:id="84" w:name="_Toc240570432"/>
+      <w:bookmarkStart w:id="84" w:name="_Toc241165346"/>
       <w:bookmarkEnd w:id="81"/>
       <w:r>
         <w:t>5.4 Decomposition Notes</w:t>
@@ -10897,22 +11587,15 @@
       </w:r>
     </w:p>
     <w:p>
+      <w:pPr>
+        <w:pStyle w:val="Heading2"/>
+      </w:pPr>
+      <w:bookmarkStart w:id="85" w:name="draft-project-timeline"/>
+      <w:bookmarkStart w:id="86" w:name="_Toc241165347"/>
+      <w:bookmarkEnd w:id="75"/>
+      <w:bookmarkEnd w:id="83"/>
       <w:r>
         <w:lastRenderedPageBreak/>
-        <w:pict w14:anchorId="1880B31E">
-          <v:rect id="_x0000_i1025" style="width:0;height:1.5pt" o:hralign="center" o:hrstd="t" o:hr="t"/>
-        </w:pict>
-      </w:r>
-    </w:p>
-    <w:p>
-      <w:pPr>
-        <w:pStyle w:val="Heading2"/>
-      </w:pPr>
-      <w:bookmarkStart w:id="85" w:name="draft-project-timeline"/>
-      <w:bookmarkStart w:id="86" w:name="_Toc240570433"/>
-      <w:bookmarkEnd w:id="83"/>
-      <w:bookmarkEnd w:id="75"/>
-      <w:r>
         <w:t>6. Draft Project Timeline</w:t>
       </w:r>
       <w:bookmarkEnd w:id="86"/>
@@ -10922,7 +11605,7 @@
         <w:pStyle w:val="Heading3"/>
       </w:pPr>
       <w:bookmarkStart w:id="87" w:name="scheduling-approach-and-assumptions"/>
-      <w:bookmarkStart w:id="88" w:name="_Toc240570434"/>
+      <w:bookmarkStart w:id="88" w:name="_Toc241165348"/>
       <w:r>
         <w:t>6.1 Scheduling Approach and Assumptions</w:t>
       </w:r>
@@ -11021,7 +11704,7 @@
         <w:pStyle w:val="Heading3"/>
       </w:pPr>
       <w:bookmarkStart w:id="89" w:name="phase-schedule"/>
-      <w:bookmarkStart w:id="90" w:name="_Toc240570435"/>
+      <w:bookmarkStart w:id="90" w:name="_Toc241165349"/>
       <w:bookmarkEnd w:id="87"/>
       <w:r>
         <w:t>6.2 Phase Schedule</w:t>
@@ -11616,59 +12299,68 @@
               <w:pStyle w:val="Compact"/>
             </w:pPr>
             <w:r>
+              <w:t>1.7</w:t>
+            </w:r>
+          </w:p>
+        </w:tc>
+        <w:tc>
+          <w:tcPr>
+            <w:tcW w:w="0" w:type="auto"/>
+          </w:tcPr>
+          <w:p>
+            <w:pPr>
+              <w:pStyle w:val="Compact"/>
+            </w:pPr>
+            <w:r>
+              <w:t>Payment Integration</w:t>
+            </w:r>
+          </w:p>
+        </w:tc>
+        <w:tc>
+          <w:tcPr>
+            <w:tcW w:w="0" w:type="auto"/>
+          </w:tcPr>
+          <w:p>
+            <w:pPr>
+              <w:pStyle w:val="Compact"/>
+            </w:pPr>
+            <w:r>
+              <w:t xml:space="preserve">Oct 16, </w:t>
+            </w:r>
+            <w:r>
               <w:lastRenderedPageBreak/>
-              <w:t>1.7</w:t>
-            </w:r>
-          </w:p>
-        </w:tc>
-        <w:tc>
-          <w:tcPr>
-            <w:tcW w:w="0" w:type="auto"/>
-          </w:tcPr>
-          <w:p>
-            <w:pPr>
-              <w:pStyle w:val="Compact"/>
-            </w:pPr>
-            <w:r>
-              <w:t>Payment Integration</w:t>
-            </w:r>
-          </w:p>
-        </w:tc>
-        <w:tc>
-          <w:tcPr>
-            <w:tcW w:w="0" w:type="auto"/>
-          </w:tcPr>
-          <w:p>
-            <w:pPr>
-              <w:pStyle w:val="Compact"/>
-            </w:pPr>
-            <w:r>
-              <w:t>Oct 16, 2026</w:t>
-            </w:r>
-          </w:p>
-        </w:tc>
-        <w:tc>
-          <w:tcPr>
-            <w:tcW w:w="0" w:type="auto"/>
-          </w:tcPr>
-          <w:p>
-            <w:pPr>
-              <w:pStyle w:val="Compact"/>
-            </w:pPr>
-            <w:r>
-              <w:t>Nov 6, 2026</w:t>
-            </w:r>
-          </w:p>
-        </w:tc>
-        <w:tc>
-          <w:tcPr>
-            <w:tcW w:w="0" w:type="auto"/>
-          </w:tcPr>
-          <w:p>
-            <w:pPr>
-              <w:pStyle w:val="Compact"/>
-            </w:pPr>
-            <w:r>
+              <w:t>2026</w:t>
+            </w:r>
+          </w:p>
+        </w:tc>
+        <w:tc>
+          <w:tcPr>
+            <w:tcW w:w="0" w:type="auto"/>
+          </w:tcPr>
+          <w:p>
+            <w:pPr>
+              <w:pStyle w:val="Compact"/>
+            </w:pPr>
+            <w:r>
+              <w:lastRenderedPageBreak/>
+              <w:t xml:space="preserve">Nov 6, </w:t>
+            </w:r>
+            <w:r>
+              <w:lastRenderedPageBreak/>
+              <w:t>2026</w:t>
+            </w:r>
+          </w:p>
+        </w:tc>
+        <w:tc>
+          <w:tcPr>
+            <w:tcW w:w="0" w:type="auto"/>
+          </w:tcPr>
+          <w:p>
+            <w:pPr>
+              <w:pStyle w:val="Compact"/>
+            </w:pPr>
+            <w:r>
+              <w:lastRenderedPageBreak/>
               <w:t>3 wk</w:t>
             </w:r>
           </w:p>
@@ -12013,7 +12705,7 @@
         <w:pStyle w:val="Heading3"/>
       </w:pPr>
       <w:bookmarkStart w:id="91" w:name="milestones"/>
-      <w:bookmarkStart w:id="92" w:name="_Toc240570436"/>
+      <w:bookmarkStart w:id="92" w:name="_Toc241165350"/>
       <w:bookmarkEnd w:id="89"/>
       <w:r>
         <w:t>6.3 Milestones</w:t>
@@ -12433,7 +13125,7 @@
         <w:pStyle w:val="Heading3"/>
       </w:pPr>
       <w:bookmarkStart w:id="93" w:name="gantt-chart"/>
-      <w:bookmarkStart w:id="94" w:name="_Toc240570437"/>
+      <w:bookmarkStart w:id="94" w:name="_Toc241165351"/>
       <w:r>
         <w:lastRenderedPageBreak/>
         <w:t>6.4 Gantt Chart</w:t>
@@ -12449,8 +13141,8 @@
           <w:noProof/>
         </w:rPr>
         <w:drawing>
-          <wp:inline distT="0" distB="0" distL="0" distR="0" wp14:anchorId="1C643C26" wp14:editId="4C6444C3">
-            <wp:extent cx="8229600" cy="4869586"/>
+          <wp:inline distT="0" distB="0" distL="0" distR="0" wp14:anchorId="236FBCD3" wp14:editId="236FBCD4">
+            <wp:extent cx="8229600" cy="4866198"/>
             <wp:effectExtent l="0" t="0" r="0" b="0"/>
             <wp:docPr id="77" name="Picture" descr="Figure 1: Draft project schedule for the Smart Parking Platform, August through December 2026. Diamonds mark the six project milestones listed in Section 6.3."/>
             <wp:cNvGraphicFramePr/>
@@ -12458,7 +13150,7 @@
               <a:graphicData uri="http://schemas.openxmlformats.org/drawingml/2006/picture">
                 <pic:pic xmlns:pic="http://schemas.openxmlformats.org/drawingml/2006/picture">
                   <pic:nvPicPr>
-                    <pic:cNvPr id="78" name="Picture" descr="gantt.png"/>
+                    <pic:cNvPr id="78" name="Picture" descr="gantt-large.png"/>
                     <pic:cNvPicPr>
                       <a:picLocks noChangeAspect="1" noChangeArrowheads="1"/>
                     </pic:cNvPicPr>
@@ -12472,7 +13164,7 @@
                   <pic:spPr bwMode="auto">
                     <a:xfrm>
                       <a:off x="0" y="0"/>
-                      <a:ext cx="8229600" cy="4869586"/>
+                      <a:ext cx="8229600" cy="4866198"/>
                     </a:xfrm>
                     <a:prstGeom prst="rect">
                       <a:avLst/>
@@ -12513,13 +13205,21 @@
     </w:p>
     <w:p>
       <w:pPr>
+        <w:pStyle w:val="BodyText"/>
+      </w:pPr>
+      <w:r>
+        <w:lastRenderedPageBreak/>
+        <w:t>Figure 1: Draft project schedule for the Smart Parking Platform, August through December 2026. Diamonds mark the six project milestones listed in Section 6.3.</w:t>
+      </w:r>
+    </w:p>
+    <w:p>
+      <w:pPr>
         <w:pStyle w:val="Heading3"/>
       </w:pPr>
       <w:bookmarkStart w:id="95" w:name="critical-path"/>
-      <w:bookmarkStart w:id="96" w:name="_Toc240570438"/>
+      <w:bookmarkStart w:id="96" w:name="_Toc241165352"/>
       <w:bookmarkEnd w:id="93"/>
       <w:r>
-        <w:lastRenderedPageBreak/>
         <w:t>6.5 Critical Path</w:t>
       </w:r>
       <w:bookmarkEnd w:id="96"/>
@@ -12605,10 +13305,7 @@
         <w:t>1.9</w:t>
       </w:r>
       <w:r>
-        <w:t xml:space="preserve"> </w:t>
-      </w:r>
-      <w:r>
-        <w:t>Quality Assurance and Testing</w:t>
+        <w:t xml:space="preserve"> Quality Assurance and Testing</w:t>
       </w:r>
     </w:p>
     <w:p>
@@ -12735,7 +13432,7 @@
         <w:pStyle w:val="Heading3"/>
       </w:pPr>
       <w:bookmarkStart w:id="97" w:name="open-scheduling-items"/>
-      <w:bookmarkStart w:id="98" w:name="_Toc240570439"/>
+      <w:bookmarkStart w:id="98" w:name="_Toc241165353"/>
       <w:bookmarkEnd w:id="95"/>
       <w:r>
         <w:t>6.6 Open Scheduling Items</w:t>
@@ -12791,24 +13488,5037 @@
       </w:r>
     </w:p>
     <w:p>
-      <w:r>
-        <w:pict w14:anchorId="3DAEC734">
-          <v:rect id="_x0000_i1026" style="width:0;height:1.5pt" o:hralign="center" o:hrstd="t" o:hr="t"/>
-        </w:pict>
-      </w:r>
-    </w:p>
-    <w:p>
       <w:pPr>
         <w:pStyle w:val="Heading2"/>
       </w:pPr>
-      <w:bookmarkStart w:id="99" w:name="next-steps"/>
-      <w:bookmarkStart w:id="100" w:name="_Toc240570440"/>
+      <w:bookmarkStart w:id="99" w:name="product-backlog-and-sprint-1-plan"/>
+      <w:bookmarkStart w:id="100" w:name="_Toc241165354"/>
+      <w:bookmarkEnd w:id="85"/>
       <w:bookmarkEnd w:id="97"/>
-      <w:bookmarkEnd w:id="85"/>
-      <w:r>
-        <w:t>7. Next Steps</w:t>
+      <w:r>
+        <w:lastRenderedPageBreak/>
+        <w:t>7. Product Backlog and Sprint 1 Plan</w:t>
       </w:r>
       <w:bookmarkEnd w:id="100"/>
+    </w:p>
+    <w:p>
+      <w:pPr>
+        <w:pStyle w:val="Heading3"/>
+      </w:pPr>
+      <w:bookmarkStart w:id="101" w:name="approach"/>
+      <w:bookmarkStart w:id="102" w:name="_Toc241165355"/>
+      <w:r>
+        <w:t>7.1 Approach</w:t>
+      </w:r>
+      <w:bookmarkEnd w:id="102"/>
+    </w:p>
+    <w:p>
+      <w:pPr>
+        <w:pStyle w:val="FirstParagraph"/>
+      </w:pPr>
+      <w:r>
+        <w:t xml:space="preserve">The requirements in Section 4 describe what the system must do. This section turns them into work the teams can pull from. Every backlog item is written as a user story in the form </w:t>
+      </w:r>
+      <w:r>
+        <w:rPr>
+          <w:i/>
+          <w:iCs/>
+        </w:rPr>
+        <w:t>as a [role], I want [goal], so that [benefit]</w:t>
+      </w:r>
+      <w:r>
+        <w:t>, so that the reason for the work stays attached to the work itself.</w:t>
+      </w:r>
+    </w:p>
+    <w:p>
+      <w:pPr>
+        <w:pStyle w:val="BodyText"/>
+      </w:pPr>
+      <w:r>
+        <w:t>Items are estimated in story points on a Fibonacci scale — 1, 2, 3, 5, 8 — rather than in hours. Points measure relative size and uncertainty, not time. An 8-point item is not four times a 2-point item in hours; it is an item the team is far less certain about.</w:t>
+      </w:r>
+    </w:p>
+    <w:p>
+      <w:pPr>
+        <w:pStyle w:val="BodyText"/>
+      </w:pPr>
+      <w:r>
+        <w:t xml:space="preserve">Priority uses MoSCoW: </w:t>
+      </w:r>
+      <w:r>
+        <w:rPr>
+          <w:b/>
+          <w:bCs/>
+        </w:rPr>
+        <w:t>Must</w:t>
+      </w:r>
+      <w:r>
+        <w:t xml:space="preserve"> for items without which the first release does not work, </w:t>
+      </w:r>
+      <w:r>
+        <w:rPr>
+          <w:b/>
+          <w:bCs/>
+        </w:rPr>
+        <w:t>Should</w:t>
+      </w:r>
+      <w:r>
+        <w:t xml:space="preserve"> for items that matter but could slip a release, </w:t>
+      </w:r>
+      <w:r>
+        <w:rPr>
+          <w:b/>
+          <w:bCs/>
+        </w:rPr>
+        <w:t>Could</w:t>
+      </w:r>
+      <w:r>
+        <w:t xml:space="preserve"> for items that improve the product but are safe to drop under schedule pressure. Given the fixed December 4 deadline in Section 6, the Could items are the scope buffer.</w:t>
+      </w:r>
+    </w:p>
+    <w:p>
+      <w:pPr>
+        <w:pStyle w:val="BodyText"/>
+      </w:pPr>
+      <w:r>
+        <w:t>The backlog is a living list. It will be re-groomed at the start of every sprint, and items will be split as the teams learn more.</w:t>
+      </w:r>
+    </w:p>
+    <w:p>
+      <w:pPr>
+        <w:pStyle w:val="Heading3"/>
+      </w:pPr>
+      <w:bookmarkStart w:id="103" w:name="epic-overview"/>
+      <w:bookmarkStart w:id="104" w:name="_Toc241165356"/>
+      <w:bookmarkEnd w:id="101"/>
+      <w:r>
+        <w:t>7.2 Epic Overview</w:t>
+      </w:r>
+      <w:bookmarkEnd w:id="104"/>
+    </w:p>
+    <w:tbl>
+      <w:tblPr>
+        <w:tblStyle w:val="Table"/>
+        <w:tblW w:w="5000" w:type="pct"/>
+        <w:tblLook w:val="0020" w:firstRow="1" w:lastRow="0" w:firstColumn="0" w:lastColumn="0" w:noHBand="0" w:noVBand="0"/>
+      </w:tblPr>
+      <w:tblGrid>
+        <w:gridCol w:w="2177"/>
+        <w:gridCol w:w="824"/>
+        <w:gridCol w:w="795"/>
+        <w:gridCol w:w="865"/>
+        <w:gridCol w:w="4915"/>
+      </w:tblGrid>
+      <w:tr>
+        <w:trPr>
+          <w:cnfStyle w:val="100000000000" w:firstRow="1" w:lastRow="0" w:firstColumn="0" w:lastColumn="0" w:oddVBand="0" w:evenVBand="0" w:oddHBand="0" w:evenHBand="0" w:firstRowFirstColumn="0" w:firstRowLastColumn="0" w:lastRowFirstColumn="0" w:lastRowLastColumn="0"/>
+          <w:tblHeader/>
+        </w:trPr>
+        <w:tc>
+          <w:tcPr>
+            <w:tcW w:w="0" w:type="auto"/>
+          </w:tcPr>
+          <w:p>
+            <w:pPr>
+              <w:pStyle w:val="Compact"/>
+            </w:pPr>
+            <w:r>
+              <w:t>Epic</w:t>
+            </w:r>
+          </w:p>
+        </w:tc>
+        <w:tc>
+          <w:tcPr>
+            <w:tcW w:w="0" w:type="auto"/>
+          </w:tcPr>
+          <w:p>
+            <w:pPr>
+              <w:pStyle w:val="Compact"/>
+            </w:pPr>
+            <w:r>
+              <w:t>Prefix</w:t>
+            </w:r>
+          </w:p>
+        </w:tc>
+        <w:tc>
+          <w:tcPr>
+            <w:tcW w:w="0" w:type="auto"/>
+          </w:tcPr>
+          <w:p>
+            <w:pPr>
+              <w:pStyle w:val="Compact"/>
+              <w:jc w:val="center"/>
+            </w:pPr>
+            <w:r>
+              <w:t>Items</w:t>
+            </w:r>
+          </w:p>
+        </w:tc>
+        <w:tc>
+          <w:tcPr>
+            <w:tcW w:w="0" w:type="auto"/>
+          </w:tcPr>
+          <w:p>
+            <w:pPr>
+              <w:pStyle w:val="Compact"/>
+              <w:jc w:val="center"/>
+            </w:pPr>
+            <w:r>
+              <w:t>Points</w:t>
+            </w:r>
+          </w:p>
+        </w:tc>
+        <w:tc>
+          <w:tcPr>
+            <w:tcW w:w="0" w:type="auto"/>
+          </w:tcPr>
+          <w:p>
+            <w:pPr>
+              <w:pStyle w:val="Compact"/>
+            </w:pPr>
+            <w:r>
+              <w:t>Covers</w:t>
+            </w:r>
+          </w:p>
+        </w:tc>
+      </w:tr>
+      <w:tr>
+        <w:tc>
+          <w:tcPr>
+            <w:tcW w:w="0" w:type="auto"/>
+          </w:tcPr>
+          <w:p>
+            <w:pPr>
+              <w:pStyle w:val="Compact"/>
+            </w:pPr>
+            <w:r>
+              <w:t>Login and Accounts</w:t>
+            </w:r>
+          </w:p>
+        </w:tc>
+        <w:tc>
+          <w:tcPr>
+            <w:tcW w:w="0" w:type="auto"/>
+          </w:tcPr>
+          <w:p>
+            <w:pPr>
+              <w:pStyle w:val="Compact"/>
+            </w:pPr>
+            <w:r>
+              <w:t>LOG</w:t>
+            </w:r>
+          </w:p>
+        </w:tc>
+        <w:tc>
+          <w:tcPr>
+            <w:tcW w:w="0" w:type="auto"/>
+          </w:tcPr>
+          <w:p>
+            <w:pPr>
+              <w:pStyle w:val="Compact"/>
+              <w:jc w:val="center"/>
+            </w:pPr>
+            <w:r>
+              <w:t>10</w:t>
+            </w:r>
+          </w:p>
+        </w:tc>
+        <w:tc>
+          <w:tcPr>
+            <w:tcW w:w="0" w:type="auto"/>
+          </w:tcPr>
+          <w:p>
+            <w:pPr>
+              <w:pStyle w:val="Compact"/>
+              <w:jc w:val="center"/>
+            </w:pPr>
+            <w:r>
+              <w:t>30</w:t>
+            </w:r>
+          </w:p>
+        </w:tc>
+        <w:tc>
+          <w:tcPr>
+            <w:tcW w:w="0" w:type="auto"/>
+          </w:tcPr>
+          <w:p>
+            <w:pPr>
+              <w:pStyle w:val="Compact"/>
+            </w:pPr>
+            <w:r>
+              <w:t>Registration, authentication, roles, vehicle profiles</w:t>
+            </w:r>
+          </w:p>
+        </w:tc>
+      </w:tr>
+      <w:tr>
+        <w:tc>
+          <w:tcPr>
+            <w:tcW w:w="0" w:type="auto"/>
+          </w:tcPr>
+          <w:p>
+            <w:pPr>
+              <w:pStyle w:val="Compact"/>
+            </w:pPr>
+            <w:r>
+              <w:t>User Interface</w:t>
+            </w:r>
+          </w:p>
+        </w:tc>
+        <w:tc>
+          <w:tcPr>
+            <w:tcW w:w="0" w:type="auto"/>
+          </w:tcPr>
+          <w:p>
+            <w:pPr>
+              <w:pStyle w:val="Compact"/>
+            </w:pPr>
+            <w:r>
+              <w:t>UI</w:t>
+            </w:r>
+          </w:p>
+        </w:tc>
+        <w:tc>
+          <w:tcPr>
+            <w:tcW w:w="0" w:type="auto"/>
+          </w:tcPr>
+          <w:p>
+            <w:pPr>
+              <w:pStyle w:val="Compact"/>
+              <w:jc w:val="center"/>
+            </w:pPr>
+            <w:r>
+              <w:t>21</w:t>
+            </w:r>
+          </w:p>
+        </w:tc>
+        <w:tc>
+          <w:tcPr>
+            <w:tcW w:w="0" w:type="auto"/>
+          </w:tcPr>
+          <w:p>
+            <w:pPr>
+              <w:pStyle w:val="Compact"/>
+              <w:jc w:val="center"/>
+            </w:pPr>
+            <w:r>
+              <w:t>71</w:t>
+            </w:r>
+          </w:p>
+        </w:tc>
+        <w:tc>
+          <w:tcPr>
+            <w:tcW w:w="0" w:type="auto"/>
+          </w:tcPr>
+          <w:p>
+            <w:pPr>
+              <w:pStyle w:val="Compact"/>
+            </w:pPr>
+            <w:r>
+              <w:t>Driver app and web, operator dashboard, admin console</w:t>
+            </w:r>
+          </w:p>
+        </w:tc>
+      </w:tr>
+      <w:tr>
+        <w:tc>
+          <w:tcPr>
+            <w:tcW w:w="0" w:type="auto"/>
+          </w:tcPr>
+          <w:p>
+            <w:pPr>
+              <w:pStyle w:val="Compact"/>
+            </w:pPr>
+            <w:r>
+              <w:t>Backend Processes</w:t>
+            </w:r>
+          </w:p>
+        </w:tc>
+        <w:tc>
+          <w:tcPr>
+            <w:tcW w:w="0" w:type="auto"/>
+          </w:tcPr>
+          <w:p>
+            <w:pPr>
+              <w:pStyle w:val="Compact"/>
+            </w:pPr>
+            <w:r>
+              <w:t>BE</w:t>
+            </w:r>
+          </w:p>
+        </w:tc>
+        <w:tc>
+          <w:tcPr>
+            <w:tcW w:w="0" w:type="auto"/>
+          </w:tcPr>
+          <w:p>
+            <w:pPr>
+              <w:pStyle w:val="Compact"/>
+              <w:jc w:val="center"/>
+            </w:pPr>
+            <w:r>
+              <w:t>20</w:t>
+            </w:r>
+          </w:p>
+        </w:tc>
+        <w:tc>
+          <w:tcPr>
+            <w:tcW w:w="0" w:type="auto"/>
+          </w:tcPr>
+          <w:p>
+            <w:pPr>
+              <w:pStyle w:val="Compact"/>
+              <w:jc w:val="center"/>
+            </w:pPr>
+            <w:r>
+              <w:t>116</w:t>
+            </w:r>
+          </w:p>
+        </w:tc>
+        <w:tc>
+          <w:tcPr>
+            <w:tcW w:w="0" w:type="auto"/>
+          </w:tcPr>
+          <w:p>
+            <w:pPr>
+              <w:pStyle w:val="Compact"/>
+            </w:pPr>
+            <w:r>
+              <w:t>Services, availability engine, payments, hardware, integrations</w:t>
+            </w:r>
+          </w:p>
+        </w:tc>
+      </w:tr>
+      <w:tr>
+        <w:tc>
+          <w:tcPr>
+            <w:tcW w:w="0" w:type="auto"/>
+          </w:tcPr>
+          <w:p>
+            <w:pPr>
+              <w:pStyle w:val="Compact"/>
+            </w:pPr>
+            <w:r>
+              <w:t>Reporting and Analytics</w:t>
+            </w:r>
+          </w:p>
+        </w:tc>
+        <w:tc>
+          <w:tcPr>
+            <w:tcW w:w="0" w:type="auto"/>
+          </w:tcPr>
+          <w:p>
+            <w:pPr>
+              <w:pStyle w:val="Compact"/>
+            </w:pPr>
+            <w:r>
+              <w:t>RPT</w:t>
+            </w:r>
+          </w:p>
+        </w:tc>
+        <w:tc>
+          <w:tcPr>
+            <w:tcW w:w="0" w:type="auto"/>
+          </w:tcPr>
+          <w:p>
+            <w:pPr>
+              <w:pStyle w:val="Compact"/>
+              <w:jc w:val="center"/>
+            </w:pPr>
+            <w:r>
+              <w:t>12</w:t>
+            </w:r>
+          </w:p>
+        </w:tc>
+        <w:tc>
+          <w:tcPr>
+            <w:tcW w:w="0" w:type="auto"/>
+          </w:tcPr>
+          <w:p>
+            <w:pPr>
+              <w:pStyle w:val="Compact"/>
+              <w:jc w:val="center"/>
+            </w:pPr>
+            <w:r>
+              <w:t>41</w:t>
+            </w:r>
+          </w:p>
+        </w:tc>
+        <w:tc>
+          <w:tcPr>
+            <w:tcW w:w="0" w:type="auto"/>
+          </w:tcPr>
+          <w:p>
+            <w:pPr>
+              <w:pStyle w:val="Compact"/>
+            </w:pPr>
+            <w:r>
+              <w:t>Operator reports, finance statements, driver history</w:t>
+            </w:r>
+          </w:p>
+        </w:tc>
+      </w:tr>
+      <w:tr>
+        <w:tc>
+          <w:tcPr>
+            <w:tcW w:w="0" w:type="auto"/>
+          </w:tcPr>
+          <w:p>
+            <w:pPr>
+              <w:pStyle w:val="Compact"/>
+            </w:pPr>
+            <w:r>
+              <w:rPr>
+                <w:b/>
+                <w:bCs/>
+              </w:rPr>
+              <w:t>Total</w:t>
+            </w:r>
+          </w:p>
+        </w:tc>
+        <w:tc>
+          <w:tcPr>
+            <w:tcW w:w="0" w:type="auto"/>
+          </w:tcPr>
+          <w:p>
+            <w:pPr>
+              <w:pStyle w:val="Compact"/>
+            </w:pPr>
+          </w:p>
+        </w:tc>
+        <w:tc>
+          <w:tcPr>
+            <w:tcW w:w="0" w:type="auto"/>
+          </w:tcPr>
+          <w:p>
+            <w:pPr>
+              <w:pStyle w:val="Compact"/>
+              <w:jc w:val="center"/>
+            </w:pPr>
+            <w:r>
+              <w:rPr>
+                <w:b/>
+                <w:bCs/>
+              </w:rPr>
+              <w:t>63</w:t>
+            </w:r>
+          </w:p>
+        </w:tc>
+        <w:tc>
+          <w:tcPr>
+            <w:tcW w:w="0" w:type="auto"/>
+          </w:tcPr>
+          <w:p>
+            <w:pPr>
+              <w:pStyle w:val="Compact"/>
+              <w:jc w:val="center"/>
+            </w:pPr>
+            <w:r>
+              <w:rPr>
+                <w:b/>
+                <w:bCs/>
+              </w:rPr>
+              <w:t>258</w:t>
+            </w:r>
+          </w:p>
+        </w:tc>
+        <w:tc>
+          <w:tcPr>
+            <w:tcW w:w="0" w:type="auto"/>
+          </w:tcPr>
+          <w:p>
+            <w:pPr>
+              <w:pStyle w:val="Compact"/>
+            </w:pPr>
+          </w:p>
+        </w:tc>
+      </w:tr>
+    </w:tbl>
+    <w:p>
+      <w:pPr>
+        <w:pStyle w:val="Heading3"/>
+      </w:pPr>
+      <w:bookmarkStart w:id="105" w:name="backlog-login-and-accounts"/>
+      <w:bookmarkStart w:id="106" w:name="_Toc241165357"/>
+      <w:bookmarkEnd w:id="103"/>
+      <w:r>
+        <w:t>7.3 Backlog — Login and Accounts</w:t>
+      </w:r>
+      <w:bookmarkEnd w:id="106"/>
+    </w:p>
+    <w:tbl>
+      <w:tblPr>
+        <w:tblStyle w:val="Table"/>
+        <w:tblW w:w="5000" w:type="pct"/>
+        <w:tblLook w:val="0020" w:firstRow="1" w:lastRow="0" w:firstColumn="0" w:lastColumn="0" w:noHBand="0" w:noVBand="0"/>
+      </w:tblPr>
+      <w:tblGrid>
+        <w:gridCol w:w="878"/>
+        <w:gridCol w:w="6819"/>
+        <w:gridCol w:w="865"/>
+        <w:gridCol w:w="1014"/>
+      </w:tblGrid>
+      <w:tr>
+        <w:trPr>
+          <w:cnfStyle w:val="100000000000" w:firstRow="1" w:lastRow="0" w:firstColumn="0" w:lastColumn="0" w:oddVBand="0" w:evenVBand="0" w:oddHBand="0" w:evenHBand="0" w:firstRowFirstColumn="0" w:firstRowLastColumn="0" w:lastRowFirstColumn="0" w:lastRowLastColumn="0"/>
+          <w:tblHeader/>
+        </w:trPr>
+        <w:tc>
+          <w:tcPr>
+            <w:tcW w:w="0" w:type="auto"/>
+          </w:tcPr>
+          <w:p>
+            <w:pPr>
+              <w:pStyle w:val="Compact"/>
+            </w:pPr>
+            <w:r>
+              <w:t>ID</w:t>
+            </w:r>
+          </w:p>
+        </w:tc>
+        <w:tc>
+          <w:tcPr>
+            <w:tcW w:w="0" w:type="auto"/>
+          </w:tcPr>
+          <w:p>
+            <w:pPr>
+              <w:pStyle w:val="Compact"/>
+            </w:pPr>
+            <w:r>
+              <w:t>User story</w:t>
+            </w:r>
+          </w:p>
+        </w:tc>
+        <w:tc>
+          <w:tcPr>
+            <w:tcW w:w="0" w:type="auto"/>
+          </w:tcPr>
+          <w:p>
+            <w:pPr>
+              <w:pStyle w:val="Compact"/>
+              <w:jc w:val="center"/>
+            </w:pPr>
+            <w:r>
+              <w:t>Points</w:t>
+            </w:r>
+          </w:p>
+        </w:tc>
+        <w:tc>
+          <w:tcPr>
+            <w:tcW w:w="0" w:type="auto"/>
+          </w:tcPr>
+          <w:p>
+            <w:pPr>
+              <w:pStyle w:val="Compact"/>
+            </w:pPr>
+            <w:r>
+              <w:t>Priority</w:t>
+            </w:r>
+          </w:p>
+        </w:tc>
+      </w:tr>
+      <w:tr>
+        <w:tc>
+          <w:tcPr>
+            <w:tcW w:w="0" w:type="auto"/>
+          </w:tcPr>
+          <w:p>
+            <w:pPr>
+              <w:pStyle w:val="Compact"/>
+            </w:pPr>
+            <w:r>
+              <w:t>LOG-01</w:t>
+            </w:r>
+          </w:p>
+        </w:tc>
+        <w:tc>
+          <w:tcPr>
+            <w:tcW w:w="0" w:type="auto"/>
+          </w:tcPr>
+          <w:p>
+            <w:pPr>
+              <w:pStyle w:val="Compact"/>
+            </w:pPr>
+            <w:r>
+              <w:t>As a driver, I want to create an account with my email and password so that I can save my reservations.</w:t>
+            </w:r>
+          </w:p>
+        </w:tc>
+        <w:tc>
+          <w:tcPr>
+            <w:tcW w:w="0" w:type="auto"/>
+          </w:tcPr>
+          <w:p>
+            <w:pPr>
+              <w:pStyle w:val="Compact"/>
+              <w:jc w:val="center"/>
+            </w:pPr>
+            <w:r>
+              <w:t>3</w:t>
+            </w:r>
+          </w:p>
+        </w:tc>
+        <w:tc>
+          <w:tcPr>
+            <w:tcW w:w="0" w:type="auto"/>
+          </w:tcPr>
+          <w:p>
+            <w:pPr>
+              <w:pStyle w:val="Compact"/>
+            </w:pPr>
+            <w:r>
+              <w:t>Must</w:t>
+            </w:r>
+          </w:p>
+        </w:tc>
+      </w:tr>
+      <w:tr>
+        <w:tc>
+          <w:tcPr>
+            <w:tcW w:w="0" w:type="auto"/>
+          </w:tcPr>
+          <w:p>
+            <w:pPr>
+              <w:pStyle w:val="Compact"/>
+            </w:pPr>
+            <w:r>
+              <w:t>LOG-02</w:t>
+            </w:r>
+          </w:p>
+        </w:tc>
+        <w:tc>
+          <w:tcPr>
+            <w:tcW w:w="0" w:type="auto"/>
+          </w:tcPr>
+          <w:p>
+            <w:pPr>
+              <w:pStyle w:val="Compact"/>
+            </w:pPr>
+            <w:r>
+              <w:t>As a driver, I want to verify my email address so that my account is secure.</w:t>
+            </w:r>
+          </w:p>
+        </w:tc>
+        <w:tc>
+          <w:tcPr>
+            <w:tcW w:w="0" w:type="auto"/>
+          </w:tcPr>
+          <w:p>
+            <w:pPr>
+              <w:pStyle w:val="Compact"/>
+              <w:jc w:val="center"/>
+            </w:pPr>
+            <w:r>
+              <w:t>2</w:t>
+            </w:r>
+          </w:p>
+        </w:tc>
+        <w:tc>
+          <w:tcPr>
+            <w:tcW w:w="0" w:type="auto"/>
+          </w:tcPr>
+          <w:p>
+            <w:pPr>
+              <w:pStyle w:val="Compact"/>
+            </w:pPr>
+            <w:r>
+              <w:t>Must</w:t>
+            </w:r>
+          </w:p>
+        </w:tc>
+      </w:tr>
+      <w:tr>
+        <w:tc>
+          <w:tcPr>
+            <w:tcW w:w="0" w:type="auto"/>
+          </w:tcPr>
+          <w:p>
+            <w:pPr>
+              <w:pStyle w:val="Compact"/>
+            </w:pPr>
+            <w:r>
+              <w:t>LOG-03</w:t>
+            </w:r>
+          </w:p>
+        </w:tc>
+        <w:tc>
+          <w:tcPr>
+            <w:tcW w:w="0" w:type="auto"/>
+          </w:tcPr>
+          <w:p>
+            <w:pPr>
+              <w:pStyle w:val="Compact"/>
+            </w:pPr>
+            <w:r>
+              <w:t>As a driver, I want to log in with my credentials so that I can reach my reservations.</w:t>
+            </w:r>
+          </w:p>
+        </w:tc>
+        <w:tc>
+          <w:tcPr>
+            <w:tcW w:w="0" w:type="auto"/>
+          </w:tcPr>
+          <w:p>
+            <w:pPr>
+              <w:pStyle w:val="Compact"/>
+              <w:jc w:val="center"/>
+            </w:pPr>
+            <w:r>
+              <w:t>2</w:t>
+            </w:r>
+          </w:p>
+        </w:tc>
+        <w:tc>
+          <w:tcPr>
+            <w:tcW w:w="0" w:type="auto"/>
+          </w:tcPr>
+          <w:p>
+            <w:pPr>
+              <w:pStyle w:val="Compact"/>
+            </w:pPr>
+            <w:r>
+              <w:t>Must</w:t>
+            </w:r>
+          </w:p>
+        </w:tc>
+      </w:tr>
+      <w:tr>
+        <w:tc>
+          <w:tcPr>
+            <w:tcW w:w="0" w:type="auto"/>
+          </w:tcPr>
+          <w:p>
+            <w:pPr>
+              <w:pStyle w:val="Compact"/>
+            </w:pPr>
+            <w:r>
+              <w:t>LOG-04</w:t>
+            </w:r>
+          </w:p>
+        </w:tc>
+        <w:tc>
+          <w:tcPr>
+            <w:tcW w:w="0" w:type="auto"/>
+          </w:tcPr>
+          <w:p>
+            <w:pPr>
+              <w:pStyle w:val="Compact"/>
+            </w:pPr>
+            <w:r>
+              <w:t>As a driver, I want to reset a forgotten password so that I can get back into my account.</w:t>
+            </w:r>
+          </w:p>
+        </w:tc>
+        <w:tc>
+          <w:tcPr>
+            <w:tcW w:w="0" w:type="auto"/>
+          </w:tcPr>
+          <w:p>
+            <w:pPr>
+              <w:pStyle w:val="Compact"/>
+              <w:jc w:val="center"/>
+            </w:pPr>
+            <w:r>
+              <w:t>3</w:t>
+            </w:r>
+          </w:p>
+        </w:tc>
+        <w:tc>
+          <w:tcPr>
+            <w:tcW w:w="0" w:type="auto"/>
+          </w:tcPr>
+          <w:p>
+            <w:pPr>
+              <w:pStyle w:val="Compact"/>
+            </w:pPr>
+            <w:r>
+              <w:t>Must</w:t>
+            </w:r>
+          </w:p>
+        </w:tc>
+      </w:tr>
+      <w:tr>
+        <w:tc>
+          <w:tcPr>
+            <w:tcW w:w="0" w:type="auto"/>
+          </w:tcPr>
+          <w:p>
+            <w:pPr>
+              <w:pStyle w:val="Compact"/>
+            </w:pPr>
+            <w:r>
+              <w:t>LOG-</w:t>
+            </w:r>
+            <w:r>
+              <w:lastRenderedPageBreak/>
+              <w:t>05</w:t>
+            </w:r>
+          </w:p>
+        </w:tc>
+        <w:tc>
+          <w:tcPr>
+            <w:tcW w:w="0" w:type="auto"/>
+          </w:tcPr>
+          <w:p>
+            <w:pPr>
+              <w:pStyle w:val="Compact"/>
+            </w:pPr>
+            <w:r>
+              <w:lastRenderedPageBreak/>
+              <w:t xml:space="preserve">As a driver, I want to stay signed in on my phone so that I do not </w:t>
+            </w:r>
+            <w:r>
+              <w:lastRenderedPageBreak/>
+              <w:t>log in every trip.</w:t>
+            </w:r>
+          </w:p>
+        </w:tc>
+        <w:tc>
+          <w:tcPr>
+            <w:tcW w:w="0" w:type="auto"/>
+          </w:tcPr>
+          <w:p>
+            <w:pPr>
+              <w:pStyle w:val="Compact"/>
+              <w:jc w:val="center"/>
+            </w:pPr>
+            <w:r>
+              <w:lastRenderedPageBreak/>
+              <w:t>2</w:t>
+            </w:r>
+          </w:p>
+        </w:tc>
+        <w:tc>
+          <w:tcPr>
+            <w:tcW w:w="0" w:type="auto"/>
+          </w:tcPr>
+          <w:p>
+            <w:pPr>
+              <w:pStyle w:val="Compact"/>
+            </w:pPr>
+            <w:r>
+              <w:t>Should</w:t>
+            </w:r>
+          </w:p>
+        </w:tc>
+      </w:tr>
+      <w:tr>
+        <w:tc>
+          <w:tcPr>
+            <w:tcW w:w="0" w:type="auto"/>
+          </w:tcPr>
+          <w:p>
+            <w:pPr>
+              <w:pStyle w:val="Compact"/>
+            </w:pPr>
+            <w:r>
+              <w:t>LOG-06</w:t>
+            </w:r>
+          </w:p>
+        </w:tc>
+        <w:tc>
+          <w:tcPr>
+            <w:tcW w:w="0" w:type="auto"/>
+          </w:tcPr>
+          <w:p>
+            <w:pPr>
+              <w:pStyle w:val="Compact"/>
+            </w:pPr>
+            <w:r>
+              <w:t>As a driver, I want to sign up with Google or Apple so that registration is faster.</w:t>
+            </w:r>
+          </w:p>
+        </w:tc>
+        <w:tc>
+          <w:tcPr>
+            <w:tcW w:w="0" w:type="auto"/>
+          </w:tcPr>
+          <w:p>
+            <w:pPr>
+              <w:pStyle w:val="Compact"/>
+              <w:jc w:val="center"/>
+            </w:pPr>
+            <w:r>
+              <w:t>5</w:t>
+            </w:r>
+          </w:p>
+        </w:tc>
+        <w:tc>
+          <w:tcPr>
+            <w:tcW w:w="0" w:type="auto"/>
+          </w:tcPr>
+          <w:p>
+            <w:pPr>
+              <w:pStyle w:val="Compact"/>
+            </w:pPr>
+            <w:r>
+              <w:t>Could</w:t>
+            </w:r>
+          </w:p>
+        </w:tc>
+      </w:tr>
+      <w:tr>
+        <w:tc>
+          <w:tcPr>
+            <w:tcW w:w="0" w:type="auto"/>
+          </w:tcPr>
+          <w:p>
+            <w:pPr>
+              <w:pStyle w:val="Compact"/>
+            </w:pPr>
+            <w:r>
+              <w:t>LOG-07</w:t>
+            </w:r>
+          </w:p>
+        </w:tc>
+        <w:tc>
+          <w:tcPr>
+            <w:tcW w:w="0" w:type="auto"/>
+          </w:tcPr>
+          <w:p>
+            <w:pPr>
+              <w:pStyle w:val="Compact"/>
+            </w:pPr>
+            <w:r>
+              <w:t>As an operator, I want to log in to the operator dashboard so that I can manage my garage.</w:t>
+            </w:r>
+          </w:p>
+        </w:tc>
+        <w:tc>
+          <w:tcPr>
+            <w:tcW w:w="0" w:type="auto"/>
+          </w:tcPr>
+          <w:p>
+            <w:pPr>
+              <w:pStyle w:val="Compact"/>
+              <w:jc w:val="center"/>
+            </w:pPr>
+            <w:r>
+              <w:t>3</w:t>
+            </w:r>
+          </w:p>
+        </w:tc>
+        <w:tc>
+          <w:tcPr>
+            <w:tcW w:w="0" w:type="auto"/>
+          </w:tcPr>
+          <w:p>
+            <w:pPr>
+              <w:pStyle w:val="Compact"/>
+            </w:pPr>
+            <w:r>
+              <w:t>Must</w:t>
+            </w:r>
+          </w:p>
+        </w:tc>
+      </w:tr>
+      <w:tr>
+        <w:tc>
+          <w:tcPr>
+            <w:tcW w:w="0" w:type="auto"/>
+          </w:tcPr>
+          <w:p>
+            <w:pPr>
+              <w:pStyle w:val="Compact"/>
+            </w:pPr>
+            <w:r>
+              <w:t>LOG-08</w:t>
+            </w:r>
+          </w:p>
+        </w:tc>
+        <w:tc>
+          <w:tcPr>
+            <w:tcW w:w="0" w:type="auto"/>
+          </w:tcPr>
+          <w:p>
+            <w:pPr>
+              <w:pStyle w:val="Compact"/>
+            </w:pPr>
+            <w:r>
+              <w:t>As an administrator, I want role-based permissions so that each user only sees what their role allows.</w:t>
+            </w:r>
+          </w:p>
+        </w:tc>
+        <w:tc>
+          <w:tcPr>
+            <w:tcW w:w="0" w:type="auto"/>
+          </w:tcPr>
+          <w:p>
+            <w:pPr>
+              <w:pStyle w:val="Compact"/>
+              <w:jc w:val="center"/>
+            </w:pPr>
+            <w:r>
+              <w:t>5</w:t>
+            </w:r>
+          </w:p>
+        </w:tc>
+        <w:tc>
+          <w:tcPr>
+            <w:tcW w:w="0" w:type="auto"/>
+          </w:tcPr>
+          <w:p>
+            <w:pPr>
+              <w:pStyle w:val="Compact"/>
+            </w:pPr>
+            <w:r>
+              <w:t>Must</w:t>
+            </w:r>
+          </w:p>
+        </w:tc>
+      </w:tr>
+      <w:tr>
+        <w:tc>
+          <w:tcPr>
+            <w:tcW w:w="0" w:type="auto"/>
+          </w:tcPr>
+          <w:p>
+            <w:pPr>
+              <w:pStyle w:val="Compact"/>
+            </w:pPr>
+            <w:r>
+              <w:t>LOG-09</w:t>
+            </w:r>
+          </w:p>
+        </w:tc>
+        <w:tc>
+          <w:tcPr>
+            <w:tcW w:w="0" w:type="auto"/>
+          </w:tcPr>
+          <w:p>
+            <w:pPr>
+              <w:pStyle w:val="Compact"/>
+            </w:pPr>
+            <w:r>
+              <w:t>As a driver, I want to save my vehicle and licence plate so that gate entry works automatically.</w:t>
+            </w:r>
+          </w:p>
+        </w:tc>
+        <w:tc>
+          <w:tcPr>
+            <w:tcW w:w="0" w:type="auto"/>
+          </w:tcPr>
+          <w:p>
+            <w:pPr>
+              <w:pStyle w:val="Compact"/>
+              <w:jc w:val="center"/>
+            </w:pPr>
+            <w:r>
+              <w:t>3</w:t>
+            </w:r>
+          </w:p>
+        </w:tc>
+        <w:tc>
+          <w:tcPr>
+            <w:tcW w:w="0" w:type="auto"/>
+          </w:tcPr>
+          <w:p>
+            <w:pPr>
+              <w:pStyle w:val="Compact"/>
+            </w:pPr>
+            <w:r>
+              <w:t>Must</w:t>
+            </w:r>
+          </w:p>
+        </w:tc>
+      </w:tr>
+      <w:tr>
+        <w:tc>
+          <w:tcPr>
+            <w:tcW w:w="0" w:type="auto"/>
+          </w:tcPr>
+          <w:p>
+            <w:pPr>
+              <w:pStyle w:val="Compact"/>
+            </w:pPr>
+            <w:r>
+              <w:t>LOG-10</w:t>
+            </w:r>
+          </w:p>
+        </w:tc>
+        <w:tc>
+          <w:tcPr>
+            <w:tcW w:w="0" w:type="auto"/>
+          </w:tcPr>
+          <w:p>
+            <w:pPr>
+              <w:pStyle w:val="Compact"/>
+            </w:pPr>
+            <w:r>
+              <w:t>As a driver, I want to sign out of all devices so that I can secure a lost phone.</w:t>
+            </w:r>
+          </w:p>
+        </w:tc>
+        <w:tc>
+          <w:tcPr>
+            <w:tcW w:w="0" w:type="auto"/>
+          </w:tcPr>
+          <w:p>
+            <w:pPr>
+              <w:pStyle w:val="Compact"/>
+              <w:jc w:val="center"/>
+            </w:pPr>
+            <w:r>
+              <w:t>2</w:t>
+            </w:r>
+          </w:p>
+        </w:tc>
+        <w:tc>
+          <w:tcPr>
+            <w:tcW w:w="0" w:type="auto"/>
+          </w:tcPr>
+          <w:p>
+            <w:pPr>
+              <w:pStyle w:val="Compact"/>
+            </w:pPr>
+            <w:r>
+              <w:t>Should</w:t>
+            </w:r>
+          </w:p>
+        </w:tc>
+      </w:tr>
+    </w:tbl>
+    <w:p>
+      <w:pPr>
+        <w:pStyle w:val="Heading3"/>
+      </w:pPr>
+      <w:bookmarkStart w:id="107" w:name="backlog-user-interface"/>
+      <w:bookmarkStart w:id="108" w:name="_Toc241165358"/>
+      <w:bookmarkEnd w:id="105"/>
+      <w:r>
+        <w:t>7.4 Backlog — User Interface</w:t>
+      </w:r>
+      <w:bookmarkEnd w:id="108"/>
+    </w:p>
+    <w:p>
+      <w:pPr>
+        <w:pStyle w:val="FirstParagraph"/>
+      </w:pPr>
+      <w:r>
+        <w:t>Covers both sides of the platform. Items UI-01 to UI-16 are the driver experience; UI-17 to UI-21 are the operator dashboard and administrative console.</w:t>
+      </w:r>
+    </w:p>
+    <w:tbl>
+      <w:tblPr>
+        <w:tblStyle w:val="Table"/>
+        <w:tblW w:w="5000" w:type="pct"/>
+        <w:tblLook w:val="0020" w:firstRow="1" w:lastRow="0" w:firstColumn="0" w:lastColumn="0" w:noHBand="0" w:noVBand="0"/>
+      </w:tblPr>
+      <w:tblGrid>
+        <w:gridCol w:w="656"/>
+        <w:gridCol w:w="7041"/>
+        <w:gridCol w:w="865"/>
+        <w:gridCol w:w="1014"/>
+      </w:tblGrid>
+      <w:tr>
+        <w:trPr>
+          <w:cnfStyle w:val="100000000000" w:firstRow="1" w:lastRow="0" w:firstColumn="0" w:lastColumn="0" w:oddVBand="0" w:evenVBand="0" w:oddHBand="0" w:evenHBand="0" w:firstRowFirstColumn="0" w:firstRowLastColumn="0" w:lastRowFirstColumn="0" w:lastRowLastColumn="0"/>
+          <w:tblHeader/>
+        </w:trPr>
+        <w:tc>
+          <w:tcPr>
+            <w:tcW w:w="0" w:type="auto"/>
+          </w:tcPr>
+          <w:p>
+            <w:pPr>
+              <w:pStyle w:val="Compact"/>
+            </w:pPr>
+            <w:r>
+              <w:t>ID</w:t>
+            </w:r>
+          </w:p>
+        </w:tc>
+        <w:tc>
+          <w:tcPr>
+            <w:tcW w:w="0" w:type="auto"/>
+          </w:tcPr>
+          <w:p>
+            <w:pPr>
+              <w:pStyle w:val="Compact"/>
+            </w:pPr>
+            <w:r>
+              <w:t>User story</w:t>
+            </w:r>
+          </w:p>
+        </w:tc>
+        <w:tc>
+          <w:tcPr>
+            <w:tcW w:w="0" w:type="auto"/>
+          </w:tcPr>
+          <w:p>
+            <w:pPr>
+              <w:pStyle w:val="Compact"/>
+              <w:jc w:val="center"/>
+            </w:pPr>
+            <w:r>
+              <w:t>Points</w:t>
+            </w:r>
+          </w:p>
+        </w:tc>
+        <w:tc>
+          <w:tcPr>
+            <w:tcW w:w="0" w:type="auto"/>
+          </w:tcPr>
+          <w:p>
+            <w:pPr>
+              <w:pStyle w:val="Compact"/>
+            </w:pPr>
+            <w:r>
+              <w:t>Priority</w:t>
+            </w:r>
+          </w:p>
+        </w:tc>
+      </w:tr>
+      <w:tr>
+        <w:tc>
+          <w:tcPr>
+            <w:tcW w:w="0" w:type="auto"/>
+          </w:tcPr>
+          <w:p>
+            <w:pPr>
+              <w:pStyle w:val="Compact"/>
+            </w:pPr>
+            <w:r>
+              <w:t>UI-01</w:t>
+            </w:r>
+          </w:p>
+        </w:tc>
+        <w:tc>
+          <w:tcPr>
+            <w:tcW w:w="0" w:type="auto"/>
+          </w:tcPr>
+          <w:p>
+            <w:pPr>
+              <w:pStyle w:val="Compact"/>
+            </w:pPr>
+            <w:r>
+              <w:t>As a driver, I want to see garages as pins on an interactive map so that I can find parking near me.</w:t>
+            </w:r>
+          </w:p>
+        </w:tc>
+        <w:tc>
+          <w:tcPr>
+            <w:tcW w:w="0" w:type="auto"/>
+          </w:tcPr>
+          <w:p>
+            <w:pPr>
+              <w:pStyle w:val="Compact"/>
+              <w:jc w:val="center"/>
+            </w:pPr>
+            <w:r>
+              <w:t>5</w:t>
+            </w:r>
+          </w:p>
+        </w:tc>
+        <w:tc>
+          <w:tcPr>
+            <w:tcW w:w="0" w:type="auto"/>
+          </w:tcPr>
+          <w:p>
+            <w:pPr>
+              <w:pStyle w:val="Compact"/>
+            </w:pPr>
+            <w:r>
+              <w:t>Must</w:t>
+            </w:r>
+          </w:p>
+        </w:tc>
+      </w:tr>
+      <w:tr>
+        <w:tc>
+          <w:tcPr>
+            <w:tcW w:w="0" w:type="auto"/>
+          </w:tcPr>
+          <w:p>
+            <w:pPr>
+              <w:pStyle w:val="Compact"/>
+            </w:pPr>
+            <w:r>
+              <w:t>UI-02</w:t>
+            </w:r>
+          </w:p>
+        </w:tc>
+        <w:tc>
+          <w:tcPr>
+            <w:tcW w:w="0" w:type="auto"/>
+          </w:tcPr>
+          <w:p>
+            <w:pPr>
+              <w:pStyle w:val="Compact"/>
+            </w:pPr>
+            <w:r>
+              <w:t>As a driver, I want to search by address or landmark so that I can plan parking before I leave.</w:t>
+            </w:r>
+          </w:p>
+        </w:tc>
+        <w:tc>
+          <w:tcPr>
+            <w:tcW w:w="0" w:type="auto"/>
+          </w:tcPr>
+          <w:p>
+            <w:pPr>
+              <w:pStyle w:val="Compact"/>
+              <w:jc w:val="center"/>
+            </w:pPr>
+            <w:r>
+              <w:t>3</w:t>
+            </w:r>
+          </w:p>
+        </w:tc>
+        <w:tc>
+          <w:tcPr>
+            <w:tcW w:w="0" w:type="auto"/>
+          </w:tcPr>
+          <w:p>
+            <w:pPr>
+              <w:pStyle w:val="Compact"/>
+            </w:pPr>
+            <w:r>
+              <w:t>Must</w:t>
+            </w:r>
+          </w:p>
+        </w:tc>
+      </w:tr>
+      <w:tr>
+        <w:tc>
+          <w:tcPr>
+            <w:tcW w:w="0" w:type="auto"/>
+          </w:tcPr>
+          <w:p>
+            <w:pPr>
+              <w:pStyle w:val="Compact"/>
+            </w:pPr>
+            <w:r>
+              <w:t>UI-03</w:t>
+            </w:r>
+          </w:p>
+        </w:tc>
+        <w:tc>
+          <w:tcPr>
+            <w:tcW w:w="0" w:type="auto"/>
+          </w:tcPr>
+          <w:p>
+            <w:pPr>
+              <w:pStyle w:val="Compact"/>
+            </w:pPr>
+            <w:r>
+              <w:t>As a driver, I want to use my current location so that I can find parking without typing.</w:t>
+            </w:r>
+          </w:p>
+        </w:tc>
+        <w:tc>
+          <w:tcPr>
+            <w:tcW w:w="0" w:type="auto"/>
+          </w:tcPr>
+          <w:p>
+            <w:pPr>
+              <w:pStyle w:val="Compact"/>
+              <w:jc w:val="center"/>
+            </w:pPr>
+            <w:r>
+              <w:t>2</w:t>
+            </w:r>
+          </w:p>
+        </w:tc>
+        <w:tc>
+          <w:tcPr>
+            <w:tcW w:w="0" w:type="auto"/>
+          </w:tcPr>
+          <w:p>
+            <w:pPr>
+              <w:pStyle w:val="Compact"/>
+            </w:pPr>
+            <w:r>
+              <w:t>Must</w:t>
+            </w:r>
+          </w:p>
+        </w:tc>
+      </w:tr>
+      <w:tr>
+        <w:tc>
+          <w:tcPr>
+            <w:tcW w:w="0" w:type="auto"/>
+          </w:tcPr>
+          <w:p>
+            <w:pPr>
+              <w:pStyle w:val="Compact"/>
+            </w:pPr>
+            <w:r>
+              <w:t>UI-04</w:t>
+            </w:r>
+          </w:p>
+        </w:tc>
+        <w:tc>
+          <w:tcPr>
+            <w:tcW w:w="0" w:type="auto"/>
+          </w:tcPr>
+          <w:p>
+            <w:pPr>
+              <w:pStyle w:val="Compact"/>
+            </w:pPr>
+            <w:r>
+              <w:t>As a driver, I want to filter by price, walking distance, covered parking and accessible spaces so that results match my needs.</w:t>
+            </w:r>
+          </w:p>
+        </w:tc>
+        <w:tc>
+          <w:tcPr>
+            <w:tcW w:w="0" w:type="auto"/>
+          </w:tcPr>
+          <w:p>
+            <w:pPr>
+              <w:pStyle w:val="Compact"/>
+              <w:jc w:val="center"/>
+            </w:pPr>
+            <w:r>
+              <w:t>5</w:t>
+            </w:r>
+          </w:p>
+        </w:tc>
+        <w:tc>
+          <w:tcPr>
+            <w:tcW w:w="0" w:type="auto"/>
+          </w:tcPr>
+          <w:p>
+            <w:pPr>
+              <w:pStyle w:val="Compact"/>
+            </w:pPr>
+            <w:r>
+              <w:t>Should</w:t>
+            </w:r>
+          </w:p>
+        </w:tc>
+      </w:tr>
+      <w:tr>
+        <w:tc>
+          <w:tcPr>
+            <w:tcW w:w="0" w:type="auto"/>
+          </w:tcPr>
+          <w:p>
+            <w:pPr>
+              <w:pStyle w:val="Compact"/>
+            </w:pPr>
+            <w:r>
+              <w:t>UI-05</w:t>
+            </w:r>
+          </w:p>
+        </w:tc>
+        <w:tc>
+          <w:tcPr>
+            <w:tcW w:w="0" w:type="auto"/>
+          </w:tcPr>
+          <w:p>
+            <w:pPr>
+              <w:pStyle w:val="Compact"/>
+            </w:pPr>
+            <w:r>
+              <w:t>As a driver, I want to sort results by price or distance so that I can compare options quickly.</w:t>
+            </w:r>
+          </w:p>
+        </w:tc>
+        <w:tc>
+          <w:tcPr>
+            <w:tcW w:w="0" w:type="auto"/>
+          </w:tcPr>
+          <w:p>
+            <w:pPr>
+              <w:pStyle w:val="Compact"/>
+              <w:jc w:val="center"/>
+            </w:pPr>
+            <w:r>
+              <w:t>2</w:t>
+            </w:r>
+          </w:p>
+        </w:tc>
+        <w:tc>
+          <w:tcPr>
+            <w:tcW w:w="0" w:type="auto"/>
+          </w:tcPr>
+          <w:p>
+            <w:pPr>
+              <w:pStyle w:val="Compact"/>
+            </w:pPr>
+            <w:r>
+              <w:t>Should</w:t>
+            </w:r>
+          </w:p>
+        </w:tc>
+      </w:tr>
+      <w:tr>
+        <w:tc>
+          <w:tcPr>
+            <w:tcW w:w="0" w:type="auto"/>
+          </w:tcPr>
+          <w:p>
+            <w:pPr>
+              <w:pStyle w:val="Compact"/>
+            </w:pPr>
+            <w:r>
+              <w:t>UI-06</w:t>
+            </w:r>
+          </w:p>
+        </w:tc>
+        <w:tc>
+          <w:tcPr>
+            <w:tcW w:w="0" w:type="auto"/>
+          </w:tcPr>
+          <w:p>
+            <w:pPr>
+              <w:pStyle w:val="Compact"/>
+            </w:pPr>
+            <w:r>
+              <w:t>As a driver, I want a garage detail page with photos, hours, clearance and pricing so that I know what I am booking.</w:t>
+            </w:r>
+          </w:p>
+        </w:tc>
+        <w:tc>
+          <w:tcPr>
+            <w:tcW w:w="0" w:type="auto"/>
+          </w:tcPr>
+          <w:p>
+            <w:pPr>
+              <w:pStyle w:val="Compact"/>
+              <w:jc w:val="center"/>
+            </w:pPr>
+            <w:r>
+              <w:t>3</w:t>
+            </w:r>
+          </w:p>
+        </w:tc>
+        <w:tc>
+          <w:tcPr>
+            <w:tcW w:w="0" w:type="auto"/>
+          </w:tcPr>
+          <w:p>
+            <w:pPr>
+              <w:pStyle w:val="Compact"/>
+            </w:pPr>
+            <w:r>
+              <w:t>Must</w:t>
+            </w:r>
+          </w:p>
+        </w:tc>
+      </w:tr>
+      <w:tr>
+        <w:tc>
+          <w:tcPr>
+            <w:tcW w:w="0" w:type="auto"/>
+          </w:tcPr>
+          <w:p>
+            <w:pPr>
+              <w:pStyle w:val="Compact"/>
+            </w:pPr>
+            <w:r>
+              <w:t>UI-07</w:t>
+            </w:r>
+          </w:p>
+        </w:tc>
+        <w:tc>
+          <w:tcPr>
+            <w:tcW w:w="0" w:type="auto"/>
+          </w:tcPr>
+          <w:p>
+            <w:pPr>
+              <w:pStyle w:val="Compact"/>
+            </w:pPr>
+            <w:r>
+              <w:t>As a driver, I want to pick my arrival and departure time so that I am quoted the right price.</w:t>
+            </w:r>
+          </w:p>
+        </w:tc>
+        <w:tc>
+          <w:tcPr>
+            <w:tcW w:w="0" w:type="auto"/>
+          </w:tcPr>
+          <w:p>
+            <w:pPr>
+              <w:pStyle w:val="Compact"/>
+              <w:jc w:val="center"/>
+            </w:pPr>
+            <w:r>
+              <w:t>3</w:t>
+            </w:r>
+          </w:p>
+        </w:tc>
+        <w:tc>
+          <w:tcPr>
+            <w:tcW w:w="0" w:type="auto"/>
+          </w:tcPr>
+          <w:p>
+            <w:pPr>
+              <w:pStyle w:val="Compact"/>
+            </w:pPr>
+            <w:r>
+              <w:t>Must</w:t>
+            </w:r>
+          </w:p>
+        </w:tc>
+      </w:tr>
+      <w:tr>
+        <w:tc>
+          <w:tcPr>
+            <w:tcW w:w="0" w:type="auto"/>
+          </w:tcPr>
+          <w:p>
+            <w:pPr>
+              <w:pStyle w:val="Compact"/>
+            </w:pPr>
+            <w:r>
+              <w:t>UI-08</w:t>
+            </w:r>
+          </w:p>
+        </w:tc>
+        <w:tc>
+          <w:tcPr>
+            <w:tcW w:w="0" w:type="auto"/>
+          </w:tcPr>
+          <w:p>
+            <w:pPr>
+              <w:pStyle w:val="Compact"/>
+            </w:pPr>
+            <w:r>
+              <w:t>As a driver, I want to see the itemised total before I pay so that there are no surprise fees.</w:t>
+            </w:r>
+          </w:p>
+        </w:tc>
+        <w:tc>
+          <w:tcPr>
+            <w:tcW w:w="0" w:type="auto"/>
+          </w:tcPr>
+          <w:p>
+            <w:pPr>
+              <w:pStyle w:val="Compact"/>
+              <w:jc w:val="center"/>
+            </w:pPr>
+            <w:r>
+              <w:t>3</w:t>
+            </w:r>
+          </w:p>
+        </w:tc>
+        <w:tc>
+          <w:tcPr>
+            <w:tcW w:w="0" w:type="auto"/>
+          </w:tcPr>
+          <w:p>
+            <w:pPr>
+              <w:pStyle w:val="Compact"/>
+            </w:pPr>
+            <w:r>
+              <w:t>Must</w:t>
+            </w:r>
+          </w:p>
+        </w:tc>
+      </w:tr>
+      <w:tr>
+        <w:tc>
+          <w:tcPr>
+            <w:tcW w:w="0" w:type="auto"/>
+          </w:tcPr>
+          <w:p>
+            <w:pPr>
+              <w:pStyle w:val="Compact"/>
+            </w:pPr>
+            <w:r>
+              <w:t>UI-09</w:t>
+            </w:r>
+          </w:p>
+        </w:tc>
+        <w:tc>
+          <w:tcPr>
+            <w:tcW w:w="0" w:type="auto"/>
+          </w:tcPr>
+          <w:p>
+            <w:pPr>
+              <w:pStyle w:val="Compact"/>
+            </w:pPr>
+            <w:r>
+              <w:t>As a driver, I want to reserve and pay in one flow so that booking takes under ninety seconds.</w:t>
+            </w:r>
+          </w:p>
+        </w:tc>
+        <w:tc>
+          <w:tcPr>
+            <w:tcW w:w="0" w:type="auto"/>
+          </w:tcPr>
+          <w:p>
+            <w:pPr>
+              <w:pStyle w:val="Compact"/>
+              <w:jc w:val="center"/>
+            </w:pPr>
+            <w:r>
+              <w:t>5</w:t>
+            </w:r>
+          </w:p>
+        </w:tc>
+        <w:tc>
+          <w:tcPr>
+            <w:tcW w:w="0" w:type="auto"/>
+          </w:tcPr>
+          <w:p>
+            <w:pPr>
+              <w:pStyle w:val="Compact"/>
+            </w:pPr>
+            <w:r>
+              <w:t>Must</w:t>
+            </w:r>
+          </w:p>
+        </w:tc>
+      </w:tr>
+      <w:tr>
+        <w:tc>
+          <w:tcPr>
+            <w:tcW w:w="0" w:type="auto"/>
+          </w:tcPr>
+          <w:p>
+            <w:pPr>
+              <w:pStyle w:val="Compact"/>
+            </w:pPr>
+            <w:r>
+              <w:t>UI-10</w:t>
+            </w:r>
+          </w:p>
+        </w:tc>
+        <w:tc>
+          <w:tcPr>
+            <w:tcW w:w="0" w:type="auto"/>
+          </w:tcPr>
+          <w:p>
+            <w:pPr>
+              <w:pStyle w:val="Compact"/>
+            </w:pPr>
+            <w:r>
+              <w:t>As a driver, I want my QR entry pass in the app so that I can get through the gate.</w:t>
+            </w:r>
+          </w:p>
+        </w:tc>
+        <w:tc>
+          <w:tcPr>
+            <w:tcW w:w="0" w:type="auto"/>
+          </w:tcPr>
+          <w:p>
+            <w:pPr>
+              <w:pStyle w:val="Compact"/>
+              <w:jc w:val="center"/>
+            </w:pPr>
+            <w:r>
+              <w:t>3</w:t>
+            </w:r>
+          </w:p>
+        </w:tc>
+        <w:tc>
+          <w:tcPr>
+            <w:tcW w:w="0" w:type="auto"/>
+          </w:tcPr>
+          <w:p>
+            <w:pPr>
+              <w:pStyle w:val="Compact"/>
+            </w:pPr>
+            <w:r>
+              <w:t>Must</w:t>
+            </w:r>
+          </w:p>
+        </w:tc>
+      </w:tr>
+      <w:tr>
+        <w:tc>
+          <w:tcPr>
+            <w:tcW w:w="0" w:type="auto"/>
+          </w:tcPr>
+          <w:p>
+            <w:pPr>
+              <w:pStyle w:val="Compact"/>
+            </w:pPr>
+            <w:r>
+              <w:t>UI-11</w:t>
+            </w:r>
+          </w:p>
+        </w:tc>
+        <w:tc>
+          <w:tcPr>
+            <w:tcW w:w="0" w:type="auto"/>
+          </w:tcPr>
+          <w:p>
+            <w:pPr>
+              <w:pStyle w:val="Compact"/>
+            </w:pPr>
+            <w:r>
+              <w:t>As a driver, I want turn-by-turn directions to the garage entrance so that I do not circle the building.</w:t>
+            </w:r>
+          </w:p>
+        </w:tc>
+        <w:tc>
+          <w:tcPr>
+            <w:tcW w:w="0" w:type="auto"/>
+          </w:tcPr>
+          <w:p>
+            <w:pPr>
+              <w:pStyle w:val="Compact"/>
+              <w:jc w:val="center"/>
+            </w:pPr>
+            <w:r>
+              <w:t>3</w:t>
+            </w:r>
+          </w:p>
+        </w:tc>
+        <w:tc>
+          <w:tcPr>
+            <w:tcW w:w="0" w:type="auto"/>
+          </w:tcPr>
+          <w:p>
+            <w:pPr>
+              <w:pStyle w:val="Compact"/>
+            </w:pPr>
+            <w:r>
+              <w:t>Should</w:t>
+            </w:r>
+          </w:p>
+        </w:tc>
+      </w:tr>
+      <w:tr>
+        <w:tc>
+          <w:tcPr>
+            <w:tcW w:w="0" w:type="auto"/>
+          </w:tcPr>
+          <w:p>
+            <w:pPr>
+              <w:pStyle w:val="Compact"/>
+            </w:pPr>
+            <w:r>
+              <w:t>UI-</w:t>
+            </w:r>
+            <w:r>
+              <w:lastRenderedPageBreak/>
+              <w:t>12</w:t>
+            </w:r>
+          </w:p>
+        </w:tc>
+        <w:tc>
+          <w:tcPr>
+            <w:tcW w:w="0" w:type="auto"/>
+          </w:tcPr>
+          <w:p>
+            <w:pPr>
+              <w:pStyle w:val="Compact"/>
+            </w:pPr>
+            <w:r>
+              <w:lastRenderedPageBreak/>
+              <w:t xml:space="preserve">As a driver, I want to see upcoming and past reservations so that I </w:t>
+            </w:r>
+            <w:r>
+              <w:lastRenderedPageBreak/>
+              <w:t>can keep track of my parking.</w:t>
+            </w:r>
+          </w:p>
+        </w:tc>
+        <w:tc>
+          <w:tcPr>
+            <w:tcW w:w="0" w:type="auto"/>
+          </w:tcPr>
+          <w:p>
+            <w:pPr>
+              <w:pStyle w:val="Compact"/>
+              <w:jc w:val="center"/>
+            </w:pPr>
+            <w:r>
+              <w:lastRenderedPageBreak/>
+              <w:t>3</w:t>
+            </w:r>
+          </w:p>
+        </w:tc>
+        <w:tc>
+          <w:tcPr>
+            <w:tcW w:w="0" w:type="auto"/>
+          </w:tcPr>
+          <w:p>
+            <w:pPr>
+              <w:pStyle w:val="Compact"/>
+            </w:pPr>
+            <w:r>
+              <w:t>Must</w:t>
+            </w:r>
+          </w:p>
+        </w:tc>
+      </w:tr>
+      <w:tr>
+        <w:tc>
+          <w:tcPr>
+            <w:tcW w:w="0" w:type="auto"/>
+          </w:tcPr>
+          <w:p>
+            <w:pPr>
+              <w:pStyle w:val="Compact"/>
+            </w:pPr>
+            <w:r>
+              <w:t>UI-13</w:t>
+            </w:r>
+          </w:p>
+        </w:tc>
+        <w:tc>
+          <w:tcPr>
+            <w:tcW w:w="0" w:type="auto"/>
+          </w:tcPr>
+          <w:p>
+            <w:pPr>
+              <w:pStyle w:val="Compact"/>
+            </w:pPr>
+            <w:r>
+              <w:t>As a driver, I want to download a receipt so that I can claim the expense.</w:t>
+            </w:r>
+          </w:p>
+        </w:tc>
+        <w:tc>
+          <w:tcPr>
+            <w:tcW w:w="0" w:type="auto"/>
+          </w:tcPr>
+          <w:p>
+            <w:pPr>
+              <w:pStyle w:val="Compact"/>
+              <w:jc w:val="center"/>
+            </w:pPr>
+            <w:r>
+              <w:t>2</w:t>
+            </w:r>
+          </w:p>
+        </w:tc>
+        <w:tc>
+          <w:tcPr>
+            <w:tcW w:w="0" w:type="auto"/>
+          </w:tcPr>
+          <w:p>
+            <w:pPr>
+              <w:pStyle w:val="Compact"/>
+            </w:pPr>
+            <w:r>
+              <w:t>Should</w:t>
+            </w:r>
+          </w:p>
+        </w:tc>
+      </w:tr>
+      <w:tr>
+        <w:tc>
+          <w:tcPr>
+            <w:tcW w:w="0" w:type="auto"/>
+          </w:tcPr>
+          <w:p>
+            <w:pPr>
+              <w:pStyle w:val="Compact"/>
+            </w:pPr>
+            <w:r>
+              <w:t>UI-14</w:t>
+            </w:r>
+          </w:p>
+        </w:tc>
+        <w:tc>
+          <w:tcPr>
+            <w:tcW w:w="0" w:type="auto"/>
+          </w:tcPr>
+          <w:p>
+            <w:pPr>
+              <w:pStyle w:val="Compact"/>
+            </w:pPr>
+            <w:r>
+              <w:t>As a driver, I want to extend an active reservation from the app so that I am not rushed back to my car.</w:t>
+            </w:r>
+          </w:p>
+        </w:tc>
+        <w:tc>
+          <w:tcPr>
+            <w:tcW w:w="0" w:type="auto"/>
+          </w:tcPr>
+          <w:p>
+            <w:pPr>
+              <w:pStyle w:val="Compact"/>
+              <w:jc w:val="center"/>
+            </w:pPr>
+            <w:r>
+              <w:t>3</w:t>
+            </w:r>
+          </w:p>
+        </w:tc>
+        <w:tc>
+          <w:tcPr>
+            <w:tcW w:w="0" w:type="auto"/>
+          </w:tcPr>
+          <w:p>
+            <w:pPr>
+              <w:pStyle w:val="Compact"/>
+            </w:pPr>
+            <w:r>
+              <w:t>Should</w:t>
+            </w:r>
+          </w:p>
+        </w:tc>
+      </w:tr>
+      <w:tr>
+        <w:tc>
+          <w:tcPr>
+            <w:tcW w:w="0" w:type="auto"/>
+          </w:tcPr>
+          <w:p>
+            <w:pPr>
+              <w:pStyle w:val="Compact"/>
+            </w:pPr>
+            <w:r>
+              <w:t>UI-15</w:t>
+            </w:r>
+          </w:p>
+        </w:tc>
+        <w:tc>
+          <w:tcPr>
+            <w:tcW w:w="0" w:type="auto"/>
+          </w:tcPr>
+          <w:p>
+            <w:pPr>
+              <w:pStyle w:val="Compact"/>
+            </w:pPr>
+            <w:r>
+              <w:t>As a driver, I want to cancel a reservation and see the refund policy first so that I know what I get back.</w:t>
+            </w:r>
+          </w:p>
+        </w:tc>
+        <w:tc>
+          <w:tcPr>
+            <w:tcW w:w="0" w:type="auto"/>
+          </w:tcPr>
+          <w:p>
+            <w:pPr>
+              <w:pStyle w:val="Compact"/>
+              <w:jc w:val="center"/>
+            </w:pPr>
+            <w:r>
+              <w:t>3</w:t>
+            </w:r>
+          </w:p>
+        </w:tc>
+        <w:tc>
+          <w:tcPr>
+            <w:tcW w:w="0" w:type="auto"/>
+          </w:tcPr>
+          <w:p>
+            <w:pPr>
+              <w:pStyle w:val="Compact"/>
+            </w:pPr>
+            <w:r>
+              <w:t>Must</w:t>
+            </w:r>
+          </w:p>
+        </w:tc>
+      </w:tr>
+      <w:tr>
+        <w:tc>
+          <w:tcPr>
+            <w:tcW w:w="0" w:type="auto"/>
+          </w:tcPr>
+          <w:p>
+            <w:pPr>
+              <w:pStyle w:val="Compact"/>
+            </w:pPr>
+            <w:r>
+              <w:t>UI-16</w:t>
+            </w:r>
+          </w:p>
+        </w:tc>
+        <w:tc>
+          <w:tcPr>
+            <w:tcW w:w="0" w:type="auto"/>
+          </w:tcPr>
+          <w:p>
+            <w:pPr>
+              <w:pStyle w:val="Compact"/>
+            </w:pPr>
+            <w:r>
+              <w:t>As a driver, I want to control which notifications I receive so that I am not spammed.</w:t>
+            </w:r>
+          </w:p>
+        </w:tc>
+        <w:tc>
+          <w:tcPr>
+            <w:tcW w:w="0" w:type="auto"/>
+          </w:tcPr>
+          <w:p>
+            <w:pPr>
+              <w:pStyle w:val="Compact"/>
+              <w:jc w:val="center"/>
+            </w:pPr>
+            <w:r>
+              <w:t>2</w:t>
+            </w:r>
+          </w:p>
+        </w:tc>
+        <w:tc>
+          <w:tcPr>
+            <w:tcW w:w="0" w:type="auto"/>
+          </w:tcPr>
+          <w:p>
+            <w:pPr>
+              <w:pStyle w:val="Compact"/>
+            </w:pPr>
+            <w:r>
+              <w:t>Could</w:t>
+            </w:r>
+          </w:p>
+        </w:tc>
+      </w:tr>
+      <w:tr>
+        <w:tc>
+          <w:tcPr>
+            <w:tcW w:w="0" w:type="auto"/>
+          </w:tcPr>
+          <w:p>
+            <w:pPr>
+              <w:pStyle w:val="Compact"/>
+            </w:pPr>
+            <w:r>
+              <w:t>UI-17</w:t>
+            </w:r>
+          </w:p>
+        </w:tc>
+        <w:tc>
+          <w:tcPr>
+            <w:tcW w:w="0" w:type="auto"/>
+          </w:tcPr>
+          <w:p>
+            <w:pPr>
+              <w:pStyle w:val="Compact"/>
+            </w:pPr>
+            <w:r>
+              <w:t>As an operator, I want a dashboard home showing live occupancy so that I know my garage status at a glance.</w:t>
+            </w:r>
+          </w:p>
+        </w:tc>
+        <w:tc>
+          <w:tcPr>
+            <w:tcW w:w="0" w:type="auto"/>
+          </w:tcPr>
+          <w:p>
+            <w:pPr>
+              <w:pStyle w:val="Compact"/>
+              <w:jc w:val="center"/>
+            </w:pPr>
+            <w:r>
+              <w:t>5</w:t>
+            </w:r>
+          </w:p>
+        </w:tc>
+        <w:tc>
+          <w:tcPr>
+            <w:tcW w:w="0" w:type="auto"/>
+          </w:tcPr>
+          <w:p>
+            <w:pPr>
+              <w:pStyle w:val="Compact"/>
+            </w:pPr>
+            <w:r>
+              <w:t>Must</w:t>
+            </w:r>
+          </w:p>
+        </w:tc>
+      </w:tr>
+      <w:tr>
+        <w:tc>
+          <w:tcPr>
+            <w:tcW w:w="0" w:type="auto"/>
+          </w:tcPr>
+          <w:p>
+            <w:pPr>
+              <w:pStyle w:val="Compact"/>
+            </w:pPr>
+            <w:r>
+              <w:t>UI-18</w:t>
+            </w:r>
+          </w:p>
+        </w:tc>
+        <w:tc>
+          <w:tcPr>
+            <w:tcW w:w="0" w:type="auto"/>
+          </w:tcPr>
+          <w:p>
+            <w:pPr>
+              <w:pStyle w:val="Compact"/>
+            </w:pPr>
+            <w:r>
+              <w:t>As an operator, I want to edit my listing details and photos so that drivers see accurate information.</w:t>
+            </w:r>
+          </w:p>
+        </w:tc>
+        <w:tc>
+          <w:tcPr>
+            <w:tcW w:w="0" w:type="auto"/>
+          </w:tcPr>
+          <w:p>
+            <w:pPr>
+              <w:pStyle w:val="Compact"/>
+              <w:jc w:val="center"/>
+            </w:pPr>
+            <w:r>
+              <w:t>3</w:t>
+            </w:r>
+          </w:p>
+        </w:tc>
+        <w:tc>
+          <w:tcPr>
+            <w:tcW w:w="0" w:type="auto"/>
+          </w:tcPr>
+          <w:p>
+            <w:pPr>
+              <w:pStyle w:val="Compact"/>
+            </w:pPr>
+            <w:r>
+              <w:t>Must</w:t>
+            </w:r>
+          </w:p>
+        </w:tc>
+      </w:tr>
+      <w:tr>
+        <w:tc>
+          <w:tcPr>
+            <w:tcW w:w="0" w:type="auto"/>
+          </w:tcPr>
+          <w:p>
+            <w:pPr>
+              <w:pStyle w:val="Compact"/>
+            </w:pPr>
+            <w:r>
+              <w:t>UI-19</w:t>
+            </w:r>
+          </w:p>
+        </w:tc>
+        <w:tc>
+          <w:tcPr>
+            <w:tcW w:w="0" w:type="auto"/>
+          </w:tcPr>
+          <w:p>
+            <w:pPr>
+              <w:pStyle w:val="Compact"/>
+            </w:pPr>
+            <w:r>
+              <w:t>As an operator, I want to set hourly, daily and event pricing rules so that I can price by demand.</w:t>
+            </w:r>
+          </w:p>
+        </w:tc>
+        <w:tc>
+          <w:tcPr>
+            <w:tcW w:w="0" w:type="auto"/>
+          </w:tcPr>
+          <w:p>
+            <w:pPr>
+              <w:pStyle w:val="Compact"/>
+              <w:jc w:val="center"/>
+            </w:pPr>
+            <w:r>
+              <w:t>5</w:t>
+            </w:r>
+          </w:p>
+        </w:tc>
+        <w:tc>
+          <w:tcPr>
+            <w:tcW w:w="0" w:type="auto"/>
+          </w:tcPr>
+          <w:p>
+            <w:pPr>
+              <w:pStyle w:val="Compact"/>
+            </w:pPr>
+            <w:r>
+              <w:t>Must</w:t>
+            </w:r>
+          </w:p>
+        </w:tc>
+      </w:tr>
+      <w:tr>
+        <w:tc>
+          <w:tcPr>
+            <w:tcW w:w="0" w:type="auto"/>
+          </w:tcPr>
+          <w:p>
+            <w:pPr>
+              <w:pStyle w:val="Compact"/>
+            </w:pPr>
+            <w:r>
+              <w:t>UI-20</w:t>
+            </w:r>
+          </w:p>
+        </w:tc>
+        <w:tc>
+          <w:tcPr>
+            <w:tcW w:w="0" w:type="auto"/>
+          </w:tcPr>
+          <w:p>
+            <w:pPr>
+              <w:pStyle w:val="Compact"/>
+            </w:pPr>
+            <w:r>
+              <w:t>As an operator, I want to see the reservation list for my garage so that I can plan staffing.</w:t>
+            </w:r>
+          </w:p>
+        </w:tc>
+        <w:tc>
+          <w:tcPr>
+            <w:tcW w:w="0" w:type="auto"/>
+          </w:tcPr>
+          <w:p>
+            <w:pPr>
+              <w:pStyle w:val="Compact"/>
+              <w:jc w:val="center"/>
+            </w:pPr>
+            <w:r>
+              <w:t>3</w:t>
+            </w:r>
+          </w:p>
+        </w:tc>
+        <w:tc>
+          <w:tcPr>
+            <w:tcW w:w="0" w:type="auto"/>
+          </w:tcPr>
+          <w:p>
+            <w:pPr>
+              <w:pStyle w:val="Compact"/>
+            </w:pPr>
+            <w:r>
+              <w:t>Should</w:t>
+            </w:r>
+          </w:p>
+        </w:tc>
+      </w:tr>
+      <w:tr>
+        <w:tc>
+          <w:tcPr>
+            <w:tcW w:w="0" w:type="auto"/>
+          </w:tcPr>
+          <w:p>
+            <w:pPr>
+              <w:pStyle w:val="Compact"/>
+            </w:pPr>
+            <w:r>
+              <w:t>UI-21</w:t>
+            </w:r>
+          </w:p>
+        </w:tc>
+        <w:tc>
+          <w:tcPr>
+            <w:tcW w:w="0" w:type="auto"/>
+          </w:tcPr>
+          <w:p>
+            <w:pPr>
+              <w:pStyle w:val="Compact"/>
+            </w:pPr>
+            <w:r>
+              <w:t>As an administrator, I want a console to look up users and resolve disputes so that I can handle support cases.</w:t>
+            </w:r>
+          </w:p>
+        </w:tc>
+        <w:tc>
+          <w:tcPr>
+            <w:tcW w:w="0" w:type="auto"/>
+          </w:tcPr>
+          <w:p>
+            <w:pPr>
+              <w:pStyle w:val="Compact"/>
+              <w:jc w:val="center"/>
+            </w:pPr>
+            <w:r>
+              <w:t>5</w:t>
+            </w:r>
+          </w:p>
+        </w:tc>
+        <w:tc>
+          <w:tcPr>
+            <w:tcW w:w="0" w:type="auto"/>
+          </w:tcPr>
+          <w:p>
+            <w:pPr>
+              <w:pStyle w:val="Compact"/>
+            </w:pPr>
+            <w:r>
+              <w:t>Should</w:t>
+            </w:r>
+          </w:p>
+        </w:tc>
+      </w:tr>
+    </w:tbl>
+    <w:p>
+      <w:pPr>
+        <w:pStyle w:val="Heading3"/>
+      </w:pPr>
+      <w:bookmarkStart w:id="109" w:name="backlog-backend-processes"/>
+      <w:bookmarkStart w:id="110" w:name="_Toc241165359"/>
+      <w:bookmarkEnd w:id="107"/>
+      <w:r>
+        <w:t>7.5 Backlog — Backend Processes</w:t>
+      </w:r>
+      <w:bookmarkEnd w:id="110"/>
+    </w:p>
+    <w:p>
+      <w:pPr>
+        <w:pStyle w:val="FirstParagraph"/>
+      </w:pPr>
+      <w:r>
+        <w:t>These are the services behind the screens. They are written from the point of view of the person who benefits, not the person who builds them, so the value of each service stays visible. Twelve serve drivers, six serve operators, and two are shared infrastructure.</w:t>
+      </w:r>
+    </w:p>
+    <w:tbl>
+      <w:tblPr>
+        <w:tblStyle w:val="Table"/>
+        <w:tblW w:w="5000" w:type="pct"/>
+        <w:tblLook w:val="0020" w:firstRow="1" w:lastRow="0" w:firstColumn="0" w:lastColumn="0" w:noHBand="0" w:noVBand="0"/>
+      </w:tblPr>
+      <w:tblGrid>
+        <w:gridCol w:w="704"/>
+        <w:gridCol w:w="6993"/>
+        <w:gridCol w:w="865"/>
+        <w:gridCol w:w="1014"/>
+      </w:tblGrid>
+      <w:tr>
+        <w:trPr>
+          <w:cnfStyle w:val="100000000000" w:firstRow="1" w:lastRow="0" w:firstColumn="0" w:lastColumn="0" w:oddVBand="0" w:evenVBand="0" w:oddHBand="0" w:evenHBand="0" w:firstRowFirstColumn="0" w:firstRowLastColumn="0" w:lastRowFirstColumn="0" w:lastRowLastColumn="0"/>
+          <w:tblHeader/>
+        </w:trPr>
+        <w:tc>
+          <w:tcPr>
+            <w:tcW w:w="0" w:type="auto"/>
+          </w:tcPr>
+          <w:p>
+            <w:pPr>
+              <w:pStyle w:val="Compact"/>
+            </w:pPr>
+            <w:r>
+              <w:t>ID</w:t>
+            </w:r>
+          </w:p>
+        </w:tc>
+        <w:tc>
+          <w:tcPr>
+            <w:tcW w:w="0" w:type="auto"/>
+          </w:tcPr>
+          <w:p>
+            <w:pPr>
+              <w:pStyle w:val="Compact"/>
+            </w:pPr>
+            <w:r>
+              <w:t>User story</w:t>
+            </w:r>
+          </w:p>
+        </w:tc>
+        <w:tc>
+          <w:tcPr>
+            <w:tcW w:w="0" w:type="auto"/>
+          </w:tcPr>
+          <w:p>
+            <w:pPr>
+              <w:pStyle w:val="Compact"/>
+              <w:jc w:val="center"/>
+            </w:pPr>
+            <w:r>
+              <w:t>Points</w:t>
+            </w:r>
+          </w:p>
+        </w:tc>
+        <w:tc>
+          <w:tcPr>
+            <w:tcW w:w="0" w:type="auto"/>
+          </w:tcPr>
+          <w:p>
+            <w:pPr>
+              <w:pStyle w:val="Compact"/>
+            </w:pPr>
+            <w:r>
+              <w:t>Priority</w:t>
+            </w:r>
+          </w:p>
+        </w:tc>
+      </w:tr>
+      <w:tr>
+        <w:tc>
+          <w:tcPr>
+            <w:tcW w:w="0" w:type="auto"/>
+          </w:tcPr>
+          <w:p>
+            <w:pPr>
+              <w:pStyle w:val="Compact"/>
+            </w:pPr>
+            <w:r>
+              <w:t>BE-01</w:t>
+            </w:r>
+          </w:p>
+        </w:tc>
+        <w:tc>
+          <w:tcPr>
+            <w:tcW w:w="0" w:type="auto"/>
+          </w:tcPr>
+          <w:p>
+            <w:pPr>
+              <w:pStyle w:val="Compact"/>
+            </w:pPr>
+            <w:r>
+              <w:t>As a driver, I want my account credentials kept secure so that nobody else can use my account.</w:t>
+            </w:r>
+          </w:p>
+        </w:tc>
+        <w:tc>
+          <w:tcPr>
+            <w:tcW w:w="0" w:type="auto"/>
+          </w:tcPr>
+          <w:p>
+            <w:pPr>
+              <w:pStyle w:val="Compact"/>
+              <w:jc w:val="center"/>
+            </w:pPr>
+            <w:r>
+              <w:t>5</w:t>
+            </w:r>
+          </w:p>
+        </w:tc>
+        <w:tc>
+          <w:tcPr>
+            <w:tcW w:w="0" w:type="auto"/>
+          </w:tcPr>
+          <w:p>
+            <w:pPr>
+              <w:pStyle w:val="Compact"/>
+            </w:pPr>
+            <w:r>
+              <w:t>Must</w:t>
+            </w:r>
+          </w:p>
+        </w:tc>
+      </w:tr>
+      <w:tr>
+        <w:tc>
+          <w:tcPr>
+            <w:tcW w:w="0" w:type="auto"/>
+          </w:tcPr>
+          <w:p>
+            <w:pPr>
+              <w:pStyle w:val="Compact"/>
+            </w:pPr>
+            <w:r>
+              <w:t>BE-02</w:t>
+            </w:r>
+          </w:p>
+        </w:tc>
+        <w:tc>
+          <w:tcPr>
+            <w:tcW w:w="0" w:type="auto"/>
+          </w:tcPr>
+          <w:p>
+            <w:pPr>
+              <w:pStyle w:val="Compact"/>
+            </w:pPr>
+            <w:r>
+              <w:t>As a driver, I want to stay signed in across the app and the website so that I do not log in twice.</w:t>
+            </w:r>
+          </w:p>
+        </w:tc>
+        <w:tc>
+          <w:tcPr>
+            <w:tcW w:w="0" w:type="auto"/>
+          </w:tcPr>
+          <w:p>
+            <w:pPr>
+              <w:pStyle w:val="Compact"/>
+              <w:jc w:val="center"/>
+            </w:pPr>
+            <w:r>
+              <w:t>5</w:t>
+            </w:r>
+          </w:p>
+        </w:tc>
+        <w:tc>
+          <w:tcPr>
+            <w:tcW w:w="0" w:type="auto"/>
+          </w:tcPr>
+          <w:p>
+            <w:pPr>
+              <w:pStyle w:val="Compact"/>
+            </w:pPr>
+            <w:r>
+              <w:t>Must</w:t>
+            </w:r>
+          </w:p>
+        </w:tc>
+      </w:tr>
+      <w:tr>
+        <w:tc>
+          <w:tcPr>
+            <w:tcW w:w="0" w:type="auto"/>
+          </w:tcPr>
+          <w:p>
+            <w:pPr>
+              <w:pStyle w:val="Compact"/>
+            </w:pPr>
+            <w:r>
+              <w:t>BE-03</w:t>
+            </w:r>
+          </w:p>
+        </w:tc>
+        <w:tc>
+          <w:tcPr>
+            <w:tcW w:w="0" w:type="auto"/>
+          </w:tcPr>
+          <w:p>
+            <w:pPr>
+              <w:pStyle w:val="Compact"/>
+            </w:pPr>
+            <w:r>
+              <w:t>As an operator, I want my garages, spaces and capacity held in one place so that every channel shows the same numbers.</w:t>
+            </w:r>
+          </w:p>
+        </w:tc>
+        <w:tc>
+          <w:tcPr>
+            <w:tcW w:w="0" w:type="auto"/>
+          </w:tcPr>
+          <w:p>
+            <w:pPr>
+              <w:pStyle w:val="Compact"/>
+              <w:jc w:val="center"/>
+            </w:pPr>
+            <w:r>
+              <w:t>5</w:t>
+            </w:r>
+          </w:p>
+        </w:tc>
+        <w:tc>
+          <w:tcPr>
+            <w:tcW w:w="0" w:type="auto"/>
+          </w:tcPr>
+          <w:p>
+            <w:pPr>
+              <w:pStyle w:val="Compact"/>
+            </w:pPr>
+            <w:r>
+              <w:t>Must</w:t>
+            </w:r>
+          </w:p>
+        </w:tc>
+      </w:tr>
+      <w:tr>
+        <w:tc>
+          <w:tcPr>
+            <w:tcW w:w="0" w:type="auto"/>
+          </w:tcPr>
+          <w:p>
+            <w:pPr>
+              <w:pStyle w:val="Compact"/>
+            </w:pPr>
+            <w:r>
+              <w:t>BE-04</w:t>
+            </w:r>
+          </w:p>
+        </w:tc>
+        <w:tc>
+          <w:tcPr>
+            <w:tcW w:w="0" w:type="auto"/>
+          </w:tcPr>
+          <w:p>
+            <w:pPr>
+              <w:pStyle w:val="Compact"/>
+            </w:pPr>
+            <w:r>
+              <w:t>As an operator, I want my gate and sensor events sent to the platform automatically so that occupancy is always current.</w:t>
+            </w:r>
+          </w:p>
+        </w:tc>
+        <w:tc>
+          <w:tcPr>
+            <w:tcW w:w="0" w:type="auto"/>
+          </w:tcPr>
+          <w:p>
+            <w:pPr>
+              <w:pStyle w:val="Compact"/>
+              <w:jc w:val="center"/>
+            </w:pPr>
+            <w:r>
+              <w:t>8</w:t>
+            </w:r>
+          </w:p>
+        </w:tc>
+        <w:tc>
+          <w:tcPr>
+            <w:tcW w:w="0" w:type="auto"/>
+          </w:tcPr>
+          <w:p>
+            <w:pPr>
+              <w:pStyle w:val="Compact"/>
+            </w:pPr>
+            <w:r>
+              <w:t>Must</w:t>
+            </w:r>
+          </w:p>
+        </w:tc>
+      </w:tr>
+      <w:tr>
+        <w:tc>
+          <w:tcPr>
+            <w:tcW w:w="0" w:type="auto"/>
+          </w:tcPr>
+          <w:p>
+            <w:pPr>
+              <w:pStyle w:val="Compact"/>
+            </w:pPr>
+            <w:r>
+              <w:t>BE-05</w:t>
+            </w:r>
+          </w:p>
+        </w:tc>
+        <w:tc>
+          <w:tcPr>
+            <w:tcW w:w="0" w:type="auto"/>
+          </w:tcPr>
+          <w:p>
+            <w:pPr>
+              <w:pStyle w:val="Compact"/>
+            </w:pPr>
+            <w:r>
+              <w:t>As a driver, I want availability worked out from live occupancy and existing bookings so that a space I reserve really exists.</w:t>
+            </w:r>
+          </w:p>
+        </w:tc>
+        <w:tc>
+          <w:tcPr>
+            <w:tcW w:w="0" w:type="auto"/>
+          </w:tcPr>
+          <w:p>
+            <w:pPr>
+              <w:pStyle w:val="Compact"/>
+              <w:jc w:val="center"/>
+            </w:pPr>
+            <w:r>
+              <w:t>8</w:t>
+            </w:r>
+          </w:p>
+        </w:tc>
+        <w:tc>
+          <w:tcPr>
+            <w:tcW w:w="0" w:type="auto"/>
+          </w:tcPr>
+          <w:p>
+            <w:pPr>
+              <w:pStyle w:val="Compact"/>
+            </w:pPr>
+            <w:r>
+              <w:t>Must</w:t>
+            </w:r>
+          </w:p>
+        </w:tc>
+      </w:tr>
+      <w:tr>
+        <w:tc>
+          <w:tcPr>
+            <w:tcW w:w="0" w:type="auto"/>
+          </w:tcPr>
+          <w:p>
+            <w:pPr>
+              <w:pStyle w:val="Compact"/>
+            </w:pPr>
+            <w:r>
+              <w:t>BE-06</w:t>
+            </w:r>
+          </w:p>
+        </w:tc>
+        <w:tc>
+          <w:tcPr>
+            <w:tcW w:w="0" w:type="auto"/>
+          </w:tcPr>
+          <w:p>
+            <w:pPr>
+              <w:pStyle w:val="Compact"/>
+            </w:pPr>
+            <w:r>
+              <w:t>As an operator, I want every hold, booking and cancellation recorded so that my records reconcile at the end of the day.</w:t>
+            </w:r>
+          </w:p>
+        </w:tc>
+        <w:tc>
+          <w:tcPr>
+            <w:tcW w:w="0" w:type="auto"/>
+          </w:tcPr>
+          <w:p>
+            <w:pPr>
+              <w:pStyle w:val="Compact"/>
+              <w:jc w:val="center"/>
+            </w:pPr>
+            <w:r>
+              <w:t>5</w:t>
+            </w:r>
+          </w:p>
+        </w:tc>
+        <w:tc>
+          <w:tcPr>
+            <w:tcW w:w="0" w:type="auto"/>
+          </w:tcPr>
+          <w:p>
+            <w:pPr>
+              <w:pStyle w:val="Compact"/>
+            </w:pPr>
+            <w:r>
+              <w:t>Must</w:t>
+            </w:r>
+          </w:p>
+        </w:tc>
+      </w:tr>
+      <w:tr>
+        <w:tc>
+          <w:tcPr>
+            <w:tcW w:w="0" w:type="auto"/>
+          </w:tcPr>
+          <w:p>
+            <w:pPr>
+              <w:pStyle w:val="Compact"/>
+            </w:pPr>
+            <w:r>
+              <w:t>BE-07</w:t>
+            </w:r>
+          </w:p>
+        </w:tc>
+        <w:tc>
+          <w:tcPr>
+            <w:tcW w:w="0" w:type="auto"/>
+          </w:tcPr>
+          <w:p>
+            <w:pPr>
+              <w:pStyle w:val="Compact"/>
+            </w:pPr>
+            <w:r>
+              <w:t>As a driver, I want my space held while I finish paying so that I do not lose it at checkout.</w:t>
+            </w:r>
+          </w:p>
+        </w:tc>
+        <w:tc>
+          <w:tcPr>
+            <w:tcW w:w="0" w:type="auto"/>
+          </w:tcPr>
+          <w:p>
+            <w:pPr>
+              <w:pStyle w:val="Compact"/>
+              <w:jc w:val="center"/>
+            </w:pPr>
+            <w:r>
+              <w:t>5</w:t>
+            </w:r>
+          </w:p>
+        </w:tc>
+        <w:tc>
+          <w:tcPr>
+            <w:tcW w:w="0" w:type="auto"/>
+          </w:tcPr>
+          <w:p>
+            <w:pPr>
+              <w:pStyle w:val="Compact"/>
+            </w:pPr>
+            <w:r>
+              <w:t>Must</w:t>
+            </w:r>
+          </w:p>
+        </w:tc>
+      </w:tr>
+      <w:tr>
+        <w:tc>
+          <w:tcPr>
+            <w:tcW w:w="0" w:type="auto"/>
+          </w:tcPr>
+          <w:p>
+            <w:pPr>
+              <w:pStyle w:val="Compact"/>
+            </w:pPr>
+            <w:r>
+              <w:lastRenderedPageBreak/>
+              <w:t>BE-08</w:t>
+            </w:r>
+          </w:p>
+        </w:tc>
+        <w:tc>
+          <w:tcPr>
+            <w:tcW w:w="0" w:type="auto"/>
+          </w:tcPr>
+          <w:p>
+            <w:pPr>
+              <w:pStyle w:val="Compact"/>
+            </w:pPr>
+            <w:r>
+              <w:t>As a driver, I want the system to check for later bookings before extending so that my extension is honoured.</w:t>
+            </w:r>
+          </w:p>
+        </w:tc>
+        <w:tc>
+          <w:tcPr>
+            <w:tcW w:w="0" w:type="auto"/>
+          </w:tcPr>
+          <w:p>
+            <w:pPr>
+              <w:pStyle w:val="Compact"/>
+              <w:jc w:val="center"/>
+            </w:pPr>
+            <w:r>
+              <w:t>5</w:t>
+            </w:r>
+          </w:p>
+        </w:tc>
+        <w:tc>
+          <w:tcPr>
+            <w:tcW w:w="0" w:type="auto"/>
+          </w:tcPr>
+          <w:p>
+            <w:pPr>
+              <w:pStyle w:val="Compact"/>
+            </w:pPr>
+            <w:r>
+              <w:t>Should</w:t>
+            </w:r>
+          </w:p>
+        </w:tc>
+      </w:tr>
+      <w:tr>
+        <w:tc>
+          <w:tcPr>
+            <w:tcW w:w="0" w:type="auto"/>
+          </w:tcPr>
+          <w:p>
+            <w:pPr>
+              <w:pStyle w:val="Compact"/>
+            </w:pPr>
+            <w:r>
+              <w:t>BE-09</w:t>
+            </w:r>
+          </w:p>
+        </w:tc>
+        <w:tc>
+          <w:tcPr>
+            <w:tcW w:w="0" w:type="auto"/>
+          </w:tcPr>
+          <w:p>
+            <w:pPr>
+              <w:pStyle w:val="Compact"/>
+            </w:pPr>
+            <w:r>
+              <w:t>As a driver, I want cancellations refunded by a clear policy so that I know what I get back.</w:t>
+            </w:r>
+          </w:p>
+        </w:tc>
+        <w:tc>
+          <w:tcPr>
+            <w:tcW w:w="0" w:type="auto"/>
+          </w:tcPr>
+          <w:p>
+            <w:pPr>
+              <w:pStyle w:val="Compact"/>
+              <w:jc w:val="center"/>
+            </w:pPr>
+            <w:r>
+              <w:t>5</w:t>
+            </w:r>
+          </w:p>
+        </w:tc>
+        <w:tc>
+          <w:tcPr>
+            <w:tcW w:w="0" w:type="auto"/>
+          </w:tcPr>
+          <w:p>
+            <w:pPr>
+              <w:pStyle w:val="Compact"/>
+            </w:pPr>
+            <w:r>
+              <w:t>Must</w:t>
+            </w:r>
+          </w:p>
+        </w:tc>
+      </w:tr>
+      <w:tr>
+        <w:tc>
+          <w:tcPr>
+            <w:tcW w:w="0" w:type="auto"/>
+          </w:tcPr>
+          <w:p>
+            <w:pPr>
+              <w:pStyle w:val="Compact"/>
+            </w:pPr>
+            <w:r>
+              <w:t>BE-10</w:t>
+            </w:r>
+          </w:p>
+        </w:tc>
+        <w:tc>
+          <w:tcPr>
+            <w:tcW w:w="0" w:type="auto"/>
+          </w:tcPr>
+          <w:p>
+            <w:pPr>
+              <w:pStyle w:val="Compact"/>
+            </w:pPr>
+            <w:r>
+              <w:t>As a driver, I want an automatic refund and an alternate space if my reservation cannot be honoured so that I am not stranded.</w:t>
+            </w:r>
+          </w:p>
+        </w:tc>
+        <w:tc>
+          <w:tcPr>
+            <w:tcW w:w="0" w:type="auto"/>
+          </w:tcPr>
+          <w:p>
+            <w:pPr>
+              <w:pStyle w:val="Compact"/>
+              <w:jc w:val="center"/>
+            </w:pPr>
+            <w:r>
+              <w:t>8</w:t>
+            </w:r>
+          </w:p>
+        </w:tc>
+        <w:tc>
+          <w:tcPr>
+            <w:tcW w:w="0" w:type="auto"/>
+          </w:tcPr>
+          <w:p>
+            <w:pPr>
+              <w:pStyle w:val="Compact"/>
+            </w:pPr>
+            <w:r>
+              <w:t>Must</w:t>
+            </w:r>
+          </w:p>
+        </w:tc>
+      </w:tr>
+      <w:tr>
+        <w:tc>
+          <w:tcPr>
+            <w:tcW w:w="0" w:type="auto"/>
+          </w:tcPr>
+          <w:p>
+            <w:pPr>
+              <w:pStyle w:val="Compact"/>
+            </w:pPr>
+            <w:r>
+              <w:t>BE-11</w:t>
+            </w:r>
+          </w:p>
+        </w:tc>
+        <w:tc>
+          <w:tcPr>
+            <w:tcW w:w="0" w:type="auto"/>
+          </w:tcPr>
+          <w:p>
+            <w:pPr>
+              <w:pStyle w:val="Compact"/>
+            </w:pPr>
+            <w:r>
+              <w:t>As an operator, I want pricing rules applied automatically by time of day and event so that I do not reprice by hand.</w:t>
+            </w:r>
+          </w:p>
+        </w:tc>
+        <w:tc>
+          <w:tcPr>
+            <w:tcW w:w="0" w:type="auto"/>
+          </w:tcPr>
+          <w:p>
+            <w:pPr>
+              <w:pStyle w:val="Compact"/>
+              <w:jc w:val="center"/>
+            </w:pPr>
+            <w:r>
+              <w:t>5</w:t>
+            </w:r>
+          </w:p>
+        </w:tc>
+        <w:tc>
+          <w:tcPr>
+            <w:tcW w:w="0" w:type="auto"/>
+          </w:tcPr>
+          <w:p>
+            <w:pPr>
+              <w:pStyle w:val="Compact"/>
+            </w:pPr>
+            <w:r>
+              <w:t>Must</w:t>
+            </w:r>
+          </w:p>
+        </w:tc>
+      </w:tr>
+      <w:tr>
+        <w:tc>
+          <w:tcPr>
+            <w:tcW w:w="0" w:type="auto"/>
+          </w:tcPr>
+          <w:p>
+            <w:pPr>
+              <w:pStyle w:val="Compact"/>
+            </w:pPr>
+            <w:r>
+              <w:t>BE-12</w:t>
+            </w:r>
+          </w:p>
+        </w:tc>
+        <w:tc>
+          <w:tcPr>
+            <w:tcW w:w="0" w:type="auto"/>
+          </w:tcPr>
+          <w:p>
+            <w:pPr>
+              <w:pStyle w:val="Compact"/>
+            </w:pPr>
+            <w:r>
+              <w:t>As a driver, I want my card processed securely so that my payment details are never exposed.</w:t>
+            </w:r>
+          </w:p>
+        </w:tc>
+        <w:tc>
+          <w:tcPr>
+            <w:tcW w:w="0" w:type="auto"/>
+          </w:tcPr>
+          <w:p>
+            <w:pPr>
+              <w:pStyle w:val="Compact"/>
+              <w:jc w:val="center"/>
+            </w:pPr>
+            <w:r>
+              <w:t>8</w:t>
+            </w:r>
+          </w:p>
+        </w:tc>
+        <w:tc>
+          <w:tcPr>
+            <w:tcW w:w="0" w:type="auto"/>
+          </w:tcPr>
+          <w:p>
+            <w:pPr>
+              <w:pStyle w:val="Compact"/>
+            </w:pPr>
+            <w:r>
+              <w:t>Must</w:t>
+            </w:r>
+          </w:p>
+        </w:tc>
+      </w:tr>
+      <w:tr>
+        <w:tc>
+          <w:tcPr>
+            <w:tcW w:w="0" w:type="auto"/>
+          </w:tcPr>
+          <w:p>
+            <w:pPr>
+              <w:pStyle w:val="Compact"/>
+            </w:pPr>
+            <w:r>
+              <w:t>BE-13</w:t>
+            </w:r>
+          </w:p>
+        </w:tc>
+        <w:tc>
+          <w:tcPr>
+            <w:tcW w:w="0" w:type="auto"/>
+          </w:tcPr>
+          <w:p>
+            <w:pPr>
+              <w:pStyle w:val="Compact"/>
+            </w:pPr>
+            <w:r>
+              <w:t>As an operator, I want my share of revenue calculated each period so that I am paid accurately and on time.</w:t>
+            </w:r>
+          </w:p>
+        </w:tc>
+        <w:tc>
+          <w:tcPr>
+            <w:tcW w:w="0" w:type="auto"/>
+          </w:tcPr>
+          <w:p>
+            <w:pPr>
+              <w:pStyle w:val="Compact"/>
+              <w:jc w:val="center"/>
+            </w:pPr>
+            <w:r>
+              <w:t>5</w:t>
+            </w:r>
+          </w:p>
+        </w:tc>
+        <w:tc>
+          <w:tcPr>
+            <w:tcW w:w="0" w:type="auto"/>
+          </w:tcPr>
+          <w:p>
+            <w:pPr>
+              <w:pStyle w:val="Compact"/>
+            </w:pPr>
+            <w:r>
+              <w:t>Should</w:t>
+            </w:r>
+          </w:p>
+        </w:tc>
+      </w:tr>
+      <w:tr>
+        <w:tc>
+          <w:tcPr>
+            <w:tcW w:w="0" w:type="auto"/>
+          </w:tcPr>
+          <w:p>
+            <w:pPr>
+              <w:pStyle w:val="Compact"/>
+            </w:pPr>
+            <w:r>
+              <w:t>BE-14</w:t>
+            </w:r>
+          </w:p>
+        </w:tc>
+        <w:tc>
+          <w:tcPr>
+            <w:tcW w:w="0" w:type="auto"/>
+          </w:tcPr>
+          <w:p>
+            <w:pPr>
+              <w:pStyle w:val="Compact"/>
+            </w:pPr>
+            <w:r>
+              <w:t>As a driver, I want alerts delivered by push, email or SMS so that I receive them on whatever I am using.</w:t>
+            </w:r>
+          </w:p>
+        </w:tc>
+        <w:tc>
+          <w:tcPr>
+            <w:tcW w:w="0" w:type="auto"/>
+          </w:tcPr>
+          <w:p>
+            <w:pPr>
+              <w:pStyle w:val="Compact"/>
+              <w:jc w:val="center"/>
+            </w:pPr>
+            <w:r>
+              <w:t>5</w:t>
+            </w:r>
+          </w:p>
+        </w:tc>
+        <w:tc>
+          <w:tcPr>
+            <w:tcW w:w="0" w:type="auto"/>
+          </w:tcPr>
+          <w:p>
+            <w:pPr>
+              <w:pStyle w:val="Compact"/>
+            </w:pPr>
+            <w:r>
+              <w:t>Must</w:t>
+            </w:r>
+          </w:p>
+        </w:tc>
+      </w:tr>
+      <w:tr>
+        <w:tc>
+          <w:tcPr>
+            <w:tcW w:w="0" w:type="auto"/>
+          </w:tcPr>
+          <w:p>
+            <w:pPr>
+              <w:pStyle w:val="Compact"/>
+            </w:pPr>
+            <w:r>
+              <w:t>BE-15</w:t>
+            </w:r>
+          </w:p>
+        </w:tc>
+        <w:tc>
+          <w:tcPr>
+            <w:tcW w:w="0" w:type="auto"/>
+          </w:tcPr>
+          <w:p>
+            <w:pPr>
+              <w:pStyle w:val="Compact"/>
+            </w:pPr>
+            <w:r>
+              <w:t>As an operator, I want the platform to work with my existing gate hardware so that I do not have to replace equipment.</w:t>
+            </w:r>
+          </w:p>
+        </w:tc>
+        <w:tc>
+          <w:tcPr>
+            <w:tcW w:w="0" w:type="auto"/>
+          </w:tcPr>
+          <w:p>
+            <w:pPr>
+              <w:pStyle w:val="Compact"/>
+              <w:jc w:val="center"/>
+            </w:pPr>
+            <w:r>
+              <w:t>8</w:t>
+            </w:r>
+          </w:p>
+        </w:tc>
+        <w:tc>
+          <w:tcPr>
+            <w:tcW w:w="0" w:type="auto"/>
+          </w:tcPr>
+          <w:p>
+            <w:pPr>
+              <w:pStyle w:val="Compact"/>
+            </w:pPr>
+            <w:r>
+              <w:t>Must</w:t>
+            </w:r>
+          </w:p>
+        </w:tc>
+      </w:tr>
+      <w:tr>
+        <w:tc>
+          <w:tcPr>
+            <w:tcW w:w="0" w:type="auto"/>
+          </w:tcPr>
+          <w:p>
+            <w:pPr>
+              <w:pStyle w:val="Compact"/>
+            </w:pPr>
+            <w:r>
+              <w:t>BE-16</w:t>
+            </w:r>
+          </w:p>
+        </w:tc>
+        <w:tc>
+          <w:tcPr>
+            <w:tcW w:w="0" w:type="auto"/>
+          </w:tcPr>
+          <w:p>
+            <w:pPr>
+              <w:pStyle w:val="Compact"/>
+            </w:pPr>
+            <w:r>
+              <w:t>As a driver, I want the gate to open from my licence plate so that I do not have to handle anything at entry.</w:t>
+            </w:r>
+          </w:p>
+        </w:tc>
+        <w:tc>
+          <w:tcPr>
+            <w:tcW w:w="0" w:type="auto"/>
+          </w:tcPr>
+          <w:p>
+            <w:pPr>
+              <w:pStyle w:val="Compact"/>
+              <w:jc w:val="center"/>
+            </w:pPr>
+            <w:r>
+              <w:t>8</w:t>
+            </w:r>
+          </w:p>
+        </w:tc>
+        <w:tc>
+          <w:tcPr>
+            <w:tcW w:w="0" w:type="auto"/>
+          </w:tcPr>
+          <w:p>
+            <w:pPr>
+              <w:pStyle w:val="Compact"/>
+            </w:pPr>
+            <w:r>
+              <w:t>Must</w:t>
+            </w:r>
+          </w:p>
+        </w:tc>
+      </w:tr>
+      <w:tr>
+        <w:tc>
+          <w:tcPr>
+            <w:tcW w:w="0" w:type="auto"/>
+          </w:tcPr>
+          <w:p>
+            <w:pPr>
+              <w:pStyle w:val="Compact"/>
+            </w:pPr>
+            <w:r>
+              <w:t>BE-17</w:t>
+            </w:r>
+          </w:p>
+        </w:tc>
+        <w:tc>
+          <w:tcPr>
+            <w:tcW w:w="0" w:type="auto"/>
+          </w:tcPr>
+          <w:p>
+            <w:pPr>
+              <w:pStyle w:val="Compact"/>
+            </w:pPr>
+            <w:r>
+              <w:t>As a driver, I want a QR pass as a backup so that a failed plate read does not strand me at the gate.</w:t>
+            </w:r>
+          </w:p>
+        </w:tc>
+        <w:tc>
+          <w:tcPr>
+            <w:tcW w:w="0" w:type="auto"/>
+          </w:tcPr>
+          <w:p>
+            <w:pPr>
+              <w:pStyle w:val="Compact"/>
+              <w:jc w:val="center"/>
+            </w:pPr>
+            <w:r>
+              <w:t>5</w:t>
+            </w:r>
+          </w:p>
+        </w:tc>
+        <w:tc>
+          <w:tcPr>
+            <w:tcW w:w="0" w:type="auto"/>
+          </w:tcPr>
+          <w:p>
+            <w:pPr>
+              <w:pStyle w:val="Compact"/>
+            </w:pPr>
+            <w:r>
+              <w:t>Must</w:t>
+            </w:r>
+          </w:p>
+        </w:tc>
+      </w:tr>
+      <w:tr>
+        <w:tc>
+          <w:tcPr>
+            <w:tcW w:w="0" w:type="auto"/>
+          </w:tcPr>
+          <w:p>
+            <w:pPr>
+              <w:pStyle w:val="Compact"/>
+            </w:pPr>
+            <w:r>
+              <w:t>BE-18</w:t>
+            </w:r>
+          </w:p>
+        </w:tc>
+        <w:tc>
+          <w:tcPr>
+            <w:tcW w:w="0" w:type="auto"/>
+          </w:tcPr>
+          <w:p>
+            <w:pPr>
+              <w:pStyle w:val="Compact"/>
+            </w:pPr>
+            <w:r>
+              <w:t>As a driver, I want addresses and routes resolved accurately so that search and navigation take me to the right entrance.</w:t>
+            </w:r>
+          </w:p>
+        </w:tc>
+        <w:tc>
+          <w:tcPr>
+            <w:tcW w:w="0" w:type="auto"/>
+          </w:tcPr>
+          <w:p>
+            <w:pPr>
+              <w:pStyle w:val="Compact"/>
+              <w:jc w:val="center"/>
+            </w:pPr>
+            <w:r>
+              <w:t>5</w:t>
+            </w:r>
+          </w:p>
+        </w:tc>
+        <w:tc>
+          <w:tcPr>
+            <w:tcW w:w="0" w:type="auto"/>
+          </w:tcPr>
+          <w:p>
+            <w:pPr>
+              <w:pStyle w:val="Compact"/>
+            </w:pPr>
+            <w:r>
+              <w:t>Must</w:t>
+            </w:r>
+          </w:p>
+        </w:tc>
+      </w:tr>
+      <w:tr>
+        <w:tc>
+          <w:tcPr>
+            <w:tcW w:w="0" w:type="auto"/>
+          </w:tcPr>
+          <w:p>
+            <w:pPr>
+              <w:pStyle w:val="Compact"/>
+            </w:pPr>
+            <w:r>
+              <w:t>BE-19</w:t>
+            </w:r>
+          </w:p>
+        </w:tc>
+        <w:tc>
+          <w:tcPr>
+            <w:tcW w:w="0" w:type="auto"/>
+          </w:tcPr>
+          <w:p>
+            <w:pPr>
+              <w:pStyle w:val="Compact"/>
+            </w:pPr>
+            <w:r>
+              <w:t>As an administrator, I want an unchangeable log of financial and admin actions so that disputes can be investigated.</w:t>
+            </w:r>
+          </w:p>
+        </w:tc>
+        <w:tc>
+          <w:tcPr>
+            <w:tcW w:w="0" w:type="auto"/>
+          </w:tcPr>
+          <w:p>
+            <w:pPr>
+              <w:pStyle w:val="Compact"/>
+              <w:jc w:val="center"/>
+            </w:pPr>
+            <w:r>
+              <w:t>3</w:t>
+            </w:r>
+          </w:p>
+        </w:tc>
+        <w:tc>
+          <w:tcPr>
+            <w:tcW w:w="0" w:type="auto"/>
+          </w:tcPr>
+          <w:p>
+            <w:pPr>
+              <w:pStyle w:val="Compact"/>
+            </w:pPr>
+            <w:r>
+              <w:t>Should</w:t>
+            </w:r>
+          </w:p>
+        </w:tc>
+      </w:tr>
+      <w:tr>
+        <w:tc>
+          <w:tcPr>
+            <w:tcW w:w="0" w:type="auto"/>
+          </w:tcPr>
+          <w:p>
+            <w:pPr>
+              <w:pStyle w:val="Compact"/>
+            </w:pPr>
+            <w:r>
+              <w:t>BE-20</w:t>
+            </w:r>
+          </w:p>
+        </w:tc>
+        <w:tc>
+          <w:tcPr>
+            <w:tcW w:w="0" w:type="auto"/>
+          </w:tcPr>
+          <w:p>
+            <w:pPr>
+              <w:pStyle w:val="Compact"/>
+            </w:pPr>
+            <w:r>
+              <w:t>As a developer, I want deployment pipelines and separate environments so that the team can release safely from day one.</w:t>
+            </w:r>
+          </w:p>
+        </w:tc>
+        <w:tc>
+          <w:tcPr>
+            <w:tcW w:w="0" w:type="auto"/>
+          </w:tcPr>
+          <w:p>
+            <w:pPr>
+              <w:pStyle w:val="Compact"/>
+              <w:jc w:val="center"/>
+            </w:pPr>
+            <w:r>
+              <w:t>5</w:t>
+            </w:r>
+          </w:p>
+        </w:tc>
+        <w:tc>
+          <w:tcPr>
+            <w:tcW w:w="0" w:type="auto"/>
+          </w:tcPr>
+          <w:p>
+            <w:pPr>
+              <w:pStyle w:val="Compact"/>
+            </w:pPr>
+            <w:r>
+              <w:t>Must</w:t>
+            </w:r>
+          </w:p>
+        </w:tc>
+      </w:tr>
+    </w:tbl>
+    <w:p>
+      <w:pPr>
+        <w:pStyle w:val="Heading3"/>
+      </w:pPr>
+      <w:bookmarkStart w:id="111" w:name="backlog-reporting-and-analytics"/>
+      <w:bookmarkStart w:id="112" w:name="_Toc241165360"/>
+      <w:bookmarkEnd w:id="109"/>
+      <w:r>
+        <w:t>7.6 Backlog — Reporting and Analytics</w:t>
+      </w:r>
+      <w:bookmarkEnd w:id="112"/>
+    </w:p>
+    <w:p>
+      <w:pPr>
+        <w:pStyle w:val="FirstParagraph"/>
+      </w:pPr>
+      <w:r>
+        <w:t>Reporting serves three audiences: operators who need to understand their garages, finance users who need to reconcile payouts, and drivers who need their own parking history.</w:t>
+      </w:r>
+    </w:p>
+    <w:tbl>
+      <w:tblPr>
+        <w:tblStyle w:val="Table"/>
+        <w:tblW w:w="5000" w:type="pct"/>
+        <w:tblLook w:val="0020" w:firstRow="1" w:lastRow="0" w:firstColumn="0" w:lastColumn="0" w:noHBand="0" w:noVBand="0"/>
+      </w:tblPr>
+      <w:tblGrid>
+        <w:gridCol w:w="864"/>
+        <w:gridCol w:w="6833"/>
+        <w:gridCol w:w="865"/>
+        <w:gridCol w:w="1014"/>
+      </w:tblGrid>
+      <w:tr>
+        <w:trPr>
+          <w:cnfStyle w:val="100000000000" w:firstRow="1" w:lastRow="0" w:firstColumn="0" w:lastColumn="0" w:oddVBand="0" w:evenVBand="0" w:oddHBand="0" w:evenHBand="0" w:firstRowFirstColumn="0" w:firstRowLastColumn="0" w:lastRowFirstColumn="0" w:lastRowLastColumn="0"/>
+          <w:tblHeader/>
+        </w:trPr>
+        <w:tc>
+          <w:tcPr>
+            <w:tcW w:w="0" w:type="auto"/>
+          </w:tcPr>
+          <w:p>
+            <w:pPr>
+              <w:pStyle w:val="Compact"/>
+            </w:pPr>
+            <w:r>
+              <w:t>ID</w:t>
+            </w:r>
+          </w:p>
+        </w:tc>
+        <w:tc>
+          <w:tcPr>
+            <w:tcW w:w="0" w:type="auto"/>
+          </w:tcPr>
+          <w:p>
+            <w:pPr>
+              <w:pStyle w:val="Compact"/>
+            </w:pPr>
+            <w:r>
+              <w:t>User story</w:t>
+            </w:r>
+          </w:p>
+        </w:tc>
+        <w:tc>
+          <w:tcPr>
+            <w:tcW w:w="0" w:type="auto"/>
+          </w:tcPr>
+          <w:p>
+            <w:pPr>
+              <w:pStyle w:val="Compact"/>
+              <w:jc w:val="center"/>
+            </w:pPr>
+            <w:r>
+              <w:t>Points</w:t>
+            </w:r>
+          </w:p>
+        </w:tc>
+        <w:tc>
+          <w:tcPr>
+            <w:tcW w:w="0" w:type="auto"/>
+          </w:tcPr>
+          <w:p>
+            <w:pPr>
+              <w:pStyle w:val="Compact"/>
+            </w:pPr>
+            <w:r>
+              <w:t>Priority</w:t>
+            </w:r>
+          </w:p>
+        </w:tc>
+      </w:tr>
+      <w:tr>
+        <w:tc>
+          <w:tcPr>
+            <w:tcW w:w="0" w:type="auto"/>
+          </w:tcPr>
+          <w:p>
+            <w:pPr>
+              <w:pStyle w:val="Compact"/>
+            </w:pPr>
+            <w:r>
+              <w:t>RPT-01</w:t>
+            </w:r>
+          </w:p>
+        </w:tc>
+        <w:tc>
+          <w:tcPr>
+            <w:tcW w:w="0" w:type="auto"/>
+          </w:tcPr>
+          <w:p>
+            <w:pPr>
+              <w:pStyle w:val="Compact"/>
+            </w:pPr>
+            <w:r>
+              <w:t>As an operator, I want a live occupancy widget so that I can see spaces used right now.</w:t>
+            </w:r>
+          </w:p>
+        </w:tc>
+        <w:tc>
+          <w:tcPr>
+            <w:tcW w:w="0" w:type="auto"/>
+          </w:tcPr>
+          <w:p>
+            <w:pPr>
+              <w:pStyle w:val="Compact"/>
+              <w:jc w:val="center"/>
+            </w:pPr>
+            <w:r>
+              <w:t>3</w:t>
+            </w:r>
+          </w:p>
+        </w:tc>
+        <w:tc>
+          <w:tcPr>
+            <w:tcW w:w="0" w:type="auto"/>
+          </w:tcPr>
+          <w:p>
+            <w:pPr>
+              <w:pStyle w:val="Compact"/>
+            </w:pPr>
+            <w:r>
+              <w:t>Must</w:t>
+            </w:r>
+          </w:p>
+        </w:tc>
+      </w:tr>
+      <w:tr>
+        <w:tc>
+          <w:tcPr>
+            <w:tcW w:w="0" w:type="auto"/>
+          </w:tcPr>
+          <w:p>
+            <w:pPr>
+              <w:pStyle w:val="Compact"/>
+            </w:pPr>
+            <w:r>
+              <w:t>RPT-02</w:t>
+            </w:r>
+          </w:p>
+        </w:tc>
+        <w:tc>
+          <w:tcPr>
+            <w:tcW w:w="0" w:type="auto"/>
+          </w:tcPr>
+          <w:p>
+            <w:pPr>
+              <w:pStyle w:val="Compact"/>
+            </w:pPr>
+            <w:r>
+              <w:t>As an operator, I want a daily revenue summary so that I can track takings without a spreadsheet.</w:t>
+            </w:r>
+          </w:p>
+        </w:tc>
+        <w:tc>
+          <w:tcPr>
+            <w:tcW w:w="0" w:type="auto"/>
+          </w:tcPr>
+          <w:p>
+            <w:pPr>
+              <w:pStyle w:val="Compact"/>
+              <w:jc w:val="center"/>
+            </w:pPr>
+            <w:r>
+              <w:t>3</w:t>
+            </w:r>
+          </w:p>
+        </w:tc>
+        <w:tc>
+          <w:tcPr>
+            <w:tcW w:w="0" w:type="auto"/>
+          </w:tcPr>
+          <w:p>
+            <w:pPr>
+              <w:pStyle w:val="Compact"/>
+            </w:pPr>
+            <w:r>
+              <w:t>Must</w:t>
+            </w:r>
+          </w:p>
+        </w:tc>
+      </w:tr>
+      <w:tr>
+        <w:tc>
+          <w:tcPr>
+            <w:tcW w:w="0" w:type="auto"/>
+          </w:tcPr>
+          <w:p>
+            <w:pPr>
+              <w:pStyle w:val="Compact"/>
+            </w:pPr>
+            <w:r>
+              <w:t>RPT-03</w:t>
+            </w:r>
+          </w:p>
+        </w:tc>
+        <w:tc>
+          <w:tcPr>
+            <w:tcW w:w="0" w:type="auto"/>
+          </w:tcPr>
+          <w:p>
+            <w:pPr>
+              <w:pStyle w:val="Compact"/>
+            </w:pPr>
+            <w:r>
+              <w:t>As an operator, I want a utilisation rate report for any date range so that I can see how well the garage is used.</w:t>
+            </w:r>
+          </w:p>
+        </w:tc>
+        <w:tc>
+          <w:tcPr>
+            <w:tcW w:w="0" w:type="auto"/>
+          </w:tcPr>
+          <w:p>
+            <w:pPr>
+              <w:pStyle w:val="Compact"/>
+              <w:jc w:val="center"/>
+            </w:pPr>
+            <w:r>
+              <w:t>5</w:t>
+            </w:r>
+          </w:p>
+        </w:tc>
+        <w:tc>
+          <w:tcPr>
+            <w:tcW w:w="0" w:type="auto"/>
+          </w:tcPr>
+          <w:p>
+            <w:pPr>
+              <w:pStyle w:val="Compact"/>
+            </w:pPr>
+            <w:r>
+              <w:t>Must</w:t>
+            </w:r>
+          </w:p>
+        </w:tc>
+      </w:tr>
+      <w:tr>
+        <w:tc>
+          <w:tcPr>
+            <w:tcW w:w="0" w:type="auto"/>
+          </w:tcPr>
+          <w:p>
+            <w:pPr>
+              <w:pStyle w:val="Compact"/>
+            </w:pPr>
+            <w:r>
+              <w:t>RPT-04</w:t>
+            </w:r>
+          </w:p>
+        </w:tc>
+        <w:tc>
+          <w:tcPr>
+            <w:tcW w:w="0" w:type="auto"/>
+          </w:tcPr>
+          <w:p>
+            <w:pPr>
+              <w:pStyle w:val="Compact"/>
+            </w:pPr>
+            <w:r>
+              <w:t>As an operator, I want a peak hours report so that I can set pricing around demand.</w:t>
+            </w:r>
+          </w:p>
+        </w:tc>
+        <w:tc>
+          <w:tcPr>
+            <w:tcW w:w="0" w:type="auto"/>
+          </w:tcPr>
+          <w:p>
+            <w:pPr>
+              <w:pStyle w:val="Compact"/>
+              <w:jc w:val="center"/>
+            </w:pPr>
+            <w:r>
+              <w:t>3</w:t>
+            </w:r>
+          </w:p>
+        </w:tc>
+        <w:tc>
+          <w:tcPr>
+            <w:tcW w:w="0" w:type="auto"/>
+          </w:tcPr>
+          <w:p>
+            <w:pPr>
+              <w:pStyle w:val="Compact"/>
+            </w:pPr>
+            <w:r>
+              <w:t>Should</w:t>
+            </w:r>
+          </w:p>
+        </w:tc>
+      </w:tr>
+      <w:tr>
+        <w:tc>
+          <w:tcPr>
+            <w:tcW w:w="0" w:type="auto"/>
+          </w:tcPr>
+          <w:p>
+            <w:pPr>
+              <w:pStyle w:val="Compact"/>
+            </w:pPr>
+            <w:r>
+              <w:lastRenderedPageBreak/>
+              <w:t>RPT-05</w:t>
+            </w:r>
+          </w:p>
+        </w:tc>
+        <w:tc>
+          <w:tcPr>
+            <w:tcW w:w="0" w:type="auto"/>
+          </w:tcPr>
+          <w:p>
+            <w:pPr>
+              <w:pStyle w:val="Compact"/>
+            </w:pPr>
+            <w:r>
+              <w:t>As an operator, I want average parking duration so that I can plan capacity.</w:t>
+            </w:r>
+          </w:p>
+        </w:tc>
+        <w:tc>
+          <w:tcPr>
+            <w:tcW w:w="0" w:type="auto"/>
+          </w:tcPr>
+          <w:p>
+            <w:pPr>
+              <w:pStyle w:val="Compact"/>
+              <w:jc w:val="center"/>
+            </w:pPr>
+            <w:r>
+              <w:t>3</w:t>
+            </w:r>
+          </w:p>
+        </w:tc>
+        <w:tc>
+          <w:tcPr>
+            <w:tcW w:w="0" w:type="auto"/>
+          </w:tcPr>
+          <w:p>
+            <w:pPr>
+              <w:pStyle w:val="Compact"/>
+            </w:pPr>
+            <w:r>
+              <w:t>Should</w:t>
+            </w:r>
+          </w:p>
+        </w:tc>
+      </w:tr>
+      <w:tr>
+        <w:tc>
+          <w:tcPr>
+            <w:tcW w:w="0" w:type="auto"/>
+          </w:tcPr>
+          <w:p>
+            <w:pPr>
+              <w:pStyle w:val="Compact"/>
+            </w:pPr>
+            <w:r>
+              <w:t>RPT-06</w:t>
+            </w:r>
+          </w:p>
+        </w:tc>
+        <w:tc>
+          <w:tcPr>
+            <w:tcW w:w="0" w:type="auto"/>
+          </w:tcPr>
+          <w:p>
+            <w:pPr>
+              <w:pStyle w:val="Compact"/>
+            </w:pPr>
+            <w:r>
+              <w:t>As an operator, I want a reserved versus walk-in split so that I can see what the platform is bringing in.</w:t>
+            </w:r>
+          </w:p>
+        </w:tc>
+        <w:tc>
+          <w:tcPr>
+            <w:tcW w:w="0" w:type="auto"/>
+          </w:tcPr>
+          <w:p>
+            <w:pPr>
+              <w:pStyle w:val="Compact"/>
+              <w:jc w:val="center"/>
+            </w:pPr>
+            <w:r>
+              <w:t>3</w:t>
+            </w:r>
+          </w:p>
+        </w:tc>
+        <w:tc>
+          <w:tcPr>
+            <w:tcW w:w="0" w:type="auto"/>
+          </w:tcPr>
+          <w:p>
+            <w:pPr>
+              <w:pStyle w:val="Compact"/>
+            </w:pPr>
+            <w:r>
+              <w:t>Should</w:t>
+            </w:r>
+          </w:p>
+        </w:tc>
+      </w:tr>
+      <w:tr>
+        <w:tc>
+          <w:tcPr>
+            <w:tcW w:w="0" w:type="auto"/>
+          </w:tcPr>
+          <w:p>
+            <w:pPr>
+              <w:pStyle w:val="Compact"/>
+            </w:pPr>
+            <w:r>
+              <w:t>RPT-07</w:t>
+            </w:r>
+          </w:p>
+        </w:tc>
+        <w:tc>
+          <w:tcPr>
+            <w:tcW w:w="0" w:type="auto"/>
+          </w:tcPr>
+          <w:p>
+            <w:pPr>
+              <w:pStyle w:val="Compact"/>
+            </w:pPr>
+            <w:r>
+              <w:t>As an operator, I want to export any report to CSV or PDF so that I can share it with my finance team.</w:t>
+            </w:r>
+          </w:p>
+        </w:tc>
+        <w:tc>
+          <w:tcPr>
+            <w:tcW w:w="0" w:type="auto"/>
+          </w:tcPr>
+          <w:p>
+            <w:pPr>
+              <w:pStyle w:val="Compact"/>
+              <w:jc w:val="center"/>
+            </w:pPr>
+            <w:r>
+              <w:t>3</w:t>
+            </w:r>
+          </w:p>
+        </w:tc>
+        <w:tc>
+          <w:tcPr>
+            <w:tcW w:w="0" w:type="auto"/>
+          </w:tcPr>
+          <w:p>
+            <w:pPr>
+              <w:pStyle w:val="Compact"/>
+            </w:pPr>
+            <w:r>
+              <w:t>Must</w:t>
+            </w:r>
+          </w:p>
+        </w:tc>
+      </w:tr>
+      <w:tr>
+        <w:tc>
+          <w:tcPr>
+            <w:tcW w:w="0" w:type="auto"/>
+          </w:tcPr>
+          <w:p>
+            <w:pPr>
+              <w:pStyle w:val="Compact"/>
+            </w:pPr>
+            <w:r>
+              <w:t>RPT-08</w:t>
+            </w:r>
+          </w:p>
+        </w:tc>
+        <w:tc>
+          <w:tcPr>
+            <w:tcW w:w="0" w:type="auto"/>
+          </w:tcPr>
+          <w:p>
+            <w:pPr>
+              <w:pStyle w:val="Compact"/>
+            </w:pPr>
+            <w:r>
+              <w:t>As a finance user, I want a payout statement per operator per period so that payouts can be reconciled.</w:t>
+            </w:r>
+          </w:p>
+        </w:tc>
+        <w:tc>
+          <w:tcPr>
+            <w:tcW w:w="0" w:type="auto"/>
+          </w:tcPr>
+          <w:p>
+            <w:pPr>
+              <w:pStyle w:val="Compact"/>
+              <w:jc w:val="center"/>
+            </w:pPr>
+            <w:r>
+              <w:t>5</w:t>
+            </w:r>
+          </w:p>
+        </w:tc>
+        <w:tc>
+          <w:tcPr>
+            <w:tcW w:w="0" w:type="auto"/>
+          </w:tcPr>
+          <w:p>
+            <w:pPr>
+              <w:pStyle w:val="Compact"/>
+            </w:pPr>
+            <w:r>
+              <w:t>Must</w:t>
+            </w:r>
+          </w:p>
+        </w:tc>
+      </w:tr>
+      <w:tr>
+        <w:tc>
+          <w:tcPr>
+            <w:tcW w:w="0" w:type="auto"/>
+          </w:tcPr>
+          <w:p>
+            <w:pPr>
+              <w:pStyle w:val="Compact"/>
+            </w:pPr>
+            <w:r>
+              <w:t>RPT-09</w:t>
+            </w:r>
+          </w:p>
+        </w:tc>
+        <w:tc>
+          <w:tcPr>
+            <w:tcW w:w="0" w:type="auto"/>
+          </w:tcPr>
+          <w:p>
+            <w:pPr>
+              <w:pStyle w:val="Compact"/>
+            </w:pPr>
+            <w:r>
+              <w:t>As a finance user, I want a refund and dispute report so that I can spot patterns of failed reservations.</w:t>
+            </w:r>
+          </w:p>
+        </w:tc>
+        <w:tc>
+          <w:tcPr>
+            <w:tcW w:w="0" w:type="auto"/>
+          </w:tcPr>
+          <w:p>
+            <w:pPr>
+              <w:pStyle w:val="Compact"/>
+              <w:jc w:val="center"/>
+            </w:pPr>
+            <w:r>
+              <w:t>3</w:t>
+            </w:r>
+          </w:p>
+        </w:tc>
+        <w:tc>
+          <w:tcPr>
+            <w:tcW w:w="0" w:type="auto"/>
+          </w:tcPr>
+          <w:p>
+            <w:pPr>
+              <w:pStyle w:val="Compact"/>
+            </w:pPr>
+            <w:r>
+              <w:t>Should</w:t>
+            </w:r>
+          </w:p>
+        </w:tc>
+      </w:tr>
+      <w:tr>
+        <w:tc>
+          <w:tcPr>
+            <w:tcW w:w="0" w:type="auto"/>
+          </w:tcPr>
+          <w:p>
+            <w:pPr>
+              <w:pStyle w:val="Compact"/>
+            </w:pPr>
+            <w:r>
+              <w:t>RPT-10</w:t>
+            </w:r>
+          </w:p>
+        </w:tc>
+        <w:tc>
+          <w:tcPr>
+            <w:tcW w:w="0" w:type="auto"/>
+          </w:tcPr>
+          <w:p>
+            <w:pPr>
+              <w:pStyle w:val="Compact"/>
+            </w:pPr>
+            <w:r>
+              <w:t>As an administrator, I want a failed gate entry incident report so that hardware problems are caught early.</w:t>
+            </w:r>
+          </w:p>
+        </w:tc>
+        <w:tc>
+          <w:tcPr>
+            <w:tcW w:w="0" w:type="auto"/>
+          </w:tcPr>
+          <w:p>
+            <w:pPr>
+              <w:pStyle w:val="Compact"/>
+              <w:jc w:val="center"/>
+            </w:pPr>
+            <w:r>
+              <w:t>5</w:t>
+            </w:r>
+          </w:p>
+        </w:tc>
+        <w:tc>
+          <w:tcPr>
+            <w:tcW w:w="0" w:type="auto"/>
+          </w:tcPr>
+          <w:p>
+            <w:pPr>
+              <w:pStyle w:val="Compact"/>
+            </w:pPr>
+            <w:r>
+              <w:t>Should</w:t>
+            </w:r>
+          </w:p>
+        </w:tc>
+      </w:tr>
+      <w:tr>
+        <w:tc>
+          <w:tcPr>
+            <w:tcW w:w="0" w:type="auto"/>
+          </w:tcPr>
+          <w:p>
+            <w:pPr>
+              <w:pStyle w:val="Compact"/>
+            </w:pPr>
+            <w:r>
+              <w:t>RPT-11</w:t>
+            </w:r>
+          </w:p>
+        </w:tc>
+        <w:tc>
+          <w:tcPr>
+            <w:tcW w:w="0" w:type="auto"/>
+          </w:tcPr>
+          <w:p>
+            <w:pPr>
+              <w:pStyle w:val="Compact"/>
+            </w:pPr>
+            <w:r>
+              <w:t>As a driver, I want a summary of my parking history so that I can see where and how often I park.</w:t>
+            </w:r>
+          </w:p>
+        </w:tc>
+        <w:tc>
+          <w:tcPr>
+            <w:tcW w:w="0" w:type="auto"/>
+          </w:tcPr>
+          <w:p>
+            <w:pPr>
+              <w:pStyle w:val="Compact"/>
+              <w:jc w:val="center"/>
+            </w:pPr>
+            <w:r>
+              <w:t>2</w:t>
+            </w:r>
+          </w:p>
+        </w:tc>
+        <w:tc>
+          <w:tcPr>
+            <w:tcW w:w="0" w:type="auto"/>
+          </w:tcPr>
+          <w:p>
+            <w:pPr>
+              <w:pStyle w:val="Compact"/>
+            </w:pPr>
+            <w:r>
+              <w:t>Could</w:t>
+            </w:r>
+          </w:p>
+        </w:tc>
+      </w:tr>
+      <w:tr>
+        <w:tc>
+          <w:tcPr>
+            <w:tcW w:w="0" w:type="auto"/>
+          </w:tcPr>
+          <w:p>
+            <w:pPr>
+              <w:pStyle w:val="Compact"/>
+            </w:pPr>
+            <w:r>
+              <w:t>RPT-12</w:t>
+            </w:r>
+          </w:p>
+        </w:tc>
+        <w:tc>
+          <w:tcPr>
+            <w:tcW w:w="0" w:type="auto"/>
+          </w:tcPr>
+          <w:p>
+            <w:pPr>
+              <w:pStyle w:val="Compact"/>
+            </w:pPr>
+            <w:r>
+              <w:t>As a driver, I want an annual expense export so that I can claim parking on my taxes.</w:t>
+            </w:r>
+          </w:p>
+        </w:tc>
+        <w:tc>
+          <w:tcPr>
+            <w:tcW w:w="0" w:type="auto"/>
+          </w:tcPr>
+          <w:p>
+            <w:pPr>
+              <w:pStyle w:val="Compact"/>
+              <w:jc w:val="center"/>
+            </w:pPr>
+            <w:r>
+              <w:t>3</w:t>
+            </w:r>
+          </w:p>
+        </w:tc>
+        <w:tc>
+          <w:tcPr>
+            <w:tcW w:w="0" w:type="auto"/>
+          </w:tcPr>
+          <w:p>
+            <w:pPr>
+              <w:pStyle w:val="Compact"/>
+            </w:pPr>
+            <w:r>
+              <w:t>Could</w:t>
+            </w:r>
+          </w:p>
+        </w:tc>
+      </w:tr>
+    </w:tbl>
+    <w:p>
+      <w:pPr>
+        <w:pStyle w:val="Heading3"/>
+      </w:pPr>
+      <w:bookmarkStart w:id="113" w:name="sprint-1-plan"/>
+      <w:bookmarkStart w:id="114" w:name="_Toc241165361"/>
+      <w:bookmarkEnd w:id="111"/>
+      <w:r>
+        <w:t>7.7 Sprint 1 Plan</w:t>
+      </w:r>
+      <w:bookmarkEnd w:id="114"/>
+    </w:p>
+    <w:p>
+      <w:pPr>
+        <w:pStyle w:val="FirstParagraph"/>
+      </w:pPr>
+      <w:r>
+        <w:rPr>
+          <w:b/>
+          <w:bCs/>
+        </w:rPr>
+        <w:t>Sprint 1 dates:</w:t>
+      </w:r>
+      <w:r>
+        <w:t xml:space="preserve"> October 2 to October 16, 2026 (two weeks)</w:t>
+      </w:r>
+      <w:r>
+        <w:br/>
+      </w:r>
+      <w:r>
+        <w:rPr>
+          <w:b/>
+          <w:bCs/>
+        </w:rPr>
+        <w:t>Sprint goal:</w:t>
+      </w:r>
+      <w:r>
+        <w:t xml:space="preserve"> </w:t>
+      </w:r>
+      <w:r>
+        <w:rPr>
+          <w:i/>
+          <w:iCs/>
+        </w:rPr>
+        <w:t>A driver can create an account, log in, and see real garages with live availability on a map.</w:t>
+      </w:r>
+    </w:p>
+    <w:p>
+      <w:pPr>
+        <w:pStyle w:val="BodyText"/>
+      </w:pPr>
+      <w:r>
+        <w:t>Sprint 1 deliberately builds the spine of the product rather than the most visible features. Nothing else in the backlog can be built or demonstrated until accounts, sessions, the inventory service and the deployment pipeline exist. The map is included so the sprint ends with something a stakeholder can actually look at, which is the point of a sprint review.</w:t>
+      </w:r>
+    </w:p>
+    <w:tbl>
+      <w:tblPr>
+        <w:tblStyle w:val="Table"/>
+        <w:tblW w:w="5000" w:type="pct"/>
+        <w:tblLook w:val="0020" w:firstRow="1" w:lastRow="0" w:firstColumn="0" w:lastColumn="0" w:noHBand="0" w:noVBand="0"/>
+      </w:tblPr>
+      <w:tblGrid>
+        <w:gridCol w:w="878"/>
+        <w:gridCol w:w="7833"/>
+        <w:gridCol w:w="865"/>
+      </w:tblGrid>
+      <w:tr>
+        <w:trPr>
+          <w:cnfStyle w:val="100000000000" w:firstRow="1" w:lastRow="0" w:firstColumn="0" w:lastColumn="0" w:oddVBand="0" w:evenVBand="0" w:oddHBand="0" w:evenHBand="0" w:firstRowFirstColumn="0" w:firstRowLastColumn="0" w:lastRowFirstColumn="0" w:lastRowLastColumn="0"/>
+          <w:tblHeader/>
+        </w:trPr>
+        <w:tc>
+          <w:tcPr>
+            <w:tcW w:w="0" w:type="auto"/>
+          </w:tcPr>
+          <w:p>
+            <w:pPr>
+              <w:pStyle w:val="Compact"/>
+            </w:pPr>
+            <w:r>
+              <w:t>ID</w:t>
+            </w:r>
+          </w:p>
+        </w:tc>
+        <w:tc>
+          <w:tcPr>
+            <w:tcW w:w="0" w:type="auto"/>
+          </w:tcPr>
+          <w:p>
+            <w:pPr>
+              <w:pStyle w:val="Compact"/>
+            </w:pPr>
+            <w:r>
+              <w:t>User story</w:t>
+            </w:r>
+          </w:p>
+        </w:tc>
+        <w:tc>
+          <w:tcPr>
+            <w:tcW w:w="0" w:type="auto"/>
+          </w:tcPr>
+          <w:p>
+            <w:pPr>
+              <w:pStyle w:val="Compact"/>
+              <w:jc w:val="center"/>
+            </w:pPr>
+            <w:r>
+              <w:t>Points</w:t>
+            </w:r>
+          </w:p>
+        </w:tc>
+      </w:tr>
+      <w:tr>
+        <w:tc>
+          <w:tcPr>
+            <w:tcW w:w="0" w:type="auto"/>
+          </w:tcPr>
+          <w:p>
+            <w:pPr>
+              <w:pStyle w:val="Compact"/>
+            </w:pPr>
+            <w:r>
+              <w:t>LOG-01</w:t>
+            </w:r>
+          </w:p>
+        </w:tc>
+        <w:tc>
+          <w:tcPr>
+            <w:tcW w:w="0" w:type="auto"/>
+          </w:tcPr>
+          <w:p>
+            <w:pPr>
+              <w:pStyle w:val="Compact"/>
+            </w:pPr>
+            <w:r>
+              <w:t>As a driver, I want to create an account with my email and password so that I can save my reservations.</w:t>
+            </w:r>
+          </w:p>
+        </w:tc>
+        <w:tc>
+          <w:tcPr>
+            <w:tcW w:w="0" w:type="auto"/>
+          </w:tcPr>
+          <w:p>
+            <w:pPr>
+              <w:pStyle w:val="Compact"/>
+              <w:jc w:val="center"/>
+            </w:pPr>
+            <w:r>
+              <w:t>3</w:t>
+            </w:r>
+          </w:p>
+        </w:tc>
+      </w:tr>
+      <w:tr>
+        <w:tc>
+          <w:tcPr>
+            <w:tcW w:w="0" w:type="auto"/>
+          </w:tcPr>
+          <w:p>
+            <w:pPr>
+              <w:pStyle w:val="Compact"/>
+            </w:pPr>
+            <w:r>
+              <w:t>LOG-02</w:t>
+            </w:r>
+          </w:p>
+        </w:tc>
+        <w:tc>
+          <w:tcPr>
+            <w:tcW w:w="0" w:type="auto"/>
+          </w:tcPr>
+          <w:p>
+            <w:pPr>
+              <w:pStyle w:val="Compact"/>
+            </w:pPr>
+            <w:r>
+              <w:t>As a driver, I want to verify my email address so that my account is secure.</w:t>
+            </w:r>
+          </w:p>
+        </w:tc>
+        <w:tc>
+          <w:tcPr>
+            <w:tcW w:w="0" w:type="auto"/>
+          </w:tcPr>
+          <w:p>
+            <w:pPr>
+              <w:pStyle w:val="Compact"/>
+              <w:jc w:val="center"/>
+            </w:pPr>
+            <w:r>
+              <w:t>2</w:t>
+            </w:r>
+          </w:p>
+        </w:tc>
+      </w:tr>
+      <w:tr>
+        <w:tc>
+          <w:tcPr>
+            <w:tcW w:w="0" w:type="auto"/>
+          </w:tcPr>
+          <w:p>
+            <w:pPr>
+              <w:pStyle w:val="Compact"/>
+            </w:pPr>
+            <w:r>
+              <w:t>LOG-03</w:t>
+            </w:r>
+          </w:p>
+        </w:tc>
+        <w:tc>
+          <w:tcPr>
+            <w:tcW w:w="0" w:type="auto"/>
+          </w:tcPr>
+          <w:p>
+            <w:pPr>
+              <w:pStyle w:val="Compact"/>
+            </w:pPr>
+            <w:r>
+              <w:t>As a driver, I want to log in with my credentials so that I can reach my reservations.</w:t>
+            </w:r>
+          </w:p>
+        </w:tc>
+        <w:tc>
+          <w:tcPr>
+            <w:tcW w:w="0" w:type="auto"/>
+          </w:tcPr>
+          <w:p>
+            <w:pPr>
+              <w:pStyle w:val="Compact"/>
+              <w:jc w:val="center"/>
+            </w:pPr>
+            <w:r>
+              <w:t>2</w:t>
+            </w:r>
+          </w:p>
+        </w:tc>
+      </w:tr>
+      <w:tr>
+        <w:tc>
+          <w:tcPr>
+            <w:tcW w:w="0" w:type="auto"/>
+          </w:tcPr>
+          <w:p>
+            <w:pPr>
+              <w:pStyle w:val="Compact"/>
+            </w:pPr>
+            <w:r>
+              <w:t>LOG-04</w:t>
+            </w:r>
+          </w:p>
+        </w:tc>
+        <w:tc>
+          <w:tcPr>
+            <w:tcW w:w="0" w:type="auto"/>
+          </w:tcPr>
+          <w:p>
+            <w:pPr>
+              <w:pStyle w:val="Compact"/>
+            </w:pPr>
+            <w:r>
+              <w:t>As a driver, I want to reset a forgotten password so that I can get back into my account.</w:t>
+            </w:r>
+          </w:p>
+        </w:tc>
+        <w:tc>
+          <w:tcPr>
+            <w:tcW w:w="0" w:type="auto"/>
+          </w:tcPr>
+          <w:p>
+            <w:pPr>
+              <w:pStyle w:val="Compact"/>
+              <w:jc w:val="center"/>
+            </w:pPr>
+            <w:r>
+              <w:t>3</w:t>
+            </w:r>
+          </w:p>
+        </w:tc>
+      </w:tr>
+      <w:tr>
+        <w:tc>
+          <w:tcPr>
+            <w:tcW w:w="0" w:type="auto"/>
+          </w:tcPr>
+          <w:p>
+            <w:pPr>
+              <w:pStyle w:val="Compact"/>
+            </w:pPr>
+            <w:r>
+              <w:t>UI-01</w:t>
+            </w:r>
+          </w:p>
+        </w:tc>
+        <w:tc>
+          <w:tcPr>
+            <w:tcW w:w="0" w:type="auto"/>
+          </w:tcPr>
+          <w:p>
+            <w:pPr>
+              <w:pStyle w:val="Compact"/>
+            </w:pPr>
+            <w:r>
+              <w:t>As a driver, I want to see garages as pins on an interactive map so that I can find parking near me.</w:t>
+            </w:r>
+          </w:p>
+        </w:tc>
+        <w:tc>
+          <w:tcPr>
+            <w:tcW w:w="0" w:type="auto"/>
+          </w:tcPr>
+          <w:p>
+            <w:pPr>
+              <w:pStyle w:val="Compact"/>
+              <w:jc w:val="center"/>
+            </w:pPr>
+            <w:r>
+              <w:t>5</w:t>
+            </w:r>
+          </w:p>
+        </w:tc>
+      </w:tr>
+      <w:tr>
+        <w:tc>
+          <w:tcPr>
+            <w:tcW w:w="0" w:type="auto"/>
+          </w:tcPr>
+          <w:p>
+            <w:pPr>
+              <w:pStyle w:val="Compact"/>
+            </w:pPr>
+            <w:r>
+              <w:t>UI-02</w:t>
+            </w:r>
+          </w:p>
+        </w:tc>
+        <w:tc>
+          <w:tcPr>
+            <w:tcW w:w="0" w:type="auto"/>
+          </w:tcPr>
+          <w:p>
+            <w:pPr>
+              <w:pStyle w:val="Compact"/>
+            </w:pPr>
+            <w:r>
+              <w:t>As a driver, I want to search by address or landmark so that I can plan parking before I leave.</w:t>
+            </w:r>
+          </w:p>
+        </w:tc>
+        <w:tc>
+          <w:tcPr>
+            <w:tcW w:w="0" w:type="auto"/>
+          </w:tcPr>
+          <w:p>
+            <w:pPr>
+              <w:pStyle w:val="Compact"/>
+              <w:jc w:val="center"/>
+            </w:pPr>
+            <w:r>
+              <w:t>3</w:t>
+            </w:r>
+          </w:p>
+        </w:tc>
+      </w:tr>
+      <w:tr>
+        <w:tc>
+          <w:tcPr>
+            <w:tcW w:w="0" w:type="auto"/>
+          </w:tcPr>
+          <w:p>
+            <w:pPr>
+              <w:pStyle w:val="Compact"/>
+            </w:pPr>
+            <w:r>
+              <w:t>UI-03</w:t>
+            </w:r>
+          </w:p>
+        </w:tc>
+        <w:tc>
+          <w:tcPr>
+            <w:tcW w:w="0" w:type="auto"/>
+          </w:tcPr>
+          <w:p>
+            <w:pPr>
+              <w:pStyle w:val="Compact"/>
+            </w:pPr>
+            <w:r>
+              <w:t xml:space="preserve">As a driver, I want to use my current location so that I can find parking </w:t>
+            </w:r>
+            <w:r>
+              <w:lastRenderedPageBreak/>
+              <w:t>without typing.</w:t>
+            </w:r>
+          </w:p>
+        </w:tc>
+        <w:tc>
+          <w:tcPr>
+            <w:tcW w:w="0" w:type="auto"/>
+          </w:tcPr>
+          <w:p>
+            <w:pPr>
+              <w:pStyle w:val="Compact"/>
+              <w:jc w:val="center"/>
+            </w:pPr>
+            <w:r>
+              <w:lastRenderedPageBreak/>
+              <w:t>2</w:t>
+            </w:r>
+          </w:p>
+        </w:tc>
+      </w:tr>
+      <w:tr>
+        <w:tc>
+          <w:tcPr>
+            <w:tcW w:w="0" w:type="auto"/>
+          </w:tcPr>
+          <w:p>
+            <w:pPr>
+              <w:pStyle w:val="Compact"/>
+            </w:pPr>
+            <w:r>
+              <w:t>BE-01</w:t>
+            </w:r>
+          </w:p>
+        </w:tc>
+        <w:tc>
+          <w:tcPr>
+            <w:tcW w:w="0" w:type="auto"/>
+          </w:tcPr>
+          <w:p>
+            <w:pPr>
+              <w:pStyle w:val="Compact"/>
+            </w:pPr>
+            <w:r>
+              <w:t>As a driver, I want my account credentials kept secure so that nobody else can use my account.</w:t>
+            </w:r>
+          </w:p>
+        </w:tc>
+        <w:tc>
+          <w:tcPr>
+            <w:tcW w:w="0" w:type="auto"/>
+          </w:tcPr>
+          <w:p>
+            <w:pPr>
+              <w:pStyle w:val="Compact"/>
+              <w:jc w:val="center"/>
+            </w:pPr>
+            <w:r>
+              <w:t>5</w:t>
+            </w:r>
+          </w:p>
+        </w:tc>
+      </w:tr>
+      <w:tr>
+        <w:tc>
+          <w:tcPr>
+            <w:tcW w:w="0" w:type="auto"/>
+          </w:tcPr>
+          <w:p>
+            <w:pPr>
+              <w:pStyle w:val="Compact"/>
+            </w:pPr>
+            <w:r>
+              <w:t>BE-02</w:t>
+            </w:r>
+          </w:p>
+        </w:tc>
+        <w:tc>
+          <w:tcPr>
+            <w:tcW w:w="0" w:type="auto"/>
+          </w:tcPr>
+          <w:p>
+            <w:pPr>
+              <w:pStyle w:val="Compact"/>
+            </w:pPr>
+            <w:r>
+              <w:t>As a driver, I want to stay signed in across the app and the website so that I do not log in twice.</w:t>
+            </w:r>
+          </w:p>
+        </w:tc>
+        <w:tc>
+          <w:tcPr>
+            <w:tcW w:w="0" w:type="auto"/>
+          </w:tcPr>
+          <w:p>
+            <w:pPr>
+              <w:pStyle w:val="Compact"/>
+              <w:jc w:val="center"/>
+            </w:pPr>
+            <w:r>
+              <w:t>5</w:t>
+            </w:r>
+          </w:p>
+        </w:tc>
+      </w:tr>
+      <w:tr>
+        <w:tc>
+          <w:tcPr>
+            <w:tcW w:w="0" w:type="auto"/>
+          </w:tcPr>
+          <w:p>
+            <w:pPr>
+              <w:pStyle w:val="Compact"/>
+            </w:pPr>
+            <w:r>
+              <w:t>BE-03</w:t>
+            </w:r>
+          </w:p>
+        </w:tc>
+        <w:tc>
+          <w:tcPr>
+            <w:tcW w:w="0" w:type="auto"/>
+          </w:tcPr>
+          <w:p>
+            <w:pPr>
+              <w:pStyle w:val="Compact"/>
+            </w:pPr>
+            <w:r>
+              <w:t>As an operator, I want my garages, spaces and capacity held in one place so that every channel shows the same numbers.</w:t>
+            </w:r>
+          </w:p>
+        </w:tc>
+        <w:tc>
+          <w:tcPr>
+            <w:tcW w:w="0" w:type="auto"/>
+          </w:tcPr>
+          <w:p>
+            <w:pPr>
+              <w:pStyle w:val="Compact"/>
+              <w:jc w:val="center"/>
+            </w:pPr>
+            <w:r>
+              <w:t>5</w:t>
+            </w:r>
+          </w:p>
+        </w:tc>
+      </w:tr>
+      <w:tr>
+        <w:tc>
+          <w:tcPr>
+            <w:tcW w:w="0" w:type="auto"/>
+          </w:tcPr>
+          <w:p>
+            <w:pPr>
+              <w:pStyle w:val="Compact"/>
+            </w:pPr>
+            <w:r>
+              <w:t>BE-20</w:t>
+            </w:r>
+          </w:p>
+        </w:tc>
+        <w:tc>
+          <w:tcPr>
+            <w:tcW w:w="0" w:type="auto"/>
+          </w:tcPr>
+          <w:p>
+            <w:pPr>
+              <w:pStyle w:val="Compact"/>
+            </w:pPr>
+            <w:r>
+              <w:t>As a developer, I want deployment pipelines and separate environments so that the team can release safely from day one.</w:t>
+            </w:r>
+          </w:p>
+        </w:tc>
+        <w:tc>
+          <w:tcPr>
+            <w:tcW w:w="0" w:type="auto"/>
+          </w:tcPr>
+          <w:p>
+            <w:pPr>
+              <w:pStyle w:val="Compact"/>
+              <w:jc w:val="center"/>
+            </w:pPr>
+            <w:r>
+              <w:t>5</w:t>
+            </w:r>
+          </w:p>
+        </w:tc>
+      </w:tr>
+      <w:tr>
+        <w:tc>
+          <w:tcPr>
+            <w:tcW w:w="0" w:type="auto"/>
+          </w:tcPr>
+          <w:p>
+            <w:pPr>
+              <w:pStyle w:val="Compact"/>
+            </w:pPr>
+          </w:p>
+        </w:tc>
+        <w:tc>
+          <w:tcPr>
+            <w:tcW w:w="0" w:type="auto"/>
+          </w:tcPr>
+          <w:p>
+            <w:pPr>
+              <w:pStyle w:val="Compact"/>
+            </w:pPr>
+            <w:r>
+              <w:rPr>
+                <w:b/>
+                <w:bCs/>
+              </w:rPr>
+              <w:t>Sprint 1 total</w:t>
+            </w:r>
+          </w:p>
+        </w:tc>
+        <w:tc>
+          <w:tcPr>
+            <w:tcW w:w="0" w:type="auto"/>
+          </w:tcPr>
+          <w:p>
+            <w:pPr>
+              <w:pStyle w:val="Compact"/>
+              <w:jc w:val="center"/>
+            </w:pPr>
+            <w:r>
+              <w:rPr>
+                <w:b/>
+                <w:bCs/>
+              </w:rPr>
+              <w:t>40</w:t>
+            </w:r>
+          </w:p>
+        </w:tc>
+      </w:tr>
+    </w:tbl>
+    <w:p>
+      <w:pPr>
+        <w:pStyle w:val="BodyText"/>
+      </w:pPr>
+      <w:r>
+        <w:rPr>
+          <w:b/>
+          <w:bCs/>
+        </w:rPr>
+        <w:t>Why these items</w:t>
+      </w:r>
     </w:p>
     <w:p>
       <w:pPr>
@@ -12819,7 +18529,14 @@
         </w:numPr>
       </w:pPr>
       <w:r>
-        <w:t>Add effort estimates in hours to each work package in Section 5, then resource-level the schedule.</w:t>
+        <w:rPr>
+          <w:b/>
+          <w:bCs/>
+        </w:rPr>
+        <w:t>BE-20</w:t>
+      </w:r>
+      <w:r>
+        <w:t xml:space="preserve"> comes first. Without pipelines and environments, nothing else can be deployed or tested.</w:t>
       </w:r>
     </w:p>
     <w:p>
@@ -12831,7 +18548,14 @@
         </w:numPr>
       </w:pPr>
       <w:r>
-        <w:t>Start the risk register, beginning with the two critical-path risks named in Section 6.5 and the third-party dependency risks in Section 3.9.</w:t>
+        <w:rPr>
+          <w:b/>
+          <w:bCs/>
+        </w:rPr>
+        <w:t>BE-01, BE-02, LOG-01 to LOG-04</w:t>
+      </w:r>
+      <w:r>
+        <w:t xml:space="preserve"> are the account spine. Every other story assumes a logged-in user.</w:t>
       </w:r>
     </w:p>
     <w:p>
@@ -12843,8 +18567,14 @@
         </w:numPr>
       </w:pPr>
       <w:r>
-        <w:lastRenderedPageBreak/>
-        <w:t>Run stakeholder analysis and requirements elicitation to confirm and extend the requirements in Section 4.</w:t>
+        <w:rPr>
+          <w:b/>
+          <w:bCs/>
+        </w:rPr>
+        <w:t>BE-03</w:t>
+      </w:r>
+      <w:r>
+        <w:t xml:space="preserve"> establishes garages and spaces as data. The map has nothing to draw without it.</w:t>
       </w:r>
     </w:p>
     <w:p>
@@ -12856,20 +18586,155 @@
         </w:numPr>
       </w:pPr>
       <w:r>
-        <w:t>Expand the SRS with use case and sequence diagrams and acceptance criteria.</w:t>
-      </w:r>
-    </w:p>
-    <w:p>
-      <w:pPr>
-        <w:pStyle w:val="Heading2"/>
-      </w:pPr>
-      <w:bookmarkStart w:id="101" w:name="references"/>
-      <w:bookmarkStart w:id="102" w:name="_Toc240570441"/>
-      <w:bookmarkEnd w:id="99"/>
-      <w:r>
-        <w:t>8. References</w:t>
-      </w:r>
-      <w:bookmarkEnd w:id="102"/>
+        <w:rPr>
+          <w:b/>
+          <w:bCs/>
+        </w:rPr>
+        <w:t>UI-01 to UI-03</w:t>
+      </w:r>
+      <w:r>
+        <w:t xml:space="preserve"> give the sprint a visible outcome and prove the backend works end to end.</w:t>
+      </w:r>
+    </w:p>
+    <w:p>
+      <w:pPr>
+        <w:pStyle w:val="FirstParagraph"/>
+      </w:pPr>
+      <w:r>
+        <w:rPr>
+          <w:b/>
+          <w:bCs/>
+        </w:rPr>
+        <w:t>Deferred on purpose</w:t>
+      </w:r>
+    </w:p>
+    <w:p>
+      <w:pPr>
+        <w:pStyle w:val="BodyText"/>
+      </w:pPr>
+      <w:r>
+        <w:t>Payments (BE-12), reservations (BE-07) and gate hardware (BE-15, BE-16) are all Must items but none belongs in Sprint 1. Each depends on the inventory and account services being stable first, and taking them early would mean building on foundations that are still moving.</w:t>
+      </w:r>
+    </w:p>
+    <w:p>
+      <w:pPr>
+        <w:pStyle w:val="BodyText"/>
+      </w:pPr>
+      <w:r>
+        <w:rPr>
+          <w:b/>
+          <w:bCs/>
+        </w:rPr>
+        <w:t>Definition of done for Sprint 1</w:t>
+      </w:r>
+    </w:p>
+    <w:p>
+      <w:pPr>
+        <w:pStyle w:val="BodyText"/>
+      </w:pPr>
+      <w:r>
+        <w:t>An item is done when the code is merged, unit tests pass, it is deployed to the staging environment, and it has been demonstrated against the sprint goal at the review.</w:t>
+      </w:r>
+    </w:p>
+    <w:p>
+      <w:pPr>
+        <w:pStyle w:val="Heading3"/>
+      </w:pPr>
+      <w:bookmarkStart w:id="115" w:name="product-backlog-board"/>
+      <w:bookmarkStart w:id="116" w:name="_Toc241165362"/>
+      <w:bookmarkEnd w:id="113"/>
+      <w:r>
+        <w:t>7.8 Product Backlog Board</w:t>
+      </w:r>
+      <w:bookmarkEnd w:id="116"/>
+    </w:p>
+    <w:p>
+      <w:pPr>
+        <w:pStyle w:val="FirstParagraph"/>
+      </w:pPr>
+      <w:r>
+        <w:t>The backlog is maintained as a Trello board so that the teams can move work through the sprint rather than read it from a document. The four epic lists hold the remaining backlog and the Sprint 1 list holds the committed work for the current sprint. Card titles carry the story ID, the estimate and the MoSCoW priority, so the board and Section 7.3 to 7.6 stay in step.</w:t>
+      </w:r>
+    </w:p>
+    <w:p>
+      <w:pPr>
+        <w:pStyle w:val="CaptionedFigure"/>
+      </w:pPr>
+      <w:r>
+        <w:rPr>
+          <w:noProof/>
+        </w:rPr>
+        <w:lastRenderedPageBreak/>
+        <w:drawing>
+          <wp:inline distT="0" distB="0" distL="0" distR="0" wp14:anchorId="236FBCD5" wp14:editId="236FBCD6">
+            <wp:extent cx="5334000" cy="4173667"/>
+            <wp:effectExtent l="0" t="0" r="0" b="0"/>
+            <wp:docPr id="91" name="Picture" descr="Figure 2: Product backlog board in Trello. The four epic lists hold the remaining 52 stories; the Sprint 1 list holds the 11 stories committed for the sprint beginning October 2, 2026."/>
+            <wp:cNvGraphicFramePr/>
+            <a:graphic xmlns:a="http://schemas.openxmlformats.org/drawingml/2006/main">
+              <a:graphicData uri="http://schemas.openxmlformats.org/drawingml/2006/picture">
+                <pic:pic xmlns:pic="http://schemas.openxmlformats.org/drawingml/2006/picture">
+                  <pic:nvPicPr>
+                    <pic:cNvPr id="92" name="Picture" descr="trello-board.png"/>
+                    <pic:cNvPicPr>
+                      <a:picLocks noChangeAspect="1" noChangeArrowheads="1"/>
+                    </pic:cNvPicPr>
+                  </pic:nvPicPr>
+                  <pic:blipFill>
+                    <a:blip r:embed="rId12"/>
+                    <a:stretch>
+                      <a:fillRect/>
+                    </a:stretch>
+                  </pic:blipFill>
+                  <pic:spPr bwMode="auto">
+                    <a:xfrm>
+                      <a:off x="0" y="0"/>
+                      <a:ext cx="5334000" cy="4173667"/>
+                    </a:xfrm>
+                    <a:prstGeom prst="rect">
+                      <a:avLst/>
+                    </a:prstGeom>
+                    <a:noFill/>
+                    <a:ln w="9525">
+                      <a:noFill/>
+                      <a:headEnd/>
+                      <a:tailEnd/>
+                    </a:ln>
+                  </pic:spPr>
+                </pic:pic>
+              </a:graphicData>
+            </a:graphic>
+          </wp:inline>
+        </w:drawing>
+      </w:r>
+    </w:p>
+    <w:p>
+      <w:pPr>
+        <w:pStyle w:val="ImageCaption"/>
+      </w:pPr>
+      <w:r>
+        <w:t>Figure 2: Product backlog board in Trello. The four epic lists hold the remaining 52 stories; the Sprint 1 list holds the 11 stories committed for the sprint beginning October 2, 2026.</w:t>
+      </w:r>
+    </w:p>
+    <w:p>
+      <w:pPr>
+        <w:pStyle w:val="BodyText"/>
+      </w:pPr>
+      <w:r>
+        <w:t>As sprints progress, the board will gain the usual working columns — In Progress, In Review and Done — so that flow can be tracked. They are left off for now because Sprint 1 has not started.</w:t>
+      </w:r>
+    </w:p>
+    <w:p>
+      <w:pPr>
+        <w:pStyle w:val="Heading3"/>
+      </w:pPr>
+      <w:bookmarkStart w:id="117" w:name="open-backlog-items"/>
+      <w:bookmarkStart w:id="118" w:name="_Toc241165363"/>
+      <w:bookmarkEnd w:id="115"/>
+      <w:r>
+        <w:t>7.9 Open Backlog Items</w:t>
+      </w:r>
+      <w:bookmarkEnd w:id="118"/>
     </w:p>
     <w:p>
       <w:pPr>
@@ -12880,17 +18745,7 @@
         </w:numPr>
       </w:pPr>
       <w:r>
-        <w:t xml:space="preserve">Market Research Intellect — </w:t>
-      </w:r>
-      <w:r>
-        <w:rPr>
-          <w:i/>
-          <w:iCs/>
-        </w:rPr>
-        <w:t>Smart Parking Platform Market Size and Forecast.</w:t>
-      </w:r>
-      <w:r>
-        <w:t xml:space="preserve"> Market sizing and key player list.</w:t>
+        <w:t>Acceptance criteria per story, which will be written during sprint grooming</w:t>
       </w:r>
     </w:p>
     <w:p>
@@ -12902,17 +18757,7 @@
         </w:numPr>
       </w:pPr>
       <w:r>
-        <w:t xml:space="preserve">Similarweb — </w:t>
-      </w:r>
-      <w:r>
-        <w:rPr>
-          <w:i/>
-          <w:iCs/>
-        </w:rPr>
-        <w:t>SpotHero Competitors,</w:t>
-      </w:r>
-      <w:r>
-        <w:t xml:space="preserve"> June 2026. Competitive set for garage reservation platforms.</w:t>
+        <w:t>Sprint 2 and Sprint 3 planning once Sprint 1 velocity is known</w:t>
       </w:r>
     </w:p>
     <w:p>
@@ -12924,17 +18769,7 @@
         </w:numPr>
       </w:pPr>
       <w:r>
-        <w:t xml:space="preserve">Unstar — </w:t>
-      </w:r>
-      <w:r>
-        <w:rPr>
-          <w:i/>
-          <w:iCs/>
-        </w:rPr>
-        <w:t>ParkMobile vs SpotHero: 5 Parking Apps Ranked, 2026.</w:t>
-      </w:r>
-      <w:r>
-        <w:t xml:space="preserve"> Complaint pattern analysis for ParkMobile, SpotHero, PayByPhone, ParkWhiz, and Passport.</w:t>
+        <w:t>Splitting the 8-point items, which are too large to finish inside one sprint as written</w:t>
       </w:r>
     </w:p>
     <w:p>
@@ -12946,58 +18781,217 @@
         </w:numPr>
       </w:pPr>
       <w:r>
-        <w:t xml:space="preserve">StartupOG — </w:t>
-      </w:r>
-      <w:r>
-        <w:rPr>
-          <w:i/>
-          <w:iCs/>
-        </w:rPr>
-        <w:t>Best ParkWhiz Alternatives &amp; Competitors, 2026.</w:t>
-      </w:r>
-      <w:r>
-        <w:t xml:space="preserve"> Feature positioning across competitors.</w:t>
-      </w:r>
+        <w:t>Linking each story back to its use case in Section 4 for traceability</w:t>
+      </w:r>
+    </w:p>
+    <w:p>
+      <w:r>
+        <w:pict w14:anchorId="236FBCD7">
+          <v:rect id="_x0000_i1025" style="width:0;height:1.5pt" o:hralign="center" o:hrstd="t" o:hr="t"/>
+        </w:pict>
+      </w:r>
+    </w:p>
+    <w:p>
+      <w:pPr>
+        <w:pStyle w:val="Heading2"/>
+      </w:pPr>
+      <w:bookmarkStart w:id="119" w:name="next-steps"/>
+      <w:bookmarkStart w:id="120" w:name="_Toc241165364"/>
+      <w:bookmarkEnd w:id="99"/>
+      <w:bookmarkEnd w:id="117"/>
+      <w:r>
+        <w:t>8. Next Steps</w:t>
+      </w:r>
+      <w:bookmarkEnd w:id="120"/>
     </w:p>
     <w:p>
       <w:pPr>
         <w:pStyle w:val="Compact"/>
         <w:numPr>
           <w:ilvl w:val="0"/>
-          <w:numId w:val="35"/>
+          <w:numId w:val="36"/>
         </w:numPr>
       </w:pPr>
       <w:r>
-        <w:t xml:space="preserve">$oftware ¢orp. — </w:t>
+        <w:t>Add effort estimates in hours to each work package in Section 5, then resource-level the schedule.</w:t>
+      </w:r>
+    </w:p>
+    <w:p>
+      <w:pPr>
+        <w:pStyle w:val="Compact"/>
+        <w:numPr>
+          <w:ilvl w:val="0"/>
+          <w:numId w:val="36"/>
+        </w:numPr>
+      </w:pPr>
+      <w:r>
+        <w:t>Start the risk register, beginning with the three critical-path risks named in Section 6.5 and the third-party dependency risks in Section 3.9.</w:t>
+      </w:r>
+    </w:p>
+    <w:p>
+      <w:pPr>
+        <w:pStyle w:val="Compact"/>
+        <w:numPr>
+          <w:ilvl w:val="0"/>
+          <w:numId w:val="36"/>
+        </w:numPr>
+      </w:pPr>
+      <w:r>
+        <w:t>Run stakeholder analysis and requirements elicitation to confirm and extend the requirements in Section 4.</w:t>
+      </w:r>
+    </w:p>
+    <w:p>
+      <w:pPr>
+        <w:pStyle w:val="Compact"/>
+        <w:numPr>
+          <w:ilvl w:val="0"/>
+          <w:numId w:val="36"/>
+        </w:numPr>
+      </w:pPr>
+      <w:r>
+        <w:lastRenderedPageBreak/>
+        <w:t>Expand the SRS with use case and sequence diagrams and acceptance criteria.</w:t>
+      </w:r>
+    </w:p>
+    <w:p>
+      <w:pPr>
+        <w:pStyle w:val="Heading2"/>
+      </w:pPr>
+      <w:bookmarkStart w:id="121" w:name="references"/>
+      <w:bookmarkStart w:id="122" w:name="_Toc241165365"/>
+      <w:bookmarkEnd w:id="119"/>
+      <w:r>
+        <w:t>9. References</w:t>
+      </w:r>
+      <w:bookmarkEnd w:id="122"/>
+    </w:p>
+    <w:p>
+      <w:pPr>
+        <w:pStyle w:val="Compact"/>
+        <w:numPr>
+          <w:ilvl w:val="0"/>
+          <w:numId w:val="37"/>
+        </w:numPr>
+      </w:pPr>
+      <w:r>
+        <w:t xml:space="preserve">Market Research Intellect — </w:t>
       </w:r>
       <w:r>
         <w:rPr>
           <w:i/>
           <w:iCs/>
         </w:rPr>
-        <w:t>Semester Project: Smart Parking Platform</w:t>
-      </w:r>
-      <w:r>
-        <w:t xml:space="preserve"> (course project brief).</w:t>
-      </w:r>
-    </w:p>
-    <w:p>
-      <w:pPr>
-        <w:pStyle w:val="FirstParagraph"/>
-      </w:pPr>
+        <w:t>Smart Parking Platform Market Size and Forecast.</w:t>
+      </w:r>
+      <w:r>
+        <w:t xml:space="preserve"> Market sizing and key player list.</w:t>
+      </w:r>
+    </w:p>
+    <w:p>
+      <w:pPr>
+        <w:pStyle w:val="Compact"/>
+        <w:numPr>
+          <w:ilvl w:val="0"/>
+          <w:numId w:val="37"/>
+        </w:numPr>
+      </w:pPr>
+      <w:r>
+        <w:t xml:space="preserve">Similarweb — </w:t>
+      </w:r>
       <w:r>
         <w:rPr>
           <w:i/>
           <w:iCs/>
         </w:rPr>
+        <w:t>SpotHero Competitors,</w:t>
+      </w:r>
+      <w:r>
+        <w:t xml:space="preserve"> June 2026. Competitive set for garage reservation platforms.</w:t>
+      </w:r>
+    </w:p>
+    <w:p>
+      <w:pPr>
+        <w:pStyle w:val="Compact"/>
+        <w:numPr>
+          <w:ilvl w:val="0"/>
+          <w:numId w:val="37"/>
+        </w:numPr>
+      </w:pPr>
+      <w:r>
+        <w:t xml:space="preserve">Unstar — </w:t>
+      </w:r>
+      <w:r>
+        <w:rPr>
+          <w:i/>
+          <w:iCs/>
+        </w:rPr>
+        <w:t>ParkMobile vs SpotHero: 5 Parking Apps Ranked, 2026.</w:t>
+      </w:r>
+      <w:r>
+        <w:t xml:space="preserve"> Complaint pattern analysis for ParkMobile, SpotHero, PayByPhone, ParkWhiz, and Passport.</w:t>
+      </w:r>
+    </w:p>
+    <w:p>
+      <w:pPr>
+        <w:pStyle w:val="Compact"/>
+        <w:numPr>
+          <w:ilvl w:val="0"/>
+          <w:numId w:val="37"/>
+        </w:numPr>
+      </w:pPr>
+      <w:r>
+        <w:t xml:space="preserve">StartupOG — </w:t>
+      </w:r>
+      <w:r>
+        <w:rPr>
+          <w:i/>
+          <w:iCs/>
+        </w:rPr>
+        <w:t>Best ParkWhiz Alternatives &amp; Competitors, 2026.</w:t>
+      </w:r>
+      <w:r>
+        <w:t xml:space="preserve"> Feature positioning across competitors.</w:t>
+      </w:r>
+    </w:p>
+    <w:p>
+      <w:pPr>
+        <w:pStyle w:val="Compact"/>
+        <w:numPr>
+          <w:ilvl w:val="0"/>
+          <w:numId w:val="37"/>
+        </w:numPr>
+      </w:pPr>
+      <w:r>
+        <w:t xml:space="preserve">$oftware ¢orp. — </w:t>
+      </w:r>
+      <w:r>
+        <w:rPr>
+          <w:i/>
+          <w:iCs/>
+        </w:rPr>
+        <w:t>Semester Project: Smart Parking Platform</w:t>
+      </w:r>
+      <w:r>
+        <w:t xml:space="preserve"> (course project brief).</w:t>
+      </w:r>
+    </w:p>
+    <w:p>
+      <w:pPr>
+        <w:pStyle w:val="FirstParagraph"/>
+      </w:pPr>
+      <w:r>
+        <w:rPr>
+          <w:i/>
+          <w:iCs/>
+        </w:rPr>
         <w:t>End of document — version 1.1</w:t>
       </w:r>
-    </w:p>
-    <w:bookmarkEnd w:id="101"/>
-    <w:bookmarkEnd w:id="0"/>
+      <w:bookmarkEnd w:id="0"/>
+      <w:bookmarkEnd w:id="121"/>
+    </w:p>
     <w:sectPr>
-      <w:headerReference w:type="default" r:id="rId12"/>
-      <w:footerReference w:type="default" r:id="rId13"/>
+      <w:headerReference w:type="default" r:id="rId13"/>
+      <w:footerReference w:type="default" r:id="rId14"/>
       <w:pgSz w:w="12240" w:h="15840"/>
       <w:pgMar w:top="1440" w:right="1440" w:bottom="1440" w:left="1440" w:header="720" w:footer="720" w:gutter="0"/>
       <w:cols w:space="720"/>
@@ -13377,7 +19371,7 @@
   <w:abstractNum w:abstractNumId="0" w15:restartNumberingAfterBreak="0">
     <w:nsid w:val="0000A990"/>
     <w:multiLevelType w:val="multilevel"/>
-    <w:tmpl w:val="9B0EE054"/>
+    <w:tmpl w:val="814E0F46"/>
     <w:lvl w:ilvl="0">
       <w:numFmt w:val="bullet"/>
       <w:lvlText w:val=" "/>
@@ -13454,7 +19448,7 @@
   <w:abstractNum w:abstractNumId="1" w15:restartNumberingAfterBreak="0">
     <w:nsid w:val="0000A991"/>
     <w:multiLevelType w:val="multilevel"/>
-    <w:tmpl w:val="25AA5F16"/>
+    <w:tmpl w:val="4BB4A3E8"/>
     <w:lvl w:ilvl="0">
       <w:numFmt w:val="bullet"/>
       <w:lvlText w:val="•"/>
@@ -13531,7 +19525,7 @@
   <w:abstractNum w:abstractNumId="2" w15:restartNumberingAfterBreak="0">
     <w:nsid w:val="00A99411"/>
     <w:multiLevelType w:val="multilevel"/>
-    <w:tmpl w:val="44525CF2"/>
+    <w:tmpl w:val="5E5C4EE8"/>
     <w:lvl w:ilvl="0">
       <w:start w:val="1"/>
       <w:numFmt w:val="decimal"/>
@@ -13614,10 +19608,10 @@
       </w:pPr>
     </w:lvl>
   </w:abstractNum>
-  <w:num w:numId="1" w16cid:durableId="1526137654">
+  <w:num w:numId="1" w16cid:durableId="855928967">
     <w:abstractNumId w:val="0"/>
   </w:num>
-  <w:num w:numId="2" w16cid:durableId="1229224175">
+  <w:num w:numId="2" w16cid:durableId="1101145525">
     <w:abstractNumId w:val="2"/>
     <w:lvlOverride w:ilvl="0">
       <w:startOverride w:val="1"/>
@@ -13647,91 +19641,91 @@
       <w:startOverride w:val="1"/>
     </w:lvlOverride>
   </w:num>
-  <w:num w:numId="3" w16cid:durableId="1047685007">
+  <w:num w:numId="3" w16cid:durableId="1797522169">
     <w:abstractNumId w:val="1"/>
   </w:num>
-  <w:num w:numId="4" w16cid:durableId="1424178863">
+  <w:num w:numId="4" w16cid:durableId="977565233">
     <w:abstractNumId w:val="1"/>
   </w:num>
-  <w:num w:numId="5" w16cid:durableId="838079136">
+  <w:num w:numId="5" w16cid:durableId="1069305181">
     <w:abstractNumId w:val="1"/>
   </w:num>
-  <w:num w:numId="6" w16cid:durableId="665285190">
+  <w:num w:numId="6" w16cid:durableId="584724118">
     <w:abstractNumId w:val="1"/>
   </w:num>
-  <w:num w:numId="7" w16cid:durableId="302857502">
+  <w:num w:numId="7" w16cid:durableId="685447214">
     <w:abstractNumId w:val="1"/>
   </w:num>
-  <w:num w:numId="8" w16cid:durableId="17438803">
+  <w:num w:numId="8" w16cid:durableId="873231110">
     <w:abstractNumId w:val="1"/>
   </w:num>
-  <w:num w:numId="9" w16cid:durableId="953906175">
+  <w:num w:numId="9" w16cid:durableId="1520581433">
     <w:abstractNumId w:val="1"/>
   </w:num>
-  <w:num w:numId="10" w16cid:durableId="885529832">
+  <w:num w:numId="10" w16cid:durableId="1718771177">
     <w:abstractNumId w:val="1"/>
   </w:num>
-  <w:num w:numId="11" w16cid:durableId="125205815">
+  <w:num w:numId="11" w16cid:durableId="474831605">
     <w:abstractNumId w:val="1"/>
   </w:num>
-  <w:num w:numId="12" w16cid:durableId="101805141">
+  <w:num w:numId="12" w16cid:durableId="223956780">
     <w:abstractNumId w:val="1"/>
   </w:num>
-  <w:num w:numId="13" w16cid:durableId="803306547">
+  <w:num w:numId="13" w16cid:durableId="1271428477">
     <w:abstractNumId w:val="1"/>
   </w:num>
-  <w:num w:numId="14" w16cid:durableId="1914462675">
+  <w:num w:numId="14" w16cid:durableId="318193878">
     <w:abstractNumId w:val="1"/>
   </w:num>
-  <w:num w:numId="15" w16cid:durableId="39133811">
+  <w:num w:numId="15" w16cid:durableId="239874151">
     <w:abstractNumId w:val="1"/>
   </w:num>
-  <w:num w:numId="16" w16cid:durableId="547180880">
+  <w:num w:numId="16" w16cid:durableId="1045524982">
     <w:abstractNumId w:val="1"/>
   </w:num>
-  <w:num w:numId="17" w16cid:durableId="1849631930">
+  <w:num w:numId="17" w16cid:durableId="1521966972">
     <w:abstractNumId w:val="1"/>
   </w:num>
-  <w:num w:numId="18" w16cid:durableId="1510754320">
+  <w:num w:numId="18" w16cid:durableId="1221286525">
     <w:abstractNumId w:val="1"/>
   </w:num>
-  <w:num w:numId="19" w16cid:durableId="1945262313">
+  <w:num w:numId="19" w16cid:durableId="194126974">
     <w:abstractNumId w:val="1"/>
   </w:num>
-  <w:num w:numId="20" w16cid:durableId="1228106638">
+  <w:num w:numId="20" w16cid:durableId="828131306">
     <w:abstractNumId w:val="1"/>
   </w:num>
-  <w:num w:numId="21" w16cid:durableId="2011058659">
+  <w:num w:numId="21" w16cid:durableId="900562092">
     <w:abstractNumId w:val="1"/>
   </w:num>
-  <w:num w:numId="22" w16cid:durableId="1731347497">
+  <w:num w:numId="22" w16cid:durableId="559902718">
     <w:abstractNumId w:val="1"/>
   </w:num>
-  <w:num w:numId="23" w16cid:durableId="1680234122">
+  <w:num w:numId="23" w16cid:durableId="682517198">
     <w:abstractNumId w:val="1"/>
   </w:num>
-  <w:num w:numId="24" w16cid:durableId="913472796">
+  <w:num w:numId="24" w16cid:durableId="700017408">
     <w:abstractNumId w:val="1"/>
   </w:num>
-  <w:num w:numId="25" w16cid:durableId="1949269705">
+  <w:num w:numId="25" w16cid:durableId="327833471">
     <w:abstractNumId w:val="1"/>
   </w:num>
-  <w:num w:numId="26" w16cid:durableId="1653868719">
+  <w:num w:numId="26" w16cid:durableId="1947693309">
     <w:abstractNumId w:val="1"/>
   </w:num>
-  <w:num w:numId="27" w16cid:durableId="639844031">
+  <w:num w:numId="27" w16cid:durableId="1167093899">
     <w:abstractNumId w:val="1"/>
   </w:num>
-  <w:num w:numId="28" w16cid:durableId="1500268689">
+  <w:num w:numId="28" w16cid:durableId="443229167">
     <w:abstractNumId w:val="1"/>
   </w:num>
-  <w:num w:numId="29" w16cid:durableId="1036273060">
+  <w:num w:numId="29" w16cid:durableId="748384519">
     <w:abstractNumId w:val="1"/>
   </w:num>
-  <w:num w:numId="30" w16cid:durableId="1808666303">
+  <w:num w:numId="30" w16cid:durableId="1403287015">
     <w:abstractNumId w:val="1"/>
   </w:num>
-  <w:num w:numId="31" w16cid:durableId="898516730">
+  <w:num w:numId="31" w16cid:durableId="58141464">
     <w:abstractNumId w:val="2"/>
     <w:lvlOverride w:ilvl="0">
       <w:startOverride w:val="1"/>
@@ -13761,7 +19755,7 @@
       <w:startOverride w:val="1"/>
     </w:lvlOverride>
   </w:num>
-  <w:num w:numId="32" w16cid:durableId="5182323">
+  <w:num w:numId="32" w16cid:durableId="970358595">
     <w:abstractNumId w:val="2"/>
     <w:lvlOverride w:ilvl="0">
       <w:startOverride w:val="1"/>
@@ -13791,10 +19785,16 @@
       <w:startOverride w:val="1"/>
     </w:lvlOverride>
   </w:num>
-  <w:num w:numId="33" w16cid:durableId="1092970227">
+  <w:num w:numId="33" w16cid:durableId="248851777">
     <w:abstractNumId w:val="1"/>
   </w:num>
-  <w:num w:numId="34" w16cid:durableId="111020859">
+  <w:num w:numId="34" w16cid:durableId="363554862">
+    <w:abstractNumId w:val="1"/>
+  </w:num>
+  <w:num w:numId="35" w16cid:durableId="1631548885">
+    <w:abstractNumId w:val="1"/>
+  </w:num>
+  <w:num w:numId="36" w16cid:durableId="578053283">
     <w:abstractNumId w:val="2"/>
     <w:lvlOverride w:ilvl="0">
       <w:startOverride w:val="1"/>
@@ -13824,7 +19824,7 @@
       <w:startOverride w:val="1"/>
     </w:lvlOverride>
   </w:num>
-  <w:num w:numId="35" w16cid:durableId="1056470069">
+  <w:num w:numId="37" w16cid:durableId="195390958">
     <w:abstractNumId w:val="2"/>
     <w:lvlOverride w:ilvl="0">
       <w:startOverride w:val="1"/>
@@ -14892,7 +20892,7 @@
     <w:next w:val="Normal"/>
     <w:autoRedefine/>
     <w:uiPriority w:val="39"/>
-    <w:rsid w:val="00F40247"/>
+    <w:rsid w:val="004A3E7D"/>
     <w:pPr>
       <w:spacing w:after="100"/>
       <w:ind w:left="240"/>
@@ -14904,7 +20904,7 @@
     <w:next w:val="Normal"/>
     <w:autoRedefine/>
     <w:uiPriority w:val="39"/>
-    <w:rsid w:val="00F40247"/>
+    <w:rsid w:val="004A3E7D"/>
     <w:pPr>
       <w:spacing w:after="100"/>
       <w:ind w:left="480"/>

--- a/Smart_Parking_Platform_Project_Document.docx
+++ b/Smart_Parking_Platform_Project_Document.docx
@@ -62,7 +62,7 @@
         <w:t>Document version:</w:t>
       </w:r>
       <w:r>
-        <w:t xml:space="preserve"> 1.2</w:t>
+        <w:t xml:space="preserve"> 1.3</w:t>
       </w:r>
       <w:r>
         <w:br/>
@@ -75,7 +75,7 @@
         <w:t>Date:</w:t>
       </w:r>
       <w:r>
-        <w:t xml:space="preserve"> September 24, 2026</w:t>
+        <w:t xml:space="preserve"> October 1, 2026</w:t>
       </w:r>
     </w:p>
     <w:p>
@@ -83,7 +83,7 @@
         <w:pStyle w:val="Heading2"/>
       </w:pPr>
       <w:bookmarkStart w:id="1" w:name="document-control"/>
-      <w:bookmarkStart w:id="2" w:name="_Toc241165316"/>
+      <w:bookmarkStart w:id="2" w:name="_Toc241779218"/>
       <w:r>
         <w:t>Document Control</w:t>
       </w:r>
@@ -300,7 +300,7 @@
       <w:r>
         <w:fldChar w:fldCharType="separate"/>
       </w:r>
-      <w:hyperlink w:anchor="_Toc241165316" w:history="1">
+      <w:hyperlink w:anchor="_Toc241779218" w:history="1">
         <w:r>
           <w:rPr>
             <w:rStyle w:val="Hyperlink"/>
@@ -327,7 +327,7 @@
             <w:noProof/>
             <w:webHidden/>
           </w:rPr>
-          <w:instrText xml:space="preserve"> PAGEREF _Toc241165316 \h </w:instrText>
+          <w:instrText xml:space="preserve"> PAGEREF _Toc241779218 \h </w:instrText>
         </w:r>
         <w:r>
           <w:rPr>
@@ -372,7 +372,7 @@
           <w14:ligatures w14:val="standardContextual"/>
         </w:rPr>
       </w:pPr>
-      <w:hyperlink w:anchor="_Toc241165317" w:history="1">
+      <w:hyperlink w:anchor="_Toc241779219" w:history="1">
         <w:r>
           <w:rPr>
             <w:rStyle w:val="Hyperlink"/>
@@ -399,7 +399,7 @@
             <w:noProof/>
             <w:webHidden/>
           </w:rPr>
-          <w:instrText xml:space="preserve"> PAGEREF _Toc241165317 \h </w:instrText>
+          <w:instrText xml:space="preserve"> PAGEREF _Toc241779219 \h </w:instrText>
         </w:r>
         <w:r>
           <w:rPr>
@@ -419,7 +419,7 @@
             <w:noProof/>
             <w:webHidden/>
           </w:rPr>
-          <w:t>3</w:t>
+          <w:t>4</w:t>
         </w:r>
         <w:r>
           <w:rPr>
@@ -444,7 +444,7 @@
           <w14:ligatures w14:val="standardContextual"/>
         </w:rPr>
       </w:pPr>
-      <w:hyperlink w:anchor="_Toc241165318" w:history="1">
+      <w:hyperlink w:anchor="_Toc241779220" w:history="1">
         <w:r>
           <w:rPr>
             <w:rStyle w:val="Hyperlink"/>
@@ -471,7 +471,7 @@
             <w:noProof/>
             <w:webHidden/>
           </w:rPr>
-          <w:instrText xml:space="preserve"> PAGEREF _Toc241165318 \h </w:instrText>
+          <w:instrText xml:space="preserve"> PAGEREF _Toc241779220 \h </w:instrText>
         </w:r>
         <w:r>
           <w:rPr>
@@ -491,7 +491,7 @@
             <w:noProof/>
             <w:webHidden/>
           </w:rPr>
-          <w:t>3</w:t>
+          <w:t>4</w:t>
         </w:r>
         <w:r>
           <w:rPr>
@@ -516,7 +516,7 @@
           <w14:ligatures w14:val="standardContextual"/>
         </w:rPr>
       </w:pPr>
-      <w:hyperlink w:anchor="_Toc241165319" w:history="1">
+      <w:hyperlink w:anchor="_Toc241779221" w:history="1">
         <w:r>
           <w:rPr>
             <w:rStyle w:val="Hyperlink"/>
@@ -543,7 +543,7 @@
             <w:noProof/>
             <w:webHidden/>
           </w:rPr>
-          <w:instrText xml:space="preserve"> PAGEREF _Toc241165319 \h </w:instrText>
+          <w:instrText xml:space="preserve"> PAGEREF _Toc241779221 \h </w:instrText>
         </w:r>
         <w:r>
           <w:rPr>
@@ -563,7 +563,7 @@
             <w:noProof/>
             <w:webHidden/>
           </w:rPr>
-          <w:t>3</w:t>
+          <w:t>4</w:t>
         </w:r>
         <w:r>
           <w:rPr>
@@ -588,7 +588,7 @@
           <w14:ligatures w14:val="standardContextual"/>
         </w:rPr>
       </w:pPr>
-      <w:hyperlink w:anchor="_Toc241165320" w:history="1">
+      <w:hyperlink w:anchor="_Toc241779222" w:history="1">
         <w:r>
           <w:rPr>
             <w:rStyle w:val="Hyperlink"/>
@@ -615,7 +615,7 @@
             <w:noProof/>
             <w:webHidden/>
           </w:rPr>
-          <w:instrText xml:space="preserve"> PAGEREF _Toc241165320 \h </w:instrText>
+          <w:instrText xml:space="preserve"> PAGEREF _Toc241779222 \h </w:instrText>
         </w:r>
         <w:r>
           <w:rPr>
@@ -635,7 +635,7 @@
             <w:noProof/>
             <w:webHidden/>
           </w:rPr>
-          <w:t>3</w:t>
+          <w:t>4</w:t>
         </w:r>
         <w:r>
           <w:rPr>
@@ -660,7 +660,7 @@
           <w14:ligatures w14:val="standardContextual"/>
         </w:rPr>
       </w:pPr>
-      <w:hyperlink w:anchor="_Toc241165321" w:history="1">
+      <w:hyperlink w:anchor="_Toc241779223" w:history="1">
         <w:r>
           <w:rPr>
             <w:rStyle w:val="Hyperlink"/>
@@ -687,7 +687,7 @@
             <w:noProof/>
             <w:webHidden/>
           </w:rPr>
-          <w:instrText xml:space="preserve"> PAGEREF _Toc241165321 \h </w:instrText>
+          <w:instrText xml:space="preserve"> PAGEREF _Toc241779223 \h </w:instrText>
         </w:r>
         <w:r>
           <w:rPr>
@@ -707,7 +707,7 @@
             <w:noProof/>
             <w:webHidden/>
           </w:rPr>
-          <w:t>3</w:t>
+          <w:t>4</w:t>
         </w:r>
         <w:r>
           <w:rPr>
@@ -732,7 +732,7 @@
           <w14:ligatures w14:val="standardContextual"/>
         </w:rPr>
       </w:pPr>
-      <w:hyperlink w:anchor="_Toc241165322" w:history="1">
+      <w:hyperlink w:anchor="_Toc241779224" w:history="1">
         <w:r>
           <w:rPr>
             <w:rStyle w:val="Hyperlink"/>
@@ -759,7 +759,7 @@
             <w:noProof/>
             <w:webHidden/>
           </w:rPr>
-          <w:instrText xml:space="preserve"> PAGEREF _Toc241165322 \h </w:instrText>
+          <w:instrText xml:space="preserve"> PAGEREF _Toc241779224 \h </w:instrText>
         </w:r>
         <w:r>
           <w:rPr>
@@ -779,7 +779,7 @@
             <w:noProof/>
             <w:webHidden/>
           </w:rPr>
-          <w:t>4</w:t>
+          <w:t>5</w:t>
         </w:r>
         <w:r>
           <w:rPr>
@@ -804,7 +804,7 @@
           <w14:ligatures w14:val="standardContextual"/>
         </w:rPr>
       </w:pPr>
-      <w:hyperlink w:anchor="_Toc241165323" w:history="1">
+      <w:hyperlink w:anchor="_Toc241779225" w:history="1">
         <w:r>
           <w:rPr>
             <w:rStyle w:val="Hyperlink"/>
@@ -831,7 +831,7 @@
             <w:noProof/>
             <w:webHidden/>
           </w:rPr>
-          <w:instrText xml:space="preserve"> PAGEREF _Toc241165323 \h </w:instrText>
+          <w:instrText xml:space="preserve"> PAGEREF _Toc241779225 \h </w:instrText>
         </w:r>
         <w:r>
           <w:rPr>
@@ -851,7 +851,7 @@
             <w:noProof/>
             <w:webHidden/>
           </w:rPr>
-          <w:t>5</w:t>
+          <w:t>6</w:t>
         </w:r>
         <w:r>
           <w:rPr>
@@ -876,7 +876,7 @@
           <w14:ligatures w14:val="standardContextual"/>
         </w:rPr>
       </w:pPr>
-      <w:hyperlink w:anchor="_Toc241165324" w:history="1">
+      <w:hyperlink w:anchor="_Toc241779226" w:history="1">
         <w:r>
           <w:rPr>
             <w:rStyle w:val="Hyperlink"/>
@@ -903,7 +903,7 @@
             <w:noProof/>
             <w:webHidden/>
           </w:rPr>
-          <w:instrText xml:space="preserve"> PAGEREF _Toc241165324 \h </w:instrText>
+          <w:instrText xml:space="preserve"> PAGEREF _Toc241779226 \h </w:instrText>
         </w:r>
         <w:r>
           <w:rPr>
@@ -923,7 +923,7 @@
             <w:noProof/>
             <w:webHidden/>
           </w:rPr>
-          <w:t>5</w:t>
+          <w:t>6</w:t>
         </w:r>
         <w:r>
           <w:rPr>
@@ -948,13 +948,28 @@
           <w14:ligatures w14:val="standardContextual"/>
         </w:rPr>
       </w:pPr>
-      <w:hyperlink w:anchor="_Toc241165325" w:history="1">
+      <w:hyperlink w:anchor="_Toc241779227" w:history="1">
         <w:r>
           <w:rPr>
             <w:rStyle w:val="Hyperlink"/>
             <w:noProof/>
           </w:rPr>
-          <w:t>3.1 About $oftware ¢orp.</w:t>
+          <w:t xml:space="preserve">3.1 About $oftware </w:t>
+        </w:r>
+        <w:r>
+          <w:rPr>
+            <w:rStyle w:val="Hyperlink"/>
+            <w:rFonts w:hint="eastAsia"/>
+            <w:noProof/>
+          </w:rPr>
+          <w:t>¢</w:t>
+        </w:r>
+        <w:r>
+          <w:rPr>
+            <w:rStyle w:val="Hyperlink"/>
+            <w:noProof/>
+          </w:rPr>
+          <w:t>orp.</w:t>
         </w:r>
         <w:r>
           <w:rPr>
@@ -975,7 +990,7 @@
             <w:noProof/>
             <w:webHidden/>
           </w:rPr>
-          <w:instrText xml:space="preserve"> PAGEREF _Toc241165325 \h </w:instrText>
+          <w:instrText xml:space="preserve"> PAGEREF _Toc241779227 \h </w:instrText>
         </w:r>
         <w:r>
           <w:rPr>
@@ -995,7 +1010,7 @@
             <w:noProof/>
             <w:webHidden/>
           </w:rPr>
-          <w:t>5</w:t>
+          <w:t>6</w:t>
         </w:r>
         <w:r>
           <w:rPr>
@@ -1020,7 +1035,7 @@
           <w14:ligatures w14:val="standardContextual"/>
         </w:rPr>
       </w:pPr>
-      <w:hyperlink w:anchor="_Toc241165326" w:history="1">
+      <w:hyperlink w:anchor="_Toc241779228" w:history="1">
         <w:r>
           <w:rPr>
             <w:rStyle w:val="Hyperlink"/>
@@ -1047,7 +1062,7 @@
             <w:noProof/>
             <w:webHidden/>
           </w:rPr>
-          <w:instrText xml:space="preserve"> PAGEREF _Toc241165326 \h </w:instrText>
+          <w:instrText xml:space="preserve"> PAGEREF _Toc241779228 \h </w:instrText>
         </w:r>
         <w:r>
           <w:rPr>
@@ -1067,7 +1082,7 @@
             <w:noProof/>
             <w:webHidden/>
           </w:rPr>
-          <w:t>6</w:t>
+          <w:t>7</w:t>
         </w:r>
         <w:r>
           <w:rPr>
@@ -1092,7 +1107,7 @@
           <w14:ligatures w14:val="standardContextual"/>
         </w:rPr>
       </w:pPr>
-      <w:hyperlink w:anchor="_Toc241165327" w:history="1">
+      <w:hyperlink w:anchor="_Toc241779229" w:history="1">
         <w:r>
           <w:rPr>
             <w:rStyle w:val="Hyperlink"/>
@@ -1119,7 +1134,7 @@
             <w:noProof/>
             <w:webHidden/>
           </w:rPr>
-          <w:instrText xml:space="preserve"> PAGEREF _Toc241165327 \h </w:instrText>
+          <w:instrText xml:space="preserve"> PAGEREF _Toc241779229 \h </w:instrText>
         </w:r>
         <w:r>
           <w:rPr>
@@ -1139,7 +1154,7 @@
             <w:noProof/>
             <w:webHidden/>
           </w:rPr>
-          <w:t>6</w:t>
+          <w:t>7</w:t>
         </w:r>
         <w:r>
           <w:rPr>
@@ -1164,7 +1179,7 @@
           <w14:ligatures w14:val="standardContextual"/>
         </w:rPr>
       </w:pPr>
-      <w:hyperlink w:anchor="_Toc241165328" w:history="1">
+      <w:hyperlink w:anchor="_Toc241779230" w:history="1">
         <w:r>
           <w:rPr>
             <w:rStyle w:val="Hyperlink"/>
@@ -1191,7 +1206,7 @@
             <w:noProof/>
             <w:webHidden/>
           </w:rPr>
-          <w:instrText xml:space="preserve"> PAGEREF _Toc241165328 \h </w:instrText>
+          <w:instrText xml:space="preserve"> PAGEREF _Toc241779230 \h </w:instrText>
         </w:r>
         <w:r>
           <w:rPr>
@@ -1211,7 +1226,7 @@
             <w:noProof/>
             <w:webHidden/>
           </w:rPr>
-          <w:t>6</w:t>
+          <w:t>7</w:t>
         </w:r>
         <w:r>
           <w:rPr>
@@ -1236,7 +1251,7 @@
           <w14:ligatures w14:val="standardContextual"/>
         </w:rPr>
       </w:pPr>
-      <w:hyperlink w:anchor="_Toc241165329" w:history="1">
+      <w:hyperlink w:anchor="_Toc241779231" w:history="1">
         <w:r>
           <w:rPr>
             <w:rStyle w:val="Hyperlink"/>
@@ -1263,7 +1278,7 @@
             <w:noProof/>
             <w:webHidden/>
           </w:rPr>
-          <w:instrText xml:space="preserve"> PAGEREF _Toc241165329 \h </w:instrText>
+          <w:instrText xml:space="preserve"> PAGEREF _Toc241779231 \h </w:instrText>
         </w:r>
         <w:r>
           <w:rPr>
@@ -1283,7 +1298,7 @@
             <w:noProof/>
             <w:webHidden/>
           </w:rPr>
-          <w:t>6</w:t>
+          <w:t>7</w:t>
         </w:r>
         <w:r>
           <w:rPr>
@@ -1308,7 +1323,7 @@
           <w14:ligatures w14:val="standardContextual"/>
         </w:rPr>
       </w:pPr>
-      <w:hyperlink w:anchor="_Toc241165330" w:history="1">
+      <w:hyperlink w:anchor="_Toc241779232" w:history="1">
         <w:r>
           <w:rPr>
             <w:rStyle w:val="Hyperlink"/>
@@ -1335,7 +1350,7 @@
             <w:noProof/>
             <w:webHidden/>
           </w:rPr>
-          <w:instrText xml:space="preserve"> PAGEREF _Toc241165330 \h </w:instrText>
+          <w:instrText xml:space="preserve"> PAGEREF _Toc241779232 \h </w:instrText>
         </w:r>
         <w:r>
           <w:rPr>
@@ -1355,7 +1370,7 @@
             <w:noProof/>
             <w:webHidden/>
           </w:rPr>
-          <w:t>7</w:t>
+          <w:t>8</w:t>
         </w:r>
         <w:r>
           <w:rPr>
@@ -1380,13 +1395,28 @@
           <w14:ligatures w14:val="standardContextual"/>
         </w:rPr>
       </w:pPr>
-      <w:hyperlink w:anchor="_Toc241165331" w:history="1">
+      <w:hyperlink w:anchor="_Toc241779233" w:history="1">
         <w:r>
           <w:rPr>
             <w:rStyle w:val="Hyperlink"/>
             <w:noProof/>
           </w:rPr>
-          <w:t>3.7 Scope — In and Out</w:t>
+          <w:t xml:space="preserve">3.7 Scope </w:t>
+        </w:r>
+        <w:r>
+          <w:rPr>
+            <w:rStyle w:val="Hyperlink"/>
+            <w:rFonts w:hint="eastAsia"/>
+            <w:noProof/>
+          </w:rPr>
+          <w:t>—</w:t>
+        </w:r>
+        <w:r>
+          <w:rPr>
+            <w:rStyle w:val="Hyperlink"/>
+            <w:noProof/>
+          </w:rPr>
+          <w:t xml:space="preserve"> In and Out</w:t>
         </w:r>
         <w:r>
           <w:rPr>
@@ -1407,7 +1437,7 @@
             <w:noProof/>
             <w:webHidden/>
           </w:rPr>
-          <w:instrText xml:space="preserve"> PAGEREF _Toc241165331 \h </w:instrText>
+          <w:instrText xml:space="preserve"> PAGEREF _Toc241779233 \h </w:instrText>
         </w:r>
         <w:r>
           <w:rPr>
@@ -1427,7 +1457,7 @@
             <w:noProof/>
             <w:webHidden/>
           </w:rPr>
-          <w:t>7</w:t>
+          <w:t>8</w:t>
         </w:r>
         <w:r>
           <w:rPr>
@@ -1452,7 +1482,7 @@
           <w14:ligatures w14:val="standardContextual"/>
         </w:rPr>
       </w:pPr>
-      <w:hyperlink w:anchor="_Toc241165332" w:history="1">
+      <w:hyperlink w:anchor="_Toc241779234" w:history="1">
         <w:r>
           <w:rPr>
             <w:rStyle w:val="Hyperlink"/>
@@ -1479,7 +1509,7 @@
             <w:noProof/>
             <w:webHidden/>
           </w:rPr>
-          <w:instrText xml:space="preserve"> PAGEREF _Toc241165332 \h </w:instrText>
+          <w:instrText xml:space="preserve"> PAGEREF _Toc241779234 \h </w:instrText>
         </w:r>
         <w:r>
           <w:rPr>
@@ -1499,7 +1529,7 @@
             <w:noProof/>
             <w:webHidden/>
           </w:rPr>
-          <w:t>8</w:t>
+          <w:t>9</w:t>
         </w:r>
         <w:r>
           <w:rPr>
@@ -1524,7 +1554,7 @@
           <w14:ligatures w14:val="standardContextual"/>
         </w:rPr>
       </w:pPr>
-      <w:hyperlink w:anchor="_Toc241165333" w:history="1">
+      <w:hyperlink w:anchor="_Toc241779235" w:history="1">
         <w:r>
           <w:rPr>
             <w:rStyle w:val="Hyperlink"/>
@@ -1551,7 +1581,7 @@
             <w:noProof/>
             <w:webHidden/>
           </w:rPr>
-          <w:instrText xml:space="preserve"> PAGEREF _Toc241165333 \h </w:instrText>
+          <w:instrText xml:space="preserve"> PAGEREF _Toc241779235 \h </w:instrText>
         </w:r>
         <w:r>
           <w:rPr>
@@ -1571,7 +1601,7 @@
             <w:noProof/>
             <w:webHidden/>
           </w:rPr>
-          <w:t>8</w:t>
+          <w:t>9</w:t>
         </w:r>
         <w:r>
           <w:rPr>
@@ -1596,7 +1626,7 @@
           <w14:ligatures w14:val="standardContextual"/>
         </w:rPr>
       </w:pPr>
-      <w:hyperlink w:anchor="_Toc241165334" w:history="1">
+      <w:hyperlink w:anchor="_Toc241779236" w:history="1">
         <w:r>
           <w:rPr>
             <w:rStyle w:val="Hyperlink"/>
@@ -1623,7 +1653,7 @@
             <w:noProof/>
             <w:webHidden/>
           </w:rPr>
-          <w:instrText xml:space="preserve"> PAGEREF _Toc241165334 \h </w:instrText>
+          <w:instrText xml:space="preserve"> PAGEREF _Toc241779236 \h </w:instrText>
         </w:r>
         <w:r>
           <w:rPr>
@@ -1643,7 +1673,7 @@
             <w:noProof/>
             <w:webHidden/>
           </w:rPr>
-          <w:t>9</w:t>
+          <w:t>10</w:t>
         </w:r>
         <w:r>
           <w:rPr>
@@ -1668,7 +1698,7 @@
           <w14:ligatures w14:val="standardContextual"/>
         </w:rPr>
       </w:pPr>
-      <w:hyperlink w:anchor="_Toc241165335" w:history="1">
+      <w:hyperlink w:anchor="_Toc241779237" w:history="1">
         <w:r>
           <w:rPr>
             <w:rStyle w:val="Hyperlink"/>
@@ -1695,7 +1725,7 @@
             <w:noProof/>
             <w:webHidden/>
           </w:rPr>
-          <w:instrText xml:space="preserve"> PAGEREF _Toc241165335 \h </w:instrText>
+          <w:instrText xml:space="preserve"> PAGEREF _Toc241779237 \h </w:instrText>
         </w:r>
         <w:r>
           <w:rPr>
@@ -1715,7 +1745,7 @@
             <w:noProof/>
             <w:webHidden/>
           </w:rPr>
-          <w:t>9</w:t>
+          <w:t>10</w:t>
         </w:r>
         <w:r>
           <w:rPr>
@@ -1740,7 +1770,7 @@
           <w14:ligatures w14:val="standardContextual"/>
         </w:rPr>
       </w:pPr>
-      <w:hyperlink w:anchor="_Toc241165336" w:history="1">
+      <w:hyperlink w:anchor="_Toc241779238" w:history="1">
         <w:r>
           <w:rPr>
             <w:rStyle w:val="Hyperlink"/>
@@ -1767,7 +1797,7 @@
             <w:noProof/>
             <w:webHidden/>
           </w:rPr>
-          <w:instrText xml:space="preserve"> PAGEREF _Toc241165336 \h </w:instrText>
+          <w:instrText xml:space="preserve"> PAGEREF _Toc241779238 \h </w:instrText>
         </w:r>
         <w:r>
           <w:rPr>
@@ -1787,7 +1817,7 @@
             <w:noProof/>
             <w:webHidden/>
           </w:rPr>
-          <w:t>9</w:t>
+          <w:t>10</w:t>
         </w:r>
         <w:r>
           <w:rPr>
@@ -1812,7 +1842,7 @@
           <w14:ligatures w14:val="standardContextual"/>
         </w:rPr>
       </w:pPr>
-      <w:hyperlink w:anchor="_Toc241165337" w:history="1">
+      <w:hyperlink w:anchor="_Toc241779239" w:history="1">
         <w:r>
           <w:rPr>
             <w:rStyle w:val="Hyperlink"/>
@@ -1839,7 +1869,7 @@
             <w:noProof/>
             <w:webHidden/>
           </w:rPr>
-          <w:instrText xml:space="preserve"> PAGEREF _Toc241165337 \h </w:instrText>
+          <w:instrText xml:space="preserve"> PAGEREF _Toc241779239 \h </w:instrText>
         </w:r>
         <w:r>
           <w:rPr>
@@ -1859,7 +1889,7 @@
             <w:noProof/>
             <w:webHidden/>
           </w:rPr>
-          <w:t>9</w:t>
+          <w:t>10</w:t>
         </w:r>
         <w:r>
           <w:rPr>
@@ -1884,7 +1914,7 @@
           <w14:ligatures w14:val="standardContextual"/>
         </w:rPr>
       </w:pPr>
-      <w:hyperlink w:anchor="_Toc241165338" w:history="1">
+      <w:hyperlink w:anchor="_Toc241779240" w:history="1">
         <w:r>
           <w:rPr>
             <w:rStyle w:val="Hyperlink"/>
@@ -1911,7 +1941,7 @@
             <w:noProof/>
             <w:webHidden/>
           </w:rPr>
-          <w:instrText xml:space="preserve"> PAGEREF _Toc241165338 \h </w:instrText>
+          <w:instrText xml:space="preserve"> PAGEREF _Toc241779240 \h </w:instrText>
         </w:r>
         <w:r>
           <w:rPr>
@@ -1931,7 +1961,7 @@
             <w:noProof/>
             <w:webHidden/>
           </w:rPr>
-          <w:t>9</w:t>
+          <w:t>10</w:t>
         </w:r>
         <w:r>
           <w:rPr>
@@ -1956,7 +1986,7 @@
           <w14:ligatures w14:val="standardContextual"/>
         </w:rPr>
       </w:pPr>
-      <w:hyperlink w:anchor="_Toc241165339" w:history="1">
+      <w:hyperlink w:anchor="_Toc241779241" w:history="1">
         <w:r>
           <w:rPr>
             <w:rStyle w:val="Hyperlink"/>
@@ -1983,7 +2013,7 @@
             <w:noProof/>
             <w:webHidden/>
           </w:rPr>
-          <w:instrText xml:space="preserve"> PAGEREF _Toc241165339 \h </w:instrText>
+          <w:instrText xml:space="preserve"> PAGEREF _Toc241779241 \h </w:instrText>
         </w:r>
         <w:r>
           <w:rPr>
@@ -2003,7 +2033,7 @@
             <w:noProof/>
             <w:webHidden/>
           </w:rPr>
-          <w:t>13</w:t>
+          <w:t>14</w:t>
         </w:r>
         <w:r>
           <w:rPr>
@@ -2028,7 +2058,7 @@
           <w14:ligatures w14:val="standardContextual"/>
         </w:rPr>
       </w:pPr>
-      <w:hyperlink w:anchor="_Toc241165340" w:history="1">
+      <w:hyperlink w:anchor="_Toc241779242" w:history="1">
         <w:r>
           <w:rPr>
             <w:rStyle w:val="Hyperlink"/>
@@ -2055,7 +2085,7 @@
             <w:noProof/>
             <w:webHidden/>
           </w:rPr>
-          <w:instrText xml:space="preserve"> PAGEREF _Toc241165340 \h </w:instrText>
+          <w:instrText xml:space="preserve"> PAGEREF _Toc241779242 \h </w:instrText>
         </w:r>
         <w:r>
           <w:rPr>
@@ -2075,7 +2105,7 @@
             <w:noProof/>
             <w:webHidden/>
           </w:rPr>
-          <w:t>14</w:t>
+          <w:t>15</w:t>
         </w:r>
         <w:r>
           <w:rPr>
@@ -2100,7 +2130,7 @@
           <w14:ligatures w14:val="standardContextual"/>
         </w:rPr>
       </w:pPr>
-      <w:hyperlink w:anchor="_Toc241165341" w:history="1">
+      <w:hyperlink w:anchor="_Toc241779243" w:history="1">
         <w:r>
           <w:rPr>
             <w:rStyle w:val="Hyperlink"/>
@@ -2127,7 +2157,7 @@
             <w:noProof/>
             <w:webHidden/>
           </w:rPr>
-          <w:instrText xml:space="preserve"> PAGEREF _Toc241165341 \h </w:instrText>
+          <w:instrText xml:space="preserve"> PAGEREF _Toc241779243 \h </w:instrText>
         </w:r>
         <w:r>
           <w:rPr>
@@ -2147,7 +2177,7 @@
             <w:noProof/>
             <w:webHidden/>
           </w:rPr>
-          <w:t>14</w:t>
+          <w:t>15</w:t>
         </w:r>
         <w:r>
           <w:rPr>
@@ -2172,7 +2202,7 @@
           <w14:ligatures w14:val="standardContextual"/>
         </w:rPr>
       </w:pPr>
-      <w:hyperlink w:anchor="_Toc241165342" w:history="1">
+      <w:hyperlink w:anchor="_Toc241779244" w:history="1">
         <w:r>
           <w:rPr>
             <w:rStyle w:val="Hyperlink"/>
@@ -2199,7 +2229,7 @@
             <w:noProof/>
             <w:webHidden/>
           </w:rPr>
-          <w:instrText xml:space="preserve"> PAGEREF _Toc241165342 \h </w:instrText>
+          <w:instrText xml:space="preserve"> PAGEREF _Toc241779244 \h </w:instrText>
         </w:r>
         <w:r>
           <w:rPr>
@@ -2219,7 +2249,7 @@
             <w:noProof/>
             <w:webHidden/>
           </w:rPr>
-          <w:t>15</w:t>
+          <w:t>16</w:t>
         </w:r>
         <w:r>
           <w:rPr>
@@ -2244,7 +2274,7 @@
           <w14:ligatures w14:val="standardContextual"/>
         </w:rPr>
       </w:pPr>
-      <w:hyperlink w:anchor="_Toc241165343" w:history="1">
+      <w:hyperlink w:anchor="_Toc241779245" w:history="1">
         <w:r>
           <w:rPr>
             <w:rStyle w:val="Hyperlink"/>
@@ -2271,7 +2301,7 @@
             <w:noProof/>
             <w:webHidden/>
           </w:rPr>
-          <w:instrText xml:space="preserve"> PAGEREF _Toc241165343 \h </w:instrText>
+          <w:instrText xml:space="preserve"> PAGEREF _Toc241779245 \h </w:instrText>
         </w:r>
         <w:r>
           <w:rPr>
@@ -2291,7 +2321,7 @@
             <w:noProof/>
             <w:webHidden/>
           </w:rPr>
-          <w:t>15</w:t>
+          <w:t>16</w:t>
         </w:r>
         <w:r>
           <w:rPr>
@@ -2316,7 +2346,7 @@
           <w14:ligatures w14:val="standardContextual"/>
         </w:rPr>
       </w:pPr>
-      <w:hyperlink w:anchor="_Toc241165344" w:history="1">
+      <w:hyperlink w:anchor="_Toc241779246" w:history="1">
         <w:r>
           <w:rPr>
             <w:rStyle w:val="Hyperlink"/>
@@ -2343,7 +2373,7 @@
             <w:noProof/>
             <w:webHidden/>
           </w:rPr>
-          <w:instrText xml:space="preserve"> PAGEREF _Toc241165344 \h </w:instrText>
+          <w:instrText xml:space="preserve"> PAGEREF _Toc241779246 \h </w:instrText>
         </w:r>
         <w:r>
           <w:rPr>
@@ -2363,7 +2393,7 @@
             <w:noProof/>
             <w:webHidden/>
           </w:rPr>
-          <w:t>15</w:t>
+          <w:t>16</w:t>
         </w:r>
         <w:r>
           <w:rPr>
@@ -2388,7 +2418,7 @@
           <w14:ligatures w14:val="standardContextual"/>
         </w:rPr>
       </w:pPr>
-      <w:hyperlink w:anchor="_Toc241165345" w:history="1">
+      <w:hyperlink w:anchor="_Toc241779247" w:history="1">
         <w:r>
           <w:rPr>
             <w:rStyle w:val="Hyperlink"/>
@@ -2415,7 +2445,7 @@
             <w:noProof/>
             <w:webHidden/>
           </w:rPr>
-          <w:instrText xml:space="preserve"> PAGEREF _Toc241165345 \h </w:instrText>
+          <w:instrText xml:space="preserve"> PAGEREF _Toc241779247 \h </w:instrText>
         </w:r>
         <w:r>
           <w:rPr>
@@ -2435,7 +2465,7 @@
             <w:noProof/>
             <w:webHidden/>
           </w:rPr>
-          <w:t>18</w:t>
+          <w:t>19</w:t>
         </w:r>
         <w:r>
           <w:rPr>
@@ -2460,7 +2490,7 @@
           <w14:ligatures w14:val="standardContextual"/>
         </w:rPr>
       </w:pPr>
-      <w:hyperlink w:anchor="_Toc241165346" w:history="1">
+      <w:hyperlink w:anchor="_Toc241779248" w:history="1">
         <w:r>
           <w:rPr>
             <w:rStyle w:val="Hyperlink"/>
@@ -2487,7 +2517,7 @@
             <w:noProof/>
             <w:webHidden/>
           </w:rPr>
-          <w:instrText xml:space="preserve"> PAGEREF _Toc241165346 \h </w:instrText>
+          <w:instrText xml:space="preserve"> PAGEREF _Toc241779248 \h </w:instrText>
         </w:r>
         <w:r>
           <w:rPr>
@@ -2507,7 +2537,7 @@
             <w:noProof/>
             <w:webHidden/>
           </w:rPr>
-          <w:t>18</w:t>
+          <w:t>19</w:t>
         </w:r>
         <w:r>
           <w:rPr>
@@ -2532,7 +2562,7 @@
           <w14:ligatures w14:val="standardContextual"/>
         </w:rPr>
       </w:pPr>
-      <w:hyperlink w:anchor="_Toc241165347" w:history="1">
+      <w:hyperlink w:anchor="_Toc241779249" w:history="1">
         <w:r>
           <w:rPr>
             <w:rStyle w:val="Hyperlink"/>
@@ -2559,7 +2589,7 @@
             <w:noProof/>
             <w:webHidden/>
           </w:rPr>
-          <w:instrText xml:space="preserve"> PAGEREF _Toc241165347 \h </w:instrText>
+          <w:instrText xml:space="preserve"> PAGEREF _Toc241779249 \h </w:instrText>
         </w:r>
         <w:r>
           <w:rPr>
@@ -2579,7 +2609,7 @@
             <w:noProof/>
             <w:webHidden/>
           </w:rPr>
-          <w:t>19</w:t>
+          <w:t>20</w:t>
         </w:r>
         <w:r>
           <w:rPr>
@@ -2604,7 +2634,7 @@
           <w14:ligatures w14:val="standardContextual"/>
         </w:rPr>
       </w:pPr>
-      <w:hyperlink w:anchor="_Toc241165348" w:history="1">
+      <w:hyperlink w:anchor="_Toc241779250" w:history="1">
         <w:r>
           <w:rPr>
             <w:rStyle w:val="Hyperlink"/>
@@ -2631,7 +2661,7 @@
             <w:noProof/>
             <w:webHidden/>
           </w:rPr>
-          <w:instrText xml:space="preserve"> PAGEREF _Toc241165348 \h </w:instrText>
+          <w:instrText xml:space="preserve"> PAGEREF _Toc241779250 \h </w:instrText>
         </w:r>
         <w:r>
           <w:rPr>
@@ -2651,7 +2681,7 @@
             <w:noProof/>
             <w:webHidden/>
           </w:rPr>
-          <w:t>19</w:t>
+          <w:t>20</w:t>
         </w:r>
         <w:r>
           <w:rPr>
@@ -2676,7 +2706,7 @@
           <w14:ligatures w14:val="standardContextual"/>
         </w:rPr>
       </w:pPr>
-      <w:hyperlink w:anchor="_Toc241165349" w:history="1">
+      <w:hyperlink w:anchor="_Toc241779251" w:history="1">
         <w:r>
           <w:rPr>
             <w:rStyle w:val="Hyperlink"/>
@@ -2703,7 +2733,7 @@
             <w:noProof/>
             <w:webHidden/>
           </w:rPr>
-          <w:instrText xml:space="preserve"> PAGEREF _Toc241165349 \h </w:instrText>
+          <w:instrText xml:space="preserve"> PAGEREF _Toc241779251 \h </w:instrText>
         </w:r>
         <w:r>
           <w:rPr>
@@ -2723,7 +2753,7 @@
             <w:noProof/>
             <w:webHidden/>
           </w:rPr>
-          <w:t>19</w:t>
+          <w:t>20</w:t>
         </w:r>
         <w:r>
           <w:rPr>
@@ -2748,7 +2778,7 @@
           <w14:ligatures w14:val="standardContextual"/>
         </w:rPr>
       </w:pPr>
-      <w:hyperlink w:anchor="_Toc241165350" w:history="1">
+      <w:hyperlink w:anchor="_Toc241779252" w:history="1">
         <w:r>
           <w:rPr>
             <w:rStyle w:val="Hyperlink"/>
@@ -2775,7 +2805,7 @@
             <w:noProof/>
             <w:webHidden/>
           </w:rPr>
-          <w:instrText xml:space="preserve"> PAGEREF _Toc241165350 \h </w:instrText>
+          <w:instrText xml:space="preserve"> PAGEREF _Toc241779252 \h </w:instrText>
         </w:r>
         <w:r>
           <w:rPr>
@@ -2795,7 +2825,7 @@
             <w:noProof/>
             <w:webHidden/>
           </w:rPr>
-          <w:t>20</w:t>
+          <w:t>21</w:t>
         </w:r>
         <w:r>
           <w:rPr>
@@ -2820,7 +2850,7 @@
           <w14:ligatures w14:val="standardContextual"/>
         </w:rPr>
       </w:pPr>
-      <w:hyperlink w:anchor="_Toc241165351" w:history="1">
+      <w:hyperlink w:anchor="_Toc241779253" w:history="1">
         <w:r>
           <w:rPr>
             <w:rStyle w:val="Hyperlink"/>
@@ -2847,7 +2877,7 @@
             <w:noProof/>
             <w:webHidden/>
           </w:rPr>
-          <w:instrText xml:space="preserve"> PAGEREF _Toc241165351 \h </w:instrText>
+          <w:instrText xml:space="preserve"> PAGEREF _Toc241779253 \h </w:instrText>
         </w:r>
         <w:r>
           <w:rPr>
@@ -2867,7 +2897,7 @@
             <w:noProof/>
             <w:webHidden/>
           </w:rPr>
-          <w:t>21</w:t>
+          <w:t>22</w:t>
         </w:r>
         <w:r>
           <w:rPr>
@@ -2892,7 +2922,7 @@
           <w14:ligatures w14:val="standardContextual"/>
         </w:rPr>
       </w:pPr>
-      <w:hyperlink w:anchor="_Toc241165352" w:history="1">
+      <w:hyperlink w:anchor="_Toc241779254" w:history="1">
         <w:r>
           <w:rPr>
             <w:rStyle w:val="Hyperlink"/>
@@ -2919,7 +2949,7 @@
             <w:noProof/>
             <w:webHidden/>
           </w:rPr>
-          <w:instrText xml:space="preserve"> PAGEREF _Toc241165352 \h </w:instrText>
+          <w:instrText xml:space="preserve"> PAGEREF _Toc241779254 \h </w:instrText>
         </w:r>
         <w:r>
           <w:rPr>
@@ -2939,7 +2969,7 @@
             <w:noProof/>
             <w:webHidden/>
           </w:rPr>
-          <w:t>22</w:t>
+          <w:t>23</w:t>
         </w:r>
         <w:r>
           <w:rPr>
@@ -2964,7 +2994,7 @@
           <w14:ligatures w14:val="standardContextual"/>
         </w:rPr>
       </w:pPr>
-      <w:hyperlink w:anchor="_Toc241165353" w:history="1">
+      <w:hyperlink w:anchor="_Toc241779255" w:history="1">
         <w:r>
           <w:rPr>
             <w:rStyle w:val="Hyperlink"/>
@@ -2991,7 +3021,7 @@
             <w:noProof/>
             <w:webHidden/>
           </w:rPr>
-          <w:instrText xml:space="preserve"> PAGEREF _Toc241165353 \h </w:instrText>
+          <w:instrText xml:space="preserve"> PAGEREF _Toc241779255 \h </w:instrText>
         </w:r>
         <w:r>
           <w:rPr>
@@ -3011,7 +3041,7 @@
             <w:noProof/>
             <w:webHidden/>
           </w:rPr>
-          <w:t>22</w:t>
+          <w:t>23</w:t>
         </w:r>
         <w:r>
           <w:rPr>
@@ -3036,7 +3066,7 @@
           <w14:ligatures w14:val="standardContextual"/>
         </w:rPr>
       </w:pPr>
-      <w:hyperlink w:anchor="_Toc241165354" w:history="1">
+      <w:hyperlink w:anchor="_Toc241779256" w:history="1">
         <w:r>
           <w:rPr>
             <w:rStyle w:val="Hyperlink"/>
@@ -3063,7 +3093,7 @@
             <w:noProof/>
             <w:webHidden/>
           </w:rPr>
-          <w:instrText xml:space="preserve"> PAGEREF _Toc241165354 \h </w:instrText>
+          <w:instrText xml:space="preserve"> PAGEREF _Toc241779256 \h </w:instrText>
         </w:r>
         <w:r>
           <w:rPr>
@@ -3083,7 +3113,7 @@
             <w:noProof/>
             <w:webHidden/>
           </w:rPr>
-          <w:t>23</w:t>
+          <w:t>24</w:t>
         </w:r>
         <w:r>
           <w:rPr>
@@ -3108,7 +3138,7 @@
           <w14:ligatures w14:val="standardContextual"/>
         </w:rPr>
       </w:pPr>
-      <w:hyperlink w:anchor="_Toc241165355" w:history="1">
+      <w:hyperlink w:anchor="_Toc241779257" w:history="1">
         <w:r>
           <w:rPr>
             <w:rStyle w:val="Hyperlink"/>
@@ -3135,7 +3165,7 @@
             <w:noProof/>
             <w:webHidden/>
           </w:rPr>
-          <w:instrText xml:space="preserve"> PAGEREF _Toc241165355 \h </w:instrText>
+          <w:instrText xml:space="preserve"> PAGEREF _Toc241779257 \h </w:instrText>
         </w:r>
         <w:r>
           <w:rPr>
@@ -3155,7 +3185,7 @@
             <w:noProof/>
             <w:webHidden/>
           </w:rPr>
-          <w:t>23</w:t>
+          <w:t>24</w:t>
         </w:r>
         <w:r>
           <w:rPr>
@@ -3180,7 +3210,7 @@
           <w14:ligatures w14:val="standardContextual"/>
         </w:rPr>
       </w:pPr>
-      <w:hyperlink w:anchor="_Toc241165356" w:history="1">
+      <w:hyperlink w:anchor="_Toc241779258" w:history="1">
         <w:r>
           <w:rPr>
             <w:rStyle w:val="Hyperlink"/>
@@ -3207,7 +3237,7 @@
             <w:noProof/>
             <w:webHidden/>
           </w:rPr>
-          <w:instrText xml:space="preserve"> PAGEREF _Toc241165356 \h </w:instrText>
+          <w:instrText xml:space="preserve"> PAGEREF _Toc241779258 \h </w:instrText>
         </w:r>
         <w:r>
           <w:rPr>
@@ -3227,7 +3257,7 @@
             <w:noProof/>
             <w:webHidden/>
           </w:rPr>
-          <w:t>23</w:t>
+          <w:t>24</w:t>
         </w:r>
         <w:r>
           <w:rPr>
@@ -3252,13 +3282,28 @@
           <w14:ligatures w14:val="standardContextual"/>
         </w:rPr>
       </w:pPr>
-      <w:hyperlink w:anchor="_Toc241165357" w:history="1">
+      <w:hyperlink w:anchor="_Toc241779259" w:history="1">
         <w:r>
           <w:rPr>
             <w:rStyle w:val="Hyperlink"/>
             <w:noProof/>
           </w:rPr>
-          <w:t>7.3 Backlog — Login and Accounts</w:t>
+          <w:t xml:space="preserve">7.3 Backlog </w:t>
+        </w:r>
+        <w:r>
+          <w:rPr>
+            <w:rStyle w:val="Hyperlink"/>
+            <w:rFonts w:hint="eastAsia"/>
+            <w:noProof/>
+          </w:rPr>
+          <w:t>—</w:t>
+        </w:r>
+        <w:r>
+          <w:rPr>
+            <w:rStyle w:val="Hyperlink"/>
+            <w:noProof/>
+          </w:rPr>
+          <w:t xml:space="preserve"> Login and Accounts</w:t>
         </w:r>
         <w:r>
           <w:rPr>
@@ -3279,7 +3324,7 @@
             <w:noProof/>
             <w:webHidden/>
           </w:rPr>
-          <w:instrText xml:space="preserve"> PAGEREF _Toc241165357 \h </w:instrText>
+          <w:instrText xml:space="preserve"> PAGEREF _Toc241779259 \h </w:instrText>
         </w:r>
         <w:r>
           <w:rPr>
@@ -3299,7 +3344,7 @@
             <w:noProof/>
             <w:webHidden/>
           </w:rPr>
-          <w:t>23</w:t>
+          <w:t>24</w:t>
         </w:r>
         <w:r>
           <w:rPr>
@@ -3324,13 +3369,28 @@
           <w14:ligatures w14:val="standardContextual"/>
         </w:rPr>
       </w:pPr>
-      <w:hyperlink w:anchor="_Toc241165358" w:history="1">
+      <w:hyperlink w:anchor="_Toc241779260" w:history="1">
         <w:r>
           <w:rPr>
             <w:rStyle w:val="Hyperlink"/>
             <w:noProof/>
           </w:rPr>
-          <w:t>7.4 Backlog — User Interface</w:t>
+          <w:t xml:space="preserve">7.4 Backlog </w:t>
+        </w:r>
+        <w:r>
+          <w:rPr>
+            <w:rStyle w:val="Hyperlink"/>
+            <w:rFonts w:hint="eastAsia"/>
+            <w:noProof/>
+          </w:rPr>
+          <w:t>—</w:t>
+        </w:r>
+        <w:r>
+          <w:rPr>
+            <w:rStyle w:val="Hyperlink"/>
+            <w:noProof/>
+          </w:rPr>
+          <w:t xml:space="preserve"> User Interface</w:t>
         </w:r>
         <w:r>
           <w:rPr>
@@ -3351,7 +3411,7 @@
             <w:noProof/>
             <w:webHidden/>
           </w:rPr>
-          <w:instrText xml:space="preserve"> PAGEREF _Toc241165358 \h </w:instrText>
+          <w:instrText xml:space="preserve"> PAGEREF _Toc241779260 \h </w:instrText>
         </w:r>
         <w:r>
           <w:rPr>
@@ -3371,7 +3431,7 @@
             <w:noProof/>
             <w:webHidden/>
           </w:rPr>
-          <w:t>24</w:t>
+          <w:t>25</w:t>
         </w:r>
         <w:r>
           <w:rPr>
@@ -3396,13 +3456,28 @@
           <w14:ligatures w14:val="standardContextual"/>
         </w:rPr>
       </w:pPr>
-      <w:hyperlink w:anchor="_Toc241165359" w:history="1">
+      <w:hyperlink w:anchor="_Toc241779261" w:history="1">
         <w:r>
           <w:rPr>
             <w:rStyle w:val="Hyperlink"/>
             <w:noProof/>
           </w:rPr>
-          <w:t>7.5 Backlog — Backend Processes</w:t>
+          <w:t xml:space="preserve">7.5 Backlog </w:t>
+        </w:r>
+        <w:r>
+          <w:rPr>
+            <w:rStyle w:val="Hyperlink"/>
+            <w:rFonts w:hint="eastAsia"/>
+            <w:noProof/>
+          </w:rPr>
+          <w:t>—</w:t>
+        </w:r>
+        <w:r>
+          <w:rPr>
+            <w:rStyle w:val="Hyperlink"/>
+            <w:noProof/>
+          </w:rPr>
+          <w:t xml:space="preserve"> Backend Processes</w:t>
         </w:r>
         <w:r>
           <w:rPr>
@@ -3423,7 +3498,7 @@
             <w:noProof/>
             <w:webHidden/>
           </w:rPr>
-          <w:instrText xml:space="preserve"> PAGEREF _Toc241165359 \h </w:instrText>
+          <w:instrText xml:space="preserve"> PAGEREF _Toc241779261 \h </w:instrText>
         </w:r>
         <w:r>
           <w:rPr>
@@ -3443,7 +3518,7 @@
             <w:noProof/>
             <w:webHidden/>
           </w:rPr>
-          <w:t>25</w:t>
+          <w:t>26</w:t>
         </w:r>
         <w:r>
           <w:rPr>
@@ -3468,13 +3543,28 @@
           <w14:ligatures w14:val="standardContextual"/>
         </w:rPr>
       </w:pPr>
-      <w:hyperlink w:anchor="_Toc241165360" w:history="1">
+      <w:hyperlink w:anchor="_Toc241779262" w:history="1">
         <w:r>
           <w:rPr>
             <w:rStyle w:val="Hyperlink"/>
             <w:noProof/>
           </w:rPr>
-          <w:t>7.6 Backlog — Reporting and Analytics</w:t>
+          <w:t xml:space="preserve">7.6 Backlog </w:t>
+        </w:r>
+        <w:r>
+          <w:rPr>
+            <w:rStyle w:val="Hyperlink"/>
+            <w:rFonts w:hint="eastAsia"/>
+            <w:noProof/>
+          </w:rPr>
+          <w:t>—</w:t>
+        </w:r>
+        <w:r>
+          <w:rPr>
+            <w:rStyle w:val="Hyperlink"/>
+            <w:noProof/>
+          </w:rPr>
+          <w:t xml:space="preserve"> Reporting and Analytics</w:t>
         </w:r>
         <w:r>
           <w:rPr>
@@ -3495,7 +3585,7 @@
             <w:noProof/>
             <w:webHidden/>
           </w:rPr>
-          <w:instrText xml:space="preserve"> PAGEREF _Toc241165360 \h </w:instrText>
+          <w:instrText xml:space="preserve"> PAGEREF _Toc241779262 \h </w:instrText>
         </w:r>
         <w:r>
           <w:rPr>
@@ -3515,7 +3605,7 @@
             <w:noProof/>
             <w:webHidden/>
           </w:rPr>
-          <w:t>26</w:t>
+          <w:t>27</w:t>
         </w:r>
         <w:r>
           <w:rPr>
@@ -3540,7 +3630,7 @@
           <w14:ligatures w14:val="standardContextual"/>
         </w:rPr>
       </w:pPr>
-      <w:hyperlink w:anchor="_Toc241165361" w:history="1">
+      <w:hyperlink w:anchor="_Toc241779263" w:history="1">
         <w:r>
           <w:rPr>
             <w:rStyle w:val="Hyperlink"/>
@@ -3567,7 +3657,7 @@
             <w:noProof/>
             <w:webHidden/>
           </w:rPr>
-          <w:instrText xml:space="preserve"> PAGEREF _Toc241165361 \h </w:instrText>
+          <w:instrText xml:space="preserve"> PAGEREF _Toc241779263 \h </w:instrText>
         </w:r>
         <w:r>
           <w:rPr>
@@ -3587,7 +3677,7 @@
             <w:noProof/>
             <w:webHidden/>
           </w:rPr>
-          <w:t>27</w:t>
+          <w:t>28</w:t>
         </w:r>
         <w:r>
           <w:rPr>
@@ -3612,7 +3702,7 @@
           <w14:ligatures w14:val="standardContextual"/>
         </w:rPr>
       </w:pPr>
-      <w:hyperlink w:anchor="_Toc241165362" w:history="1">
+      <w:hyperlink w:anchor="_Toc241779264" w:history="1">
         <w:r>
           <w:rPr>
             <w:rStyle w:val="Hyperlink"/>
@@ -3639,7 +3729,7 @@
             <w:noProof/>
             <w:webHidden/>
           </w:rPr>
-          <w:instrText xml:space="preserve"> PAGEREF _Toc241165362 \h </w:instrText>
+          <w:instrText xml:space="preserve"> PAGEREF _Toc241779264 \h </w:instrText>
         </w:r>
         <w:r>
           <w:rPr>
@@ -3659,7 +3749,7 @@
             <w:noProof/>
             <w:webHidden/>
           </w:rPr>
-          <w:t>28</w:t>
+          <w:t>29</w:t>
         </w:r>
         <w:r>
           <w:rPr>
@@ -3684,7 +3774,7 @@
           <w14:ligatures w14:val="standardContextual"/>
         </w:rPr>
       </w:pPr>
-      <w:hyperlink w:anchor="_Toc241165363" w:history="1">
+      <w:hyperlink w:anchor="_Toc241779265" w:history="1">
         <w:r>
           <w:rPr>
             <w:rStyle w:val="Hyperlink"/>
@@ -3711,7 +3801,7 @@
             <w:noProof/>
             <w:webHidden/>
           </w:rPr>
-          <w:instrText xml:space="preserve"> PAGEREF _Toc241165363 \h </w:instrText>
+          <w:instrText xml:space="preserve"> PAGEREF _Toc241779265 \h </w:instrText>
         </w:r>
         <w:r>
           <w:rPr>
@@ -3731,7 +3821,7 @@
             <w:noProof/>
             <w:webHidden/>
           </w:rPr>
-          <w:t>29</w:t>
+          <w:t>30</w:t>
         </w:r>
         <w:r>
           <w:rPr>
@@ -3756,13 +3846,13 @@
           <w14:ligatures w14:val="standardContextual"/>
         </w:rPr>
       </w:pPr>
-      <w:hyperlink w:anchor="_Toc241165364" w:history="1">
+      <w:hyperlink w:anchor="_Toc241779266" w:history="1">
         <w:r>
           <w:rPr>
             <w:rStyle w:val="Hyperlink"/>
             <w:noProof/>
           </w:rPr>
-          <w:t>8. Next Steps</w:t>
+          <w:t>8. Risk Management and Communication Plan</w:t>
         </w:r>
         <w:r>
           <w:rPr>
@@ -3783,7 +3873,7 @@
             <w:noProof/>
             <w:webHidden/>
           </w:rPr>
-          <w:instrText xml:space="preserve"> PAGEREF _Toc241165364 \h </w:instrText>
+          <w:instrText xml:space="preserve"> PAGEREF _Toc241779266 \h </w:instrText>
         </w:r>
         <w:r>
           <w:rPr>
@@ -3803,7 +3893,7 @@
             <w:noProof/>
             <w:webHidden/>
           </w:rPr>
-          <w:t>29</w:t>
+          <w:t>30</w:t>
         </w:r>
         <w:r>
           <w:rPr>
@@ -3816,7 +3906,7 @@
     </w:p>
     <w:p>
       <w:pPr>
-        <w:pStyle w:val="TOC2"/>
+        <w:pStyle w:val="TOC3"/>
         <w:tabs>
           <w:tab w:val="right" w:leader="dot" w:pos="9350"/>
         </w:tabs>
@@ -3828,13 +3918,13 @@
           <w14:ligatures w14:val="standardContextual"/>
         </w:rPr>
       </w:pPr>
-      <w:hyperlink w:anchor="_Toc241165365" w:history="1">
+      <w:hyperlink w:anchor="_Toc241779267" w:history="1">
         <w:r>
           <w:rPr>
             <w:rStyle w:val="Hyperlink"/>
             <w:noProof/>
           </w:rPr>
-          <w:t>9. References</w:t>
+          <w:t>8.1 Risk Management Approach</w:t>
         </w:r>
         <w:r>
           <w:rPr>
@@ -3855,7 +3945,7 @@
             <w:noProof/>
             <w:webHidden/>
           </w:rPr>
-          <w:instrText xml:space="preserve"> PAGEREF _Toc241165365 \h </w:instrText>
+          <w:instrText xml:space="preserve"> PAGEREF _Toc241779267 \h </w:instrText>
         </w:r>
         <w:r>
           <w:rPr>
@@ -3888,6 +3978,510 @@
     </w:p>
     <w:p>
       <w:pPr>
+        <w:pStyle w:val="TOC3"/>
+        <w:tabs>
+          <w:tab w:val="right" w:leader="dot" w:pos="9350"/>
+        </w:tabs>
+        <w:rPr>
+          <w:rFonts w:eastAsiaTheme="minorEastAsia"/>
+          <w:noProof/>
+          <w:kern w:val="2"/>
+          <w:lang w:val="en-AS" w:eastAsia="en-AS"/>
+          <w14:ligatures w14:val="standardContextual"/>
+        </w:rPr>
+      </w:pPr>
+      <w:hyperlink w:anchor="_Toc241779268" w:history="1">
+        <w:r>
+          <w:rPr>
+            <w:rStyle w:val="Hyperlink"/>
+            <w:noProof/>
+          </w:rPr>
+          <w:t>8.2 Risk Identification by Category</w:t>
+        </w:r>
+        <w:r>
+          <w:rPr>
+            <w:noProof/>
+            <w:webHidden/>
+          </w:rPr>
+          <w:tab/>
+        </w:r>
+        <w:r>
+          <w:rPr>
+            <w:noProof/>
+            <w:webHidden/>
+          </w:rPr>
+          <w:fldChar w:fldCharType="begin"/>
+        </w:r>
+        <w:r>
+          <w:rPr>
+            <w:noProof/>
+            <w:webHidden/>
+          </w:rPr>
+          <w:instrText xml:space="preserve"> PAGEREF _Toc241779268 \h </w:instrText>
+        </w:r>
+        <w:r>
+          <w:rPr>
+            <w:noProof/>
+            <w:webHidden/>
+          </w:rPr>
+        </w:r>
+        <w:r>
+          <w:rPr>
+            <w:noProof/>
+            <w:webHidden/>
+          </w:rPr>
+          <w:fldChar w:fldCharType="separate"/>
+        </w:r>
+        <w:r>
+          <w:rPr>
+            <w:noProof/>
+            <w:webHidden/>
+          </w:rPr>
+          <w:t>31</w:t>
+        </w:r>
+        <w:r>
+          <w:rPr>
+            <w:noProof/>
+            <w:webHidden/>
+          </w:rPr>
+          <w:fldChar w:fldCharType="end"/>
+        </w:r>
+      </w:hyperlink>
+    </w:p>
+    <w:p>
+      <w:pPr>
+        <w:pStyle w:val="TOC3"/>
+        <w:tabs>
+          <w:tab w:val="right" w:leader="dot" w:pos="9350"/>
+        </w:tabs>
+        <w:rPr>
+          <w:rFonts w:eastAsiaTheme="minorEastAsia"/>
+          <w:noProof/>
+          <w:kern w:val="2"/>
+          <w:lang w:val="en-AS" w:eastAsia="en-AS"/>
+          <w14:ligatures w14:val="standardContextual"/>
+        </w:rPr>
+      </w:pPr>
+      <w:hyperlink w:anchor="_Toc241779269" w:history="1">
+        <w:r>
+          <w:rPr>
+            <w:rStyle w:val="Hyperlink"/>
+            <w:noProof/>
+          </w:rPr>
+          <w:t>8.3 Risk Register</w:t>
+        </w:r>
+        <w:r>
+          <w:rPr>
+            <w:noProof/>
+            <w:webHidden/>
+          </w:rPr>
+          <w:tab/>
+        </w:r>
+        <w:r>
+          <w:rPr>
+            <w:noProof/>
+            <w:webHidden/>
+          </w:rPr>
+          <w:fldChar w:fldCharType="begin"/>
+        </w:r>
+        <w:r>
+          <w:rPr>
+            <w:noProof/>
+            <w:webHidden/>
+          </w:rPr>
+          <w:instrText xml:space="preserve"> PAGEREF _Toc241779269 \h </w:instrText>
+        </w:r>
+        <w:r>
+          <w:rPr>
+            <w:noProof/>
+            <w:webHidden/>
+          </w:rPr>
+        </w:r>
+        <w:r>
+          <w:rPr>
+            <w:noProof/>
+            <w:webHidden/>
+          </w:rPr>
+          <w:fldChar w:fldCharType="separate"/>
+        </w:r>
+        <w:r>
+          <w:rPr>
+            <w:noProof/>
+            <w:webHidden/>
+          </w:rPr>
+          <w:t>33</w:t>
+        </w:r>
+        <w:r>
+          <w:rPr>
+            <w:noProof/>
+            <w:webHidden/>
+          </w:rPr>
+          <w:fldChar w:fldCharType="end"/>
+        </w:r>
+      </w:hyperlink>
+    </w:p>
+    <w:p>
+      <w:pPr>
+        <w:pStyle w:val="TOC3"/>
+        <w:tabs>
+          <w:tab w:val="right" w:leader="dot" w:pos="9350"/>
+        </w:tabs>
+        <w:rPr>
+          <w:rFonts w:eastAsiaTheme="minorEastAsia"/>
+          <w:noProof/>
+          <w:kern w:val="2"/>
+          <w:lang w:val="en-AS" w:eastAsia="en-AS"/>
+          <w14:ligatures w14:val="standardContextual"/>
+        </w:rPr>
+      </w:pPr>
+      <w:hyperlink w:anchor="_Toc241779270" w:history="1">
+        <w:r>
+          <w:rPr>
+            <w:rStyle w:val="Hyperlink"/>
+            <w:noProof/>
+          </w:rPr>
+          <w:t>8.4 Probability and Impact Matrix</w:t>
+        </w:r>
+        <w:r>
+          <w:rPr>
+            <w:noProof/>
+            <w:webHidden/>
+          </w:rPr>
+          <w:tab/>
+        </w:r>
+        <w:r>
+          <w:rPr>
+            <w:noProof/>
+            <w:webHidden/>
+          </w:rPr>
+          <w:fldChar w:fldCharType="begin"/>
+        </w:r>
+        <w:r>
+          <w:rPr>
+            <w:noProof/>
+            <w:webHidden/>
+          </w:rPr>
+          <w:instrText xml:space="preserve"> PAGEREF _Toc241779270 \h </w:instrText>
+        </w:r>
+        <w:r>
+          <w:rPr>
+            <w:noProof/>
+            <w:webHidden/>
+          </w:rPr>
+        </w:r>
+        <w:r>
+          <w:rPr>
+            <w:noProof/>
+            <w:webHidden/>
+          </w:rPr>
+          <w:fldChar w:fldCharType="separate"/>
+        </w:r>
+        <w:r>
+          <w:rPr>
+            <w:noProof/>
+            <w:webHidden/>
+          </w:rPr>
+          <w:t>35</w:t>
+        </w:r>
+        <w:r>
+          <w:rPr>
+            <w:noProof/>
+            <w:webHidden/>
+          </w:rPr>
+          <w:fldChar w:fldCharType="end"/>
+        </w:r>
+      </w:hyperlink>
+    </w:p>
+    <w:p>
+      <w:pPr>
+        <w:pStyle w:val="TOC3"/>
+        <w:tabs>
+          <w:tab w:val="right" w:leader="dot" w:pos="9350"/>
+        </w:tabs>
+        <w:rPr>
+          <w:rFonts w:eastAsiaTheme="minorEastAsia"/>
+          <w:noProof/>
+          <w:kern w:val="2"/>
+          <w:lang w:val="en-AS" w:eastAsia="en-AS"/>
+          <w14:ligatures w14:val="standardContextual"/>
+        </w:rPr>
+      </w:pPr>
+      <w:hyperlink w:anchor="_Toc241779271" w:history="1">
+        <w:r>
+          <w:rPr>
+            <w:rStyle w:val="Hyperlink"/>
+            <w:noProof/>
+          </w:rPr>
+          <w:t>8.5 Communication Plan</w:t>
+        </w:r>
+        <w:r>
+          <w:rPr>
+            <w:noProof/>
+            <w:webHidden/>
+          </w:rPr>
+          <w:tab/>
+        </w:r>
+        <w:r>
+          <w:rPr>
+            <w:noProof/>
+            <w:webHidden/>
+          </w:rPr>
+          <w:fldChar w:fldCharType="begin"/>
+        </w:r>
+        <w:r>
+          <w:rPr>
+            <w:noProof/>
+            <w:webHidden/>
+          </w:rPr>
+          <w:instrText xml:space="preserve"> PAGEREF _Toc241779271 \h </w:instrText>
+        </w:r>
+        <w:r>
+          <w:rPr>
+            <w:noProof/>
+            <w:webHidden/>
+          </w:rPr>
+        </w:r>
+        <w:r>
+          <w:rPr>
+            <w:noProof/>
+            <w:webHidden/>
+          </w:rPr>
+          <w:fldChar w:fldCharType="separate"/>
+        </w:r>
+        <w:r>
+          <w:rPr>
+            <w:noProof/>
+            <w:webHidden/>
+          </w:rPr>
+          <w:t>35</w:t>
+        </w:r>
+        <w:r>
+          <w:rPr>
+            <w:noProof/>
+            <w:webHidden/>
+          </w:rPr>
+          <w:fldChar w:fldCharType="end"/>
+        </w:r>
+      </w:hyperlink>
+    </w:p>
+    <w:p>
+      <w:pPr>
+        <w:pStyle w:val="TOC3"/>
+        <w:tabs>
+          <w:tab w:val="right" w:leader="dot" w:pos="9350"/>
+        </w:tabs>
+        <w:rPr>
+          <w:rFonts w:eastAsiaTheme="minorEastAsia"/>
+          <w:noProof/>
+          <w:kern w:val="2"/>
+          <w:lang w:val="en-AS" w:eastAsia="en-AS"/>
+          <w14:ligatures w14:val="standardContextual"/>
+        </w:rPr>
+      </w:pPr>
+      <w:hyperlink w:anchor="_Toc241779272" w:history="1">
+        <w:r>
+          <w:rPr>
+            <w:rStyle w:val="Hyperlink"/>
+            <w:noProof/>
+          </w:rPr>
+          <w:t>8.6 Open Risk Management Items</w:t>
+        </w:r>
+        <w:r>
+          <w:rPr>
+            <w:noProof/>
+            <w:webHidden/>
+          </w:rPr>
+          <w:tab/>
+        </w:r>
+        <w:r>
+          <w:rPr>
+            <w:noProof/>
+            <w:webHidden/>
+          </w:rPr>
+          <w:fldChar w:fldCharType="begin"/>
+        </w:r>
+        <w:r>
+          <w:rPr>
+            <w:noProof/>
+            <w:webHidden/>
+          </w:rPr>
+          <w:instrText xml:space="preserve"> PAGEREF _Toc241779272 \h </w:instrText>
+        </w:r>
+        <w:r>
+          <w:rPr>
+            <w:noProof/>
+            <w:webHidden/>
+          </w:rPr>
+        </w:r>
+        <w:r>
+          <w:rPr>
+            <w:noProof/>
+            <w:webHidden/>
+          </w:rPr>
+          <w:fldChar w:fldCharType="separate"/>
+        </w:r>
+        <w:r>
+          <w:rPr>
+            <w:noProof/>
+            <w:webHidden/>
+          </w:rPr>
+          <w:t>37</w:t>
+        </w:r>
+        <w:r>
+          <w:rPr>
+            <w:noProof/>
+            <w:webHidden/>
+          </w:rPr>
+          <w:fldChar w:fldCharType="end"/>
+        </w:r>
+      </w:hyperlink>
+    </w:p>
+    <w:p>
+      <w:pPr>
+        <w:pStyle w:val="TOC2"/>
+        <w:tabs>
+          <w:tab w:val="right" w:leader="dot" w:pos="9350"/>
+        </w:tabs>
+        <w:rPr>
+          <w:rFonts w:eastAsiaTheme="minorEastAsia"/>
+          <w:noProof/>
+          <w:kern w:val="2"/>
+          <w:lang w:val="en-AS" w:eastAsia="en-AS"/>
+          <w14:ligatures w14:val="standardContextual"/>
+        </w:rPr>
+      </w:pPr>
+      <w:hyperlink w:anchor="_Toc241779273" w:history="1">
+        <w:r>
+          <w:rPr>
+            <w:rStyle w:val="Hyperlink"/>
+            <w:noProof/>
+          </w:rPr>
+          <w:t>9. Next Steps</w:t>
+        </w:r>
+        <w:r>
+          <w:rPr>
+            <w:noProof/>
+            <w:webHidden/>
+          </w:rPr>
+          <w:tab/>
+        </w:r>
+        <w:r>
+          <w:rPr>
+            <w:noProof/>
+            <w:webHidden/>
+          </w:rPr>
+          <w:fldChar w:fldCharType="begin"/>
+        </w:r>
+        <w:r>
+          <w:rPr>
+            <w:noProof/>
+            <w:webHidden/>
+          </w:rPr>
+          <w:instrText xml:space="preserve"> PAGEREF _Toc241779273 \h </w:instrText>
+        </w:r>
+        <w:r>
+          <w:rPr>
+            <w:noProof/>
+            <w:webHidden/>
+          </w:rPr>
+        </w:r>
+        <w:r>
+          <w:rPr>
+            <w:noProof/>
+            <w:webHidden/>
+          </w:rPr>
+          <w:fldChar w:fldCharType="separate"/>
+        </w:r>
+        <w:r>
+          <w:rPr>
+            <w:noProof/>
+            <w:webHidden/>
+          </w:rPr>
+          <w:t>37</w:t>
+        </w:r>
+        <w:r>
+          <w:rPr>
+            <w:noProof/>
+            <w:webHidden/>
+          </w:rPr>
+          <w:fldChar w:fldCharType="end"/>
+        </w:r>
+      </w:hyperlink>
+    </w:p>
+    <w:p>
+      <w:pPr>
+        <w:pStyle w:val="TOC2"/>
+        <w:tabs>
+          <w:tab w:val="right" w:leader="dot" w:pos="9350"/>
+        </w:tabs>
+        <w:rPr>
+          <w:rFonts w:eastAsiaTheme="minorEastAsia"/>
+          <w:noProof/>
+          <w:kern w:val="2"/>
+          <w:lang w:val="en-AS" w:eastAsia="en-AS"/>
+          <w14:ligatures w14:val="standardContextual"/>
+        </w:rPr>
+      </w:pPr>
+      <w:hyperlink w:anchor="_Toc241779274" w:history="1">
+        <w:r>
+          <w:rPr>
+            <w:rStyle w:val="Hyperlink"/>
+            <w:noProof/>
+          </w:rPr>
+          <w:t>10. References</w:t>
+        </w:r>
+        <w:r>
+          <w:rPr>
+            <w:noProof/>
+            <w:webHidden/>
+          </w:rPr>
+          <w:tab/>
+        </w:r>
+        <w:r>
+          <w:rPr>
+            <w:noProof/>
+            <w:webHidden/>
+          </w:rPr>
+          <w:fldChar w:fldCharType="begin"/>
+        </w:r>
+        <w:r>
+          <w:rPr>
+            <w:noProof/>
+            <w:webHidden/>
+          </w:rPr>
+          <w:instrText xml:space="preserve"> PAGEREF _Toc241779274 \h </w:instrText>
+        </w:r>
+        <w:r>
+          <w:rPr>
+            <w:noProof/>
+            <w:webHidden/>
+          </w:rPr>
+        </w:r>
+        <w:r>
+          <w:rPr>
+            <w:noProof/>
+            <w:webHidden/>
+          </w:rPr>
+          <w:fldChar w:fldCharType="separate"/>
+        </w:r>
+        <w:r>
+          <w:rPr>
+            <w:noProof/>
+            <w:webHidden/>
+          </w:rPr>
+          <w:t>37</w:t>
+        </w:r>
+        <w:r>
+          <w:rPr>
+            <w:noProof/>
+            <w:webHidden/>
+          </w:rPr>
+          <w:fldChar w:fldCharType="end"/>
+        </w:r>
+      </w:hyperlink>
+    </w:p>
+    <w:p>
+      <w:pPr>
         <w:pStyle w:val="BodyText"/>
       </w:pPr>
       <w:r>
@@ -3904,7 +4498,7 @@
         <w:pStyle w:val="Heading2"/>
       </w:pPr>
       <w:bookmarkStart w:id="3" w:name="introduction"/>
-      <w:bookmarkStart w:id="4" w:name="_Toc241165317"/>
+      <w:bookmarkStart w:id="4" w:name="_Toc241779219"/>
       <w:r>
         <w:lastRenderedPageBreak/>
         <w:t>1. Introduction</w:t>
@@ -3932,7 +4526,7 @@
         <w:pStyle w:val="Heading2"/>
       </w:pPr>
       <w:bookmarkStart w:id="5" w:name="existing-software-landscape-research"/>
-      <w:bookmarkStart w:id="6" w:name="_Toc241165318"/>
+      <w:bookmarkStart w:id="6" w:name="_Toc241779220"/>
       <w:bookmarkEnd w:id="3"/>
       <w:r>
         <w:t>2. Existing Software Landscape (Research)</w:t>
@@ -3944,7 +4538,7 @@
         <w:pStyle w:val="Heading3"/>
       </w:pPr>
       <w:bookmarkStart w:id="7" w:name="purpose-of-the-research"/>
-      <w:bookmarkStart w:id="8" w:name="_Toc241165319"/>
+      <w:bookmarkStart w:id="8" w:name="_Toc241779221"/>
       <w:r>
         <w:t>2.1 Purpose of the Research</w:t>
       </w:r>
@@ -3963,7 +4557,7 @@
         <w:pStyle w:val="Heading3"/>
       </w:pPr>
       <w:bookmarkStart w:id="9" w:name="market-overview"/>
-      <w:bookmarkStart w:id="10" w:name="_Toc241165320"/>
+      <w:bookmarkStart w:id="10" w:name="_Toc241779222"/>
       <w:bookmarkEnd w:id="7"/>
       <w:r>
         <w:t>2.2 Market Overview</w:t>
@@ -4250,7 +4844,7 @@
         <w:pStyle w:val="Heading3"/>
       </w:pPr>
       <w:bookmarkStart w:id="11" w:name="competitor-analysis"/>
-      <w:bookmarkStart w:id="12" w:name="_Toc241165321"/>
+      <w:bookmarkStart w:id="12" w:name="_Toc241779223"/>
       <w:bookmarkEnd w:id="9"/>
       <w:r>
         <w:t>2.3 Competitor Analysis</w:t>
@@ -4760,7 +5354,7 @@
         <w:pStyle w:val="Heading3"/>
       </w:pPr>
       <w:bookmarkStart w:id="13" w:name="common-weaknesses-in-current-solutions"/>
-      <w:bookmarkStart w:id="14" w:name="_Toc241165322"/>
+      <w:bookmarkStart w:id="14" w:name="_Toc241779224"/>
       <w:bookmarkEnd w:id="11"/>
       <w:r>
         <w:t>2.4 Common Weaknesses in Current Solutions</w:t>
@@ -4876,7 +5470,7 @@
         <w:pStyle w:val="Heading3"/>
       </w:pPr>
       <w:bookmarkStart w:id="15" w:name="how-our-platform-will-be-different"/>
-      <w:bookmarkStart w:id="16" w:name="_Toc241165323"/>
+      <w:bookmarkStart w:id="16" w:name="_Toc241779225"/>
       <w:bookmarkEnd w:id="13"/>
       <w:r>
         <w:t>2.5 How Our Platform Will Be Different</w:t>
@@ -4974,9 +5568,9 @@
         <w:pStyle w:val="Heading2"/>
       </w:pPr>
       <w:bookmarkStart w:id="17" w:name="vision-and-scope"/>
-      <w:bookmarkStart w:id="18" w:name="_Toc241165324"/>
+      <w:bookmarkStart w:id="18" w:name="_Toc241779226"/>
+      <w:bookmarkEnd w:id="15"/>
       <w:bookmarkEnd w:id="5"/>
-      <w:bookmarkEnd w:id="15"/>
       <w:r>
         <w:t>3. Vision and Scope</w:t>
       </w:r>
@@ -4987,7 +5581,7 @@
         <w:pStyle w:val="Heading3"/>
       </w:pPr>
       <w:bookmarkStart w:id="19" w:name="about-oftware-orp."/>
-      <w:bookmarkStart w:id="20" w:name="_Toc241165325"/>
+      <w:bookmarkStart w:id="20" w:name="_Toc241779227"/>
       <w:r>
         <w:t>3.1 About $oftware ¢orp.</w:t>
       </w:r>
@@ -5024,7 +5618,7 @@
         <w:pStyle w:val="Heading3"/>
       </w:pPr>
       <w:bookmarkStart w:id="21" w:name="how-this-project-was-acquired"/>
-      <w:bookmarkStart w:id="22" w:name="_Toc241165326"/>
+      <w:bookmarkStart w:id="22" w:name="_Toc241779228"/>
       <w:bookmarkEnd w:id="19"/>
       <w:r>
         <w:lastRenderedPageBreak/>
@@ -5061,7 +5655,7 @@
         <w:pStyle w:val="Heading3"/>
       </w:pPr>
       <w:bookmarkStart w:id="23" w:name="business-need"/>
-      <w:bookmarkStart w:id="24" w:name="_Toc241165327"/>
+      <w:bookmarkStart w:id="24" w:name="_Toc241779229"/>
       <w:bookmarkEnd w:id="21"/>
       <w:r>
         <w:t>3.3 Business Need</w:t>
@@ -5089,7 +5683,7 @@
         <w:pStyle w:val="Heading3"/>
       </w:pPr>
       <w:bookmarkStart w:id="25" w:name="vision-statement"/>
-      <w:bookmarkStart w:id="26" w:name="_Toc241165328"/>
+      <w:bookmarkStart w:id="26" w:name="_Toc241779230"/>
       <w:bookmarkEnd w:id="23"/>
       <w:r>
         <w:t>3.4 Vision Statement</w:t>
@@ -5179,7 +5773,7 @@
         <w:pStyle w:val="Heading3"/>
       </w:pPr>
       <w:bookmarkStart w:id="27" w:name="business-objectives-and-success-metrics"/>
-      <w:bookmarkStart w:id="28" w:name="_Toc241165329"/>
+      <w:bookmarkStart w:id="28" w:name="_Toc241779231"/>
       <w:bookmarkEnd w:id="25"/>
       <w:r>
         <w:t>3.5 Business Objectives and Success Metrics</w:t>
@@ -5454,7 +6048,7 @@
         <w:pStyle w:val="Heading3"/>
       </w:pPr>
       <w:bookmarkStart w:id="29" w:name="project-overview"/>
-      <w:bookmarkStart w:id="30" w:name="_Toc241165330"/>
+      <w:bookmarkStart w:id="30" w:name="_Toc241779232"/>
       <w:bookmarkEnd w:id="27"/>
       <w:r>
         <w:t>3.6 Project Overview</w:t>
@@ -5550,7 +6144,7 @@
         <w:pStyle w:val="Heading3"/>
       </w:pPr>
       <w:bookmarkStart w:id="31" w:name="scope-in-and-out"/>
-      <w:bookmarkStart w:id="32" w:name="_Toc241165331"/>
+      <w:bookmarkStart w:id="32" w:name="_Toc241779233"/>
       <w:bookmarkEnd w:id="29"/>
       <w:r>
         <w:t>3.7 Scope — In and Out</w:t>
@@ -5826,7 +6420,7 @@
         <w:pStyle w:val="Heading3"/>
       </w:pPr>
       <w:bookmarkStart w:id="33" w:name="stakeholders"/>
-      <w:bookmarkStart w:id="34" w:name="_Toc241165332"/>
+      <w:bookmarkStart w:id="34" w:name="_Toc241779234"/>
       <w:bookmarkEnd w:id="31"/>
       <w:r>
         <w:t>3.8 Stakeholders</w:t>
@@ -6223,7 +6817,7 @@
         <w:pStyle w:val="Heading3"/>
       </w:pPr>
       <w:bookmarkStart w:id="35" w:name="constraints-and-assumptions"/>
-      <w:bookmarkStart w:id="36" w:name="_Toc241165333"/>
+      <w:bookmarkStart w:id="36" w:name="_Toc241779235"/>
       <w:bookmarkEnd w:id="33"/>
       <w:r>
         <w:t>3.9 Constraints and Assumptions</w:t>
@@ -6355,9 +6949,9 @@
         <w:pStyle w:val="Heading2"/>
       </w:pPr>
       <w:bookmarkStart w:id="37" w:name="X671c9c4d490f0732ba072bcdca550b075eb5f82"/>
-      <w:bookmarkStart w:id="38" w:name="_Toc241165334"/>
+      <w:bookmarkStart w:id="38" w:name="_Toc241779236"/>
+      <w:bookmarkEnd w:id="35"/>
       <w:bookmarkEnd w:id="17"/>
-      <w:bookmarkEnd w:id="35"/>
       <w:r>
         <w:lastRenderedPageBreak/>
         <w:t>4. Software Requirements Specification (Draft)</w:t>
@@ -6384,7 +6978,7 @@
         <w:pStyle w:val="Heading3"/>
       </w:pPr>
       <w:bookmarkStart w:id="39" w:name="purpose-and-scope-of-the-srs"/>
-      <w:bookmarkStart w:id="40" w:name="_Toc241165335"/>
+      <w:bookmarkStart w:id="40" w:name="_Toc241779237"/>
       <w:r>
         <w:t>4.1 Purpose and Scope of the SRS</w:t>
       </w:r>
@@ -6403,7 +6997,7 @@
         <w:pStyle w:val="Heading3"/>
       </w:pPr>
       <w:bookmarkStart w:id="41" w:name="definitions-and-acronyms"/>
-      <w:bookmarkStart w:id="42" w:name="_Toc241165336"/>
+      <w:bookmarkStart w:id="42" w:name="_Toc241779238"/>
       <w:bookmarkEnd w:id="39"/>
       <w:r>
         <w:t>4.2 Definitions and Acronyms</w:t>
@@ -6682,7 +7276,7 @@
         <w:pStyle w:val="Heading3"/>
       </w:pPr>
       <w:bookmarkStart w:id="43" w:name="actors"/>
-      <w:bookmarkStart w:id="44" w:name="_Toc241165337"/>
+      <w:bookmarkStart w:id="44" w:name="_Toc241779239"/>
       <w:bookmarkEnd w:id="41"/>
       <w:r>
         <w:t>4.3 Actors</w:t>
@@ -6961,7 +7555,7 @@
         <w:pStyle w:val="Heading3"/>
       </w:pPr>
       <w:bookmarkStart w:id="45" w:name="use-cases"/>
-      <w:bookmarkStart w:id="46" w:name="_Toc241165338"/>
+      <w:bookmarkStart w:id="46" w:name="_Toc241779240"/>
       <w:bookmarkEnd w:id="43"/>
       <w:r>
         <w:t>4.4 Use Cases</w:t>
@@ -8649,9 +9243,9 @@
         <w:pStyle w:val="Heading3"/>
       </w:pPr>
       <w:bookmarkStart w:id="69" w:name="non-functional-requirements"/>
-      <w:bookmarkStart w:id="70" w:name="_Toc241165339"/>
+      <w:bookmarkStart w:id="70" w:name="_Toc241779241"/>
+      <w:bookmarkEnd w:id="68"/>
       <w:bookmarkEnd w:id="45"/>
-      <w:bookmarkEnd w:id="68"/>
       <w:r>
         <w:t>4.5 Non-Functional Requirements</w:t>
       </w:r>
@@ -9212,7 +9806,7 @@
         <w:pStyle w:val="Heading3"/>
       </w:pPr>
       <w:bookmarkStart w:id="71" w:name="external-interfaces"/>
-      <w:bookmarkStart w:id="72" w:name="_Toc241165340"/>
+      <w:bookmarkStart w:id="72" w:name="_Toc241779242"/>
       <w:bookmarkEnd w:id="69"/>
       <w:r>
         <w:t>4.6 External Interfaces</w:t>
@@ -9486,7 +10080,7 @@
         <w:pStyle w:val="Heading3"/>
       </w:pPr>
       <w:bookmarkStart w:id="73" w:name="open-items-for-future-versions"/>
-      <w:bookmarkStart w:id="74" w:name="_Toc241165341"/>
+      <w:bookmarkStart w:id="74" w:name="_Toc241779243"/>
       <w:bookmarkEnd w:id="71"/>
       <w:r>
         <w:t>4.7 Open Items for Future Versions</w:t>
@@ -9591,9 +10185,9 @@
         <w:pStyle w:val="Heading2"/>
       </w:pPr>
       <w:bookmarkStart w:id="75" w:name="work-breakdown-structure"/>
-      <w:bookmarkStart w:id="76" w:name="_Toc241165342"/>
+      <w:bookmarkStart w:id="76" w:name="_Toc241779244"/>
+      <w:bookmarkEnd w:id="73"/>
       <w:bookmarkEnd w:id="37"/>
-      <w:bookmarkEnd w:id="73"/>
       <w:r>
         <w:t>5. Work Breakdown Structure</w:t>
       </w:r>
@@ -9604,7 +10198,7 @@
         <w:pStyle w:val="Heading3"/>
       </w:pPr>
       <w:bookmarkStart w:id="77" w:name="purpose-and-approach"/>
-      <w:bookmarkStart w:id="78" w:name="_Toc241165343"/>
+      <w:bookmarkStart w:id="78" w:name="_Toc241779245"/>
       <w:r>
         <w:t>5.1 Purpose and Approach</w:t>
       </w:r>
@@ -9639,7 +10233,7 @@
         <w:pStyle w:val="Heading3"/>
       </w:pPr>
       <w:bookmarkStart w:id="79" w:name="wbs-structure"/>
-      <w:bookmarkStart w:id="80" w:name="_Toc241165344"/>
+      <w:bookmarkStart w:id="80" w:name="_Toc241779246"/>
       <w:bookmarkEnd w:id="77"/>
       <w:r>
         <w:t>5.2 WBS Structure</w:t>
@@ -10866,7 +11460,7 @@
         <w:pStyle w:val="Heading3"/>
       </w:pPr>
       <w:bookmarkStart w:id="81" w:name="wbs-dictionary-level-2"/>
-      <w:bookmarkStart w:id="82" w:name="_Toc241165345"/>
+      <w:bookmarkStart w:id="82" w:name="_Toc241779247"/>
       <w:bookmarkEnd w:id="79"/>
       <w:r>
         <w:t>5.3 WBS Dictionary (Level 2)</w:t>
@@ -11543,7 +12137,7 @@
         <w:pStyle w:val="Heading3"/>
       </w:pPr>
       <w:bookmarkStart w:id="83" w:name="decomposition-notes"/>
-      <w:bookmarkStart w:id="84" w:name="_Toc241165346"/>
+      <w:bookmarkStart w:id="84" w:name="_Toc241779248"/>
       <w:bookmarkEnd w:id="81"/>
       <w:r>
         <w:t>5.4 Decomposition Notes</w:t>
@@ -11591,9 +12185,9 @@
         <w:pStyle w:val="Heading2"/>
       </w:pPr>
       <w:bookmarkStart w:id="85" w:name="draft-project-timeline"/>
-      <w:bookmarkStart w:id="86" w:name="_Toc241165347"/>
+      <w:bookmarkStart w:id="86" w:name="_Toc241779249"/>
+      <w:bookmarkEnd w:id="83"/>
       <w:bookmarkEnd w:id="75"/>
-      <w:bookmarkEnd w:id="83"/>
       <w:r>
         <w:lastRenderedPageBreak/>
         <w:t>6. Draft Project Timeline</w:t>
@@ -11605,7 +12199,7 @@
         <w:pStyle w:val="Heading3"/>
       </w:pPr>
       <w:bookmarkStart w:id="87" w:name="scheduling-approach-and-assumptions"/>
-      <w:bookmarkStart w:id="88" w:name="_Toc241165348"/>
+      <w:bookmarkStart w:id="88" w:name="_Toc241779250"/>
       <w:r>
         <w:t>6.1 Scheduling Approach and Assumptions</w:t>
       </w:r>
@@ -11704,7 +12298,7 @@
         <w:pStyle w:val="Heading3"/>
       </w:pPr>
       <w:bookmarkStart w:id="89" w:name="phase-schedule"/>
-      <w:bookmarkStart w:id="90" w:name="_Toc241165349"/>
+      <w:bookmarkStart w:id="90" w:name="_Toc241779251"/>
       <w:bookmarkEnd w:id="87"/>
       <w:r>
         <w:t>6.2 Phase Schedule</w:t>
@@ -12705,7 +13299,7 @@
         <w:pStyle w:val="Heading3"/>
       </w:pPr>
       <w:bookmarkStart w:id="91" w:name="milestones"/>
-      <w:bookmarkStart w:id="92" w:name="_Toc241165350"/>
+      <w:bookmarkStart w:id="92" w:name="_Toc241779252"/>
       <w:bookmarkEnd w:id="89"/>
       <w:r>
         <w:t>6.3 Milestones</w:t>
@@ -13125,7 +13719,7 @@
         <w:pStyle w:val="Heading3"/>
       </w:pPr>
       <w:bookmarkStart w:id="93" w:name="gantt-chart"/>
-      <w:bookmarkStart w:id="94" w:name="_Toc241165351"/>
+      <w:bookmarkStart w:id="94" w:name="_Toc241779253"/>
       <w:r>
         <w:lastRenderedPageBreak/>
         <w:t>6.4 Gantt Chart</w:t>
@@ -13141,7 +13735,7 @@
           <w:noProof/>
         </w:rPr>
         <w:drawing>
-          <wp:inline distT="0" distB="0" distL="0" distR="0" wp14:anchorId="236FBCD3" wp14:editId="236FBCD4">
+          <wp:inline distT="0" distB="0" distL="0" distR="0" wp14:anchorId="7F0959F0" wp14:editId="24CC469F">
             <wp:extent cx="8229600" cy="4866198"/>
             <wp:effectExtent l="0" t="0" r="0" b="0"/>
             <wp:docPr id="77" name="Picture" descr="Figure 1: Draft project schedule for the Smart Parking Platform, August through December 2026. Diamonds mark the six project milestones listed in Section 6.3."/>
@@ -13217,7 +13811,7 @@
         <w:pStyle w:val="Heading3"/>
       </w:pPr>
       <w:bookmarkStart w:id="95" w:name="critical-path"/>
-      <w:bookmarkStart w:id="96" w:name="_Toc241165352"/>
+      <w:bookmarkStart w:id="96" w:name="_Toc241779254"/>
       <w:bookmarkEnd w:id="93"/>
       <w:r>
         <w:t>6.5 Critical Path</w:t>
@@ -13432,7 +14026,7 @@
         <w:pStyle w:val="Heading3"/>
       </w:pPr>
       <w:bookmarkStart w:id="97" w:name="open-scheduling-items"/>
-      <w:bookmarkStart w:id="98" w:name="_Toc241165353"/>
+      <w:bookmarkStart w:id="98" w:name="_Toc241779255"/>
       <w:bookmarkEnd w:id="95"/>
       <w:r>
         <w:t>6.6 Open Scheduling Items</w:t>
@@ -13492,9 +14086,9 @@
         <w:pStyle w:val="Heading2"/>
       </w:pPr>
       <w:bookmarkStart w:id="99" w:name="product-backlog-and-sprint-1-plan"/>
-      <w:bookmarkStart w:id="100" w:name="_Toc241165354"/>
+      <w:bookmarkStart w:id="100" w:name="_Toc241779256"/>
+      <w:bookmarkEnd w:id="97"/>
       <w:bookmarkEnd w:id="85"/>
-      <w:bookmarkEnd w:id="97"/>
       <w:r>
         <w:lastRenderedPageBreak/>
         <w:t>7. Product Backlog and Sprint 1 Plan</w:t>
@@ -13506,7 +14100,7 @@
         <w:pStyle w:val="Heading3"/>
       </w:pPr>
       <w:bookmarkStart w:id="101" w:name="approach"/>
-      <w:bookmarkStart w:id="102" w:name="_Toc241165355"/>
+      <w:bookmarkStart w:id="102" w:name="_Toc241779257"/>
       <w:r>
         <w:t>7.1 Approach</w:t>
       </w:r>
@@ -13589,7 +14183,7 @@
         <w:pStyle w:val="Heading3"/>
       </w:pPr>
       <w:bookmarkStart w:id="103" w:name="epic-overview"/>
-      <w:bookmarkStart w:id="104" w:name="_Toc241165356"/>
+      <w:bookmarkStart w:id="104" w:name="_Toc241779258"/>
       <w:bookmarkEnd w:id="101"/>
       <w:r>
         <w:t>7.2 Epic Overview</w:t>
@@ -14039,7 +14633,7 @@
         <w:pStyle w:val="Heading3"/>
       </w:pPr>
       <w:bookmarkStart w:id="105" w:name="backlog-login-and-accounts"/>
-      <w:bookmarkStart w:id="106" w:name="_Toc241165357"/>
+      <w:bookmarkStart w:id="106" w:name="_Toc241779259"/>
       <w:bookmarkEnd w:id="103"/>
       <w:r>
         <w:t>7.3 Backlog — Login and Accounts</w:t>
@@ -14683,7 +15277,7 @@
         <w:pStyle w:val="Heading3"/>
       </w:pPr>
       <w:bookmarkStart w:id="107" w:name="backlog-user-interface"/>
-      <w:bookmarkStart w:id="108" w:name="_Toc241165358"/>
+      <w:bookmarkStart w:id="108" w:name="_Toc241779260"/>
       <w:bookmarkEnd w:id="105"/>
       <w:r>
         <w:t>7.4 Backlog — User Interface</w:t>
@@ -15940,7 +16534,7 @@
         <w:pStyle w:val="Heading3"/>
       </w:pPr>
       <w:bookmarkStart w:id="109" w:name="backlog-backend-processes"/>
-      <w:bookmarkStart w:id="110" w:name="_Toc241165359"/>
+      <w:bookmarkStart w:id="110" w:name="_Toc241779261"/>
       <w:bookmarkEnd w:id="107"/>
       <w:r>
         <w:t>7.5 Backlog — Backend Processes</w:t>
@@ -17133,7 +17727,7 @@
         <w:pStyle w:val="Heading3"/>
       </w:pPr>
       <w:bookmarkStart w:id="111" w:name="backlog-reporting-and-analytics"/>
-      <w:bookmarkStart w:id="112" w:name="_Toc241165360"/>
+      <w:bookmarkStart w:id="112" w:name="_Toc241779262"/>
       <w:bookmarkEnd w:id="109"/>
       <w:r>
         <w:t>7.6 Backlog — Reporting and Analytics</w:t>
@@ -17886,7 +18480,7 @@
         <w:pStyle w:val="Heading3"/>
       </w:pPr>
       <w:bookmarkStart w:id="113" w:name="sprint-1-plan"/>
-      <w:bookmarkStart w:id="114" w:name="_Toc241165361"/>
+      <w:bookmarkStart w:id="114" w:name="_Toc241779263"/>
       <w:bookmarkEnd w:id="111"/>
       <w:r>
         <w:t>7.7 Sprint 1 Plan</w:t>
@@ -18641,7 +19235,7 @@
         <w:pStyle w:val="Heading3"/>
       </w:pPr>
       <w:bookmarkStart w:id="115" w:name="product-backlog-board"/>
-      <w:bookmarkStart w:id="116" w:name="_Toc241165362"/>
+      <w:bookmarkStart w:id="116" w:name="_Toc241779264"/>
       <w:bookmarkEnd w:id="113"/>
       <w:r>
         <w:t>7.8 Product Backlog Board</w:t>
@@ -18666,7 +19260,7 @@
         </w:rPr>
         <w:lastRenderedPageBreak/>
         <w:drawing>
-          <wp:inline distT="0" distB="0" distL="0" distR="0" wp14:anchorId="236FBCD5" wp14:editId="236FBCD6">
+          <wp:inline distT="0" distB="0" distL="0" distR="0" wp14:anchorId="4BBE141C" wp14:editId="5616418C">
             <wp:extent cx="5334000" cy="4173667"/>
             <wp:effectExtent l="0" t="0" r="0" b="0"/>
             <wp:docPr id="91" name="Picture" descr="Figure 2: Product backlog board in Trello. The four epic lists hold the remaining 52 stories; the Sprint 1 list holds the 11 stories committed for the sprint beginning October 2, 2026."/>
@@ -18729,7 +19323,7 @@
         <w:pStyle w:val="Heading3"/>
       </w:pPr>
       <w:bookmarkStart w:id="117" w:name="open-backlog-items"/>
-      <w:bookmarkStart w:id="118" w:name="_Toc241165363"/>
+      <w:bookmarkStart w:id="118" w:name="_Toc241779265"/>
       <w:bookmarkEnd w:id="115"/>
       <w:r>
         <w:t>7.9 Open Backlog Items</w:t>
@@ -18786,7 +19380,7 @@
     </w:p>
     <w:p>
       <w:r>
-        <w:pict w14:anchorId="236FBCD7">
+        <w:pict w14:anchorId="2EDD8DB9">
           <v:rect id="_x0000_i1025" style="width:0;height:1.5pt" o:hralign="center" o:hrstd="t" o:hr="t"/>
         </w:pict>
       </w:r>
@@ -18795,14 +19389,41 @@
       <w:pPr>
         <w:pStyle w:val="Heading2"/>
       </w:pPr>
-      <w:bookmarkStart w:id="119" w:name="next-steps"/>
-      <w:bookmarkStart w:id="120" w:name="_Toc241165364"/>
+      <w:bookmarkStart w:id="119" w:name="risk-management-and-communication-plan"/>
+      <w:bookmarkStart w:id="120" w:name="_Toc241779266"/>
+      <w:bookmarkEnd w:id="117"/>
       <w:bookmarkEnd w:id="99"/>
-      <w:bookmarkEnd w:id="117"/>
-      <w:r>
-        <w:t>8. Next Steps</w:t>
+      <w:r>
+        <w:t>8. Risk Management and Communication Plan</w:t>
       </w:r>
       <w:bookmarkEnd w:id="120"/>
+    </w:p>
+    <w:p>
+      <w:pPr>
+        <w:pStyle w:val="Heading3"/>
+      </w:pPr>
+      <w:bookmarkStart w:id="121" w:name="risk-management-approach"/>
+      <w:bookmarkStart w:id="122" w:name="_Toc241779267"/>
+      <w:r>
+        <w:t>8.1 Risk Management Approach</w:t>
+      </w:r>
+      <w:bookmarkEnd w:id="122"/>
+    </w:p>
+    <w:p>
+      <w:pPr>
+        <w:pStyle w:val="FirstParagraph"/>
+      </w:pPr>
+      <w:r>
+        <w:t>Risks were identified by walking the WBS in Section 5 branch by branch, the schedule in Section 6, and the assumptions in Sections 3.9 and 6.1. Every assumption is a risk in disguise: if it turns out to be false, something breaks.</w:t>
+      </w:r>
+    </w:p>
+    <w:p>
+      <w:pPr>
+        <w:pStyle w:val="BodyText"/>
+      </w:pPr>
+      <w:r>
+        <w:t>Each risk is scored on two scales:</w:t>
+      </w:r>
     </w:p>
     <w:p>
       <w:pPr>
@@ -18813,7 +19434,15 @@
         </w:numPr>
       </w:pPr>
       <w:r>
-        <w:t>Add effort estimates in hours to each work package in Section 5, then resource-level the schedule.</w:t>
+        <w:rPr>
+          <w:b/>
+          <w:bCs/>
+        </w:rPr>
+        <w:lastRenderedPageBreak/>
+        <w:t>Probability</w:t>
+      </w:r>
+      <w:r>
+        <w:t xml:space="preserve"> — Low (1), Medium (2), High (3): how likely it is to happen.</w:t>
       </w:r>
     </w:p>
     <w:p>
@@ -18825,45 +19454,3894 @@
         </w:numPr>
       </w:pPr>
       <w:r>
-        <w:t>Start the risk register, beginning with the three critical-path risks named in Section 6.5 and the third-party dependency risks in Section 3.9.</w:t>
-      </w:r>
-    </w:p>
-    <w:p>
-      <w:pPr>
-        <w:pStyle w:val="Compact"/>
-        <w:numPr>
-          <w:ilvl w:val="0"/>
-          <w:numId w:val="36"/>
-        </w:numPr>
-      </w:pPr>
-      <w:r>
-        <w:t>Run stakeholder analysis and requirements elicitation to confirm and extend the requirements in Section 4.</w:t>
-      </w:r>
-    </w:p>
-    <w:p>
-      <w:pPr>
-        <w:pStyle w:val="Compact"/>
-        <w:numPr>
-          <w:ilvl w:val="0"/>
-          <w:numId w:val="36"/>
-        </w:numPr>
-      </w:pPr>
+        <w:rPr>
+          <w:b/>
+          <w:bCs/>
+        </w:rPr>
+        <w:t>Impact</w:t>
+      </w:r>
+      <w:r>
+        <w:t xml:space="preserve"> — Low (1), Medium (2), High (3): what it costs us if it does.</w:t>
+      </w:r>
+    </w:p>
+    <w:p>
+      <w:pPr>
+        <w:pStyle w:val="FirstParagraph"/>
+      </w:pPr>
+      <w:r>
+        <w:t xml:space="preserve">The </w:t>
+      </w:r>
+      <w:r>
+        <w:rPr>
+          <w:b/>
+          <w:bCs/>
+        </w:rPr>
+        <w:t>risk score</w:t>
+      </w:r>
+      <w:r>
+        <w:t xml:space="preserve"> is probability multiplied by impact, so it runs from 1 to 9. Anything scoring 6 or higher gets an owner and an active response now. Anything scoring 3 or 4 is monitored. Anything at 1 or 2 is logged and reviewed monthly.</w:t>
+      </w:r>
+    </w:p>
+    <w:p>
+      <w:pPr>
+        <w:pStyle w:val="BodyText"/>
+      </w:pPr>
+      <w:r>
+        <w:t>Four response strategies are used:</w:t>
+      </w:r>
+    </w:p>
+    <w:tbl>
+      <w:tblPr>
+        <w:tblStyle w:val="Table"/>
+        <w:tblW w:w="5000" w:type="pct"/>
+        <w:tblLook w:val="0020" w:firstRow="1" w:lastRow="0" w:firstColumn="0" w:lastColumn="0" w:noHBand="0" w:noVBand="0"/>
+      </w:tblPr>
+      <w:tblGrid>
+        <w:gridCol w:w="1101"/>
+        <w:gridCol w:w="3768"/>
+        <w:gridCol w:w="4707"/>
+      </w:tblGrid>
+      <w:tr>
+        <w:trPr>
+          <w:cnfStyle w:val="100000000000" w:firstRow="1" w:lastRow="0" w:firstColumn="0" w:lastColumn="0" w:oddVBand="0" w:evenVBand="0" w:oddHBand="0" w:evenHBand="0" w:firstRowFirstColumn="0" w:firstRowLastColumn="0" w:lastRowFirstColumn="0" w:lastRowLastColumn="0"/>
+          <w:tblHeader/>
+        </w:trPr>
+        <w:tc>
+          <w:tcPr>
+            <w:tcW w:w="0" w:type="auto"/>
+          </w:tcPr>
+          <w:p>
+            <w:pPr>
+              <w:pStyle w:val="Compact"/>
+            </w:pPr>
+            <w:r>
+              <w:t>Strategy</w:t>
+            </w:r>
+          </w:p>
+        </w:tc>
+        <w:tc>
+          <w:tcPr>
+            <w:tcW w:w="0" w:type="auto"/>
+          </w:tcPr>
+          <w:p>
+            <w:pPr>
+              <w:pStyle w:val="Compact"/>
+            </w:pPr>
+            <w:r>
+              <w:t>What it means</w:t>
+            </w:r>
+          </w:p>
+        </w:tc>
+        <w:tc>
+          <w:tcPr>
+            <w:tcW w:w="0" w:type="auto"/>
+          </w:tcPr>
+          <w:p>
+            <w:pPr>
+              <w:pStyle w:val="Compact"/>
+            </w:pPr>
+            <w:r>
+              <w:t>When we use it</w:t>
+            </w:r>
+          </w:p>
+        </w:tc>
+      </w:tr>
+      <w:tr>
+        <w:tc>
+          <w:tcPr>
+            <w:tcW w:w="0" w:type="auto"/>
+          </w:tcPr>
+          <w:p>
+            <w:pPr>
+              <w:pStyle w:val="Compact"/>
+            </w:pPr>
+            <w:r>
+              <w:t>Avoid</w:t>
+            </w:r>
+          </w:p>
+        </w:tc>
+        <w:tc>
+          <w:tcPr>
+            <w:tcW w:w="0" w:type="auto"/>
+          </w:tcPr>
+          <w:p>
+            <w:pPr>
+              <w:pStyle w:val="Compact"/>
+            </w:pPr>
+            <w:r>
+              <w:t>Change the plan so the risk cannot happen</w:t>
+            </w:r>
+          </w:p>
+        </w:tc>
+        <w:tc>
+          <w:tcPr>
+            <w:tcW w:w="0" w:type="auto"/>
+          </w:tcPr>
+          <w:p>
+            <w:pPr>
+              <w:pStyle w:val="Compact"/>
+            </w:pPr>
+            <w:r>
+              <w:t>The risk would sink the project and the plan can be changed</w:t>
+            </w:r>
+          </w:p>
+        </w:tc>
+      </w:tr>
+      <w:tr>
+        <w:tc>
+          <w:tcPr>
+            <w:tcW w:w="0" w:type="auto"/>
+          </w:tcPr>
+          <w:p>
+            <w:pPr>
+              <w:pStyle w:val="Compact"/>
+            </w:pPr>
+            <w:r>
+              <w:t>Mitigate</w:t>
+            </w:r>
+          </w:p>
+        </w:tc>
+        <w:tc>
+          <w:tcPr>
+            <w:tcW w:w="0" w:type="auto"/>
+          </w:tcPr>
+          <w:p>
+            <w:pPr>
+              <w:pStyle w:val="Compact"/>
+            </w:pPr>
+            <w:r>
+              <w:t>Reduce the probability or the impact</w:t>
+            </w:r>
+          </w:p>
+        </w:tc>
+        <w:tc>
+          <w:tcPr>
+            <w:tcW w:w="0" w:type="auto"/>
+          </w:tcPr>
+          <w:p>
+            <w:pPr>
+              <w:pStyle w:val="Compact"/>
+            </w:pPr>
+            <w:r>
+              <w:t>Most risks land here</w:t>
+            </w:r>
+          </w:p>
+        </w:tc>
+      </w:tr>
+      <w:tr>
+        <w:tc>
+          <w:tcPr>
+            <w:tcW w:w="0" w:type="auto"/>
+          </w:tcPr>
+          <w:p>
+            <w:pPr>
+              <w:pStyle w:val="Compact"/>
+            </w:pPr>
+            <w:r>
+              <w:t>Transfer</w:t>
+            </w:r>
+          </w:p>
+        </w:tc>
+        <w:tc>
+          <w:tcPr>
+            <w:tcW w:w="0" w:type="auto"/>
+          </w:tcPr>
+          <w:p>
+            <w:pPr>
+              <w:pStyle w:val="Compact"/>
+            </w:pPr>
+            <w:r>
+              <w:t>Move the consequence to a third party</w:t>
+            </w:r>
+          </w:p>
+        </w:tc>
+        <w:tc>
+          <w:tcPr>
+            <w:tcW w:w="0" w:type="auto"/>
+          </w:tcPr>
+          <w:p>
+            <w:pPr>
+              <w:pStyle w:val="Compact"/>
+            </w:pPr>
+            <w:r>
+              <w:t>Insurance, vendor contracts, SLAs</w:t>
+            </w:r>
+          </w:p>
+        </w:tc>
+      </w:tr>
+      <w:tr>
+        <w:tc>
+          <w:tcPr>
+            <w:tcW w:w="0" w:type="auto"/>
+          </w:tcPr>
+          <w:p>
+            <w:pPr>
+              <w:pStyle w:val="Compact"/>
+            </w:pPr>
+            <w:r>
+              <w:t>Accept</w:t>
+            </w:r>
+          </w:p>
+        </w:tc>
+        <w:tc>
+          <w:tcPr>
+            <w:tcW w:w="0" w:type="auto"/>
+          </w:tcPr>
+          <w:p>
+            <w:pPr>
+              <w:pStyle w:val="Compact"/>
+            </w:pPr>
+            <w:r>
+              <w:t>Do nothing in advance; handle it if it happens</w:t>
+            </w:r>
+          </w:p>
+        </w:tc>
+        <w:tc>
+          <w:tcPr>
+            <w:tcW w:w="0" w:type="auto"/>
+          </w:tcPr>
+          <w:p>
+            <w:pPr>
+              <w:pStyle w:val="Compact"/>
+            </w:pPr>
+            <w:r>
+              <w:t>Cost of the response exceeds the cost of the risk</w:t>
+            </w:r>
+          </w:p>
+        </w:tc>
+      </w:tr>
+    </w:tbl>
+    <w:p>
+      <w:pPr>
+        <w:pStyle w:val="BodyText"/>
+      </w:pPr>
+      <w:r>
+        <w:t>Because the December 4 deadline in Section 6 is fixed and cannot move, schedule risks carry more weight on this project than they would normally. When a schedule risk materialises here, the only lever available is scope.</w:t>
+      </w:r>
+    </w:p>
+    <w:p>
+      <w:pPr>
+        <w:pStyle w:val="Heading3"/>
+      </w:pPr>
+      <w:bookmarkStart w:id="123" w:name="risk-identification-by-category"/>
+      <w:bookmarkStart w:id="124" w:name="_Toc241779268"/>
+      <w:bookmarkEnd w:id="121"/>
+      <w:r>
+        <w:t>8.2 Risk Identification by Category</w:t>
+      </w:r>
+      <w:bookmarkEnd w:id="124"/>
+    </w:p>
+    <w:p>
+      <w:pPr>
+        <w:pStyle w:val="FirstParagraph"/>
+      </w:pPr>
+      <w:r>
+        <w:rPr>
+          <w:b/>
+          <w:bCs/>
+        </w:rPr>
+        <w:t>Technical risks</w:t>
+      </w:r>
+    </w:p>
+    <w:tbl>
+      <w:tblPr>
+        <w:tblStyle w:val="Table"/>
+        <w:tblW w:w="5000" w:type="pct"/>
+        <w:tblLook w:val="0020" w:firstRow="1" w:lastRow="0" w:firstColumn="0" w:lastColumn="0" w:noHBand="0" w:noVBand="0"/>
+      </w:tblPr>
+      <w:tblGrid>
+        <w:gridCol w:w="524"/>
+        <w:gridCol w:w="9052"/>
+      </w:tblGrid>
+      <w:tr>
+        <w:trPr>
+          <w:cnfStyle w:val="100000000000" w:firstRow="1" w:lastRow="0" w:firstColumn="0" w:lastColumn="0" w:oddVBand="0" w:evenVBand="0" w:oddHBand="0" w:evenHBand="0" w:firstRowFirstColumn="0" w:firstRowLastColumn="0" w:lastRowFirstColumn="0" w:lastRowLastColumn="0"/>
+          <w:tblHeader/>
+        </w:trPr>
+        <w:tc>
+          <w:tcPr>
+            <w:tcW w:w="0" w:type="auto"/>
+          </w:tcPr>
+          <w:p>
+            <w:pPr>
+              <w:pStyle w:val="Compact"/>
+            </w:pPr>
+            <w:r>
+              <w:t>ID</w:t>
+            </w:r>
+          </w:p>
+        </w:tc>
+        <w:tc>
+          <w:tcPr>
+            <w:tcW w:w="0" w:type="auto"/>
+          </w:tcPr>
+          <w:p>
+            <w:pPr>
+              <w:pStyle w:val="Compact"/>
+            </w:pPr>
+            <w:r>
+              <w:t>Risk</w:t>
+            </w:r>
+          </w:p>
+        </w:tc>
+      </w:tr>
+      <w:tr>
+        <w:tc>
+          <w:tcPr>
+            <w:tcW w:w="0" w:type="auto"/>
+          </w:tcPr>
+          <w:p>
+            <w:pPr>
+              <w:pStyle w:val="Compact"/>
+            </w:pPr>
+            <w:r>
+              <w:t>T-1</w:t>
+            </w:r>
+          </w:p>
+        </w:tc>
+        <w:tc>
+          <w:tcPr>
+            <w:tcW w:w="0" w:type="auto"/>
+          </w:tcPr>
+          <w:p>
+            <w:pPr>
+              <w:pStyle w:val="Compact"/>
+            </w:pPr>
+            <w:r>
+              <w:t>Live occupancy feeds from garage sensors are less accurate than the 30-second target in NFR-2, so availability shown to drivers is wrong</w:t>
+            </w:r>
+          </w:p>
+        </w:tc>
+      </w:tr>
+      <w:tr>
+        <w:tc>
+          <w:tcPr>
+            <w:tcW w:w="0" w:type="auto"/>
+          </w:tcPr>
+          <w:p>
+            <w:pPr>
+              <w:pStyle w:val="Compact"/>
+            </w:pPr>
+            <w:r>
+              <w:t>T-2</w:t>
+            </w:r>
+          </w:p>
+        </w:tc>
+        <w:tc>
+          <w:tcPr>
+            <w:tcW w:w="0" w:type="auto"/>
+          </w:tcPr>
+          <w:p>
+            <w:pPr>
+              <w:pStyle w:val="Compact"/>
+            </w:pPr>
+            <w:r>
+              <w:t>Gate hardware differs by vendor and the adapter layer in WBS 1.8.1 does not cover every garage in the pilot</w:t>
+            </w:r>
+          </w:p>
+        </w:tc>
+      </w:tr>
+      <w:tr>
+        <w:tc>
+          <w:tcPr>
+            <w:tcW w:w="0" w:type="auto"/>
+          </w:tcPr>
+          <w:p>
+            <w:pPr>
+              <w:pStyle w:val="Compact"/>
+            </w:pPr>
+            <w:r>
+              <w:t>T-3</w:t>
+            </w:r>
+          </w:p>
+        </w:tc>
+        <w:tc>
+          <w:tcPr>
+            <w:tcW w:w="0" w:type="auto"/>
+          </w:tcPr>
+          <w:p>
+            <w:pPr>
+              <w:pStyle w:val="Compact"/>
+            </w:pPr>
+            <w:r>
+              <w:t>Licence plate recognition misreads plates in rain, at night, or on damaged plates, so drivers are stuck at the gate</w:t>
+            </w:r>
+          </w:p>
+        </w:tc>
+      </w:tr>
+      <w:tr>
+        <w:tc>
+          <w:tcPr>
+            <w:tcW w:w="0" w:type="auto"/>
+          </w:tcPr>
+          <w:p>
+            <w:pPr>
+              <w:pStyle w:val="Compact"/>
+            </w:pPr>
+            <w:r>
+              <w:t>T-4</w:t>
+            </w:r>
+          </w:p>
+        </w:tc>
+        <w:tc>
+          <w:tcPr>
+            <w:tcW w:w="0" w:type="auto"/>
+          </w:tcPr>
+          <w:p>
+            <w:pPr>
+              <w:pStyle w:val="Compact"/>
+            </w:pPr>
+            <w:r>
+              <w:t>Payment integration pulls more of the system into PCI DSS scope than expected, forcing rework in the backend</w:t>
+            </w:r>
+          </w:p>
+        </w:tc>
+      </w:tr>
+      <w:tr>
+        <w:tc>
+          <w:tcPr>
+            <w:tcW w:w="0" w:type="auto"/>
+          </w:tcPr>
+          <w:p>
+            <w:pPr>
+              <w:pStyle w:val="Compact"/>
+            </w:pPr>
+            <w:r>
+              <w:t>T-5</w:t>
+            </w:r>
+          </w:p>
+        </w:tc>
+        <w:tc>
+          <w:tcPr>
+            <w:tcW w:w="0" w:type="auto"/>
+          </w:tcPr>
+          <w:p>
+            <w:pPr>
+              <w:pStyle w:val="Compact"/>
+            </w:pPr>
+            <w:r>
+              <w:t>The availability engine has a race condition under load and sells the same space twice, breaking the core promise of the product</w:t>
+            </w:r>
+          </w:p>
+        </w:tc>
+      </w:tr>
+    </w:tbl>
+    <w:p>
+      <w:pPr>
+        <w:pStyle w:val="BodyText"/>
+      </w:pPr>
+      <w:r>
+        <w:rPr>
+          <w:b/>
+          <w:bCs/>
+        </w:rPr>
+        <w:t>Schedule risks</w:t>
+      </w:r>
+    </w:p>
+    <w:tbl>
+      <w:tblPr>
+        <w:tblStyle w:val="Table"/>
+        <w:tblW w:w="5000" w:type="pct"/>
+        <w:tblLook w:val="0020" w:firstRow="1" w:lastRow="0" w:firstColumn="0" w:lastColumn="0" w:noHBand="0" w:noVBand="0"/>
+      </w:tblPr>
+      <w:tblGrid>
+        <w:gridCol w:w="514"/>
+        <w:gridCol w:w="9062"/>
+      </w:tblGrid>
+      <w:tr>
+        <w:trPr>
+          <w:cnfStyle w:val="100000000000" w:firstRow="1" w:lastRow="0" w:firstColumn="0" w:lastColumn="0" w:oddVBand="0" w:evenVBand="0" w:oddHBand="0" w:evenHBand="0" w:firstRowFirstColumn="0" w:firstRowLastColumn="0" w:lastRowFirstColumn="0" w:lastRowLastColumn="0"/>
+          <w:tblHeader/>
+        </w:trPr>
+        <w:tc>
+          <w:tcPr>
+            <w:tcW w:w="0" w:type="auto"/>
+          </w:tcPr>
+          <w:p>
+            <w:pPr>
+              <w:pStyle w:val="Compact"/>
+            </w:pPr>
+            <w:r>
+              <w:t>ID</w:t>
+            </w:r>
+          </w:p>
+        </w:tc>
+        <w:tc>
+          <w:tcPr>
+            <w:tcW w:w="0" w:type="auto"/>
+          </w:tcPr>
+          <w:p>
+            <w:pPr>
+              <w:pStyle w:val="Compact"/>
+            </w:pPr>
+            <w:r>
+              <w:t>Risk</w:t>
+            </w:r>
+          </w:p>
+        </w:tc>
+      </w:tr>
+      <w:tr>
+        <w:tc>
+          <w:tcPr>
+            <w:tcW w:w="0" w:type="auto"/>
+          </w:tcPr>
+          <w:p>
+            <w:pPr>
+              <w:pStyle w:val="Compact"/>
+            </w:pPr>
+            <w:r>
+              <w:t>S-1</w:t>
+            </w:r>
+          </w:p>
+        </w:tc>
+        <w:tc>
+          <w:tcPr>
+            <w:tcW w:w="0" w:type="auto"/>
+          </w:tcPr>
+          <w:p>
+            <w:pPr>
+              <w:pStyle w:val="Compact"/>
+            </w:pPr>
+            <w:r>
+              <w:t>Requirements sign-off slips past October 2 because three stakeholder groups cannot agree, delaying every downstream branch</w:t>
+            </w:r>
+          </w:p>
+        </w:tc>
+      </w:tr>
+      <w:tr>
+        <w:tc>
+          <w:tcPr>
+            <w:tcW w:w="0" w:type="auto"/>
+          </w:tcPr>
+          <w:p>
+            <w:pPr>
+              <w:pStyle w:val="Compact"/>
+            </w:pPr>
+            <w:r>
+              <w:t>S-</w:t>
+            </w:r>
+            <w:r>
+              <w:lastRenderedPageBreak/>
+              <w:t>2</w:t>
+            </w:r>
+          </w:p>
+        </w:tc>
+        <w:tc>
+          <w:tcPr>
+            <w:tcW w:w="0" w:type="auto"/>
+          </w:tcPr>
+          <w:p>
+            <w:pPr>
+              <w:pStyle w:val="Compact"/>
+            </w:pPr>
+            <w:r>
+              <w:lastRenderedPageBreak/>
+              <w:t xml:space="preserve">Garage hardware integration has only two weeks in the schedule and any vendor </w:t>
+            </w:r>
+            <w:r>
+              <w:lastRenderedPageBreak/>
+              <w:t>delay pushes it onto the critical path</w:t>
+            </w:r>
+          </w:p>
+        </w:tc>
+      </w:tr>
+      <w:tr>
+        <w:tc>
+          <w:tcPr>
+            <w:tcW w:w="0" w:type="auto"/>
+          </w:tcPr>
+          <w:p>
+            <w:pPr>
+              <w:pStyle w:val="Compact"/>
+            </w:pPr>
+            <w:r>
+              <w:lastRenderedPageBreak/>
+              <w:t>S-3</w:t>
+            </w:r>
+          </w:p>
+        </w:tc>
+        <w:tc>
+          <w:tcPr>
+            <w:tcW w:w="0" w:type="auto"/>
+          </w:tcPr>
+          <w:p>
+            <w:pPr>
+              <w:pStyle w:val="Compact"/>
+            </w:pPr>
+            <w:r>
+              <w:t>The Thanksgiving break, November 23 to 27, removes the only recovery window between UAT sign-off and delivery</w:t>
+            </w:r>
+          </w:p>
+        </w:tc>
+      </w:tr>
+      <w:tr>
+        <w:tc>
+          <w:tcPr>
+            <w:tcW w:w="0" w:type="auto"/>
+          </w:tcPr>
+          <w:p>
+            <w:pPr>
+              <w:pStyle w:val="Compact"/>
+            </w:pPr>
+            <w:r>
+              <w:t>S-4</w:t>
+            </w:r>
+          </w:p>
+        </w:tc>
+        <w:tc>
+          <w:tcPr>
+            <w:tcW w:w="0" w:type="auto"/>
+          </w:tcPr>
+          <w:p>
+            <w:pPr>
+              <w:pStyle w:val="Compact"/>
+            </w:pPr>
+            <w:r>
+              <w:t>App store review takes longer than the three weeks allowed in WBS 1.11.2 and the public launch misses December 4</w:t>
+            </w:r>
+          </w:p>
+        </w:tc>
+      </w:tr>
+      <w:tr>
+        <w:tc>
+          <w:tcPr>
+            <w:tcW w:w="0" w:type="auto"/>
+          </w:tcPr>
+          <w:p>
+            <w:pPr>
+              <w:pStyle w:val="Compact"/>
+            </w:pPr>
+            <w:r>
+              <w:t>S-5</w:t>
+            </w:r>
+          </w:p>
+        </w:tc>
+        <w:tc>
+          <w:tcPr>
+            <w:tcW w:w="0" w:type="auto"/>
+          </w:tcPr>
+          <w:p>
+            <w:pPr>
+              <w:pStyle w:val="Compact"/>
+            </w:pPr>
+            <w:r>
+              <w:t>Mobile, web and integration teams sit idle waiting on the API contract from WBS 1.2.5.3</w:t>
+            </w:r>
+          </w:p>
+        </w:tc>
+      </w:tr>
+    </w:tbl>
+    <w:p>
+      <w:pPr>
+        <w:pStyle w:val="BodyText"/>
+      </w:pPr>
+      <w:r>
+        <w:rPr>
+          <w:b/>
+          <w:bCs/>
+        </w:rPr>
+        <w:t>Financial risks</w:t>
+      </w:r>
+    </w:p>
+    <w:tbl>
+      <w:tblPr>
+        <w:tblStyle w:val="Table"/>
+        <w:tblW w:w="5000" w:type="pct"/>
+        <w:tblLook w:val="0020" w:firstRow="1" w:lastRow="0" w:firstColumn="0" w:lastColumn="0" w:noHBand="0" w:noVBand="0"/>
+      </w:tblPr>
+      <w:tblGrid>
+        <w:gridCol w:w="536"/>
+        <w:gridCol w:w="9040"/>
+      </w:tblGrid>
+      <w:tr>
+        <w:trPr>
+          <w:cnfStyle w:val="100000000000" w:firstRow="1" w:lastRow="0" w:firstColumn="0" w:lastColumn="0" w:oddVBand="0" w:evenVBand="0" w:oddHBand="0" w:evenHBand="0" w:firstRowFirstColumn="0" w:firstRowLastColumn="0" w:lastRowFirstColumn="0" w:lastRowLastColumn="0"/>
+          <w:tblHeader/>
+        </w:trPr>
+        <w:tc>
+          <w:tcPr>
+            <w:tcW w:w="0" w:type="auto"/>
+          </w:tcPr>
+          <w:p>
+            <w:pPr>
+              <w:pStyle w:val="Compact"/>
+            </w:pPr>
+            <w:r>
+              <w:t>ID</w:t>
+            </w:r>
+          </w:p>
+        </w:tc>
+        <w:tc>
+          <w:tcPr>
+            <w:tcW w:w="0" w:type="auto"/>
+          </w:tcPr>
+          <w:p>
+            <w:pPr>
+              <w:pStyle w:val="Compact"/>
+            </w:pPr>
+            <w:r>
+              <w:t>Risk</w:t>
+            </w:r>
+          </w:p>
+        </w:tc>
+      </w:tr>
+      <w:tr>
+        <w:tc>
+          <w:tcPr>
+            <w:tcW w:w="0" w:type="auto"/>
+          </w:tcPr>
+          <w:p>
+            <w:pPr>
+              <w:pStyle w:val="Compact"/>
+            </w:pPr>
+            <w:r>
+              <w:t>F-1</w:t>
+            </w:r>
+          </w:p>
+        </w:tc>
+        <w:tc>
+          <w:tcPr>
+            <w:tcW w:w="0" w:type="auto"/>
+          </w:tcPr>
+          <w:p>
+            <w:pPr>
+              <w:pStyle w:val="Compact"/>
+            </w:pPr>
+            <w:r>
+              <w:t>Payment gateway per-transaction fees are higher than modelled, cutting the margin on every reservation</w:t>
+            </w:r>
+          </w:p>
+        </w:tc>
+      </w:tr>
+      <w:tr>
+        <w:tc>
+          <w:tcPr>
+            <w:tcW w:w="0" w:type="auto"/>
+          </w:tcPr>
+          <w:p>
+            <w:pPr>
+              <w:pStyle w:val="Compact"/>
+            </w:pPr>
+            <w:r>
+              <w:t>F-2</w:t>
+            </w:r>
+          </w:p>
+        </w:tc>
+        <w:tc>
+          <w:tcPr>
+            <w:tcW w:w="0" w:type="auto"/>
+          </w:tcPr>
+          <w:p>
+            <w:pPr>
+              <w:pStyle w:val="Compact"/>
+            </w:pPr>
+            <w:r>
+              <w:t>Mapping and geocoding API costs scale with usage and become the largest running cost at launch volume</w:t>
+            </w:r>
+          </w:p>
+        </w:tc>
+      </w:tr>
+      <w:tr>
+        <w:tc>
+          <w:tcPr>
+            <w:tcW w:w="0" w:type="auto"/>
+          </w:tcPr>
+          <w:p>
+            <w:pPr>
+              <w:pStyle w:val="Compact"/>
+            </w:pPr>
+            <w:r>
+              <w:t>F-3</w:t>
+            </w:r>
+          </w:p>
+        </w:tc>
+        <w:tc>
+          <w:tcPr>
+            <w:tcW w:w="0" w:type="auto"/>
+          </w:tcPr>
+          <w:p>
+            <w:pPr>
+              <w:pStyle w:val="Compact"/>
+            </w:pPr>
+            <w:r>
+              <w:t>Automatic refunds under NFR-11 create a liability we cannot forecast until occupancy feeds are proven</w:t>
+            </w:r>
+          </w:p>
+        </w:tc>
+      </w:tr>
+      <w:tr>
+        <w:tc>
+          <w:tcPr>
+            <w:tcW w:w="0" w:type="auto"/>
+          </w:tcPr>
+          <w:p>
+            <w:pPr>
+              <w:pStyle w:val="Compact"/>
+            </w:pPr>
+            <w:r>
+              <w:t>F-4</w:t>
+            </w:r>
+          </w:p>
+        </w:tc>
+        <w:tc>
+          <w:tcPr>
+            <w:tcW w:w="0" w:type="auto"/>
+          </w:tcPr>
+          <w:p>
+            <w:pPr>
+              <w:pStyle w:val="Compact"/>
+            </w:pPr>
+            <w:r>
+              <w:t>Pilot garages need sensor or camera retrofits that were not in the hardware budget</w:t>
+            </w:r>
+          </w:p>
+        </w:tc>
+      </w:tr>
+      <w:tr>
+        <w:tc>
+          <w:tcPr>
+            <w:tcW w:w="0" w:type="auto"/>
+          </w:tcPr>
+          <w:p>
+            <w:pPr>
+              <w:pStyle w:val="Compact"/>
+            </w:pPr>
+            <w:r>
+              <w:t>F-5</w:t>
+            </w:r>
+          </w:p>
+        </w:tc>
+        <w:tc>
+          <w:tcPr>
+            <w:tcW w:w="0" w:type="auto"/>
+          </w:tcPr>
+          <w:p>
+            <w:pPr>
+              <w:pStyle w:val="Compact"/>
+            </w:pPr>
+            <w:r>
+              <w:t>Errors in operator payout calculation create reconciliation work and damage trust with the paying client</w:t>
+            </w:r>
+          </w:p>
+        </w:tc>
+      </w:tr>
+    </w:tbl>
+    <w:p>
+      <w:pPr>
+        <w:pStyle w:val="BodyText"/>
+      </w:pPr>
+      <w:r>
+        <w:rPr>
+          <w:b/>
+          <w:bCs/>
+        </w:rPr>
+        <w:t>People risks</w:t>
+      </w:r>
+    </w:p>
+    <w:tbl>
+      <w:tblPr>
+        <w:tblStyle w:val="Table"/>
+        <w:tblW w:w="5000" w:type="pct"/>
+        <w:tblLook w:val="0020" w:firstRow="1" w:lastRow="0" w:firstColumn="0" w:lastColumn="0" w:noHBand="0" w:noVBand="0"/>
+      </w:tblPr>
+      <w:tblGrid>
+        <w:gridCol w:w="536"/>
+        <w:gridCol w:w="9040"/>
+      </w:tblGrid>
+      <w:tr>
+        <w:trPr>
+          <w:cnfStyle w:val="100000000000" w:firstRow="1" w:lastRow="0" w:firstColumn="0" w:lastColumn="0" w:oddVBand="0" w:evenVBand="0" w:oddHBand="0" w:evenHBand="0" w:firstRowFirstColumn="0" w:firstRowLastColumn="0" w:lastRowFirstColumn="0" w:lastRowLastColumn="0"/>
+          <w:tblHeader/>
+        </w:trPr>
+        <w:tc>
+          <w:tcPr>
+            <w:tcW w:w="0" w:type="auto"/>
+          </w:tcPr>
+          <w:p>
+            <w:pPr>
+              <w:pStyle w:val="Compact"/>
+            </w:pPr>
+            <w:r>
+              <w:t>ID</w:t>
+            </w:r>
+          </w:p>
+        </w:tc>
+        <w:tc>
+          <w:tcPr>
+            <w:tcW w:w="0" w:type="auto"/>
+          </w:tcPr>
+          <w:p>
+            <w:pPr>
+              <w:pStyle w:val="Compact"/>
+            </w:pPr>
+            <w:r>
+              <w:t>Risk</w:t>
+            </w:r>
+          </w:p>
+        </w:tc>
+      </w:tr>
+      <w:tr>
+        <w:tc>
+          <w:tcPr>
+            <w:tcW w:w="0" w:type="auto"/>
+          </w:tcPr>
+          <w:p>
+            <w:pPr>
+              <w:pStyle w:val="Compact"/>
+            </w:pPr>
+            <w:r>
+              <w:t>P-1</w:t>
+            </w:r>
+          </w:p>
+        </w:tc>
+        <w:tc>
+          <w:tcPr>
+            <w:tcW w:w="0" w:type="auto"/>
+          </w:tcPr>
+          <w:p>
+            <w:pPr>
+              <w:pStyle w:val="Compact"/>
+            </w:pPr>
+            <w:r>
+              <w:t>A specialist on payments or licence plate recognition becomes unavailable and no one else can pick the work up</w:t>
+            </w:r>
+          </w:p>
+        </w:tc>
+      </w:tr>
+      <w:tr>
+        <w:tc>
+          <w:tcPr>
+            <w:tcW w:w="0" w:type="auto"/>
+          </w:tcPr>
+          <w:p>
+            <w:pPr>
+              <w:pStyle w:val="Compact"/>
+            </w:pPr>
+            <w:r>
+              <w:t>P-2</w:t>
+            </w:r>
+          </w:p>
+        </w:tc>
+        <w:tc>
+          <w:tcPr>
+            <w:tcW w:w="0" w:type="auto"/>
+          </w:tcPr>
+          <w:p>
+            <w:pPr>
+              <w:pStyle w:val="Compact"/>
+            </w:pPr>
+            <w:r>
+              <w:t>Six teams working in parallel create coordination overhead that slows everyone down</w:t>
+            </w:r>
+          </w:p>
+        </w:tc>
+      </w:tr>
+      <w:tr>
+        <w:tc>
+          <w:tcPr>
+            <w:tcW w:w="0" w:type="auto"/>
+          </w:tcPr>
+          <w:p>
+            <w:pPr>
+              <w:pStyle w:val="Compact"/>
+            </w:pPr>
+            <w:r>
+              <w:t>P-3</w:t>
+            </w:r>
+          </w:p>
+        </w:tc>
+        <w:tc>
+          <w:tcPr>
+            <w:tcW w:w="0" w:type="auto"/>
+          </w:tcPr>
+          <w:p>
+            <w:pPr>
+              <w:pStyle w:val="Compact"/>
+            </w:pPr>
+            <w:r>
+              <w:t>Operator stakeholders are slow to respond to questions, blocking requirements and pilot scheduling</w:t>
+            </w:r>
+          </w:p>
+        </w:tc>
+      </w:tr>
+      <w:tr>
+        <w:tc>
+          <w:tcPr>
+            <w:tcW w:w="0" w:type="auto"/>
+          </w:tcPr>
+          <w:p>
+            <w:pPr>
+              <w:pStyle w:val="Compact"/>
+            </w:pPr>
+            <w:r>
+              <w:t>P-4</w:t>
+            </w:r>
+          </w:p>
+        </w:tc>
+        <w:tc>
+          <w:tcPr>
+            <w:tcW w:w="0" w:type="auto"/>
+          </w:tcPr>
+          <w:p>
+            <w:pPr>
+              <w:pStyle w:val="Compact"/>
+            </w:pPr>
+            <w:r>
+              <w:t>Drivers, operators and the city transportation department want different things, and no one has final say</w:t>
+            </w:r>
+          </w:p>
+        </w:tc>
+      </w:tr>
+      <w:tr>
+        <w:tc>
+          <w:tcPr>
+            <w:tcW w:w="0" w:type="auto"/>
+          </w:tcPr>
+          <w:p>
+            <w:pPr>
+              <w:pStyle w:val="Compact"/>
+            </w:pPr>
+            <w:r>
+              <w:t>P-5</w:t>
+            </w:r>
+          </w:p>
+        </w:tc>
+        <w:tc>
+          <w:tcPr>
+            <w:tcW w:w="0" w:type="auto"/>
+          </w:tcPr>
+          <w:p>
+            <w:pPr>
+              <w:pStyle w:val="Compact"/>
+            </w:pPr>
+            <w:r>
+              <w:t>Knowledge of the availability engine sits with one person, so any absence stops the critical path</w:t>
+            </w:r>
+          </w:p>
+        </w:tc>
+      </w:tr>
+      <w:bookmarkEnd w:id="123"/>
+    </w:tbl>
+    <w:p>
+      <w:pPr>
+        <w:sectPr>
+          <w:headerReference w:type="default" r:id="rId13"/>
+          <w:footerReference w:type="default" r:id="rId14"/>
+          <w:pgSz w:w="12240" w:h="15840"/>
+          <w:pgMar w:top="1440" w:right="1440" w:bottom="1440" w:left="1440" w:header="720" w:footer="720" w:gutter="0"/>
+          <w:cols w:space="720"/>
+          <w:docGrid w:linePitch="360"/>
+        </w:sectPr>
+      </w:pPr>
+    </w:p>
+    <w:p>
+      <w:pPr>
+        <w:pStyle w:val="Heading3"/>
+      </w:pPr>
+      <w:bookmarkStart w:id="125" w:name="risk-register"/>
+      <w:bookmarkStart w:id="126" w:name="_Toc241779269"/>
       <w:r>
         <w:lastRenderedPageBreak/>
-        <w:t>Expand the SRS with use case and sequence diagrams and acceptance criteria.</w:t>
-      </w:r>
-    </w:p>
-    <w:p>
-      <w:pPr>
-        <w:pStyle w:val="Heading2"/>
-      </w:pPr>
-      <w:bookmarkStart w:id="121" w:name="references"/>
-      <w:bookmarkStart w:id="122" w:name="_Toc241165365"/>
-      <w:bookmarkEnd w:id="119"/>
-      <w:r>
-        <w:t>9. References</w:t>
-      </w:r>
-      <w:bookmarkEnd w:id="122"/>
+        <w:t>8.3 Risk Register</w:t>
+      </w:r>
+      <w:bookmarkEnd w:id="126"/>
+    </w:p>
+    <w:p>
+      <w:pPr>
+        <w:pStyle w:val="FirstParagraph"/>
+      </w:pPr>
+      <w:r>
+        <w:t xml:space="preserve">In the table below, </w:t>
+      </w:r>
+      <w:r>
+        <w:rPr>
+          <w:b/>
+          <w:bCs/>
+        </w:rPr>
+        <w:t>P</w:t>
+      </w:r>
+      <w:r>
+        <w:t xml:space="preserve"> is probability and </w:t>
+      </w:r>
+      <w:r>
+        <w:rPr>
+          <w:b/>
+          <w:bCs/>
+        </w:rPr>
+        <w:t>I</w:t>
+      </w:r>
+      <w:r>
+        <w:t xml:space="preserve"> is impact, each rated Low, Med or High. </w:t>
+      </w:r>
+      <w:r>
+        <w:rPr>
+          <w:b/>
+          <w:bCs/>
+        </w:rPr>
+        <w:t>Score</w:t>
+      </w:r>
+      <w:r>
+        <w:t xml:space="preserve"> is the two multiplied, as described in Section 8.1. The twelve risks below scored 3 or higher and are actively managed. The remaining eight are logged as watch items and reviewed at the monthly steering meeting.</w:t>
+      </w:r>
+    </w:p>
+    <w:tbl>
+      <w:tblPr>
+        <w:tblStyle w:val="Table"/>
+        <w:tblW w:w="5000" w:type="pct"/>
+        <w:tblLook w:val="0020" w:firstRow="1" w:lastRow="0" w:firstColumn="0" w:lastColumn="0" w:noHBand="0" w:noVBand="0"/>
+      </w:tblPr>
+      <w:tblGrid>
+        <w:gridCol w:w="493"/>
+        <w:gridCol w:w="3047"/>
+        <w:gridCol w:w="699"/>
+        <w:gridCol w:w="699"/>
+        <w:gridCol w:w="785"/>
+        <w:gridCol w:w="1378"/>
+        <w:gridCol w:w="5224"/>
+        <w:gridCol w:w="851"/>
+      </w:tblGrid>
+      <w:tr>
+        <w:trPr>
+          <w:cnfStyle w:val="100000000000" w:firstRow="1" w:lastRow="0" w:firstColumn="0" w:lastColumn="0" w:oddVBand="0" w:evenVBand="0" w:oddHBand="0" w:evenHBand="0" w:firstRowFirstColumn="0" w:firstRowLastColumn="0" w:lastRowFirstColumn="0" w:lastRowLastColumn="0"/>
+          <w:tblHeader/>
+        </w:trPr>
+        <w:tc>
+          <w:tcPr>
+            <w:tcW w:w="0" w:type="auto"/>
+          </w:tcPr>
+          <w:p>
+            <w:pPr>
+              <w:pStyle w:val="Compact"/>
+            </w:pPr>
+            <w:r>
+              <w:t>ID</w:t>
+            </w:r>
+          </w:p>
+        </w:tc>
+        <w:tc>
+          <w:tcPr>
+            <w:tcW w:w="0" w:type="auto"/>
+          </w:tcPr>
+          <w:p>
+            <w:pPr>
+              <w:pStyle w:val="Compact"/>
+            </w:pPr>
+            <w:r>
+              <w:t>Risk</w:t>
+            </w:r>
+          </w:p>
+        </w:tc>
+        <w:tc>
+          <w:tcPr>
+            <w:tcW w:w="0" w:type="auto"/>
+          </w:tcPr>
+          <w:p>
+            <w:pPr>
+              <w:pStyle w:val="Compact"/>
+            </w:pPr>
+            <w:r>
+              <w:t>P</w:t>
+            </w:r>
+          </w:p>
+        </w:tc>
+        <w:tc>
+          <w:tcPr>
+            <w:tcW w:w="0" w:type="auto"/>
+          </w:tcPr>
+          <w:p>
+            <w:pPr>
+              <w:pStyle w:val="Compact"/>
+            </w:pPr>
+            <w:r>
+              <w:t>I</w:t>
+            </w:r>
+          </w:p>
+        </w:tc>
+        <w:tc>
+          <w:tcPr>
+            <w:tcW w:w="0" w:type="auto"/>
+          </w:tcPr>
+          <w:p>
+            <w:pPr>
+              <w:pStyle w:val="Compact"/>
+            </w:pPr>
+            <w:r>
+              <w:t>Score</w:t>
+            </w:r>
+          </w:p>
+        </w:tc>
+        <w:tc>
+          <w:tcPr>
+            <w:tcW w:w="0" w:type="auto"/>
+          </w:tcPr>
+          <w:p>
+            <w:pPr>
+              <w:pStyle w:val="Compact"/>
+            </w:pPr>
+            <w:r>
+              <w:t>Owner</w:t>
+            </w:r>
+          </w:p>
+        </w:tc>
+        <w:tc>
+          <w:tcPr>
+            <w:tcW w:w="0" w:type="auto"/>
+          </w:tcPr>
+          <w:p>
+            <w:pPr>
+              <w:pStyle w:val="Compact"/>
+            </w:pPr>
+            <w:r>
+              <w:t>Response</w:t>
+            </w:r>
+          </w:p>
+        </w:tc>
+        <w:tc>
+          <w:tcPr>
+            <w:tcW w:w="0" w:type="auto"/>
+          </w:tcPr>
+          <w:p>
+            <w:pPr>
+              <w:pStyle w:val="Compact"/>
+            </w:pPr>
+            <w:r>
+              <w:t>Status</w:t>
+            </w:r>
+          </w:p>
+        </w:tc>
+      </w:tr>
+      <w:tr>
+        <w:tc>
+          <w:tcPr>
+            <w:tcW w:w="0" w:type="auto"/>
+          </w:tcPr>
+          <w:p>
+            <w:pPr>
+              <w:pStyle w:val="Compact"/>
+            </w:pPr>
+            <w:r>
+              <w:t>S-1</w:t>
+            </w:r>
+          </w:p>
+        </w:tc>
+        <w:tc>
+          <w:tcPr>
+            <w:tcW w:w="0" w:type="auto"/>
+          </w:tcPr>
+          <w:p>
+            <w:pPr>
+              <w:pStyle w:val="Compact"/>
+            </w:pPr>
+            <w:r>
+              <w:t>Requirements sign-off slips past October 2</w:t>
+            </w:r>
+          </w:p>
+        </w:tc>
+        <w:tc>
+          <w:tcPr>
+            <w:tcW w:w="0" w:type="auto"/>
+          </w:tcPr>
+          <w:p>
+            <w:pPr>
+              <w:pStyle w:val="Compact"/>
+            </w:pPr>
+            <w:r>
+              <w:t>High</w:t>
+            </w:r>
+          </w:p>
+        </w:tc>
+        <w:tc>
+          <w:tcPr>
+            <w:tcW w:w="0" w:type="auto"/>
+          </w:tcPr>
+          <w:p>
+            <w:pPr>
+              <w:pStyle w:val="Compact"/>
+            </w:pPr>
+            <w:r>
+              <w:t>High</w:t>
+            </w:r>
+          </w:p>
+        </w:tc>
+        <w:tc>
+          <w:tcPr>
+            <w:tcW w:w="0" w:type="auto"/>
+          </w:tcPr>
+          <w:p>
+            <w:pPr>
+              <w:pStyle w:val="Compact"/>
+            </w:pPr>
+            <w:r>
+              <w:t>9</w:t>
+            </w:r>
+          </w:p>
+        </w:tc>
+        <w:tc>
+          <w:tcPr>
+            <w:tcW w:w="0" w:type="auto"/>
+          </w:tcPr>
+          <w:p>
+            <w:pPr>
+              <w:pStyle w:val="Compact"/>
+            </w:pPr>
+            <w:r>
+              <w:t>Project Manager</w:t>
+            </w:r>
+          </w:p>
+        </w:tc>
+        <w:tc>
+          <w:tcPr>
+            <w:tcW w:w="0" w:type="auto"/>
+          </w:tcPr>
+          <w:p>
+            <w:pPr>
+              <w:pStyle w:val="Compact"/>
+            </w:pPr>
+            <w:r>
+              <w:t>Mitigate — time-box review to one week, get written sign-off criteria agreed up front, escalate to steering on day 3</w:t>
+            </w:r>
+          </w:p>
+        </w:tc>
+        <w:tc>
+          <w:tcPr>
+            <w:tcW w:w="0" w:type="auto"/>
+          </w:tcPr>
+          <w:p>
+            <w:pPr>
+              <w:pStyle w:val="Compact"/>
+            </w:pPr>
+            <w:r>
+              <w:t>Open</w:t>
+            </w:r>
+          </w:p>
+        </w:tc>
+      </w:tr>
+      <w:tr>
+        <w:tc>
+          <w:tcPr>
+            <w:tcW w:w="0" w:type="auto"/>
+          </w:tcPr>
+          <w:p>
+            <w:pPr>
+              <w:pStyle w:val="Compact"/>
+            </w:pPr>
+            <w:r>
+              <w:t>S-2</w:t>
+            </w:r>
+          </w:p>
+        </w:tc>
+        <w:tc>
+          <w:tcPr>
+            <w:tcW w:w="0" w:type="auto"/>
+          </w:tcPr>
+          <w:p>
+            <w:pPr>
+              <w:pStyle w:val="Compact"/>
+            </w:pPr>
+            <w:r>
+              <w:t>Garage hardware integration runs past its two weeks</w:t>
+            </w:r>
+          </w:p>
+        </w:tc>
+        <w:tc>
+          <w:tcPr>
+            <w:tcW w:w="0" w:type="auto"/>
+          </w:tcPr>
+          <w:p>
+            <w:pPr>
+              <w:pStyle w:val="Compact"/>
+            </w:pPr>
+            <w:r>
+              <w:t>High</w:t>
+            </w:r>
+          </w:p>
+        </w:tc>
+        <w:tc>
+          <w:tcPr>
+            <w:tcW w:w="0" w:type="auto"/>
+          </w:tcPr>
+          <w:p>
+            <w:pPr>
+              <w:pStyle w:val="Compact"/>
+            </w:pPr>
+            <w:r>
+              <w:t>Med</w:t>
+            </w:r>
+          </w:p>
+        </w:tc>
+        <w:tc>
+          <w:tcPr>
+            <w:tcW w:w="0" w:type="auto"/>
+          </w:tcPr>
+          <w:p>
+            <w:pPr>
+              <w:pStyle w:val="Compact"/>
+            </w:pPr>
+            <w:r>
+              <w:t>6</w:t>
+            </w:r>
+          </w:p>
+        </w:tc>
+        <w:tc>
+          <w:tcPr>
+            <w:tcW w:w="0" w:type="auto"/>
+          </w:tcPr>
+          <w:p>
+            <w:pPr>
+              <w:pStyle w:val="Compact"/>
+            </w:pPr>
+            <w:r>
+              <w:t>Backend Lead</w:t>
+            </w:r>
+          </w:p>
+        </w:tc>
+        <w:tc>
+          <w:tcPr>
+            <w:tcW w:w="0" w:type="auto"/>
+          </w:tcPr>
+          <w:p>
+            <w:pPr>
+              <w:pStyle w:val="Compact"/>
+            </w:pPr>
+            <w:r>
+              <w:t>Mitigate — start vendor technical calls during requirements, build the adapter against two vendors first</w:t>
+            </w:r>
+          </w:p>
+        </w:tc>
+        <w:tc>
+          <w:tcPr>
+            <w:tcW w:w="0" w:type="auto"/>
+          </w:tcPr>
+          <w:p>
+            <w:pPr>
+              <w:pStyle w:val="Compact"/>
+            </w:pPr>
+            <w:r>
+              <w:t>Open</w:t>
+            </w:r>
+          </w:p>
+        </w:tc>
+      </w:tr>
+      <w:tr>
+        <w:tc>
+          <w:tcPr>
+            <w:tcW w:w="0" w:type="auto"/>
+          </w:tcPr>
+          <w:p>
+            <w:pPr>
+              <w:pStyle w:val="Compact"/>
+            </w:pPr>
+            <w:r>
+              <w:t>T-3</w:t>
+            </w:r>
+          </w:p>
+        </w:tc>
+        <w:tc>
+          <w:tcPr>
+            <w:tcW w:w="0" w:type="auto"/>
+          </w:tcPr>
+          <w:p>
+            <w:pPr>
+              <w:pStyle w:val="Compact"/>
+            </w:pPr>
+            <w:r>
+              <w:t>Plate recognition fails in poor conditions</w:t>
+            </w:r>
+          </w:p>
+        </w:tc>
+        <w:tc>
+          <w:tcPr>
+            <w:tcW w:w="0" w:type="auto"/>
+          </w:tcPr>
+          <w:p>
+            <w:pPr>
+              <w:pStyle w:val="Compact"/>
+            </w:pPr>
+            <w:r>
+              <w:t>High</w:t>
+            </w:r>
+          </w:p>
+        </w:tc>
+        <w:tc>
+          <w:tcPr>
+            <w:tcW w:w="0" w:type="auto"/>
+          </w:tcPr>
+          <w:p>
+            <w:pPr>
+              <w:pStyle w:val="Compact"/>
+            </w:pPr>
+            <w:r>
+              <w:t>Med</w:t>
+            </w:r>
+          </w:p>
+        </w:tc>
+        <w:tc>
+          <w:tcPr>
+            <w:tcW w:w="0" w:type="auto"/>
+          </w:tcPr>
+          <w:p>
+            <w:pPr>
+              <w:pStyle w:val="Compact"/>
+            </w:pPr>
+            <w:r>
+              <w:t>6</w:t>
+            </w:r>
+          </w:p>
+        </w:tc>
+        <w:tc>
+          <w:tcPr>
+            <w:tcW w:w="0" w:type="auto"/>
+          </w:tcPr>
+          <w:p>
+            <w:pPr>
+              <w:pStyle w:val="Compact"/>
+            </w:pPr>
+            <w:r>
+              <w:t>Backend Lead</w:t>
+            </w:r>
+          </w:p>
+        </w:tc>
+        <w:tc>
+          <w:tcPr>
+            <w:tcW w:w="0" w:type="auto"/>
+          </w:tcPr>
+          <w:p>
+            <w:pPr>
+              <w:pStyle w:val="Compact"/>
+            </w:pPr>
+            <w:r>
+              <w:t>Mitigate — QR pass fallback in WBS 1.8.4 plus an in-app support code; target 95% read rate, not 100%</w:t>
+            </w:r>
+          </w:p>
+        </w:tc>
+        <w:tc>
+          <w:tcPr>
+            <w:tcW w:w="0" w:type="auto"/>
+          </w:tcPr>
+          <w:p>
+            <w:pPr>
+              <w:pStyle w:val="Compact"/>
+            </w:pPr>
+            <w:r>
+              <w:t>Open</w:t>
+            </w:r>
+          </w:p>
+        </w:tc>
+      </w:tr>
+      <w:tr>
+        <w:tc>
+          <w:tcPr>
+            <w:tcW w:w="0" w:type="auto"/>
+          </w:tcPr>
+          <w:p>
+            <w:pPr>
+              <w:pStyle w:val="Compact"/>
+            </w:pPr>
+            <w:r>
+              <w:t>P-4</w:t>
+            </w:r>
+          </w:p>
+        </w:tc>
+        <w:tc>
+          <w:tcPr>
+            <w:tcW w:w="0" w:type="auto"/>
+          </w:tcPr>
+          <w:p>
+            <w:pPr>
+              <w:pStyle w:val="Compact"/>
+            </w:pPr>
+            <w:r>
+              <w:t>Stakeholder groups want different things</w:t>
+            </w:r>
+          </w:p>
+        </w:tc>
+        <w:tc>
+          <w:tcPr>
+            <w:tcW w:w="0" w:type="auto"/>
+          </w:tcPr>
+          <w:p>
+            <w:pPr>
+              <w:pStyle w:val="Compact"/>
+            </w:pPr>
+            <w:r>
+              <w:t>High</w:t>
+            </w:r>
+          </w:p>
+        </w:tc>
+        <w:tc>
+          <w:tcPr>
+            <w:tcW w:w="0" w:type="auto"/>
+          </w:tcPr>
+          <w:p>
+            <w:pPr>
+              <w:pStyle w:val="Compact"/>
+            </w:pPr>
+            <w:r>
+              <w:t>Med</w:t>
+            </w:r>
+          </w:p>
+        </w:tc>
+        <w:tc>
+          <w:tcPr>
+            <w:tcW w:w="0" w:type="auto"/>
+          </w:tcPr>
+          <w:p>
+            <w:pPr>
+              <w:pStyle w:val="Compact"/>
+            </w:pPr>
+            <w:r>
+              <w:t>6</w:t>
+            </w:r>
+          </w:p>
+        </w:tc>
+        <w:tc>
+          <w:tcPr>
+            <w:tcW w:w="0" w:type="auto"/>
+          </w:tcPr>
+          <w:p>
+            <w:pPr>
+              <w:pStyle w:val="Compact"/>
+            </w:pPr>
+            <w:r>
+              <w:t>Project Manager</w:t>
+            </w:r>
+          </w:p>
+        </w:tc>
+        <w:tc>
+          <w:tcPr>
+            <w:tcW w:w="0" w:type="auto"/>
+          </w:tcPr>
+          <w:p>
+            <w:pPr>
+              <w:pStyle w:val="Compact"/>
+            </w:pPr>
+            <w:r>
+              <w:t>Mitigate — name a single product owner on the client side with final say before requirements start</w:t>
+            </w:r>
+          </w:p>
+        </w:tc>
+        <w:tc>
+          <w:tcPr>
+            <w:tcW w:w="0" w:type="auto"/>
+          </w:tcPr>
+          <w:p>
+            <w:pPr>
+              <w:pStyle w:val="Compact"/>
+            </w:pPr>
+            <w:r>
+              <w:t>Open</w:t>
+            </w:r>
+          </w:p>
+        </w:tc>
+      </w:tr>
+      <w:tr>
+        <w:tc>
+          <w:tcPr>
+            <w:tcW w:w="0" w:type="auto"/>
+          </w:tcPr>
+          <w:p>
+            <w:pPr>
+              <w:pStyle w:val="Compact"/>
+            </w:pPr>
+            <w:r>
+              <w:t>T-1</w:t>
+            </w:r>
+          </w:p>
+        </w:tc>
+        <w:tc>
+          <w:tcPr>
+            <w:tcW w:w="0" w:type="auto"/>
+          </w:tcPr>
+          <w:p>
+            <w:pPr>
+              <w:pStyle w:val="Compact"/>
+            </w:pPr>
+            <w:r>
+              <w:t>Occupancy feeds less accurate than NFR-2 requires</w:t>
+            </w:r>
+          </w:p>
+        </w:tc>
+        <w:tc>
+          <w:tcPr>
+            <w:tcW w:w="0" w:type="auto"/>
+          </w:tcPr>
+          <w:p>
+            <w:pPr>
+              <w:pStyle w:val="Compact"/>
+            </w:pPr>
+            <w:r>
+              <w:t>Med</w:t>
+            </w:r>
+          </w:p>
+        </w:tc>
+        <w:tc>
+          <w:tcPr>
+            <w:tcW w:w="0" w:type="auto"/>
+          </w:tcPr>
+          <w:p>
+            <w:pPr>
+              <w:pStyle w:val="Compact"/>
+            </w:pPr>
+            <w:r>
+              <w:t>High</w:t>
+            </w:r>
+          </w:p>
+        </w:tc>
+        <w:tc>
+          <w:tcPr>
+            <w:tcW w:w="0" w:type="auto"/>
+          </w:tcPr>
+          <w:p>
+            <w:pPr>
+              <w:pStyle w:val="Compact"/>
+            </w:pPr>
+            <w:r>
+              <w:t>6</w:t>
+            </w:r>
+          </w:p>
+        </w:tc>
+        <w:tc>
+          <w:tcPr>
+            <w:tcW w:w="0" w:type="auto"/>
+          </w:tcPr>
+          <w:p>
+            <w:pPr>
+              <w:pStyle w:val="Compact"/>
+            </w:pPr>
+            <w:r>
+              <w:t>Backend Lead</w:t>
+            </w:r>
+          </w:p>
+        </w:tc>
+        <w:tc>
+          <w:tcPr>
+            <w:tcW w:w="0" w:type="auto"/>
+          </w:tcPr>
+          <w:p>
+            <w:pPr>
+              <w:pStyle w:val="Compact"/>
+            </w:pPr>
+            <w:r>
+              <w:t>Mitigate — mark garages without a verified feed as “availability estimated” and block guaranteed booking there</w:t>
+            </w:r>
+          </w:p>
+        </w:tc>
+        <w:tc>
+          <w:tcPr>
+            <w:tcW w:w="0" w:type="auto"/>
+          </w:tcPr>
+          <w:p>
+            <w:pPr>
+              <w:pStyle w:val="Compact"/>
+            </w:pPr>
+            <w:r>
+              <w:t>Open</w:t>
+            </w:r>
+          </w:p>
+        </w:tc>
+      </w:tr>
+      <w:tr>
+        <w:tc>
+          <w:tcPr>
+            <w:tcW w:w="0" w:type="auto"/>
+          </w:tcPr>
+          <w:p>
+            <w:pPr>
+              <w:pStyle w:val="Compact"/>
+            </w:pPr>
+            <w:r>
+              <w:t>T-5</w:t>
+            </w:r>
+          </w:p>
+        </w:tc>
+        <w:tc>
+          <w:tcPr>
+            <w:tcW w:w="0" w:type="auto"/>
+          </w:tcPr>
+          <w:p>
+            <w:pPr>
+              <w:pStyle w:val="Compact"/>
+            </w:pPr>
+            <w:r>
+              <w:t>Availability engine double-books a space</w:t>
+            </w:r>
+          </w:p>
+        </w:tc>
+        <w:tc>
+          <w:tcPr>
+            <w:tcW w:w="0" w:type="auto"/>
+          </w:tcPr>
+          <w:p>
+            <w:pPr>
+              <w:pStyle w:val="Compact"/>
+            </w:pPr>
+            <w:r>
+              <w:t>Med</w:t>
+            </w:r>
+          </w:p>
+        </w:tc>
+        <w:tc>
+          <w:tcPr>
+            <w:tcW w:w="0" w:type="auto"/>
+          </w:tcPr>
+          <w:p>
+            <w:pPr>
+              <w:pStyle w:val="Compact"/>
+            </w:pPr>
+            <w:r>
+              <w:t>High</w:t>
+            </w:r>
+          </w:p>
+        </w:tc>
+        <w:tc>
+          <w:tcPr>
+            <w:tcW w:w="0" w:type="auto"/>
+          </w:tcPr>
+          <w:p>
+            <w:pPr>
+              <w:pStyle w:val="Compact"/>
+            </w:pPr>
+            <w:r>
+              <w:t>6</w:t>
+            </w:r>
+          </w:p>
+        </w:tc>
+        <w:tc>
+          <w:tcPr>
+            <w:tcW w:w="0" w:type="auto"/>
+          </w:tcPr>
+          <w:p>
+            <w:pPr>
+              <w:pStyle w:val="Compact"/>
+            </w:pPr>
+            <w:r>
+              <w:t>Backend Lead</w:t>
+            </w:r>
+          </w:p>
+        </w:tc>
+        <w:tc>
+          <w:tcPr>
+            <w:tcW w:w="0" w:type="auto"/>
+          </w:tcPr>
+          <w:p>
+            <w:pPr>
+              <w:pStyle w:val="Compact"/>
+            </w:pPr>
+            <w:r>
+              <w:t>Mitigate — pessimistic locking on the reservation ledger, load test before the pilot; auto-refund in NFR-11 as backstop</w:t>
+            </w:r>
+          </w:p>
+        </w:tc>
+        <w:tc>
+          <w:tcPr>
+            <w:tcW w:w="0" w:type="auto"/>
+          </w:tcPr>
+          <w:p>
+            <w:pPr>
+              <w:pStyle w:val="Compact"/>
+            </w:pPr>
+            <w:r>
+              <w:t>Open</w:t>
+            </w:r>
+          </w:p>
+        </w:tc>
+      </w:tr>
+      <w:tr>
+        <w:tc>
+          <w:tcPr>
+            <w:tcW w:w="0" w:type="auto"/>
+          </w:tcPr>
+          <w:p>
+            <w:pPr>
+              <w:pStyle w:val="Compact"/>
+            </w:pPr>
+            <w:r>
+              <w:t>S-4</w:t>
+            </w:r>
+          </w:p>
+        </w:tc>
+        <w:tc>
+          <w:tcPr>
+            <w:tcW w:w="0" w:type="auto"/>
+          </w:tcPr>
+          <w:p>
+            <w:pPr>
+              <w:pStyle w:val="Compact"/>
+            </w:pPr>
+            <w:r>
+              <w:t>App store review delays the December 4 launch</w:t>
+            </w:r>
+          </w:p>
+        </w:tc>
+        <w:tc>
+          <w:tcPr>
+            <w:tcW w:w="0" w:type="auto"/>
+          </w:tcPr>
+          <w:p>
+            <w:pPr>
+              <w:pStyle w:val="Compact"/>
+            </w:pPr>
+            <w:r>
+              <w:t>Med</w:t>
+            </w:r>
+          </w:p>
+        </w:tc>
+        <w:tc>
+          <w:tcPr>
+            <w:tcW w:w="0" w:type="auto"/>
+          </w:tcPr>
+          <w:p>
+            <w:pPr>
+              <w:pStyle w:val="Compact"/>
+            </w:pPr>
+            <w:r>
+              <w:t>High</w:t>
+            </w:r>
+          </w:p>
+        </w:tc>
+        <w:tc>
+          <w:tcPr>
+            <w:tcW w:w="0" w:type="auto"/>
+          </w:tcPr>
+          <w:p>
+            <w:pPr>
+              <w:pStyle w:val="Compact"/>
+            </w:pPr>
+            <w:r>
+              <w:t>6</w:t>
+            </w:r>
+          </w:p>
+        </w:tc>
+        <w:tc>
+          <w:tcPr>
+            <w:tcW w:w="0" w:type="auto"/>
+          </w:tcPr>
+          <w:p>
+            <w:pPr>
+              <w:pStyle w:val="Compact"/>
+            </w:pPr>
+            <w:r>
+              <w:t>Mobile Lead</w:t>
+            </w:r>
+          </w:p>
+        </w:tc>
+        <w:tc>
+          <w:tcPr>
+            <w:tcW w:w="0" w:type="auto"/>
+          </w:tcPr>
+          <w:p>
+            <w:pPr>
+              <w:pStyle w:val="Compact"/>
+            </w:pPr>
+            <w:r>
+              <w:t>Mitigate — submit a review build four weeks early during UAT; prepare the web app as the launch path if stores slip</w:t>
+            </w:r>
+          </w:p>
+        </w:tc>
+        <w:tc>
+          <w:tcPr>
+            <w:tcW w:w="0" w:type="auto"/>
+          </w:tcPr>
+          <w:p>
+            <w:pPr>
+              <w:pStyle w:val="Compact"/>
+            </w:pPr>
+            <w:r>
+              <w:t>Open</w:t>
+            </w:r>
+          </w:p>
+        </w:tc>
+      </w:tr>
+      <w:tr>
+        <w:tc>
+          <w:tcPr>
+            <w:tcW w:w="0" w:type="auto"/>
+          </w:tcPr>
+          <w:p>
+            <w:pPr>
+              <w:pStyle w:val="Compact"/>
+            </w:pPr>
+            <w:r>
+              <w:t>T-2</w:t>
+            </w:r>
+          </w:p>
+        </w:tc>
+        <w:tc>
+          <w:tcPr>
+            <w:tcW w:w="0" w:type="auto"/>
+          </w:tcPr>
+          <w:p>
+            <w:pPr>
+              <w:pStyle w:val="Compact"/>
+            </w:pPr>
+            <w:r>
+              <w:t>Adapter layer misses a pilot garage’s hardware</w:t>
+            </w:r>
+          </w:p>
+        </w:tc>
+        <w:tc>
+          <w:tcPr>
+            <w:tcW w:w="0" w:type="auto"/>
+          </w:tcPr>
+          <w:p>
+            <w:pPr>
+              <w:pStyle w:val="Compact"/>
+            </w:pPr>
+            <w:r>
+              <w:t>Med</w:t>
+            </w:r>
+          </w:p>
+        </w:tc>
+        <w:tc>
+          <w:tcPr>
+            <w:tcW w:w="0" w:type="auto"/>
+          </w:tcPr>
+          <w:p>
+            <w:pPr>
+              <w:pStyle w:val="Compact"/>
+            </w:pPr>
+            <w:r>
+              <w:t>Med</w:t>
+            </w:r>
+          </w:p>
+        </w:tc>
+        <w:tc>
+          <w:tcPr>
+            <w:tcW w:w="0" w:type="auto"/>
+          </w:tcPr>
+          <w:p>
+            <w:pPr>
+              <w:pStyle w:val="Compact"/>
+            </w:pPr>
+            <w:r>
+              <w:t>4</w:t>
+            </w:r>
+          </w:p>
+        </w:tc>
+        <w:tc>
+          <w:tcPr>
+            <w:tcW w:w="0" w:type="auto"/>
+          </w:tcPr>
+          <w:p>
+            <w:pPr>
+              <w:pStyle w:val="Compact"/>
+            </w:pPr>
+            <w:r>
+              <w:t>Backend Lead</w:t>
+            </w:r>
+          </w:p>
+        </w:tc>
+        <w:tc>
+          <w:tcPr>
+            <w:tcW w:w="0" w:type="auto"/>
+          </w:tcPr>
+          <w:p>
+            <w:pPr>
+              <w:pStyle w:val="Compact"/>
+            </w:pPr>
+            <w:r>
+              <w:t>Mitigate — survey hardware at all pilot garages before WBS 1.8 starts; choose pilot sites by hardware match</w:t>
+            </w:r>
+          </w:p>
+        </w:tc>
+        <w:tc>
+          <w:tcPr>
+            <w:tcW w:w="0" w:type="auto"/>
+          </w:tcPr>
+          <w:p>
+            <w:pPr>
+              <w:pStyle w:val="Compact"/>
+            </w:pPr>
+            <w:r>
+              <w:t>Open</w:t>
+            </w:r>
+          </w:p>
+        </w:tc>
+      </w:tr>
+      <w:tr>
+        <w:tc>
+          <w:tcPr>
+            <w:tcW w:w="0" w:type="auto"/>
+          </w:tcPr>
+          <w:p>
+            <w:pPr>
+              <w:pStyle w:val="Compact"/>
+            </w:pPr>
+            <w:r>
+              <w:lastRenderedPageBreak/>
+              <w:t>F-1</w:t>
+            </w:r>
+          </w:p>
+        </w:tc>
+        <w:tc>
+          <w:tcPr>
+            <w:tcW w:w="0" w:type="auto"/>
+          </w:tcPr>
+          <w:p>
+            <w:pPr>
+              <w:pStyle w:val="Compact"/>
+            </w:pPr>
+            <w:r>
+              <w:t>Gateway fees higher than modelled</w:t>
+            </w:r>
+          </w:p>
+        </w:tc>
+        <w:tc>
+          <w:tcPr>
+            <w:tcW w:w="0" w:type="auto"/>
+          </w:tcPr>
+          <w:p>
+            <w:pPr>
+              <w:pStyle w:val="Compact"/>
+            </w:pPr>
+            <w:r>
+              <w:t>Med</w:t>
+            </w:r>
+          </w:p>
+        </w:tc>
+        <w:tc>
+          <w:tcPr>
+            <w:tcW w:w="0" w:type="auto"/>
+          </w:tcPr>
+          <w:p>
+            <w:pPr>
+              <w:pStyle w:val="Compact"/>
+            </w:pPr>
+            <w:r>
+              <w:t>Med</w:t>
+            </w:r>
+          </w:p>
+        </w:tc>
+        <w:tc>
+          <w:tcPr>
+            <w:tcW w:w="0" w:type="auto"/>
+          </w:tcPr>
+          <w:p>
+            <w:pPr>
+              <w:pStyle w:val="Compact"/>
+            </w:pPr>
+            <w:r>
+              <w:t>4</w:t>
+            </w:r>
+          </w:p>
+        </w:tc>
+        <w:tc>
+          <w:tcPr>
+            <w:tcW w:w="0" w:type="auto"/>
+          </w:tcPr>
+          <w:p>
+            <w:pPr>
+              <w:pStyle w:val="Compact"/>
+            </w:pPr>
+            <w:r>
+              <w:t>Finance Lead</w:t>
+            </w:r>
+          </w:p>
+        </w:tc>
+        <w:tc>
+          <w:tcPr>
+            <w:tcW w:w="0" w:type="auto"/>
+          </w:tcPr>
+          <w:p>
+            <w:pPr>
+              <w:pStyle w:val="Compact"/>
+            </w:pPr>
+            <w:r>
+              <w:t>Transfer — fix the rate in the gateway contract signed during WBS 1.7.1</w:t>
+            </w:r>
+          </w:p>
+        </w:tc>
+        <w:tc>
+          <w:tcPr>
+            <w:tcW w:w="0" w:type="auto"/>
+          </w:tcPr>
+          <w:p>
+            <w:pPr>
+              <w:pStyle w:val="Compact"/>
+            </w:pPr>
+            <w:r>
+              <w:t>Open</w:t>
+            </w:r>
+          </w:p>
+        </w:tc>
+      </w:tr>
+      <w:tr>
+        <w:tc>
+          <w:tcPr>
+            <w:tcW w:w="0" w:type="auto"/>
+          </w:tcPr>
+          <w:p>
+            <w:pPr>
+              <w:pStyle w:val="Compact"/>
+            </w:pPr>
+            <w:r>
+              <w:t>F-3</w:t>
+            </w:r>
+          </w:p>
+        </w:tc>
+        <w:tc>
+          <w:tcPr>
+            <w:tcW w:w="0" w:type="auto"/>
+          </w:tcPr>
+          <w:p>
+            <w:pPr>
+              <w:pStyle w:val="Compact"/>
+            </w:pPr>
+            <w:r>
+              <w:t>Refund liability under NFR-11 is unforecastable</w:t>
+            </w:r>
+          </w:p>
+        </w:tc>
+        <w:tc>
+          <w:tcPr>
+            <w:tcW w:w="0" w:type="auto"/>
+          </w:tcPr>
+          <w:p>
+            <w:pPr>
+              <w:pStyle w:val="Compact"/>
+            </w:pPr>
+            <w:r>
+              <w:t>Med</w:t>
+            </w:r>
+          </w:p>
+        </w:tc>
+        <w:tc>
+          <w:tcPr>
+            <w:tcW w:w="0" w:type="auto"/>
+          </w:tcPr>
+          <w:p>
+            <w:pPr>
+              <w:pStyle w:val="Compact"/>
+            </w:pPr>
+            <w:r>
+              <w:t>Med</w:t>
+            </w:r>
+          </w:p>
+        </w:tc>
+        <w:tc>
+          <w:tcPr>
+            <w:tcW w:w="0" w:type="auto"/>
+          </w:tcPr>
+          <w:p>
+            <w:pPr>
+              <w:pStyle w:val="Compact"/>
+            </w:pPr>
+            <w:r>
+              <w:t>4</w:t>
+            </w:r>
+          </w:p>
+        </w:tc>
+        <w:tc>
+          <w:tcPr>
+            <w:tcW w:w="0" w:type="auto"/>
+          </w:tcPr>
+          <w:p>
+            <w:pPr>
+              <w:pStyle w:val="Compact"/>
+            </w:pPr>
+            <w:r>
+              <w:t>Finance Lead</w:t>
+            </w:r>
+          </w:p>
+        </w:tc>
+        <w:tc>
+          <w:tcPr>
+            <w:tcW w:w="0" w:type="auto"/>
+          </w:tcPr>
+          <w:p>
+            <w:pPr>
+              <w:pStyle w:val="Compact"/>
+            </w:pPr>
+            <w:r>
+              <w:t>Accept and monitor — track refund rate weekly from the pilot; revisit if it exceeds 1% of reservations</w:t>
+            </w:r>
+          </w:p>
+        </w:tc>
+        <w:tc>
+          <w:tcPr>
+            <w:tcW w:w="0" w:type="auto"/>
+          </w:tcPr>
+          <w:p>
+            <w:pPr>
+              <w:pStyle w:val="Compact"/>
+            </w:pPr>
+            <w:r>
+              <w:t>Open</w:t>
+            </w:r>
+          </w:p>
+        </w:tc>
+      </w:tr>
+      <w:tr>
+        <w:tc>
+          <w:tcPr>
+            <w:tcW w:w="0" w:type="auto"/>
+          </w:tcPr>
+          <w:p>
+            <w:pPr>
+              <w:pStyle w:val="Compact"/>
+            </w:pPr>
+            <w:r>
+              <w:t>S-3</w:t>
+            </w:r>
+          </w:p>
+        </w:tc>
+        <w:tc>
+          <w:tcPr>
+            <w:tcW w:w="0" w:type="auto"/>
+          </w:tcPr>
+          <w:p>
+            <w:pPr>
+              <w:pStyle w:val="Compact"/>
+            </w:pPr>
+            <w:r>
+              <w:t>Thanksgiving break removes the recovery window</w:t>
+            </w:r>
+          </w:p>
+        </w:tc>
+        <w:tc>
+          <w:tcPr>
+            <w:tcW w:w="0" w:type="auto"/>
+          </w:tcPr>
+          <w:p>
+            <w:pPr>
+              <w:pStyle w:val="Compact"/>
+            </w:pPr>
+            <w:r>
+              <w:t>High</w:t>
+            </w:r>
+          </w:p>
+        </w:tc>
+        <w:tc>
+          <w:tcPr>
+            <w:tcW w:w="0" w:type="auto"/>
+          </w:tcPr>
+          <w:p>
+            <w:pPr>
+              <w:pStyle w:val="Compact"/>
+            </w:pPr>
+            <w:r>
+              <w:t>Low</w:t>
+            </w:r>
+          </w:p>
+        </w:tc>
+        <w:tc>
+          <w:tcPr>
+            <w:tcW w:w="0" w:type="auto"/>
+          </w:tcPr>
+          <w:p>
+            <w:pPr>
+              <w:pStyle w:val="Compact"/>
+            </w:pPr>
+            <w:r>
+              <w:t>3</w:t>
+            </w:r>
+          </w:p>
+        </w:tc>
+        <w:tc>
+          <w:tcPr>
+            <w:tcW w:w="0" w:type="auto"/>
+          </w:tcPr>
+          <w:p>
+            <w:pPr>
+              <w:pStyle w:val="Compact"/>
+            </w:pPr>
+            <w:r>
+              <w:t>Project Manager</w:t>
+            </w:r>
+          </w:p>
+        </w:tc>
+        <w:tc>
+          <w:tcPr>
+            <w:tcW w:w="0" w:type="auto"/>
+          </w:tcPr>
+          <w:p>
+            <w:pPr>
+              <w:pStyle w:val="Compact"/>
+            </w:pPr>
+            <w:r>
+              <w:t>Avoid — move the deployment buffer earlier so no critical work sits in that week</w:t>
+            </w:r>
+          </w:p>
+        </w:tc>
+        <w:tc>
+          <w:tcPr>
+            <w:tcW w:w="0" w:type="auto"/>
+          </w:tcPr>
+          <w:p>
+            <w:pPr>
+              <w:pStyle w:val="Compact"/>
+            </w:pPr>
+            <w:r>
+              <w:t>Open</w:t>
+            </w:r>
+          </w:p>
+        </w:tc>
+      </w:tr>
+      <w:tr>
+        <w:tc>
+          <w:tcPr>
+            <w:tcW w:w="0" w:type="auto"/>
+          </w:tcPr>
+          <w:p>
+            <w:pPr>
+              <w:pStyle w:val="Compact"/>
+            </w:pPr>
+            <w:r>
+              <w:t>P-1</w:t>
+            </w:r>
+          </w:p>
+        </w:tc>
+        <w:tc>
+          <w:tcPr>
+            <w:tcW w:w="0" w:type="auto"/>
+          </w:tcPr>
+          <w:p>
+            <w:pPr>
+              <w:pStyle w:val="Compact"/>
+            </w:pPr>
+            <w:r>
+              <w:t>A payments or LPR specialist becomes unavailable</w:t>
+            </w:r>
+          </w:p>
+        </w:tc>
+        <w:tc>
+          <w:tcPr>
+            <w:tcW w:w="0" w:type="auto"/>
+          </w:tcPr>
+          <w:p>
+            <w:pPr>
+              <w:pStyle w:val="Compact"/>
+            </w:pPr>
+            <w:r>
+              <w:t>Low</w:t>
+            </w:r>
+          </w:p>
+        </w:tc>
+        <w:tc>
+          <w:tcPr>
+            <w:tcW w:w="0" w:type="auto"/>
+          </w:tcPr>
+          <w:p>
+            <w:pPr>
+              <w:pStyle w:val="Compact"/>
+            </w:pPr>
+            <w:r>
+              <w:t>High</w:t>
+            </w:r>
+          </w:p>
+        </w:tc>
+        <w:tc>
+          <w:tcPr>
+            <w:tcW w:w="0" w:type="auto"/>
+          </w:tcPr>
+          <w:p>
+            <w:pPr>
+              <w:pStyle w:val="Compact"/>
+            </w:pPr>
+            <w:r>
+              <w:t>3</w:t>
+            </w:r>
+          </w:p>
+        </w:tc>
+        <w:tc>
+          <w:tcPr>
+            <w:tcW w:w="0" w:type="auto"/>
+          </w:tcPr>
+          <w:p>
+            <w:pPr>
+              <w:pStyle w:val="Compact"/>
+            </w:pPr>
+            <w:r>
+              <w:t>Project Manager</w:t>
+            </w:r>
+          </w:p>
+        </w:tc>
+        <w:tc>
+          <w:tcPr>
+            <w:tcW w:w="0" w:type="auto"/>
+          </w:tcPr>
+          <w:p>
+            <w:pPr>
+              <w:pStyle w:val="Compact"/>
+            </w:pPr>
+            <w:r>
+              <w:t>Mitigate — pair every specialist area with a second engineer from week one</w:t>
+            </w:r>
+          </w:p>
+        </w:tc>
+        <w:tc>
+          <w:tcPr>
+            <w:tcW w:w="0" w:type="auto"/>
+          </w:tcPr>
+          <w:p>
+            <w:pPr>
+              <w:pStyle w:val="Compact"/>
+            </w:pPr>
+            <w:r>
+              <w:t>Open</w:t>
+            </w:r>
+          </w:p>
+        </w:tc>
+      </w:tr>
+    </w:tbl>
+    <w:p>
+      <w:pPr>
+        <w:pStyle w:val="BodyText"/>
+      </w:pPr>
+      <w:r>
+        <w:rPr>
+          <w:b/>
+          <w:bCs/>
+        </w:rPr>
+        <w:t>Watch list (reviewed monthly, not actively managed):</w:t>
+      </w:r>
+      <w:r>
+        <w:t xml:space="preserve"> T-4, S-5, F-2, F-4, F-5, P-2, P-3, P-5.</w:t>
+      </w:r>
+    </w:p>
+    <w:bookmarkEnd w:id="125"/>
+    <w:p>
+      <w:pPr>
+        <w:sectPr>
+          <w:headerReference w:type="default" r:id="rId15"/>
+          <w:footerReference w:type="default" r:id="rId16"/>
+          <w:pgSz w:w="15840" w:h="12240" w:orient="landscape"/>
+          <w:pgMar w:top="1440" w:right="1440" w:bottom="1440" w:left="1440" w:header="720" w:footer="720" w:gutter="0"/>
+          <w:cols w:space="720"/>
+          <w:docGrid w:linePitch="360"/>
+        </w:sectPr>
+      </w:pPr>
+    </w:p>
+    <w:p>
+      <w:pPr>
+        <w:pStyle w:val="Heading3"/>
+      </w:pPr>
+      <w:bookmarkStart w:id="127" w:name="probability-and-impact-matrix"/>
+      <w:bookmarkStart w:id="128" w:name="_Toc241779270"/>
+      <w:r>
+        <w:lastRenderedPageBreak/>
+        <w:t>8.4 Probability and Impact Matrix</w:t>
+      </w:r>
+      <w:bookmarkEnd w:id="128"/>
+    </w:p>
+    <w:p>
+      <w:pPr>
+        <w:pStyle w:val="CaptionedFigure"/>
+      </w:pPr>
+      <w:r>
+        <w:rPr>
+          <w:noProof/>
+        </w:rPr>
+        <w:drawing>
+          <wp:inline distT="0" distB="0" distL="0" distR="0" wp14:anchorId="0492C156" wp14:editId="0D0FAC87">
+            <wp:extent cx="4937760" cy="4607510"/>
+            <wp:effectExtent l="0" t="0" r="0" b="0"/>
+            <wp:docPr id="100" name="Picture" descr="Figure 3: Probability and impact matrix for the twelve actively managed risks. Red and orange cells require an active response; yellow cells are monitored; green cells are accepted."/>
+            <wp:cNvGraphicFramePr/>
+            <a:graphic xmlns:a="http://schemas.openxmlformats.org/drawingml/2006/main">
+              <a:graphicData uri="http://schemas.openxmlformats.org/drawingml/2006/picture">
+                <pic:pic xmlns:pic="http://schemas.openxmlformats.org/drawingml/2006/picture">
+                  <pic:nvPicPr>
+                    <pic:cNvPr id="101" name="Picture" descr="risk-matrix.png"/>
+                    <pic:cNvPicPr>
+                      <a:picLocks noChangeAspect="1" noChangeArrowheads="1"/>
+                    </pic:cNvPicPr>
+                  </pic:nvPicPr>
+                  <pic:blipFill>
+                    <a:blip r:embed="rId17"/>
+                    <a:stretch>
+                      <a:fillRect/>
+                    </a:stretch>
+                  </pic:blipFill>
+                  <pic:spPr bwMode="auto">
+                    <a:xfrm>
+                      <a:off x="0" y="0"/>
+                      <a:ext cx="4937760" cy="4607510"/>
+                    </a:xfrm>
+                    <a:prstGeom prst="rect">
+                      <a:avLst/>
+                    </a:prstGeom>
+                    <a:noFill/>
+                    <a:ln w="9525">
+                      <a:noFill/>
+                      <a:headEnd/>
+                      <a:tailEnd/>
+                    </a:ln>
+                  </pic:spPr>
+                </pic:pic>
+              </a:graphicData>
+            </a:graphic>
+          </wp:inline>
+        </w:drawing>
+      </w:r>
+    </w:p>
+    <w:p>
+      <w:pPr>
+        <w:pStyle w:val="ImageCaption"/>
+      </w:pPr>
+      <w:r>
+        <w:t>Figure 3: Probability and impact matrix for the twelve actively managed risks. Red and orange cells require an active response; yellow cells are monitored; green cells are accepted.</w:t>
+      </w:r>
+    </w:p>
+    <w:p>
+      <w:pPr>
+        <w:pStyle w:val="BodyText"/>
+      </w:pPr>
+      <w:r>
+        <w:t>The matrix makes the shape of the project clear. The top-right cluster is almost entirely schedule and integration risk, which follows directly from the fixed deadline in Section 6. There is nothing in the low-probability, low-impact corner worth tracking, because those risks were filtered out during identification.</w:t>
+      </w:r>
+    </w:p>
+    <w:p>
+      <w:pPr>
+        <w:pStyle w:val="Heading3"/>
+      </w:pPr>
+      <w:bookmarkStart w:id="129" w:name="communication-plan"/>
+      <w:bookmarkStart w:id="130" w:name="_Toc241779271"/>
+      <w:bookmarkEnd w:id="127"/>
+      <w:r>
+        <w:t>8.5 Communication Plan</w:t>
+      </w:r>
+      <w:bookmarkEnd w:id="130"/>
+    </w:p>
+    <w:p>
+      <w:pPr>
+        <w:pStyle w:val="FirstParagraph"/>
+      </w:pPr>
+      <w:r>
+        <w:rPr>
+          <w:b/>
+          <w:bCs/>
+        </w:rPr>
+        <w:t>Meeting cadence</w:t>
+      </w:r>
+    </w:p>
+    <w:tbl>
+      <w:tblPr>
+        <w:tblStyle w:val="Table"/>
+        <w:tblW w:w="5000" w:type="pct"/>
+        <w:tblLook w:val="0020" w:firstRow="1" w:lastRow="0" w:firstColumn="0" w:lastColumn="0" w:noHBand="0" w:noVBand="0"/>
+      </w:tblPr>
+      <w:tblGrid>
+        <w:gridCol w:w="1794"/>
+        <w:gridCol w:w="2297"/>
+        <w:gridCol w:w="1806"/>
+        <w:gridCol w:w="1085"/>
+        <w:gridCol w:w="2594"/>
+      </w:tblGrid>
+      <w:tr>
+        <w:trPr>
+          <w:cnfStyle w:val="100000000000" w:firstRow="1" w:lastRow="0" w:firstColumn="0" w:lastColumn="0" w:oddVBand="0" w:evenVBand="0" w:oddHBand="0" w:evenHBand="0" w:firstRowFirstColumn="0" w:firstRowLastColumn="0" w:lastRowFirstColumn="0" w:lastRowLastColumn="0"/>
+          <w:tblHeader/>
+        </w:trPr>
+        <w:tc>
+          <w:tcPr>
+            <w:tcW w:w="0" w:type="auto"/>
+          </w:tcPr>
+          <w:p>
+            <w:pPr>
+              <w:pStyle w:val="Compact"/>
+            </w:pPr>
+            <w:r>
+              <w:t>Meeting</w:t>
+            </w:r>
+          </w:p>
+        </w:tc>
+        <w:tc>
+          <w:tcPr>
+            <w:tcW w:w="0" w:type="auto"/>
+          </w:tcPr>
+          <w:p>
+            <w:pPr>
+              <w:pStyle w:val="Compact"/>
+            </w:pPr>
+            <w:r>
+              <w:t>Who attends</w:t>
+            </w:r>
+          </w:p>
+        </w:tc>
+        <w:tc>
+          <w:tcPr>
+            <w:tcW w:w="0" w:type="auto"/>
+          </w:tcPr>
+          <w:p>
+            <w:pPr>
+              <w:pStyle w:val="Compact"/>
+            </w:pPr>
+            <w:r>
+              <w:t>How often</w:t>
+            </w:r>
+          </w:p>
+        </w:tc>
+        <w:tc>
+          <w:tcPr>
+            <w:tcW w:w="0" w:type="auto"/>
+          </w:tcPr>
+          <w:p>
+            <w:pPr>
+              <w:pStyle w:val="Compact"/>
+              <w:jc w:val="center"/>
+            </w:pPr>
+            <w:r>
+              <w:t>Length</w:t>
+            </w:r>
+          </w:p>
+        </w:tc>
+        <w:tc>
+          <w:tcPr>
+            <w:tcW w:w="0" w:type="auto"/>
+          </w:tcPr>
+          <w:p>
+            <w:pPr>
+              <w:pStyle w:val="Compact"/>
+            </w:pPr>
+            <w:r>
+              <w:t>Purpose</w:t>
+            </w:r>
+          </w:p>
+        </w:tc>
+      </w:tr>
+      <w:tr>
+        <w:tc>
+          <w:tcPr>
+            <w:tcW w:w="0" w:type="auto"/>
+          </w:tcPr>
+          <w:p>
+            <w:pPr>
+              <w:pStyle w:val="Compact"/>
+            </w:pPr>
+            <w:r>
+              <w:t>Team stand-up</w:t>
+            </w:r>
+          </w:p>
+        </w:tc>
+        <w:tc>
+          <w:tcPr>
+            <w:tcW w:w="0" w:type="auto"/>
+          </w:tcPr>
+          <w:p>
+            <w:pPr>
+              <w:pStyle w:val="Compact"/>
+            </w:pPr>
+            <w:r>
+              <w:t>Each delivery team separately</w:t>
+            </w:r>
+          </w:p>
+        </w:tc>
+        <w:tc>
+          <w:tcPr>
+            <w:tcW w:w="0" w:type="auto"/>
+          </w:tcPr>
+          <w:p>
+            <w:pPr>
+              <w:pStyle w:val="Compact"/>
+            </w:pPr>
+            <w:r>
+              <w:t>Daily, 9:15am</w:t>
+            </w:r>
+          </w:p>
+        </w:tc>
+        <w:tc>
+          <w:tcPr>
+            <w:tcW w:w="0" w:type="auto"/>
+          </w:tcPr>
+          <w:p>
+            <w:pPr>
+              <w:pStyle w:val="Compact"/>
+              <w:jc w:val="center"/>
+            </w:pPr>
+            <w:r>
+              <w:t>15 min</w:t>
+            </w:r>
+          </w:p>
+        </w:tc>
+        <w:tc>
+          <w:tcPr>
+            <w:tcW w:w="0" w:type="auto"/>
+          </w:tcPr>
+          <w:p>
+            <w:pPr>
+              <w:pStyle w:val="Compact"/>
+            </w:pPr>
+            <w:r>
+              <w:t>What was done, what is next, what is blocked</w:t>
+            </w:r>
+          </w:p>
+        </w:tc>
+      </w:tr>
+      <w:tr>
+        <w:tc>
+          <w:tcPr>
+            <w:tcW w:w="0" w:type="auto"/>
+          </w:tcPr>
+          <w:p>
+            <w:pPr>
+              <w:pStyle w:val="Compact"/>
+            </w:pPr>
+            <w:r>
+              <w:t>Scrum of scrums</w:t>
+            </w:r>
+          </w:p>
+        </w:tc>
+        <w:tc>
+          <w:tcPr>
+            <w:tcW w:w="0" w:type="auto"/>
+          </w:tcPr>
+          <w:p>
+            <w:pPr>
+              <w:pStyle w:val="Compact"/>
+            </w:pPr>
+            <w:r>
+              <w:t>One lead from each of the six teams</w:t>
+            </w:r>
+          </w:p>
+        </w:tc>
+        <w:tc>
+          <w:tcPr>
+            <w:tcW w:w="0" w:type="auto"/>
+          </w:tcPr>
+          <w:p>
+            <w:pPr>
+              <w:pStyle w:val="Compact"/>
+            </w:pPr>
+            <w:r>
+              <w:t>Twice weekly, Tue and Thu</w:t>
+            </w:r>
+          </w:p>
+        </w:tc>
+        <w:tc>
+          <w:tcPr>
+            <w:tcW w:w="0" w:type="auto"/>
+          </w:tcPr>
+          <w:p>
+            <w:pPr>
+              <w:pStyle w:val="Compact"/>
+              <w:jc w:val="center"/>
+            </w:pPr>
+            <w:r>
+              <w:t>30 min</w:t>
+            </w:r>
+          </w:p>
+        </w:tc>
+        <w:tc>
+          <w:tcPr>
+            <w:tcW w:w="0" w:type="auto"/>
+          </w:tcPr>
+          <w:p>
+            <w:pPr>
+              <w:pStyle w:val="Compact"/>
+            </w:pPr>
+            <w:r>
+              <w:t>Cross-team blockers and dependencies</w:t>
+            </w:r>
+          </w:p>
+        </w:tc>
+      </w:tr>
+      <w:tr>
+        <w:tc>
+          <w:tcPr>
+            <w:tcW w:w="0" w:type="auto"/>
+          </w:tcPr>
+          <w:p>
+            <w:pPr>
+              <w:pStyle w:val="Compact"/>
+            </w:pPr>
+            <w:r>
+              <w:t xml:space="preserve">Sprint </w:t>
+            </w:r>
+            <w:r>
+              <w:lastRenderedPageBreak/>
+              <w:t>planning</w:t>
+            </w:r>
+          </w:p>
+        </w:tc>
+        <w:tc>
+          <w:tcPr>
+            <w:tcW w:w="0" w:type="auto"/>
+          </w:tcPr>
+          <w:p>
+            <w:pPr>
+              <w:pStyle w:val="Compact"/>
+            </w:pPr>
+            <w:r>
+              <w:lastRenderedPageBreak/>
+              <w:t xml:space="preserve">Delivery team plus </w:t>
+            </w:r>
+            <w:r>
+              <w:lastRenderedPageBreak/>
+              <w:t>product owner</w:t>
+            </w:r>
+          </w:p>
+        </w:tc>
+        <w:tc>
+          <w:tcPr>
+            <w:tcW w:w="0" w:type="auto"/>
+          </w:tcPr>
+          <w:p>
+            <w:pPr>
+              <w:pStyle w:val="Compact"/>
+            </w:pPr>
+            <w:r>
+              <w:lastRenderedPageBreak/>
+              <w:t xml:space="preserve">Every two </w:t>
+            </w:r>
+            <w:r>
+              <w:lastRenderedPageBreak/>
+              <w:t>weeks, sprint start</w:t>
+            </w:r>
+          </w:p>
+        </w:tc>
+        <w:tc>
+          <w:tcPr>
+            <w:tcW w:w="0" w:type="auto"/>
+          </w:tcPr>
+          <w:p>
+            <w:pPr>
+              <w:pStyle w:val="Compact"/>
+              <w:jc w:val="center"/>
+            </w:pPr>
+            <w:r>
+              <w:lastRenderedPageBreak/>
+              <w:t>2 hr</w:t>
+            </w:r>
+          </w:p>
+        </w:tc>
+        <w:tc>
+          <w:tcPr>
+            <w:tcW w:w="0" w:type="auto"/>
+          </w:tcPr>
+          <w:p>
+            <w:pPr>
+              <w:pStyle w:val="Compact"/>
+            </w:pPr>
+            <w:r>
+              <w:t xml:space="preserve">Commit to the sprint </w:t>
+            </w:r>
+            <w:r>
+              <w:lastRenderedPageBreak/>
+              <w:t>backlog</w:t>
+            </w:r>
+          </w:p>
+        </w:tc>
+      </w:tr>
+      <w:tr>
+        <w:tc>
+          <w:tcPr>
+            <w:tcW w:w="0" w:type="auto"/>
+          </w:tcPr>
+          <w:p>
+            <w:pPr>
+              <w:pStyle w:val="Compact"/>
+            </w:pPr>
+            <w:r>
+              <w:lastRenderedPageBreak/>
+              <w:t>Sprint review</w:t>
+            </w:r>
+          </w:p>
+        </w:tc>
+        <w:tc>
+          <w:tcPr>
+            <w:tcW w:w="0" w:type="auto"/>
+          </w:tcPr>
+          <w:p>
+            <w:pPr>
+              <w:pStyle w:val="Compact"/>
+            </w:pPr>
+            <w:r>
+              <w:t>Delivery teams, product owner, client</w:t>
+            </w:r>
+          </w:p>
+        </w:tc>
+        <w:tc>
+          <w:tcPr>
+            <w:tcW w:w="0" w:type="auto"/>
+          </w:tcPr>
+          <w:p>
+            <w:pPr>
+              <w:pStyle w:val="Compact"/>
+            </w:pPr>
+            <w:r>
+              <w:t>Every two weeks, sprint end</w:t>
+            </w:r>
+          </w:p>
+        </w:tc>
+        <w:tc>
+          <w:tcPr>
+            <w:tcW w:w="0" w:type="auto"/>
+          </w:tcPr>
+          <w:p>
+            <w:pPr>
+              <w:pStyle w:val="Compact"/>
+              <w:jc w:val="center"/>
+            </w:pPr>
+            <w:r>
+              <w:t>1 hr</w:t>
+            </w:r>
+          </w:p>
+        </w:tc>
+        <w:tc>
+          <w:tcPr>
+            <w:tcW w:w="0" w:type="auto"/>
+          </w:tcPr>
+          <w:p>
+            <w:pPr>
+              <w:pStyle w:val="Compact"/>
+            </w:pPr>
+            <w:r>
+              <w:t>Demonstrate working software</w:t>
+            </w:r>
+          </w:p>
+        </w:tc>
+      </w:tr>
+      <w:tr>
+        <w:tc>
+          <w:tcPr>
+            <w:tcW w:w="0" w:type="auto"/>
+          </w:tcPr>
+          <w:p>
+            <w:pPr>
+              <w:pStyle w:val="Compact"/>
+            </w:pPr>
+            <w:r>
+              <w:t>Sprint retrospective</w:t>
+            </w:r>
+          </w:p>
+        </w:tc>
+        <w:tc>
+          <w:tcPr>
+            <w:tcW w:w="0" w:type="auto"/>
+          </w:tcPr>
+          <w:p>
+            <w:pPr>
+              <w:pStyle w:val="Compact"/>
+            </w:pPr>
+            <w:r>
+              <w:t>Each delivery team</w:t>
+            </w:r>
+          </w:p>
+        </w:tc>
+        <w:tc>
+          <w:tcPr>
+            <w:tcW w:w="0" w:type="auto"/>
+          </w:tcPr>
+          <w:p>
+            <w:pPr>
+              <w:pStyle w:val="Compact"/>
+            </w:pPr>
+            <w:r>
+              <w:t>Every two weeks, sprint end</w:t>
+            </w:r>
+          </w:p>
+        </w:tc>
+        <w:tc>
+          <w:tcPr>
+            <w:tcW w:w="0" w:type="auto"/>
+          </w:tcPr>
+          <w:p>
+            <w:pPr>
+              <w:pStyle w:val="Compact"/>
+              <w:jc w:val="center"/>
+            </w:pPr>
+            <w:r>
+              <w:t>45 min</w:t>
+            </w:r>
+          </w:p>
+        </w:tc>
+        <w:tc>
+          <w:tcPr>
+            <w:tcW w:w="0" w:type="auto"/>
+          </w:tcPr>
+          <w:p>
+            <w:pPr>
+              <w:pStyle w:val="Compact"/>
+            </w:pPr>
+            <w:r>
+              <w:t>What to change in how we work</w:t>
+            </w:r>
+          </w:p>
+        </w:tc>
+      </w:tr>
+      <w:tr>
+        <w:tc>
+          <w:tcPr>
+            <w:tcW w:w="0" w:type="auto"/>
+          </w:tcPr>
+          <w:p>
+            <w:pPr>
+              <w:pStyle w:val="Compact"/>
+            </w:pPr>
+            <w:r>
+              <w:t>Stakeholder update</w:t>
+            </w:r>
+          </w:p>
+        </w:tc>
+        <w:tc>
+          <w:tcPr>
+            <w:tcW w:w="0" w:type="auto"/>
+          </w:tcPr>
+          <w:p>
+            <w:pPr>
+              <w:pStyle w:val="Compact"/>
+            </w:pPr>
+            <w:r>
+              <w:t>Project Manager to all stakeholders</w:t>
+            </w:r>
+          </w:p>
+        </w:tc>
+        <w:tc>
+          <w:tcPr>
+            <w:tcW w:w="0" w:type="auto"/>
+          </w:tcPr>
+          <w:p>
+            <w:pPr>
+              <w:pStyle w:val="Compact"/>
+            </w:pPr>
+            <w:r>
+              <w:t>Weekly, Thursday</w:t>
+            </w:r>
+          </w:p>
+        </w:tc>
+        <w:tc>
+          <w:tcPr>
+            <w:tcW w:w="0" w:type="auto"/>
+          </w:tcPr>
+          <w:p>
+            <w:pPr>
+              <w:pStyle w:val="Compact"/>
+              <w:jc w:val="center"/>
+            </w:pPr>
+            <w:r>
+              <w:t>Async video</w:t>
+            </w:r>
+          </w:p>
+        </w:tc>
+        <w:tc>
+          <w:tcPr>
+            <w:tcW w:w="0" w:type="auto"/>
+          </w:tcPr>
+          <w:p>
+            <w:pPr>
+              <w:pStyle w:val="Compact"/>
+            </w:pPr>
+            <w:r>
+              <w:t>What changed this week, what is next</w:t>
+            </w:r>
+          </w:p>
+        </w:tc>
+      </w:tr>
+      <w:tr>
+        <w:tc>
+          <w:tcPr>
+            <w:tcW w:w="0" w:type="auto"/>
+          </w:tcPr>
+          <w:p>
+            <w:pPr>
+              <w:pStyle w:val="Compact"/>
+            </w:pPr>
+            <w:r>
+              <w:t>Risk review</w:t>
+            </w:r>
+          </w:p>
+        </w:tc>
+        <w:tc>
+          <w:tcPr>
+            <w:tcW w:w="0" w:type="auto"/>
+          </w:tcPr>
+          <w:p>
+            <w:pPr>
+              <w:pStyle w:val="Compact"/>
+            </w:pPr>
+            <w:r>
+              <w:t>Project Manager and team leads</w:t>
+            </w:r>
+          </w:p>
+        </w:tc>
+        <w:tc>
+          <w:tcPr>
+            <w:tcW w:w="0" w:type="auto"/>
+          </w:tcPr>
+          <w:p>
+            <w:pPr>
+              <w:pStyle w:val="Compact"/>
+            </w:pPr>
+            <w:r>
+              <w:t>Every two weeks</w:t>
+            </w:r>
+          </w:p>
+        </w:tc>
+        <w:tc>
+          <w:tcPr>
+            <w:tcW w:w="0" w:type="auto"/>
+          </w:tcPr>
+          <w:p>
+            <w:pPr>
+              <w:pStyle w:val="Compact"/>
+              <w:jc w:val="center"/>
+            </w:pPr>
+            <w:r>
+              <w:t>45 min</w:t>
+            </w:r>
+          </w:p>
+        </w:tc>
+        <w:tc>
+          <w:tcPr>
+            <w:tcW w:w="0" w:type="auto"/>
+          </w:tcPr>
+          <w:p>
+            <w:pPr>
+              <w:pStyle w:val="Compact"/>
+            </w:pPr>
+            <w:r>
+              <w:t>Re-score the register, close and open risks</w:t>
+            </w:r>
+          </w:p>
+        </w:tc>
+      </w:tr>
+      <w:tr>
+        <w:tc>
+          <w:tcPr>
+            <w:tcW w:w="0" w:type="auto"/>
+          </w:tcPr>
+          <w:p>
+            <w:pPr>
+              <w:pStyle w:val="Compact"/>
+            </w:pPr>
+            <w:r>
+              <w:t>Steering committee</w:t>
+            </w:r>
+          </w:p>
+        </w:tc>
+        <w:tc>
+          <w:tcPr>
+            <w:tcW w:w="0" w:type="auto"/>
+          </w:tcPr>
+          <w:p>
+            <w:pPr>
+              <w:pStyle w:val="Compact"/>
+            </w:pPr>
+            <w:r>
+              <w:t>Client sponsors, PM, delivery leads</w:t>
+            </w:r>
+          </w:p>
+        </w:tc>
+        <w:tc>
+          <w:tcPr>
+            <w:tcW w:w="0" w:type="auto"/>
+          </w:tcPr>
+          <w:p>
+            <w:pPr>
+              <w:pStyle w:val="Compact"/>
+            </w:pPr>
+            <w:r>
+              <w:t>Monthly</w:t>
+            </w:r>
+          </w:p>
+        </w:tc>
+        <w:tc>
+          <w:tcPr>
+            <w:tcW w:w="0" w:type="auto"/>
+          </w:tcPr>
+          <w:p>
+            <w:pPr>
+              <w:pStyle w:val="Compact"/>
+              <w:jc w:val="center"/>
+            </w:pPr>
+            <w:r>
+              <w:t>1 hr</w:t>
+            </w:r>
+          </w:p>
+        </w:tc>
+        <w:tc>
+          <w:tcPr>
+            <w:tcW w:w="0" w:type="auto"/>
+          </w:tcPr>
+          <w:p>
+            <w:pPr>
+              <w:pStyle w:val="Compact"/>
+            </w:pPr>
+            <w:r>
+              <w:t>Budget, scope changes, escalated decisions</w:t>
+            </w:r>
+          </w:p>
+        </w:tc>
+      </w:tr>
+    </w:tbl>
+    <w:p>
+      <w:pPr>
+        <w:pStyle w:val="BodyText"/>
+      </w:pPr>
+      <w:r>
+        <w:rPr>
+          <w:b/>
+          <w:bCs/>
+        </w:rPr>
+        <w:t>Reporting methods</w:t>
+      </w:r>
+    </w:p>
+    <w:tbl>
+      <w:tblPr>
+        <w:tblStyle w:val="Table"/>
+        <w:tblW w:w="5000" w:type="pct"/>
+        <w:tblLook w:val="0020" w:firstRow="1" w:lastRow="0" w:firstColumn="0" w:lastColumn="0" w:noHBand="0" w:noVBand="0"/>
+      </w:tblPr>
+      <w:tblGrid>
+        <w:gridCol w:w="1926"/>
+        <w:gridCol w:w="2064"/>
+        <w:gridCol w:w="2251"/>
+        <w:gridCol w:w="1749"/>
+        <w:gridCol w:w="1586"/>
+      </w:tblGrid>
+      <w:tr>
+        <w:trPr>
+          <w:cnfStyle w:val="100000000000" w:firstRow="1" w:lastRow="0" w:firstColumn="0" w:lastColumn="0" w:oddVBand="0" w:evenVBand="0" w:oddHBand="0" w:evenHBand="0" w:firstRowFirstColumn="0" w:firstRowLastColumn="0" w:lastRowFirstColumn="0" w:lastRowLastColumn="0"/>
+          <w:tblHeader/>
+        </w:trPr>
+        <w:tc>
+          <w:tcPr>
+            <w:tcW w:w="0" w:type="auto"/>
+          </w:tcPr>
+          <w:p>
+            <w:pPr>
+              <w:pStyle w:val="Compact"/>
+            </w:pPr>
+            <w:r>
+              <w:t>Report</w:t>
+            </w:r>
+          </w:p>
+        </w:tc>
+        <w:tc>
+          <w:tcPr>
+            <w:tcW w:w="0" w:type="auto"/>
+          </w:tcPr>
+          <w:p>
+            <w:pPr>
+              <w:pStyle w:val="Compact"/>
+            </w:pPr>
+            <w:r>
+              <w:t>Audience</w:t>
+            </w:r>
+          </w:p>
+        </w:tc>
+        <w:tc>
+          <w:tcPr>
+            <w:tcW w:w="0" w:type="auto"/>
+          </w:tcPr>
+          <w:p>
+            <w:pPr>
+              <w:pStyle w:val="Compact"/>
+            </w:pPr>
+            <w:r>
+              <w:t>Format</w:t>
+            </w:r>
+          </w:p>
+        </w:tc>
+        <w:tc>
+          <w:tcPr>
+            <w:tcW w:w="0" w:type="auto"/>
+          </w:tcPr>
+          <w:p>
+            <w:pPr>
+              <w:pStyle w:val="Compact"/>
+            </w:pPr>
+            <w:r>
+              <w:t>Frequency</w:t>
+            </w:r>
+          </w:p>
+        </w:tc>
+        <w:tc>
+          <w:tcPr>
+            <w:tcW w:w="0" w:type="auto"/>
+          </w:tcPr>
+          <w:p>
+            <w:pPr>
+              <w:pStyle w:val="Compact"/>
+            </w:pPr>
+            <w:r>
+              <w:t>Owner</w:t>
+            </w:r>
+          </w:p>
+        </w:tc>
+      </w:tr>
+      <w:tr>
+        <w:tc>
+          <w:tcPr>
+            <w:tcW w:w="0" w:type="auto"/>
+          </w:tcPr>
+          <w:p>
+            <w:pPr>
+              <w:pStyle w:val="Compact"/>
+            </w:pPr>
+            <w:r>
+              <w:t>Sprint burndown</w:t>
+            </w:r>
+          </w:p>
+        </w:tc>
+        <w:tc>
+          <w:tcPr>
+            <w:tcW w:w="0" w:type="auto"/>
+          </w:tcPr>
+          <w:p>
+            <w:pPr>
+              <w:pStyle w:val="Compact"/>
+            </w:pPr>
+            <w:r>
+              <w:t>Delivery teams</w:t>
+            </w:r>
+          </w:p>
+        </w:tc>
+        <w:tc>
+          <w:tcPr>
+            <w:tcW w:w="0" w:type="auto"/>
+          </w:tcPr>
+          <w:p>
+            <w:pPr>
+              <w:pStyle w:val="Compact"/>
+            </w:pPr>
+            <w:r>
+              <w:t>Trello board, live</w:t>
+            </w:r>
+          </w:p>
+        </w:tc>
+        <w:tc>
+          <w:tcPr>
+            <w:tcW w:w="0" w:type="auto"/>
+          </w:tcPr>
+          <w:p>
+            <w:pPr>
+              <w:pStyle w:val="Compact"/>
+            </w:pPr>
+            <w:r>
+              <w:t>Continuous</w:t>
+            </w:r>
+          </w:p>
+        </w:tc>
+        <w:tc>
+          <w:tcPr>
+            <w:tcW w:w="0" w:type="auto"/>
+          </w:tcPr>
+          <w:p>
+            <w:pPr>
+              <w:pStyle w:val="Compact"/>
+            </w:pPr>
+            <w:r>
+              <w:t>Team leads</w:t>
+            </w:r>
+          </w:p>
+        </w:tc>
+      </w:tr>
+      <w:tr>
+        <w:tc>
+          <w:tcPr>
+            <w:tcW w:w="0" w:type="auto"/>
+          </w:tcPr>
+          <w:p>
+            <w:pPr>
+              <w:pStyle w:val="Compact"/>
+            </w:pPr>
+            <w:r>
+              <w:t>Weekly status update</w:t>
+            </w:r>
+          </w:p>
+        </w:tc>
+        <w:tc>
+          <w:tcPr>
+            <w:tcW w:w="0" w:type="auto"/>
+          </w:tcPr>
+          <w:p>
+            <w:pPr>
+              <w:pStyle w:val="Compact"/>
+            </w:pPr>
+            <w:r>
+              <w:t>All stakeholders</w:t>
+            </w:r>
+          </w:p>
+        </w:tc>
+        <w:tc>
+          <w:tcPr>
+            <w:tcW w:w="0" w:type="auto"/>
+          </w:tcPr>
+          <w:p>
+            <w:pPr>
+              <w:pStyle w:val="Compact"/>
+            </w:pPr>
+            <w:r>
+              <w:t>1–2 minute recorded video</w:t>
+            </w:r>
+          </w:p>
+        </w:tc>
+        <w:tc>
+          <w:tcPr>
+            <w:tcW w:w="0" w:type="auto"/>
+          </w:tcPr>
+          <w:p>
+            <w:pPr>
+              <w:pStyle w:val="Compact"/>
+            </w:pPr>
+            <w:r>
+              <w:t>Weekly</w:t>
+            </w:r>
+          </w:p>
+        </w:tc>
+        <w:tc>
+          <w:tcPr>
+            <w:tcW w:w="0" w:type="auto"/>
+          </w:tcPr>
+          <w:p>
+            <w:pPr>
+              <w:pStyle w:val="Compact"/>
+            </w:pPr>
+            <w:r>
+              <w:t>Project Manager</w:t>
+            </w:r>
+          </w:p>
+        </w:tc>
+      </w:tr>
+      <w:tr>
+        <w:tc>
+          <w:tcPr>
+            <w:tcW w:w="0" w:type="auto"/>
+          </w:tcPr>
+          <w:p>
+            <w:pPr>
+              <w:pStyle w:val="Compact"/>
+            </w:pPr>
+            <w:r>
+              <w:t>Project document</w:t>
+            </w:r>
+          </w:p>
+        </w:tc>
+        <w:tc>
+          <w:tcPr>
+            <w:tcW w:w="0" w:type="auto"/>
+          </w:tcPr>
+          <w:p>
+            <w:pPr>
+              <w:pStyle w:val="Compact"/>
+            </w:pPr>
+            <w:r>
+              <w:t>All stakeholders</w:t>
+            </w:r>
+          </w:p>
+        </w:tc>
+        <w:tc>
+          <w:tcPr>
+            <w:tcW w:w="0" w:type="auto"/>
+          </w:tcPr>
+          <w:p>
+            <w:pPr>
+              <w:pStyle w:val="Compact"/>
+            </w:pPr>
+            <w:r>
+              <w:t>This document, versioned in GitHub</w:t>
+            </w:r>
+          </w:p>
+        </w:tc>
+        <w:tc>
+          <w:tcPr>
+            <w:tcW w:w="0" w:type="auto"/>
+          </w:tcPr>
+          <w:p>
+            <w:pPr>
+              <w:pStyle w:val="Compact"/>
+            </w:pPr>
+            <w:r>
+              <w:t>Weekly</w:t>
+            </w:r>
+          </w:p>
+        </w:tc>
+        <w:tc>
+          <w:tcPr>
+            <w:tcW w:w="0" w:type="auto"/>
+          </w:tcPr>
+          <w:p>
+            <w:pPr>
+              <w:pStyle w:val="Compact"/>
+            </w:pPr>
+            <w:r>
+              <w:t>Project Manager</w:t>
+            </w:r>
+          </w:p>
+        </w:tc>
+      </w:tr>
+      <w:tr>
+        <w:tc>
+          <w:tcPr>
+            <w:tcW w:w="0" w:type="auto"/>
+          </w:tcPr>
+          <w:p>
+            <w:pPr>
+              <w:pStyle w:val="Compact"/>
+            </w:pPr>
+            <w:r>
+              <w:t>Risk register</w:t>
+            </w:r>
+          </w:p>
+        </w:tc>
+        <w:tc>
+          <w:tcPr>
+            <w:tcW w:w="0" w:type="auto"/>
+          </w:tcPr>
+          <w:p>
+            <w:pPr>
+              <w:pStyle w:val="Compact"/>
+            </w:pPr>
+            <w:r>
+              <w:t>Steering committee, team leads</w:t>
+            </w:r>
+          </w:p>
+        </w:tc>
+        <w:tc>
+          <w:tcPr>
+            <w:tcW w:w="0" w:type="auto"/>
+          </w:tcPr>
+          <w:p>
+            <w:pPr>
+              <w:pStyle w:val="Compact"/>
+            </w:pPr>
+            <w:r>
+              <w:t>Section 8.3 of this document</w:t>
+            </w:r>
+          </w:p>
+        </w:tc>
+        <w:tc>
+          <w:tcPr>
+            <w:tcW w:w="0" w:type="auto"/>
+          </w:tcPr>
+          <w:p>
+            <w:pPr>
+              <w:pStyle w:val="Compact"/>
+            </w:pPr>
+            <w:r>
+              <w:t>Every two weeks</w:t>
+            </w:r>
+          </w:p>
+        </w:tc>
+        <w:tc>
+          <w:tcPr>
+            <w:tcW w:w="0" w:type="auto"/>
+          </w:tcPr>
+          <w:p>
+            <w:pPr>
+              <w:pStyle w:val="Compact"/>
+            </w:pPr>
+            <w:r>
+              <w:t>Project Manager</w:t>
+            </w:r>
+          </w:p>
+        </w:tc>
+      </w:tr>
+      <w:tr>
+        <w:tc>
+          <w:tcPr>
+            <w:tcW w:w="0" w:type="auto"/>
+          </w:tcPr>
+          <w:p>
+            <w:pPr>
+              <w:pStyle w:val="Compact"/>
+            </w:pPr>
+            <w:r>
+              <w:t>Occupancy and revenue reports</w:t>
+            </w:r>
+          </w:p>
+        </w:tc>
+        <w:tc>
+          <w:tcPr>
+            <w:tcW w:w="0" w:type="auto"/>
+          </w:tcPr>
+          <w:p>
+            <w:pPr>
+              <w:pStyle w:val="Compact"/>
+            </w:pPr>
+            <w:r>
+              <w:t>Operators, finance</w:t>
+            </w:r>
+          </w:p>
+        </w:tc>
+        <w:tc>
+          <w:tcPr>
+            <w:tcW w:w="0" w:type="auto"/>
+          </w:tcPr>
+          <w:p>
+            <w:pPr>
+              <w:pStyle w:val="Compact"/>
+            </w:pPr>
+            <w:r>
+              <w:t>Platform reports in WBS 1.5.2.4</w:t>
+            </w:r>
+          </w:p>
+        </w:tc>
+        <w:tc>
+          <w:tcPr>
+            <w:tcW w:w="0" w:type="auto"/>
+          </w:tcPr>
+          <w:p>
+            <w:pPr>
+              <w:pStyle w:val="Compact"/>
+            </w:pPr>
+            <w:r>
+              <w:t>Daily and monthly</w:t>
+            </w:r>
+          </w:p>
+        </w:tc>
+        <w:tc>
+          <w:tcPr>
+            <w:tcW w:w="0" w:type="auto"/>
+          </w:tcPr>
+          <w:p>
+            <w:pPr>
+              <w:pStyle w:val="Compact"/>
+            </w:pPr>
+            <w:r>
+              <w:t>Operator dashboard</w:t>
+            </w:r>
+          </w:p>
+        </w:tc>
+      </w:tr>
+      <w:tr>
+        <w:tc>
+          <w:tcPr>
+            <w:tcW w:w="0" w:type="auto"/>
+          </w:tcPr>
+          <w:p>
+            <w:pPr>
+              <w:pStyle w:val="Compact"/>
+            </w:pPr>
+            <w:r>
+              <w:t>Defect report</w:t>
+            </w:r>
+          </w:p>
+        </w:tc>
+        <w:tc>
+          <w:tcPr>
+            <w:tcW w:w="0" w:type="auto"/>
+          </w:tcPr>
+          <w:p>
+            <w:pPr>
+              <w:pStyle w:val="Compact"/>
+            </w:pPr>
+            <w:r>
+              <w:t>QA, delivery leads</w:t>
+            </w:r>
+          </w:p>
+        </w:tc>
+        <w:tc>
+          <w:tcPr>
+            <w:tcW w:w="0" w:type="auto"/>
+          </w:tcPr>
+          <w:p>
+            <w:pPr>
+              <w:pStyle w:val="Compact"/>
+            </w:pPr>
+            <w:r>
+              <w:t>Test management tool</w:t>
+            </w:r>
+          </w:p>
+        </w:tc>
+        <w:tc>
+          <w:tcPr>
+            <w:tcW w:w="0" w:type="auto"/>
+          </w:tcPr>
+          <w:p>
+            <w:pPr>
+              <w:pStyle w:val="Compact"/>
+            </w:pPr>
+            <w:r>
+              <w:t>Daily during test phases</w:t>
+            </w:r>
+          </w:p>
+        </w:tc>
+        <w:tc>
+          <w:tcPr>
+            <w:tcW w:w="0" w:type="auto"/>
+          </w:tcPr>
+          <w:p>
+            <w:pPr>
+              <w:pStyle w:val="Compact"/>
+            </w:pPr>
+            <w:r>
+              <w:t>QA Lead</w:t>
+            </w:r>
+          </w:p>
+        </w:tc>
+      </w:tr>
+      <w:tr>
+        <w:tc>
+          <w:tcPr>
+            <w:tcW w:w="0" w:type="auto"/>
+          </w:tcPr>
+          <w:p>
+            <w:pPr>
+              <w:pStyle w:val="Compact"/>
+            </w:pPr>
+            <w:r>
+              <w:t>Milestone report</w:t>
+            </w:r>
+          </w:p>
+        </w:tc>
+        <w:tc>
+          <w:tcPr>
+            <w:tcW w:w="0" w:type="auto"/>
+          </w:tcPr>
+          <w:p>
+            <w:pPr>
+              <w:pStyle w:val="Compact"/>
+            </w:pPr>
+            <w:r>
+              <w:t>Client sponsors</w:t>
+            </w:r>
+          </w:p>
+        </w:tc>
+        <w:tc>
+          <w:tcPr>
+            <w:tcW w:w="0" w:type="auto"/>
+          </w:tcPr>
+          <w:p>
+            <w:pPr>
+              <w:pStyle w:val="Compact"/>
+            </w:pPr>
+            <w:r>
+              <w:t>One-page summary at each milestone</w:t>
+            </w:r>
+          </w:p>
+        </w:tc>
+        <w:tc>
+          <w:tcPr>
+            <w:tcW w:w="0" w:type="auto"/>
+          </w:tcPr>
+          <w:p>
+            <w:pPr>
+              <w:pStyle w:val="Compact"/>
+            </w:pPr>
+            <w:r>
+              <w:t>Six times (M1–M6)</w:t>
+            </w:r>
+          </w:p>
+        </w:tc>
+        <w:tc>
+          <w:tcPr>
+            <w:tcW w:w="0" w:type="auto"/>
+          </w:tcPr>
+          <w:p>
+            <w:pPr>
+              <w:pStyle w:val="Compact"/>
+            </w:pPr>
+            <w:r>
+              <w:t>Project Manager</w:t>
+            </w:r>
+          </w:p>
+        </w:tc>
+      </w:tr>
+    </w:tbl>
+    <w:p>
+      <w:pPr>
+        <w:pStyle w:val="BodyText"/>
+      </w:pPr>
+      <w:r>
+        <w:rPr>
+          <w:b/>
+          <w:bCs/>
+        </w:rPr>
+        <w:t>Escalation path</w:t>
+      </w:r>
     </w:p>
     <w:p>
       <w:pPr>
@@ -18874,17 +23352,7 @@
         </w:numPr>
       </w:pPr>
       <w:r>
-        <w:t xml:space="preserve">Market Research Intellect — </w:t>
-      </w:r>
-      <w:r>
-        <w:rPr>
-          <w:i/>
-          <w:iCs/>
-        </w:rPr>
-        <w:t>Smart Parking Platform Market Size and Forecast.</w:t>
-      </w:r>
-      <w:r>
-        <w:t xml:space="preserve"> Market sizing and key player list.</w:t>
+        <w:t>Raised in the team stand-up and handled by the team lead.</w:t>
       </w:r>
     </w:p>
     <w:p>
@@ -18896,17 +23364,7 @@
         </w:numPr>
       </w:pPr>
       <w:r>
-        <w:t xml:space="preserve">Similarweb — </w:t>
-      </w:r>
-      <w:r>
-        <w:rPr>
-          <w:i/>
-          <w:iCs/>
-        </w:rPr>
-        <w:t>SpotHero Competitors,</w:t>
-      </w:r>
-      <w:r>
-        <w:t xml:space="preserve"> June 2026. Competitive set for garage reservation platforms.</w:t>
+        <w:t>Unresolved after one working day, raised at the scrum of scrums.</w:t>
       </w:r>
     </w:p>
     <w:p>
@@ -18918,17 +23376,7 @@
         </w:numPr>
       </w:pPr>
       <w:r>
-        <w:t xml:space="preserve">Unstar — </w:t>
-      </w:r>
-      <w:r>
-        <w:rPr>
-          <w:i/>
-          <w:iCs/>
-        </w:rPr>
-        <w:t>ParkMobile vs SpotHero: 5 Parking Apps Ranked, 2026.</w:t>
-      </w:r>
-      <w:r>
-        <w:t xml:space="preserve"> Complaint pattern analysis for ParkMobile, SpotHero, PayByPhone, ParkWhiz, and Passport.</w:t>
+        <w:t>Unresolved after three working days, or affecting the critical path, escalated to the Project Manager.</w:t>
       </w:r>
     </w:p>
     <w:p>
@@ -18940,17 +23388,28 @@
         </w:numPr>
       </w:pPr>
       <w:r>
-        <w:t xml:space="preserve">StartupOG — </w:t>
-      </w:r>
-      <w:r>
-        <w:rPr>
-          <w:i/>
-          <w:iCs/>
-        </w:rPr>
-        <w:t>Best ParkWhiz Alternatives &amp; Competitors, 2026.</w:t>
-      </w:r>
-      <w:r>
-        <w:t xml:space="preserve"> Feature positioning across competitors.</w:t>
+        <w:lastRenderedPageBreak/>
+        <w:t>Affecting scope, budget, or the December 4 delivery date, escalated to the steering committee within 24 hours.</w:t>
+      </w:r>
+    </w:p>
+    <w:p>
+      <w:pPr>
+        <w:pStyle w:val="FirstParagraph"/>
+      </w:pPr>
+      <w:r>
+        <w:t>Anything on the critical path in Section 6.5 skips straight to step 3. There is no slack to absorb a slow escalation.</w:t>
+      </w:r>
+    </w:p>
+    <w:p>
+      <w:pPr>
+        <w:pStyle w:val="BodyText"/>
+      </w:pPr>
+      <w:r>
+        <w:rPr>
+          <w:b/>
+          <w:bCs/>
+        </w:rPr>
+        <w:t>Communication principles</w:t>
       </w:r>
     </w:p>
     <w:p>
@@ -18958,40 +23417,307 @@
         <w:pStyle w:val="Compact"/>
         <w:numPr>
           <w:ilvl w:val="0"/>
-          <w:numId w:val="37"/>
+          <w:numId w:val="38"/>
         </w:numPr>
       </w:pPr>
       <w:r>
-        <w:t xml:space="preserve">$oftware ¢orp. — </w:t>
+        <w:t>Written first. Decisions made in a meeting are recorded in this document or on the board within 24 hours.</w:t>
+      </w:r>
+    </w:p>
+    <w:p>
+      <w:pPr>
+        <w:pStyle w:val="Compact"/>
+        <w:numPr>
+          <w:ilvl w:val="0"/>
+          <w:numId w:val="38"/>
+        </w:numPr>
+      </w:pPr>
+      <w:r>
+        <w:t>One source of truth. The project document in the public repository is the current state; anything else is a draft.</w:t>
+      </w:r>
+    </w:p>
+    <w:p>
+      <w:pPr>
+        <w:pStyle w:val="Compact"/>
+        <w:numPr>
+          <w:ilvl w:val="0"/>
+          <w:numId w:val="38"/>
+        </w:numPr>
+      </w:pPr>
+      <w:r>
+        <w:t>Bad news early. A risk raised late costs more than a risk raised wrong.</w:t>
+      </w:r>
+    </w:p>
+    <w:p>
+      <w:pPr>
+        <w:pStyle w:val="Heading3"/>
+      </w:pPr>
+      <w:bookmarkStart w:id="131" w:name="open-risk-management-items"/>
+      <w:bookmarkStart w:id="132" w:name="_Toc241779272"/>
+      <w:bookmarkEnd w:id="129"/>
+      <w:r>
+        <w:t>8.6 Open Risk Management Items</w:t>
+      </w:r>
+      <w:bookmarkEnd w:id="132"/>
+    </w:p>
+    <w:p>
+      <w:pPr>
+        <w:pStyle w:val="Compact"/>
+        <w:numPr>
+          <w:ilvl w:val="0"/>
+          <w:numId w:val="39"/>
+        </w:numPr>
+      </w:pPr>
+      <w:r>
+        <w:t>Quantitative risk analysis, including expected monetary value for the financial risks</w:t>
+      </w:r>
+    </w:p>
+    <w:p>
+      <w:pPr>
+        <w:pStyle w:val="Compact"/>
+        <w:numPr>
+          <w:ilvl w:val="0"/>
+          <w:numId w:val="39"/>
+        </w:numPr>
+      </w:pPr>
+      <w:r>
+        <w:t>Contingency reserve sizing once effort estimates are complete</w:t>
+      </w:r>
+    </w:p>
+    <w:p>
+      <w:pPr>
+        <w:pStyle w:val="Compact"/>
+        <w:numPr>
+          <w:ilvl w:val="0"/>
+          <w:numId w:val="39"/>
+        </w:numPr>
+      </w:pPr>
+      <w:r>
+        <w:t>Risk triggers — the specific signal that tells us a risk is becoming an issue</w:t>
+      </w:r>
+    </w:p>
+    <w:p>
+      <w:pPr>
+        <w:pStyle w:val="Compact"/>
+        <w:numPr>
+          <w:ilvl w:val="0"/>
+          <w:numId w:val="39"/>
+        </w:numPr>
+      </w:pPr>
+      <w:r>
+        <w:t>A stakeholder communication matrix mapping each stakeholder to their interest and influence</w:t>
+      </w:r>
+    </w:p>
+    <w:p>
+      <w:r>
+        <w:pict w14:anchorId="2D5A77EF">
+          <v:rect id="_x0000_i1026" style="width:0;height:1.5pt" o:hralign="center" o:hrstd="t" o:hr="t"/>
+        </w:pict>
+      </w:r>
+    </w:p>
+    <w:p>
+      <w:pPr>
+        <w:pStyle w:val="Heading2"/>
+      </w:pPr>
+      <w:bookmarkStart w:id="133" w:name="next-steps"/>
+      <w:bookmarkStart w:id="134" w:name="_Toc241779273"/>
+      <w:bookmarkEnd w:id="131"/>
+      <w:bookmarkEnd w:id="119"/>
+      <w:r>
+        <w:t>9. Next Steps</w:t>
+      </w:r>
+      <w:bookmarkEnd w:id="134"/>
+    </w:p>
+    <w:p>
+      <w:pPr>
+        <w:pStyle w:val="Compact"/>
+        <w:numPr>
+          <w:ilvl w:val="0"/>
+          <w:numId w:val="40"/>
+        </w:numPr>
+      </w:pPr>
+      <w:r>
+        <w:t>Add effort estimates in hours to each work package in Section 5, then resource-level the schedule.</w:t>
+      </w:r>
+    </w:p>
+    <w:p>
+      <w:pPr>
+        <w:pStyle w:val="Compact"/>
+        <w:numPr>
+          <w:ilvl w:val="0"/>
+          <w:numId w:val="40"/>
+        </w:numPr>
+      </w:pPr>
+      <w:r>
+        <w:t>Start the risk register, beginning with the three critical-path risks named in Section 6.5 and the third-party dependency risks in Section 3.9.</w:t>
+      </w:r>
+    </w:p>
+    <w:p>
+      <w:pPr>
+        <w:pStyle w:val="Compact"/>
+        <w:numPr>
+          <w:ilvl w:val="0"/>
+          <w:numId w:val="40"/>
+        </w:numPr>
+      </w:pPr>
+      <w:r>
+        <w:t>Run stakeholder analysis and requirements elicitation to confirm and extend the requirements in Section 4.</w:t>
+      </w:r>
+    </w:p>
+    <w:p>
+      <w:pPr>
+        <w:pStyle w:val="Compact"/>
+        <w:numPr>
+          <w:ilvl w:val="0"/>
+          <w:numId w:val="40"/>
+        </w:numPr>
+      </w:pPr>
+      <w:r>
+        <w:t>Expand the SRS with use case and sequence diagrams and acceptance criteria.</w:t>
+      </w:r>
+    </w:p>
+    <w:p>
+      <w:pPr>
+        <w:pStyle w:val="Heading2"/>
+      </w:pPr>
+      <w:bookmarkStart w:id="135" w:name="references"/>
+      <w:bookmarkStart w:id="136" w:name="_Toc241779274"/>
+      <w:bookmarkEnd w:id="133"/>
+      <w:r>
+        <w:t>10. References</w:t>
+      </w:r>
+      <w:bookmarkEnd w:id="136"/>
+    </w:p>
+    <w:p>
+      <w:pPr>
+        <w:pStyle w:val="Compact"/>
+        <w:numPr>
+          <w:ilvl w:val="0"/>
+          <w:numId w:val="41"/>
+        </w:numPr>
+      </w:pPr>
+      <w:r>
+        <w:t xml:space="preserve">Market Research Intellect — </w:t>
       </w:r>
       <w:r>
         <w:rPr>
           <w:i/>
           <w:iCs/>
         </w:rPr>
-        <w:t>Semester Project: Smart Parking Platform</w:t>
-      </w:r>
-      <w:r>
-        <w:t xml:space="preserve"> (course project brief).</w:t>
-      </w:r>
-    </w:p>
-    <w:p>
-      <w:pPr>
-        <w:pStyle w:val="FirstParagraph"/>
-      </w:pPr>
+        <w:t>Smart Parking Platform Market Size and Forecast.</w:t>
+      </w:r>
+      <w:r>
+        <w:t xml:space="preserve"> Market sizing and key player list.</w:t>
+      </w:r>
+    </w:p>
+    <w:p>
+      <w:pPr>
+        <w:pStyle w:val="Compact"/>
+        <w:numPr>
+          <w:ilvl w:val="0"/>
+          <w:numId w:val="41"/>
+        </w:numPr>
+      </w:pPr>
+      <w:r>
+        <w:t xml:space="preserve">Similarweb — </w:t>
+      </w:r>
       <w:r>
         <w:rPr>
           <w:i/>
           <w:iCs/>
         </w:rPr>
+        <w:t>SpotHero Competitors,</w:t>
+      </w:r>
+      <w:r>
+        <w:t xml:space="preserve"> June 2026. Competitive set for garage reservation platforms.</w:t>
+      </w:r>
+    </w:p>
+    <w:p>
+      <w:pPr>
+        <w:pStyle w:val="Compact"/>
+        <w:numPr>
+          <w:ilvl w:val="0"/>
+          <w:numId w:val="41"/>
+        </w:numPr>
+      </w:pPr>
+      <w:r>
+        <w:t xml:space="preserve">Unstar — </w:t>
+      </w:r>
+      <w:r>
+        <w:rPr>
+          <w:i/>
+          <w:iCs/>
+        </w:rPr>
+        <w:t>ParkMobile vs SpotHero: 5 Parking Apps Ranked, 2026.</w:t>
+      </w:r>
+      <w:r>
+        <w:t xml:space="preserve"> </w:t>
+      </w:r>
+      <w:r>
+        <w:t>Complaint pattern analysis for ParkMobile, SpotHero, PayByPhone, ParkWhiz, and Passport.</w:t>
+      </w:r>
+    </w:p>
+    <w:p>
+      <w:pPr>
+        <w:pStyle w:val="Compact"/>
+        <w:numPr>
+          <w:ilvl w:val="0"/>
+          <w:numId w:val="41"/>
+        </w:numPr>
+      </w:pPr>
+      <w:r>
+        <w:t xml:space="preserve">StartupOG — </w:t>
+      </w:r>
+      <w:r>
+        <w:rPr>
+          <w:i/>
+          <w:iCs/>
+        </w:rPr>
+        <w:t>Best ParkWhiz Alternatives &amp; Competitors, 2026.</w:t>
+      </w:r>
+      <w:r>
+        <w:t xml:space="preserve"> Feature positioning across competitors.</w:t>
+      </w:r>
+    </w:p>
+    <w:p>
+      <w:pPr>
+        <w:pStyle w:val="Compact"/>
+        <w:numPr>
+          <w:ilvl w:val="0"/>
+          <w:numId w:val="41"/>
+        </w:numPr>
+      </w:pPr>
+      <w:r>
+        <w:t xml:space="preserve">$oftware ¢orp. — </w:t>
+      </w:r>
+      <w:r>
+        <w:rPr>
+          <w:i/>
+          <w:iCs/>
+        </w:rPr>
+        <w:t>Semester Project: Smart Parking Platform</w:t>
+      </w:r>
+      <w:r>
+        <w:t xml:space="preserve"> (course project brief).</w:t>
+      </w:r>
+    </w:p>
+    <w:p>
+      <w:pPr>
+        <w:pStyle w:val="FirstParagraph"/>
+      </w:pPr>
+      <w:r>
+        <w:rPr>
+          <w:i/>
+          <w:iCs/>
+        </w:rPr>
         <w:t>End of document — version 1.1</w:t>
       </w:r>
-      <w:bookmarkEnd w:id="0"/>
-      <w:bookmarkEnd w:id="121"/>
-    </w:p>
+    </w:p>
+    <w:bookmarkEnd w:id="135"/>
+    <w:bookmarkEnd w:id="0"/>
     <w:sectPr>
-      <w:headerReference w:type="default" r:id="rId13"/>
-      <w:footerReference w:type="default" r:id="rId14"/>
+      <w:headerReference w:type="default" r:id="rId18"/>
+      <w:footerReference w:type="default" r:id="rId19"/>
       <w:pgSz w:w="12240" w:h="15840"/>
       <w:pgMar w:top="1440" w:right="1440" w:bottom="1440" w:left="1440" w:header="720" w:footer="720" w:gutter="0"/>
       <w:cols w:space="720"/>
@@ -19254,6 +23980,158 @@
 </w:ftr>
 </file>
 
+<file path=word/footer4.xml><?xml version="1.0" encoding="utf-8"?>
+<w:ftr xmlns:wpc="http://schemas.microsoft.com/office/word/2010/wordprocessingCanvas" xmlns:cx="http://schemas.microsoft.com/office/drawing/2014/chartex" xmlns:cx1="http://schemas.microsoft.com/office/drawing/2015/9/8/chartex" xmlns:cx2="http://schemas.microsoft.com/office/drawing/2015/10/21/chartex" xmlns:cx3="http://schemas.microsoft.com/office/drawing/2016/5/9/chartex" xmlns:cx4="http://schemas.microsoft.com/office/drawing/2016/5/10/chartex" xmlns:cx5="http://schemas.microsoft.com/office/drawing/2016/5/11/chartex" xmlns:cx6="http://schemas.microsoft.com/office/drawing/2016/5/12/chartex" xmlns:cx7="http://schemas.microsoft.com/office/drawing/2016/5/13/chartex" xmlns:cx8="http://schemas.microsoft.com/office/drawing/2016/5/14/chartex" xmlns:mc="http://schemas.openxmlformats.org/markup-compatibility/2006" xmlns:aink="http://schemas.microsoft.com/office/drawing/2016/ink" xmlns:am3d="http://schemas.microsoft.com/office/drawing/2017/model3d" xmlns:o="urn:schemas-microsoft-com:office:office" xmlns:oel="http://schemas.microsoft.com/office/2019/extlst" xmlns:r="http://schemas.openxmlformats.org/officeDocument/2006/relationships" xmlns:m="http://schemas.openxmlformats.org/officeDocument/2006/math" xmlns:v="urn:schemas-microsoft-com:vml" xmlns:wp14="http://schemas.microsoft.com/office/word/2010/wordprocessingDrawing" xmlns:wp="http://schemas.openxmlformats.org/drawingml/2006/wordprocessingDrawing" xmlns:w10="urn:schemas-microsoft-com:office:word" xmlns:w="http://schemas.openxmlformats.org/wordprocessingml/2006/main" xmlns:w14="http://schemas.microsoft.com/office/word/2010/wordml" xmlns:w15="http://schemas.microsoft.com/office/word/2012/wordml" xmlns:w16cex="http://schemas.microsoft.com/office/word/2018/wordml/cex" xmlns:w16cid="http://schemas.microsoft.com/office/word/2016/wordml/cid" xmlns:w16="http://schemas.microsoft.com/office/word/2018/wordml" xmlns:w16du="http://schemas.microsoft.com/office/word/2023/wordml/word16du" xmlns:w16sdtdh="http://schemas.microsoft.com/office/word/2020/wordml/sdtdatahash" xmlns:w16sdtfl="http://schemas.microsoft.com/office/word/2024/wordml/sdtformatlock" xmlns:w16se="http://schemas.microsoft.com/office/word/2015/wordml/symex" xmlns:wpg="http://schemas.microsoft.com/office/word/2010/wordprocessingGroup" xmlns:wpi="http://schemas.microsoft.com/office/word/2010/wordprocessingInk" xmlns:wne="http://schemas.microsoft.com/office/word/2006/wordml" xmlns:wps="http://schemas.microsoft.com/office/word/2010/wordprocessingShape" mc:Ignorable="w14 w15 w16se w16cid w16 w16cex w16sdtdh w16sdtfl w16du wp14">
+  <w:p>
+    <w:pPr>
+      <w:pBdr>
+        <w:top w:val="single" w:sz="6" w:space="4" w:color="BFBFBF"/>
+      </w:pBdr>
+      <w:tabs>
+        <w:tab w:val="right" w:pos="9360"/>
+      </w:tabs>
+      <w:spacing w:before="120"/>
+    </w:pPr>
+    <w:r>
+      <w:rPr>
+        <w:color w:val="595959"/>
+        <w:sz w:val="18"/>
+      </w:rPr>
+      <w:t>CIS 4374 Section H — Dinh Pham</w:t>
+    </w:r>
+    <w:r>
+      <w:rPr>
+        <w:color w:val="595959"/>
+        <w:sz w:val="18"/>
+      </w:rPr>
+      <w:tab/>
+      <w:t xml:space="preserve">Page </w:t>
+    </w:r>
+    <w:r>
+      <w:fldChar w:fldCharType="begin"/>
+    </w:r>
+    <w:r>
+      <w:instrText xml:space="preserve"> PAGE </w:instrText>
+    </w:r>
+    <w:r>
+      <w:fldChar w:fldCharType="separate"/>
+    </w:r>
+    <w:r>
+      <w:rPr>
+        <w:color w:val="595959"/>
+        <w:sz w:val="18"/>
+      </w:rPr>
+      <w:t>1</w:t>
+    </w:r>
+    <w:r>
+      <w:fldChar w:fldCharType="end"/>
+    </w:r>
+    <w:r>
+      <w:rPr>
+        <w:color w:val="595959"/>
+        <w:sz w:val="18"/>
+      </w:rPr>
+      <w:t xml:space="preserve"> of </w:t>
+    </w:r>
+    <w:r>
+      <w:fldChar w:fldCharType="begin"/>
+    </w:r>
+    <w:r>
+      <w:instrText xml:space="preserve"> NUMPAGES </w:instrText>
+    </w:r>
+    <w:r>
+      <w:fldChar w:fldCharType="separate"/>
+    </w:r>
+    <w:r>
+      <w:rPr>
+        <w:color w:val="595959"/>
+        <w:sz w:val="18"/>
+      </w:rPr>
+      <w:t>1</w:t>
+    </w:r>
+    <w:r>
+      <w:fldChar w:fldCharType="end"/>
+    </w:r>
+  </w:p>
+</w:ftr>
+</file>
+
+<file path=word/footer5.xml><?xml version="1.0" encoding="utf-8"?>
+<w:ftr xmlns:wpc="http://schemas.microsoft.com/office/word/2010/wordprocessingCanvas" xmlns:cx="http://schemas.microsoft.com/office/drawing/2014/chartex" xmlns:cx1="http://schemas.microsoft.com/office/drawing/2015/9/8/chartex" xmlns:cx2="http://schemas.microsoft.com/office/drawing/2015/10/21/chartex" xmlns:cx3="http://schemas.microsoft.com/office/drawing/2016/5/9/chartex" xmlns:cx4="http://schemas.microsoft.com/office/drawing/2016/5/10/chartex" xmlns:cx5="http://schemas.microsoft.com/office/drawing/2016/5/11/chartex" xmlns:cx6="http://schemas.microsoft.com/office/drawing/2016/5/12/chartex" xmlns:cx7="http://schemas.microsoft.com/office/drawing/2016/5/13/chartex" xmlns:cx8="http://schemas.microsoft.com/office/drawing/2016/5/14/chartex" xmlns:mc="http://schemas.openxmlformats.org/markup-compatibility/2006" xmlns:aink="http://schemas.microsoft.com/office/drawing/2016/ink" xmlns:am3d="http://schemas.microsoft.com/office/drawing/2017/model3d" xmlns:o="urn:schemas-microsoft-com:office:office" xmlns:oel="http://schemas.microsoft.com/office/2019/extlst" xmlns:r="http://schemas.openxmlformats.org/officeDocument/2006/relationships" xmlns:m="http://schemas.openxmlformats.org/officeDocument/2006/math" xmlns:v="urn:schemas-microsoft-com:vml" xmlns:wp14="http://schemas.microsoft.com/office/word/2010/wordprocessingDrawing" xmlns:wp="http://schemas.openxmlformats.org/drawingml/2006/wordprocessingDrawing" xmlns:w10="urn:schemas-microsoft-com:office:word" xmlns:w="http://schemas.openxmlformats.org/wordprocessingml/2006/main" xmlns:w14="http://schemas.microsoft.com/office/word/2010/wordml" xmlns:w15="http://schemas.microsoft.com/office/word/2012/wordml" xmlns:w16cex="http://schemas.microsoft.com/office/word/2018/wordml/cex" xmlns:w16cid="http://schemas.microsoft.com/office/word/2016/wordml/cid" xmlns:w16="http://schemas.microsoft.com/office/word/2018/wordml" xmlns:w16du="http://schemas.microsoft.com/office/word/2023/wordml/word16du" xmlns:w16sdtdh="http://schemas.microsoft.com/office/word/2020/wordml/sdtdatahash" xmlns:w16sdtfl="http://schemas.microsoft.com/office/word/2024/wordml/sdtformatlock" xmlns:w16se="http://schemas.microsoft.com/office/word/2015/wordml/symex" xmlns:wpg="http://schemas.microsoft.com/office/word/2010/wordprocessingGroup" xmlns:wpi="http://schemas.microsoft.com/office/word/2010/wordprocessingInk" xmlns:wne="http://schemas.microsoft.com/office/word/2006/wordml" xmlns:wps="http://schemas.microsoft.com/office/word/2010/wordprocessingShape" mc:Ignorable="w14 w15 w16se w16cid w16 w16cex w16sdtdh w16sdtfl w16du wp14">
+  <w:p>
+    <w:pPr>
+      <w:pBdr>
+        <w:top w:val="single" w:sz="6" w:space="4" w:color="BFBFBF"/>
+      </w:pBdr>
+      <w:tabs>
+        <w:tab w:val="right" w:pos="9360"/>
+      </w:tabs>
+      <w:spacing w:before="120"/>
+    </w:pPr>
+    <w:r>
+      <w:rPr>
+        <w:color w:val="595959"/>
+        <w:sz w:val="18"/>
+      </w:rPr>
+      <w:t>CIS 4374 Section H — Dinh Pham</w:t>
+    </w:r>
+    <w:r>
+      <w:rPr>
+        <w:color w:val="595959"/>
+        <w:sz w:val="18"/>
+      </w:rPr>
+      <w:tab/>
+      <w:t xml:space="preserve">Page </w:t>
+    </w:r>
+    <w:r>
+      <w:fldChar w:fldCharType="begin"/>
+    </w:r>
+    <w:r>
+      <w:instrText xml:space="preserve"> PAGE </w:instrText>
+    </w:r>
+    <w:r>
+      <w:fldChar w:fldCharType="separate"/>
+    </w:r>
+    <w:r>
+      <w:rPr>
+        <w:color w:val="595959"/>
+        <w:sz w:val="18"/>
+      </w:rPr>
+      <w:t>1</w:t>
+    </w:r>
+    <w:r>
+      <w:fldChar w:fldCharType="end"/>
+    </w:r>
+    <w:r>
+      <w:rPr>
+        <w:color w:val="595959"/>
+        <w:sz w:val="18"/>
+      </w:rPr>
+      <w:t xml:space="preserve"> of </w:t>
+    </w:r>
+    <w:r>
+      <w:fldChar w:fldCharType="begin"/>
+    </w:r>
+    <w:r>
+      <w:instrText xml:space="preserve"> NUMPAGES </w:instrText>
+    </w:r>
+    <w:r>
+      <w:fldChar w:fldCharType="separate"/>
+    </w:r>
+    <w:r>
+      <w:rPr>
+        <w:color w:val="595959"/>
+        <w:sz w:val="18"/>
+      </w:rPr>
+      <w:t>1</w:t>
+    </w:r>
+    <w:r>
+      <w:fldChar w:fldCharType="end"/>
+    </w:r>
+  </w:p>
+</w:ftr>
+</file>
+
 <file path=word/footnotes.xml><?xml version="1.0" encoding="utf-8"?>
 <w:footnotes xmlns:wpc="http://schemas.microsoft.com/office/word/2010/wordprocessingCanvas" xmlns:cx="http://schemas.microsoft.com/office/drawing/2014/chartex" xmlns:cx1="http://schemas.microsoft.com/office/drawing/2015/9/8/chartex" xmlns:cx2="http://schemas.microsoft.com/office/drawing/2015/10/21/chartex" xmlns:cx3="http://schemas.microsoft.com/office/drawing/2016/5/9/chartex" xmlns:cx4="http://schemas.microsoft.com/office/drawing/2016/5/10/chartex" xmlns:cx5="http://schemas.microsoft.com/office/drawing/2016/5/11/chartex" xmlns:cx6="http://schemas.microsoft.com/office/drawing/2016/5/12/chartex" xmlns:cx7="http://schemas.microsoft.com/office/drawing/2016/5/13/chartex" xmlns:cx8="http://schemas.microsoft.com/office/drawing/2016/5/14/chartex" xmlns:mc="http://schemas.openxmlformats.org/markup-compatibility/2006" xmlns:aink="http://schemas.microsoft.com/office/drawing/2016/ink" xmlns:am3d="http://schemas.microsoft.com/office/drawing/2017/model3d" xmlns:o="urn:schemas-microsoft-com:office:office" xmlns:oel="http://schemas.microsoft.com/office/2019/extlst" xmlns:r="http://schemas.openxmlformats.org/officeDocument/2006/relationships" xmlns:m="http://schemas.openxmlformats.org/officeDocument/2006/math" xmlns:v="urn:schemas-microsoft-com:vml" xmlns:wp14="http://schemas.microsoft.com/office/word/2010/wordprocessingDrawing" xmlns:wp="http://schemas.openxmlformats.org/drawingml/2006/wordprocessingDrawing" xmlns:w10="urn:schemas-microsoft-com:office:word" xmlns:w="http://schemas.openxmlformats.org/wordprocessingml/2006/main" xmlns:w14="http://schemas.microsoft.com/office/word/2010/wordml" xmlns:w15="http://schemas.microsoft.com/office/word/2012/wordml" xmlns:w16cex="http://schemas.microsoft.com/office/word/2018/wordml/cex" xmlns:w16cid="http://schemas.microsoft.com/office/word/2016/wordml/cid" xmlns:w16="http://schemas.microsoft.com/office/word/2018/wordml" xmlns:w16du="http://schemas.microsoft.com/office/word/2023/wordml/word16du" xmlns:w16sdtdh="http://schemas.microsoft.com/office/word/2020/wordml/sdtdatahash" xmlns:w16sdtfl="http://schemas.microsoft.com/office/word/2024/wordml/sdtformatlock" xmlns:w16se="http://schemas.microsoft.com/office/word/2015/wordml/symex" xmlns:wpg="http://schemas.microsoft.com/office/word/2010/wordprocessingGroup" xmlns:wpi="http://schemas.microsoft.com/office/word/2010/wordprocessingInk" xmlns:wne="http://schemas.microsoft.com/office/word/2006/wordml" xmlns:wps="http://schemas.microsoft.com/office/word/2010/wordprocessingShape" mc:Ignorable="w14 w15 w16se w16cid w16 w16cex w16sdtdh w16sdtfl w16du wp14">
   <w:footnote w:type="separator" w:id="-1">
@@ -19366,12 +24244,74 @@
 </w:hdr>
 </file>
 
+<file path=word/header4.xml><?xml version="1.0" encoding="utf-8"?>
+<w:hdr xmlns:wpc="http://schemas.microsoft.com/office/word/2010/wordprocessingCanvas" xmlns:cx="http://schemas.microsoft.com/office/drawing/2014/chartex" xmlns:cx1="http://schemas.microsoft.com/office/drawing/2015/9/8/chartex" xmlns:cx2="http://schemas.microsoft.com/office/drawing/2015/10/21/chartex" xmlns:cx3="http://schemas.microsoft.com/office/drawing/2016/5/9/chartex" xmlns:cx4="http://schemas.microsoft.com/office/drawing/2016/5/10/chartex" xmlns:cx5="http://schemas.microsoft.com/office/drawing/2016/5/11/chartex" xmlns:cx6="http://schemas.microsoft.com/office/drawing/2016/5/12/chartex" xmlns:cx7="http://schemas.microsoft.com/office/drawing/2016/5/13/chartex" xmlns:cx8="http://schemas.microsoft.com/office/drawing/2016/5/14/chartex" xmlns:mc="http://schemas.openxmlformats.org/markup-compatibility/2006" xmlns:aink="http://schemas.microsoft.com/office/drawing/2016/ink" xmlns:am3d="http://schemas.microsoft.com/office/drawing/2017/model3d" xmlns:o="urn:schemas-microsoft-com:office:office" xmlns:oel="http://schemas.microsoft.com/office/2019/extlst" xmlns:r="http://schemas.openxmlformats.org/officeDocument/2006/relationships" xmlns:m="http://schemas.openxmlformats.org/officeDocument/2006/math" xmlns:v="urn:schemas-microsoft-com:vml" xmlns:wp14="http://schemas.microsoft.com/office/word/2010/wordprocessingDrawing" xmlns:wp="http://schemas.openxmlformats.org/drawingml/2006/wordprocessingDrawing" xmlns:w10="urn:schemas-microsoft-com:office:word" xmlns:w="http://schemas.openxmlformats.org/wordprocessingml/2006/main" xmlns:w14="http://schemas.microsoft.com/office/word/2010/wordml" xmlns:w15="http://schemas.microsoft.com/office/word/2012/wordml" xmlns:w16cex="http://schemas.microsoft.com/office/word/2018/wordml/cex" xmlns:w16cid="http://schemas.microsoft.com/office/word/2016/wordml/cid" xmlns:w16="http://schemas.microsoft.com/office/word/2018/wordml" xmlns:w16du="http://schemas.microsoft.com/office/word/2023/wordml/word16du" xmlns:w16sdtdh="http://schemas.microsoft.com/office/word/2020/wordml/sdtdatahash" xmlns:w16sdtfl="http://schemas.microsoft.com/office/word/2024/wordml/sdtformatlock" xmlns:w16se="http://schemas.microsoft.com/office/word/2015/wordml/symex" xmlns:wpg="http://schemas.microsoft.com/office/word/2010/wordprocessingGroup" xmlns:wpi="http://schemas.microsoft.com/office/word/2010/wordprocessingInk" xmlns:wne="http://schemas.microsoft.com/office/word/2006/wordml" xmlns:wps="http://schemas.microsoft.com/office/word/2010/wordprocessingShape" mc:Ignorable="w14 w15 w16se w16cid w16 w16cex w16sdtdh w16sdtfl w16du wp14">
+  <w:p>
+    <w:pPr>
+      <w:pBdr>
+        <w:bottom w:val="single" w:sz="6" w:space="4" w:color="BFBFBF"/>
+      </w:pBdr>
+      <w:tabs>
+        <w:tab w:val="right" w:pos="9360"/>
+      </w:tabs>
+      <w:spacing w:after="120"/>
+    </w:pPr>
+    <w:r>
+      <w:rPr>
+        <w:color w:val="595959"/>
+        <w:sz w:val="18"/>
+      </w:rPr>
+      <w:t>Smart Parking Platform — Project Document</w:t>
+    </w:r>
+    <w:r>
+      <w:rPr>
+        <w:color w:val="595959"/>
+        <w:sz w:val="18"/>
+      </w:rPr>
+      <w:tab/>
+      <w:t>$oftware ¢orp.</w:t>
+    </w:r>
+  </w:p>
+</w:hdr>
+</file>
+
+<file path=word/header5.xml><?xml version="1.0" encoding="utf-8"?>
+<w:hdr xmlns:wpc="http://schemas.microsoft.com/office/word/2010/wordprocessingCanvas" xmlns:cx="http://schemas.microsoft.com/office/drawing/2014/chartex" xmlns:cx1="http://schemas.microsoft.com/office/drawing/2015/9/8/chartex" xmlns:cx2="http://schemas.microsoft.com/office/drawing/2015/10/21/chartex" xmlns:cx3="http://schemas.microsoft.com/office/drawing/2016/5/9/chartex" xmlns:cx4="http://schemas.microsoft.com/office/drawing/2016/5/10/chartex" xmlns:cx5="http://schemas.microsoft.com/office/drawing/2016/5/11/chartex" xmlns:cx6="http://schemas.microsoft.com/office/drawing/2016/5/12/chartex" xmlns:cx7="http://schemas.microsoft.com/office/drawing/2016/5/13/chartex" xmlns:cx8="http://schemas.microsoft.com/office/drawing/2016/5/14/chartex" xmlns:mc="http://schemas.openxmlformats.org/markup-compatibility/2006" xmlns:aink="http://schemas.microsoft.com/office/drawing/2016/ink" xmlns:am3d="http://schemas.microsoft.com/office/drawing/2017/model3d" xmlns:o="urn:schemas-microsoft-com:office:office" xmlns:oel="http://schemas.microsoft.com/office/2019/extlst" xmlns:r="http://schemas.openxmlformats.org/officeDocument/2006/relationships" xmlns:m="http://schemas.openxmlformats.org/officeDocument/2006/math" xmlns:v="urn:schemas-microsoft-com:vml" xmlns:wp14="http://schemas.microsoft.com/office/word/2010/wordprocessingDrawing" xmlns:wp="http://schemas.openxmlformats.org/drawingml/2006/wordprocessingDrawing" xmlns:w10="urn:schemas-microsoft-com:office:word" xmlns:w="http://schemas.openxmlformats.org/wordprocessingml/2006/main" xmlns:w14="http://schemas.microsoft.com/office/word/2010/wordml" xmlns:w15="http://schemas.microsoft.com/office/word/2012/wordml" xmlns:w16cex="http://schemas.microsoft.com/office/word/2018/wordml/cex" xmlns:w16cid="http://schemas.microsoft.com/office/word/2016/wordml/cid" xmlns:w16="http://schemas.microsoft.com/office/word/2018/wordml" xmlns:w16du="http://schemas.microsoft.com/office/word/2023/wordml/word16du" xmlns:w16sdtdh="http://schemas.microsoft.com/office/word/2020/wordml/sdtdatahash" xmlns:w16sdtfl="http://schemas.microsoft.com/office/word/2024/wordml/sdtformatlock" xmlns:w16se="http://schemas.microsoft.com/office/word/2015/wordml/symex" xmlns:wpg="http://schemas.microsoft.com/office/word/2010/wordprocessingGroup" xmlns:wpi="http://schemas.microsoft.com/office/word/2010/wordprocessingInk" xmlns:wne="http://schemas.microsoft.com/office/word/2006/wordml" xmlns:wps="http://schemas.microsoft.com/office/word/2010/wordprocessingShape" mc:Ignorable="w14 w15 w16se w16cid w16 w16cex w16sdtdh w16sdtfl w16du wp14">
+  <w:p>
+    <w:pPr>
+      <w:pBdr>
+        <w:bottom w:val="single" w:sz="6" w:space="4" w:color="BFBFBF"/>
+      </w:pBdr>
+      <w:tabs>
+        <w:tab w:val="right" w:pos="9360"/>
+      </w:tabs>
+      <w:spacing w:after="120"/>
+    </w:pPr>
+    <w:r>
+      <w:rPr>
+        <w:color w:val="595959"/>
+        <w:sz w:val="18"/>
+      </w:rPr>
+      <w:t>Smart Parking Platform — Project Document</w:t>
+    </w:r>
+    <w:r>
+      <w:rPr>
+        <w:color w:val="595959"/>
+        <w:sz w:val="18"/>
+      </w:rPr>
+      <w:tab/>
+      <w:t>$oftware ¢orp.</w:t>
+    </w:r>
+  </w:p>
+</w:hdr>
+</file>
+
 <file path=word/numbering.xml><?xml version="1.0" encoding="utf-8"?>
 <w:numbering xmlns:wpc="http://schemas.microsoft.com/office/word/2010/wordprocessingCanvas" xmlns:cx="http://schemas.microsoft.com/office/drawing/2014/chartex" xmlns:cx1="http://schemas.microsoft.com/office/drawing/2015/9/8/chartex" xmlns:cx2="http://schemas.microsoft.com/office/drawing/2015/10/21/chartex" xmlns:cx3="http://schemas.microsoft.com/office/drawing/2016/5/9/chartex" xmlns:cx4="http://schemas.microsoft.com/office/drawing/2016/5/10/chartex" xmlns:cx5="http://schemas.microsoft.com/office/drawing/2016/5/11/chartex" xmlns:cx6="http://schemas.microsoft.com/office/drawing/2016/5/12/chartex" xmlns:cx7="http://schemas.microsoft.com/office/drawing/2016/5/13/chartex" xmlns:cx8="http://schemas.microsoft.com/office/drawing/2016/5/14/chartex" xmlns:mc="http://schemas.openxmlformats.org/markup-compatibility/2006" xmlns:aink="http://schemas.microsoft.com/office/drawing/2016/ink" xmlns:am3d="http://schemas.microsoft.com/office/drawing/2017/model3d" xmlns:o="urn:schemas-microsoft-com:office:office" xmlns:oel="http://schemas.microsoft.com/office/2019/extlst" xmlns:r="http://schemas.openxmlformats.org/officeDocument/2006/relationships" xmlns:m="http://schemas.openxmlformats.org/officeDocument/2006/math" xmlns:v="urn:schemas-microsoft-com:vml" xmlns:wp14="http://schemas.microsoft.com/office/word/2010/wordprocessingDrawing" xmlns:wp="http://schemas.openxmlformats.org/drawingml/2006/wordprocessingDrawing" xmlns:w10="urn:schemas-microsoft-com:office:word" xmlns:w="http://schemas.openxmlformats.org/wordprocessingml/2006/main" xmlns:w14="http://schemas.microsoft.com/office/word/2010/wordml" xmlns:w15="http://schemas.microsoft.com/office/word/2012/wordml" xmlns:w16cex="http://schemas.microsoft.com/office/word/2018/wordml/cex" xmlns:w16cid="http://schemas.microsoft.com/office/word/2016/wordml/cid" xmlns:w16="http://schemas.microsoft.com/office/word/2018/wordml" xmlns:w16du="http://schemas.microsoft.com/office/word/2023/wordml/word16du" xmlns:w16sdtdh="http://schemas.microsoft.com/office/word/2020/wordml/sdtdatahash" xmlns:w16sdtfl="http://schemas.microsoft.com/office/word/2024/wordml/sdtformatlock" xmlns:w16se="http://schemas.microsoft.com/office/word/2015/wordml/symex" xmlns:wpg="http://schemas.microsoft.com/office/word/2010/wordprocessingGroup" xmlns:wpi="http://schemas.microsoft.com/office/word/2010/wordprocessingInk" xmlns:wne="http://schemas.microsoft.com/office/word/2006/wordml" xmlns:wps="http://schemas.microsoft.com/office/word/2010/wordprocessingShape" mc:Ignorable="w14 w15 w16se w16cid w16 w16cex w16sdtdh w16sdtfl w16du wp14">
   <w:abstractNum w:abstractNumId="0" w15:restartNumberingAfterBreak="0">
     <w:nsid w:val="0000A990"/>
     <w:multiLevelType w:val="multilevel"/>
-    <w:tmpl w:val="814E0F46"/>
+    <w:tmpl w:val="EA7064BA"/>
     <w:lvl w:ilvl="0">
       <w:numFmt w:val="bullet"/>
       <w:lvlText w:val=" "/>
@@ -19448,7 +24388,7 @@
   <w:abstractNum w:abstractNumId="1" w15:restartNumberingAfterBreak="0">
     <w:nsid w:val="0000A991"/>
     <w:multiLevelType w:val="multilevel"/>
-    <w:tmpl w:val="4BB4A3E8"/>
+    <w:tmpl w:val="456E055C"/>
     <w:lvl w:ilvl="0">
       <w:numFmt w:val="bullet"/>
       <w:lvlText w:val="•"/>
@@ -19525,7 +24465,7 @@
   <w:abstractNum w:abstractNumId="2" w15:restartNumberingAfterBreak="0">
     <w:nsid w:val="00A99411"/>
     <w:multiLevelType w:val="multilevel"/>
-    <w:tmpl w:val="5E5C4EE8"/>
+    <w:tmpl w:val="3EB03E5A"/>
     <w:lvl w:ilvl="0">
       <w:start w:val="1"/>
       <w:numFmt w:val="decimal"/>
@@ -19608,10 +24548,10 @@
       </w:pPr>
     </w:lvl>
   </w:abstractNum>
-  <w:num w:numId="1" w16cid:durableId="855928967">
+  <w:num w:numId="1" w16cid:durableId="549879324">
     <w:abstractNumId w:val="0"/>
   </w:num>
-  <w:num w:numId="2" w16cid:durableId="1101145525">
+  <w:num w:numId="2" w16cid:durableId="828449594">
     <w:abstractNumId w:val="2"/>
     <w:lvlOverride w:ilvl="0">
       <w:startOverride w:val="1"/>
@@ -19641,91 +24581,91 @@
       <w:startOverride w:val="1"/>
     </w:lvlOverride>
   </w:num>
-  <w:num w:numId="3" w16cid:durableId="1797522169">
+  <w:num w:numId="3" w16cid:durableId="1907644383">
     <w:abstractNumId w:val="1"/>
   </w:num>
-  <w:num w:numId="4" w16cid:durableId="977565233">
+  <w:num w:numId="4" w16cid:durableId="1702589528">
     <w:abstractNumId w:val="1"/>
   </w:num>
-  <w:num w:numId="5" w16cid:durableId="1069305181">
+  <w:num w:numId="5" w16cid:durableId="2084599141">
     <w:abstractNumId w:val="1"/>
   </w:num>
-  <w:num w:numId="6" w16cid:durableId="584724118">
+  <w:num w:numId="6" w16cid:durableId="2031568041">
     <w:abstractNumId w:val="1"/>
   </w:num>
-  <w:num w:numId="7" w16cid:durableId="685447214">
+  <w:num w:numId="7" w16cid:durableId="783039035">
     <w:abstractNumId w:val="1"/>
   </w:num>
-  <w:num w:numId="8" w16cid:durableId="873231110">
+  <w:num w:numId="8" w16cid:durableId="1028919448">
     <w:abstractNumId w:val="1"/>
   </w:num>
-  <w:num w:numId="9" w16cid:durableId="1520581433">
+  <w:num w:numId="9" w16cid:durableId="580989155">
     <w:abstractNumId w:val="1"/>
   </w:num>
-  <w:num w:numId="10" w16cid:durableId="1718771177">
+  <w:num w:numId="10" w16cid:durableId="629433078">
     <w:abstractNumId w:val="1"/>
   </w:num>
-  <w:num w:numId="11" w16cid:durableId="474831605">
+  <w:num w:numId="11" w16cid:durableId="2016106880">
     <w:abstractNumId w:val="1"/>
   </w:num>
-  <w:num w:numId="12" w16cid:durableId="223956780">
+  <w:num w:numId="12" w16cid:durableId="352463069">
     <w:abstractNumId w:val="1"/>
   </w:num>
-  <w:num w:numId="13" w16cid:durableId="1271428477">
+  <w:num w:numId="13" w16cid:durableId="83965242">
     <w:abstractNumId w:val="1"/>
   </w:num>
-  <w:num w:numId="14" w16cid:durableId="318193878">
+  <w:num w:numId="14" w16cid:durableId="2043550306">
     <w:abstractNumId w:val="1"/>
   </w:num>
-  <w:num w:numId="15" w16cid:durableId="239874151">
+  <w:num w:numId="15" w16cid:durableId="673611547">
     <w:abstractNumId w:val="1"/>
   </w:num>
-  <w:num w:numId="16" w16cid:durableId="1045524982">
+  <w:num w:numId="16" w16cid:durableId="83452726">
     <w:abstractNumId w:val="1"/>
   </w:num>
-  <w:num w:numId="17" w16cid:durableId="1521966972">
+  <w:num w:numId="17" w16cid:durableId="501512053">
     <w:abstractNumId w:val="1"/>
   </w:num>
-  <w:num w:numId="18" w16cid:durableId="1221286525">
+  <w:num w:numId="18" w16cid:durableId="731462574">
     <w:abstractNumId w:val="1"/>
   </w:num>
-  <w:num w:numId="19" w16cid:durableId="194126974">
+  <w:num w:numId="19" w16cid:durableId="2080319375">
     <w:abstractNumId w:val="1"/>
   </w:num>
-  <w:num w:numId="20" w16cid:durableId="828131306">
+  <w:num w:numId="20" w16cid:durableId="1460996526">
     <w:abstractNumId w:val="1"/>
   </w:num>
-  <w:num w:numId="21" w16cid:durableId="900562092">
+  <w:num w:numId="21" w16cid:durableId="2006130461">
     <w:abstractNumId w:val="1"/>
   </w:num>
-  <w:num w:numId="22" w16cid:durableId="559902718">
+  <w:num w:numId="22" w16cid:durableId="842087737">
     <w:abstractNumId w:val="1"/>
   </w:num>
-  <w:num w:numId="23" w16cid:durableId="682517198">
+  <w:num w:numId="23" w16cid:durableId="1226453098">
     <w:abstractNumId w:val="1"/>
   </w:num>
-  <w:num w:numId="24" w16cid:durableId="700017408">
+  <w:num w:numId="24" w16cid:durableId="278025937">
     <w:abstractNumId w:val="1"/>
   </w:num>
-  <w:num w:numId="25" w16cid:durableId="327833471">
+  <w:num w:numId="25" w16cid:durableId="1511944081">
     <w:abstractNumId w:val="1"/>
   </w:num>
-  <w:num w:numId="26" w16cid:durableId="1947693309">
+  <w:num w:numId="26" w16cid:durableId="627857842">
     <w:abstractNumId w:val="1"/>
   </w:num>
-  <w:num w:numId="27" w16cid:durableId="1167093899">
+  <w:num w:numId="27" w16cid:durableId="1439912762">
     <w:abstractNumId w:val="1"/>
   </w:num>
-  <w:num w:numId="28" w16cid:durableId="443229167">
+  <w:num w:numId="28" w16cid:durableId="1012613154">
     <w:abstractNumId w:val="1"/>
   </w:num>
-  <w:num w:numId="29" w16cid:durableId="748384519">
+  <w:num w:numId="29" w16cid:durableId="1785151188">
     <w:abstractNumId w:val="1"/>
   </w:num>
-  <w:num w:numId="30" w16cid:durableId="1403287015">
+  <w:num w:numId="30" w16cid:durableId="1616206119">
     <w:abstractNumId w:val="1"/>
   </w:num>
-  <w:num w:numId="31" w16cid:durableId="58141464">
+  <w:num w:numId="31" w16cid:durableId="1970237596">
     <w:abstractNumId w:val="2"/>
     <w:lvlOverride w:ilvl="0">
       <w:startOverride w:val="1"/>
@@ -19755,7 +24695,7 @@
       <w:startOverride w:val="1"/>
     </w:lvlOverride>
   </w:num>
-  <w:num w:numId="32" w16cid:durableId="970358595">
+  <w:num w:numId="32" w16cid:durableId="1318993232">
     <w:abstractNumId w:val="2"/>
     <w:lvlOverride w:ilvl="0">
       <w:startOverride w:val="1"/>
@@ -19785,16 +24725,19 @@
       <w:startOverride w:val="1"/>
     </w:lvlOverride>
   </w:num>
-  <w:num w:numId="33" w16cid:durableId="248851777">
+  <w:num w:numId="33" w16cid:durableId="223948518">
     <w:abstractNumId w:val="1"/>
   </w:num>
-  <w:num w:numId="34" w16cid:durableId="363554862">
+  <w:num w:numId="34" w16cid:durableId="54009234">
     <w:abstractNumId w:val="1"/>
   </w:num>
-  <w:num w:numId="35" w16cid:durableId="1631548885">
+  <w:num w:numId="35" w16cid:durableId="492721543">
     <w:abstractNumId w:val="1"/>
   </w:num>
-  <w:num w:numId="36" w16cid:durableId="578053283">
+  <w:num w:numId="36" w16cid:durableId="384527820">
+    <w:abstractNumId w:val="1"/>
+  </w:num>
+  <w:num w:numId="37" w16cid:durableId="2110350905">
     <w:abstractNumId w:val="2"/>
     <w:lvlOverride w:ilvl="0">
       <w:startOverride w:val="1"/>
@@ -19824,7 +24767,43 @@
       <w:startOverride w:val="1"/>
     </w:lvlOverride>
   </w:num>
-  <w:num w:numId="37" w16cid:durableId="195390958">
+  <w:num w:numId="38" w16cid:durableId="105198013">
+    <w:abstractNumId w:val="1"/>
+  </w:num>
+  <w:num w:numId="39" w16cid:durableId="1332682564">
+    <w:abstractNumId w:val="1"/>
+  </w:num>
+  <w:num w:numId="40" w16cid:durableId="1645889754">
+    <w:abstractNumId w:val="2"/>
+    <w:lvlOverride w:ilvl="0">
+      <w:startOverride w:val="1"/>
+    </w:lvlOverride>
+    <w:lvlOverride w:ilvl="1">
+      <w:startOverride w:val="1"/>
+    </w:lvlOverride>
+    <w:lvlOverride w:ilvl="2">
+      <w:startOverride w:val="1"/>
+    </w:lvlOverride>
+    <w:lvlOverride w:ilvl="3">
+      <w:startOverride w:val="1"/>
+    </w:lvlOverride>
+    <w:lvlOverride w:ilvl="4">
+      <w:startOverride w:val="1"/>
+    </w:lvlOverride>
+    <w:lvlOverride w:ilvl="5">
+      <w:startOverride w:val="1"/>
+    </w:lvlOverride>
+    <w:lvlOverride w:ilvl="6">
+      <w:startOverride w:val="1"/>
+    </w:lvlOverride>
+    <w:lvlOverride w:ilvl="7">
+      <w:startOverride w:val="1"/>
+    </w:lvlOverride>
+    <w:lvlOverride w:ilvl="8">
+      <w:startOverride w:val="1"/>
+    </w:lvlOverride>
+  </w:num>
+  <w:num w:numId="41" w16cid:durableId="1333802648">
     <w:abstractNumId w:val="2"/>
     <w:lvlOverride w:ilvl="0">
       <w:startOverride w:val="1"/>
@@ -20892,7 +25871,7 @@
     <w:next w:val="Normal"/>
     <w:autoRedefine/>
     <w:uiPriority w:val="39"/>
-    <w:rsid w:val="004A3E7D"/>
+    <w:rsid w:val="0074424E"/>
     <w:pPr>
       <w:spacing w:after="100"/>
       <w:ind w:left="240"/>
@@ -20904,7 +25883,7 @@
     <w:next w:val="Normal"/>
     <w:autoRedefine/>
     <w:uiPriority w:val="39"/>
-    <w:rsid w:val="004A3E7D"/>
+    <w:rsid w:val="0074424E"/>
     <w:pPr>
       <w:spacing w:after="100"/>
       <w:ind w:left="480"/>
